--- a/docs/INDEXLA WHITEPAPER FINAL.docx
+++ b/docs/INDEXLA WHITEPAPER FINAL.docx
@@ -1,6 +1,6 @@
 
 <file path=word/document.xml><?xml version="1.0" encoding="UTF-8" standalone="yes"?>-<w:document xmlns:mc="http://schemas.openxmlformats.org/markup-compatibility/2006" xmlns:o="urn:schemas-microsoft-com:office:office" xmlns:r="http://schemas.openxmlformats.org/officeDocument/2006/relationships" xmlns:m="http://schemas.openxmlformats.org/officeDocument/2006/math" xmlns:v="urn:schemas-microsoft-com:vml" xmlns:wp="http://schemas.openxmlformats.org/drawingml/2006/wordprocessingDrawing" xmlns:w10="urn:schemas-microsoft-com:office:word" xmlns:w="http://schemas.openxmlformats.org/wordprocessingml/2006/main" xmlns:wne="http://schemas.microsoft.com/office/word/2006/wordml" xmlns:sl="http://schemas.openxmlformats.org/schemaLibrary/2006/main" xmlns:a="http://schemas.openxmlformats.org/drawingml/2006/main" xmlns:pic="http://schemas.openxmlformats.org/drawingml/2006/picture" xmlns:c="http://schemas.openxmlformats.org/drawingml/2006/chart" xmlns:lc="http://schemas.openxmlformats.org/drawingml/2006/lockedCanvas" xmlns:dgm="http://schemas.openxmlformats.org/drawingml/2006/diagram" xmlns:wps="http://schemas.microsoft.com/office/word/2010/wordprocessingShape" xmlns:wpg="http://schemas.microsoft.com/office/word/2010/wordprocessingGroup" xmlns:w14="http://schemas.microsoft.com/office/word/2010/wordml" xmlns:w15="http://schemas.microsoft.com/office/word/2012/wordml" xmlns:w16="http://schemas.microsoft.com/office/word/2018/wordml" xmlns:w16cex="http://schemas.microsoft.com/office/word/2018/wordml/cex" xmlns:w16cid="http://schemas.microsoft.com/office/word/2016/wordml/cid" xmlns="http://schemas.microsoft.com/office/tasks/2019/documenttasks" xmlns:cr="http://schemas.microsoft.com/office/comments/2020/reactions"><w:body><w:p><w:pPr><w:pStyle w:val="Heading1"/><w:keepNext w:val="0"/><w:keepLines w:val="0"/><w:spacing w:before="480" w:lineRule="auto"/><w:rPr><w:sz w:val="46"/><w:szCs w:val="46"/></w:rPr></w:pPr><w:bookmarkStart w:colFirst="0" w:colLast="0" w:name="_xwlj6rnmacy7" w:id="0"/><w:bookmarkEnd w:id="0"/><w:r><w:rPr><w:sz w:val="46"/><w:szCs w:val="46"/><w:rtl w:val="0"/></w:rPr><w:t xml:space="preserve">INDEXLA Whitepaper</w:t></w:r></w:p><w:p><w:pPr><w:pStyle w:val="Heading2"/><w:keepNext w:val="0"/><w:keepLines w:val="0"/><w:spacing w:after="80" w:lineRule="auto"/><w:rPr><w:sz w:val="34"/><w:szCs w:val="34"/></w:rPr></w:pPr><w:bookmarkStart w:colFirst="0" w:colLast="0" w:name="_ksa1szpboli" w:id="1"/><w:bookmarkEnd w:id="1"/><w:r><w:rPr><w:sz w:val="34"/><w:szCs w:val="34"/><w:rtl w:val="0"/></w:rPr><w:t xml:space="preserve">Invest in Everything. Own Everything. Control Everything.</w:t></w:r></w:p><w:p><w:pPr><w:rPr><w:sz w:val="28"/><w:szCs w:val="28"/></w:rPr></w:pPr><w:r><w:pict><v:rect style="width:0.0pt;height:1.5pt" o:hr="t" o:hrstd="t" o:hralign="center" fillcolor="#A0A0A0" stroked="f"/></w:pict></w:r><w:r><w:rPr><w:rtl w:val="0"/></w:rPr></w:r></w:p><w:p><w:pPr><w:pStyle w:val="Heading1"/><w:keepNext w:val="0"/><w:keepLines w:val="0"/><w:spacing w:before="480" w:lineRule="auto"/><w:rPr><w:sz w:val="46"/><w:szCs w:val="46"/></w:rPr></w:pPr><w:bookmarkStart w:colFirst="0" w:colLast="0" w:name="_2xe0smvgjwn4" w:id="2"/><w:bookmarkEnd w:id="2"/><w:r><w:rPr><w:sz w:val="46"/><w:szCs w:val="46"/><w:rtl w:val="0"/></w:rPr><w:t xml:space="preserve">1. Executive Summary</w:t></w:r></w:p><w:p><w:pPr><w:spacing w:after="240" w:before="240" w:lineRule="auto"/><w:rPr><w:sz w:val="28"/><w:szCs w:val="28"/></w:rPr></w:pPr><w:r><w:rPr><w:sz w:val="28"/><w:szCs w:val="28"/><w:rtl w:val="0"/></w:rPr><w:t xml:space="preserve">INDEXLA is a decentralized, non-custodial portfolio management and automation platform designed for an increasingly fragmented financial system.</w:t></w:r></w:p><w:p><w:pPr><w:spacing w:after="240" w:before="240" w:lineRule="auto"/><w:rPr><w:sz w:val="28"/><w:szCs w:val="28"/></w:rPr></w:pPr><w:r><w:rPr><w:sz w:val="28"/><w:szCs w:val="28"/><w:rtl w:val="0"/></w:rPr><w:t xml:space="preserve">Users can build portfolios across supported crypto assets, tokenized securities, commodities, real estate, RWAs, and other eligible assets while retaining control of their underlying assets.</w:t></w:r></w:p><w:p><w:pPr><w:spacing w:after="240" w:before="240" w:lineRule="auto"/><w:rPr><w:sz w:val="28"/><w:szCs w:val="28"/></w:rPr></w:pPr><w:r><w:rPr><w:sz w:val="28"/><w:szCs w:val="28"/><w:rtl w:val="0"/></w:rPr><w:t xml:space="preserve">Instead of managing positions across multiple chains, wallets, DEXs, and interfaces, INDEXLA provides a unified portfolio layer where users define allocations and strategy rules.</w:t></w:r></w:p><w:p><w:pPr><w:spacing w:after="240" w:before="240" w:lineRule="auto"/><w:rPr><w:sz w:val="28"/><w:szCs w:val="28"/></w:rPr></w:pPr><w:r><w:rPr><w:sz w:val="28"/><w:szCs w:val="28"/><w:rtl w:val="0"/></w:rPr><w:t xml:space="preserve">Creators can transform investment theses, strategies, and market views into public portfolios and earn a share of applicable execution fees generated by portfolio activity.</w:t></w:r></w:p><w:p><w:pPr><w:spacing w:after="240" w:before="240" w:lineRule="auto"/><w:rPr><w:sz w:val="28"/><w:szCs w:val="28"/></w:rPr></w:pPr><w:r><w:rPr><w:sz w:val="28"/><w:szCs w:val="28"/><w:rtl w:val="0"/></w:rPr><w:t xml:space="preserve">INDEXLA is built around three structural shifts:</w:t></w:r></w:p><w:p><w:pPr><w:spacing w:after="240" w:before="240" w:lineRule="auto"/><w:rPr><w:sz w:val="28"/><w:szCs w:val="28"/></w:rPr></w:pPr><w:r><w:rPr><w:sz w:val="28"/><w:szCs w:val="28"/><w:rtl w:val="0"/></w:rPr><w:t xml:space="preserve">Assets are moving on-chain.</w:t></w:r></w:p><w:p><w:pPr><w:spacing w:after="240" w:before="240" w:lineRule="auto"/><w:rPr><w:sz w:val="28"/><w:szCs w:val="28"/></w:rPr></w:pPr><w:r><w:rPr><w:sz w:val="28"/><w:szCs w:val="28"/><w:rtl w:val="0"/></w:rPr><w:t xml:space="preserve">Investment distribution is moving toward creators.</w:t></w:r></w:p><w:p><w:pPr><w:spacing w:after="240" w:before="240" w:lineRule="auto"/><w:rPr><w:sz w:val="28"/><w:szCs w:val="28"/></w:rPr></w:pPr><w:r><w:rPr><w:sz w:val="28"/><w:szCs w:val="28"/><w:rtl w:val="0"/></w:rPr><w:t xml:space="preserve">Portfolio management is becoming programmable.</w:t></w:r></w:p><w:p><w:pPr><w:spacing w:after="240" w:before="240" w:lineRule="auto"/><w:rPr><w:sz w:val="28"/><w:szCs w:val="28"/></w:rPr></w:pPr><w:r><w:rPr><w:sz w:val="28"/><w:szCs w:val="28"/><w:rtl w:val="0"/></w:rPr><w:t xml:space="preserve">The opportunity is not to invent every underlying primitive. Bridges, DEX liquidity, tokenization infrastructure, market data, and automation already exist.</w:t></w:r></w:p><w:p><w:pPr><w:spacing w:after="240" w:before="240" w:lineRule="auto"/><w:rPr><w:sz w:val="28"/><w:szCs w:val="28"/></w:rPr></w:pPr><w:r><w:rPr><w:sz w:val="28"/><w:szCs w:val="28"/><w:rtl w:val="0"/></w:rPr><w:t xml:space="preserve">The opportunity is to connect these primitives into one decentralized portfolio management layer.</w:t></w:r></w:p><w:p><w:pPr><w:spacing w:after="240" w:before="240" w:lineRule="auto"/><w:rPr><w:sz w:val="28"/><w:szCs w:val="28"/></w:rPr></w:pPr><w:r><w:rPr><w:sz w:val="28"/><w:szCs w:val="28"/><w:rtl w:val="0"/></w:rPr><w:t xml:space="preserve">INDEXLA can launch and onboard users and creators before $DEXLA utility is activated.</w:t></w:r></w:p><w:p><w:pPr><w:rPr><w:sz w:val="28"/><w:szCs w:val="28"/></w:rPr></w:pPr><w:r><w:pict><v:rect style="width:0.0pt;height:1.5pt" o:hr="t" o:hrstd="t" o:hralign="center" fillcolor="#A0A0A0" stroked="f"/></w:pict></w:r><w:r><w:rPr><w:rtl w:val="0"/></w:rPr></w:r></w:p><w:p><w:pPr><w:pStyle w:val="Heading1"/><w:keepNext w:val="0"/><w:keepLines w:val="0"/><w:spacing w:before="480" w:lineRule="auto"/><w:rPr><w:sz w:val="46"/><w:szCs w:val="46"/></w:rPr></w:pPr><w:bookmarkStart w:colFirst="0" w:colLast="0" w:name="_bvlh60j1o8b1" w:id="3"/><w:bookmarkEnd w:id="3"/><w:r><w:rPr><w:sz w:val="46"/><w:szCs w:val="46"/><w:rtl w:val="0"/></w:rPr><w:t xml:space="preserve">2. The Problem</w:t></w:r></w:p><w:p><w:pPr><w:spacing w:after="240" w:before="240" w:lineRule="auto"/><w:rPr><w:sz w:val="28"/><w:szCs w:val="28"/></w:rPr></w:pPr><w:r><w:rPr><w:sz w:val="28"/><w:szCs w:val="28"/><w:rtl w:val="0"/></w:rPr><w:t xml:space="preserve">Modern investing is fragmented.</w:t></w:r></w:p><w:p><w:pPr><w:spacing w:after="240" w:before="240" w:lineRule="auto"/><w:rPr><w:sz w:val="28"/><w:szCs w:val="28"/></w:rPr></w:pPr><w:r><w:rPr><w:sz w:val="28"/><w:szCs w:val="28"/><w:rtl w:val="0"/></w:rPr><w:t xml:space="preserve">Assets exist across different chains, wallets, protocols, exchanges, and financial platforms. Building and managing a diversified portfolio can require multiple transactions, interfaces, bridges, approvals, and execution venues.</w:t></w:r></w:p><w:p><w:pPr><w:spacing w:after="240" w:before="240" w:lineRule="auto"/><w:rPr><w:sz w:val="28"/><w:szCs w:val="28"/></w:rPr></w:pPr><w:r><w:rPr><w:sz w:val="28"/><w:szCs w:val="28"/><w:rtl w:val="0"/></w:rPr><w:t xml:space="preserve">This creates three connected problems.</w:t></w:r></w:p><w:p><w:pPr><w:pStyle w:val="Heading3"/><w:keepNext w:val="0"/><w:keepLines w:val="0"/><w:spacing w:before="280" w:lineRule="auto"/><w:rPr><w:color w:val="000000"/><w:sz w:val="26"/><w:szCs w:val="26"/></w:rPr></w:pPr><w:bookmarkStart w:colFirst="0" w:colLast="0" w:name="_cv6zol1rlkq9" w:id="4"/><w:bookmarkEnd w:id="4"/><w:r><w:rPr><w:color w:val="000000"/><w:sz w:val="26"/><w:szCs w:val="26"/><w:rtl w:val="0"/></w:rPr><w:t xml:space="preserve">Fragmented Investing</w:t></w:r></w:p><w:p><w:pPr><w:spacing w:after="240" w:before="240" w:lineRule="auto"/><w:rPr><w:sz w:val="28"/><w:szCs w:val="28"/></w:rPr></w:pPr><w:r><w:rPr><w:sz w:val="28"/><w:szCs w:val="28"/><w:rtl w:val="0"/></w:rPr><w:t xml:space="preserve">Multi-asset and multi-chain investing can require users to manage:</w:t></w:r></w:p><w:p><w:pPr><w:numPr><w:ilvl w:val="0"/><w:numId w:val="11"/></w:numPr><w:spacing w:after="0" w:afterAutospacing="0" w:before="240" w:lineRule="auto"/><w:ind w:left="720" w:hanging="360"/><w:rPr><w:sz w:val="28"/><w:szCs w:val="28"/></w:rPr></w:pPr><w:r><w:rPr><w:sz w:val="28"/><w:szCs w:val="28"/><w:rtl w:val="0"/></w:rPr><w:t xml:space="preserve">Separate wallets and positions</w:t></w:r></w:p><w:p><w:pPr><w:numPr><w:ilvl w:val="0"/><w:numId w:val="11"/></w:numPr><w:spacing w:after="0" w:afterAutospacing="0" w:before="0" w:beforeAutospacing="0" w:lineRule="auto"/><w:ind w:left="720" w:hanging="360"/><w:rPr><w:sz w:val="28"/><w:szCs w:val="28"/></w:rPr></w:pPr><w:r><w:rPr><w:sz w:val="28"/><w:szCs w:val="28"/><w:rtl w:val="0"/></w:rPr><w:t xml:space="preserve">Multiple swaps and bridges</w:t></w:r></w:p><w:p><w:pPr><w:numPr><w:ilvl w:val="0"/><w:numId w:val="11"/></w:numPr><w:spacing w:after="0" w:afterAutospacing="0" w:before="0" w:beforeAutospacing="0" w:lineRule="auto"/><w:ind w:left="720" w:hanging="360"/><w:rPr><w:sz w:val="28"/><w:szCs w:val="28"/></w:rPr></w:pPr><w:r><w:rPr><w:sz w:val="28"/><w:szCs w:val="28"/><w:rtl w:val="0"/></w:rPr><w:t xml:space="preserve">Different execution venues</w:t></w:r></w:p><w:p><w:pPr><w:numPr><w:ilvl w:val="0"/><w:numId w:val="11"/></w:numPr><w:spacing w:after="0" w:afterAutospacing="0" w:before="0" w:beforeAutospacing="0" w:lineRule="auto"/><w:ind w:left="720" w:hanging="360"/><w:rPr><w:sz w:val="28"/><w:szCs w:val="28"/></w:rPr></w:pPr><w:r><w:rPr><w:sz w:val="28"/><w:szCs w:val="28"/><w:rtl w:val="0"/></w:rPr><w:t xml:space="preserve">Manual portfolio rebalancing</w:t></w:r></w:p><w:p><w:pPr><w:numPr><w:ilvl w:val="0"/><w:numId w:val="11"/></w:numPr><w:spacing w:after="240" w:before="0" w:beforeAutospacing="0" w:lineRule="auto"/><w:ind w:left="720" w:hanging="360"/><w:rPr><w:sz w:val="28"/><w:szCs w:val="28"/></w:rPr></w:pPr><w:r><w:rPr><w:sz w:val="28"/><w:szCs w:val="28"/><w:rtl w:val="0"/></w:rPr><w:t xml:space="preserve">Fragmented portfolio visibility</w:t></w:r></w:p><w:p><w:pPr><w:spacing w:after="240" w:before="240" w:lineRule="auto"/><w:rPr><w:sz w:val="28"/><w:szCs w:val="28"/></w:rPr></w:pPr><w:r><w:rPr><w:sz w:val="28"/><w:szCs w:val="28"/><w:rtl w:val="0"/></w:rPr><w:t xml:space="preserve">A diversified portfolio becomes a collection of individual transactions rather than one coherent portfolio.</w:t></w:r></w:p><w:p><w:pPr><w:pStyle w:val="Heading3"/><w:keepNext w:val="0"/><w:keepLines w:val="0"/><w:spacing w:before="280" w:lineRule="auto"/><w:rPr><w:color w:val="000000"/><w:sz w:val="26"/><w:szCs w:val="26"/></w:rPr></w:pPr><w:bookmarkStart w:colFirst="0" w:colLast="0" w:name="_w9w09xtjlnqw" w:id="5"/><w:bookmarkEnd w:id="5"/><w:r><w:rPr><w:color w:val="000000"/><w:sz w:val="26"/><w:szCs w:val="26"/><w:rtl w:val="0"/></w:rPr><w:t xml:space="preserve">Manual Strategy Execution</w:t></w:r></w:p><w:p><w:pPr><w:spacing w:after="240" w:before="240" w:lineRule="auto"/><w:rPr><w:sz w:val="28"/><w:szCs w:val="28"/></w:rPr></w:pPr><w:r><w:rPr><w:sz w:val="28"/><w:szCs w:val="28"/><w:rtl w:val="0"/></w:rPr><w:t xml:space="preserve">Investors may know exactly what they want to do but still have to execute manually.</w:t></w:r></w:p><w:p><w:pPr><w:spacing w:after="240" w:before="240" w:lineRule="auto"/><w:rPr><w:sz w:val="28"/><w:szCs w:val="28"/></w:rPr></w:pPr><w:r><w:rPr><w:sz w:val="28"/><w:szCs w:val="28"/><w:rtl w:val="0"/></w:rPr><w:t xml:space="preserve">DCA, rebalancing, take profit, stop loss, Fear &amp; Greed, RSI, and momentum strategies require consistent action when predefined conditions occur.</w:t></w:r></w:p><w:p><w:pPr><w:spacing w:after="240" w:before="240" w:lineRule="auto"/><w:rPr><w:sz w:val="28"/><w:szCs w:val="28"/></w:rPr></w:pPr><w:r><w:rPr><w:sz w:val="28"/><w:szCs w:val="28"/><w:rtl w:val="0"/></w:rPr><w:t xml:space="preserve">The problem is not a lack of strategies.</w:t></w:r></w:p><w:p><w:pPr><w:spacing w:after="240" w:before="240" w:lineRule="auto"/><w:rPr><w:sz w:val="28"/><w:szCs w:val="28"/></w:rPr></w:pPr><w:r><w:rPr><w:sz w:val="28"/><w:szCs w:val="28"/><w:rtl w:val="0"/></w:rPr><w:t xml:space="preserve">The problem is turning defined strategies into consistent, programmable execution.</w:t></w:r></w:p><w:p><w:pPr><w:pStyle w:val="Heading3"/><w:keepNext w:val="0"/><w:keepLines w:val="0"/><w:spacing w:before="280" w:lineRule="auto"/><w:rPr><w:color w:val="000000"/><w:sz w:val="26"/><w:szCs w:val="26"/></w:rPr></w:pPr><w:bookmarkStart w:colFirst="0" w:colLast="0" w:name="_aas3d9p8i92s" w:id="6"/><w:bookmarkEnd w:id="6"/><w:r><w:rPr><w:color w:val="000000"/><w:sz w:val="26"/><w:szCs w:val="26"/><w:rtl w:val="0"/></w:rPr><w:t xml:space="preserve">Creators Lack Portfolio Infrastructure</w:t></w:r></w:p><w:p><w:pPr><w:spacing w:after="240" w:before="240" w:lineRule="auto"/><w:rPr><w:sz w:val="28"/><w:szCs w:val="28"/></w:rPr></w:pPr><w:r><w:rPr><w:sz w:val="28"/><w:szCs w:val="28"/><w:rtl w:val="0"/></w:rPr><w:t xml:space="preserve">Financial creators can build large audiences around research, market views, and investment strategies.</w:t></w:r></w:p><w:p><w:pPr><w:spacing w:after="240" w:before="240" w:lineRule="auto"/><w:rPr><w:sz w:val="28"/><w:szCs w:val="28"/></w:rPr></w:pPr><w:r><w:rPr><w:sz w:val="28"/><w:szCs w:val="28"/><w:rtl w:val="0"/></w:rPr><w:t xml:space="preserve">Yet their thesis often remains content.</w:t></w:r></w:p><w:p><w:pPr><w:spacing w:after="240" w:before="240" w:lineRule="auto"/><w:rPr><w:sz w:val="28"/><w:szCs w:val="28"/></w:rPr></w:pPr><w:r><w:rPr><w:sz w:val="28"/><w:szCs w:val="28"/><w:rtl w:val="0"/></w:rPr><w:t xml:space="preserve">Creators need infrastructure to:</w:t></w:r></w:p><w:p><w:pPr><w:numPr><w:ilvl w:val="0"/><w:numId w:val="13"/></w:numPr><w:spacing w:after="0" w:afterAutospacing="0" w:before="240" w:lineRule="auto"/><w:ind w:left="720" w:hanging="360"/><w:rPr><w:sz w:val="28"/><w:szCs w:val="28"/></w:rPr></w:pPr><w:r><w:rPr><w:sz w:val="28"/><w:szCs w:val="28"/><w:rtl w:val="0"/></w:rPr><w:t xml:space="preserve">Turn a thesis into an investable portfolio</w:t></w:r></w:p><w:p><w:pPr><w:numPr><w:ilvl w:val="0"/><w:numId w:val="13"/></w:numPr><w:spacing w:after="0" w:afterAutospacing="0" w:before="0" w:beforeAutospacing="0" w:lineRule="auto"/><w:ind w:left="720" w:hanging="360"/><w:rPr><w:sz w:val="28"/><w:szCs w:val="28"/></w:rPr></w:pPr><w:r><w:rPr><w:sz w:val="28"/><w:szCs w:val="28"/><w:rtl w:val="0"/></w:rPr><w:t xml:space="preserve">Allow followers to discover and follow portfolios</w:t></w:r></w:p><w:p><w:pPr><w:numPr><w:ilvl w:val="0"/><w:numId w:val="13"/></w:numPr><w:spacing w:after="0" w:afterAutospacing="0" w:before="0" w:beforeAutospacing="0" w:lineRule="auto"/><w:ind w:left="720" w:hanging="360"/><w:rPr><w:sz w:val="28"/><w:szCs w:val="28"/></w:rPr></w:pPr><w:r><w:rPr><w:sz w:val="28"/><w:szCs w:val="28"/><w:rtl w:val="0"/></w:rPr><w:t xml:space="preserve">Automate defined strategies</w:t></w:r></w:p><w:p><w:pPr><w:numPr><w:ilvl w:val="0"/><w:numId w:val="13"/></w:numPr><w:spacing w:after="0" w:afterAutospacing="0" w:before="0" w:beforeAutospacing="0" w:lineRule="auto"/><w:ind w:left="720" w:hanging="360"/><w:rPr><w:sz w:val="28"/><w:szCs w:val="28"/></w:rPr></w:pPr><w:r><w:rPr><w:sz w:val="28"/><w:szCs w:val="28"/><w:rtl w:val="0"/></w:rPr><w:t xml:space="preserve">Build multiple portfolios and indexes</w:t></w:r></w:p><w:p><w:pPr><w:numPr><w:ilvl w:val="0"/><w:numId w:val="13"/></w:numPr><w:spacing w:after="0" w:afterAutospacing="0" w:before="0" w:beforeAutospacing="0" w:lineRule="auto"/><w:ind w:left="720" w:hanging="360"/><w:rPr><w:sz w:val="28"/><w:szCs w:val="28"/></w:rPr></w:pPr><w:r><w:rPr><w:sz w:val="28"/><w:szCs w:val="28"/><w:rtl w:val="0"/></w:rPr><w:t xml:space="preserve">Earn recurring revenue from portfolio activity</w:t></w:r></w:p><w:p><w:pPr><w:numPr><w:ilvl w:val="0"/><w:numId w:val="13"/></w:numPr><w:spacing w:after="0" w:afterAutospacing="0" w:before="0" w:beforeAutospacing="0" w:lineRule="auto"/><w:ind w:left="720" w:hanging="360"/><w:rPr><w:sz w:val="28"/><w:szCs w:val="28"/></w:rPr></w:pPr><w:r><w:rPr><w:sz w:val="28"/><w:szCs w:val="28"/><w:rtl w:val="0"/></w:rPr><w:t xml:space="preserve">Monetize strategy access</w:t></w:r></w:p><w:p><w:pPr><w:numPr><w:ilvl w:val="0"/><w:numId w:val="13"/></w:numPr><w:spacing w:after="240" w:before="0" w:beforeAutospacing="0" w:lineRule="auto"/><w:ind w:left="720" w:hanging="360"/><w:rPr><w:sz w:val="28"/><w:szCs w:val="28"/></w:rPr></w:pPr><w:r><w:rPr><w:sz w:val="28"/><w:szCs w:val="28"/><w:rtl w:val="0"/></w:rPr><w:t xml:space="preserve">Receive direct support from their community</w:t></w:r></w:p><w:p><w:pPr><w:spacing w:after="240" w:before="240" w:lineRule="auto"/><w:rPr><w:sz w:val="28"/><w:szCs w:val="28"/></w:rPr></w:pPr><w:r><w:rPr><w:sz w:val="28"/><w:szCs w:val="28"/><w:rtl w:val="0"/></w:rPr><w:t xml:space="preserve">INDEXLA connects financial influence with portfolio infrastructure.</w:t></w:r></w:p><w:p><w:pPr><w:rPr><w:sz w:val="28"/><w:szCs w:val="28"/></w:rPr></w:pPr><w:r><w:pict><v:rect style="width:0.0pt;height:1.5pt" o:hr="t" o:hrstd="t" o:hralign="center" fillcolor="#A0A0A0" stroked="f"/></w:pict></w:r><w:r><w:rPr><w:rtl w:val="0"/></w:rPr></w:r></w:p><w:p><w:pPr><w:pStyle w:val="Heading1"/><w:keepNext w:val="0"/><w:keepLines w:val="0"/><w:spacing w:before="480" w:lineRule="auto"/><w:rPr><w:sz w:val="46"/><w:szCs w:val="46"/></w:rPr></w:pPr><w:bookmarkStart w:colFirst="0" w:colLast="0" w:name="_g6k15wjtt9nb" w:id="7"/><w:bookmarkEnd w:id="7"/><w:r><w:rPr><w:sz w:val="46"/><w:szCs w:val="46"/><w:rtl w:val="0"/></w:rPr><w:t xml:space="preserve">3. The INDEXLA Solution</w:t></w:r></w:p><w:p><w:pPr><w:spacing w:after="240" w:before="240" w:lineRule="auto"/><w:rPr><w:sz w:val="28"/><w:szCs w:val="28"/></w:rPr></w:pPr><w:r><w:rPr><w:sz w:val="28"/><w:szCs w:val="28"/><w:rtl w:val="0"/></w:rPr><w:t xml:space="preserve">INDEXLA is a decentralized, non-custodial portfolio management and automation layer connecting assets, portfolios, strategies, permissions, monitoring, and execution.</w:t></w:r></w:p><w:p><w:pPr><w:spacing w:after="240" w:before="240" w:lineRule="auto"/><w:rPr><w:sz w:val="28"/><w:szCs w:val="28"/></w:rPr></w:pPr><w:r><w:rPr><w:sz w:val="28"/><w:szCs w:val="28"/><w:rtl w:val="0"/></w:rPr><w:t xml:space="preserve">Users choose:</w:t></w:r></w:p><w:p><w:pPr><w:numPr><w:ilvl w:val="0"/><w:numId w:val="1"/></w:numPr><w:spacing w:after="0" w:afterAutospacing="0" w:before="240" w:lineRule="auto"/><w:ind w:left="720" w:hanging="360"/><w:rPr><w:sz w:val="28"/><w:szCs w:val="28"/></w:rPr></w:pPr><w:r><w:rPr><w:sz w:val="28"/><w:szCs w:val="28"/><w:rtl w:val="0"/></w:rPr><w:t xml:space="preserve">Assets</w:t></w:r></w:p><w:p><w:pPr><w:numPr><w:ilvl w:val="0"/><w:numId w:val="1"/></w:numPr><w:spacing w:after="0" w:afterAutospacing="0" w:before="0" w:beforeAutospacing="0" w:lineRule="auto"/><w:ind w:left="720" w:hanging="360"/><w:rPr><w:sz w:val="28"/><w:szCs w:val="28"/></w:rPr></w:pPr><w:r><w:rPr><w:sz w:val="28"/><w:szCs w:val="28"/><w:rtl w:val="0"/></w:rPr><w:t xml:space="preserve">Allocations</w:t></w:r></w:p><w:p><w:pPr><w:numPr><w:ilvl w:val="0"/><w:numId w:val="1"/></w:numPr><w:spacing w:after="0" w:afterAutospacing="0" w:before="0" w:beforeAutospacing="0" w:lineRule="auto"/><w:ind w:left="720" w:hanging="360"/><w:rPr><w:sz w:val="28"/><w:szCs w:val="28"/></w:rPr></w:pPr><w:r><w:rPr><w:sz w:val="28"/><w:szCs w:val="28"/><w:rtl w:val="0"/></w:rPr><w:t xml:space="preserve">Strategy rules</w:t></w:r></w:p><w:p><w:pPr><w:numPr><w:ilvl w:val="0"/><w:numId w:val="1"/></w:numPr><w:spacing w:after="0" w:afterAutospacing="0" w:before="0" w:beforeAutospacing="0" w:lineRule="auto"/><w:ind w:left="720" w:hanging="360"/><w:rPr><w:sz w:val="28"/><w:szCs w:val="28"/></w:rPr></w:pPr><w:r><w:rPr><w:sz w:val="28"/><w:szCs w:val="28"/><w:rtl w:val="0"/></w:rPr><w:t xml:space="preserve">Risk parameters</w:t></w:r></w:p><w:p><w:pPr><w:numPr><w:ilvl w:val="0"/><w:numId w:val="1"/></w:numPr><w:spacing w:after="240" w:before="0" w:beforeAutospacing="0" w:lineRule="auto"/><w:ind w:left="720" w:hanging="360"/><w:rPr><w:sz w:val="28"/><w:szCs w:val="28"/></w:rPr></w:pPr><w:r><w:rPr><w:sz w:val="28"/><w:szCs w:val="28"/><w:rtl w:val="0"/></w:rPr><w:t xml:space="preserve">Execution permissions</w:t></w:r></w:p><w:p><w:pPr><w:spacing w:after="240" w:before="240" w:lineRule="auto"/><w:rPr><w:sz w:val="28"/><w:szCs w:val="28"/></w:rPr></w:pPr><w:r><w:rPr><w:sz w:val="28"/><w:szCs w:val="28"/><w:rtl w:val="0"/></w:rPr><w:t xml:space="preserve">INDEXLA provides the infrastructure that coordinates authorized actions.</w:t></w:r></w:p><w:p><w:pPr><w:pStyle w:val="Heading3"/><w:keepNext w:val="0"/><w:keepLines w:val="0"/><w:spacing w:before="280" w:lineRule="auto"/><w:rPr><w:color w:val="000000"/><w:sz w:val="26"/><w:szCs w:val="26"/></w:rPr></w:pPr><w:bookmarkStart w:colFirst="0" w:colLast="0" w:name="_8l719y6m3eiu" w:id="8"/><w:bookmarkEnd w:id="8"/><w:r><w:rPr><w:color w:val="000000"/><w:sz w:val="26"/><w:szCs w:val="26"/><w:rtl w:val="0"/></w:rPr><w:t xml:space="preserve">One Portfolio Layer</w:t></w:r></w:p><w:p><w:pPr><w:spacing w:after="240" w:before="240" w:lineRule="auto"/><w:rPr><w:sz w:val="28"/><w:szCs w:val="28"/></w:rPr></w:pPr><w:r><w:rPr><w:sz w:val="28"/><w:szCs w:val="28"/><w:rtl w:val="0"/></w:rPr><w:t xml:space="preserve">INDEXLA is designed for portfolios combining:</w:t></w:r></w:p><w:p><w:pPr><w:spacing w:after="240" w:before="240" w:lineRule="auto"/><w:rPr><w:sz w:val="28"/><w:szCs w:val="28"/></w:rPr></w:pPr><w:r><w:rPr><w:sz w:val="28"/><w:szCs w:val="28"/><w:rtl w:val="0"/></w:rPr><w:t xml:space="preserve">Crypto + Tokenized Stocks + Tokenized Commodities + Tokenized Real Estate + RWAs</w:t></w:r></w:p><w:p><w:pPr><w:spacing w:after="240" w:before="240" w:lineRule="auto"/><w:rPr><w:sz w:val="28"/><w:szCs w:val="28"/></w:rPr></w:pPr><w:r><w:rPr><w:sz w:val="28"/><w:szCs w:val="28"/><w:rtl w:val="0"/></w:rPr><w:t xml:space="preserve">The objective is one portfolio experience rather than fragmented positions across separate platforms.</w:t></w:r></w:p><w:p><w:pPr><w:pStyle w:val="Heading3"/><w:keepNext w:val="0"/><w:keepLines w:val="0"/><w:spacing w:before="280" w:lineRule="auto"/><w:rPr><w:color w:val="000000"/><w:sz w:val="26"/><w:szCs w:val="26"/></w:rPr></w:pPr><w:bookmarkStart w:colFirst="0" w:colLast="0" w:name="_mb5aalg30lid" w:id="9"/><w:bookmarkEnd w:id="9"/><w:r><w:rPr><w:color w:val="000000"/><w:sz w:val="26"/><w:szCs w:val="26"/><w:rtl w:val="0"/></w:rPr><w:t xml:space="preserve">Programmable Strategies</w:t></w:r></w:p><w:p><w:pPr><w:spacing w:after="240" w:before="240" w:lineRule="auto"/><w:rPr><w:sz w:val="28"/><w:szCs w:val="28"/></w:rPr></w:pPr><w:r><w:rPr><w:sz w:val="28"/><w:szCs w:val="28"/><w:rtl w:val="0"/></w:rPr><w:t xml:space="preserve">Users can configure strategies including:</w:t></w:r></w:p><w:p><w:pPr><w:numPr><w:ilvl w:val="0"/><w:numId w:val="7"/></w:numPr><w:spacing w:after="0" w:afterAutospacing="0" w:before="240" w:lineRule="auto"/><w:ind w:left="720" w:hanging="360"/><w:rPr><w:sz w:val="28"/><w:szCs w:val="28"/></w:rPr></w:pPr><w:r><w:rPr><w:sz w:val="28"/><w:szCs w:val="28"/><w:rtl w:val="0"/></w:rPr><w:t xml:space="preserve">DCA</w:t></w:r></w:p><w:p><w:pPr><w:numPr><w:ilvl w:val="0"/><w:numId w:val="7"/></w:numPr><w:spacing w:after="0" w:afterAutospacing="0" w:before="0" w:beforeAutospacing="0" w:lineRule="auto"/><w:ind w:left="720" w:hanging="360"/><w:rPr><w:sz w:val="28"/><w:szCs w:val="28"/></w:rPr></w:pPr><w:r><w:rPr><w:sz w:val="28"/><w:szCs w:val="28"/><w:rtl w:val="0"/></w:rPr><w:t xml:space="preserve">Buy Fear</w:t></w:r></w:p><w:p><w:pPr><w:numPr><w:ilvl w:val="0"/><w:numId w:val="7"/></w:numPr><w:spacing w:after="0" w:afterAutospacing="0" w:before="0" w:beforeAutospacing="0" w:lineRule="auto"/><w:ind w:left="720" w:hanging="360"/><w:rPr><w:sz w:val="28"/><w:szCs w:val="28"/></w:rPr></w:pPr><w:r><w:rPr><w:sz w:val="28"/><w:szCs w:val="28"/><w:rtl w:val="0"/></w:rPr><w:t xml:space="preserve">Sell Greed</w:t></w:r></w:p><w:p><w:pPr><w:numPr><w:ilvl w:val="0"/><w:numId w:val="7"/></w:numPr><w:spacing w:after="0" w:afterAutospacing="0" w:before="0" w:beforeAutospacing="0" w:lineRule="auto"/><w:ind w:left="720" w:hanging="360"/><w:rPr><w:sz w:val="28"/><w:szCs w:val="28"/></w:rPr></w:pPr><w:r><w:rPr><w:sz w:val="28"/><w:szCs w:val="28"/><w:rtl w:val="0"/></w:rPr><w:t xml:space="preserve">Take Profit</w:t></w:r></w:p><w:p><w:pPr><w:numPr><w:ilvl w:val="0"/><w:numId w:val="7"/></w:numPr><w:spacing w:after="0" w:afterAutospacing="0" w:before="0" w:beforeAutospacing="0" w:lineRule="auto"/><w:ind w:left="720" w:hanging="360"/><w:rPr><w:sz w:val="28"/><w:szCs w:val="28"/></w:rPr></w:pPr><w:r><w:rPr><w:sz w:val="28"/><w:szCs w:val="28"/><w:rtl w:val="0"/></w:rPr><w:t xml:space="preserve">Stop Loss</w:t></w:r></w:p><w:p><w:pPr><w:numPr><w:ilvl w:val="0"/><w:numId w:val="7"/></w:numPr><w:spacing w:after="0" w:afterAutospacing="0" w:before="0" w:beforeAutospacing="0" w:lineRule="auto"/><w:ind w:left="720" w:hanging="360"/><w:rPr><w:sz w:val="28"/><w:szCs w:val="28"/></w:rPr></w:pPr><w:r><w:rPr><w:sz w:val="28"/><w:szCs w:val="28"/><w:rtl w:val="0"/></w:rPr><w:t xml:space="preserve">RSI</w:t></w:r></w:p><w:p><w:pPr><w:numPr><w:ilvl w:val="0"/><w:numId w:val="7"/></w:numPr><w:spacing w:after="0" w:afterAutospacing="0" w:before="0" w:beforeAutospacing="0" w:lineRule="auto"/><w:ind w:left="720" w:hanging="360"/><w:rPr><w:sz w:val="28"/><w:szCs w:val="28"/></w:rPr></w:pPr><w:r><w:rPr><w:sz w:val="28"/><w:szCs w:val="28"/><w:rtl w:val="0"/></w:rPr><w:t xml:space="preserve">Momentum</w:t></w:r></w:p><w:p><w:pPr><w:numPr><w:ilvl w:val="0"/><w:numId w:val="7"/></w:numPr><w:spacing w:after="240" w:before="0" w:beforeAutospacing="0" w:lineRule="auto"/><w:ind w:left="720" w:hanging="360"/><w:rPr><w:sz w:val="28"/><w:szCs w:val="28"/></w:rPr></w:pPr><w:r><w:rPr><w:sz w:val="28"/><w:szCs w:val="28"/><w:rtl w:val="0"/></w:rPr><w:t xml:space="preserve">Rebalancing</w:t></w:r></w:p><w:p><w:pPr><w:spacing w:after="240" w:before="240" w:lineRule="auto"/><w:rPr><w:sz w:val="28"/><w:szCs w:val="28"/></w:rPr></w:pPr><w:r><w:rPr><w:sz w:val="28"/><w:szCs w:val="28"/><w:rtl w:val="0"/></w:rPr><w:t xml:space="preserve">Users define the rules and the platform coordinates authorized execution when applicable conditions are met.</w:t></w:r></w:p><w:p><w:pPr><w:pStyle w:val="Heading3"/><w:keepNext w:val="0"/><w:keepLines w:val="0"/><w:spacing w:before="280" w:lineRule="auto"/><w:rPr><w:color w:val="000000"/><w:sz w:val="26"/><w:szCs w:val="26"/></w:rPr></w:pPr><w:bookmarkStart w:colFirst="0" w:colLast="0" w:name="_ul82ya5l9zq4" w:id="10"/><w:bookmarkEnd w:id="10"/><w:r><w:rPr><w:color w:val="000000"/><w:sz w:val="26"/><w:szCs w:val="26"/><w:rtl w:val="0"/></w:rPr><w:t xml:space="preserve">Non-Custodial by Design</w:t></w:r></w:p><w:p><w:pPr><w:spacing w:after="240" w:before="240" w:lineRule="auto"/><w:rPr><w:sz w:val="28"/><w:szCs w:val="28"/></w:rPr></w:pPr><w:r><w:rPr><w:sz w:val="28"/><w:szCs w:val="28"/><w:rtl w:val="0"/></w:rPr><w:t xml:space="preserve">INDEXLA does not take custody of user assets.</w:t></w:r></w:p><w:p><w:pPr><w:spacing w:after="240" w:before="240" w:lineRule="auto"/><w:rPr><w:sz w:val="28"/><w:szCs w:val="28"/></w:rPr></w:pPr><w:r><w:rPr><w:sz w:val="28"/><w:szCs w:val="28"/><w:rtl w:val="0"/></w:rPr><w:t xml:space="preserve">Users retain ownership and control of their underlying assets.</w:t></w:r></w:p><w:p><w:pPr><w:spacing w:after="240" w:before="240" w:lineRule="auto"/><w:rPr><w:sz w:val="28"/><w:szCs w:val="28"/></w:rPr></w:pPr><w:r><w:rPr><w:sz w:val="28"/><w:szCs w:val="28"/><w:rtl w:val="0"/></w:rPr><w:t xml:space="preserve">Automation operates within the permissions authorized by the user.</w:t></w:r></w:p><w:p><w:pPr><w:spacing w:after="240" w:before="240" w:lineRule="auto"/><w:rPr><w:sz w:val="28"/><w:szCs w:val="28"/></w:rPr></w:pPr><w:r><w:rPr><w:sz w:val="28"/><w:szCs w:val="28"/><w:rtl w:val="0"/></w:rPr><w:t xml:space="preserve">Your keys. Your assets. INDEXLA does not take custody of your funds.</w:t></w:r></w:p><w:p><w:pPr><w:pStyle w:val="Heading3"/><w:keepNext w:val="0"/><w:keepLines w:val="0"/><w:spacing w:before="280" w:lineRule="auto"/><w:rPr><w:color w:val="000000"/><w:sz w:val="26"/><w:szCs w:val="26"/></w:rPr></w:pPr><w:bookmarkStart w:colFirst="0" w:colLast="0" w:name="_ctjbubrpz6qm" w:id="11"/><w:bookmarkEnd w:id="11"/><w:r><w:rPr><w:color w:val="000000"/><w:sz w:val="26"/><w:szCs w:val="26"/><w:rtl w:val="0"/></w:rPr><w:t xml:space="preserve">Cross-Chain Portfolio Management</w:t></w:r></w:p><w:p><w:pPr><w:spacing w:after="240" w:before="240" w:lineRule="auto"/><w:rPr><w:sz w:val="28"/><w:szCs w:val="28"/></w:rPr></w:pPr><w:r><w:rPr><w:sz w:val="28"/><w:szCs w:val="28"/><w:rtl w:val="0"/></w:rPr><w:t xml:space="preserve">INDEXLA is designed to coordinate portfolio activity across supported networks and decentralized liquidity and execution infrastructure.</w:t></w:r></w:p><w:p><w:pPr><w:spacing w:after="240" w:before="240" w:lineRule="auto"/><w:rPr><w:sz w:val="28"/><w:szCs w:val="28"/></w:rPr></w:pPr><w:r><w:rPr><w:sz w:val="28"/><w:szCs w:val="28"/><w:rtl w:val="0"/></w:rPr><w:t xml:space="preserve">Users interact with the portfolio layer while underlying infrastructure handles the complexity of swaps and cross-chain execution where applicable.</w:t></w:r></w:p><w:p><w:pPr><w:pStyle w:val="Heading3"/><w:keepNext w:val="0"/><w:keepLines w:val="0"/><w:spacing w:before="280" w:lineRule="auto"/><w:rPr><w:color w:val="000000"/><w:sz w:val="26"/><w:szCs w:val="26"/></w:rPr></w:pPr><w:bookmarkStart w:colFirst="0" w:colLast="0" w:name="_8bh2q3wsz0o8" w:id="12"/><w:bookmarkEnd w:id="12"/><w:r><w:rPr><w:color w:val="000000"/><w:sz w:val="26"/><w:szCs w:val="26"/><w:rtl w:val="0"/></w:rPr><w:t xml:space="preserve">Creator Portfolios</w:t></w:r></w:p><w:p><w:pPr><w:spacing w:after="240" w:before="240" w:lineRule="auto"/><w:rPr><w:sz w:val="28"/><w:szCs w:val="28"/></w:rPr></w:pPr><w:r><w:rPr><w:sz w:val="28"/><w:szCs w:val="28"/><w:rtl w:val="0"/></w:rPr><w:t xml:space="preserve">Creators can publish investment theses as public portfolios.</w:t></w:r></w:p><w:p><w:pPr><w:spacing w:after="240" w:before="240" w:lineRule="auto"/><w:rPr><w:sz w:val="28"/><w:szCs w:val="28"/></w:rPr></w:pPr><w:r><w:rPr><w:sz w:val="28"/><w:szCs w:val="28"/><w:rtl w:val="0"/></w:rPr><w:t xml:space="preserve">Instead of simply telling an audience what they believe, creators can package their views into portfolios with defined allocations and strategies that users can discover and choose to follow.</w:t></w:r></w:p><w:p><w:pPr><w:spacing w:after="240" w:before="240" w:lineRule="auto"/><w:rPr><w:sz w:val="28"/><w:szCs w:val="28"/></w:rPr></w:pPr><w:r><w:rPr><w:sz w:val="28"/><w:szCs w:val="28"/><w:rtl w:val="0"/></w:rPr><w:t xml:space="preserve">Creators receive 50% of applicable execution fees generated by activity in their portfolios.</w:t></w:r></w:p><w:p><w:pPr><w:rPr><w:sz w:val="28"/><w:szCs w:val="28"/></w:rPr></w:pPr><w:r><w:pict><v:rect style="width:0.0pt;height:1.5pt" o:hr="t" o:hrstd="t" o:hralign="center" fillcolor="#A0A0A0" stroked="f"/></w:pict></w:r><w:r><w:rPr><w:rtl w:val="0"/></w:rPr></w:r></w:p><w:p><w:pPr><w:pStyle w:val="Heading1"/><w:keepNext w:val="0"/><w:keepLines w:val="0"/><w:spacing w:before="480" w:lineRule="auto"/><w:rPr><w:sz w:val="46"/><w:szCs w:val="46"/></w:rPr></w:pPr><w:bookmarkStart w:colFirst="0" w:colLast="0" w:name="_rq7tb6y3v72y" w:id="13"/><w:bookmarkEnd w:id="13"/><w:r><w:rPr><w:sz w:val="46"/><w:szCs w:val="46"/><w:rtl w:val="0"/></w:rPr><w:t xml:space="preserve">4. Why Now</w:t></w:r></w:p><w:p><w:pPr><w:spacing w:after="240" w:before="240" w:lineRule="auto"/><w:rPr><w:sz w:val="28"/><w:szCs w:val="28"/></w:rPr></w:pPr><w:r><w:rPr><w:sz w:val="28"/><w:szCs w:val="28"/><w:rtl w:val="0"/></w:rPr><w:t xml:space="preserve">Three major infrastructure shifts are converging.</w:t></w:r></w:p><w:p><w:pPr><w:pStyle w:val="Heading3"/><w:keepNext w:val="0"/><w:keepLines w:val="0"/><w:spacing w:before="280" w:lineRule="auto"/><w:rPr><w:color w:val="000000"/><w:sz w:val="26"/><w:szCs w:val="26"/></w:rPr></w:pPr><w:bookmarkStart w:colFirst="0" w:colLast="0" w:name="_287v9gvoygq0" w:id="14"/><w:bookmarkEnd w:id="14"/><w:r><w:rPr><w:color w:val="000000"/><w:sz w:val="26"/><w:szCs w:val="26"/><w:rtl w:val="0"/></w:rPr><w:t xml:space="preserve">Tokenization</w:t></w:r></w:p><w:p><w:pPr><w:spacing w:after="240" w:before="240" w:lineRule="auto"/><w:rPr><w:sz w:val="28"/><w:szCs w:val="28"/></w:rPr></w:pPr><w:r><w:rPr><w:sz w:val="28"/><w:szCs w:val="28"/><w:rtl w:val="0"/></w:rPr><w:t xml:space="preserve">Traditional financial assets are increasingly being represented on-chain.</w:t></w:r></w:p><w:p><w:pPr><w:spacing w:after="240" w:before="240" w:lineRule="auto"/><w:rPr><w:sz w:val="28"/><w:szCs w:val="28"/></w:rPr></w:pPr><w:r><w:rPr><w:sz w:val="28"/><w:szCs w:val="28"/><w:rtl w:val="0"/></w:rPr><w:t xml:space="preserve">Tokenized securities, commodities, real estate, and other RWAs expand the universe of assets that can potentially become components of programmable portfolios.</w:t></w:r></w:p><w:p><w:pPr><w:pStyle w:val="Heading3"/><w:keepNext w:val="0"/><w:keepLines w:val="0"/><w:spacing w:before="280" w:lineRule="auto"/><w:rPr><w:color w:val="000000"/><w:sz w:val="26"/><w:szCs w:val="26"/></w:rPr></w:pPr><w:bookmarkStart w:colFirst="0" w:colLast="0" w:name="_t7lcnoanqqsm" w:id="15"/><w:bookmarkEnd w:id="15"/><w:r><w:rPr><w:color w:val="000000"/><w:sz w:val="26"/><w:szCs w:val="26"/><w:rtl w:val="0"/></w:rPr><w:t xml:space="preserve">Creator Distribution</w:t></w:r></w:p><w:p><w:pPr><w:spacing w:after="240" w:before="240" w:lineRule="auto"/><w:rPr><w:sz w:val="28"/><w:szCs w:val="28"/></w:rPr></w:pPr><w:r><w:rPr><w:sz w:val="28"/><w:szCs w:val="28"/><w:rtl w:val="0"/></w:rPr><w:t xml:space="preserve">Investment research and financial education increasingly reach audiences through creators, YouTube, X, communities, newsletters, and other digital channels.</w:t></w:r></w:p><w:p><w:pPr><w:spacing w:after="240" w:before="240" w:lineRule="auto"/><w:rPr><w:sz w:val="28"/><w:szCs w:val="28"/></w:rPr></w:pPr><w:r><w:rPr><w:sz w:val="28"/><w:szCs w:val="28"/><w:rtl w:val="0"/></w:rPr><w:t xml:space="preserve">Creators already influence investment decisions.</w:t></w:r></w:p><w:p><w:pPr><w:spacing w:after="240" w:before="240" w:lineRule="auto"/><w:rPr><w:sz w:val="28"/><w:szCs w:val="28"/></w:rPr></w:pPr><w:r><w:rPr><w:sz w:val="28"/><w:szCs w:val="28"/><w:rtl w:val="0"/></w:rPr><w:t xml:space="preserve">INDEXLA provides infrastructure that can turn that influence into portfolio products rather than simply recommendations.</w:t></w:r></w:p><w:p><w:pPr><w:pStyle w:val="Heading3"/><w:keepNext w:val="0"/><w:keepLines w:val="0"/><w:spacing w:before="280" w:lineRule="auto"/><w:rPr><w:color w:val="000000"/><w:sz w:val="26"/><w:szCs w:val="26"/></w:rPr></w:pPr><w:bookmarkStart w:colFirst="0" w:colLast="0" w:name="_19bitd8scz06" w:id="16"/><w:bookmarkEnd w:id="16"/><w:r><w:rPr><w:color w:val="000000"/><w:sz w:val="26"/><w:szCs w:val="26"/><w:rtl w:val="0"/></w:rPr><w:t xml:space="preserve">Programmable Finance</w:t></w:r></w:p><w:p><w:pPr><w:spacing w:after="240" w:before="240" w:lineRule="auto"/><w:rPr><w:sz w:val="28"/><w:szCs w:val="28"/></w:rPr></w:pPr><w:r><w:rPr><w:sz w:val="28"/><w:szCs w:val="28"/><w:rtl w:val="0"/></w:rPr><w:t xml:space="preserve">Financial actions can increasingly be expressed through programmable rules rather than manual transactions.</w:t></w:r></w:p><w:p><w:pPr><w:spacing w:after="240" w:before="240" w:lineRule="auto"/><w:rPr><w:sz w:val="28"/><w:szCs w:val="28"/></w:rPr></w:pPr><w:r><w:rPr><w:sz w:val="28"/><w:szCs w:val="28"/><w:rtl w:val="0"/></w:rPr><w:t xml:space="preserve">INDEXLA combines programmable strategies with portfolio management and decentralized execution infrastructure.</w:t></w:r></w:p><w:p><w:pPr><w:rPr><w:sz w:val="28"/><w:szCs w:val="28"/></w:rPr></w:pPr><w:r><w:pict><v:rect style="width:0.0pt;height:1.5pt" o:hr="t" o:hrstd="t" o:hralign="center" fillcolor="#A0A0A0" stroked="f"/></w:pict></w:r><w:r><w:rPr><w:rtl w:val="0"/></w:rPr></w:r></w:p><w:p><w:pPr><w:pStyle w:val="Heading1"/><w:keepNext w:val="0"/><w:keepLines w:val="0"/><w:spacing w:before="480" w:lineRule="auto"/><w:rPr><w:sz w:val="46"/><w:szCs w:val="46"/></w:rPr></w:pPr><w:bookmarkStart w:colFirst="0" w:colLast="0" w:name="_7w3jc4jh2396" w:id="17"/><w:bookmarkEnd w:id="17"/><w:r><w:rPr><w:sz w:val="46"/><w:szCs w:val="46"/><w:rtl w:val="0"/></w:rPr><w:t xml:space="preserve">5. Why INDEXLA Differs</w:t></w:r></w:p><w:p><w:pPr><w:spacing w:after="240" w:before="240" w:lineRule="auto"/><w:rPr><w:sz w:val="28"/><w:szCs w:val="28"/></w:rPr></w:pPr><w:r><w:rPr><w:sz w:val="28"/><w:szCs w:val="28"/><w:rtl w:val="0"/></w:rPr><w:t xml:space="preserve">INDEXLA is not simply another portfolio tracker, trading terminal, or managed vault.</w:t></w:r></w:p><w:p><w:pPr><w:spacing w:after="240" w:before="240" w:lineRule="auto"/><w:rPr><w:sz w:val="28"/><w:szCs w:val="28"/></w:rPr></w:pPr><w:r><w:rPr><w:sz w:val="28"/><w:szCs w:val="28"/><w:rtl w:val="0"/></w:rPr><w:t xml:space="preserve">Its model combines:</w:t></w:r></w:p><w:p><w:pPr><w:numPr><w:ilvl w:val="0"/><w:numId w:val="12"/></w:numPr><w:spacing w:after="0" w:afterAutospacing="0" w:before="240" w:lineRule="auto"/><w:ind w:left="720" w:hanging="360"/><w:rPr><w:sz w:val="28"/><w:szCs w:val="28"/></w:rPr></w:pPr><w:r><w:rPr><w:sz w:val="28"/><w:szCs w:val="28"/><w:rtl w:val="0"/></w:rPr><w:t xml:space="preserve">Individual asset ownership</w:t></w:r></w:p><w:p><w:pPr><w:numPr><w:ilvl w:val="0"/><w:numId w:val="12"/></w:numPr><w:spacing w:after="0" w:afterAutospacing="0" w:before="0" w:beforeAutospacing="0" w:lineRule="auto"/><w:ind w:left="720" w:hanging="360"/><w:rPr><w:sz w:val="28"/><w:szCs w:val="28"/></w:rPr></w:pPr><w:r><w:rPr><w:sz w:val="28"/><w:szCs w:val="28"/><w:rtl w:val="0"/></w:rPr><w:t xml:space="preserve">Non-custodial portfolio management</w:t></w:r></w:p><w:p><w:pPr><w:numPr><w:ilvl w:val="0"/><w:numId w:val="12"/></w:numPr><w:spacing w:after="0" w:afterAutospacing="0" w:before="0" w:beforeAutospacing="0" w:lineRule="auto"/><w:ind w:left="720" w:hanging="360"/><w:rPr><w:sz w:val="28"/><w:szCs w:val="28"/></w:rPr></w:pPr><w:r><w:rPr><w:sz w:val="28"/><w:szCs w:val="28"/><w:rtl w:val="0"/></w:rPr><w:t xml:space="preserve">Scoped automation</w:t></w:r></w:p><w:p><w:pPr><w:numPr><w:ilvl w:val="0"/><w:numId w:val="12"/></w:numPr><w:spacing w:after="0" w:afterAutospacing="0" w:before="0" w:beforeAutospacing="0" w:lineRule="auto"/><w:ind w:left="720" w:hanging="360"/><w:rPr><w:sz w:val="28"/><w:szCs w:val="28"/></w:rPr></w:pPr><w:r><w:rPr><w:sz w:val="28"/><w:szCs w:val="28"/><w:rtl w:val="0"/></w:rPr><w:t xml:space="preserve">Multi-asset portfolio construction</w:t></w:r></w:p><w:p><w:pPr><w:numPr><w:ilvl w:val="0"/><w:numId w:val="12"/></w:numPr><w:spacing w:after="0" w:afterAutospacing="0" w:before="0" w:beforeAutospacing="0" w:lineRule="auto"/><w:ind w:left="720" w:hanging="360"/><w:rPr><w:sz w:val="28"/><w:szCs w:val="28"/></w:rPr></w:pPr><w:r><w:rPr><w:sz w:val="28"/><w:szCs w:val="28"/><w:rtl w:val="0"/></w:rPr><w:t xml:space="preserve">Cross-chain execution</w:t></w:r></w:p><w:p><w:pPr><w:numPr><w:ilvl w:val="0"/><w:numId w:val="12"/></w:numPr><w:spacing w:after="0" w:afterAutospacing="0" w:before="0" w:beforeAutospacing="0" w:lineRule="auto"/><w:ind w:left="720" w:hanging="360"/><w:rPr><w:sz w:val="28"/><w:szCs w:val="28"/></w:rPr></w:pPr><w:r><w:rPr><w:sz w:val="28"/><w:szCs w:val="28"/><w:rtl w:val="0"/></w:rPr><w:t xml:space="preserve">Creator portfolio distribution</w:t></w:r></w:p><w:p><w:pPr><w:numPr><w:ilvl w:val="0"/><w:numId w:val="12"/></w:numPr><w:spacing w:after="0" w:afterAutospacing="0" w:before="0" w:beforeAutospacing="0" w:lineRule="auto"/><w:ind w:left="720" w:hanging="360"/><w:rPr><w:sz w:val="28"/><w:szCs w:val="28"/></w:rPr></w:pPr><w:r><w:rPr><w:sz w:val="28"/><w:szCs w:val="28"/><w:rtl w:val="0"/></w:rPr><w:t xml:space="preserve">Creator execution-fee participation</w:t></w:r></w:p><w:p><w:pPr><w:numPr><w:ilvl w:val="0"/><w:numId w:val="12"/></w:numPr><w:spacing w:after="240" w:before="0" w:beforeAutospacing="0" w:lineRule="auto"/><w:ind w:left="720" w:hanging="360"/><w:rPr><w:sz w:val="28"/><w:szCs w:val="28"/></w:rPr></w:pPr><w:r><w:rPr><w:sz w:val="28"/><w:szCs w:val="28"/><w:rtl w:val="0"/></w:rPr><w:t xml:space="preserve">$DEXLA utility and supply reduction</w:t></w:r></w:p><w:p><w:pPr><w:spacing w:after="240" w:before="240" w:lineRule="auto"/><w:rPr><w:sz w:val="28"/><w:szCs w:val="28"/></w:rPr></w:pPr><w:r><w:rPr><w:sz w:val="28"/><w:szCs w:val="28"/><w:rtl w:val="0"/></w:rPr><w:t xml:space="preserve">Existing platforms may offer some of these capabilities individually.</w:t></w:r></w:p><w:p><w:pPr><w:spacing w:after="240" w:before="240" w:lineRule="auto"/><w:rPr><w:sz w:val="28"/><w:szCs w:val="28"/></w:rPr></w:pPr><w:r><w:rPr><w:sz w:val="28"/><w:szCs w:val="28"/><w:rtl w:val="0"/></w:rPr><w:t xml:space="preserve">INDEXLA is designed around connecting them into one portfolio layer.</w:t></w:r></w:p><w:p><w:pPr><w:pStyle w:val="Heading3"/><w:keepNext w:val="0"/><w:keepLines w:val="0"/><w:spacing w:before="280" w:lineRule="auto"/><w:rPr><w:color w:val="000000"/><w:sz w:val="26"/><w:szCs w:val="26"/></w:rPr></w:pPr><w:bookmarkStart w:colFirst="0" w:colLast="0" w:name="_ie624cq9fv9d" w:id="18"/><w:bookmarkEnd w:id="18"/><w:r><w:rPr><w:color w:val="000000"/><w:sz w:val="26"/><w:szCs w:val="26"/><w:rtl w:val="0"/></w:rPr><w:t xml:space="preserve">Why Existing Models Are Different</w:t></w:r></w:p><w:p><w:pPr><w:spacing w:after="240" w:before="240" w:lineRule="auto"/><w:rPr><w:sz w:val="28"/><w:szCs w:val="28"/></w:rPr></w:pPr><w:r><w:rPr><w:sz w:val="28"/><w:szCs w:val="28"/><w:rtl w:val="0"/></w:rPr><w:t xml:space="preserve">Velvet, Reserve, and other portfolio infrastructure can provide portfolio or asset-management functionality, but their models differ from INDEXLA's individual-ownership architecture.</w:t></w:r></w:p><w:p><w:pPr><w:spacing w:after="240" w:before="240" w:lineRule="auto"/><w:rPr><w:sz w:val="28"/><w:szCs w:val="28"/></w:rPr></w:pPr><w:r><w:rPr><w:sz w:val="28"/><w:szCs w:val="28"/><w:rtl w:val="0"/></w:rPr><w:t xml:space="preserve">INDEXLA is designed around users retaining their underlying assets while authorizing specific portfolio actions.</w:t></w:r></w:p><w:p><w:pPr><w:spacing w:after="240" w:before="240" w:lineRule="auto"/><w:rPr><w:sz w:val="28"/><w:szCs w:val="28"/></w:rPr></w:pPr><w:r><w:rPr><w:sz w:val="28"/><w:szCs w:val="28"/><w:rtl w:val="0"/></w:rPr><w:t xml:space="preserve">This creates a fundamentally different foundation for creator economics, automated execution, and user ownership.</w:t></w:r></w:p><w:p><w:pPr><w:rPr><w:sz w:val="28"/><w:szCs w:val="28"/></w:rPr></w:pPr><w:r><w:pict><v:rect style="width:0.0pt;height:1.5pt" o:hr="t" o:hrstd="t" o:hralign="center" fillcolor="#A0A0A0" stroked="f"/></w:pict></w:r><w:r><w:rPr><w:rtl w:val="0"/></w:rPr></w:r></w:p><w:p><w:pPr><w:pStyle w:val="Heading1"/><w:keepNext w:val="0"/><w:keepLines w:val="0"/><w:spacing w:before="480" w:lineRule="auto"/><w:rPr><w:sz w:val="46"/><w:szCs w:val="46"/></w:rPr></w:pPr><w:bookmarkStart w:colFirst="0" w:colLast="0" w:name="_331z23ocaju2" w:id="19"/><w:bookmarkEnd w:id="19"/><w:r><w:rPr><w:sz w:val="46"/><w:szCs w:val="46"/><w:rtl w:val="0"/></w:rPr><w:t xml:space="preserve">6. Why the Architecture Gap Is Structural</w:t></w:r></w:p><w:p><w:pPr><w:spacing w:after="240" w:before="240" w:lineRule="auto"/><w:rPr><w:sz w:val="28"/><w:szCs w:val="28"/></w:rPr></w:pPr><w:r><w:rPr><w:sz w:val="28"/><w:szCs w:val="28"/><w:rtl w:val="0"/></w:rPr><w:t xml:space="preserve">Existing portfolio platforms can be built around vault or pool-based models where assets are deposited into collective smart contracts.</w:t></w:r></w:p><w:p><w:pPr><w:spacing w:after="240" w:before="240" w:lineRule="auto"/><w:rPr><w:sz w:val="28"/><w:szCs w:val="28"/></w:rPr></w:pPr><w:r><w:rPr><w:sz w:val="28"/><w:szCs w:val="28"/><w:rtl w:val="0"/></w:rPr><w:t xml:space="preserve">INDEXLA is built around individual asset ownership with scoped execution permissions.</w:t></w:r></w:p><w:p><w:pPr><w:pStyle w:val="Heading3"/><w:keepNext w:val="0"/><w:keepLines w:val="0"/><w:spacing w:before="280" w:lineRule="auto"/><w:rPr><w:color w:val="000000"/><w:sz w:val="26"/><w:szCs w:val="26"/></w:rPr></w:pPr><w:bookmarkStart w:colFirst="0" w:colLast="0" w:name="_bijqm2fo5d3o" w:id="20"/><w:bookmarkEnd w:id="20"/><w:r><w:rPr><w:color w:val="000000"/><w:sz w:val="26"/><w:szCs w:val="26"/><w:rtl w:val="0"/></w:rPr><w:t xml:space="preserve">01 — Individual Asset Ownership</w:t></w:r></w:p><w:p><w:pPr><w:spacing w:after="240" w:before="240" w:lineRule="auto"/><w:rPr><w:sz w:val="28"/><w:szCs w:val="28"/></w:rPr></w:pPr><w:r><w:rPr><w:sz w:val="28"/><w:szCs w:val="28"/><w:rtl w:val="0"/></w:rPr><w:t xml:space="preserve">Vault models rely on users depositing assets into a shared contract.</w:t></w:r></w:p><w:p><w:pPr><w:spacing w:after="240" w:before="240" w:lineRule="auto"/><w:rPr><w:sz w:val="28"/><w:szCs w:val="28"/></w:rPr></w:pPr><w:r><w:rPr><w:sz w:val="28"/><w:szCs w:val="28"/><w:rtl w:val="0"/></w:rPr><w:t xml:space="preserve">INDEXLA is designed so users retain ownership of their underlying assets.</w:t></w:r></w:p><w:p><w:pPr><w:spacing w:after="240" w:before="240" w:lineRule="auto"/><w:rPr><w:sz w:val="28"/><w:szCs w:val="28"/></w:rPr></w:pPr><w:r><w:rPr><w:sz w:val="28"/><w:szCs w:val="28"/><w:rtl w:val="0"/></w:rPr><w:t xml:space="preserve">Adding this model to a vault architecture is not simply a front-end feature change. It changes the underlying custody and execution assumptions of the platform.</w:t></w:r></w:p><w:p><w:pPr><w:pStyle w:val="Heading3"/><w:keepNext w:val="0"/><w:keepLines w:val="0"/><w:spacing w:before="280" w:lineRule="auto"/><w:rPr><w:color w:val="000000"/><w:sz w:val="26"/><w:szCs w:val="26"/></w:rPr></w:pPr><w:bookmarkStart w:colFirst="0" w:colLast="0" w:name="_o4q5x8hm3wlk" w:id="21"/><w:bookmarkEnd w:id="21"/><w:r><w:rPr><w:color w:val="000000"/><w:sz w:val="26"/><w:szCs w:val="26"/><w:rtl w:val="0"/></w:rPr><w:t xml:space="preserve">02 — Scoped Non-Custodial Permissions</w:t></w:r></w:p><w:p><w:pPr><w:spacing w:after="240" w:before="240" w:lineRule="auto"/><w:rPr><w:sz w:val="28"/><w:szCs w:val="28"/></w:rPr></w:pPr><w:r><w:rPr><w:sz w:val="28"/><w:szCs w:val="28"/><w:rtl w:val="0"/></w:rPr><w:t xml:space="preserve">INDEXLA can authorize specific execution actions without taking ownership of user assets.</w:t></w:r></w:p><w:p><w:pPr><w:spacing w:after="240" w:before="240" w:lineRule="auto"/><w:rPr><w:sz w:val="28"/><w:szCs w:val="28"/></w:rPr></w:pPr><w:r><w:rPr><w:sz w:val="28"/><w:szCs w:val="28"/><w:rtl w:val="0"/></w:rPr><w:t xml:space="preserve">Vault models hold the assets; they cannot grant &quot;execute but never withdraw&quot; permissions because custody is the entire premise.</w:t></w:r></w:p><w:p><w:pPr><w:pStyle w:val="Heading3"/><w:keepNext w:val="0"/><w:keepLines w:val="0"/><w:spacing w:before="280" w:lineRule="auto"/><w:rPr><w:color w:val="000000"/><w:sz w:val="26"/><w:szCs w:val="26"/></w:rPr></w:pPr><w:bookmarkStart w:colFirst="0" w:colLast="0" w:name="_jeojw6hf3jc6" w:id="22"/><w:bookmarkEnd w:id="22"/><w:r><w:rPr><w:color w:val="000000"/><w:sz w:val="26"/><w:szCs w:val="26"/><w:rtl w:val="0"/></w:rPr><w:t xml:space="preserve">03 — Execution-Level Creator Economics</w:t></w:r></w:p><w:p><w:pPr><w:spacing w:after="240" w:before="240" w:lineRule="auto"/><w:rPr><w:sz w:val="28"/><w:szCs w:val="28"/></w:rPr></w:pPr><w:r><w:rPr><w:sz w:val="28"/><w:szCs w:val="28"/><w:rtl w:val="0"/></w:rPr><w:t xml:space="preserve">INDEXLA routes creator economics directly from applicable portfolio execution activity.</w:t></w:r></w:p><w:p><w:pPr><w:spacing w:after="240" w:before="240" w:lineRule="auto"/><w:rPr><w:sz w:val="28"/><w:szCs w:val="28"/></w:rPr></w:pPr><w:r><w:rPr><w:sz w:val="28"/><w:szCs w:val="28"/><w:rtl w:val="0"/></w:rPr><w:t xml:space="preserve">Vault architectures pool fees to the protocol or liquidity providers collectively; retrofitting per-creator, per-portfolio splits at execution would require rebuilding the core fee-routing layer.</w:t></w:r></w:p><w:p><w:pPr><w:spacing w:after="240" w:before="240" w:lineRule="auto"/><w:rPr><w:sz w:val="28"/><w:szCs w:val="28"/></w:rPr></w:pPr><w:r><w:rPr><w:sz w:val="28"/><w:szCs w:val="28"/><w:rtl w:val="0"/></w:rPr><w:t xml:space="preserve">A competitor could build an INDEXLA-like product.</w:t></w:r></w:p><w:p><w:pPr><w:spacing w:after="240" w:before="240" w:lineRule="auto"/><w:rPr><w:sz w:val="28"/><w:szCs w:val="28"/></w:rPr></w:pPr><w:r><w:rPr><w:sz w:val="28"/><w:szCs w:val="28"/><w:rtl w:val="0"/></w:rPr><w:t xml:space="preserve">But adding these capabilities to an existing architecture may require rebuilding core custody, permission, execution, and fee-routing assumptions.</w:t></w:r></w:p><w:p><w:pPr><w:spacing w:after="240" w:before="240" w:lineRule="auto"/><w:rPr><w:sz w:val="28"/><w:szCs w:val="28"/></w:rPr></w:pPr><w:r><w:rPr><w:sz w:val="28"/><w:szCs w:val="28"/><w:rtl w:val="0"/></w:rPr><w:t xml:space="preserve">That is not simply adding a feature.</w:t></w:r></w:p><w:p><w:pPr><w:spacing w:after="240" w:before="240" w:lineRule="auto"/><w:rPr><w:sz w:val="28"/><w:szCs w:val="28"/></w:rPr></w:pPr><w:r><w:rPr><w:sz w:val="28"/><w:szCs w:val="28"/><w:rtl w:val="0"/></w:rPr><w:t xml:space="preserve">It is changing the platform model.</w:t></w:r></w:p><w:p><w:pPr><w:rPr><w:sz w:val="28"/><w:szCs w:val="28"/></w:rPr></w:pPr><w:r><w:pict><v:rect style="width:0.0pt;height:1.5pt" o:hr="t" o:hrstd="t" o:hralign="center" fillcolor="#A0A0A0" stroked="f"/></w:pict></w:r><w:r><w:rPr><w:rtl w:val="0"/></w:rPr></w:r></w:p><w:p><w:pPr><w:pStyle w:val="Heading1"/><w:keepNext w:val="0"/><w:keepLines w:val="0"/><w:spacing w:before="480" w:lineRule="auto"/><w:rPr><w:sz w:val="46"/><w:szCs w:val="46"/></w:rPr></w:pPr><w:bookmarkStart w:colFirst="0" w:colLast="0" w:name="_8tzqn6r0yka6" w:id="23"/><w:bookmarkEnd w:id="23"/><w:r><w:rPr><w:sz w:val="46"/><w:szCs w:val="46"/><w:rtl w:val="0"/></w:rPr><w:t xml:space="preserve">7. Market Opportunity</w:t></w:r></w:p><w:p><w:pPr><w:spacing w:after="240" w:before="240" w:lineRule="auto"/><w:rPr><w:sz w:val="28"/><w:szCs w:val="28"/></w:rPr></w:pPr><w:r><w:rPr><w:sz w:val="28"/><w:szCs w:val="28"/><w:rtl w:val="0"/></w:rPr><w:t xml:space="preserve">INDEXLA sits at the intersection of global investable assets, tokenization, crypto, and programmable portfolio management.</w:t></w:r></w:p><w:p><w:pPr><w:spacing w:after="240" w:before="240" w:lineRule="auto"/><w:rPr><w:sz w:val="28"/><w:szCs w:val="28"/></w:rPr></w:pPr><w:r><w:rPr><w:sz w:val="28"/><w:szCs w:val="28"/><w:rtl w:val="0"/></w:rPr><w:t xml:space="preserve">The long-term vision is simple:</w:t></w:r></w:p><w:p><w:pPr><w:spacing w:after="240" w:before="240" w:lineRule="auto"/><w:rPr><w:sz w:val="28"/><w:szCs w:val="28"/></w:rPr></w:pPr><w:r><w:rPr><w:sz w:val="28"/><w:szCs w:val="28"/><w:rtl w:val="0"/></w:rPr><w:t xml:space="preserve">Invest in Everything. Own Everything. Control Everything.</w:t></w:r></w:p><w:p><w:pPr><w:spacing w:after="240" w:before="240" w:lineRule="auto"/><w:rPr><w:sz w:val="28"/><w:szCs w:val="28"/></w:rPr></w:pPr><w:r><w:rPr><w:sz w:val="28"/><w:szCs w:val="28"/><w:rtl w:val="0"/></w:rPr><w:t xml:space="preserve">As financial assets become increasingly digital and programmable, portfolio management can shift from fragmented platforms toward unified infrastructure.</w:t></w:r></w:p><w:p><w:pPr><w:pStyle w:val="Heading3"/><w:keepNext w:val="0"/><w:keepLines w:val="0"/><w:spacing w:before="280" w:lineRule="auto"/><w:rPr><w:color w:val="000000"/><w:sz w:val="26"/><w:szCs w:val="26"/></w:rPr></w:pPr><w:bookmarkStart w:colFirst="0" w:colLast="0" w:name="_v10f4xoihzx0" w:id="24"/><w:bookmarkEnd w:id="24"/><w:r><w:rPr><w:color w:val="000000"/><w:sz w:val="26"/><w:szCs w:val="26"/><w:rtl w:val="0"/></w:rPr><w:t xml:space="preserve">TAM — Global Investable Assets</w:t></w:r></w:p><w:p><w:pPr><w:spacing w:after="240" w:before="240" w:lineRule="auto"/><w:rPr><w:sz w:val="28"/><w:szCs w:val="28"/></w:rPr></w:pPr><w:r><w:rPr><w:sz w:val="28"/><w:szCs w:val="28"/><w:rtl w:val="0"/></w:rPr><w:t xml:space="preserve">The global pool of investable assets spans hundreds of trillions of dollars across equities, fixed income, commodities, real estate, alternatives, crypto, and other financial assets.</w:t></w:r></w:p><w:p><w:pPr><w:spacing w:after="240" w:before="240" w:lineRule="auto"/><w:rPr><w:sz w:val="28"/><w:szCs w:val="28"/></w:rPr></w:pPr><w:r><w:rPr><w:sz w:val="28"/><w:szCs w:val="28"/><w:rtl w:val="0"/></w:rPr><w:t xml:space="preserve">INDEXLA is building toward a future where these asset classes can exist inside programmable portfolios.</w:t></w:r></w:p><w:p><w:pPr><w:spacing w:after="240" w:before="240" w:lineRule="auto"/><w:rPr><w:sz w:val="28"/><w:szCs w:val="28"/></w:rPr></w:pPr><w:r><w:rPr><w:sz w:val="28"/><w:szCs w:val="28"/><w:rtl w:val="0"/></w:rPr><w:t xml:space="preserve">The opportunity is not limited to crypto.</w:t></w:r></w:p><w:p><w:pPr><w:spacing w:after="240" w:before="240" w:lineRule="auto"/><w:rPr><w:sz w:val="28"/><w:szCs w:val="28"/></w:rPr></w:pPr><w:r><w:rPr><w:sz w:val="28"/><w:szCs w:val="28"/><w:rtl w:val="0"/></w:rPr><w:t xml:space="preserve">It is the broader market for programmable portfolio management across investable assets.</w:t></w:r></w:p><w:p><w:pPr><w:pStyle w:val="Heading3"/><w:keepNext w:val="0"/><w:keepLines w:val="0"/><w:spacing w:before="280" w:lineRule="auto"/><w:rPr><w:color w:val="000000"/><w:sz w:val="26"/><w:szCs w:val="26"/></w:rPr></w:pPr><w:bookmarkStart w:colFirst="0" w:colLast="0" w:name="_gbuljflcewcc" w:id="25"/><w:bookmarkEnd w:id="25"/><w:r><w:rPr><w:color w:val="000000"/><w:sz w:val="26"/><w:szCs w:val="26"/><w:rtl w:val="0"/></w:rPr><w:t xml:space="preserve">SAM — Programmable On-Chain Assets</w:t></w:r></w:p><w:p><w:pPr><w:spacing w:after="240" w:before="240" w:lineRule="auto"/><w:rPr><w:sz w:val="28"/><w:szCs w:val="28"/></w:rPr></w:pPr><w:r><w:rPr><w:sz w:val="28"/><w:szCs w:val="28"/><w:rtl w:val="0"/></w:rPr><w:t xml:space="preserve">The near-term serviceable market includes:</w:t></w:r></w:p><w:p><w:pPr><w:numPr><w:ilvl w:val="0"/><w:numId w:val="4"/></w:numPr><w:spacing w:after="0" w:afterAutospacing="0" w:before="240" w:lineRule="auto"/><w:ind w:left="720" w:hanging="360"/><w:rPr><w:sz w:val="28"/><w:szCs w:val="28"/></w:rPr></w:pPr><w:r><w:rPr><w:sz w:val="28"/><w:szCs w:val="28"/><w:rtl w:val="0"/></w:rPr><w:t xml:space="preserve">Crypto assets</w:t></w:r></w:p><w:p><w:pPr><w:numPr><w:ilvl w:val="0"/><w:numId w:val="4"/></w:numPr><w:spacing w:after="0" w:afterAutospacing="0" w:before="0" w:beforeAutospacing="0" w:lineRule="auto"/><w:ind w:left="720" w:hanging="360"/><w:rPr><w:sz w:val="28"/><w:szCs w:val="28"/></w:rPr></w:pPr><w:r><w:rPr><w:sz w:val="28"/><w:szCs w:val="28"/><w:rtl w:val="0"/></w:rPr><w:t xml:space="preserve">Tokenized securities</w:t></w:r></w:p><w:p><w:pPr><w:numPr><w:ilvl w:val="0"/><w:numId w:val="4"/></w:numPr><w:spacing w:after="0" w:afterAutospacing="0" w:before="0" w:beforeAutospacing="0" w:lineRule="auto"/><w:ind w:left="720" w:hanging="360"/><w:rPr><w:sz w:val="28"/><w:szCs w:val="28"/></w:rPr></w:pPr><w:r><w:rPr><w:sz w:val="28"/><w:szCs w:val="28"/><w:rtl w:val="0"/></w:rPr><w:t xml:space="preserve">Tokenized stocks</w:t></w:r></w:p><w:p><w:pPr><w:numPr><w:ilvl w:val="0"/><w:numId w:val="4"/></w:numPr><w:spacing w:after="0" w:afterAutospacing="0" w:before="0" w:beforeAutospacing="0" w:lineRule="auto"/><w:ind w:left="720" w:hanging="360"/><w:rPr><w:sz w:val="28"/><w:szCs w:val="28"/></w:rPr></w:pPr><w:r><w:rPr><w:sz w:val="28"/><w:szCs w:val="28"/><w:rtl w:val="0"/></w:rPr><w:t xml:space="preserve">Tokenized commodities</w:t></w:r></w:p><w:p><w:pPr><w:numPr><w:ilvl w:val="0"/><w:numId w:val="4"/></w:numPr><w:spacing w:after="0" w:afterAutospacing="0" w:before="0" w:beforeAutospacing="0" w:lineRule="auto"/><w:ind w:left="720" w:hanging="360"/><w:rPr><w:sz w:val="28"/><w:szCs w:val="28"/></w:rPr></w:pPr><w:r><w:rPr><w:sz w:val="28"/><w:szCs w:val="28"/><w:rtl w:val="0"/></w:rPr><w:t xml:space="preserve">Tokenized real estate</w:t></w:r></w:p><w:p><w:pPr><w:numPr><w:ilvl w:val="0"/><w:numId w:val="4"/></w:numPr><w:spacing w:after="0" w:afterAutospacing="0" w:before="0" w:beforeAutospacing="0" w:lineRule="auto"/><w:ind w:left="720" w:hanging="360"/><w:rPr><w:sz w:val="28"/><w:szCs w:val="28"/></w:rPr></w:pPr><w:r><w:rPr><w:sz w:val="28"/><w:szCs w:val="28"/><w:rtl w:val="0"/></w:rPr><w:t xml:space="preserve">Other tokenized RWAs</w:t></w:r></w:p><w:p><w:pPr><w:numPr><w:ilvl w:val="0"/><w:numId w:val="4"/></w:numPr><w:spacing w:after="0" w:afterAutospacing="0" w:before="0" w:beforeAutospacing="0" w:lineRule="auto"/><w:ind w:left="720" w:hanging="360"/><w:rPr><w:sz w:val="28"/><w:szCs w:val="28"/></w:rPr></w:pPr><w:r><w:rPr><w:sz w:val="28"/><w:szCs w:val="28"/><w:rtl w:val="0"/></w:rPr><w:t xml:space="preserve">Stablecoins</w:t></w:r></w:p><w:p><w:pPr><w:numPr><w:ilvl w:val="0"/><w:numId w:val="4"/></w:numPr><w:spacing w:after="0" w:afterAutospacing="0" w:before="0" w:beforeAutospacing="0" w:lineRule="auto"/><w:ind w:left="720" w:hanging="360"/><w:rPr><w:sz w:val="28"/><w:szCs w:val="28"/></w:rPr></w:pPr><w:r><w:rPr><w:sz w:val="28"/><w:szCs w:val="28"/><w:rtl w:val="0"/></w:rPr><w:t xml:space="preserve">On-chain investment products</w:t></w:r></w:p><w:p><w:pPr><w:numPr><w:ilvl w:val="0"/><w:numId w:val="4"/></w:numPr><w:spacing w:after="240" w:before="0" w:beforeAutospacing="0" w:lineRule="auto"/><w:ind w:left="720" w:hanging="360"/><w:rPr><w:sz w:val="28"/><w:szCs w:val="28"/></w:rPr></w:pPr><w:r><w:rPr><w:sz w:val="28"/><w:szCs w:val="28"/><w:rtl w:val="0"/></w:rPr><w:t xml:space="preserve">Hybrid multi-asset portfolios</w:t></w:r></w:p><w:p><w:pPr><w:spacing w:after="240" w:before="240" w:lineRule="auto"/><w:rPr><w:sz w:val="28"/><w:szCs w:val="28"/></w:rPr></w:pPr><w:r><w:rPr><w:sz w:val="28"/><w:szCs w:val="28"/><w:rtl w:val="0"/></w:rPr><w:t xml:space="preserve">As traditional assets move on-chain, the potential universe of programmable portfolios expands.</w:t></w:r></w:p><w:p><w:pPr><w:pStyle w:val="Heading3"/><w:keepNext w:val="0"/><w:keepLines w:val="0"/><w:spacing w:before="280" w:lineRule="auto"/><w:rPr><w:color w:val="000000"/><w:sz w:val="26"/><w:szCs w:val="26"/></w:rPr></w:pPr><w:bookmarkStart w:colFirst="0" w:colLast="0" w:name="_tll9r4uyg5jj" w:id="26"/><w:bookmarkEnd w:id="26"/><w:r><w:rPr><w:color w:val="000000"/><w:sz w:val="26"/><w:szCs w:val="26"/><w:rtl w:val="0"/></w:rPr><w:t xml:space="preserve">SOM — Initial Market</w:t></w:r></w:p><w:p><w:pPr><w:spacing w:after="240" w:before="240" w:lineRule="auto"/><w:rPr><w:sz w:val="28"/><w:szCs w:val="28"/></w:rPr></w:pPr><w:r><w:rPr><w:sz w:val="28"/><w:szCs w:val="28"/><w:rtl w:val="0"/></w:rPr><w:t xml:space="preserve">INDEXLA's initial focus is deliberately narrower:</w:t></w:r></w:p><w:p><w:pPr><w:spacing w:after="240" w:before="240" w:lineRule="auto"/><w:rPr><w:sz w:val="28"/><w:szCs w:val="28"/></w:rPr></w:pPr><w:r><w:rPr><w:sz w:val="28"/><w:szCs w:val="28"/><w:rtl w:val="0"/></w:rPr><w:t xml:space="preserve">Crypto-native investors + portfolio creators + users seeking automated multi-asset investing.</w:t></w:r></w:p><w:p><w:pPr><w:spacing w:after="240" w:before="240" w:lineRule="auto"/><w:rPr><w:sz w:val="28"/><w:szCs w:val="28"/></w:rPr></w:pPr><w:r><w:rPr><w:sz w:val="28"/><w:szCs w:val="28"/><w:rtl w:val="0"/></w:rPr><w:t xml:space="preserve">The objective is to establish product-market fit, prove recurring portfolio activity, onboard creators, grow AUM, and progressively expand supported assets and networks.</w:t></w:r></w:p><w:p><w:pPr><w:pStyle w:val="Heading3"/><w:keepNext w:val="0"/><w:keepLines w:val="0"/><w:spacing w:before="280" w:lineRule="auto"/><w:rPr><w:color w:val="000000"/><w:sz w:val="26"/><w:szCs w:val="26"/></w:rPr></w:pPr><w:bookmarkStart w:colFirst="0" w:colLast="0" w:name="_5cg44ptjf29w" w:id="27"/><w:bookmarkEnd w:id="27"/><w:r><w:rPr><w:color w:val="000000"/><w:sz w:val="26"/><w:szCs w:val="26"/><w:rtl w:val="0"/></w:rPr><w:t xml:space="preserve">The Long-Term Opportunity</w:t></w:r></w:p><w:p><w:pPr><w:spacing w:after="240" w:before="240" w:lineRule="auto"/><w:rPr><w:sz w:val="28"/><w:szCs w:val="28"/></w:rPr></w:pPr><w:r><w:rPr><w:sz w:val="28"/><w:szCs w:val="28"/><w:rtl w:val="0"/></w:rPr><w:t xml:space="preserve">INDEXLA is not building another crypto portfolio tracker.</w:t></w:r></w:p><w:p><w:pPr><w:spacing w:after="240" w:before="240" w:lineRule="auto"/><w:rPr><w:sz w:val="28"/><w:szCs w:val="28"/></w:rPr></w:pPr><w:r><w:rPr><w:sz w:val="28"/><w:szCs w:val="28"/><w:rtl w:val="0"/></w:rPr><w:t xml:space="preserve">It is building a decentralized portfolio management layer for an increasingly programmable financial system.</w:t></w:r></w:p><w:p><w:pPr><w:spacing w:after="240" w:before="240" w:lineRule="auto"/><w:rPr><w:sz w:val="28"/><w:szCs w:val="28"/></w:rPr></w:pPr><w:r><w:rPr><w:rFonts w:ascii="Arial Unicode MS" w:cs="Arial Unicode MS" w:eastAsia="Arial Unicode MS" w:hAnsi="Arial Unicode MS"/><w:sz w:val="28"/><w:szCs w:val="28"/><w:rtl w:val="0"/></w:rPr><w:t xml:space="preserve">More assets become tokenized → more assets become programmable → more portfolios can be automated → more capital can flow through programmable portfolio infrastructure.</w:t></w:r></w:p><w:p><w:pPr><w:spacing w:after="240" w:before="240" w:lineRule="auto"/><w:rPr><w:sz w:val="28"/><w:szCs w:val="28"/></w:rPr></w:pPr><w:r><w:rPr><w:sz w:val="28"/><w:szCs w:val="28"/><w:rtl w:val="0"/></w:rPr><w:t xml:space="preserve">The potential market therefore extends from today's crypto-native market toward the broader universe of global investable assets.</w:t></w:r></w:p><w:p><w:pPr><w:rPr><w:sz w:val="28"/><w:szCs w:val="28"/></w:rPr></w:pPr><w:r><w:pict><v:rect style="width:0.0pt;height:1.5pt" o:hr="t" o:hrstd="t" o:hralign="center" fillcolor="#A0A0A0" stroked="f"/></w:pict></w:r><w:r><w:rPr><w:rtl w:val="0"/></w:rPr></w:r></w:p><w:p><w:pPr><w:pStyle w:val="Heading1"/><w:keepNext w:val="0"/><w:keepLines w:val="0"/><w:spacing w:before="480" w:lineRule="auto"/><w:rPr><w:sz w:val="46"/><w:szCs w:val="46"/></w:rPr></w:pPr><w:bookmarkStart w:colFirst="0" w:colLast="0" w:name="_c7um3gew1wsi" w:id="28"/><w:bookmarkEnd w:id="28"/><w:r><w:rPr><w:sz w:val="46"/><w:szCs w:val="46"/><w:rtl w:val="0"/></w:rPr><w:t xml:space="preserve">8. How INDEXLA Works</w:t></w:r></w:p><w:p><w:pPr><w:spacing w:after="240" w:before="240" w:lineRule="auto"/><w:rPr><w:sz w:val="28"/><w:szCs w:val="28"/></w:rPr></w:pPr><w:r><w:rPr><w:sz w:val="28"/><w:szCs w:val="28"/><w:rtl w:val="0"/></w:rPr><w:t xml:space="preserve">INDEXLA separates portfolio management from asset custody.</w:t></w:r></w:p><w:p><w:pPr><w:pStyle w:val="Heading3"/><w:keepNext w:val="0"/><w:keepLines w:val="0"/><w:spacing w:before="280" w:lineRule="auto"/><w:rPr><w:color w:val="000000"/><w:sz w:val="26"/><w:szCs w:val="26"/></w:rPr></w:pPr><w:bookmarkStart w:colFirst="0" w:colLast="0" w:name="_xtajhoh9d5n5" w:id="29"/><w:bookmarkEnd w:id="29"/><w:r><w:rPr><w:color w:val="000000"/><w:sz w:val="26"/><w:szCs w:val="26"/><w:rtl w:val="0"/></w:rPr><w:t xml:space="preserve">Build</w:t></w:r></w:p><w:p><w:pPr><w:spacing w:after="240" w:before="240" w:lineRule="auto"/><w:rPr><w:sz w:val="28"/><w:szCs w:val="28"/></w:rPr></w:pPr><w:r><w:rPr><w:sz w:val="28"/><w:szCs w:val="28"/><w:rtl w:val="0"/></w:rPr><w:t xml:space="preserve">Users create a portfolio and select assets and allocations.</w:t></w:r></w:p><w:p><w:pPr><w:pStyle w:val="Heading3"/><w:keepNext w:val="0"/><w:keepLines w:val="0"/><w:spacing w:before="280" w:lineRule="auto"/><w:rPr><w:color w:val="000000"/><w:sz w:val="26"/><w:szCs w:val="26"/></w:rPr></w:pPr><w:bookmarkStart w:colFirst="0" w:colLast="0" w:name="_d3e3h5e4n14p" w:id="30"/><w:bookmarkEnd w:id="30"/><w:r><w:rPr><w:color w:val="000000"/><w:sz w:val="26"/><w:szCs w:val="26"/><w:rtl w:val="0"/></w:rPr><w:t xml:space="preserve">Configure</w:t></w:r></w:p><w:p><w:pPr><w:spacing w:after="240" w:before="240" w:lineRule="auto"/><w:rPr><w:sz w:val="28"/><w:szCs w:val="28"/></w:rPr></w:pPr><w:r><w:rPr><w:sz w:val="28"/><w:szCs w:val="28"/><w:rtl w:val="0"/></w:rPr><w:t xml:space="preserve">Users define strategy rules and execution parameters.</w:t></w:r></w:p><w:p><w:pPr><w:pStyle w:val="Heading3"/><w:keepNext w:val="0"/><w:keepLines w:val="0"/><w:spacing w:before="280" w:lineRule="auto"/><w:rPr><w:color w:val="000000"/><w:sz w:val="26"/><w:szCs w:val="26"/></w:rPr></w:pPr><w:bookmarkStart w:colFirst="0" w:colLast="0" w:name="_3jut59c2viyk" w:id="31"/><w:bookmarkEnd w:id="31"/><w:r><w:rPr><w:color w:val="000000"/><w:sz w:val="26"/><w:szCs w:val="26"/><w:rtl w:val="0"/></w:rPr><w:t xml:space="preserve">Authorize</w:t></w:r></w:p><w:p><w:pPr><w:spacing w:after="240" w:before="240" w:lineRule="auto"/><w:rPr><w:sz w:val="28"/><w:szCs w:val="28"/></w:rPr></w:pPr><w:r><w:rPr><w:sz w:val="28"/><w:szCs w:val="28"/><w:rtl w:val="0"/></w:rPr><w:t xml:space="preserve">Users authorize the actions required for automated portfolio execution.</w:t></w:r></w:p><w:p><w:pPr><w:pStyle w:val="Heading3"/><w:keepNext w:val="0"/><w:keepLines w:val="0"/><w:spacing w:before="280" w:lineRule="auto"/><w:rPr><w:color w:val="000000"/><w:sz w:val="26"/><w:szCs w:val="26"/></w:rPr></w:pPr><w:bookmarkStart w:colFirst="0" w:colLast="0" w:name="_ig55xkdd7fop" w:id="32"/><w:bookmarkEnd w:id="32"/><w:r><w:rPr><w:color w:val="000000"/><w:sz w:val="26"/><w:szCs w:val="26"/><w:rtl w:val="0"/></w:rPr><w:t xml:space="preserve">Monitor</w:t></w:r></w:p><w:p><w:pPr><w:spacing w:after="240" w:before="240" w:lineRule="auto"/><w:rPr><w:sz w:val="28"/><w:szCs w:val="28"/></w:rPr></w:pPr><w:r><w:rPr><w:sz w:val="28"/><w:szCs w:val="28"/><w:rtl w:val="0"/></w:rPr><w:t xml:space="preserve">The platform monitors relevant market and portfolio conditions.</w:t></w:r></w:p><w:p><w:pPr><w:pStyle w:val="Heading3"/><w:keepNext w:val="0"/><w:keepLines w:val="0"/><w:spacing w:before="280" w:lineRule="auto"/><w:rPr><w:color w:val="000000"/><w:sz w:val="26"/><w:szCs w:val="26"/></w:rPr></w:pPr><w:bookmarkStart w:colFirst="0" w:colLast="0" w:name="_5gkz81htt2l0" w:id="33"/><w:bookmarkEnd w:id="33"/><w:r><w:rPr><w:color w:val="000000"/><w:sz w:val="26"/><w:szCs w:val="26"/><w:rtl w:val="0"/></w:rPr><w:t xml:space="preserve">Execute</w:t></w:r></w:p><w:p><w:pPr><w:spacing w:after="240" w:before="240" w:lineRule="auto"/><w:rPr><w:sz w:val="28"/><w:szCs w:val="28"/></w:rPr></w:pPr><w:r><w:rPr><w:sz w:val="28"/><w:szCs w:val="28"/><w:rtl w:val="0"/></w:rPr><w:t xml:space="preserve">Authorized transactions are coordinated through available decentralized liquidity and execution infrastructure.</w:t></w:r></w:p><w:p><w:pPr><w:pStyle w:val="Heading3"/><w:keepNext w:val="0"/><w:keepLines w:val="0"/><w:spacing w:before="280" w:lineRule="auto"/><w:rPr><w:color w:val="000000"/><w:sz w:val="26"/><w:szCs w:val="26"/></w:rPr></w:pPr><w:bookmarkStart w:colFirst="0" w:colLast="0" w:name="_1gub0w9f8r2m" w:id="34"/><w:bookmarkEnd w:id="34"/><w:r><w:rPr><w:color w:val="000000"/><w:sz w:val="26"/><w:szCs w:val="26"/><w:rtl w:val="0"/></w:rPr><w:t xml:space="preserve">Manage</w:t></w:r></w:p><w:p><w:pPr><w:spacing w:after="240" w:before="240" w:lineRule="auto"/><w:rPr><w:sz w:val="28"/><w:szCs w:val="28"/></w:rPr></w:pPr><w:r><w:rPr><w:sz w:val="28"/><w:szCs w:val="28"/><w:rtl w:val="0"/></w:rPr><w:t xml:space="preserve">Users can monitor their portfolios, adjust allocations, change strategies, or stop automation according to the permissions and functionality available to them.</w:t></w:r></w:p><w:p><w:pPr><w:spacing w:after="240" w:before="240" w:lineRule="auto"/><w:rPr><w:sz w:val="28"/><w:szCs w:val="28"/></w:rPr></w:pPr><w:r><w:rPr><w:sz w:val="28"/><w:szCs w:val="28"/><w:rtl w:val="0"/></w:rPr><w:t xml:space="preserve">The detailed technical architecture, execution safeguards, routing logic, permissions, recovery mechanisms, and infrastructure design are documented separately in the INDEXLA Technical Paper.</w:t></w:r></w:p><w:p><w:pPr><w:rPr><w:sz w:val="28"/><w:szCs w:val="28"/></w:rPr></w:pPr><w:r><w:pict><v:rect style="width:0.0pt;height:1.5pt" o:hr="t" o:hrstd="t" o:hralign="center" fillcolor="#A0A0A0" stroked="f"/></w:pict></w:r><w:r><w:rPr><w:rtl w:val="0"/></w:rPr></w:r></w:p><w:p><w:pPr><w:pStyle w:val="Heading1"/><w:keepNext w:val="0"/><w:keepLines w:val="0"/><w:spacing w:before="480" w:lineRule="auto"/><w:rPr><w:sz w:val="46"/><w:szCs w:val="46"/></w:rPr></w:pPr><w:bookmarkStart w:colFirst="0" w:colLast="0" w:name="_ecf1veokxttg" w:id="35"/><w:bookmarkEnd w:id="35"/><w:r><w:rPr><w:sz w:val="46"/><w:szCs w:val="46"/><w:rtl w:val="0"/></w:rPr><w:t xml:space="preserve">9. Business Model</w:t></w:r></w:p><w:p><w:pPr><w:spacing w:after="240" w:before="240" w:lineRule="auto"/><w:rPr><w:sz w:val="28"/><w:szCs w:val="28"/></w:rPr></w:pPr><w:r><w:rPr><w:sz w:val="28"/><w:szCs w:val="28"/><w:rtl w:val="0"/></w:rPr><w:t xml:space="preserve">INDEXLA generates revenue through a transparent:</w:t></w:r></w:p><w:p><w:pPr><w:pStyle w:val="Heading2"/><w:keepNext w:val="0"/><w:keepLines w:val="0"/><w:spacing w:after="80" w:lineRule="auto"/><w:rPr><w:sz w:val="34"/><w:szCs w:val="34"/></w:rPr></w:pPr><w:bookmarkStart w:colFirst="0" w:colLast="0" w:name="_jjpiq7gut2ov" w:id="36"/><w:bookmarkEnd w:id="36"/><w:r><w:rPr><w:sz w:val="34"/><w:szCs w:val="34"/><w:rtl w:val="0"/></w:rPr><w:t xml:space="preserve">1% Execution Fee</w:t></w:r></w:p><w:p><w:pPr><w:spacing w:after="240" w:before="240" w:lineRule="auto"/><w:rPr><w:sz w:val="28"/><w:szCs w:val="28"/></w:rPr></w:pPr><w:r><w:rPr><w:sz w:val="28"/><w:szCs w:val="28"/><w:rtl w:val="0"/></w:rPr><w:t xml:space="preserve">The fee applies to eligible buy and sell transactions executed through the platform.</w:t></w:r></w:p><w:p><w:pPr><w:spacing w:after="240" w:before="240" w:lineRule="auto"/><w:rPr><w:sz w:val="28"/><w:szCs w:val="28"/></w:rPr></w:pPr><w:r><w:rPr><w:sz w:val="28"/><w:szCs w:val="28"/><w:rtl w:val="0"/></w:rPr><w:t xml:space="preserve">INDEXLA charges:</w:t></w:r></w:p><w:p><w:pPr><w:spacing w:after="240" w:before="240" w:lineRule="auto"/><w:rPr><w:sz w:val="28"/><w:szCs w:val="28"/></w:rPr></w:pPr><w:r><w:rPr><w:sz w:val="28"/><w:szCs w:val="28"/><w:rtl w:val="0"/></w:rPr><w:t xml:space="preserve">0% Management Fees</w:t></w:r></w:p><w:p><w:pPr><w:spacing w:after="240" w:before="240" w:lineRule="auto"/><w:rPr><w:sz w:val="28"/><w:szCs w:val="28"/></w:rPr></w:pPr><w:r><w:rPr><w:sz w:val="28"/><w:szCs w:val="28"/><w:rtl w:val="0"/></w:rPr><w:t xml:space="preserve">0% Subscription Fees</w:t></w:r></w:p><w:p><w:pPr><w:spacing w:after="240" w:before="240" w:lineRule="auto"/><w:rPr><w:sz w:val="28"/><w:szCs w:val="28"/></w:rPr></w:pPr><w:r><w:rPr><w:sz w:val="28"/><w:szCs w:val="28"/><w:rtl w:val="0"/></w:rPr><w:t xml:space="preserve">0% Performance Fees</w:t></w:r></w:p><w:p><w:pPr><w:spacing w:after="240" w:before="240" w:lineRule="auto"/><w:rPr><w:sz w:val="28"/><w:szCs w:val="28"/></w:rPr></w:pPr><w:r><w:rPr><w:sz w:val="28"/><w:szCs w:val="28"/><w:rtl w:val="0"/></w:rPr><w:t xml:space="preserve">0% Exit Fees</w:t></w:r></w:p><w:p><w:pPr><w:spacing w:after="240" w:before="240" w:lineRule="auto"/><w:rPr><w:sz w:val="28"/><w:szCs w:val="28"/></w:rPr></w:pPr><w:r><w:rPr><w:sz w:val="28"/><w:szCs w:val="28"/><w:rtl w:val="0"/></w:rPr><w:t xml:space="preserve">Revenue therefore scales with actual portfolio activity.</w:t></w:r></w:p><w:p><w:pPr><w:pStyle w:val="Heading3"/><w:keepNext w:val="0"/><w:keepLines w:val="0"/><w:spacing w:before="280" w:lineRule="auto"/><w:rPr><w:color w:val="000000"/><w:sz w:val="26"/><w:szCs w:val="26"/></w:rPr></w:pPr><w:bookmarkStart w:colFirst="0" w:colLast="0" w:name="_uphoepnzmqaf" w:id="37"/><w:bookmarkEnd w:id="37"/><w:r><w:rPr><w:color w:val="000000"/><w:sz w:val="26"/><w:szCs w:val="26"/><w:rtl w:val="0"/></w:rPr><w:t xml:space="preserve">Fee Economics</w:t></w:r></w:p><w:p><w:pPr><w:spacing w:after="240" w:before="240" w:lineRule="auto"/><w:rPr><w:sz w:val="28"/><w:szCs w:val="28"/></w:rPr></w:pPr><w:r><w:rPr><w:sz w:val="28"/><w:szCs w:val="28"/><w:rtl w:val="0"/></w:rPr><w:t xml:space="preserve">The detailed portfolio-level fee distribution is documented in the Tokenomics section.</w:t></w:r></w:p><w:p><w:pPr><w:spacing w:after="240" w:before="240" w:lineRule="auto"/><w:rPr><w:sz w:val="28"/><w:szCs w:val="28"/></w:rPr></w:pPr><w:r><w:rPr><w:sz w:val="28"/><w:szCs w:val="28"/><w:rtl w:val="0"/></w:rPr><w:t xml:space="preserve">For the planned portfolio mix of 70% Creator Portfolios and 30% Protocol Created Portfolios, the blended allocation of the 1% execution fee is:</w:t></w:r></w:p><w:tbl><w:tblPr><w:tblStyle w:val="Table1"/><w:tblW w:w="4585.0" w:type="dxa"/><w:jc w:val="left"/><w:tblBorders><w:top w:color="000000" w:space="0" w:sz="0" w:val="nil"/><w:left w:color="000000" w:space="0" w:sz="0" w:val="nil"/><w:bottom w:color="000000" w:space="0" w:sz="0" w:val="nil"/><w:right w:color="000000" w:space="0" w:sz="0" w:val="nil"/><w:insideH w:color="000000" w:space="0" w:sz="0" w:val="nil"/><w:insideV w:color="000000" w:space="0" w:sz="0" w:val="nil"/></w:tblBorders><w:tblLayout w:type="fixed"/><w:tblLook w:val="0600"/></w:tblPr><w:tblGrid><w:gridCol w:w="2855"/><w:gridCol w:w="1730"/><w:tblGridChange w:id="0"><w:tblGrid><w:gridCol w:w="2855"/><w:gridCol w:w="1730"/></w:tblGrid></w:tblGridChange></w:tblGrid><w:tr><w:trPr><w:cantSplit w:val="0"/><w:trHeight w:val="515" w:hRule="atLeast"/><w:tblHeader w:val="0"/></w:trPr><w:tc><w:tcPr><w:tcBorders><w:top w:color="000000" w:space="0" w:sz="0" w:val="nil"/><w:left w:color="000000" w:space="0" w:sz="0" w:val="nil"/><w:bottom w:color="000000" w:space="0" w:sz="0" w:val="nil"/><w:right w:color="000000" w:space="0" w:sz="0" w:val="nil"/></w:tcBorders><w:tcMar><w:top w:w="100.0" w:type="dxa"/><w:left w:w="100.0" w:type="dxa"/><w:bottom w:w="100.0" w:type="dxa"/><w:right w:w="100.0" w:type="dxa"/></w:tcMar><w:vAlign w:val="top"/></w:tcPr><w:p><w:pPr><w:jc w:val="center"/><w:rPr><w:sz w:val="28"/><w:szCs w:val="28"/></w:rPr></w:pPr><w:r><w:rPr><w:sz w:val="28"/><w:szCs w:val="28"/><w:rtl w:val="0"/></w:rPr><w:t xml:space="preserve">Allocation</w:t></w:r></w:p></w:tc><w:tc><w:tcPr><w:tcBorders><w:top w:color="000000" w:space="0" w:sz="0" w:val="nil"/><w:left w:color="000000" w:space="0" w:sz="0" w:val="nil"/><w:bottom w:color="000000" w:space="0" w:sz="0" w:val="nil"/><w:right w:color="000000" w:space="0" w:sz="0" w:val="nil"/></w:tcBorders><w:tcMar><w:top w:w="100.0" w:type="dxa"/><w:left w:w="100.0" w:type="dxa"/><w:bottom w:w="100.0" w:type="dxa"/><w:right w:w="100.0" w:type="dxa"/></w:tcMar><w:vAlign w:val="top"/></w:tcPr><w:p><w:pPr><w:jc w:val="center"/><w:rPr><w:sz w:val="28"/><w:szCs w:val="28"/></w:rPr></w:pPr><w:r><w:rPr><w:sz w:val="28"/><w:szCs w:val="28"/><w:rtl w:val="0"/></w:rPr><w:t xml:space="preserve">Blended Share</w:t></w:r></w:p></w:tc></w:tr><w:tr><w:trPr><w:cantSplit w:val="0"/><w:trHeight w:val="515" w:hRule="atLeast"/><w:tblHeader w:val="0"/></w:trPr><w:tc><w:tcPr><w:tcBorders><w:top w:color="000000" w:space="0" w:sz="0" w:val="nil"/><w:left w:color="000000" w:space="0" w:sz="0" w:val="nil"/><w:bottom w:color="000000" w:space="0" w:sz="0" w:val="nil"/><w:right w:color="000000" w:space="0" w:sz="0" w:val="nil"/></w:tcBorders><w:tcMar><w:top w:w="100.0" w:type="dxa"/><w:left w:w="100.0" w:type="dxa"/><w:bottom w:w="100.0" w:type="dxa"/><w:right w:w="100.0" w:type="dxa"/></w:tcMar><w:vAlign w:val="top"/></w:tcPr><w:p><w:pPr><w:rPr><w:sz w:val="28"/><w:szCs w:val="28"/></w:rPr></w:pPr><w:r><w:rPr><w:sz w:val="28"/><w:szCs w:val="28"/><w:rtl w:val="0"/></w:rPr><w:t xml:space="preserve">Creator</w:t></w:r></w:p></w:tc><w:tc><w:tcPr><w:tcBorders><w:top w:color="000000" w:space="0" w:sz="0" w:val="nil"/><w:left w:color="000000" w:space="0" w:sz="0" w:val="nil"/><w:bottom w:color="000000" w:space="0" w:sz="0" w:val="nil"/><w:right w:color="000000" w:space="0" w:sz="0" w:val="nil"/></w:tcBorders><w:tcMar><w:top w:w="100.0" w:type="dxa"/><w:left w:w="100.0" w:type="dxa"/><w:bottom w:w="100.0" w:type="dxa"/><w:right w:w="100.0" w:type="dxa"/></w:tcMar><w:vAlign w:val="top"/></w:tcPr><w:p><w:pPr><w:rPr><w:sz w:val="28"/><w:szCs w:val="28"/></w:rPr></w:pPr><w:r><w:rPr><w:sz w:val="28"/><w:szCs w:val="28"/><w:rtl w:val="0"/></w:rPr><w:t xml:space="preserve">35%</w:t></w:r></w:p></w:tc></w:tr><w:tr><w:trPr><w:cantSplit w:val="0"/><w:trHeight w:val="515" w:hRule="atLeast"/><w:tblHeader w:val="0"/></w:trPr><w:tc><w:tcPr><w:tcBorders><w:top w:color="000000" w:space="0" w:sz="0" w:val="nil"/><w:left w:color="000000" w:space="0" w:sz="0" w:val="nil"/><w:bottom w:color="000000" w:space="0" w:sz="0" w:val="nil"/><w:right w:color="000000" w:space="0" w:sz="0" w:val="nil"/></w:tcBorders><w:tcMar><w:top w:w="100.0" w:type="dxa"/><w:left w:w="100.0" w:type="dxa"/><w:bottom w:w="100.0" w:type="dxa"/><w:right w:w="100.0" w:type="dxa"/></w:tcMar><w:vAlign w:val="top"/></w:tcPr><w:p><w:pPr><w:rPr><w:sz w:val="28"/><w:szCs w:val="28"/></w:rPr></w:pPr><w:r><w:rPr><w:sz w:val="28"/><w:szCs w:val="28"/><w:rtl w:val="0"/></w:rPr><w:t xml:space="preserve">Platform</w:t></w:r></w:p></w:tc><w:tc><w:tcPr><w:tcBorders><w:top w:color="000000" w:space="0" w:sz="0" w:val="nil"/><w:left w:color="000000" w:space="0" w:sz="0" w:val="nil"/><w:bottom w:color="000000" w:space="0" w:sz="0" w:val="nil"/><w:right w:color="000000" w:space="0" w:sz="0" w:val="nil"/></w:tcBorders><w:tcMar><w:top w:w="100.0" w:type="dxa"/><w:left w:w="100.0" w:type="dxa"/><w:bottom w:w="100.0" w:type="dxa"/><w:right w:w="100.0" w:type="dxa"/></w:tcMar><w:vAlign w:val="top"/></w:tcPr><w:p><w:pPr><w:rPr><w:sz w:val="28"/><w:szCs w:val="28"/></w:rPr></w:pPr><w:r><w:rPr><w:sz w:val="28"/><w:szCs w:val="28"/><w:rtl w:val="0"/></w:rPr><w:t xml:space="preserve">23%</w:t></w:r></w:p></w:tc></w:tr><w:tr><w:trPr><w:cantSplit w:val="0"/><w:trHeight w:val="515" w:hRule="atLeast"/><w:tblHeader w:val="0"/></w:trPr><w:tc><w:tcPr><w:tcBorders><w:top w:color="000000" w:space="0" w:sz="0" w:val="nil"/><w:left w:color="000000" w:space="0" w:sz="0" w:val="nil"/><w:bottom w:color="000000" w:space="0" w:sz="0" w:val="nil"/><w:right w:color="000000" w:space="0" w:sz="0" w:val="nil"/></w:tcBorders><w:tcMar><w:top w:w="100.0" w:type="dxa"/><w:left w:w="100.0" w:type="dxa"/><w:bottom w:w="100.0" w:type="dxa"/><w:right w:w="100.0" w:type="dxa"/></w:tcMar><w:vAlign w:val="top"/></w:tcPr><w:p><w:pPr><w:rPr><w:sz w:val="28"/><w:szCs w:val="28"/></w:rPr></w:pPr><w:r><w:rPr><w:sz w:val="28"/><w:szCs w:val="28"/><w:rtl w:val="0"/></w:rPr><w:t xml:space="preserve">Treasury</w:t></w:r></w:p></w:tc><w:tc><w:tcPr><w:tcBorders><w:top w:color="000000" w:space="0" w:sz="0" w:val="nil"/><w:left w:color="000000" w:space="0" w:sz="0" w:val="nil"/><w:bottom w:color="000000" w:space="0" w:sz="0" w:val="nil"/><w:right w:color="000000" w:space="0" w:sz="0" w:val="nil"/></w:tcBorders><w:tcMar><w:top w:w="100.0" w:type="dxa"/><w:left w:w="100.0" w:type="dxa"/><w:bottom w:w="100.0" w:type="dxa"/><w:right w:w="100.0" w:type="dxa"/></w:tcMar><w:vAlign w:val="top"/></w:tcPr><w:p><w:pPr><w:rPr><w:sz w:val="28"/><w:szCs w:val="28"/></w:rPr></w:pPr><w:r><w:rPr><w:sz w:val="28"/><w:szCs w:val="28"/><w:rtl w:val="0"/></w:rPr><w:t xml:space="preserve">16%</w:t></w:r></w:p></w:tc></w:tr><w:tr><w:trPr><w:cantSplit w:val="0"/><w:trHeight w:val="515" w:hRule="atLeast"/><w:tblHeader w:val="0"/></w:trPr><w:tc><w:tcPr><w:tcBorders><w:top w:color="000000" w:space="0" w:sz="0" w:val="nil"/><w:left w:color="000000" w:space="0" w:sz="0" w:val="nil"/><w:bottom w:color="000000" w:space="0" w:sz="0" w:val="nil"/><w:right w:color="000000" w:space="0" w:sz="0" w:val="nil"/></w:tcBorders><w:tcMar><w:top w:w="100.0" w:type="dxa"/><w:left w:w="100.0" w:type="dxa"/><w:bottom w:w="100.0" w:type="dxa"/><w:right w:w="100.0" w:type="dxa"/></w:tcMar><w:vAlign w:val="top"/></w:tcPr><w:p><w:pPr><w:rPr><w:sz w:val="28"/><w:szCs w:val="28"/></w:rPr></w:pPr><w:r><w:rPr><w:sz w:val="28"/><w:szCs w:val="28"/><w:rtl w:val="0"/></w:rPr><w:t xml:space="preserve">Rewards Pool</w:t></w:r></w:p></w:tc><w:tc><w:tcPr><w:tcBorders><w:top w:color="000000" w:space="0" w:sz="0" w:val="nil"/><w:left w:color="000000" w:space="0" w:sz="0" w:val="nil"/><w:bottom w:color="000000" w:space="0" w:sz="0" w:val="nil"/><w:right w:color="000000" w:space="0" w:sz="0" w:val="nil"/></w:tcBorders><w:tcMar><w:top w:w="100.0" w:type="dxa"/><w:left w:w="100.0" w:type="dxa"/><w:bottom w:w="100.0" w:type="dxa"/><w:right w:w="100.0" w:type="dxa"/></w:tcMar><w:vAlign w:val="top"/></w:tcPr><w:p><w:pPr><w:rPr><w:sz w:val="28"/><w:szCs w:val="28"/></w:rPr></w:pPr><w:r><w:rPr><w:sz w:val="28"/><w:szCs w:val="28"/><w:rtl w:val="0"/></w:rPr><w:t xml:space="preserve">16%</w:t></w:r></w:p></w:tc></w:tr><w:tr><w:trPr><w:cantSplit w:val="0"/><w:trHeight w:val="515" w:hRule="atLeast"/><w:tblHeader w:val="0"/></w:trPr><w:tc><w:tcPr><w:tcBorders><w:top w:color="000000" w:space="0" w:sz="0" w:val="nil"/><w:left w:color="000000" w:space="0" w:sz="0" w:val="nil"/><w:bottom w:color="000000" w:space="0" w:sz="0" w:val="nil"/><w:right w:color="000000" w:space="0" w:sz="0" w:val="nil"/></w:tcBorders><w:tcMar><w:top w:w="100.0" w:type="dxa"/><w:left w:w="100.0" w:type="dxa"/><w:bottom w:w="100.0" w:type="dxa"/><w:right w:w="100.0" w:type="dxa"/></w:tcMar><w:vAlign w:val="top"/></w:tcPr><w:p><w:pPr><w:rPr><w:sz w:val="28"/><w:szCs w:val="28"/></w:rPr></w:pPr><w:r><w:rPr><w:sz w:val="28"/><w:szCs w:val="28"/><w:rtl w:val="0"/></w:rPr><w:t xml:space="preserve">$DEXLA Buyback &amp; Burn</w:t></w:r></w:p></w:tc><w:tc><w:tcPr><w:tcBorders><w:top w:color="000000" w:space="0" w:sz="0" w:val="nil"/><w:left w:color="000000" w:space="0" w:sz="0" w:val="nil"/><w:bottom w:color="000000" w:space="0" w:sz="0" w:val="nil"/><w:right w:color="000000" w:space="0" w:sz="0" w:val="nil"/></w:tcBorders><w:tcMar><w:top w:w="100.0" w:type="dxa"/><w:left w:w="100.0" w:type="dxa"/><w:bottom w:w="100.0" w:type="dxa"/><w:right w:w="100.0" w:type="dxa"/></w:tcMar><w:vAlign w:val="top"/></w:tcPr><w:p><w:pPr><w:rPr><w:sz w:val="28"/><w:szCs w:val="28"/></w:rPr></w:pPr><w:r><w:rPr><w:sz w:val="28"/><w:szCs w:val="28"/><w:rtl w:val="0"/></w:rPr><w:t xml:space="preserve">10%</w:t></w:r></w:p></w:tc></w:tr><w:tr><w:trPr><w:cantSplit w:val="0"/><w:trHeight w:val="515" w:hRule="atLeast"/><w:tblHeader w:val="0"/></w:trPr><w:tc><w:tcPr><w:tcBorders><w:top w:color="000000" w:space="0" w:sz="0" w:val="nil"/><w:left w:color="000000" w:space="0" w:sz="0" w:val="nil"/><w:bottom w:color="000000" w:space="0" w:sz="0" w:val="nil"/><w:right w:color="000000" w:space="0" w:sz="0" w:val="nil"/></w:tcBorders><w:tcMar><w:top w:w="100.0" w:type="dxa"/><w:left w:w="100.0" w:type="dxa"/><w:bottom w:w="100.0" w:type="dxa"/><w:right w:w="100.0" w:type="dxa"/></w:tcMar><w:vAlign w:val="top"/></w:tcPr><w:p><w:pPr><w:rPr><w:sz w:val="28"/><w:szCs w:val="28"/></w:rPr></w:pPr><w:r><w:rPr><w:sz w:val="28"/><w:szCs w:val="28"/><w:rtl w:val="0"/></w:rPr><w:t xml:space="preserve">Total</w:t></w:r></w:p></w:tc><w:tc><w:tcPr><w:tcBorders><w:top w:color="000000" w:space="0" w:sz="0" w:val="nil"/><w:left w:color="000000" w:space="0" w:sz="0" w:val="nil"/><w:bottom w:color="000000" w:space="0" w:sz="0" w:val="nil"/><w:right w:color="000000" w:space="0" w:sz="0" w:val="nil"/></w:tcBorders><w:tcMar><w:top w:w="100.0" w:type="dxa"/><w:left w:w="100.0" w:type="dxa"/><w:bottom w:w="100.0" w:type="dxa"/><w:right w:w="100.0" w:type="dxa"/></w:tcMar><w:vAlign w:val="top"/></w:tcPr><w:p><w:pPr><w:rPr><w:sz w:val="28"/><w:szCs w:val="28"/></w:rPr></w:pPr><w:r><w:rPr><w:sz w:val="28"/><w:szCs w:val="28"/><w:rtl w:val="0"/></w:rPr><w:t xml:space="preserve">100%</w:t></w:r></w:p></w:tc></w:tr></w:tbl><w:p><w:pPr><w:pStyle w:val="Heading3"/><w:keepNext w:val="0"/><w:keepLines w:val="0"/><w:spacing w:before="280" w:lineRule="auto"/><w:rPr><w:color w:val="000000"/><w:sz w:val="26"/><w:szCs w:val="26"/></w:rPr></w:pPr><w:bookmarkStart w:colFirst="0" w:colLast="0" w:name="_mb86hty85dil" w:id="38"/><w:bookmarkEnd w:id="38"/><w:r><w:rPr><w:color w:val="000000"/><w:sz w:val="26"/><w:szCs w:val="26"/><w:rtl w:val="0"/></w:rPr><w:t xml:space="preserve">Protocol Created Portfolios</w:t></w:r></w:p><w:p><w:pPr><w:spacing w:after="240" w:before="240" w:lineRule="auto"/><w:rPr><w:sz w:val="28"/><w:szCs w:val="28"/></w:rPr></w:pPr><w:r><w:rPr><w:sz w:val="28"/><w:szCs w:val="28"/><w:rtl w:val="0"/></w:rPr><w:t xml:space="preserve">INDEXLA-created portfolios can seed the Marketplace, demonstrate strategies, and provide initial portfolio choices.</w:t></w:r></w:p><w:p><w:pPr><w:spacing w:after="240" w:before="240" w:lineRule="auto"/><w:rPr><w:sz w:val="28"/><w:szCs w:val="28"/></w:rPr></w:pPr><w:r><w:rPr><w:sz w:val="28"/><w:szCs w:val="28"/><w:rtl w:val="0"/></w:rPr><w:t xml:space="preserve">Their fee distribution is:</w:t></w:r></w:p><w:p><w:pPr><w:spacing w:after="240" w:before="240" w:lineRule="auto"/><w:rPr><w:sz w:val="28"/><w:szCs w:val="28"/></w:rPr></w:pPr><w:r><w:rPr><w:sz w:val="28"/><w:szCs w:val="28"/><w:rtl w:val="0"/></w:rPr><w:t xml:space="preserve">30% Platform · 30% Treasury · 30% Rewards · 10% Buyback &amp; Burn</w:t></w:r></w:p><w:p><w:pPr><w:pStyle w:val="Heading3"/><w:keepNext w:val="0"/><w:keepLines w:val="0"/><w:spacing w:before="280" w:lineRule="auto"/><w:rPr><w:color w:val="000000"/><w:sz w:val="26"/><w:szCs w:val="26"/></w:rPr></w:pPr><w:bookmarkStart w:colFirst="0" w:colLast="0" w:name="_gku5qzjnzn9g" w:id="39"/><w:bookmarkEnd w:id="39"/><w:r><w:rPr><w:color w:val="000000"/><w:sz w:val="26"/><w:szCs w:val="26"/><w:rtl w:val="0"/></w:rPr><w:t xml:space="preserve">Creator Portfolios</w:t></w:r></w:p><w:p><w:pPr><w:spacing w:after="240" w:before="240" w:lineRule="auto"/><w:rPr><w:sz w:val="28"/><w:szCs w:val="28"/></w:rPr></w:pPr><w:r><w:rPr><w:sz w:val="28"/><w:szCs w:val="28"/><w:rtl w:val="0"/></w:rPr><w:t xml:space="preserve">Creator portfolios distribute applicable execution fees as:</w:t></w:r></w:p><w:p><w:pPr><w:spacing w:after="240" w:before="240" w:lineRule="auto"/><w:rPr><w:sz w:val="28"/><w:szCs w:val="28"/></w:rPr></w:pPr><w:r><w:rPr><w:sz w:val="28"/><w:szCs w:val="28"/><w:rtl w:val="0"/></w:rPr><w:t xml:space="preserve">50% Creator · 20% Platform · 10% Treasury · 10% Rewards · 10% Buyback &amp; Burn</w:t></w:r></w:p><w:p><w:pPr><w:pStyle w:val="Heading3"/><w:keepNext w:val="0"/><w:keepLines w:val="0"/><w:spacing w:before="280" w:lineRule="auto"/><w:rPr><w:color w:val="000000"/><w:sz w:val="26"/><w:szCs w:val="26"/></w:rPr></w:pPr><w:bookmarkStart w:colFirst="0" w:colLast="0" w:name="_qqp8t17nez32" w:id="40"/><w:bookmarkEnd w:id="40"/><w:r><w:rPr><w:color w:val="000000"/><w:sz w:val="26"/><w:szCs w:val="26"/><w:rtl w:val="0"/></w:rPr><w:t xml:space="preserve">Treasury</w:t></w:r></w:p><w:p><w:pPr><w:spacing w:after="240" w:before="240" w:lineRule="auto"/><w:rPr><w:sz w:val="28"/><w:szCs w:val="28"/></w:rPr></w:pPr><w:r><w:rPr><w:sz w:val="28"/><w:szCs w:val="28"/><w:rtl w:val="0"/></w:rPr><w:t xml:space="preserve">The Treasury is designed to provide INDEXLA with financial resources beyond platform execution fees.</w:t></w:r></w:p><w:p><w:pPr><w:spacing w:after="240" w:before="240" w:lineRule="auto"/><w:rPr><w:sz w:val="28"/><w:szCs w:val="28"/></w:rPr></w:pPr><w:r><w:rPr><w:sz w:val="28"/><w:szCs w:val="28"/><w:rtl w:val="0"/></w:rPr><w:t xml:space="preserve">It can be funded through:</w:t></w:r></w:p><w:p><w:pPr><w:numPr><w:ilvl w:val="0"/><w:numId w:val="15"/></w:numPr><w:spacing w:after="0" w:afterAutospacing="0" w:before="240" w:lineRule="auto"/><w:ind w:left="720" w:hanging="360"/><w:rPr><w:sz w:val="28"/><w:szCs w:val="28"/></w:rPr></w:pPr><w:r><w:rPr><w:sz w:val="28"/><w:szCs w:val="28"/><w:rtl w:val="0"/></w:rPr><w:t xml:space="preserve">Fundraising allocations</w:t></w:r></w:p><w:p><w:pPr><w:numPr><w:ilvl w:val="0"/><w:numId w:val="15"/></w:numPr><w:spacing w:after="0" w:afterAutospacing="0" w:before="0" w:beforeAutospacing="0" w:lineRule="auto"/><w:ind w:left="720" w:hanging="360"/><w:rPr><w:sz w:val="28"/><w:szCs w:val="28"/></w:rPr></w:pPr><w:r><w:rPr><w:sz w:val="28"/><w:szCs w:val="28"/><w:rtl w:val="0"/></w:rPr><w:t xml:space="preserve">Initial $DEXLA Treasury allocation</w:t></w:r></w:p><w:p><w:pPr><w:numPr><w:ilvl w:val="0"/><w:numId w:val="15"/></w:numPr><w:spacing w:after="0" w:afterAutospacing="0" w:before="0" w:beforeAutospacing="0" w:lineRule="auto"/><w:ind w:left="720" w:hanging="360"/><w:rPr><w:sz w:val="28"/><w:szCs w:val="28"/></w:rPr></w:pPr><w:r><w:rPr><w:sz w:val="28"/><w:szCs w:val="28"/><w:rtl w:val="0"/></w:rPr><w:t xml:space="preserve">Applicable execution-fee revenue</w:t></w:r></w:p><w:p><w:pPr><w:numPr><w:ilvl w:val="0"/><w:numId w:val="15"/></w:numPr><w:spacing w:after="240" w:before="0" w:beforeAutospacing="0" w:lineRule="auto"/><w:ind w:left="720" w:hanging="360"/><w:rPr><w:sz w:val="28"/><w:szCs w:val="28"/></w:rPr></w:pPr><w:r><w:rPr><w:sz w:val="28"/><w:szCs w:val="28"/><w:rtl w:val="0"/></w:rPr><w:t xml:space="preserve">Other permitted protocol assets</w:t></w:r></w:p><w:p><w:pPr><w:spacing w:after="240" w:before="240" w:lineRule="auto"/><w:rPr><w:sz w:val="28"/><w:szCs w:val="28"/></w:rPr></w:pPr><w:r><w:rPr><w:sz w:val="28"/><w:szCs w:val="28"/><w:rtl w:val="0"/></w:rPr><w:t xml:space="preserve">Treasury assets may be managed according to the applicable Treasury policy, including permitted investment or trading activities.</w:t></w:r></w:p><w:p><w:pPr><w:spacing w:after="240" w:before="240" w:lineRule="auto"/><w:rPr><w:sz w:val="28"/><w:szCs w:val="28"/></w:rPr></w:pPr><w:r><w:rPr><w:sz w:val="28"/><w:szCs w:val="28"/><w:rtl w:val="0"/></w:rPr><w:t xml:space="preserve">Realized Treasury profits can support:</w:t></w:r></w:p><w:p><w:pPr><w:numPr><w:ilvl w:val="0"/><w:numId w:val="14"/></w:numPr><w:spacing w:after="0" w:afterAutospacing="0" w:before="240" w:lineRule="auto"/><w:ind w:left="720" w:hanging="360"/><w:rPr><w:sz w:val="28"/><w:szCs w:val="28"/></w:rPr></w:pPr><w:r><w:rPr><w:sz w:val="28"/><w:szCs w:val="28"/><w:rtl w:val="0"/></w:rPr><w:t xml:space="preserve">Operations</w:t></w:r></w:p><w:p><w:pPr><w:numPr><w:ilvl w:val="0"/><w:numId w:val="14"/></w:numPr><w:spacing w:after="0" w:afterAutospacing="0" w:before="0" w:beforeAutospacing="0" w:lineRule="auto"/><w:ind w:left="720" w:hanging="360"/><w:rPr><w:sz w:val="28"/><w:szCs w:val="28"/></w:rPr></w:pPr><w:r><w:rPr><w:sz w:val="28"/><w:szCs w:val="28"/><w:rtl w:val="0"/></w:rPr><w:t xml:space="preserve">Development</w:t></w:r></w:p><w:p><w:pPr><w:numPr><w:ilvl w:val="0"/><w:numId w:val="14"/></w:numPr><w:spacing w:after="0" w:afterAutospacing="0" w:before="0" w:beforeAutospacing="0" w:lineRule="auto"/><w:ind w:left="720" w:hanging="360"/><w:rPr><w:sz w:val="28"/><w:szCs w:val="28"/></w:rPr></w:pPr><w:r><w:rPr><w:sz w:val="28"/><w:szCs w:val="28"/><w:rtl w:val="0"/></w:rPr><w:t xml:space="preserve">Security</w:t></w:r></w:p><w:p><w:pPr><w:numPr><w:ilvl w:val="0"/><w:numId w:val="14"/></w:numPr><w:spacing w:after="0" w:afterAutospacing="0" w:before="0" w:beforeAutospacing="0" w:lineRule="auto"/><w:ind w:left="720" w:hanging="360"/><w:rPr><w:sz w:val="28"/><w:szCs w:val="28"/></w:rPr></w:pPr><w:r><w:rPr><w:sz w:val="28"/><w:szCs w:val="28"/><w:rtl w:val="0"/></w:rPr><w:t xml:space="preserve">Infrastructure</w:t></w:r></w:p><w:p><w:pPr><w:numPr><w:ilvl w:val="0"/><w:numId w:val="14"/></w:numPr><w:spacing w:after="0" w:afterAutospacing="0" w:before="0" w:beforeAutospacing="0" w:lineRule="auto"/><w:ind w:left="720" w:hanging="360"/><w:rPr><w:sz w:val="28"/><w:szCs w:val="28"/></w:rPr></w:pPr><w:r><w:rPr><w:sz w:val="28"/><w:szCs w:val="28"/><w:rtl w:val="0"/></w:rPr><w:t xml:space="preserve">Marketing</w:t></w:r></w:p><w:p><w:pPr><w:numPr><w:ilvl w:val="0"/><w:numId w:val="14"/></w:numPr><w:spacing w:after="0" w:afterAutospacing="0" w:before="0" w:beforeAutospacing="0" w:lineRule="auto"/><w:ind w:left="720" w:hanging="360"/><w:rPr><w:sz w:val="28"/><w:szCs w:val="28"/></w:rPr></w:pPr><w:r><w:rPr><w:sz w:val="28"/><w:szCs w:val="28"/><w:rtl w:val="0"/></w:rPr><w:t xml:space="preserve">Strategic partnerships</w:t></w:r></w:p><w:p><w:pPr><w:numPr><w:ilvl w:val="0"/><w:numId w:val="14"/></w:numPr><w:spacing w:after="240" w:before="0" w:beforeAutospacing="0" w:lineRule="auto"/><w:ind w:left="720" w:hanging="360"/><w:rPr><w:sz w:val="28"/><w:szCs w:val="28"/></w:rPr></w:pPr><w:r><w:rPr><w:sz w:val="28"/><w:szCs w:val="28"/><w:rtl w:val="0"/></w:rPr><w:t xml:space="preserve">Ecosystem growth</w:t></w:r></w:p><w:p><w:pPr><w:spacing w:after="240" w:before="240" w:lineRule="auto"/><w:rPr><w:sz w:val="28"/><w:szCs w:val="28"/></w:rPr></w:pPr><w:r><w:rPr><w:sz w:val="28"/><w:szCs w:val="28"/><w:rtl w:val="0"/></w:rPr><w:t xml:space="preserve">25% of realized Treasury profits are allocated toward $DEXLA buybacks and burns.</w:t></w:r></w:p><w:p><w:pPr><w:spacing w:after="240" w:before="240" w:lineRule="auto"/><w:rPr><w:sz w:val="28"/><w:szCs w:val="28"/></w:rPr></w:pPr><w:r><w:rPr><w:sz w:val="28"/><w:szCs w:val="28"/><w:rtl w:val="0"/></w:rPr><w:t xml:space="preserve">This creates an additional source of financial support for the protocol beyond execution-fee revenue alone.</w:t></w:r></w:p><w:p><w:pPr><w:spacing w:after="240" w:before="240" w:lineRule="auto"/><w:rPr><w:sz w:val="28"/><w:szCs w:val="28"/></w:rPr></w:pPr><w:r><w:rPr><w:sz w:val="28"/><w:szCs w:val="28"/><w:rtl w:val="0"/></w:rPr><w:t xml:space="preserve">All revenue scenarios, where presented, are illustrative and are not forecasts, guarantees, or commitments.</w:t></w:r></w:p><w:p><w:pPr><w:rPr><w:sz w:val="28"/><w:szCs w:val="28"/></w:rPr></w:pPr><w:r><w:pict><v:rect style="width:0.0pt;height:1.5pt" o:hr="t" o:hrstd="t" o:hralign="center" fillcolor="#A0A0A0" stroked="f"/></w:pict></w:r><w:r><w:rPr><w:rtl w:val="0"/></w:rPr></w:r></w:p><w:p><w:pPr><w:pStyle w:val="Heading1"/><w:keepNext w:val="0"/><w:keepLines w:val="0"/><w:spacing w:before="480" w:lineRule="auto"/><w:rPr><w:sz w:val="46"/><w:szCs w:val="46"/></w:rPr></w:pPr><w:bookmarkStart w:colFirst="0" w:colLast="0" w:name="_2bi6kwtzorqe" w:id="41"/><w:bookmarkEnd w:id="41"/><w:r><w:rPr><w:sz w:val="46"/><w:szCs w:val="46"/><w:rtl w:val="0"/></w:rPr><w:t xml:space="preserve">10. Investor Overview</w:t></w:r></w:p><w:p><w:pPr><w:spacing w:after="240" w:before="240" w:lineRule="auto"/><w:rPr><w:sz w:val="28"/><w:szCs w:val="28"/></w:rPr></w:pPr><w:r><w:rPr><w:sz w:val="28"/><w:szCs w:val="28"/><w:rtl w:val="0"/></w:rPr><w:t xml:space="preserve">INDEXLA is designed for investors who want more control over how their portfolios are built and managed.</w:t></w:r></w:p><w:p><w:pPr><w:spacing w:after="240" w:before="240" w:lineRule="auto"/><w:rPr><w:sz w:val="28"/><w:szCs w:val="28"/></w:rPr></w:pPr><w:r><w:rPr><w:sz w:val="28"/><w:szCs w:val="28"/><w:rtl w:val="0"/></w:rPr><w:t xml:space="preserve">Investors can:</w:t></w:r></w:p><w:p><w:pPr><w:numPr><w:ilvl w:val="0"/><w:numId w:val="10"/></w:numPr><w:spacing w:after="0" w:afterAutospacing="0" w:before="240" w:lineRule="auto"/><w:ind w:left="720" w:hanging="360"/><w:rPr><w:sz w:val="28"/><w:szCs w:val="28"/></w:rPr></w:pPr><w:r><w:rPr><w:sz w:val="28"/><w:szCs w:val="28"/><w:rtl w:val="0"/></w:rPr><w:t xml:space="preserve">Build their own portfolios</w:t></w:r></w:p><w:p><w:pPr><w:numPr><w:ilvl w:val="0"/><w:numId w:val="10"/></w:numPr><w:spacing w:after="0" w:afterAutospacing="0" w:before="0" w:beforeAutospacing="0" w:lineRule="auto"/><w:ind w:left="720" w:hanging="360"/><w:rPr><w:sz w:val="28"/><w:szCs w:val="28"/></w:rPr></w:pPr><w:r><w:rPr><w:sz w:val="28"/><w:szCs w:val="28"/><w:rtl w:val="0"/></w:rPr><w:t xml:space="preserve">Discover creator portfolios</w:t></w:r></w:p><w:p><w:pPr><w:numPr><w:ilvl w:val="0"/><w:numId w:val="10"/></w:numPr><w:spacing w:after="0" w:afterAutospacing="0" w:before="0" w:beforeAutospacing="0" w:lineRule="auto"/><w:ind w:left="720" w:hanging="360"/><w:rPr><w:sz w:val="28"/><w:szCs w:val="28"/></w:rPr></w:pPr><w:r><w:rPr><w:sz w:val="28"/><w:szCs w:val="28"/><w:rtl w:val="0"/></w:rPr><w:t xml:space="preserve">Follow investment strategies</w:t></w:r></w:p><w:p><w:pPr><w:numPr><w:ilvl w:val="0"/><w:numId w:val="10"/></w:numPr><w:spacing w:after="0" w:afterAutospacing="0" w:before="0" w:beforeAutospacing="0" w:lineRule="auto"/><w:ind w:left="720" w:hanging="360"/><w:rPr><w:sz w:val="28"/><w:szCs w:val="28"/></w:rPr></w:pPr><w:r><w:rPr><w:sz w:val="28"/><w:szCs w:val="28"/><w:rtl w:val="0"/></w:rPr><w:t xml:space="preserve">Combine multiple asset categories</w:t></w:r></w:p><w:p><w:pPr><w:numPr><w:ilvl w:val="0"/><w:numId w:val="10"/></w:numPr><w:spacing w:after="0" w:afterAutospacing="0" w:before="0" w:beforeAutospacing="0" w:lineRule="auto"/><w:ind w:left="720" w:hanging="360"/><w:rPr><w:sz w:val="28"/><w:szCs w:val="28"/></w:rPr></w:pPr><w:r><w:rPr><w:sz w:val="28"/><w:szCs w:val="28"/><w:rtl w:val="0"/></w:rPr><w:t xml:space="preserve">Automate predefined investment rules</w:t></w:r></w:p><w:p><w:pPr><w:numPr><w:ilvl w:val="0"/><w:numId w:val="10"/></w:numPr><w:spacing w:after="0" w:afterAutospacing="0" w:before="0" w:beforeAutospacing="0" w:lineRule="auto"/><w:ind w:left="720" w:hanging="360"/><w:rPr><w:sz w:val="28"/><w:szCs w:val="28"/></w:rPr></w:pPr><w:r><w:rPr><w:sz w:val="28"/><w:szCs w:val="28"/><w:rtl w:val="0"/></w:rPr><w:t xml:space="preserve">Manage multi-asset portfolios through one interface</w:t></w:r></w:p><w:p><w:pPr><w:numPr><w:ilvl w:val="0"/><w:numId w:val="10"/></w:numPr><w:spacing w:after="0" w:afterAutospacing="0" w:before="0" w:beforeAutospacing="0" w:lineRule="auto"/><w:ind w:left="720" w:hanging="360"/><w:rPr><w:sz w:val="28"/><w:szCs w:val="28"/></w:rPr></w:pPr><w:r><w:rPr><w:sz w:val="28"/><w:szCs w:val="28"/><w:rtl w:val="0"/></w:rPr><w:t xml:space="preserve">Retain ownership of their underlying assets</w:t></w:r></w:p><w:p><w:pPr><w:numPr><w:ilvl w:val="0"/><w:numId w:val="10"/></w:numPr><w:spacing w:after="0" w:afterAutospacing="0" w:before="0" w:beforeAutospacing="0" w:lineRule="auto"/><w:ind w:left="720" w:hanging="360"/><w:rPr><w:sz w:val="28"/><w:szCs w:val="28"/></w:rPr></w:pPr><w:r><w:rPr><w:sz w:val="28"/><w:szCs w:val="28"/><w:rtl w:val="0"/></w:rPr><w:t xml:space="preserve">Hold $DEXLA to access execution-fee discounts</w:t></w:r></w:p><w:p><w:pPr><w:numPr><w:ilvl w:val="0"/><w:numId w:val="10"/></w:numPr><w:spacing w:after="240" w:before="0" w:beforeAutospacing="0" w:lineRule="auto"/><w:ind w:left="720" w:hanging="360"/><w:rPr><w:sz w:val="28"/><w:szCs w:val="28"/></w:rPr></w:pPr><w:r><w:rPr><w:sz w:val="28"/><w:szCs w:val="28"/><w:rtl w:val="0"/></w:rPr><w:t xml:space="preserve">Tip creators directly in $DEXLA</w:t></w:r></w:p><w:p><w:pPr><w:spacing w:after="240" w:before="240" w:lineRule="auto"/><w:rPr><w:sz w:val="28"/><w:szCs w:val="28"/></w:rPr></w:pPr><w:r><w:rPr><w:sz w:val="28"/><w:szCs w:val="28"/><w:rtl w:val="0"/></w:rPr><w:t xml:space="preserve">The investor experience is built around a simple principle:</w:t></w:r></w:p><w:p><w:pPr><w:spacing w:after="240" w:before="240" w:lineRule="auto"/><w:rPr><w:sz w:val="28"/><w:szCs w:val="28"/></w:rPr></w:pPr><w:r><w:rPr><w:sz w:val="28"/><w:szCs w:val="28"/><w:rtl w:val="0"/></w:rPr><w:t xml:space="preserve">Choose your assets. Define your strategy. Keep control of your assets.</w:t></w:r></w:p><w:p><w:pPr><w:spacing w:after="240" w:before="240" w:lineRule="auto"/><w:rPr><w:sz w:val="28"/><w:szCs w:val="28"/></w:rPr></w:pPr><w:r><w:rPr><w:sz w:val="28"/><w:szCs w:val="28"/><w:rtl w:val="0"/></w:rPr><w:t xml:space="preserve">Dedicated investor documentation provides the complete product flow, onboarding experience, and portfolio functionality.</w:t></w:r></w:p><w:p><w:pPr><w:spacing w:after="240" w:before="240" w:lineRule="auto"/><w:rPr><w:sz w:val="28"/><w:szCs w:val="28"/></w:rPr></w:pPr><w:r><w:rPr><w:rFonts w:ascii="Arial Unicode MS" w:cs="Arial Unicode MS" w:eastAsia="Arial Unicode MS" w:hAnsi="Arial Unicode MS"/><w:sz w:val="28"/><w:szCs w:val="28"/><w:rtl w:val="0"/></w:rPr><w:t xml:space="preserve">Investor Guide →</w:t></w:r></w:p><w:p><w:pPr><w:rPr><w:sz w:val="28"/><w:szCs w:val="28"/></w:rPr></w:pPr><w:r><w:pict><v:rect style="width:0.0pt;height:1.5pt" o:hr="t" o:hrstd="t" o:hralign="center" fillcolor="#A0A0A0" stroked="f"/></w:pict></w:r><w:r><w:rPr><w:rtl w:val="0"/></w:rPr></w:r></w:p><w:p><w:pPr><w:pStyle w:val="Heading1"/><w:keepNext w:val="0"/><w:keepLines w:val="0"/><w:spacing w:before="480" w:lineRule="auto"/><w:rPr><w:sz w:val="46"/><w:szCs w:val="46"/></w:rPr></w:pPr><w:bookmarkStart w:colFirst="0" w:colLast="0" w:name="_k6fpa7p0lcqz" w:id="42"/><w:bookmarkEnd w:id="42"/><w:r><w:rPr><w:sz w:val="46"/><w:szCs w:val="46"/><w:rtl w:val="0"/></w:rPr><w:t xml:space="preserve">11. Strategies</w:t></w:r></w:p><w:p><w:pPr><w:spacing w:after="240" w:before="240" w:lineRule="auto"/><w:rPr><w:sz w:val="28"/><w:szCs w:val="28"/></w:rPr></w:pPr><w:r><w:rPr><w:sz w:val="28"/><w:szCs w:val="28"/><w:rtl w:val="0"/></w:rPr><w:t xml:space="preserve">INDEXLA turns investment rules into programmable portfolio strategies.</w:t></w:r></w:p><w:p><w:pPr><w:spacing w:after="240" w:before="240" w:lineRule="auto"/><w:rPr><w:sz w:val="28"/><w:szCs w:val="28"/></w:rPr></w:pPr><w:r><w:rPr><w:sz w:val="28"/><w:szCs w:val="28"/><w:rtl w:val="0"/></w:rPr><w:t xml:space="preserve">Supported strategy concepts include:</w:t></w:r></w:p><w:p><w:pPr><w:pStyle w:val="Heading3"/><w:keepNext w:val="0"/><w:keepLines w:val="0"/><w:spacing w:before="280" w:lineRule="auto"/><w:rPr><w:color w:val="000000"/><w:sz w:val="26"/><w:szCs w:val="26"/></w:rPr></w:pPr><w:bookmarkStart w:colFirst="0" w:colLast="0" w:name="_w0bx8gx4v02m" w:id="43"/><w:bookmarkEnd w:id="43"/><w:r><w:rPr><w:color w:val="000000"/><w:sz w:val="26"/><w:szCs w:val="26"/><w:rtl w:val="0"/></w:rPr><w:t xml:space="preserve">DCA</w:t></w:r></w:p><w:p><w:pPr><w:spacing w:after="240" w:before="240" w:lineRule="auto"/><w:rPr><w:sz w:val="28"/><w:szCs w:val="28"/></w:rPr></w:pPr><w:r><w:rPr><w:sz w:val="28"/><w:szCs w:val="28"/><w:rtl w:val="0"/></w:rPr><w:t xml:space="preserve">Automatically accumulate according to a predefined schedule.</w:t></w:r></w:p><w:p><w:pPr><w:pStyle w:val="Heading3"/><w:keepNext w:val="0"/><w:keepLines w:val="0"/><w:spacing w:before="280" w:lineRule="auto"/><w:rPr><w:color w:val="000000"/><w:sz w:val="26"/><w:szCs w:val="26"/></w:rPr></w:pPr><w:bookmarkStart w:colFirst="0" w:colLast="0" w:name="_y7c3d66djkw" w:id="44"/><w:bookmarkEnd w:id="44"/><w:r><w:rPr><w:color w:val="000000"/><w:sz w:val="26"/><w:szCs w:val="26"/><w:rtl w:val="0"/></w:rPr><w:t xml:space="preserve">Buy Fear</w:t></w:r></w:p><w:p><w:pPr><w:spacing w:after="240" w:before="240" w:lineRule="auto"/><w:rPr><w:sz w:val="28"/><w:szCs w:val="28"/></w:rPr></w:pPr><w:r><w:rPr><w:sz w:val="28"/><w:szCs w:val="28"/><w:rtl w:val="0"/></w:rPr><w:t xml:space="preserve">Increase accumulation when predefined market fear conditions are reached.</w:t></w:r></w:p><w:p><w:pPr><w:pStyle w:val="Heading3"/><w:keepNext w:val="0"/><w:keepLines w:val="0"/><w:spacing w:before="280" w:lineRule="auto"/><w:rPr><w:color w:val="000000"/><w:sz w:val="26"/><w:szCs w:val="26"/></w:rPr></w:pPr><w:bookmarkStart w:colFirst="0" w:colLast="0" w:name="_1zwnkxph27jp" w:id="45"/><w:bookmarkEnd w:id="45"/><w:r><w:rPr><w:color w:val="000000"/><w:sz w:val="26"/><w:szCs w:val="26"/><w:rtl w:val="0"/></w:rPr><w:t xml:space="preserve">Sell Greed</w:t></w:r></w:p><w:p><w:pPr><w:spacing w:after="240" w:before="240" w:lineRule="auto"/><w:rPr><w:sz w:val="28"/><w:szCs w:val="28"/></w:rPr></w:pPr><w:r><w:rPr><w:sz w:val="28"/><w:szCs w:val="28"/><w:rtl w:val="0"/></w:rPr><w:t xml:space="preserve">Reduce exposure progressively when predefined market greed conditions are reached.</w:t></w:r></w:p><w:p><w:pPr><w:pStyle w:val="Heading3"/><w:keepNext w:val="0"/><w:keepLines w:val="0"/><w:spacing w:before="280" w:lineRule="auto"/><w:rPr><w:color w:val="000000"/><w:sz w:val="26"/><w:szCs w:val="26"/></w:rPr></w:pPr><w:bookmarkStart w:colFirst="0" w:colLast="0" w:name="_rncrb1c23o5v" w:id="46"/><w:bookmarkEnd w:id="46"/><w:r><w:rPr><w:color w:val="000000"/><w:sz w:val="26"/><w:szCs w:val="26"/><w:rtl w:val="0"/></w:rPr><w:t xml:space="preserve">Take Profit</w:t></w:r></w:p><w:p><w:pPr><w:spacing w:after="240" w:before="240" w:lineRule="auto"/><w:rPr><w:sz w:val="28"/><w:szCs w:val="28"/></w:rPr></w:pPr><w:r><w:rPr><w:sz w:val="28"/><w:szCs w:val="28"/><w:rtl w:val="0"/></w:rPr><w:t xml:space="preserve">Automatically reduce positions according to predefined profit conditions.</w:t></w:r></w:p><w:p><w:pPr><w:pStyle w:val="Heading3"/><w:keepNext w:val="0"/><w:keepLines w:val="0"/><w:spacing w:before="280" w:lineRule="auto"/><w:rPr><w:color w:val="000000"/><w:sz w:val="26"/><w:szCs w:val="26"/></w:rPr></w:pPr><w:bookmarkStart w:colFirst="0" w:colLast="0" w:name="_scsybztpo4u4" w:id="47"/><w:bookmarkEnd w:id="47"/><w:r><w:rPr><w:color w:val="000000"/><w:sz w:val="26"/><w:szCs w:val="26"/><w:rtl w:val="0"/></w:rPr><w:t xml:space="preserve">Stop Loss</w:t></w:r></w:p><w:p><w:pPr><w:spacing w:after="240" w:before="240" w:lineRule="auto"/><w:rPr><w:sz w:val="28"/><w:szCs w:val="28"/></w:rPr></w:pPr><w:r><w:rPr><w:sz w:val="28"/><w:szCs w:val="28"/><w:rtl w:val="0"/></w:rPr><w:t xml:space="preserve">Reduce exposure when predefined downside conditions are reached.</w:t></w:r></w:p><w:p><w:pPr><w:pStyle w:val="Heading3"/><w:keepNext w:val="0"/><w:keepLines w:val="0"/><w:spacing w:before="280" w:lineRule="auto"/><w:rPr><w:color w:val="000000"/><w:sz w:val="26"/><w:szCs w:val="26"/></w:rPr></w:pPr><w:bookmarkStart w:colFirst="0" w:colLast="0" w:name="_c8y0dncboufo" w:id="48"/><w:bookmarkEnd w:id="48"/><w:r><w:rPr><w:color w:val="000000"/><w:sz w:val="26"/><w:szCs w:val="26"/><w:rtl w:val="0"/></w:rPr><w:t xml:space="preserve">RSI</w:t></w:r></w:p><w:p><w:pPr><w:spacing w:after="240" w:before="240" w:lineRule="auto"/><w:rPr><w:sz w:val="28"/><w:szCs w:val="28"/></w:rPr></w:pPr><w:r><w:rPr><w:sz w:val="28"/><w:szCs w:val="28"/><w:rtl w:val="0"/></w:rPr><w:t xml:space="preserve">Use predefined RSI conditions as part of portfolio execution rules.</w:t></w:r></w:p><w:p><w:pPr><w:pStyle w:val="Heading3"/><w:keepNext w:val="0"/><w:keepLines w:val="0"/><w:spacing w:before="280" w:lineRule="auto"/><w:rPr><w:color w:val="000000"/><w:sz w:val="26"/><w:szCs w:val="26"/></w:rPr></w:pPr><w:bookmarkStart w:colFirst="0" w:colLast="0" w:name="_da45no5f88ok" w:id="49"/><w:bookmarkEnd w:id="49"/><w:r><w:rPr><w:color w:val="000000"/><w:sz w:val="26"/><w:szCs w:val="26"/><w:rtl w:val="0"/></w:rPr><w:t xml:space="preserve">Momentum</w:t></w:r></w:p><w:p><w:pPr><w:spacing w:after="240" w:before="240" w:lineRule="auto"/><w:rPr><w:sz w:val="28"/><w:szCs w:val="28"/></w:rPr></w:pPr><w:r><w:rPr><w:sz w:val="28"/><w:szCs w:val="28"/><w:rtl w:val="0"/></w:rPr><w:t xml:space="preserve">Use momentum conditions to influence portfolio actions.</w:t></w:r></w:p><w:p><w:pPr><w:pStyle w:val="Heading3"/><w:keepNext w:val="0"/><w:keepLines w:val="0"/><w:spacing w:before="280" w:lineRule="auto"/><w:rPr><w:color w:val="000000"/><w:sz w:val="26"/><w:szCs w:val="26"/></w:rPr></w:pPr><w:bookmarkStart w:colFirst="0" w:colLast="0" w:name="_c9u5zkpdjng3" w:id="50"/><w:bookmarkEnd w:id="50"/><w:r><w:rPr><w:color w:val="000000"/><w:sz w:val="26"/><w:szCs w:val="26"/><w:rtl w:val="0"/></w:rPr><w:t xml:space="preserve">Rebalancing</w:t></w:r></w:p><w:p><w:pPr><w:spacing w:after="240" w:before="240" w:lineRule="auto"/><w:rPr><w:sz w:val="28"/><w:szCs w:val="28"/></w:rPr></w:pPr><w:r><w:rPr><w:sz w:val="28"/><w:szCs w:val="28"/><w:rtl w:val="0"/></w:rPr><w:t xml:space="preserve">Maintain target portfolio allocations as market prices change.</w:t></w:r></w:p><w:p><w:pPr><w:spacing w:after="240" w:before="240" w:lineRule="auto"/><w:rPr><w:sz w:val="28"/><w:szCs w:val="28"/></w:rPr></w:pPr><w:r><w:rPr><w:sz w:val="28"/><w:szCs w:val="28"/><w:rtl w:val="0"/></w:rPr><w:t xml:space="preserve">Strategies can be used individually or combined within portfolio configurations.</w:t></w:r></w:p><w:p><w:pPr><w:spacing w:after="240" w:before="240" w:lineRule="auto"/><w:rPr><w:sz w:val="28"/><w:szCs w:val="28"/></w:rPr></w:pPr><w:r><w:rPr><w:sz w:val="28"/><w:szCs w:val="28"/><w:rtl w:val="0"/></w:rPr><w:t xml:space="preserve">The goal is not to predict every market move.</w:t></w:r></w:p><w:p><w:pPr><w:spacing w:after="240" w:before="240" w:lineRule="auto"/><w:rPr><w:sz w:val="28"/><w:szCs w:val="28"/></w:rPr></w:pPr><w:r><w:rPr><w:sz w:val="28"/><w:szCs w:val="28"/><w:rtl w:val="0"/></w:rPr><w:t xml:space="preserve">The goal is to automate a defined strategy consistently.</w:t></w:r></w:p><w:p><w:pPr><w:spacing w:after="240" w:before="240" w:lineRule="auto"/><w:rPr><w:sz w:val="28"/><w:szCs w:val="28"/></w:rPr></w:pPr><w:r><w:rPr><w:rFonts w:ascii="Arial Unicode MS" w:cs="Arial Unicode MS" w:eastAsia="Arial Unicode MS" w:hAnsi="Arial Unicode MS"/><w:sz w:val="28"/><w:szCs w:val="28"/><w:rtl w:val="0"/></w:rPr><w:t xml:space="preserve">Strategies →</w:t></w:r></w:p><w:p><w:pPr><w:rPr><w:sz w:val="28"/><w:szCs w:val="28"/></w:rPr></w:pPr><w:r><w:pict><v:rect style="width:0.0pt;height:1.5pt" o:hr="t" o:hrstd="t" o:hralign="center" fillcolor="#A0A0A0" stroked="f"/></w:pict></w:r><w:r><w:rPr><w:rtl w:val="0"/></w:rPr></w:r></w:p><w:p><w:pPr><w:pStyle w:val="Heading1"/><w:keepNext w:val="0"/><w:keepLines w:val="0"/><w:spacing w:before="480" w:lineRule="auto"/><w:rPr><w:sz w:val="46"/><w:szCs w:val="46"/></w:rPr></w:pPr><w:bookmarkStart w:colFirst="0" w:colLast="0" w:name="_x1wka68gmh4b" w:id="51"/><w:bookmarkEnd w:id="51"/><w:r><w:rPr><w:sz w:val="46"/><w:szCs w:val="46"/><w:rtl w:val="0"/></w:rPr><w:t xml:space="preserve">12. Creator Economy</w:t></w:r></w:p><w:p><w:pPr><w:pStyle w:val="Heading2"/><w:keepNext w:val="0"/><w:keepLines w:val="0"/><w:spacing w:after="80" w:lineRule="auto"/><w:rPr><w:sz w:val="34"/><w:szCs w:val="34"/></w:rPr></w:pPr><w:bookmarkStart w:colFirst="0" w:colLast="0" w:name="_4yjru9xzo6pd" w:id="52"/><w:bookmarkEnd w:id="52"/><w:r><w:rPr><w:sz w:val="34"/><w:szCs w:val="34"/><w:rtl w:val="0"/></w:rPr><w:t xml:space="preserve">Turn Your Thesis Into Recurring Revenue</w:t></w:r></w:p><w:p><w:pPr><w:spacing w:after="240" w:before="240" w:lineRule="auto"/><w:rPr><w:sz w:val="28"/><w:szCs w:val="28"/></w:rPr></w:pPr><w:r><w:rPr><w:sz w:val="28"/><w:szCs w:val="28"/><w:rtl w:val="0"/></w:rPr><w:t xml:space="preserve">INDEXLA gives creators infrastructure to turn investment research, alpha, strategies, and market views into investable portfolio products.</w:t></w:r></w:p><w:p><w:pPr><w:spacing w:after="240" w:before="240" w:lineRule="auto"/><w:rPr><w:sz w:val="28"/><w:szCs w:val="28"/></w:rPr></w:pPr><w:r><w:rPr><w:sz w:val="28"/><w:szCs w:val="28"/><w:rtl w:val="0"/></w:rPr><w:t xml:space="preserve">Instead of repeatedly telling your audience what to buy, build the portfolio they can discover, follow, and invest in.</w:t></w:r></w:p><w:p><w:pPr><w:pStyle w:val="Heading3"/><w:keepNext w:val="0"/><w:keepLines w:val="0"/><w:spacing w:before="280" w:lineRule="auto"/><w:rPr><w:color w:val="000000"/><w:sz w:val="26"/><w:szCs w:val="26"/></w:rPr></w:pPr><w:bookmarkStart w:colFirst="0" w:colLast="0" w:name="_53ltmwnn21qx" w:id="53"/><w:bookmarkEnd w:id="53"/><w:r><w:rPr><w:color w:val="000000"/><w:sz w:val="26"/><w:szCs w:val="26"/><w:rtl w:val="0"/></w:rPr><w:t xml:space="preserve">Build More Than One Portfolio</w:t></w:r></w:p><w:p><w:pPr><w:spacing w:after="240" w:before="240" w:lineRule="auto"/><w:rPr><w:sz w:val="28"/><w:szCs w:val="28"/></w:rPr></w:pPr><w:r><w:rPr><w:sz w:val="28"/><w:szCs w:val="28"/><w:rtl w:val="0"/></w:rPr><w:t xml:space="preserve">Create multiple portfolios and indexes around different theses:</w:t></w:r></w:p><w:p><w:pPr><w:numPr><w:ilvl w:val="0"/><w:numId w:val="6"/></w:numPr><w:spacing w:after="0" w:afterAutospacing="0" w:before="240" w:lineRule="auto"/><w:ind w:left="720" w:hanging="360"/><w:rPr><w:sz w:val="28"/><w:szCs w:val="28"/></w:rPr></w:pPr><w:r><w:rPr><w:sz w:val="28"/><w:szCs w:val="28"/><w:rtl w:val="0"/></w:rPr><w:t xml:space="preserve">Crypto</w:t></w:r></w:p><w:p><w:pPr><w:numPr><w:ilvl w:val="0"/><w:numId w:val="6"/></w:numPr><w:spacing w:after="0" w:afterAutospacing="0" w:before="0" w:beforeAutospacing="0" w:lineRule="auto"/><w:ind w:left="720" w:hanging="360"/><w:rPr><w:sz w:val="28"/><w:szCs w:val="28"/></w:rPr></w:pPr><w:r><w:rPr><w:sz w:val="28"/><w:szCs w:val="28"/><w:rtl w:val="0"/></w:rPr><w:t xml:space="preserve">AI</w:t></w:r></w:p><w:p><w:pPr><w:numPr><w:ilvl w:val="0"/><w:numId w:val="6"/></w:numPr><w:spacing w:after="0" w:afterAutospacing="0" w:before="0" w:beforeAutospacing="0" w:lineRule="auto"/><w:ind w:left="720" w:hanging="360"/><w:rPr><w:sz w:val="28"/><w:szCs w:val="28"/></w:rPr></w:pPr><w:r><w:rPr><w:sz w:val="28"/><w:szCs w:val="28"/><w:rtl w:val="0"/></w:rPr><w:t xml:space="preserve">DeFi</w:t></w:r></w:p><w:p><w:pPr><w:numPr><w:ilvl w:val="0"/><w:numId w:val="6"/></w:numPr><w:spacing w:after="0" w:afterAutospacing="0" w:before="0" w:beforeAutospacing="0" w:lineRule="auto"/><w:ind w:left="720" w:hanging="360"/><w:rPr><w:sz w:val="28"/><w:szCs w:val="28"/></w:rPr></w:pPr><w:r><w:rPr><w:sz w:val="28"/><w:szCs w:val="28"/><w:rtl w:val="0"/></w:rPr><w:t xml:space="preserve">Market cycles</w:t></w:r></w:p><w:p><w:pPr><w:numPr><w:ilvl w:val="0"/><w:numId w:val="6"/></w:numPr><w:spacing w:after="0" w:afterAutospacing="0" w:before="0" w:beforeAutospacing="0" w:lineRule="auto"/><w:ind w:left="720" w:hanging="360"/><w:rPr><w:sz w:val="28"/><w:szCs w:val="28"/></w:rPr></w:pPr><w:r><w:rPr><w:sz w:val="28"/><w:szCs w:val="28"/><w:rtl w:val="0"/></w:rPr><w:t xml:space="preserve">Tokenized stocks</w:t></w:r></w:p><w:p><w:pPr><w:numPr><w:ilvl w:val="0"/><w:numId w:val="6"/></w:numPr><w:spacing w:after="0" w:afterAutospacing="0" w:before="0" w:beforeAutospacing="0" w:lineRule="auto"/><w:ind w:left="720" w:hanging="360"/><w:rPr><w:sz w:val="28"/><w:szCs w:val="28"/></w:rPr></w:pPr><w:r><w:rPr><w:sz w:val="28"/><w:szCs w:val="28"/><w:rtl w:val="0"/></w:rPr><w:t xml:space="preserve">Tokenized commodities</w:t></w:r></w:p><w:p><w:pPr><w:numPr><w:ilvl w:val="0"/><w:numId w:val="6"/></w:numPr><w:spacing w:after="0" w:afterAutospacing="0" w:before="0" w:beforeAutospacing="0" w:lineRule="auto"/><w:ind w:left="720" w:hanging="360"/><w:rPr><w:sz w:val="28"/><w:szCs w:val="28"/></w:rPr></w:pPr><w:r><w:rPr><w:sz w:val="28"/><w:szCs w:val="28"/><w:rtl w:val="0"/></w:rPr><w:t xml:space="preserve">Tokenized real estate</w:t></w:r></w:p><w:p><w:pPr><w:numPr><w:ilvl w:val="0"/><w:numId w:val="6"/></w:numPr><w:spacing w:after="0" w:afterAutospacing="0" w:before="0" w:beforeAutospacing="0" w:lineRule="auto"/><w:ind w:left="720" w:hanging="360"/><w:rPr><w:sz w:val="28"/><w:szCs w:val="28"/></w:rPr></w:pPr><w:r><w:rPr><w:sz w:val="28"/><w:szCs w:val="28"/><w:rtl w:val="0"/></w:rPr><w:t xml:space="preserve">RWAs</w:t></w:r></w:p><w:p><w:pPr><w:numPr><w:ilvl w:val="0"/><w:numId w:val="6"/></w:numPr><w:spacing w:after="240" w:before="0" w:beforeAutospacing="0" w:lineRule="auto"/><w:ind w:left="720" w:hanging="360"/><w:rPr><w:sz w:val="28"/><w:szCs w:val="28"/></w:rPr></w:pPr><w:r><w:rPr><w:sz w:val="28"/><w:szCs w:val="28"/><w:rtl w:val="0"/></w:rPr><w:t xml:space="preserve">Hybrid multi-asset strategies</w:t></w:r></w:p><w:p><w:pPr><w:spacing w:after="240" w:before="240" w:lineRule="auto"/><w:rPr><w:sz w:val="28"/><w:szCs w:val="28"/></w:rPr></w:pPr><w:r><w:rPr><w:sz w:val="28"/><w:szCs w:val="28"/><w:rtl w:val="0"/></w:rPr><w:t xml:space="preserve">Build a portfolio business around your expertise rather than a single social-media audience.</w:t></w:r></w:p><w:p><w:pPr><w:pStyle w:val="Heading3"/><w:keepNext w:val="0"/><w:keepLines w:val="0"/><w:spacing w:before="280" w:lineRule="auto"/><w:rPr><w:color w:val="000000"/><w:sz w:val="26"/><w:szCs w:val="26"/></w:rPr></w:pPr><w:bookmarkStart w:colFirst="0" w:colLast="0" w:name="_t8qjuify3wr" w:id="54"/><w:bookmarkEnd w:id="54"/><w:r><w:rPr><w:color w:val="000000"/><w:sz w:val="26"/><w:szCs w:val="26"/><w:rtl w:val="0"/></w:rPr><w:t xml:space="preserve">Earn From Portfolio Activity</w:t></w:r></w:p><w:p><w:pPr><w:spacing w:after="240" w:before="240" w:lineRule="auto"/><w:rPr><w:sz w:val="28"/><w:szCs w:val="28"/></w:rPr></w:pPr><w:r><w:rPr><w:sz w:val="28"/><w:szCs w:val="28"/><w:rtl w:val="0"/></w:rPr><w:t xml:space="preserve">Creators receive:</w:t></w:r></w:p><w:p><w:pPr><w:spacing w:after="240" w:before="240" w:lineRule="auto"/><w:rPr><w:sz w:val="28"/><w:szCs w:val="28"/></w:rPr></w:pPr><w:r><w:rPr><w:sz w:val="28"/><w:szCs w:val="28"/><w:rtl w:val="0"/></w:rPr><w:t xml:space="preserve">50% of applicable execution fees generated by their portfolios.</w:t></w:r></w:p><w:p><w:pPr><w:spacing w:after="240" w:before="240" w:lineRule="auto"/><w:rPr><w:sz w:val="28"/><w:szCs w:val="28"/></w:rPr></w:pPr><w:r><w:rPr><w:sz w:val="28"/><w:szCs w:val="28"/><w:rtl w:val="0"/></w:rPr><w:t xml:space="preserve">The more investors use your portfolio, the more recurring execution-based revenue it can generate.</w:t></w:r></w:p><w:p><w:pPr><w:pStyle w:val="Heading3"/><w:keepNext w:val="0"/><w:keepLines w:val="0"/><w:spacing w:before="280" w:lineRule="auto"/><w:rPr><w:color w:val="000000"/><w:sz w:val="26"/><w:szCs w:val="26"/></w:rPr></w:pPr><w:bookmarkStart w:colFirst="0" w:colLast="0" w:name="_76s9uo2rqgh3" w:id="55"/><w:bookmarkEnd w:id="55"/><w:r><w:rPr><w:color w:val="000000"/><w:sz w:val="26"/><w:szCs w:val="26"/><w:rtl w:val="0"/></w:rPr><w:t xml:space="preserve">Publish</w:t></w:r></w:p><w:p><w:pPr><w:spacing w:after="240" w:before="240" w:lineRule="auto"/><w:rPr><w:sz w:val="28"/><w:szCs w:val="28"/></w:rPr></w:pPr><w:r><w:rPr><w:sz w:val="28"/><w:szCs w:val="28"/><w:rtl w:val="0"/></w:rPr><w:t xml:space="preserve">Publish public portfolios to the Marketplace.</w:t></w:r></w:p><w:p><w:pPr><w:spacing w:after="240" w:before="240" w:lineRule="auto"/><w:rPr><w:sz w:val="28"/><w:szCs w:val="28"/></w:rPr></w:pPr><w:r><w:rPr><w:rFonts w:ascii="Arial Unicode MS" w:cs="Arial Unicode MS" w:eastAsia="Arial Unicode MS" w:hAnsi="Arial Unicode MS"/><w:sz w:val="28"/><w:szCs w:val="28"/><w:rtl w:val="0"/></w:rPr><w:t xml:space="preserve">1,000 $DEXLA → Public Portfolio</w:t></w:r></w:p><w:p><w:pPr><w:pStyle w:val="Heading3"/><w:keepNext w:val="0"/><w:keepLines w:val="0"/><w:spacing w:before="280" w:lineRule="auto"/><w:rPr><w:color w:val="000000"/><w:sz w:val="26"/><w:szCs w:val="26"/></w:rPr></w:pPr><w:bookmarkStart w:colFirst="0" w:colLast="0" w:name="_y9yxzbha3k06" w:id="56"/><w:bookmarkEnd w:id="56"/><w:r><w:rPr><w:color w:val="000000"/><w:sz w:val="26"/><w:szCs w:val="26"/><w:rtl w:val="0"/></w:rPr><w:t xml:space="preserve">Feature</w:t></w:r></w:p><w:p><w:pPr><w:spacing w:after="240" w:before="240" w:lineRule="auto"/><w:rPr><w:sz w:val="28"/><w:szCs w:val="28"/></w:rPr></w:pPr><w:r><w:rPr><w:sz w:val="28"/><w:szCs w:val="28"/><w:rtl w:val="0"/></w:rPr><w:t xml:space="preserve">Increase portfolio visibility through Featured placement.</w:t></w:r></w:p><w:p><w:pPr><w:spacing w:after="240" w:before="240" w:lineRule="auto"/><w:rPr><w:sz w:val="28"/><w:szCs w:val="28"/></w:rPr></w:pPr><w:r><w:rPr><w:rFonts w:ascii="Arial Unicode MS" w:cs="Arial Unicode MS" w:eastAsia="Arial Unicode MS" w:hAnsi="Arial Unicode MS"/><w:sz w:val="28"/><w:szCs w:val="28"/><w:rtl w:val="0"/></w:rPr><w:t xml:space="preserve">2,500 $DEXLA → 7 Days Featured</w:t></w:r></w:p><w:p><w:pPr><w:pStyle w:val="Heading3"/><w:keepNext w:val="0"/><w:keepLines w:val="0"/><w:spacing w:before="280" w:lineRule="auto"/><w:rPr><w:color w:val="000000"/><w:sz w:val="26"/><w:szCs w:val="26"/></w:rPr></w:pPr><w:bookmarkStart w:colFirst="0" w:colLast="0" w:name="_zhyiknwgfb3n" w:id="57"/><w:bookmarkEnd w:id="57"/><w:r><w:rPr><w:color w:val="000000"/><w:sz w:val="26"/><w:szCs w:val="26"/><w:rtl w:val="0"/></w:rPr><w:t xml:space="preserve">Monetize Strategies</w:t></w:r></w:p><w:p><w:pPr><w:spacing w:after="240" w:before="240" w:lineRule="auto"/><w:rPr><w:sz w:val="28"/><w:szCs w:val="28"/></w:rPr></w:pPr><w:r><w:rPr><w:sz w:val="28"/><w:szCs w:val="28"/><w:rtl w:val="0"/></w:rPr><w:t xml:space="preserve">Creators can make strategies available to other creators and set their own price.</w:t></w:r></w:p><w:p><w:pPr><w:spacing w:after="240" w:before="240" w:lineRule="auto"/><w:rPr><w:sz w:val="28"/><w:szCs w:val="28"/></w:rPr></w:pPr><w:r><w:rPr><w:rFonts w:ascii="Arial Unicode MS" w:cs="Arial Unicode MS" w:eastAsia="Arial Unicode MS" w:hAnsi="Arial Unicode MS"/><w:sz w:val="28"/><w:szCs w:val="28"/><w:rtl w:val="0"/></w:rPr><w:t xml:space="preserve">Creator Sets Price → Other Creators Pay in $DEXLA</w:t></w:r></w:p><w:p><w:pPr><w:spacing w:after="240" w:before="240" w:lineRule="auto"/><w:rPr><w:sz w:val="28"/><w:szCs w:val="28"/></w:rPr></w:pPr><w:r><w:rPr><w:sz w:val="28"/><w:szCs w:val="28"/><w:rtl w:val="0"/></w:rPr><w:t xml:space="preserve">Strategy access fees are paid in $DEXLA and go 100% to the strategy creator. No portion is burned or retained by the platform.</w:t></w:r></w:p><w:p><w:pPr><w:pStyle w:val="Heading3"/><w:keepNext w:val="0"/><w:keepLines w:val="0"/><w:spacing w:before="280" w:lineRule="auto"/><w:rPr><w:color w:val="000000"/><w:sz w:val="26"/><w:szCs w:val="26"/></w:rPr></w:pPr><w:bookmarkStart w:colFirst="0" w:colLast="0" w:name="_fy4c164w8zcx" w:id="58"/><w:bookmarkEnd w:id="58"/><w:r><w:rPr><w:color w:val="000000"/><w:sz w:val="26"/><w:szCs w:val="26"/><w:rtl w:val="0"/></w:rPr><w:t xml:space="preserve">Receive Tips</w:t></w:r></w:p><w:p><w:pPr><w:spacing w:after="240" w:before="240" w:lineRule="auto"/><w:rPr><w:sz w:val="28"/><w:szCs w:val="28"/></w:rPr></w:pPr><w:r><w:rPr><w:sz w:val="28"/><w:szCs w:val="28"/><w:rtl w:val="0"/></w:rPr><w:t xml:space="preserve">Investors can tip creators directly in $DEXLA for valuable strategies and portfolio ideas.</w:t></w:r></w:p><w:p><w:pPr><w:spacing w:after="240" w:before="240" w:lineRule="auto"/><w:rPr><w:sz w:val="28"/><w:szCs w:val="28"/></w:rPr></w:pPr><w:r><w:rPr><w:rFonts w:ascii="Arial Unicode MS" w:cs="Arial Unicode MS" w:eastAsia="Arial Unicode MS" w:hAnsi="Arial Unicode MS"/><w:sz w:val="28"/><w:szCs w:val="28"/><w:rtl w:val="0"/></w:rPr><w:t xml:space="preserve">Discover → Follow → Invest → Tip</w:t></w:r></w:p><w:p><w:pPr><w:pStyle w:val="Heading3"/><w:keepNext w:val="0"/><w:keepLines w:val="0"/><w:spacing w:before="280" w:lineRule="auto"/><w:rPr><w:color w:val="000000"/><w:sz w:val="26"/><w:szCs w:val="26"/></w:rPr></w:pPr><w:bookmarkStart w:colFirst="0" w:colLast="0" w:name="_i12pwws5gn67" w:id="59"/><w:bookmarkEnd w:id="59"/><w:r><w:rPr><w:color w:val="000000"/><w:sz w:val="26"/><w:szCs w:val="26"/><w:rtl w:val="0"/></w:rPr><w:t xml:space="preserve">Monthly Rewards</w:t></w:r></w:p><w:p><w:pPr><w:spacing w:after="240" w:before="240" w:lineRule="auto"/><w:rPr><w:sz w:val="28"/><w:szCs w:val="28"/></w:rPr></w:pPr><w:r><w:rPr><w:sz w:val="28"/><w:szCs w:val="28"/><w:rtl w:val="0"/></w:rPr><w:t xml:space="preserve">Creators and investors can participate in Marketplace rewards based on defined portfolio metrics.</w:t></w:r></w:p><w:p><w:pPr><w:spacing w:after="240" w:before="240" w:lineRule="auto"/><w:rPr><w:sz w:val="28"/><w:szCs w:val="28"/></w:rPr></w:pPr><w:r><w:rPr><w:sz w:val="28"/><w:szCs w:val="28"/><w:rtl w:val="0"/></w:rPr><w:t xml:space="preserve">The Rewards Pool is designed to reward quality, activity, and growth.</w:t></w:r></w:p><w:p><w:pPr><w:pStyle w:val="Heading3"/><w:keepNext w:val="0"/><w:keepLines w:val="0"/><w:spacing w:before="280" w:lineRule="auto"/><w:rPr><w:color w:val="000000"/><w:sz w:val="26"/><w:szCs w:val="26"/></w:rPr></w:pPr><w:bookmarkStart w:colFirst="0" w:colLast="0" w:name="_3bvhf2e8ga13" w:id="60"/><w:bookmarkEnd w:id="60"/><w:r><w:rPr><w:color w:val="000000"/><w:sz w:val="26"/><w:szCs w:val="26"/><w:rtl w:val="0"/></w:rPr><w:t xml:space="preserve">Creator Flywheel</w:t></w:r></w:p><w:p><w:pPr><w:spacing w:after="240" w:before="240" w:lineRule="auto"/><w:rPr><w:sz w:val="28"/><w:szCs w:val="28"/></w:rPr></w:pPr><w:r><w:rPr><w:sz w:val="28"/><w:szCs w:val="28"/><w:rtl w:val="0"/></w:rPr><w:t xml:space="preserve">Create Strategy</w:t></w:r></w:p><w:p><w:pPr><w:spacing w:after="240" w:before="240" w:lineRule="auto"/><w:rPr><w:sz w:val="28"/><w:szCs w:val="28"/></w:rPr></w:pPr><w:r><w:rPr><w:rFonts w:ascii="Arial Unicode MS" w:cs="Arial Unicode MS" w:eastAsia="Arial Unicode MS" w:hAnsi="Arial Unicode MS"/><w:sz w:val="28"/><w:szCs w:val="28"/><w:rtl w:val="0"/></w:rPr><w:t xml:space="preserve">↓</w:t></w:r></w:p><w:p><w:pPr><w:spacing w:after="240" w:before="240" w:lineRule="auto"/><w:rPr><w:sz w:val="28"/><w:szCs w:val="28"/></w:rPr></w:pPr><w:r><w:rPr><w:sz w:val="28"/><w:szCs w:val="28"/><w:rtl w:val="0"/></w:rPr><w:t xml:space="preserve">Publish Portfolio</w:t></w:r></w:p><w:p><w:pPr><w:spacing w:after="240" w:before="240" w:lineRule="auto"/><w:rPr><w:sz w:val="28"/><w:szCs w:val="28"/></w:rPr></w:pPr><w:r><w:rPr><w:rFonts w:ascii="Arial Unicode MS" w:cs="Arial Unicode MS" w:eastAsia="Arial Unicode MS" w:hAnsi="Arial Unicode MS"/><w:sz w:val="28"/><w:szCs w:val="28"/><w:rtl w:val="0"/></w:rPr><w:t xml:space="preserve">↓</w:t></w:r></w:p><w:p><w:pPr><w:spacing w:after="240" w:before="240" w:lineRule="auto"/><w:rPr><w:sz w:val="28"/><w:szCs w:val="28"/></w:rPr></w:pPr><w:r><w:rPr><w:sz w:val="28"/><w:szCs w:val="28"/><w:rtl w:val="0"/></w:rPr><w:t xml:space="preserve">Attract Investors</w:t></w:r></w:p><w:p><w:pPr><w:spacing w:after="240" w:before="240" w:lineRule="auto"/><w:rPr><w:sz w:val="28"/><w:szCs w:val="28"/></w:rPr></w:pPr><w:r><w:rPr><w:rFonts w:ascii="Arial Unicode MS" w:cs="Arial Unicode MS" w:eastAsia="Arial Unicode MS" w:hAnsi="Arial Unicode MS"/><w:sz w:val="28"/><w:szCs w:val="28"/><w:rtl w:val="0"/></w:rPr><w:t xml:space="preserve">↓</w:t></w:r></w:p><w:p><w:pPr><w:spacing w:after="240" w:before="240" w:lineRule="auto"/><w:rPr><w:sz w:val="28"/><w:szCs w:val="28"/></w:rPr></w:pPr><w:r><w:rPr><w:sz w:val="28"/><w:szCs w:val="28"/><w:rtl w:val="0"/></w:rPr><w:t xml:space="preserve">Grow AUM</w:t></w:r></w:p><w:p><w:pPr><w:spacing w:after="240" w:before="240" w:lineRule="auto"/><w:rPr><w:sz w:val="28"/><w:szCs w:val="28"/></w:rPr></w:pPr><w:r><w:rPr><w:rFonts w:ascii="Arial Unicode MS" w:cs="Arial Unicode MS" w:eastAsia="Arial Unicode MS" w:hAnsi="Arial Unicode MS"/><w:sz w:val="28"/><w:szCs w:val="28"/><w:rtl w:val="0"/></w:rPr><w:t xml:space="preserve">↓</w:t></w:r></w:p><w:p><w:pPr><w:spacing w:after="240" w:before="240" w:lineRule="auto"/><w:rPr><w:sz w:val="28"/><w:szCs w:val="28"/></w:rPr></w:pPr><w:r><w:rPr><w:sz w:val="28"/><w:szCs w:val="28"/><w:rtl w:val="0"/></w:rPr><w:t xml:space="preserve">Generate Execution Fees</w:t></w:r></w:p><w:p><w:pPr><w:spacing w:after="240" w:before="240" w:lineRule="auto"/><w:rPr><w:sz w:val="28"/><w:szCs w:val="28"/></w:rPr></w:pPr><w:r><w:rPr><w:rFonts w:ascii="Arial Unicode MS" w:cs="Arial Unicode MS" w:eastAsia="Arial Unicode MS" w:hAnsi="Arial Unicode MS"/><w:sz w:val="28"/><w:szCs w:val="28"/><w:rtl w:val="0"/></w:rPr><w:t xml:space="preserve">↓</w:t></w:r></w:p><w:p><w:pPr><w:spacing w:after="240" w:before="240" w:lineRule="auto"/><w:rPr><w:sz w:val="28"/><w:szCs w:val="28"/></w:rPr></w:pPr><w:r><w:rPr><w:sz w:val="28"/><w:szCs w:val="28"/><w:rtl w:val="0"/></w:rPr><w:t xml:space="preserve">Earn Creator Revenue</w:t></w:r></w:p><w:p><w:pPr><w:spacing w:after="240" w:before="240" w:lineRule="auto"/><w:rPr><w:sz w:val="28"/><w:szCs w:val="28"/></w:rPr></w:pPr><w:r><w:rPr><w:rFonts w:ascii="Arial Unicode MS" w:cs="Arial Unicode MS" w:eastAsia="Arial Unicode MS" w:hAnsi="Arial Unicode MS"/><w:sz w:val="28"/><w:szCs w:val="28"/><w:rtl w:val="0"/></w:rPr><w:t xml:space="preserve">↓</w:t></w:r></w:p><w:p><w:pPr><w:spacing w:after="240" w:before="240" w:lineRule="auto"/><w:rPr><w:sz w:val="28"/><w:szCs w:val="28"/></w:rPr></w:pPr><w:r><w:rPr><w:sz w:val="28"/><w:szCs w:val="28"/><w:rtl w:val="0"/></w:rPr><w:t xml:space="preserve">Build More Strategies</w:t></w:r></w:p><w:p><w:pPr><w:spacing w:after="240" w:before="240" w:lineRule="auto"/><w:rPr><w:sz w:val="28"/><w:szCs w:val="28"/></w:rPr></w:pPr><w:r><w:rPr><w:sz w:val="28"/><w:szCs w:val="28"/><w:rtl w:val="0"/></w:rPr><w:t xml:space="preserve">INDEXLA turns creator expertise into a portfolio-based business model.</w:t></w:r></w:p><w:p><w:pPr><w:spacing w:after="240" w:before="240" w:lineRule="auto"/><w:rPr><w:sz w:val="28"/><w:szCs w:val="28"/></w:rPr></w:pPr><w:r><w:rPr><w:rFonts w:ascii="Arial Unicode MS" w:cs="Arial Unicode MS" w:eastAsia="Arial Unicode MS" w:hAnsi="Arial Unicode MS"/><w:sz w:val="28"/><w:szCs w:val="28"/><w:rtl w:val="0"/></w:rPr><w:t xml:space="preserve">Creator Guide →</w:t></w:r></w:p><w:p><w:pPr><w:rPr><w:sz w:val="28"/><w:szCs w:val="28"/></w:rPr></w:pPr><w:r><w:pict><v:rect style="width:0.0pt;height:1.5pt" o:hr="t" o:hrstd="t" o:hralign="center" fillcolor="#A0A0A0" stroked="f"/></w:pict></w:r><w:r><w:rPr><w:rtl w:val="0"/></w:rPr></w:r></w:p><w:p><w:pPr><w:pStyle w:val="Heading1"/><w:keepNext w:val="0"/><w:keepLines w:val="0"/><w:spacing w:before="480" w:lineRule="auto"/><w:rPr><w:sz w:val="46"/><w:szCs w:val="46"/></w:rPr></w:pPr><w:bookmarkStart w:colFirst="0" w:colLast="0" w:name="_ozdi5tf8nnrt" w:id="61"/><w:bookmarkEnd w:id="61"/><w:r><w:rPr><w:sz w:val="46"/><w:szCs w:val="46"/><w:rtl w:val="0"/></w:rPr><w:t xml:space="preserve">13. $DEXLA Utility &amp; Tokenomics</w:t></w:r></w:p><w:p><w:pPr><w:pStyle w:val="Heading2"/><w:keepNext w:val="0"/><w:keepLines w:val="0"/><w:spacing w:after="80" w:lineRule="auto"/><w:rPr><w:sz w:val="34"/><w:szCs w:val="34"/></w:rPr></w:pPr><w:bookmarkStart w:colFirst="0" w:colLast="0" w:name="_h71020ibqkvq" w:id="62"/><w:bookmarkEnd w:id="62"/><w:r><w:rPr><w:sz w:val="34"/><w:szCs w:val="34"/><w:rtl w:val="0"/></w:rPr><w:t xml:space="preserve">The Economic Engine of INDEXLA</w:t></w:r></w:p><w:p><w:pPr><w:spacing w:after="240" w:before="240" w:lineRule="auto"/><w:rPr><w:sz w:val="28"/><w:szCs w:val="28"/></w:rPr></w:pPr><w:r><w:rPr><w:sz w:val="28"/><w:szCs w:val="28"/><w:rtl w:val="0"/></w:rPr><w:t xml:space="preserve">Most tokens are built around speculation.</w:t></w:r></w:p><w:p><w:pPr><w:spacing w:after="240" w:before="240" w:lineRule="auto"/><w:rPr><w:sz w:val="28"/><w:szCs w:val="28"/></w:rPr></w:pPr><w:r><w:rPr><w:sz w:val="28"/><w:szCs w:val="28"/><w:rtl w:val="0"/></w:rPr><w:t xml:space="preserve">$DEXLA is built around INDEXLA usage.</w:t></w:r></w:p><w:p><w:pPr><w:spacing w:after="240" w:before="240" w:lineRule="auto"/><w:rPr><w:sz w:val="28"/><w:szCs w:val="28"/></w:rPr></w:pPr><w:r><w:rPr><w:sz w:val="28"/><w:szCs w:val="28"/><w:rtl w:val="0"/></w:rPr><w:t xml:space="preserve">$DEXLA connects creators, investors, and platform activity through five practical utilities and five supply-reduction mechanisms.</w:t></w:r></w:p><w:p><w:pPr><w:spacing w:after="240" w:before="240" w:lineRule="auto"/><w:rPr><w:sz w:val="28"/><w:szCs w:val="28"/></w:rPr></w:pPr><w:r><w:rPr><w:sz w:val="28"/><w:szCs w:val="28"/><w:rtl w:val="0"/></w:rPr><w:t xml:space="preserve">5 UTILITIES · 5 BURN MECHANISMS</w:t></w:r></w:p><w:p><w:pPr><w:spacing w:after="240" w:before="240" w:lineRule="auto"/><w:rPr><w:sz w:val="28"/><w:szCs w:val="28"/></w:rPr></w:pPr><w:r><w:rPr><w:sz w:val="28"/><w:szCs w:val="28"/><w:rtl w:val="0"/></w:rPr><w:t xml:space="preserve">More creators. More portfolios. More activity. More reasons to use $DEXLA.</w:t></w:r></w:p><w:p><w:pPr><w:pStyle w:val="Heading2"/><w:keepNext w:val="0"/><w:keepLines w:val="0"/><w:spacing w:after="80" w:lineRule="auto"/><w:rPr><w:sz w:val="34"/><w:szCs w:val="34"/></w:rPr></w:pPr><w:bookmarkStart w:colFirst="0" w:colLast="0" w:name="_g2kgsfcr2ngo" w:id="63"/><w:bookmarkEnd w:id="63"/><w:r><w:rPr><w:sz w:val="34"/><w:szCs w:val="34"/><w:rtl w:val="0"/></w:rPr><w:t xml:space="preserve">Five Core Utilities</w:t></w:r></w:p><w:p><w:pPr><w:pStyle w:val="Heading3"/><w:keepNext w:val="0"/><w:keepLines w:val="0"/><w:spacing w:before="280" w:lineRule="auto"/><w:rPr><w:color w:val="000000"/><w:sz w:val="26"/><w:szCs w:val="26"/></w:rPr></w:pPr><w:bookmarkStart w:colFirst="0" w:colLast="0" w:name="_vle6zsda3ind" w:id="64"/><w:bookmarkEnd w:id="64"/><w:r><w:rPr><w:color w:val="000000"/><w:sz w:val="26"/><w:szCs w:val="26"/><w:rtl w:val="0"/></w:rPr><w:t xml:space="preserve">01 — Publish</w:t></w:r></w:p><w:p><w:pPr><w:spacing w:after="240" w:before="240" w:lineRule="auto"/><w:rPr><w:sz w:val="28"/><w:szCs w:val="28"/></w:rPr></w:pPr><w:r><w:rPr><w:sz w:val="28"/><w:szCs w:val="28"/><w:rtl w:val="0"/></w:rPr><w:t xml:space="preserve">Creators use $DEXLA to publish portfolios on the Marketplace.</w:t></w:r></w:p><w:p><w:pPr><w:spacing w:after="240" w:before="240" w:lineRule="auto"/><w:rPr><w:sz w:val="28"/><w:szCs w:val="28"/></w:rPr></w:pPr><w:r><w:rPr><w:rFonts w:ascii="Arial Unicode MS" w:cs="Arial Unicode MS" w:eastAsia="Arial Unicode MS" w:hAnsi="Arial Unicode MS"/><w:sz w:val="28"/><w:szCs w:val="28"/><w:rtl w:val="0"/></w:rPr><w:t xml:space="preserve">1,000 $DEXLA → Public Portfolio</w:t></w:r></w:p><w:p><w:pPr><w:pStyle w:val="Heading3"/><w:keepNext w:val="0"/><w:keepLines w:val="0"/><w:spacing w:before="280" w:lineRule="auto"/><w:rPr><w:color w:val="000000"/><w:sz w:val="26"/><w:szCs w:val="26"/></w:rPr></w:pPr><w:bookmarkStart w:colFirst="0" w:colLast="0" w:name="_b8ch18lcqbw9" w:id="65"/><w:bookmarkEnd w:id="65"/><w:r><w:rPr><w:color w:val="000000"/><w:sz w:val="26"/><w:szCs w:val="26"/><w:rtl w:val="0"/></w:rPr><w:t xml:space="preserve">02 — Feature</w:t></w:r></w:p><w:p><w:pPr><w:spacing w:after="240" w:before="240" w:lineRule="auto"/><w:rPr><w:sz w:val="28"/><w:szCs w:val="28"/></w:rPr></w:pPr><w:r><w:rPr><w:sz w:val="28"/><w:szCs w:val="28"/><w:rtl w:val="0"/></w:rPr><w:t xml:space="preserve">Creators use $DEXLA to increase portfolio visibility.</w:t></w:r></w:p><w:p><w:pPr><w:spacing w:after="240" w:before="240" w:lineRule="auto"/><w:rPr><w:sz w:val="28"/><w:szCs w:val="28"/></w:rPr></w:pPr><w:r><w:rPr><w:rFonts w:ascii="Arial Unicode MS" w:cs="Arial Unicode MS" w:eastAsia="Arial Unicode MS" w:hAnsi="Arial Unicode MS"/><w:sz w:val="28"/><w:szCs w:val="28"/><w:rtl w:val="0"/></w:rPr><w:t xml:space="preserve">2,500 $DEXLA → 7 Days Featured</w:t></w:r></w:p><w:p><w:pPr><w:pStyle w:val="Heading3"/><w:keepNext w:val="0"/><w:keepLines w:val="0"/><w:spacing w:before="280" w:lineRule="auto"/><w:rPr><w:color w:val="000000"/><w:sz w:val="26"/><w:szCs w:val="26"/></w:rPr></w:pPr><w:bookmarkStart w:colFirst="0" w:colLast="0" w:name="_e4p1hjvkw17l" w:id="66"/><w:bookmarkEnd w:id="66"/><w:r><w:rPr><w:color w:val="000000"/><w:sz w:val="26"/><w:szCs w:val="26"/><w:rtl w:val="0"/></w:rPr><w:t xml:space="preserve">03 — Strategy Access</w:t></w:r></w:p><w:p><w:pPr><w:spacing w:after="240" w:before="240" w:lineRule="auto"/><w:rPr><w:sz w:val="28"/><w:szCs w:val="28"/></w:rPr></w:pPr><w:r><w:rPr><w:sz w:val="28"/><w:szCs w:val="28"/><w:rtl w:val="0"/></w:rPr><w:t xml:space="preserve">Creators can make strategies available to other creators and set their own price. Strategy access fees are paid in $DEXLA and go 100% to the strategy creator. No portion is burned or retained by the platform.</w:t></w:r></w:p><w:p><w:pPr><w:spacing w:after="240" w:before="240" w:lineRule="auto"/><w:rPr><w:sz w:val="28"/><w:szCs w:val="28"/></w:rPr></w:pPr><w:r><w:rPr><w:rFonts w:ascii="Arial Unicode MS" w:cs="Arial Unicode MS" w:eastAsia="Arial Unicode MS" w:hAnsi="Arial Unicode MS"/><w:sz w:val="28"/><w:szCs w:val="28"/><w:rtl w:val="0"/></w:rPr><w:t xml:space="preserve">Creator Sets Price → Other Creators Pay in $DEXLA</w:t></w:r></w:p><w:p><w:pPr><w:pStyle w:val="Heading3"/><w:keepNext w:val="0"/><w:keepLines w:val="0"/><w:spacing w:before="280" w:lineRule="auto"/><w:rPr><w:color w:val="000000"/><w:sz w:val="26"/><w:szCs w:val="26"/></w:rPr></w:pPr><w:bookmarkStart w:colFirst="0" w:colLast="0" w:name="_7746tgtxs0nk" w:id="67"/><w:bookmarkEnd w:id="67"/><w:r><w:rPr><w:color w:val="000000"/><w:sz w:val="26"/><w:szCs w:val="26"/><w:rtl w:val="0"/></w:rPr><w:t xml:space="preserve">04 — Save</w:t></w:r></w:p><w:p><w:pPr><w:spacing w:after="240" w:before="240" w:lineRule="auto"/><w:rPr><w:sz w:val="28"/><w:szCs w:val="28"/></w:rPr></w:pPr><w:r><w:rPr><w:sz w:val="28"/><w:szCs w:val="28"/><w:rtl w:val="0"/></w:rPr><w:t xml:space="preserve">Investors holding $DEXLA receive lower execution fees.</w:t></w:r></w:p><w:tbl><w:tblPr><w:tblStyle w:val="Table2"/><w:tblW w:w="4375.0" w:type="dxa"/><w:jc w:val="left"/><w:tblBorders><w:top w:color="000000" w:space="0" w:sz="0" w:val="nil"/><w:left w:color="000000" w:space="0" w:sz="0" w:val="nil"/><w:bottom w:color="000000" w:space="0" w:sz="0" w:val="nil"/><w:right w:color="000000" w:space="0" w:sz="0" w:val="nil"/><w:insideH w:color="000000" w:space="0" w:sz="0" w:val="nil"/><w:insideV w:color="000000" w:space="0" w:sz="0" w:val="nil"/></w:tblBorders><w:tblLayout w:type="fixed"/><w:tblLook w:val="0600"/></w:tblPr><w:tblGrid><w:gridCol w:w="1730"/><w:gridCol w:w="2645"/><w:tblGridChange w:id="0"><w:tblGrid><w:gridCol w:w="1730"/><w:gridCol w:w="2645"/></w:tblGrid></w:tblGridChange></w:tblGrid><w:tr><w:trPr><w:cantSplit w:val="0"/><w:trHeight w:val="515" w:hRule="atLeast"/><w:tblHeader w:val="0"/></w:trPr><w:tc><w:tcPr><w:tcBorders><w:top w:color="000000" w:space="0" w:sz="0" w:val="nil"/><w:left w:color="000000" w:space="0" w:sz="0" w:val="nil"/><w:bottom w:color="000000" w:space="0" w:sz="0" w:val="nil"/><w:right w:color="000000" w:space="0" w:sz="0" w:val="nil"/></w:tcBorders><w:tcMar><w:top w:w="100.0" w:type="dxa"/><w:left w:w="100.0" w:type="dxa"/><w:bottom w:w="100.0" w:type="dxa"/><w:right w:w="100.0" w:type="dxa"/></w:tcMar><w:vAlign w:val="top"/></w:tcPr><w:p><w:pPr><w:jc w:val="center"/><w:rPr><w:sz w:val="28"/><w:szCs w:val="28"/></w:rPr></w:pPr><w:r><w:rPr><w:sz w:val="28"/><w:szCs w:val="28"/><w:rtl w:val="0"/></w:rPr><w:t xml:space="preserve">$DEXLA Held</w:t></w:r></w:p></w:tc><w:tc><w:tcPr><w:tcBorders><w:top w:color="000000" w:space="0" w:sz="0" w:val="nil"/><w:left w:color="000000" w:space="0" w:sz="0" w:val="nil"/><w:bottom w:color="000000" w:space="0" w:sz="0" w:val="nil"/><w:right w:color="000000" w:space="0" w:sz="0" w:val="nil"/></w:tcBorders><w:tcMar><w:top w:w="100.0" w:type="dxa"/><w:left w:w="100.0" w:type="dxa"/><w:bottom w:w="100.0" w:type="dxa"/><w:right w:w="100.0" w:type="dxa"/></w:tcMar><w:vAlign w:val="top"/></w:tcPr><w:p><w:pPr><w:jc w:val="center"/><w:rPr><w:sz w:val="28"/><w:szCs w:val="28"/></w:rPr></w:pPr><w:r><w:rPr><w:sz w:val="28"/><w:szCs w:val="28"/><w:rtl w:val="0"/></w:rPr><w:t xml:space="preserve">Execution Fee Discount</w:t></w:r></w:p></w:tc></w:tr><w:tr><w:trPr><w:cantSplit w:val="0"/><w:trHeight w:val="515" w:hRule="atLeast"/><w:tblHeader w:val="0"/></w:trPr><w:tc><w:tcPr><w:tcBorders><w:top w:color="000000" w:space="0" w:sz="0" w:val="nil"/><w:left w:color="000000" w:space="0" w:sz="0" w:val="nil"/><w:bottom w:color="000000" w:space="0" w:sz="0" w:val="nil"/><w:right w:color="000000" w:space="0" w:sz="0" w:val="nil"/></w:tcBorders><w:tcMar><w:top w:w="100.0" w:type="dxa"/><w:left w:w="100.0" w:type="dxa"/><w:bottom w:w="100.0" w:type="dxa"/><w:right w:w="100.0" w:type="dxa"/></w:tcMar><w:vAlign w:val="top"/></w:tcPr><w:p><w:pPr><w:rPr><w:sz w:val="28"/><w:szCs w:val="28"/></w:rPr></w:pPr><w:r><w:rPr><w:sz w:val="28"/><w:szCs w:val="28"/><w:rtl w:val="0"/></w:rPr><w:t xml:space="preserve">2,500</w:t></w:r></w:p></w:tc><w:tc><w:tcPr><w:tcBorders><w:top w:color="000000" w:space="0" w:sz="0" w:val="nil"/><w:left w:color="000000" w:space="0" w:sz="0" w:val="nil"/><w:bottom w:color="000000" w:space="0" w:sz="0" w:val="nil"/><w:right w:color="000000" w:space="0" w:sz="0" w:val="nil"/></w:tcBorders><w:tcMar><w:top w:w="100.0" w:type="dxa"/><w:left w:w="100.0" w:type="dxa"/><w:bottom w:w="100.0" w:type="dxa"/><w:right w:w="100.0" w:type="dxa"/></w:tcMar><w:vAlign w:val="top"/></w:tcPr><w:p><w:pPr><w:rPr><w:sz w:val="28"/><w:szCs w:val="28"/></w:rPr></w:pPr><w:r><w:rPr><w:sz w:val="28"/><w:szCs w:val="28"/><w:rtl w:val="0"/></w:rPr><w:t xml:space="preserve">10%</w:t></w:r></w:p></w:tc></w:tr><w:tr><w:trPr><w:cantSplit w:val="0"/><w:trHeight w:val="515" w:hRule="atLeast"/><w:tblHeader w:val="0"/></w:trPr><w:tc><w:tcPr><w:tcBorders><w:top w:color="000000" w:space="0" w:sz="0" w:val="nil"/><w:left w:color="000000" w:space="0" w:sz="0" w:val="nil"/><w:bottom w:color="000000" w:space="0" w:sz="0" w:val="nil"/><w:right w:color="000000" w:space="0" w:sz="0" w:val="nil"/></w:tcBorders><w:tcMar><w:top w:w="100.0" w:type="dxa"/><w:left w:w="100.0" w:type="dxa"/><w:bottom w:w="100.0" w:type="dxa"/><w:right w:w="100.0" w:type="dxa"/></w:tcMar><w:vAlign w:val="top"/></w:tcPr><w:p><w:pPr><w:rPr><w:sz w:val="28"/><w:szCs w:val="28"/></w:rPr></w:pPr><w:r><w:rPr><w:sz w:val="28"/><w:szCs w:val="28"/><w:rtl w:val="0"/></w:rPr><w:t xml:space="preserve">5,000</w:t></w:r></w:p></w:tc><w:tc><w:tcPr><w:tcBorders><w:top w:color="000000" w:space="0" w:sz="0" w:val="nil"/><w:left w:color="000000" w:space="0" w:sz="0" w:val="nil"/><w:bottom w:color="000000" w:space="0" w:sz="0" w:val="nil"/><w:right w:color="000000" w:space="0" w:sz="0" w:val="nil"/></w:tcBorders><w:tcMar><w:top w:w="100.0" w:type="dxa"/><w:left w:w="100.0" w:type="dxa"/><w:bottom w:w="100.0" w:type="dxa"/><w:right w:w="100.0" w:type="dxa"/></w:tcMar><w:vAlign w:val="top"/></w:tcPr><w:p><w:pPr><w:rPr><w:sz w:val="28"/><w:szCs w:val="28"/></w:rPr></w:pPr><w:r><w:rPr><w:sz w:val="28"/><w:szCs w:val="28"/><w:rtl w:val="0"/></w:rPr><w:t xml:space="preserve">25%</w:t></w:r></w:p></w:tc></w:tr><w:tr><w:trPr><w:cantSplit w:val="0"/><w:trHeight w:val="515" w:hRule="atLeast"/><w:tblHeader w:val="0"/></w:trPr><w:tc><w:tcPr><w:tcBorders><w:top w:color="000000" w:space="0" w:sz="0" w:val="nil"/><w:left w:color="000000" w:space="0" w:sz="0" w:val="nil"/><w:bottom w:color="000000" w:space="0" w:sz="0" w:val="nil"/><w:right w:color="000000" w:space="0" w:sz="0" w:val="nil"/></w:tcBorders><w:tcMar><w:top w:w="100.0" w:type="dxa"/><w:left w:w="100.0" w:type="dxa"/><w:bottom w:w="100.0" w:type="dxa"/><w:right w:w="100.0" w:type="dxa"/></w:tcMar><w:vAlign w:val="top"/></w:tcPr><w:p><w:pPr><w:rPr><w:sz w:val="28"/><w:szCs w:val="28"/></w:rPr></w:pPr><w:r><w:rPr><w:sz w:val="28"/><w:szCs w:val="28"/><w:rtl w:val="0"/></w:rPr><w:t xml:space="preserve">10,000</w:t></w:r></w:p></w:tc><w:tc><w:tcPr><w:tcBorders><w:top w:color="000000" w:space="0" w:sz="0" w:val="nil"/><w:left w:color="000000" w:space="0" w:sz="0" w:val="nil"/><w:bottom w:color="000000" w:space="0" w:sz="0" w:val="nil"/><w:right w:color="000000" w:space="0" w:sz="0" w:val="nil"/></w:tcBorders><w:tcMar><w:top w:w="100.0" w:type="dxa"/><w:left w:w="100.0" w:type="dxa"/><w:bottom w:w="100.0" w:type="dxa"/><w:right w:w="100.0" w:type="dxa"/></w:tcMar><w:vAlign w:val="top"/></w:tcPr><w:p><w:pPr><w:rPr><w:sz w:val="28"/><w:szCs w:val="28"/></w:rPr></w:pPr><w:r><w:rPr><w:sz w:val="28"/><w:szCs w:val="28"/><w:rtl w:val="0"/></w:rPr><w:t xml:space="preserve">40%</w:t></w:r></w:p></w:tc></w:tr></w:tbl><w:p><w:pPr><w:pStyle w:val="Heading3"/><w:keepNext w:val="0"/><w:keepLines w:val="0"/><w:spacing w:before="280" w:lineRule="auto"/><w:rPr><w:color w:val="000000"/><w:sz w:val="26"/><w:szCs w:val="26"/></w:rPr></w:pPr><w:bookmarkStart w:colFirst="0" w:colLast="0" w:name="_9o8fqhe30s92" w:id="68"/><w:bookmarkEnd w:id="68"/><w:r><w:rPr><w:color w:val="000000"/><w:sz w:val="26"/><w:szCs w:val="26"/><w:rtl w:val="0"/></w:rPr><w:t xml:space="preserve">05 — Tip</w:t></w:r></w:p><w:p><w:pPr><w:spacing w:after="240" w:before="240" w:lineRule="auto"/><w:rPr><w:sz w:val="28"/><w:szCs w:val="28"/></w:rPr></w:pPr><w:r><w:rPr><w:sz w:val="28"/><w:szCs w:val="28"/><w:rtl w:val="0"/></w:rPr><w:t xml:space="preserve">Investors can tip creators directly in $DEXLA.</w:t></w:r></w:p><w:p><w:pPr><w:spacing w:after="240" w:before="240" w:lineRule="auto"/><w:rPr><w:sz w:val="28"/><w:szCs w:val="28"/></w:rPr></w:pPr><w:r><w:rPr><w:rFonts w:ascii="Arial Unicode MS" w:cs="Arial Unicode MS" w:eastAsia="Arial Unicode MS" w:hAnsi="Arial Unicode MS"/><w:sz w:val="28"/><w:szCs w:val="28"/><w:rtl w:val="0"/></w:rPr><w:t xml:space="preserve">Discover → Follow → Invest → Tip</w:t></w:r></w:p><w:p><w:pPr><w:pStyle w:val="Heading2"/><w:keepNext w:val="0"/><w:keepLines w:val="0"/><w:spacing w:after="80" w:lineRule="auto"/><w:rPr><w:sz w:val="34"/><w:szCs w:val="34"/></w:rPr></w:pPr><w:bookmarkStart w:colFirst="0" w:colLast="0" w:name="_sdsqxc8udr12" w:id="69"/><w:bookmarkEnd w:id="69"/><w:r><w:rPr><w:sz w:val="34"/><w:szCs w:val="34"/><w:rtl w:val="0"/></w:rPr><w:t xml:space="preserve">Five Burn Mechanisms</w:t></w:r></w:p><w:p><w:pPr><w:pStyle w:val="Heading3"/><w:keepNext w:val="0"/><w:keepLines w:val="0"/><w:spacing w:before="280" w:lineRule="auto"/><w:rPr><w:color w:val="000000"/><w:sz w:val="26"/><w:szCs w:val="26"/></w:rPr></w:pPr><w:bookmarkStart w:colFirst="0" w:colLast="0" w:name="_4get7z73xwh7" w:id="70"/><w:bookmarkEnd w:id="70"/><w:r><w:rPr><w:color w:val="000000"/><w:sz w:val="26"/><w:szCs w:val="26"/><w:rtl w:val="0"/></w:rPr><w:t xml:space="preserve">01 — Publishing Burn</w:t></w:r></w:p><w:p><w:pPr><w:spacing w:after="240" w:before="240" w:lineRule="auto"/><w:rPr><w:sz w:val="28"/><w:szCs w:val="28"/></w:rPr></w:pPr><w:r><w:rPr><w:sz w:val="28"/><w:szCs w:val="28"/><w:rtl w:val="0"/></w:rPr><w:t xml:space="preserve">Every public portfolio requires 1,000 $DEXLA.</w:t></w:r></w:p><w:p><w:pPr><w:spacing w:after="240" w:before="240" w:lineRule="auto"/><w:rPr><w:sz w:val="28"/><w:szCs w:val="28"/></w:rPr></w:pPr><w:r><w:rPr><w:rFonts w:ascii="Arial Unicode MS" w:cs="Arial Unicode MS" w:eastAsia="Arial Unicode MS" w:hAnsi="Arial Unicode MS"/><w:sz w:val="28"/><w:szCs w:val="28"/><w:rtl w:val="0"/></w:rPr><w:t xml:space="preserve">Published Portfolio → 100% Burned</w:t></w:r></w:p><w:p><w:pPr><w:pStyle w:val="Heading3"/><w:keepNext w:val="0"/><w:keepLines w:val="0"/><w:spacing w:before="280" w:lineRule="auto"/><w:rPr><w:color w:val="000000"/><w:sz w:val="26"/><w:szCs w:val="26"/></w:rPr></w:pPr><w:bookmarkStart w:colFirst="0" w:colLast="0" w:name="_hvm1mk91y7ku" w:id="71"/><w:bookmarkEnd w:id="71"/><w:r><w:rPr><w:color w:val="000000"/><w:sz w:val="26"/><w:szCs w:val="26"/><w:rtl w:val="0"/></w:rPr><w:t xml:space="preserve">02 — Featured Burn</w:t></w:r></w:p><w:p><w:pPr><w:spacing w:after="240" w:before="240" w:lineRule="auto"/><w:rPr><w:sz w:val="28"/><w:szCs w:val="28"/></w:rPr></w:pPr><w:r><w:rPr><w:sz w:val="28"/><w:szCs w:val="28"/><w:rtl w:val="0"/></w:rPr><w:t xml:space="preserve">Every Featured placement requires 2,500 $DEXLA.</w:t></w:r></w:p><w:p><w:pPr><w:spacing w:after="240" w:before="240" w:lineRule="auto"/><w:rPr><w:sz w:val="28"/><w:szCs w:val="28"/></w:rPr></w:pPr><w:r><w:rPr><w:rFonts w:ascii="Arial Unicode MS" w:cs="Arial Unicode MS" w:eastAsia="Arial Unicode MS" w:hAnsi="Arial Unicode MS"/><w:sz w:val="28"/><w:szCs w:val="28"/><w:rtl w:val="0"/></w:rPr><w:t xml:space="preserve">Featured Portfolio → 100% Burned</w:t></w:r></w:p><w:p><w:pPr><w:pStyle w:val="Heading3"/><w:keepNext w:val="0"/><w:keepLines w:val="0"/><w:spacing w:before="280" w:lineRule="auto"/><w:rPr><w:color w:val="000000"/><w:sz w:val="26"/><w:szCs w:val="26"/></w:rPr></w:pPr><w:bookmarkStart w:colFirst="0" w:colLast="0" w:name="_hbggpvqevn1m" w:id="72"/><w:bookmarkEnd w:id="72"/><w:r><w:rPr><w:color w:val="000000"/><w:sz w:val="26"/><w:szCs w:val="26"/><w:rtl w:val="0"/></w:rPr><w:t xml:space="preserve">03 — Strategy Listing Burn</w:t></w:r></w:p><w:p><w:pPr><w:spacing w:after="240" w:before="240" w:lineRule="auto"/><w:rPr><w:sz w:val="28"/><w:szCs w:val="28"/></w:rPr></w:pPr><w:r><w:rPr><w:sz w:val="28"/><w:szCs w:val="28"/><w:rtl w:val="0"/></w:rPr><w:t xml:space="preserve">Creators pay 500 $DEXLA to list a strategy. The entire listing fee is permanently removed from the token supply.</w:t></w:r></w:p><w:p><w:pPr><w:spacing w:after="240" w:before="240" w:lineRule="auto"/><w:rPr><w:sz w:val="28"/><w:szCs w:val="28"/></w:rPr></w:pPr><w:r><w:rPr><w:rFonts w:ascii="Arial Unicode MS" w:cs="Arial Unicode MS" w:eastAsia="Arial Unicode MS" w:hAnsi="Arial Unicode MS"/><w:sz w:val="28"/><w:szCs w:val="28"/><w:rtl w:val="0"/></w:rPr><w:t xml:space="preserve">Strategy Listing → 500 $DEXLA → 100% Burned</w:t></w:r></w:p><w:p><w:pPr><w:pStyle w:val="Heading3"/><w:keepNext w:val="0"/><w:keepLines w:val="0"/><w:spacing w:before="280" w:lineRule="auto"/><w:rPr><w:color w:val="000000"/><w:sz w:val="26"/><w:szCs w:val="26"/></w:rPr></w:pPr><w:bookmarkStart w:colFirst="0" w:colLast="0" w:name="_40cvhdlzfbgr" w:id="73"/><w:bookmarkEnd w:id="73"/><w:r><w:rPr><w:color w:val="000000"/><w:sz w:val="26"/><w:szCs w:val="26"/><w:rtl w:val="0"/></w:rPr><w:t xml:space="preserve">04 — Execution Fee Buyback & Burn</w:t></w:r></w:p><w:p><w:pPr><w:spacing w:after="240" w:before="240" w:lineRule="auto"/><w:rPr><w:sz w:val="28"/><w:szCs w:val="28"/></w:rPr></w:pPr><w:r><w:rPr><w:sz w:val="28"/><w:szCs w:val="28"/><w:rtl w:val="0"/></w:rPr><w:t xml:space="preserve">10% of execution-fee revenue is used to buy and permanently burn $DEXLA.</w:t></w:r></w:p><w:p><w:pPr><w:spacing w:after="240" w:before="240" w:lineRule="auto"/><w:rPr><w:sz w:val="28"/><w:szCs w:val="28"/></w:rPr></w:pPr><w:r><w:rPr><w:rFonts w:ascii="Arial Unicode MS" w:cs="Arial Unicode MS" w:eastAsia="Arial Unicode MS" w:hAnsi="Arial Unicode MS"/><w:sz w:val="28"/><w:szCs w:val="28"/><w:rtl w:val="0"/></w:rPr><w:t xml:space="preserve">Execution Fees → 10% Buyback &amp; Burn</w:t></w:r></w:p><w:p><w:pPr><w:pStyle w:val="Heading3"/><w:keepNext w:val="0"/><w:keepLines w:val="0"/><w:spacing w:before="280" w:lineRule="auto"/><w:rPr><w:color w:val="000000"/><w:sz w:val="26"/><w:szCs w:val="26"/></w:rPr></w:pPr><w:bookmarkStart w:colFirst="0" w:colLast="0" w:name="_d6hoxq41vsaa" w:id="74"/><w:bookmarkEnd w:id="74"/><w:r><w:rPr><w:color w:val="000000"/><w:sz w:val="26"/><w:szCs w:val="26"/><w:rtl w:val="0"/></w:rPr><w:t xml:space="preserve">05 — Treasury Buyback & Burn</w:t></w:r></w:p><w:p><w:pPr><w:spacing w:after="240" w:before="240" w:lineRule="auto"/><w:rPr><w:sz w:val="28"/><w:szCs w:val="28"/></w:rPr></w:pPr><w:r><w:rPr><w:sz w:val="28"/><w:szCs w:val="28"/><w:rtl w:val="0"/></w:rPr><w:t xml:space="preserve">25% of realized Treasury profits are used to buy and permanently burn $DEXLA.</w:t></w:r></w:p><w:p><w:pPr><w:spacing w:after="240" w:before="240" w:lineRule="auto"/><w:rPr><w:sz w:val="28"/><w:szCs w:val="28"/></w:rPr></w:pPr><w:r><w:rPr><w:rFonts w:ascii="Arial Unicode MS" w:cs="Arial Unicode MS" w:eastAsia="Arial Unicode MS" w:hAnsi="Arial Unicode MS"/><w:sz w:val="28"/><w:szCs w:val="28"/><w:rtl w:val="0"/></w:rPr><w:t xml:space="preserve">Treasury Profits → 25% Buyback &amp; Burn</w:t></w:r></w:p><w:p><w:pPr><w:pStyle w:val="Heading3"/><w:keepNext w:val="0"/><w:keepLines w:val="0"/><w:spacing w:before="280" w:lineRule="auto"/><w:rPr><w:color w:val="000000"/><w:sz w:val="26"/><w:szCs w:val="26"/></w:rPr></w:pPr><w:bookmarkStart w:colFirst="0" w:colLast="0" w:name="_8wepi0rf2n80" w:id="75"/><w:bookmarkEnd w:id="75"/><w:r><w:rPr><w:color w:val="000000"/><w:sz w:val="26"/><w:szCs w:val="26"/><w:rtl w:val="0"/></w:rPr><w:t xml:space="preserve">Pricing Flexibility</w:t></w:r></w:p><w:p><w:pPr><w:spacing w:after="240" w:before="240" w:lineRule="auto"/><w:rPr><w:sz w:val="28"/><w:szCs w:val="28"/></w:rPr></w:pPr><w:r><w:rPr><w:sz w:val="28"/><w:szCs w:val="28"/><w:rtl w:val="0"/></w:rPr><w:t xml:space="preserve">Publishing and Featured amounts are denominated and paid strictly in $DEXLA.</w:t></w:r></w:p><w:p><w:pPr><w:spacing w:after="240" w:before="240" w:lineRule="auto"/><w:rPr><w:sz w:val="28"/><w:szCs w:val="28"/></w:rPr></w:pPr><w:r><w:rPr><w:sz w:val="28"/><w:szCs w:val="28"/><w:rtl w:val="0"/></w:rPr><w:t xml:space="preserve">The required token amount may be periodically adjusted to target an appropriate USD-equivalent value based on market conditions, while payment remains strictly in $DEXLA.</w:t></w:r></w:p><w:p><w:pPr><w:pStyle w:val="Heading3"/><w:keepNext w:val="0"/><w:keepLines w:val="0"/><w:spacing w:before="280" w:lineRule="auto"/><w:rPr><w:color w:val="000000"/><w:sz w:val="26"/><w:szCs w:val="26"/></w:rPr></w:pPr><w:bookmarkStart w:colFirst="0" w:colLast="0" w:name="_d479h4dkbj1r" w:id="76"/><w:bookmarkEnd w:id="76"/><w:r><w:rPr><w:color w:val="000000"/><w:sz w:val="26"/><w:szCs w:val="26"/><w:rtl w:val="0"/></w:rPr><w:t xml:space="preserve">Why $DEXLA Exists</w:t></w:r></w:p><w:p><w:pPr><w:spacing w:after="240" w:before="240" w:lineRule="auto"/><w:rPr><w:sz w:val="28"/><w:szCs w:val="28"/></w:rPr></w:pPr><w:r><w:rPr><w:sz w:val="28"/><w:szCs w:val="28"/><w:rtl w:val="0"/></w:rPr><w:t xml:space="preserve">Creators use it to publish.</w:t></w:r></w:p><w:p><w:pPr><w:spacing w:after="240" w:before="240" w:lineRule="auto"/><w:rPr><w:sz w:val="28"/><w:szCs w:val="28"/></w:rPr></w:pPr><w:r><w:rPr><w:sz w:val="28"/><w:szCs w:val="28"/><w:rtl w:val="0"/></w:rPr><w:t xml:space="preserve">Creators use it to grow distribution.</w:t></w:r></w:p><w:p><w:pPr><w:spacing w:after="240" w:before="240" w:lineRule="auto"/><w:rPr><w:sz w:val="28"/><w:szCs w:val="28"/></w:rPr></w:pPr><w:r><w:rPr><w:sz w:val="28"/><w:szCs w:val="28"/><w:rtl w:val="0"/></w:rPr><w:t xml:space="preserve">Creators monetize strategies through it.</w:t></w:r></w:p><w:p><w:pPr><w:spacing w:after="240" w:before="240" w:lineRule="auto"/><w:rPr><w:sz w:val="28"/><w:szCs w:val="28"/></w:rPr></w:pPr><w:r><w:rPr><w:sz w:val="28"/><w:szCs w:val="28"/><w:rtl w:val="0"/></w:rPr><w:t xml:space="preserve">Investors use it to reduce execution costs.</w:t></w:r></w:p><w:p><w:pPr><w:spacing w:after="240" w:before="240" w:lineRule="auto"/><w:rPr><w:sz w:val="28"/><w:szCs w:val="28"/></w:rPr></w:pPr><w:r><w:rPr><w:sz w:val="28"/><w:szCs w:val="28"/><w:rtl w:val="0"/></w:rPr><w:t xml:space="preserve">Investors use it to support creators.</w:t></w:r></w:p><w:p><w:pPr><w:spacing w:after="240" w:before="240" w:lineRule="auto"/><w:rPr><w:sz w:val="28"/><w:szCs w:val="28"/></w:rPr></w:pPr><w:r><w:rPr><w:sz w:val="28"/><w:szCs w:val="28"/><w:rtl w:val="0"/></w:rPr><w:t xml:space="preserve">Platform activity creates buyback and burn demand.</w:t></w:r></w:p><w:p><w:pPr><w:spacing w:after="240" w:before="240" w:lineRule="auto"/><w:rPr><w:sz w:val="28"/><w:szCs w:val="28"/></w:rPr></w:pPr><w:r><w:rPr><w:sz w:val="28"/><w:szCs w:val="28"/><w:rtl w:val="0"/></w:rPr><w:t xml:space="preserve">That is the INDEXLA token economy.</w:t></w:r></w:p><w:p><w:pPr><w:rPr><w:sz w:val="28"/><w:szCs w:val="28"/></w:rPr></w:pPr><w:r><w:pict><v:rect style="width:0.0pt;height:1.5pt" o:hr="t" o:hrstd="t" o:hralign="center" fillcolor="#A0A0A0" stroked="f"/></w:pict></w:r><w:r><w:rPr><w:rtl w:val="0"/></w:rPr></w:r></w:p><w:p><w:pPr><w:pStyle w:val="Heading2"/><w:keepNext w:val="0"/><w:keepLines w:val="0"/><w:spacing w:after="80" w:lineRule="auto"/><w:rPr><w:sz w:val="34"/><w:szCs w:val="34"/></w:rPr></w:pPr><w:bookmarkStart w:colFirst="0" w:colLast="0" w:name="_ses1hxsgwbp5" w:id="77"/><w:bookmarkEnd w:id="77"/><w:r><w:rPr><w:sz w:val="34"/><w:szCs w:val="34"/><w:rtl w:val="0"/></w:rPr><w:t xml:space="preserve">Token Distribution</w:t></w:r></w:p><w:p><w:pPr><w:pStyle w:val="Heading3"/><w:keepNext w:val="0"/><w:keepLines w:val="0"/><w:spacing w:before="280" w:lineRule="auto"/><w:rPr><w:color w:val="000000"/><w:sz w:val="26"/><w:szCs w:val="26"/></w:rPr></w:pPr><w:bookmarkStart w:colFirst="0" w:colLast="0" w:name="_ocixviato80e" w:id="78"/><w:bookmarkEnd w:id="78"/><w:r><w:rPr><w:color w:val="000000"/><w:sz w:val="26"/><w:szCs w:val="26"/><w:rtl w:val="0"/></w:rPr><w:t xml:space="preserve">Total Supply</w:t></w:r></w:p><w:p><w:pPr><w:spacing w:after="240" w:before="240" w:lineRule="auto"/><w:rPr><w:sz w:val="28"/><w:szCs w:val="28"/></w:rPr></w:pPr><w:r><w:rPr><w:sz w:val="28"/><w:szCs w:val="28"/><w:rtl w:val="0"/></w:rPr><w:t xml:space="preserve">100,000,000 $DEXLA</w:t></w:r></w:p><w:p><w:pPr><w:pStyle w:val="Heading3"/><w:keepNext w:val="0"/><w:keepLines w:val="0"/><w:spacing w:before="280" w:lineRule="auto"/><w:rPr><w:color w:val="000000"/><w:sz w:val="26"/><w:szCs w:val="26"/></w:rPr></w:pPr><w:bookmarkStart w:colFirst="0" w:colLast="0" w:name="_lmdz6g6qirls" w:id="79"/><w:bookmarkEnd w:id="79"/><w:r><w:rPr><w:color w:val="000000"/><w:sz w:val="26"/><w:szCs w:val="26"/><w:rtl w:val="0"/></w:rPr><w:t xml:space="preserve">Network</w:t></w:r></w:p><w:p><w:pPr><w:spacing w:after="240" w:before="240" w:lineRule="auto"/><w:rPr><w:sz w:val="28"/><w:szCs w:val="28"/></w:rPr></w:pPr><w:r><w:rPr><w:sz w:val="28"/><w:szCs w:val="28"/><w:rtl w:val="0"/></w:rPr><w:t xml:space="preserve">Solana</w:t></w:r></w:p><w:tbl><w:tblPr><w:tblStyle w:val="Table3"/><w:tblW w:w="4290.0" w:type="dxa"/><w:jc w:val="left"/><w:tblBorders><w:top w:color="000000" w:space="0" w:sz="0" w:val="nil"/><w:left w:color="000000" w:space="0" w:sz="0" w:val="nil"/><w:bottom w:color="000000" w:space="0" w:sz="0" w:val="nil"/><w:right w:color="000000" w:space="0" w:sz="0" w:val="nil"/><w:insideH w:color="000000" w:space="0" w:sz="0" w:val="nil"/><w:insideV w:color="000000" w:space="0" w:sz="0" w:val="nil"/></w:tblBorders><w:tblLayout w:type="fixed"/><w:tblLook w:val="0600"/></w:tblPr><w:tblGrid><w:gridCol w:w="2390"/><w:gridCol w:w="950"/><w:gridCol w:w="950"/><w:tblGridChange w:id="0"><w:tblGrid><w:gridCol w:w="2390"/><w:gridCol w:w="950"/><w:gridCol w:w="950"/></w:tblGrid></w:tblGridChange></w:tblGrid><w:tr><w:trPr><w:cantSplit w:val="0"/><w:trHeight w:val="515" w:hRule="atLeast"/><w:tblHeader w:val="0"/></w:trPr><w:tc><w:tcPr><w:tcBorders><w:top w:color="000000" w:space="0" w:sz="0" w:val="nil"/><w:left w:color="000000" w:space="0" w:sz="0" w:val="nil"/><w:bottom w:color="000000" w:space="0" w:sz="0" w:val="nil"/><w:right w:color="000000" w:space="0" w:sz="0" w:val="nil"/></w:tcBorders><w:tcMar><w:top w:w="100.0" w:type="dxa"/><w:left w:w="100.0" w:type="dxa"/><w:bottom w:w="100.0" w:type="dxa"/><w:right w:w="100.0" w:type="dxa"/></w:tcMar><w:vAlign w:val="top"/></w:tcPr><w:p><w:pPr><w:jc w:val="center"/><w:rPr><w:sz w:val="28"/><w:szCs w:val="28"/></w:rPr></w:pPr><w:r><w:rPr><w:sz w:val="28"/><w:szCs w:val="28"/><w:rtl w:val="0"/></w:rPr><w:t xml:space="preserve">Allocation</w:t></w:r></w:p></w:tc><w:tc><w:tcPr><w:tcBorders><w:top w:color="000000" w:space="0" w:sz="0" w:val="nil"/><w:left w:color="000000" w:space="0" w:sz="0" w:val="nil"/><w:bottom w:color="000000" w:space="0" w:sz="0" w:val="nil"/><w:right w:color="000000" w:space="0" w:sz="0" w:val="nil"/></w:tcBorders><w:tcMar><w:top w:w="100.0" w:type="dxa"/><w:left w:w="100.0" w:type="dxa"/><w:bottom w:w="100.0" w:type="dxa"/><w:right w:w="100.0" w:type="dxa"/></w:tcMar><w:vAlign w:val="top"/></w:tcPr><w:p><w:pPr><w:jc w:val="center"/><w:rPr><w:sz w:val="28"/><w:szCs w:val="28"/></w:rPr></w:pPr><w:r><w:rPr><w:sz w:val="28"/><w:szCs w:val="28"/><w:rtl w:val="0"/></w:rPr><w:t xml:space="preserve">Supply</w:t></w:r></w:p></w:tc><w:tc><w:tcPr><w:tcBorders><w:top w:color="000000" w:space="0" w:sz="0" w:val="nil"/><w:left w:color="000000" w:space="0" w:sz="0" w:val="nil"/><w:bottom w:color="000000" w:space="0" w:sz="0" w:val="nil"/><w:right w:color="000000" w:space="0" w:sz="0" w:val="nil"/></w:tcBorders><w:tcMar><w:top w:w="100.0" w:type="dxa"/><w:left w:w="100.0" w:type="dxa"/><w:bottom w:w="100.0" w:type="dxa"/><w:right w:w="100.0" w:type="dxa"/></w:tcMar><w:vAlign w:val="top"/></w:tcPr><w:p><w:pPr><w:jc w:val="center"/><w:rPr><w:sz w:val="28"/><w:szCs w:val="28"/></w:rPr></w:pPr><w:r><w:rPr><w:sz w:val="28"/><w:szCs w:val="28"/><w:rtl w:val="0"/></w:rPr><w:t xml:space="preserve">Tokens</w:t></w:r></w:p></w:tc></w:tr><w:tr><w:trPr><w:cantSplit w:val="0"/><w:trHeight w:val="515" w:hRule="atLeast"/><w:tblHeader w:val="0"/></w:trPr><w:tc><w:tcPr><w:tcBorders><w:top w:color="000000" w:space="0" w:sz="0" w:val="nil"/><w:left w:color="000000" w:space="0" w:sz="0" w:val="nil"/><w:bottom w:color="000000" w:space="0" w:sz="0" w:val="nil"/><w:right w:color="000000" w:space="0" w:sz="0" w:val="nil"/></w:tcBorders><w:tcMar><w:top w:w="100.0" w:type="dxa"/><w:left w:w="100.0" w:type="dxa"/><w:bottom w:w="100.0" w:type="dxa"/><w:right w:w="100.0" w:type="dxa"/></w:tcMar><w:vAlign w:val="top"/></w:tcPr><w:p><w:pPr><w:rPr><w:sz w:val="28"/><w:szCs w:val="28"/></w:rPr></w:pPr><w:r><w:rPr><w:sz w:val="28"/><w:szCs w:val="28"/><w:rtl w:val="0"/></w:rPr><w:t xml:space="preserve">Pre Seed</w:t></w:r></w:p></w:tc><w:tc><w:tcPr><w:tcBorders><w:top w:color="000000" w:space="0" w:sz="0" w:val="nil"/><w:left w:color="000000" w:space="0" w:sz="0" w:val="nil"/><w:bottom w:color="000000" w:space="0" w:sz="0" w:val="nil"/><w:right w:color="000000" w:space="0" w:sz="0" w:val="nil"/></w:tcBorders><w:tcMar><w:top w:w="100.0" w:type="dxa"/><w:left w:w="100.0" w:type="dxa"/><w:bottom w:w="100.0" w:type="dxa"/><w:right w:w="100.0" w:type="dxa"/></w:tcMar><w:vAlign w:val="top"/></w:tcPr><w:p><w:pPr><w:rPr><w:sz w:val="28"/><w:szCs w:val="28"/></w:rPr></w:pPr><w:r><w:rPr><w:sz w:val="28"/><w:szCs w:val="28"/><w:rtl w:val="0"/></w:rPr><w:t xml:space="preserve">1.5%</w:t></w:r></w:p></w:tc><w:tc><w:tcPr><w:tcBorders><w:top w:color="000000" w:space="0" w:sz="0" w:val="nil"/><w:left w:color="000000" w:space="0" w:sz="0" w:val="nil"/><w:bottom w:color="000000" w:space="0" w:sz="0" w:val="nil"/><w:right w:color="000000" w:space="0" w:sz="0" w:val="nil"/></w:tcBorders><w:tcMar><w:top w:w="100.0" w:type="dxa"/><w:left w:w="100.0" w:type="dxa"/><w:bottom w:w="100.0" w:type="dxa"/><w:right w:w="100.0" w:type="dxa"/></w:tcMar><w:vAlign w:val="top"/></w:tcPr><w:p><w:pPr><w:rPr><w:sz w:val="28"/><w:szCs w:val="28"/></w:rPr></w:pPr><w:r><w:rPr><w:sz w:val="28"/><w:szCs w:val="28"/><w:rtl w:val="0"/></w:rPr><w:t xml:space="preserve">1.5M</w:t></w:r></w:p></w:tc></w:tr><w:tr><w:trPr><w:cantSplit w:val="0"/><w:trHeight w:val="515" w:hRule="atLeast"/><w:tblHeader w:val="0"/></w:trPr><w:tc><w:tcPr><w:tcBorders><w:top w:color="000000" w:space="0" w:sz="0" w:val="nil"/><w:left w:color="000000" w:space="0" w:sz="0" w:val="nil"/><w:bottom w:color="000000" w:space="0" w:sz="0" w:val="nil"/><w:right w:color="000000" w:space="0" w:sz="0" w:val="nil"/></w:tcBorders><w:tcMar><w:top w:w="100.0" w:type="dxa"/><w:left w:w="100.0" w:type="dxa"/><w:bottom w:w="100.0" w:type="dxa"/><w:right w:w="100.0" w:type="dxa"/></w:tcMar><w:vAlign w:val="top"/></w:tcPr><w:p><w:pPr><w:rPr><w:sz w:val="28"/><w:szCs w:val="28"/></w:rPr></w:pPr><w:r><w:rPr><w:sz w:val="28"/><w:szCs w:val="28"/><w:rtl w:val="0"/></w:rPr><w:t xml:space="preserve">Seed</w:t></w:r></w:p></w:tc><w:tc><w:tcPr><w:tcBorders><w:top w:color="000000" w:space="0" w:sz="0" w:val="nil"/><w:left w:color="000000" w:space="0" w:sz="0" w:val="nil"/><w:bottom w:color="000000" w:space="0" w:sz="0" w:val="nil"/><w:right w:color="000000" w:space="0" w:sz="0" w:val="nil"/></w:tcBorders><w:tcMar><w:top w:w="100.0" w:type="dxa"/><w:left w:w="100.0" w:type="dxa"/><w:bottom w:w="100.0" w:type="dxa"/><w:right w:w="100.0" w:type="dxa"/></w:tcMar><w:vAlign w:val="top"/></w:tcPr><w:p><w:pPr><w:rPr><w:sz w:val="28"/><w:szCs w:val="28"/></w:rPr></w:pPr><w:r><w:rPr><w:sz w:val="28"/><w:szCs w:val="28"/><w:rtl w:val="0"/></w:rPr><w:t xml:space="preserve">6%</w:t></w:r></w:p></w:tc><w:tc><w:tcPr><w:tcBorders><w:top w:color="000000" w:space="0" w:sz="0" w:val="nil"/><w:left w:color="000000" w:space="0" w:sz="0" w:val="nil"/><w:bottom w:color="000000" w:space="0" w:sz="0" w:val="nil"/><w:right w:color="000000" w:space="0" w:sz="0" w:val="nil"/></w:tcBorders><w:tcMar><w:top w:w="100.0" w:type="dxa"/><w:left w:w="100.0" w:type="dxa"/><w:bottom w:w="100.0" w:type="dxa"/><w:right w:w="100.0" w:type="dxa"/></w:tcMar><w:vAlign w:val="top"/></w:tcPr><w:p><w:pPr><w:rPr><w:sz w:val="28"/><w:szCs w:val="28"/></w:rPr></w:pPr><w:r><w:rPr><w:sz w:val="28"/><w:szCs w:val="28"/><w:rtl w:val="0"/></w:rPr><w:t xml:space="preserve">6M</w:t></w:r></w:p></w:tc></w:tr><w:tr><w:trPr><w:cantSplit w:val="0"/><w:trHeight w:val="515" w:hRule="atLeast"/><w:tblHeader w:val="0"/></w:trPr><w:tc><w:tcPr><w:tcBorders><w:top w:color="000000" w:space="0" w:sz="0" w:val="nil"/><w:left w:color="000000" w:space="0" w:sz="0" w:val="nil"/><w:bottom w:color="000000" w:space="0" w:sz="0" w:val="nil"/><w:right w:color="000000" w:space="0" w:sz="0" w:val="nil"/></w:tcBorders><w:tcMar><w:top w:w="100.0" w:type="dxa"/><w:left w:w="100.0" w:type="dxa"/><w:bottom w:w="100.0" w:type="dxa"/><w:right w:w="100.0" w:type="dxa"/></w:tcMar><w:vAlign w:val="top"/></w:tcPr><w:p><w:pPr><w:rPr><w:sz w:val="28"/><w:szCs w:val="28"/></w:rPr></w:pPr><w:r><w:rPr><w:sz w:val="28"/><w:szCs w:val="28"/><w:rtl w:val="0"/></w:rPr><w:t xml:space="preserve">Private</w:t></w:r></w:p></w:tc><w:tc><w:tcPr><w:tcBorders><w:top w:color="000000" w:space="0" w:sz="0" w:val="nil"/><w:left w:color="000000" w:space="0" w:sz="0" w:val="nil"/><w:bottom w:color="000000" w:space="0" w:sz="0" w:val="nil"/><w:right w:color="000000" w:space="0" w:sz="0" w:val="nil"/></w:tcBorders><w:tcMar><w:top w:w="100.0" w:type="dxa"/><w:left w:w="100.0" w:type="dxa"/><w:bottom w:w="100.0" w:type="dxa"/><w:right w:w="100.0" w:type="dxa"/></w:tcMar><w:vAlign w:val="top"/></w:tcPr><w:p><w:pPr><w:rPr><w:sz w:val="28"/><w:szCs w:val="28"/></w:rPr></w:pPr><w:r><w:rPr><w:sz w:val="28"/><w:szCs w:val="28"/><w:rtl w:val="0"/></w:rPr><w:t xml:space="preserve">10%</w:t></w:r></w:p></w:tc><w:tc><w:tcPr><w:tcBorders><w:top w:color="000000" w:space="0" w:sz="0" w:val="nil"/><w:left w:color="000000" w:space="0" w:sz="0" w:val="nil"/><w:bottom w:color="000000" w:space="0" w:sz="0" w:val="nil"/><w:right w:color="000000" w:space="0" w:sz="0" w:val="nil"/></w:tcBorders><w:tcMar><w:top w:w="100.0" w:type="dxa"/><w:left w:w="100.0" w:type="dxa"/><w:bottom w:w="100.0" w:type="dxa"/><w:right w:w="100.0" w:type="dxa"/></w:tcMar><w:vAlign w:val="top"/></w:tcPr><w:p><w:pPr><w:rPr><w:sz w:val="28"/><w:szCs w:val="28"/></w:rPr></w:pPr><w:r><w:rPr><w:sz w:val="28"/><w:szCs w:val="28"/><w:rtl w:val="0"/></w:rPr><w:t xml:space="preserve">10M</w:t></w:r></w:p></w:tc></w:tr><w:tr><w:trPr><w:cantSplit w:val="0"/><w:trHeight w:val="515" w:hRule="atLeast"/><w:tblHeader w:val="0"/></w:trPr><w:tc><w:tcPr><w:tcBorders><w:top w:color="000000" w:space="0" w:sz="0" w:val="nil"/><w:left w:color="000000" w:space="0" w:sz="0" w:val="nil"/><w:bottom w:color="000000" w:space="0" w:sz="0" w:val="nil"/><w:right w:color="000000" w:space="0" w:sz="0" w:val="nil"/></w:tcBorders><w:tcMar><w:top w:w="100.0" w:type="dxa"/><w:left w:w="100.0" w:type="dxa"/><w:bottom w:w="100.0" w:type="dxa"/><w:right w:w="100.0" w:type="dxa"/></w:tcMar><w:vAlign w:val="top"/></w:tcPr><w:p><w:pPr><w:rPr><w:sz w:val="28"/><w:szCs w:val="28"/></w:rPr></w:pPr><w:r><w:rPr><w:sz w:val="28"/><w:szCs w:val="28"/><w:rtl w:val="0"/></w:rPr><w:t xml:space="preserve">Public</w:t></w:r></w:p></w:tc><w:tc><w:tcPr><w:tcBorders><w:top w:color="000000" w:space="0" w:sz="0" w:val="nil"/><w:left w:color="000000" w:space="0" w:sz="0" w:val="nil"/><w:bottom w:color="000000" w:space="0" w:sz="0" w:val="nil"/><w:right w:color="000000" w:space="0" w:sz="0" w:val="nil"/></w:tcBorders><w:tcMar><w:top w:w="100.0" w:type="dxa"/><w:left w:w="100.0" w:type="dxa"/><w:bottom w:w="100.0" w:type="dxa"/><w:right w:w="100.0" w:type="dxa"/></w:tcMar><w:vAlign w:val="top"/></w:tcPr><w:p><w:pPr><w:rPr><w:sz w:val="28"/><w:szCs w:val="28"/></w:rPr></w:pPr><w:r><w:rPr><w:sz w:val="28"/><w:szCs w:val="28"/><w:rtl w:val="0"/></w:rPr><w:t xml:space="preserve">20%</w:t></w:r></w:p></w:tc><w:tc><w:tcPr><w:tcBorders><w:top w:color="000000" w:space="0" w:sz="0" w:val="nil"/><w:left w:color="000000" w:space="0" w:sz="0" w:val="nil"/><w:bottom w:color="000000" w:space="0" w:sz="0" w:val="nil"/><w:right w:color="000000" w:space="0" w:sz="0" w:val="nil"/></w:tcBorders><w:tcMar><w:top w:w="100.0" w:type="dxa"/><w:left w:w="100.0" w:type="dxa"/><w:bottom w:w="100.0" w:type="dxa"/><w:right w:w="100.0" w:type="dxa"/></w:tcMar><w:vAlign w:val="top"/></w:tcPr><w:p><w:pPr><w:rPr><w:sz w:val="28"/><w:szCs w:val="28"/></w:rPr></w:pPr><w:r><w:rPr><w:sz w:val="28"/><w:szCs w:val="28"/><w:rtl w:val="0"/></w:rPr><w:t xml:space="preserve">20M</w:t></w:r></w:p></w:tc></w:tr><w:tr><w:trPr><w:cantSplit w:val="0"/><w:trHeight w:val="515" w:hRule="atLeast"/><w:tblHeader w:val="0"/></w:trPr><w:tc><w:tcPr><w:tcBorders><w:top w:color="000000" w:space="0" w:sz="0" w:val="nil"/><w:left w:color="000000" w:space="0" w:sz="0" w:val="nil"/><w:bottom w:color="000000" w:space="0" w:sz="0" w:val="nil"/><w:right w:color="000000" w:space="0" w:sz="0" w:val="nil"/></w:tcBorders><w:tcMar><w:top w:w="100.0" w:type="dxa"/><w:left w:w="100.0" w:type="dxa"/><w:bottom w:w="100.0" w:type="dxa"/><w:right w:w="100.0" w:type="dxa"/></w:tcMar><w:vAlign w:val="top"/></w:tcPr><w:p><w:pPr><w:rPr><w:sz w:val="28"/><w:szCs w:val="28"/></w:rPr></w:pPr><w:r><w:rPr><w:sz w:val="28"/><w:szCs w:val="28"/><w:rtl w:val="0"/></w:rPr><w:t xml:space="preserve">DEX Liquidity</w:t></w:r></w:p></w:tc><w:tc><w:tcPr><w:tcBorders><w:top w:color="000000" w:space="0" w:sz="0" w:val="nil"/><w:left w:color="000000" w:space="0" w:sz="0" w:val="nil"/><w:bottom w:color="000000" w:space="0" w:sz="0" w:val="nil"/><w:right w:color="000000" w:space="0" w:sz="0" w:val="nil"/></w:tcBorders><w:tcMar><w:top w:w="100.0" w:type="dxa"/><w:left w:w="100.0" w:type="dxa"/><w:bottom w:w="100.0" w:type="dxa"/><w:right w:w="100.0" w:type="dxa"/></w:tcMar><w:vAlign w:val="top"/></w:tcPr><w:p><w:pPr><w:rPr><w:sz w:val="28"/><w:szCs w:val="28"/></w:rPr></w:pPr><w:r><w:rPr><w:sz w:val="28"/><w:szCs w:val="28"/><w:rtl w:val="0"/></w:rPr><w:t xml:space="preserve">10%</w:t></w:r></w:p></w:tc><w:tc><w:tcPr><w:tcBorders><w:top w:color="000000" w:space="0" w:sz="0" w:val="nil"/><w:left w:color="000000" w:space="0" w:sz="0" w:val="nil"/><w:bottom w:color="000000" w:space="0" w:sz="0" w:val="nil"/><w:right w:color="000000" w:space="0" w:sz="0" w:val="nil"/></w:tcBorders><w:tcMar><w:top w:w="100.0" w:type="dxa"/><w:left w:w="100.0" w:type="dxa"/><w:bottom w:w="100.0" w:type="dxa"/><w:right w:w="100.0" w:type="dxa"/></w:tcMar><w:vAlign w:val="top"/></w:tcPr><w:p><w:pPr><w:rPr><w:sz w:val="28"/><w:szCs w:val="28"/></w:rPr></w:pPr><w:r><w:rPr><w:sz w:val="28"/><w:szCs w:val="28"/><w:rtl w:val="0"/></w:rPr><w:t xml:space="preserve">10M</w:t></w:r></w:p></w:tc></w:tr><w:tr><w:trPr><w:cantSplit w:val="0"/><w:trHeight w:val="515" w:hRule="atLeast"/><w:tblHeader w:val="0"/></w:trPr><w:tc><w:tcPr><w:tcBorders><w:top w:color="000000" w:space="0" w:sz="0" w:val="nil"/><w:left w:color="000000" w:space="0" w:sz="0" w:val="nil"/><w:bottom w:color="000000" w:space="0" w:sz="0" w:val="nil"/><w:right w:color="000000" w:space="0" w:sz="0" w:val="nil"/></w:tcBorders><w:tcMar><w:top w:w="100.0" w:type="dxa"/><w:left w:w="100.0" w:type="dxa"/><w:bottom w:w="100.0" w:type="dxa"/><w:right w:w="100.0" w:type="dxa"/></w:tcMar><w:vAlign w:val="top"/></w:tcPr><w:p><w:pPr><w:rPr><w:sz w:val="28"/><w:szCs w:val="28"/></w:rPr></w:pPr><w:r><w:rPr><w:sz w:val="28"/><w:szCs w:val="28"/><w:rtl w:val="0"/></w:rPr><w:t xml:space="preserve">Treasury</w:t></w:r></w:p></w:tc><w:tc><w:tcPr><w:tcBorders><w:top w:color="000000" w:space="0" w:sz="0" w:val="nil"/><w:left w:color="000000" w:space="0" w:sz="0" w:val="nil"/><w:bottom w:color="000000" w:space="0" w:sz="0" w:val="nil"/><w:right w:color="000000" w:space="0" w:sz="0" w:val="nil"/></w:tcBorders><w:tcMar><w:top w:w="100.0" w:type="dxa"/><w:left w:w="100.0" w:type="dxa"/><w:bottom w:w="100.0" w:type="dxa"/><w:right w:w="100.0" w:type="dxa"/></w:tcMar><w:vAlign w:val="top"/></w:tcPr><w:p><w:pPr><w:rPr><w:sz w:val="28"/><w:szCs w:val="28"/></w:rPr></w:pPr><w:r><w:rPr><w:sz w:val="28"/><w:szCs w:val="28"/><w:rtl w:val="0"/></w:rPr><w:t xml:space="preserve">20%</w:t></w:r></w:p></w:tc><w:tc><w:tcPr><w:tcBorders><w:top w:color="000000" w:space="0" w:sz="0" w:val="nil"/><w:left w:color="000000" w:space="0" w:sz="0" w:val="nil"/><w:bottom w:color="000000" w:space="0" w:sz="0" w:val="nil"/><w:right w:color="000000" w:space="0" w:sz="0" w:val="nil"/></w:tcBorders><w:tcMar><w:top w:w="100.0" w:type="dxa"/><w:left w:w="100.0" w:type="dxa"/><w:bottom w:w="100.0" w:type="dxa"/><w:right w:w="100.0" w:type="dxa"/></w:tcMar><w:vAlign w:val="top"/></w:tcPr><w:p><w:pPr><w:rPr><w:sz w:val="28"/><w:szCs w:val="28"/></w:rPr></w:pPr><w:r><w:rPr><w:sz w:val="28"/><w:szCs w:val="28"/><w:rtl w:val="0"/></w:rPr><w:t xml:space="preserve">20M</w:t></w:r></w:p></w:tc></w:tr><w:tr><w:trPr><w:cantSplit w:val="0"/><w:trHeight w:val="515" w:hRule="atLeast"/><w:tblHeader w:val="0"/></w:trPr><w:tc><w:tcPr><w:tcBorders><w:top w:color="000000" w:space="0" w:sz="0" w:val="nil"/><w:left w:color="000000" w:space="0" w:sz="0" w:val="nil"/><w:bottom w:color="000000" w:space="0" w:sz="0" w:val="nil"/><w:right w:color="000000" w:space="0" w:sz="0" w:val="nil"/></w:tcBorders><w:tcMar><w:top w:w="100.0" w:type="dxa"/><w:left w:w="100.0" w:type="dxa"/><w:bottom w:w="100.0" w:type="dxa"/><w:right w:w="100.0" w:type="dxa"/></w:tcMar><w:vAlign w:val="top"/></w:tcPr><w:p><w:pPr><w:rPr><w:sz w:val="28"/><w:szCs w:val="28"/></w:rPr></w:pPr><w:r><w:rPr><w:sz w:val="28"/><w:szCs w:val="28"/><w:rtl w:val="0"/></w:rPr><w:t xml:space="preserve">Team</w:t></w:r></w:p></w:tc><w:tc><w:tcPr><w:tcBorders><w:top w:color="000000" w:space="0" w:sz="0" w:val="nil"/><w:left w:color="000000" w:space="0" w:sz="0" w:val="nil"/><w:bottom w:color="000000" w:space="0" w:sz="0" w:val="nil"/><w:right w:color="000000" w:space="0" w:sz="0" w:val="nil"/></w:tcBorders><w:tcMar><w:top w:w="100.0" w:type="dxa"/><w:left w:w="100.0" w:type="dxa"/><w:bottom w:w="100.0" w:type="dxa"/><w:right w:w="100.0" w:type="dxa"/></w:tcMar><w:vAlign w:val="top"/></w:tcPr><w:p><w:pPr><w:rPr><w:sz w:val="28"/><w:szCs w:val="28"/></w:rPr></w:pPr><w:r><w:rPr><w:sz w:val="28"/><w:szCs w:val="28"/><w:rtl w:val="0"/></w:rPr><w:t xml:space="preserve">15%</w:t></w:r></w:p></w:tc><w:tc><w:tcPr><w:tcBorders><w:top w:color="000000" w:space="0" w:sz="0" w:val="nil"/><w:left w:color="000000" w:space="0" w:sz="0" w:val="nil"/><w:bottom w:color="000000" w:space="0" w:sz="0" w:val="nil"/><w:right w:color="000000" w:space="0" w:sz="0" w:val="nil"/></w:tcBorders><w:tcMar><w:top w:w="100.0" w:type="dxa"/><w:left w:w="100.0" w:type="dxa"/><w:bottom w:w="100.0" w:type="dxa"/><w:right w:w="100.0" w:type="dxa"/></w:tcMar><w:vAlign w:val="top"/></w:tcPr><w:p><w:pPr><w:rPr><w:sz w:val="28"/><w:szCs w:val="28"/></w:rPr></w:pPr><w:r><w:rPr><w:sz w:val="28"/><w:szCs w:val="28"/><w:rtl w:val="0"/></w:rPr><w:t xml:space="preserve">15M</w:t></w:r></w:p></w:tc></w:tr><w:tr><w:trPr><w:cantSplit w:val="0"/><w:trHeight w:val="515" w:hRule="atLeast"/><w:tblHeader w:val="0"/></w:trPr><w:tc><w:tcPr><w:tcBorders><w:top w:color="000000" w:space="0" w:sz="0" w:val="nil"/><w:left w:color="000000" w:space="0" w:sz="0" w:val="nil"/><w:bottom w:color="000000" w:space="0" w:sz="0" w:val="nil"/><w:right w:color="000000" w:space="0" w:sz="0" w:val="nil"/></w:tcBorders><w:tcMar><w:top w:w="100.0" w:type="dxa"/><w:left w:w="100.0" w:type="dxa"/><w:bottom w:w="100.0" w:type="dxa"/><w:right w:w="100.0" w:type="dxa"/></w:tcMar><w:vAlign w:val="top"/></w:tcPr><w:p><w:pPr><w:rPr><w:sz w:val="28"/><w:szCs w:val="28"/></w:rPr></w:pPr><w:r><w:rPr><w:sz w:val="28"/><w:szCs w:val="28"/><w:rtl w:val="0"/></w:rPr><w:t xml:space="preserve">Community</w:t></w:r></w:p></w:tc><w:tc><w:tcPr><w:tcBorders><w:top w:color="000000" w:space="0" w:sz="0" w:val="nil"/><w:left w:color="000000" w:space="0" w:sz="0" w:val="nil"/><w:bottom w:color="000000" w:space="0" w:sz="0" w:val="nil"/><w:right w:color="000000" w:space="0" w:sz="0" w:val="nil"/></w:tcBorders><w:tcMar><w:top w:w="100.0" w:type="dxa"/><w:left w:w="100.0" w:type="dxa"/><w:bottom w:w="100.0" w:type="dxa"/><w:right w:w="100.0" w:type="dxa"/></w:tcMar><w:vAlign w:val="top"/></w:tcPr><w:p><w:pPr><w:rPr><w:sz w:val="28"/><w:szCs w:val="28"/></w:rPr></w:pPr><w:r><w:rPr><w:sz w:val="28"/><w:szCs w:val="28"/><w:rtl w:val="0"/></w:rPr><w:t xml:space="preserve">10%</w:t></w:r></w:p></w:tc><w:tc><w:tcPr><w:tcBorders><w:top w:color="000000" w:space="0" w:sz="0" w:val="nil"/><w:left w:color="000000" w:space="0" w:sz="0" w:val="nil"/><w:bottom w:color="000000" w:space="0" w:sz="0" w:val="nil"/><w:right w:color="000000" w:space="0" w:sz="0" w:val="nil"/></w:tcBorders><w:tcMar><w:top w:w="100.0" w:type="dxa"/><w:left w:w="100.0" w:type="dxa"/><w:bottom w:w="100.0" w:type="dxa"/><w:right w:w="100.0" w:type="dxa"/></w:tcMar><w:vAlign w:val="top"/></w:tcPr><w:p><w:pPr><w:rPr><w:sz w:val="28"/><w:szCs w:val="28"/></w:rPr></w:pPr><w:r><w:rPr><w:sz w:val="28"/><w:szCs w:val="28"/><w:rtl w:val="0"/></w:rPr><w:t xml:space="preserve">10M</w:t></w:r></w:p></w:tc></w:tr><w:tr><w:trPr><w:cantSplit w:val="0"/><w:trHeight w:val="515" w:hRule="atLeast"/><w:tblHeader w:val="0"/></w:trPr><w:tc><w:tcPr><w:tcBorders><w:top w:color="000000" w:space="0" w:sz="0" w:val="nil"/><w:left w:color="000000" w:space="0" w:sz="0" w:val="nil"/><w:bottom w:color="000000" w:space="0" w:sz="0" w:val="nil"/><w:right w:color="000000" w:space="0" w:sz="0" w:val="nil"/></w:tcBorders><w:tcMar><w:top w:w="100.0" w:type="dxa"/><w:left w:w="100.0" w:type="dxa"/><w:bottom w:w="100.0" w:type="dxa"/><w:right w:w="100.0" w:type="dxa"/></w:tcMar><w:vAlign w:val="top"/></w:tcPr><w:p><w:pPr><w:rPr><w:sz w:val="28"/><w:szCs w:val="28"/></w:rPr></w:pPr><w:r><w:rPr><w:sz w:val="28"/><w:szCs w:val="28"/><w:rtl w:val="0"/></w:rPr><w:t xml:space="preserve">Advisors</w:t></w:r></w:p></w:tc><w:tc><w:tcPr><w:tcBorders><w:top w:color="000000" w:space="0" w:sz="0" w:val="nil"/><w:left w:color="000000" w:space="0" w:sz="0" w:val="nil"/><w:bottom w:color="000000" w:space="0" w:sz="0" w:val="nil"/><w:right w:color="000000" w:space="0" w:sz="0" w:val="nil"/></w:tcBorders><w:tcMar><w:top w:w="100.0" w:type="dxa"/><w:left w:w="100.0" w:type="dxa"/><w:bottom w:w="100.0" w:type="dxa"/><w:right w:w="100.0" w:type="dxa"/></w:tcMar><w:vAlign w:val="top"/></w:tcPr><w:p><w:pPr><w:rPr><w:sz w:val="28"/><w:szCs w:val="28"/></w:rPr></w:pPr><w:r><w:rPr><w:sz w:val="28"/><w:szCs w:val="28"/><w:rtl w:val="0"/></w:rPr><w:t xml:space="preserve">2.5%</w:t></w:r></w:p></w:tc><w:tc><w:tcPr><w:tcBorders><w:top w:color="000000" w:space="0" w:sz="0" w:val="nil"/><w:left w:color="000000" w:space="0" w:sz="0" w:val="nil"/><w:bottom w:color="000000" w:space="0" w:sz="0" w:val="nil"/><w:right w:color="000000" w:space="0" w:sz="0" w:val="nil"/></w:tcBorders><w:tcMar><w:top w:w="100.0" w:type="dxa"/><w:left w:w="100.0" w:type="dxa"/><w:bottom w:w="100.0" w:type="dxa"/><w:right w:w="100.0" w:type="dxa"/></w:tcMar><w:vAlign w:val="top"/></w:tcPr><w:p><w:pPr><w:rPr><w:sz w:val="28"/><w:szCs w:val="28"/></w:rPr></w:pPr><w:r><w:rPr><w:sz w:val="28"/><w:szCs w:val="28"/><w:rtl w:val="0"/></w:rPr><w:t xml:space="preserve">2.5M</w:t></w:r></w:p></w:tc></w:tr><w:tr><w:trPr><w:cantSplit w:val="0"/><w:trHeight w:val="515" w:hRule="atLeast"/><w:tblHeader w:val="0"/></w:trPr><w:tc><w:tcPr><w:tcBorders><w:top w:color="000000" w:space="0" w:sz="0" w:val="nil"/><w:left w:color="000000" w:space="0" w:sz="0" w:val="nil"/><w:bottom w:color="000000" w:space="0" w:sz="0" w:val="nil"/><w:right w:color="000000" w:space="0" w:sz="0" w:val="nil"/></w:tcBorders><w:tcMar><w:top w:w="100.0" w:type="dxa"/><w:left w:w="100.0" w:type="dxa"/><w:bottom w:w="100.0" w:type="dxa"/><w:right w:w="100.0" w:type="dxa"/></w:tcMar><w:vAlign w:val="top"/></w:tcPr><w:p><w:pPr><w:rPr><w:sz w:val="28"/><w:szCs w:val="28"/></w:rPr></w:pPr><w:r><w:rPr><w:sz w:val="28"/><w:szCs w:val="28"/><w:rtl w:val="0"/></w:rPr><w:t xml:space="preserve">CEX / Market Making</w:t></w:r></w:p></w:tc><w:tc><w:tcPr><w:tcBorders><w:top w:color="000000" w:space="0" w:sz="0" w:val="nil"/><w:left w:color="000000" w:space="0" w:sz="0" w:val="nil"/><w:bottom w:color="000000" w:space="0" w:sz="0" w:val="nil"/><w:right w:color="000000" w:space="0" w:sz="0" w:val="nil"/></w:tcBorders><w:tcMar><w:top w:w="100.0" w:type="dxa"/><w:left w:w="100.0" w:type="dxa"/><w:bottom w:w="100.0" w:type="dxa"/><w:right w:w="100.0" w:type="dxa"/></w:tcMar><w:vAlign w:val="top"/></w:tcPr><w:p><w:pPr><w:rPr><w:sz w:val="28"/><w:szCs w:val="28"/></w:rPr></w:pPr><w:r><w:rPr><w:sz w:val="28"/><w:szCs w:val="28"/><w:rtl w:val="0"/></w:rPr><w:t xml:space="preserve">5%</w:t></w:r></w:p></w:tc><w:tc><w:tcPr><w:tcBorders><w:top w:color="000000" w:space="0" w:sz="0" w:val="nil"/><w:left w:color="000000" w:space="0" w:sz="0" w:val="nil"/><w:bottom w:color="000000" w:space="0" w:sz="0" w:val="nil"/><w:right w:color="000000" w:space="0" w:sz="0" w:val="nil"/></w:tcBorders><w:tcMar><w:top w:w="100.0" w:type="dxa"/><w:left w:w="100.0" w:type="dxa"/><w:bottom w:w="100.0" w:type="dxa"/><w:right w:w="100.0" w:type="dxa"/></w:tcMar><w:vAlign w:val="top"/></w:tcPr><w:p><w:pPr><w:rPr><w:sz w:val="28"/><w:szCs w:val="28"/></w:rPr></w:pPr><w:r><w:rPr><w:sz w:val="28"/><w:szCs w:val="28"/><w:rtl w:val="0"/></w:rPr><w:t xml:space="preserve">5M</w:t></w:r></w:p></w:tc></w:tr><w:tr><w:trPr><w:cantSplit w:val="0"/><w:trHeight w:val="515" w:hRule="atLeast"/><w:tblHeader w:val="0"/></w:trPr><w:tc><w:tcPr><w:tcBorders><w:top w:color="000000" w:space="0" w:sz="0" w:val="nil"/><w:left w:color="000000" w:space="0" w:sz="0" w:val="nil"/><w:bottom w:color="000000" w:space="0" w:sz="0" w:val="nil"/><w:right w:color="000000" w:space="0" w:sz="0" w:val="nil"/></w:tcBorders><w:tcMar><w:top w:w="100.0" w:type="dxa"/><w:left w:w="100.0" w:type="dxa"/><w:bottom w:w="100.0" w:type="dxa"/><w:right w:w="100.0" w:type="dxa"/></w:tcMar><w:vAlign w:val="top"/></w:tcPr><w:p><w:pPr><w:rPr><w:sz w:val="28"/><w:szCs w:val="28"/></w:rPr></w:pPr><w:r><w:rPr><w:sz w:val="28"/><w:szCs w:val="28"/><w:rtl w:val="0"/></w:rPr><w:t xml:space="preserve">Total</w:t></w:r></w:p></w:tc><w:tc><w:tcPr><w:tcBorders><w:top w:color="000000" w:space="0" w:sz="0" w:val="nil"/><w:left w:color="000000" w:space="0" w:sz="0" w:val="nil"/><w:bottom w:color="000000" w:space="0" w:sz="0" w:val="nil"/><w:right w:color="000000" w:space="0" w:sz="0" w:val="nil"/></w:tcBorders><w:tcMar><w:top w:w="100.0" w:type="dxa"/><w:left w:w="100.0" w:type="dxa"/><w:bottom w:w="100.0" w:type="dxa"/><w:right w:w="100.0" w:type="dxa"/></w:tcMar><w:vAlign w:val="top"/></w:tcPr><w:p><w:pPr><w:rPr><w:sz w:val="28"/><w:szCs w:val="28"/></w:rPr></w:pPr><w:r><w:rPr><w:sz w:val="28"/><w:szCs w:val="28"/><w:rtl w:val="0"/></w:rPr><w:t xml:space="preserve">100%</w:t></w:r></w:p></w:tc><w:tc><w:tcPr><w:tcBorders><w:top w:color="000000" w:space="0" w:sz="0" w:val="nil"/><w:left w:color="000000" w:space="0" w:sz="0" w:val="nil"/><w:bottom w:color="000000" w:space="0" w:sz="0" w:val="nil"/><w:right w:color="000000" w:space="0" w:sz="0" w:val="nil"/></w:tcBorders><w:tcMar><w:top w:w="100.0" w:type="dxa"/><w:left w:w="100.0" w:type="dxa"/><w:bottom w:w="100.0" w:type="dxa"/><w:right w:w="100.0" w:type="dxa"/></w:tcMar><w:vAlign w:val="top"/></w:tcPr><w:p><w:pPr><w:rPr><w:sz w:val="28"/><w:szCs w:val="28"/></w:rPr></w:pPr><w:r><w:rPr><w:sz w:val="28"/><w:szCs w:val="28"/><w:rtl w:val="0"/></w:rPr><w:t xml:space="preserve">100M</w:t></w:r></w:p></w:tc></w:tr></w:tbl><w:p><w:pPr><w:pStyle w:val="Heading2"/><w:keepNext w:val="0"/><w:keepLines w:val="0"/><w:spacing w:after="80" w:lineRule="auto"/><w:rPr><w:sz w:val="34"/><w:szCs w:val="34"/></w:rPr></w:pPr><w:bookmarkStart w:colFirst="0" w:colLast="0" w:name="_zegfsautkl9i" w:id="80"/><w:bookmarkEnd w:id="80"/><w:r><w:rPr><w:sz w:val="34"/><w:szCs w:val="34"/><w:rtl w:val="0"/></w:rPr><w:t xml:space="preserve">Vesting &amp; Release Schedule</w:t></w:r></w:p><w:tbl><w:tblPr><w:tblStyle w:val="Table4"/><w:tblW w:w="9360.0" w:type="dxa"/><w:jc w:val="left"/><w:tblBorders><w:top w:color="000000" w:space="0" w:sz="0" w:val="nil"/><w:left w:color="000000" w:space="0" w:sz="0" w:val="nil"/><w:bottom w:color="000000" w:space="0" w:sz="0" w:val="nil"/><w:right w:color="000000" w:space="0" w:sz="0" w:val="nil"/><w:insideH w:color="000000" w:space="0" w:sz="0" w:val="nil"/><w:insideV w:color="000000" w:space="0" w:sz="0" w:val="nil"/></w:tblBorders><w:tblLayout w:type="fixed"/><w:tblLook w:val="0600"/></w:tblPr><w:tblGrid><w:gridCol w:w="2270"/><w:gridCol w:w="785"/><w:gridCol w:w="6305"/><w:tblGridChange w:id="0"><w:tblGrid><w:gridCol w:w="2270"/><w:gridCol w:w="785"/><w:gridCol w:w="6305"/></w:tblGrid></w:tblGridChange></w:tblGrid><w:tr><w:trPr><w:cantSplit w:val="0"/><w:trHeight w:val="515" w:hRule="atLeast"/><w:tblHeader w:val="0"/></w:trPr><w:tc><w:tcPr><w:tcBorders><w:top w:color="000000" w:space="0" w:sz="0" w:val="nil"/><w:left w:color="000000" w:space="0" w:sz="0" w:val="nil"/><w:bottom w:color="000000" w:space="0" w:sz="0" w:val="nil"/><w:right w:color="000000" w:space="0" w:sz="0" w:val="nil"/></w:tcBorders><w:tcMar><w:top w:w="100.0" w:type="dxa"/><w:left w:w="100.0" w:type="dxa"/><w:bottom w:w="100.0" w:type="dxa"/><w:right w:w="100.0" w:type="dxa"/></w:tcMar><w:vAlign w:val="top"/></w:tcPr><w:p><w:pPr><w:jc w:val="center"/><w:rPr><w:sz w:val="28"/><w:szCs w:val="28"/></w:rPr></w:pPr><w:r><w:rPr><w:sz w:val="28"/><w:szCs w:val="28"/><w:rtl w:val="0"/></w:rPr><w:t xml:space="preserve">Allocation</w:t></w:r></w:p></w:tc><w:tc><w:tcPr><w:tcBorders><w:top w:color="000000" w:space="0" w:sz="0" w:val="nil"/><w:left w:color="000000" w:space="0" w:sz="0" w:val="nil"/><w:bottom w:color="000000" w:space="0" w:sz="0" w:val="nil"/><w:right w:color="000000" w:space="0" w:sz="0" w:val="nil"/></w:tcBorders><w:tcMar><w:top w:w="100.0" w:type="dxa"/><w:left w:w="100.0" w:type="dxa"/><w:bottom w:w="100.0" w:type="dxa"/><w:right w:w="100.0" w:type="dxa"/></w:tcMar><w:vAlign w:val="top"/></w:tcPr><w:p><w:pPr><w:jc w:val="center"/><w:rPr><w:sz w:val="28"/><w:szCs w:val="28"/></w:rPr></w:pPr><w:r><w:rPr><w:sz w:val="28"/><w:szCs w:val="28"/><w:rtl w:val="0"/></w:rPr><w:t xml:space="preserve">TGE</w:t></w:r></w:p></w:tc><w:tc><w:tcPr><w:tcBorders><w:top w:color="000000" w:space="0" w:sz="0" w:val="nil"/><w:left w:color="000000" w:space="0" w:sz="0" w:val="nil"/><w:bottom w:color="000000" w:space="0" w:sz="0" w:val="nil"/><w:right w:color="000000" w:space="0" w:sz="0" w:val="nil"/></w:tcBorders><w:tcMar><w:top w:w="100.0" w:type="dxa"/><w:left w:w="100.0" w:type="dxa"/><w:bottom w:w="100.0" w:type="dxa"/><w:right w:w="100.0" w:type="dxa"/></w:tcMar><w:vAlign w:val="top"/></w:tcPr><w:p><w:pPr><w:jc w:val="center"/><w:rPr><w:sz w:val="28"/><w:szCs w:val="28"/></w:rPr></w:pPr><w:r><w:rPr><w:sz w:val="28"/><w:szCs w:val="28"/><w:rtl w:val="0"/></w:rPr><w:t xml:space="preserve">Vesting / Release</w:t></w:r></w:p></w:tc></w:tr><w:tr><w:trPr><w:cantSplit w:val="0"/><w:trHeight w:val="515" w:hRule="atLeast"/><w:tblHeader w:val="0"/></w:trPr><w:tc><w:tcPr><w:tcBorders><w:top w:color="000000" w:space="0" w:sz="0" w:val="nil"/><w:left w:color="000000" w:space="0" w:sz="0" w:val="nil"/><w:bottom w:color="000000" w:space="0" w:sz="0" w:val="nil"/><w:right w:color="000000" w:space="0" w:sz="0" w:val="nil"/></w:tcBorders><w:tcMar><w:top w:w="100.0" w:type="dxa"/><w:left w:w="100.0" w:type="dxa"/><w:bottom w:w="100.0" w:type="dxa"/><w:right w:w="100.0" w:type="dxa"/></w:tcMar><w:vAlign w:val="top"/></w:tcPr><w:p><w:pPr><w:rPr><w:sz w:val="28"/><w:szCs w:val="28"/></w:rPr></w:pPr><w:r><w:rPr><w:sz w:val="28"/><w:szCs w:val="28"/><w:rtl w:val="0"/></w:rPr><w:t xml:space="preserve">Pre Seed</w:t></w:r></w:p></w:tc><w:tc><w:tcPr><w:tcBorders><w:top w:color="000000" w:space="0" w:sz="0" w:val="nil"/><w:left w:color="000000" w:space="0" w:sz="0" w:val="nil"/><w:bottom w:color="000000" w:space="0" w:sz="0" w:val="nil"/><w:right w:color="000000" w:space="0" w:sz="0" w:val="nil"/></w:tcBorders><w:tcMar><w:top w:w="100.0" w:type="dxa"/><w:left w:w="100.0" w:type="dxa"/><w:bottom w:w="100.0" w:type="dxa"/><w:right w:w="100.0" w:type="dxa"/></w:tcMar><w:vAlign w:val="top"/></w:tcPr><w:p><w:pPr><w:rPr><w:sz w:val="28"/><w:szCs w:val="28"/></w:rPr></w:pPr><w:r><w:rPr><w:sz w:val="28"/><w:szCs w:val="28"/><w:rtl w:val="0"/></w:rPr><w:t xml:space="preserve">10%</w:t></w:r></w:p></w:tc><w:tc><w:tcPr><w:tcBorders><w:top w:color="000000" w:space="0" w:sz="0" w:val="nil"/><w:left w:color="000000" w:space="0" w:sz="0" w:val="nil"/><w:bottom w:color="000000" w:space="0" w:sz="0" w:val="nil"/><w:right w:color="000000" w:space="0" w:sz="0" w:val="nil"/></w:tcBorders><w:tcMar><w:top w:w="100.0" w:type="dxa"/><w:left w:w="100.0" w:type="dxa"/><w:bottom w:w="100.0" w:type="dxa"/><w:right w:w="100.0" w:type="dxa"/></w:tcMar><w:vAlign w:val="top"/></w:tcPr><w:p><w:pPr><w:rPr><w:sz w:val="28"/><w:szCs w:val="28"/></w:rPr></w:pPr><w:r><w:rPr><w:sz w:val="28"/><w:szCs w:val="28"/><w:rtl w:val="0"/></w:rPr><w:t xml:space="preserve">3-month cliff, 18-month linear</w:t></w:r></w:p></w:tc></w:tr><w:tr><w:trPr><w:cantSplit w:val="0"/><w:trHeight w:val="515" w:hRule="atLeast"/><w:tblHeader w:val="0"/></w:trPr><w:tc><w:tcPr><w:tcBorders><w:top w:color="000000" w:space="0" w:sz="0" w:val="nil"/><w:left w:color="000000" w:space="0" w:sz="0" w:val="nil"/><w:bottom w:color="000000" w:space="0" w:sz="0" w:val="nil"/><w:right w:color="000000" w:space="0" w:sz="0" w:val="nil"/></w:tcBorders><w:tcMar><w:top w:w="100.0" w:type="dxa"/><w:left w:w="100.0" w:type="dxa"/><w:bottom w:w="100.0" w:type="dxa"/><w:right w:w="100.0" w:type="dxa"/></w:tcMar><w:vAlign w:val="top"/></w:tcPr><w:p><w:pPr><w:rPr><w:sz w:val="28"/><w:szCs w:val="28"/></w:rPr></w:pPr><w:r><w:rPr><w:sz w:val="28"/><w:szCs w:val="28"/><w:rtl w:val="0"/></w:rPr><w:t xml:space="preserve">Seed</w:t></w:r></w:p></w:tc><w:tc><w:tcPr><w:tcBorders><w:top w:color="000000" w:space="0" w:sz="0" w:val="nil"/><w:left w:color="000000" w:space="0" w:sz="0" w:val="nil"/><w:bottom w:color="000000" w:space="0" w:sz="0" w:val="nil"/><w:right w:color="000000" w:space="0" w:sz="0" w:val="nil"/></w:tcBorders><w:tcMar><w:top w:w="100.0" w:type="dxa"/><w:left w:w="100.0" w:type="dxa"/><w:bottom w:w="100.0" w:type="dxa"/><w:right w:w="100.0" w:type="dxa"/></w:tcMar><w:vAlign w:val="top"/></w:tcPr><w:p><w:pPr><w:rPr><w:sz w:val="28"/><w:szCs w:val="28"/></w:rPr></w:pPr><w:r><w:rPr><w:sz w:val="28"/><w:szCs w:val="28"/><w:rtl w:val="0"/></w:rPr><w:t xml:space="preserve">10%</w:t></w:r></w:p></w:tc><w:tc><w:tcPr><w:tcBorders><w:top w:color="000000" w:space="0" w:sz="0" w:val="nil"/><w:left w:color="000000" w:space="0" w:sz="0" w:val="nil"/><w:bottom w:color="000000" w:space="0" w:sz="0" w:val="nil"/><w:right w:color="000000" w:space="0" w:sz="0" w:val="nil"/></w:tcBorders><w:tcMar><w:top w:w="100.0" w:type="dxa"/><w:left w:w="100.0" w:type="dxa"/><w:bottom w:w="100.0" w:type="dxa"/><w:right w:w="100.0" w:type="dxa"/></w:tcMar><w:vAlign w:val="top"/></w:tcPr><w:p><w:pPr><w:rPr><w:sz w:val="28"/><w:szCs w:val="28"/></w:rPr></w:pPr><w:r><w:rPr><w:sz w:val="28"/><w:szCs w:val="28"/><w:rtl w:val="0"/></w:rPr><w:t xml:space="preserve">3-month cliff, 18-month linear</w:t></w:r></w:p></w:tc></w:tr><w:tr><w:trPr><w:cantSplit w:val="0"/><w:trHeight w:val="515" w:hRule="atLeast"/><w:tblHeader w:val="0"/></w:trPr><w:tc><w:tcPr><w:tcBorders><w:top w:color="000000" w:space="0" w:sz="0" w:val="nil"/><w:left w:color="000000" w:space="0" w:sz="0" w:val="nil"/><w:bottom w:color="000000" w:space="0" w:sz="0" w:val="nil"/><w:right w:color="000000" w:space="0" w:sz="0" w:val="nil"/></w:tcBorders><w:tcMar><w:top w:w="100.0" w:type="dxa"/><w:left w:w="100.0" w:type="dxa"/><w:bottom w:w="100.0" w:type="dxa"/><w:right w:w="100.0" w:type="dxa"/></w:tcMar><w:vAlign w:val="top"/></w:tcPr><w:p><w:pPr><w:rPr><w:sz w:val="28"/><w:szCs w:val="28"/></w:rPr></w:pPr><w:r><w:rPr><w:sz w:val="28"/><w:szCs w:val="28"/><w:rtl w:val="0"/></w:rPr><w:t xml:space="preserve">Private</w:t></w:r></w:p></w:tc><w:tc><w:tcPr><w:tcBorders><w:top w:color="000000" w:space="0" w:sz="0" w:val="nil"/><w:left w:color="000000" w:space="0" w:sz="0" w:val="nil"/><w:bottom w:color="000000" w:space="0" w:sz="0" w:val="nil"/><w:right w:color="000000" w:space="0" w:sz="0" w:val="nil"/></w:tcBorders><w:tcMar><w:top w:w="100.0" w:type="dxa"/><w:left w:w="100.0" w:type="dxa"/><w:bottom w:w="100.0" w:type="dxa"/><w:right w:w="100.0" w:type="dxa"/></w:tcMar><w:vAlign w:val="top"/></w:tcPr><w:p><w:pPr><w:rPr><w:sz w:val="28"/><w:szCs w:val="28"/></w:rPr></w:pPr><w:r><w:rPr><w:sz w:val="28"/><w:szCs w:val="28"/><w:rtl w:val="0"/></w:rPr><w:t xml:space="preserve">10%</w:t></w:r></w:p></w:tc><w:tc><w:tcPr><w:tcBorders><w:top w:color="000000" w:space="0" w:sz="0" w:val="nil"/><w:left w:color="000000" w:space="0" w:sz="0" w:val="nil"/><w:bottom w:color="000000" w:space="0" w:sz="0" w:val="nil"/><w:right w:color="000000" w:space="0" w:sz="0" w:val="nil"/></w:tcBorders><w:tcMar><w:top w:w="100.0" w:type="dxa"/><w:left w:w="100.0" w:type="dxa"/><w:bottom w:w="100.0" w:type="dxa"/><w:right w:w="100.0" w:type="dxa"/></w:tcMar><w:vAlign w:val="top"/></w:tcPr><w:p><w:pPr><w:rPr><w:sz w:val="28"/><w:szCs w:val="28"/></w:rPr></w:pPr><w:r><w:rPr><w:sz w:val="28"/><w:szCs w:val="28"/><w:rtl w:val="0"/></w:rPr><w:t xml:space="preserve">3-month cliff, 18-month linear</w:t></w:r></w:p></w:tc></w:tr><w:tr><w:trPr><w:cantSplit w:val="0"/><w:trHeight w:val="515" w:hRule="atLeast"/><w:tblHeader w:val="0"/></w:trPr><w:tc><w:tcPr><w:tcBorders><w:top w:color="000000" w:space="0" w:sz="0" w:val="nil"/><w:left w:color="000000" w:space="0" w:sz="0" w:val="nil"/><w:bottom w:color="000000" w:space="0" w:sz="0" w:val="nil"/><w:right w:color="000000" w:space="0" w:sz="0" w:val="nil"/></w:tcBorders><w:tcMar><w:top w:w="100.0" w:type="dxa"/><w:left w:w="100.0" w:type="dxa"/><w:bottom w:w="100.0" w:type="dxa"/><w:right w:w="100.0" w:type="dxa"/></w:tcMar><w:vAlign w:val="top"/></w:tcPr><w:p><w:pPr><w:rPr><w:sz w:val="28"/><w:szCs w:val="28"/></w:rPr></w:pPr><w:r><w:rPr><w:sz w:val="28"/><w:szCs w:val="28"/><w:rtl w:val="0"/></w:rPr><w:t xml:space="preserve">Public</w:t></w:r></w:p></w:tc><w:tc><w:tcPr><w:tcBorders><w:top w:color="000000" w:space="0" w:sz="0" w:val="nil"/><w:left w:color="000000" w:space="0" w:sz="0" w:val="nil"/><w:bottom w:color="000000" w:space="0" w:sz="0" w:val="nil"/><w:right w:color="000000" w:space="0" w:sz="0" w:val="nil"/></w:tcBorders><w:tcMar><w:top w:w="100.0" w:type="dxa"/><w:left w:w="100.0" w:type="dxa"/><w:bottom w:w="100.0" w:type="dxa"/><w:right w:w="100.0" w:type="dxa"/></w:tcMar><w:vAlign w:val="top"/></w:tcPr><w:p><w:pPr><w:rPr><w:sz w:val="28"/><w:szCs w:val="28"/></w:rPr></w:pPr><w:r><w:rPr><w:sz w:val="28"/><w:szCs w:val="28"/><w:rtl w:val="0"/></w:rPr><w:t xml:space="preserve">15%</w:t></w:r></w:p></w:tc><w:tc><w:tcPr><w:tcBorders><w:top w:color="000000" w:space="0" w:sz="0" w:val="nil"/><w:left w:color="000000" w:space="0" w:sz="0" w:val="nil"/><w:bottom w:color="000000" w:space="0" w:sz="0" w:val="nil"/><w:right w:color="000000" w:space="0" w:sz="0" w:val="nil"/></w:tcBorders><w:tcMar><w:top w:w="100.0" w:type="dxa"/><w:left w:w="100.0" w:type="dxa"/><w:bottom w:w="100.0" w:type="dxa"/><w:right w:w="100.0" w:type="dxa"/></w:tcMar><w:vAlign w:val="top"/></w:tcPr><w:p><w:pPr><w:rPr><w:sz w:val="28"/><w:szCs w:val="28"/></w:rPr></w:pPr><w:r><w:rPr><w:sz w:val="28"/><w:szCs w:val="28"/><w:rtl w:val="0"/></w:rPr><w:t xml:space="preserve">Remaining allocation released linearly over 6 months</w:t></w:r></w:p></w:tc></w:tr><w:tr><w:trPr><w:cantSplit w:val="0"/><w:trHeight w:val="515" w:hRule="atLeast"/><w:tblHeader w:val="0"/></w:trPr><w:tc><w:tcPr><w:tcBorders><w:top w:color="000000" w:space="0" w:sz="0" w:val="nil"/><w:left w:color="000000" w:space="0" w:sz="0" w:val="nil"/><w:bottom w:color="000000" w:space="0" w:sz="0" w:val="nil"/><w:right w:color="000000" w:space="0" w:sz="0" w:val="nil"/></w:tcBorders><w:tcMar><w:top w:w="100.0" w:type="dxa"/><w:left w:w="100.0" w:type="dxa"/><w:bottom w:w="100.0" w:type="dxa"/><w:right w:w="100.0" w:type="dxa"/></w:tcMar><w:vAlign w:val="top"/></w:tcPr><w:p><w:pPr><w:rPr><w:sz w:val="28"/><w:szCs w:val="28"/></w:rPr></w:pPr><w:r><w:rPr><w:sz w:val="28"/><w:szCs w:val="28"/><w:rtl w:val="0"/></w:rPr><w:t xml:space="preserve">DEX Liquidity</w:t></w:r></w:p></w:tc><w:tc><w:tcPr><w:tcBorders><w:top w:color="000000" w:space="0" w:sz="0" w:val="nil"/><w:left w:color="000000" w:space="0" w:sz="0" w:val="nil"/><w:bottom w:color="000000" w:space="0" w:sz="0" w:val="nil"/><w:right w:color="000000" w:space="0" w:sz="0" w:val="nil"/></w:tcBorders><w:tcMar><w:top w:w="100.0" w:type="dxa"/><w:left w:w="100.0" w:type="dxa"/><w:bottom w:w="100.0" w:type="dxa"/><w:right w:w="100.0" w:type="dxa"/></w:tcMar><w:vAlign w:val="top"/></w:tcPr><w:p><w:pPr><w:rPr><w:sz w:val="28"/><w:szCs w:val="28"/></w:rPr></w:pPr><w:r><w:rPr><w:sz w:val="28"/><w:szCs w:val="28"/><w:rtl w:val="0"/></w:rPr><w:t xml:space="preserve">100%</w:t></w:r></w:p></w:tc><w:tc><w:tcPr><w:tcBorders><w:top w:color="000000" w:space="0" w:sz="0" w:val="nil"/><w:left w:color="000000" w:space="0" w:sz="0" w:val="nil"/><w:bottom w:color="000000" w:space="0" w:sz="0" w:val="nil"/><w:right w:color="000000" w:space="0" w:sz="0" w:val="nil"/></w:tcBorders><w:tcMar><w:top w:w="100.0" w:type="dxa"/><w:left w:w="100.0" w:type="dxa"/><w:bottom w:w="100.0" w:type="dxa"/><w:right w:w="100.0" w:type="dxa"/></w:tcMar><w:vAlign w:val="top"/></w:tcPr><w:p><w:pPr><w:rPr><w:sz w:val="28"/><w:szCs w:val="28"/></w:rPr></w:pPr><w:r><w:rPr><w:sz w:val="28"/><w:szCs w:val="28"/><w:rtl w:val="0"/></w:rPr><w:t xml:space="preserve">Available at TGE</w:t></w:r></w:p></w:tc></w:tr><w:tr><w:trPr><w:cantSplit w:val="0"/><w:trHeight w:val="515" w:hRule="atLeast"/><w:tblHeader w:val="0"/></w:trPr><w:tc><w:tcPr><w:tcBorders><w:top w:color="000000" w:space="0" w:sz="0" w:val="nil"/><w:left w:color="000000" w:space="0" w:sz="0" w:val="nil"/><w:bottom w:color="000000" w:space="0" w:sz="0" w:val="nil"/><w:right w:color="000000" w:space="0" w:sz="0" w:val="nil"/></w:tcBorders><w:tcMar><w:top w:w="100.0" w:type="dxa"/><w:left w:w="100.0" w:type="dxa"/><w:bottom w:w="100.0" w:type="dxa"/><w:right w:w="100.0" w:type="dxa"/></w:tcMar><w:vAlign w:val="top"/></w:tcPr><w:p><w:pPr><w:rPr><w:sz w:val="28"/><w:szCs w:val="28"/></w:rPr></w:pPr><w:r><w:rPr><w:sz w:val="28"/><w:szCs w:val="28"/><w:rtl w:val="0"/></w:rPr><w:t xml:space="preserve">Treasury</w:t></w:r></w:p></w:tc><w:tc><w:tcPr><w:tcBorders><w:top w:color="000000" w:space="0" w:sz="0" w:val="nil"/><w:left w:color="000000" w:space="0" w:sz="0" w:val="nil"/><w:bottom w:color="000000" w:space="0" w:sz="0" w:val="nil"/><w:right w:color="000000" w:space="0" w:sz="0" w:val="nil"/></w:tcBorders><w:tcMar><w:top w:w="100.0" w:type="dxa"/><w:left w:w="100.0" w:type="dxa"/><w:bottom w:w="100.0" w:type="dxa"/><w:right w:w="100.0" w:type="dxa"/></w:tcMar><w:vAlign w:val="top"/></w:tcPr><w:p><w:pPr><w:rPr><w:sz w:val="28"/><w:szCs w:val="28"/></w:rPr></w:pPr><w:r><w:rPr><w:sz w:val="28"/><w:szCs w:val="28"/><w:rtl w:val="0"/></w:rPr><w:t xml:space="preserve">—</w:t></w:r></w:p></w:tc><w:tc><w:tcPr><w:tcBorders><w:top w:color="000000" w:space="0" w:sz="0" w:val="nil"/><w:left w:color="000000" w:space="0" w:sz="0" w:val="nil"/><w:bottom w:color="000000" w:space="0" w:sz="0" w:val="nil"/><w:right w:color="000000" w:space="0" w:sz="0" w:val="nil"/></w:tcBorders><w:tcMar><w:top w:w="100.0" w:type="dxa"/><w:left w:w="100.0" w:type="dxa"/><w:bottom w:w="100.0" w:type="dxa"/><w:right w:w="100.0" w:type="dxa"/></w:tcMar><w:vAlign w:val="top"/></w:tcPr><w:p><w:pPr><w:rPr><w:sz w:val="28"/><w:szCs w:val="28"/></w:rPr></w:pPr><w:r><w:rPr><w:sz w:val="28"/><w:szCs w:val="28"/><w:rtl w:val="0"/></w:rPr><w:t xml:space="preserve">24-month lock</w:t></w:r></w:p></w:tc></w:tr><w:tr><w:trPr><w:cantSplit w:val="0"/><w:trHeight w:val="515" w:hRule="atLeast"/><w:tblHeader w:val="0"/></w:trPr><w:tc><w:tcPr><w:tcBorders><w:top w:color="000000" w:space="0" w:sz="0" w:val="nil"/><w:left w:color="000000" w:space="0" w:sz="0" w:val="nil"/><w:bottom w:color="000000" w:space="0" w:sz="0" w:val="nil"/><w:right w:color="000000" w:space="0" w:sz="0" w:val="nil"/></w:tcBorders><w:tcMar><w:top w:w="100.0" w:type="dxa"/><w:left w:w="100.0" w:type="dxa"/><w:bottom w:w="100.0" w:type="dxa"/><w:right w:w="100.0" w:type="dxa"/></w:tcMar><w:vAlign w:val="top"/></w:tcPr><w:p><w:pPr><w:rPr><w:sz w:val="28"/><w:szCs w:val="28"/></w:rPr></w:pPr><w:r><w:rPr><w:sz w:val="28"/><w:szCs w:val="28"/><w:rtl w:val="0"/></w:rPr><w:t xml:space="preserve">Team</w:t></w:r></w:p></w:tc><w:tc><w:tcPr><w:tcBorders><w:top w:color="000000" w:space="0" w:sz="0" w:val="nil"/><w:left w:color="000000" w:space="0" w:sz="0" w:val="nil"/><w:bottom w:color="000000" w:space="0" w:sz="0" w:val="nil"/><w:right w:color="000000" w:space="0" w:sz="0" w:val="nil"/></w:tcBorders><w:tcMar><w:top w:w="100.0" w:type="dxa"/><w:left w:w="100.0" w:type="dxa"/><w:bottom w:w="100.0" w:type="dxa"/><w:right w:w="100.0" w:type="dxa"/></w:tcMar><w:vAlign w:val="top"/></w:tcPr><w:p><w:pPr><w:rPr><w:sz w:val="28"/><w:szCs w:val="28"/></w:rPr></w:pPr><w:r><w:rPr><w:sz w:val="28"/><w:szCs w:val="28"/><w:rtl w:val="0"/></w:rPr><w:t xml:space="preserve">—</w:t></w:r></w:p></w:tc><w:tc><w:tcPr><w:tcBorders><w:top w:color="000000" w:space="0" w:sz="0" w:val="nil"/><w:left w:color="000000" w:space="0" w:sz="0" w:val="nil"/><w:bottom w:color="000000" w:space="0" w:sz="0" w:val="nil"/><w:right w:color="000000" w:space="0" w:sz="0" w:val="nil"/></w:tcBorders><w:tcMar><w:top w:w="100.0" w:type="dxa"/><w:left w:w="100.0" w:type="dxa"/><w:bottom w:w="100.0" w:type="dxa"/><w:right w:w="100.0" w:type="dxa"/></w:tcMar><w:vAlign w:val="top"/></w:tcPr><w:p><w:pPr><w:rPr><w:sz w:val="28"/><w:szCs w:val="28"/></w:rPr></w:pPr><w:r><w:rPr><w:sz w:val="28"/><w:szCs w:val="28"/><w:rtl w:val="0"/></w:rPr><w:t xml:space="preserve">12-month cliff, then 24-month linear</w:t></w:r></w:p></w:tc></w:tr><w:tr><w:trPr><w:cantSplit w:val="0"/><w:trHeight w:val="515" w:hRule="atLeast"/><w:tblHeader w:val="0"/></w:trPr><w:tc><w:tcPr><w:tcBorders><w:top w:color="000000" w:space="0" w:sz="0" w:val="nil"/><w:left w:color="000000" w:space="0" w:sz="0" w:val="nil"/><w:bottom w:color="000000" w:space="0" w:sz="0" w:val="nil"/><w:right w:color="000000" w:space="0" w:sz="0" w:val="nil"/></w:tcBorders><w:tcMar><w:top w:w="100.0" w:type="dxa"/><w:left w:w="100.0" w:type="dxa"/><w:bottom w:w="100.0" w:type="dxa"/><w:right w:w="100.0" w:type="dxa"/></w:tcMar><w:vAlign w:val="top"/></w:tcPr><w:p><w:pPr><w:rPr><w:sz w:val="28"/><w:szCs w:val="28"/></w:rPr></w:pPr><w:r><w:rPr><w:sz w:val="28"/><w:szCs w:val="28"/><w:rtl w:val="0"/></w:rPr><w:t xml:space="preserve">Community</w:t></w:r></w:p></w:tc><w:tc><w:tcPr><w:tcBorders><w:top w:color="000000" w:space="0" w:sz="0" w:val="nil"/><w:left w:color="000000" w:space="0" w:sz="0" w:val="nil"/><w:bottom w:color="000000" w:space="0" w:sz="0" w:val="nil"/><w:right w:color="000000" w:space="0" w:sz="0" w:val="nil"/></w:tcBorders><w:tcMar><w:top w:w="100.0" w:type="dxa"/><w:left w:w="100.0" w:type="dxa"/><w:bottom w:w="100.0" w:type="dxa"/><w:right w:w="100.0" w:type="dxa"/></w:tcMar><w:vAlign w:val="top"/></w:tcPr><w:p><w:pPr><w:rPr><w:sz w:val="28"/><w:szCs w:val="28"/></w:rPr></w:pPr><w:r><w:rPr><w:sz w:val="28"/><w:szCs w:val="28"/><w:rtl w:val="0"/></w:rPr><w:t xml:space="preserve">—</w:t></w:r></w:p></w:tc><w:tc><w:tcPr><w:tcBorders><w:top w:color="000000" w:space="0" w:sz="0" w:val="nil"/><w:left w:color="000000" w:space="0" w:sz="0" w:val="nil"/><w:bottom w:color="000000" w:space="0" w:sz="0" w:val="nil"/><w:right w:color="000000" w:space="0" w:sz="0" w:val="nil"/></w:tcBorders><w:tcMar><w:top w:w="100.0" w:type="dxa"/><w:left w:w="100.0" w:type="dxa"/><w:bottom w:w="100.0" w:type="dxa"/><w:right w:w="100.0" w:type="dxa"/></w:tcMar><w:vAlign w:val="top"/></w:tcPr><w:p><w:pPr><w:rPr><w:sz w:val="28"/><w:szCs w:val="28"/></w:rPr></w:pPr><w:r><w:rPr><w:sz w:val="28"/><w:szCs w:val="28"/><w:rtl w:val="0"/></w:rPr><w:t xml:space="preserve">Progressive release</w:t></w:r></w:p></w:tc></w:tr><w:tr><w:trPr><w:cantSplit w:val="0"/><w:trHeight w:val="515" w:hRule="atLeast"/><w:tblHeader w:val="0"/></w:trPr><w:tc><w:tcPr><w:tcBorders><w:top w:color="000000" w:space="0" w:sz="0" w:val="nil"/><w:left w:color="000000" w:space="0" w:sz="0" w:val="nil"/><w:bottom w:color="000000" w:space="0" w:sz="0" w:val="nil"/><w:right w:color="000000" w:space="0" w:sz="0" w:val="nil"/></w:tcBorders><w:tcMar><w:top w:w="100.0" w:type="dxa"/><w:left w:w="100.0" w:type="dxa"/><w:bottom w:w="100.0" w:type="dxa"/><w:right w:w="100.0" w:type="dxa"/></w:tcMar><w:vAlign w:val="top"/></w:tcPr><w:p><w:pPr><w:rPr><w:sz w:val="28"/><w:szCs w:val="28"/></w:rPr></w:pPr><w:r><w:rPr><w:sz w:val="28"/><w:szCs w:val="28"/><w:rtl w:val="0"/></w:rPr><w:t xml:space="preserve">Advisors</w:t></w:r></w:p></w:tc><w:tc><w:tcPr><w:tcBorders><w:top w:color="000000" w:space="0" w:sz="0" w:val="nil"/><w:left w:color="000000" w:space="0" w:sz="0" w:val="nil"/><w:bottom w:color="000000" w:space="0" w:sz="0" w:val="nil"/><w:right w:color="000000" w:space="0" w:sz="0" w:val="nil"/></w:tcBorders><w:tcMar><w:top w:w="100.0" w:type="dxa"/><w:left w:w="100.0" w:type="dxa"/><w:bottom w:w="100.0" w:type="dxa"/><w:right w:w="100.0" w:type="dxa"/></w:tcMar><w:vAlign w:val="top"/></w:tcPr><w:p><w:pPr><w:rPr><w:sz w:val="28"/><w:szCs w:val="28"/></w:rPr></w:pPr><w:r><w:rPr><w:sz w:val="28"/><w:szCs w:val="28"/><w:rtl w:val="0"/></w:rPr><w:t xml:space="preserve">—</w:t></w:r></w:p></w:tc><w:tc><w:tcPr><w:tcBorders><w:top w:color="000000" w:space="0" w:sz="0" w:val="nil"/><w:left w:color="000000" w:space="0" w:sz="0" w:val="nil"/><w:bottom w:color="000000" w:space="0" w:sz="0" w:val="nil"/><w:right w:color="000000" w:space="0" w:sz="0" w:val="nil"/></w:tcBorders><w:tcMar><w:top w:w="100.0" w:type="dxa"/><w:left w:w="100.0" w:type="dxa"/><w:bottom w:w="100.0" w:type="dxa"/><w:right w:w="100.0" w:type="dxa"/></w:tcMar><w:vAlign w:val="top"/></w:tcPr><w:p><w:pPr><w:rPr><w:sz w:val="28"/><w:szCs w:val="28"/></w:rPr></w:pPr><w:r><w:rPr><w:sz w:val="28"/><w:szCs w:val="28"/><w:rtl w:val="0"/></w:rPr><w:t xml:space="preserve">6-month cliff, then 12-month linear</w:t></w:r></w:p></w:tc></w:tr><w:tr><w:trPr><w:cantSplit w:val="0"/><w:trHeight w:val="785" w:hRule="atLeast"/><w:tblHeader w:val="0"/></w:trPr><w:tc><w:tcPr><w:tcBorders><w:top w:color="000000" w:space="0" w:sz="0" w:val="nil"/><w:left w:color="000000" w:space="0" w:sz="0" w:val="nil"/><w:bottom w:color="000000" w:space="0" w:sz="0" w:val="nil"/><w:right w:color="000000" w:space="0" w:sz="0" w:val="nil"/></w:tcBorders><w:tcMar><w:top w:w="100.0" w:type="dxa"/><w:left w:w="100.0" w:type="dxa"/><w:bottom w:w="100.0" w:type="dxa"/><w:right w:w="100.0" w:type="dxa"/></w:tcMar><w:vAlign w:val="top"/></w:tcPr><w:p><w:pPr><w:rPr><w:sz w:val="28"/><w:szCs w:val="28"/></w:rPr></w:pPr><w:r><w:rPr><w:sz w:val="28"/><w:szCs w:val="28"/><w:rtl w:val="0"/></w:rPr><w:t xml:space="preserve">CEX / Market Making</w:t></w:r></w:p></w:tc><w:tc><w:tcPr><w:tcBorders><w:top w:color="000000" w:space="0" w:sz="0" w:val="nil"/><w:left w:color="000000" w:space="0" w:sz="0" w:val="nil"/><w:bottom w:color="000000" w:space="0" w:sz="0" w:val="nil"/><w:right w:color="000000" w:space="0" w:sz="0" w:val="nil"/></w:tcBorders><w:tcMar><w:top w:w="100.0" w:type="dxa"/><w:left w:w="100.0" w:type="dxa"/><w:bottom w:w="100.0" w:type="dxa"/><w:right w:w="100.0" w:type="dxa"/></w:tcMar><w:vAlign w:val="top"/></w:tcPr><w:p><w:pPr><w:rPr><w:sz w:val="28"/><w:szCs w:val="28"/></w:rPr></w:pPr><w:r><w:rPr><w:sz w:val="28"/><w:szCs w:val="28"/><w:rtl w:val="0"/></w:rPr><w:t xml:space="preserve">—</w:t></w:r></w:p></w:tc><w:tc><w:tcPr><w:tcBorders><w:top w:color="000000" w:space="0" w:sz="0" w:val="nil"/><w:left w:color="000000" w:space="0" w:sz="0" w:val="nil"/><w:bottom w:color="000000" w:space="0" w:sz="0" w:val="nil"/><w:right w:color="000000" w:space="0" w:sz="0" w:val="nil"/></w:tcBorders><w:tcMar><w:top w:w="100.0" w:type="dxa"/><w:left w:w="100.0" w:type="dxa"/><w:bottom w:w="100.0" w:type="dxa"/><w:right w:w="100.0" w:type="dxa"/></w:tcMar><w:vAlign w:val="top"/></w:tcPr><w:p><w:pPr><w:rPr><w:sz w:val="28"/><w:szCs w:val="28"/></w:rPr></w:pPr><w:r><w:rPr><w:sz w:val="28"/><w:szCs w:val="28"/><w:rtl w:val="0"/></w:rPr><w:t xml:space="preserve">Released progressively according to listing and liquidity requirements</w:t></w:r></w:p></w:tc></w:tr></w:tbl><w:p><w:pPr><w:pStyle w:val="Heading2"/><w:keepNext w:val="0"/><w:keepLines w:val="0"/><w:spacing w:after="80" w:lineRule="auto"/><w:rPr><w:sz w:val="34"/><w:szCs w:val="34"/></w:rPr></w:pPr><w:bookmarkStart w:colFirst="0" w:colLast="0" w:name="_7kt1laaoivx9" w:id="81"/><w:bookmarkEnd w:id="81"/><w:r><w:rPr><w:sz w:val="34"/><w:szCs w:val="34"/><w:rtl w:val="0"/></w:rPr><w:t xml:space="preserve">Initial Circulating Supply</w:t></w:r></w:p><w:tbl><w:tblPr><w:tblStyle w:val="Table5"/><w:tblW w:w="4390.0" w:type="dxa"/><w:jc w:val="left"/><w:tblBorders><w:top w:color="000000" w:space="0" w:sz="0" w:val="nil"/><w:left w:color="000000" w:space="0" w:sz="0" w:val="nil"/><w:bottom w:color="000000" w:space="0" w:sz="0" w:val="nil"/><w:right w:color="000000" w:space="0" w:sz="0" w:val="nil"/><w:insideH w:color="000000" w:space="0" w:sz="0" w:val="nil"/><w:insideV w:color="000000" w:space="0" w:sz="0" w:val="nil"/></w:tblBorders><w:tblLayout w:type="fixed"/><w:tblLook w:val="0600"/></w:tblPr><w:tblGrid><w:gridCol w:w="2870"/><w:gridCol w:w="1520"/><w:tblGridChange w:id="0"><w:tblGrid><w:gridCol w:w="2870"/><w:gridCol w:w="1520"/></w:tblGrid></w:tblGridChange></w:tblGrid><w:tr><w:trPr><w:cantSplit w:val="0"/><w:trHeight w:val="515" w:hRule="atLeast"/><w:tblHeader w:val="0"/></w:trPr><w:tc><w:tcPr><w:tcBorders><w:top w:color="000000" w:space="0" w:sz="0" w:val="nil"/><w:left w:color="000000" w:space="0" w:sz="0" w:val="nil"/><w:bottom w:color="000000" w:space="0" w:sz="0" w:val="nil"/><w:right w:color="000000" w:space="0" w:sz="0" w:val="nil"/></w:tcBorders><w:tcMar><w:top w:w="100.0" w:type="dxa"/><w:left w:w="100.0" w:type="dxa"/><w:bottom w:w="100.0" w:type="dxa"/><w:right w:w="100.0" w:type="dxa"/></w:tcMar><w:vAlign w:val="top"/></w:tcPr><w:p><w:pPr><w:jc w:val="center"/><w:rPr><w:sz w:val="28"/><w:szCs w:val="28"/></w:rPr></w:pPr><w:r><w:rPr><w:sz w:val="28"/><w:szCs w:val="28"/><w:rtl w:val="0"/></w:rPr><w:t xml:space="preserve">Allocation</w:t></w:r></w:p></w:tc><w:tc><w:tcPr><w:tcBorders><w:top w:color="000000" w:space="0" w:sz="0" w:val="nil"/><w:left w:color="000000" w:space="0" w:sz="0" w:val="nil"/><w:bottom w:color="000000" w:space="0" w:sz="0" w:val="nil"/><w:right w:color="000000" w:space="0" w:sz="0" w:val="nil"/></w:tcBorders><w:tcMar><w:top w:w="100.0" w:type="dxa"/><w:left w:w="100.0" w:type="dxa"/><w:bottom w:w="100.0" w:type="dxa"/><w:right w:w="100.0" w:type="dxa"/></w:tcMar><w:vAlign w:val="top"/></w:tcPr><w:p><w:pPr><w:jc w:val="center"/><w:rPr><w:sz w:val="28"/><w:szCs w:val="28"/></w:rPr></w:pPr><w:r><w:rPr><w:sz w:val="28"/><w:szCs w:val="28"/><w:rtl w:val="0"/></w:rPr><w:t xml:space="preserve">TGE Tokens</w:t></w:r></w:p></w:tc></w:tr><w:tr><w:trPr><w:cantSplit w:val="0"/><w:trHeight w:val="515" w:hRule="atLeast"/><w:tblHeader w:val="0"/></w:trPr><w:tc><w:tcPr><w:tcBorders><w:top w:color="000000" w:space="0" w:sz="0" w:val="nil"/><w:left w:color="000000" w:space="0" w:sz="0" w:val="nil"/><w:bottom w:color="000000" w:space="0" w:sz="0" w:val="nil"/><w:right w:color="000000" w:space="0" w:sz="0" w:val="nil"/></w:tcBorders><w:tcMar><w:top w:w="100.0" w:type="dxa"/><w:left w:w="100.0" w:type="dxa"/><w:bottom w:w="100.0" w:type="dxa"/><w:right w:w="100.0" w:type="dxa"/></w:tcMar><w:vAlign w:val="top"/></w:tcPr><w:p><w:pPr><w:rPr><w:sz w:val="28"/><w:szCs w:val="28"/></w:rPr></w:pPr><w:r><w:rPr><w:sz w:val="28"/><w:szCs w:val="28"/><w:rtl w:val="0"/></w:rPr><w:t xml:space="preserve">DEX Liquidity, 100%</w:t></w:r></w:p></w:tc><w:tc><w:tcPr><w:tcBorders><w:top w:color="000000" w:space="0" w:sz="0" w:val="nil"/><w:left w:color="000000" w:space="0" w:sz="0" w:val="nil"/><w:bottom w:color="000000" w:space="0" w:sz="0" w:val="nil"/><w:right w:color="000000" w:space="0" w:sz="0" w:val="nil"/></w:tcBorders><w:tcMar><w:top w:w="100.0" w:type="dxa"/><w:left w:w="100.0" w:type="dxa"/><w:bottom w:w="100.0" w:type="dxa"/><w:right w:w="100.0" w:type="dxa"/></w:tcMar><w:vAlign w:val="top"/></w:tcPr><w:p><w:pPr><w:rPr><w:sz w:val="28"/><w:szCs w:val="28"/></w:rPr></w:pPr><w:r><w:rPr><w:sz w:val="28"/><w:szCs w:val="28"/><w:rtl w:val="0"/></w:rPr><w:t xml:space="preserve">10.00M</w:t></w:r></w:p></w:tc></w:tr><w:tr><w:trPr><w:cantSplit w:val="0"/><w:trHeight w:val="515" w:hRule="atLeast"/><w:tblHeader w:val="0"/></w:trPr><w:tc><w:tcPr><w:tcBorders><w:top w:color="000000" w:space="0" w:sz="0" w:val="nil"/><w:left w:color="000000" w:space="0" w:sz="0" w:val="nil"/><w:bottom w:color="000000" w:space="0" w:sz="0" w:val="nil"/><w:right w:color="000000" w:space="0" w:sz="0" w:val="nil"/></w:tcBorders><w:tcMar><w:top w:w="100.0" w:type="dxa"/><w:left w:w="100.0" w:type="dxa"/><w:bottom w:w="100.0" w:type="dxa"/><w:right w:w="100.0" w:type="dxa"/></w:tcMar><w:vAlign w:val="top"/></w:tcPr><w:p><w:pPr><w:rPr><w:sz w:val="28"/><w:szCs w:val="28"/></w:rPr></w:pPr><w:r><w:rPr><w:sz w:val="28"/><w:szCs w:val="28"/><w:rtl w:val="0"/></w:rPr><w:t xml:space="preserve">Public, 15%</w:t></w:r></w:p></w:tc><w:tc><w:tcPr><w:tcBorders><w:top w:color="000000" w:space="0" w:sz="0" w:val="nil"/><w:left w:color="000000" w:space="0" w:sz="0" w:val="nil"/><w:bottom w:color="000000" w:space="0" w:sz="0" w:val="nil"/><w:right w:color="000000" w:space="0" w:sz="0" w:val="nil"/></w:tcBorders><w:tcMar><w:top w:w="100.0" w:type="dxa"/><w:left w:w="100.0" w:type="dxa"/><w:bottom w:w="100.0" w:type="dxa"/><w:right w:w="100.0" w:type="dxa"/></w:tcMar><w:vAlign w:val="top"/></w:tcPr><w:p><w:pPr><w:rPr><w:sz w:val="28"/><w:szCs w:val="28"/></w:rPr></w:pPr><w:r><w:rPr><w:sz w:val="28"/><w:szCs w:val="28"/><w:rtl w:val="0"/></w:rPr><w:t xml:space="preserve">3.00M</w:t></w:r></w:p></w:tc></w:tr><w:tr><w:trPr><w:cantSplit w:val="0"/><w:trHeight w:val="515" w:hRule="atLeast"/><w:tblHeader w:val="0"/></w:trPr><w:tc><w:tcPr><w:tcBorders><w:top w:color="000000" w:space="0" w:sz="0" w:val="nil"/><w:left w:color="000000" w:space="0" w:sz="0" w:val="nil"/><w:bottom w:color="000000" w:space="0" w:sz="0" w:val="nil"/><w:right w:color="000000" w:space="0" w:sz="0" w:val="nil"/></w:tcBorders><w:tcMar><w:top w:w="100.0" w:type="dxa"/><w:left w:w="100.0" w:type="dxa"/><w:bottom w:w="100.0" w:type="dxa"/><w:right w:w="100.0" w:type="dxa"/></w:tcMar><w:vAlign w:val="top"/></w:tcPr><w:p><w:pPr><w:rPr><w:sz w:val="28"/><w:szCs w:val="28"/></w:rPr></w:pPr><w:r><w:rPr><w:sz w:val="28"/><w:szCs w:val="28"/><w:rtl w:val="0"/></w:rPr><w:t xml:space="preserve">Private, 10%</w:t></w:r></w:p></w:tc><w:tc><w:tcPr><w:tcBorders><w:top w:color="000000" w:space="0" w:sz="0" w:val="nil"/><w:left w:color="000000" w:space="0" w:sz="0" w:val="nil"/><w:bottom w:color="000000" w:space="0" w:sz="0" w:val="nil"/><w:right w:color="000000" w:space="0" w:sz="0" w:val="nil"/></w:tcBorders><w:tcMar><w:top w:w="100.0" w:type="dxa"/><w:left w:w="100.0" w:type="dxa"/><w:bottom w:w="100.0" w:type="dxa"/><w:right w:w="100.0" w:type="dxa"/></w:tcMar><w:vAlign w:val="top"/></w:tcPr><w:p><w:pPr><w:rPr><w:sz w:val="28"/><w:szCs w:val="28"/></w:rPr></w:pPr><w:r><w:rPr><w:sz w:val="28"/><w:szCs w:val="28"/><w:rtl w:val="0"/></w:rPr><w:t xml:space="preserve">1.00M</w:t></w:r></w:p></w:tc></w:tr><w:tr><w:trPr><w:cantSplit w:val="0"/><w:trHeight w:val="515" w:hRule="atLeast"/><w:tblHeader w:val="0"/></w:trPr><w:tc><w:tcPr><w:tcBorders><w:top w:color="000000" w:space="0" w:sz="0" w:val="nil"/><w:left w:color="000000" w:space="0" w:sz="0" w:val="nil"/><w:bottom w:color="000000" w:space="0" w:sz="0" w:val="nil"/><w:right w:color="000000" w:space="0" w:sz="0" w:val="nil"/></w:tcBorders><w:tcMar><w:top w:w="100.0" w:type="dxa"/><w:left w:w="100.0" w:type="dxa"/><w:bottom w:w="100.0" w:type="dxa"/><w:right w:w="100.0" w:type="dxa"/></w:tcMar><w:vAlign w:val="top"/></w:tcPr><w:p><w:pPr><w:rPr><w:sz w:val="28"/><w:szCs w:val="28"/></w:rPr></w:pPr><w:r><w:rPr><w:sz w:val="28"/><w:szCs w:val="28"/><w:rtl w:val="0"/></w:rPr><w:t xml:space="preserve">Seed, 10%</w:t></w:r></w:p></w:tc><w:tc><w:tcPr><w:tcBorders><w:top w:color="000000" w:space="0" w:sz="0" w:val="nil"/><w:left w:color="000000" w:space="0" w:sz="0" w:val="nil"/><w:bottom w:color="000000" w:space="0" w:sz="0" w:val="nil"/><w:right w:color="000000" w:space="0" w:sz="0" w:val="nil"/></w:tcBorders><w:tcMar><w:top w:w="100.0" w:type="dxa"/><w:left w:w="100.0" w:type="dxa"/><w:bottom w:w="100.0" w:type="dxa"/><w:right w:w="100.0" w:type="dxa"/></w:tcMar><w:vAlign w:val="top"/></w:tcPr><w:p><w:pPr><w:rPr><w:sz w:val="28"/><w:szCs w:val="28"/></w:rPr></w:pPr><w:r><w:rPr><w:sz w:val="28"/><w:szCs w:val="28"/><w:rtl w:val="0"/></w:rPr><w:t xml:space="preserve">0.60M</w:t></w:r></w:p></w:tc></w:tr><w:tr><w:trPr><w:cantSplit w:val="0"/><w:trHeight w:val="515" w:hRule="atLeast"/><w:tblHeader w:val="0"/></w:trPr><w:tc><w:tcPr><w:tcBorders><w:top w:color="000000" w:space="0" w:sz="0" w:val="nil"/><w:left w:color="000000" w:space="0" w:sz="0" w:val="nil"/><w:bottom w:color="000000" w:space="0" w:sz="0" w:val="nil"/><w:right w:color="000000" w:space="0" w:sz="0" w:val="nil"/></w:tcBorders><w:tcMar><w:top w:w="100.0" w:type="dxa"/><w:left w:w="100.0" w:type="dxa"/><w:bottom w:w="100.0" w:type="dxa"/><w:right w:w="100.0" w:type="dxa"/></w:tcMar><w:vAlign w:val="top"/></w:tcPr><w:p><w:pPr><w:rPr><w:sz w:val="28"/><w:szCs w:val="28"/></w:rPr></w:pPr><w:r><w:rPr><w:sz w:val="28"/><w:szCs w:val="28"/><w:rtl w:val="0"/></w:rPr><w:t xml:space="preserve">Pre Seed, 10%</w:t></w:r></w:p></w:tc><w:tc><w:tcPr><w:tcBorders><w:top w:color="000000" w:space="0" w:sz="0" w:val="nil"/><w:left w:color="000000" w:space="0" w:sz="0" w:val="nil"/><w:bottom w:color="000000" w:space="0" w:sz="0" w:val="nil"/><w:right w:color="000000" w:space="0" w:sz="0" w:val="nil"/></w:tcBorders><w:tcMar><w:top w:w="100.0" w:type="dxa"/><w:left w:w="100.0" w:type="dxa"/><w:bottom w:w="100.0" w:type="dxa"/><w:right w:w="100.0" w:type="dxa"/></w:tcMar><w:vAlign w:val="top"/></w:tcPr><w:p><w:pPr><w:rPr><w:sz w:val="28"/><w:szCs w:val="28"/></w:rPr></w:pPr><w:r><w:rPr><w:sz w:val="28"/><w:szCs w:val="28"/><w:rtl w:val="0"/></w:rPr><w:t xml:space="preserve">0.15M</w:t></w:r></w:p></w:tc></w:tr><w:tr><w:trPr><w:cantSplit w:val="0"/><w:trHeight w:val="515" w:hRule="atLeast"/><w:tblHeader w:val="0"/></w:trPr><w:tc><w:tcPr><w:tcBorders><w:top w:color="000000" w:space="0" w:sz="0" w:val="nil"/><w:left w:color="000000" w:space="0" w:sz="0" w:val="nil"/><w:bottom w:color="000000" w:space="0" w:sz="0" w:val="nil"/><w:right w:color="000000" w:space="0" w:sz="0" w:val="nil"/></w:tcBorders><w:tcMar><w:top w:w="100.0" w:type="dxa"/><w:left w:w="100.0" w:type="dxa"/><w:bottom w:w="100.0" w:type="dxa"/><w:right w:w="100.0" w:type="dxa"/></w:tcMar><w:vAlign w:val="top"/></w:tcPr><w:p><w:pPr><w:rPr><w:sz w:val="28"/><w:szCs w:val="28"/></w:rPr></w:pPr><w:r><w:rPr><w:sz w:val="28"/><w:szCs w:val="28"/><w:rtl w:val="0"/></w:rPr><w:t xml:space="preserve">Initial Circulating Supply</w:t></w:r></w:p></w:tc><w:tc><w:tcPr><w:tcBorders><w:top w:color="000000" w:space="0" w:sz="0" w:val="nil"/><w:left w:color="000000" w:space="0" w:sz="0" w:val="nil"/><w:bottom w:color="000000" w:space="0" w:sz="0" w:val="nil"/><w:right w:color="000000" w:space="0" w:sz="0" w:val="nil"/></w:tcBorders><w:tcMar><w:top w:w="100.0" w:type="dxa"/><w:left w:w="100.0" w:type="dxa"/><w:bottom w:w="100.0" w:type="dxa"/><w:right w:w="100.0" w:type="dxa"/></w:tcMar><w:vAlign w:val="top"/></w:tcPr><w:p><w:pPr><w:rPr><w:sz w:val="28"/><w:szCs w:val="28"/></w:rPr></w:pPr><w:r><w:rPr><w:sz w:val="28"/><w:szCs w:val="28"/><w:rtl w:val="0"/></w:rPr><w:t xml:space="preserve">14.75M</w:t></w:r></w:p></w:tc></w:tr></w:tbl><w:p><w:pPr><w:spacing w:after="240" w:before="240" w:lineRule="auto"/><w:rPr><w:sz w:val="28"/><w:szCs w:val="28"/></w:rPr></w:pPr><w:r><w:rPr><w:sz w:val="28"/><w:szCs w:val="28"/><w:rtl w:val="0"/></w:rPr><w:t xml:space="preserve">Initial circulating supply: 14.75M $DEXLA, representing 14.75% of total supply.</w:t></w:r></w:p><w:p><w:pPr><w:pStyle w:val="Heading2"/><w:keepNext w:val="0"/><w:keepLines w:val="0"/><w:spacing w:after="80" w:lineRule="auto"/><w:rPr><w:sz w:val="34"/><w:szCs w:val="34"/></w:rPr></w:pPr><w:bookmarkStart w:colFirst="0" w:colLast="0" w:name="_es89lcwquz2t" w:id="82"/><w:bookmarkEnd w:id="82"/><w:r><w:rPr><w:sz w:val="34"/><w:szCs w:val="34"/><w:rtl w:val="0"/></w:rPr><w:t xml:space="preserve">Utility-Only Position</w:t></w:r></w:p><w:p><w:pPr><w:spacing w:after="240" w:before="240" w:lineRule="auto"/><w:rPr><w:sz w:val="28"/><w:szCs w:val="28"/></w:rPr></w:pPr><w:r><w:rPr><w:sz w:val="28"/><w:szCs w:val="28"/><w:rtl w:val="0"/></w:rPr><w:t xml:space="preserve">$DEXLA is designed as a utility token for use within the INDEXLA ecosystem.</w:t></w:r></w:p><w:p><w:pPr><w:spacing w:after="240" w:before="240" w:lineRule="auto"/><w:rPr><w:sz w:val="28"/><w:szCs w:val="28"/></w:rPr></w:pPr><w:r><w:rPr><w:sz w:val="28"/><w:szCs w:val="28"/><w:rtl w:val="0"/></w:rPr><w:t xml:space="preserve">INDEXLA does not introduce:</w:t></w:r></w:p><w:p><w:pPr><w:numPr><w:ilvl w:val="0"/><w:numId w:val="5"/></w:numPr><w:spacing w:after="0" w:afterAutospacing="0" w:before="240" w:lineRule="auto"/><w:ind w:left="720" w:hanging="360"/><w:rPr><w:sz w:val="28"/><w:szCs w:val="28"/></w:rPr></w:pPr><w:r><w:rPr><w:sz w:val="28"/><w:szCs w:val="28"/><w:rtl w:val="0"/></w:rPr><w:t xml:space="preserve">Staking rewards</w:t></w:r></w:p><w:p><w:pPr><w:numPr><w:ilvl w:val="0"/><w:numId w:val="5"/></w:numPr><w:spacing w:after="0" w:afterAutospacing="0" w:before="0" w:beforeAutospacing="0" w:lineRule="auto"/><w:ind w:left="720" w:hanging="360"/><w:rPr><w:sz w:val="28"/><w:szCs w:val="28"/></w:rPr></w:pPr><w:r><w:rPr><w:sz w:val="28"/><w:szCs w:val="28"/><w:rtl w:val="0"/></w:rPr><w:t xml:space="preserve">Governance rights</w:t></w:r></w:p><w:p><w:pPr><w:numPr><w:ilvl w:val="0"/><w:numId w:val="5"/></w:numPr><w:spacing w:after="0" w:afterAutospacing="0" w:before="0" w:beforeAutospacing="0" w:lineRule="auto"/><w:ind w:left="720" w:hanging="360"/><w:rPr><w:sz w:val="28"/><w:szCs w:val="28"/></w:rPr></w:pPr><w:r><w:rPr><w:sz w:val="28"/><w:szCs w:val="28"/><w:rtl w:val="0"/></w:rPr><w:t xml:space="preserve">Protocol revenue sharing</w:t></w:r></w:p><w:p><w:pPr><w:numPr><w:ilvl w:val="0"/><w:numId w:val="5"/></w:numPr><w:spacing w:after="0" w:afterAutospacing="0" w:before="0" w:beforeAutospacing="0" w:lineRule="auto"/><w:ind w:left="720" w:hanging="360"/><w:rPr><w:sz w:val="28"/><w:szCs w:val="28"/></w:rPr></w:pPr><w:r><w:rPr><w:sz w:val="28"/><w:szCs w:val="28"/><w:rtl w:val="0"/></w:rPr><w:t xml:space="preserve">Ownership rights</w:t></w:r></w:p><w:p><w:pPr><w:numPr><w:ilvl w:val="0"/><w:numId w:val="5"/></w:numPr><w:spacing w:after="0" w:afterAutospacing="0" w:before="0" w:beforeAutospacing="0" w:lineRule="auto"/><w:ind w:left="720" w:hanging="360"/><w:rPr><w:sz w:val="28"/><w:szCs w:val="28"/></w:rPr></w:pPr><w:r><w:rPr><w:sz w:val="28"/><w:szCs w:val="28"/><w:rtl w:val="0"/></w:rPr><w:t xml:space="preserve">Claims on Treasury assets</w:t></w:r></w:p><w:p><w:pPr><w:numPr><w:ilvl w:val="0"/><w:numId w:val="5"/></w:numPr><w:spacing w:after="240" w:before="0" w:beforeAutospacing="0" w:lineRule="auto"/><w:ind w:left="720" w:hanging="360"/><w:rPr><w:sz w:val="28"/><w:szCs w:val="28"/></w:rPr></w:pPr><w:r><w:rPr><w:sz w:val="28"/><w:szCs w:val="28"/><w:rtl w:val="0"/></w:rPr><w:t xml:space="preserve">Rights to profits or dividends</w:t></w:r></w:p><w:p><w:pPr><w:spacing w:after="240" w:before="240" w:lineRule="auto"/><w:rPr><w:sz w:val="28"/><w:szCs w:val="28"/></w:rPr></w:pPr><w:r><w:rPr><w:sz w:val="28"/><w:szCs w:val="28"/><w:rtl w:val="0"/></w:rPr><w:t xml:space="preserve">The model intentionally focuses on platform utility, access, discounts, creator activity, and supply reduction rather than economic rights that could create additional regulatory complexity.</w:t></w:r></w:p><w:p><w:pPr><w:spacing w:after="240" w:before="240" w:lineRule="auto"/><w:rPr><w:sz w:val="28"/><w:szCs w:val="28"/></w:rPr></w:pPr><w:r><w:rPr><w:sz w:val="28"/><w:szCs w:val="28"/><w:rtl w:val="0"/></w:rPr><w:t xml:space="preserve">This design is intended to support a utility-focused token model and does not constitute a representation or guarantee of legal classification in any jurisdiction.</w:t></w:r></w:p><w:p><w:pPr><w:rPr><w:sz w:val="28"/><w:szCs w:val="28"/></w:rPr></w:pPr><w:r><w:pict><v:rect style="width:0.0pt;height:1.5pt" o:hr="t" o:hrstd="t" o:hralign="center" fillcolor="#A0A0A0" stroked="f"/></w:pict></w:r><w:r><w:rPr><w:rtl w:val="0"/></w:rPr></w:r></w:p><w:p><w:pPr><w:pStyle w:val="Heading1"/><w:keepNext w:val="0"/><w:keepLines w:val="0"/><w:spacing w:before="480" w:lineRule="auto"/><w:rPr><w:sz w:val="46"/><w:szCs w:val="46"/></w:rPr></w:pPr><w:bookmarkStart w:colFirst="0" w:colLast="0" w:name="_qmbz41feguck" w:id="83"/><w:bookmarkEnd w:id="83"/><w:r><w:rPr><w:sz w:val="46"/><w:szCs w:val="46"/><w:rtl w:val="0"/></w:rPr><w:t xml:space="preserve">14. Security Architecture</w:t></w:r></w:p><w:p><w:pPr><w:spacing w:after="240" w:before="240" w:lineRule="auto"/><w:rPr><w:sz w:val="28"/><w:szCs w:val="28"/></w:rPr></w:pPr><w:r><w:rPr><w:sz w:val="28"/><w:szCs w:val="28"/><w:rtl w:val="0"/></w:rPr><w:t xml:space="preserve">Security is a core requirement of INDEXLA.</w:t></w:r></w:p><w:p><w:pPr><w:spacing w:after="240" w:before="240" w:lineRule="auto"/><w:rPr><w:sz w:val="28"/><w:szCs w:val="28"/></w:rPr></w:pPr><w:r><w:rPr><w:sz w:val="28"/><w:szCs w:val="28"/><w:rtl w:val="0"/></w:rPr><w:t xml:space="preserve">Major risk categories include:</w:t></w:r></w:p><w:p><w:pPr><w:numPr><w:ilvl w:val="0"/><w:numId w:val="2"/></w:numPr><w:spacing w:after="0" w:afterAutospacing="0" w:before="240" w:lineRule="auto"/><w:ind w:left="720" w:hanging="360"/><w:rPr><w:sz w:val="28"/><w:szCs w:val="28"/></w:rPr></w:pPr><w:r><w:rPr><w:sz w:val="28"/><w:szCs w:val="28"/><w:rtl w:val="0"/></w:rPr><w:t xml:space="preserve">Smart contract risk</w:t></w:r></w:p><w:p><w:pPr><w:numPr><w:ilvl w:val="0"/><w:numId w:val="2"/></w:numPr><w:spacing w:after="0" w:afterAutospacing="0" w:before="0" w:beforeAutospacing="0" w:lineRule="auto"/><w:ind w:left="720" w:hanging="360"/><w:rPr><w:sz w:val="28"/><w:szCs w:val="28"/></w:rPr></w:pPr><w:r><w:rPr><w:sz w:val="28"/><w:szCs w:val="28"/><w:rtl w:val="0"/></w:rPr><w:t xml:space="preserve">Permission risk</w:t></w:r></w:p><w:p><w:pPr><w:numPr><w:ilvl w:val="0"/><w:numId w:val="2"/></w:numPr><w:spacing w:after="0" w:afterAutospacing="0" w:before="0" w:beforeAutospacing="0" w:lineRule="auto"/><w:ind w:left="720" w:hanging="360"/><w:rPr><w:sz w:val="28"/><w:szCs w:val="28"/></w:rPr></w:pPr><w:r><w:rPr><w:sz w:val="28"/><w:szCs w:val="28"/><w:rtl w:val="0"/></w:rPr><w:t xml:space="preserve">Market data risk</w:t></w:r></w:p><w:p><w:pPr><w:numPr><w:ilvl w:val="0"/><w:numId w:val="2"/></w:numPr><w:spacing w:after="0" w:afterAutospacing="0" w:before="0" w:beforeAutospacing="0" w:lineRule="auto"/><w:ind w:left="720" w:hanging="360"/><w:rPr><w:sz w:val="28"/><w:szCs w:val="28"/></w:rPr></w:pPr><w:r><w:rPr><w:sz w:val="28"/><w:szCs w:val="28"/><w:rtl w:val="0"/></w:rPr><w:t xml:space="preserve">Cross-chain and bridge risk</w:t></w:r></w:p><w:p><w:pPr><w:numPr><w:ilvl w:val="0"/><w:numId w:val="2"/></w:numPr><w:spacing w:after="0" w:afterAutospacing="0" w:before="0" w:beforeAutospacing="0" w:lineRule="auto"/><w:ind w:left="720" w:hanging="360"/><w:rPr><w:sz w:val="28"/><w:szCs w:val="28"/></w:rPr></w:pPr><w:r><w:rPr><w:sz w:val="28"/><w:szCs w:val="28"/><w:rtl w:val="0"/></w:rPr><w:t xml:space="preserve">Liquidity and execution risk</w:t></w:r></w:p><w:p><w:pPr><w:numPr><w:ilvl w:val="0"/><w:numId w:val="2"/></w:numPr><w:spacing w:after="0" w:afterAutospacing="0" w:before="0" w:beforeAutospacing="0" w:lineRule="auto"/><w:ind w:left="720" w:hanging="360"/><w:rPr><w:sz w:val="28"/><w:szCs w:val="28"/></w:rPr></w:pPr><w:r><w:rPr><w:sz w:val="28"/><w:szCs w:val="28"/><w:rtl w:val="0"/></w:rPr><w:t xml:space="preserve">Asset and issuer risk</w:t></w:r></w:p><w:p><w:pPr><w:numPr><w:ilvl w:val="0"/><w:numId w:val="2"/></w:numPr><w:spacing w:after="0" w:afterAutospacing="0" w:before="0" w:beforeAutospacing="0" w:lineRule="auto"/><w:ind w:left="720" w:hanging="360"/><w:rPr><w:sz w:val="28"/><w:szCs w:val="28"/></w:rPr></w:pPr><w:r><w:rPr><w:sz w:val="28"/><w:szCs w:val="28"/><w:rtl w:val="0"/></w:rPr><w:t xml:space="preserve">Regulatory risk</w:t></w:r></w:p><w:p><w:pPr><w:numPr><w:ilvl w:val="0"/><w:numId w:val="2"/></w:numPr><w:spacing w:after="240" w:before="0" w:beforeAutospacing="0" w:lineRule="auto"/><w:ind w:left="720" w:hanging="360"/><w:rPr><w:sz w:val="28"/><w:szCs w:val="28"/></w:rPr></w:pPr><w:r><w:rPr><w:sz w:val="28"/><w:szCs w:val="28"/><w:rtl w:val="0"/></w:rPr><w:t xml:space="preserve">Operational infrastructure risk</w:t></w:r></w:p><w:p><w:pPr><w:spacing w:after="240" w:before="240" w:lineRule="auto"/><w:rPr><w:sz w:val="28"/><w:szCs w:val="28"/></w:rPr></w:pPr><w:r><w:rPr><w:sz w:val="28"/><w:szCs w:val="28"/><w:rtl w:val="0"/></w:rPr><w:t xml:space="preserve">INDEXLA intends to conduct independent security reviews and smart-contract audits before broad production deployment.</w:t></w:r></w:p><w:p><w:pPr><w:spacing w:after="240" w:before="240" w:lineRule="auto"/><w:rPr><w:sz w:val="28"/><w:szCs w:val="28"/></w:rPr></w:pPr><w:r><w:rPr><w:sz w:val="28"/><w:szCs w:val="28"/><w:rtl w:val="0"/></w:rPr><w:t xml:space="preserve">A public bug bounty program is also intended to be established as the protocol approaches production deployment.</w:t></w:r></w:p><w:p><w:pPr><w:spacing w:after="240" w:before="240" w:lineRule="auto"/><w:rPr><w:sz w:val="28"/><w:szCs w:val="28"/></w:rPr></w:pPr><w:r><w:rPr><w:sz w:val="28"/><w:szCs w:val="28"/><w:rtl w:val="0"/></w:rPr><w:t xml:space="preserve">The detailed permission architecture, execution controls, routing design, recovery systems, and security mechanisms are documented separately in the INDEXLA Technical Paper.</w:t></w:r></w:p><w:p><w:pPr><w:spacing w:after="240" w:before="240" w:lineRule="auto"/><w:rPr><w:sz w:val="28"/><w:szCs w:val="28"/></w:rPr></w:pPr><w:r><w:rPr><w:sz w:val="28"/><w:szCs w:val="28"/><w:rtl w:val="0"/></w:rPr><w:t xml:space="preserve">No audit or security process can eliminate all risk.</w:t></w:r></w:p><w:p><w:pPr><w:rPr><w:sz w:val="28"/><w:szCs w:val="28"/></w:rPr></w:pPr><w:r><w:pict><v:rect style="width:0.0pt;height:1.5pt" o:hr="t" o:hrstd="t" o:hralign="center" fillcolor="#A0A0A0" stroked="f"/></w:pict></w:r><w:r><w:rPr><w:rtl w:val="0"/></w:rPr></w:r></w:p><w:p><w:pPr><w:pStyle w:val="Heading1"/><w:keepNext w:val="0"/><w:keepLines w:val="0"/><w:spacing w:before="480" w:lineRule="auto"/><w:rPr><w:sz w:val="46"/><w:szCs w:val="46"/></w:rPr></w:pPr><w:bookmarkStart w:colFirst="0" w:colLast="0" w:name="_2y1kw35l9ex5" w:id="84"/><w:bookmarkEnd w:id="84"/><w:r><w:rPr><w:sz w:val="46"/><w:szCs w:val="46"/><w:rtl w:val="0"/></w:rPr><w:t xml:space="preserve">15. Regulatory Approach</w:t></w:r></w:p><w:p><w:pPr><w:spacing w:after="240" w:before="240" w:lineRule="auto"/><w:rPr><w:sz w:val="28"/><w:szCs w:val="28"/></w:rPr></w:pPr><w:r><w:rPr><w:sz w:val="28"/><w:szCs w:val="28"/><w:rtl w:val="0"/></w:rPr><w:t xml:space="preserve">INDEXLA's initial model is decentralized, non-custodial portfolio infrastructure.</w:t></w:r></w:p><w:p><w:pPr><w:spacing w:after="240" w:before="240" w:lineRule="auto"/><w:rPr><w:sz w:val="28"/><w:szCs w:val="28"/></w:rPr></w:pPr><w:r><w:rPr><w:sz w:val="28"/><w:szCs w:val="28"/><w:rtl w:val="0"/></w:rPr><w:t xml:space="preserve">INDEXLA does not initially operate as a:</w:t></w:r></w:p><w:p><w:pPr><w:numPr><w:ilvl w:val="0"/><w:numId w:val="9"/></w:numPr><w:spacing w:after="0" w:afterAutospacing="0" w:before="240" w:lineRule="auto"/><w:ind w:left="720" w:hanging="360"/><w:rPr><w:sz w:val="28"/><w:szCs w:val="28"/></w:rPr></w:pPr><w:r><w:rPr><w:sz w:val="28"/><w:szCs w:val="28"/><w:rtl w:val="0"/></w:rPr><w:t xml:space="preserve">Custodian</w:t></w:r></w:p><w:p><w:pPr><w:numPr><w:ilvl w:val="0"/><w:numId w:val="9"/></w:numPr><w:spacing w:after="0" w:afterAutospacing="0" w:before="0" w:beforeAutospacing="0" w:lineRule="auto"/><w:ind w:left="720" w:hanging="360"/><w:rPr><w:sz w:val="28"/><w:szCs w:val="28"/></w:rPr></w:pPr><w:r><w:rPr><w:sz w:val="28"/><w:szCs w:val="28"/><w:rtl w:val="0"/></w:rPr><w:t xml:space="preserve">Broker-dealer</w:t></w:r></w:p><w:p><w:pPr><w:numPr><w:ilvl w:val="0"/><w:numId w:val="9"/></w:numPr><w:spacing w:after="0" w:afterAutospacing="0" w:before="0" w:beforeAutospacing="0" w:lineRule="auto"/><w:ind w:left="720" w:hanging="360"/><w:rPr><w:sz w:val="28"/><w:szCs w:val="28"/></w:rPr></w:pPr><w:r><w:rPr><w:sz w:val="28"/><w:szCs w:val="28"/><w:rtl w:val="0"/></w:rPr><w:t xml:space="preserve">Securities issuer</w:t></w:r></w:p><w:p><w:pPr><w:numPr><w:ilvl w:val="0"/><w:numId w:val="9"/></w:numPr><w:spacing w:after="240" w:before="0" w:beforeAutospacing="0" w:lineRule="auto"/><w:ind w:left="720" w:hanging="360"/><w:rPr><w:sz w:val="28"/><w:szCs w:val="28"/></w:rPr></w:pPr><w:r><w:rPr><w:sz w:val="28"/><w:szCs w:val="28"/><w:rtl w:val="0"/></w:rPr><w:t xml:space="preserve">Traditional investment manager</w:t></w:r></w:p><w:p><w:pPr><w:spacing w:after="240" w:before="240" w:lineRule="auto"/><w:rPr><w:sz w:val="28"/><w:szCs w:val="28"/></w:rPr></w:pPr><w:r><w:rPr><w:sz w:val="28"/><w:szCs w:val="28"/><w:rtl w:val="0"/></w:rPr><w:t xml:space="preserve">INDEXLA facilitates portfolio automation and authorized transactions through available decentralized liquidity and execution infrastructure.</w:t></w:r></w:p><w:p><w:pPr><w:spacing w:after="240" w:before="240" w:lineRule="auto"/><w:rPr><w:sz w:val="28"/><w:szCs w:val="28"/></w:rPr></w:pPr><w:r><w:rPr><w:sz w:val="28"/><w:szCs w:val="28"/><w:rtl w:val="0"/></w:rPr><w:t xml:space="preserve">It does not take custody of user assets.</w:t></w:r></w:p><w:p><w:pPr><w:spacing w:after="240" w:before="240" w:lineRule="auto"/><w:rPr><w:sz w:val="28"/><w:szCs w:val="28"/></w:rPr></w:pPr><w:r><w:rPr><w:sz w:val="28"/><w:szCs w:val="28"/><w:rtl w:val="0"/></w:rPr><w:t xml:space="preserve">Where regulated assets or tokenized securities are supported, the applicable issuer, venue, infrastructure provider, jurisdiction, eligibility requirements, and regulatory framework may determine what access or compliance procedures apply.</w:t></w:r></w:p><w:p><w:pPr><w:spacing w:after="240" w:before="240" w:lineRule="auto"/><w:rPr><w:sz w:val="28"/><w:szCs w:val="28"/></w:rPr></w:pPr><w:r><w:rPr><w:sz w:val="28"/><w:szCs w:val="28"/><w:rtl w:val="0"/></w:rPr><w:t xml:space="preserve">Features or assets may be restricted by jurisdiction where an appropriate legal or regulatory pathway does not exist.</w:t></w:r></w:p><w:p><w:pPr><w:spacing w:after="240" w:before="240" w:lineRule="auto"/><w:rPr><w:sz w:val="28"/><w:szCs w:val="28"/></w:rPr></w:pPr><w:r><w:rPr><w:sz w:val="28"/><w:szCs w:val="28"/><w:rtl w:val="0"/></w:rPr><w:t xml:space="preserve">INDEXLA will assess applicable requirements before enabling regulated asset features.</w:t></w:r></w:p><w:p><w:pPr><w:spacing w:after="240" w:before="240" w:lineRule="auto"/><w:rPr><w:sz w:val="28"/><w:szCs w:val="28"/></w:rPr></w:pPr><w:r><w:rPr><w:sz w:val="28"/><w:szCs w:val="28"/><w:rtl w:val="0"/></w:rPr><w:t xml:space="preserve">This whitepaper does not constitute legal, regulatory, tax, investment, or financial advice.</w:t></w:r></w:p><w:p><w:pPr><w:rPr><w:sz w:val="28"/><w:szCs w:val="28"/></w:rPr></w:pPr><w:r><w:pict><v:rect style="width:0.0pt;height:1.5pt" o:hr="t" o:hrstd="t" o:hralign="center" fillcolor="#A0A0A0" stroked="f"/></w:pict></w:r><w:r><w:rPr><w:rtl w:val="0"/></w:rPr></w:r></w:p><w:p><w:pPr><w:pStyle w:val="Heading1"/><w:keepNext w:val="0"/><w:keepLines w:val="0"/><w:spacing w:before="480" w:lineRule="auto"/><w:rPr><w:sz w:val="46"/><w:szCs w:val="46"/></w:rPr></w:pPr><w:bookmarkStart w:colFirst="0" w:colLast="0" w:name="_ra06m2akwdfv" w:id="85"/><w:bookmarkEnd w:id="85"/><w:r><w:rPr><w:sz w:val="46"/><w:szCs w:val="46"/><w:rtl w:val="0"/></w:rPr><w:t xml:space="preserve">16. Go-To-Market</w:t></w:r></w:p><w:p><w:pPr><w:spacing w:after="240" w:before="240" w:lineRule="auto"/><w:rPr><w:sz w:val="28"/><w:szCs w:val="28"/></w:rPr></w:pPr><w:r><w:rPr><w:sz w:val="28"/><w:szCs w:val="28"/><w:rtl w:val="0"/></w:rPr><w:t xml:space="preserve">INDEXLA's growth strategy is built around three primary channels.</w:t></w:r></w:p><w:p><w:pPr><w:pStyle w:val="Heading2"/><w:keepNext w:val="0"/><w:keepLines w:val="0"/><w:spacing w:after="80" w:lineRule="auto"/><w:rPr><w:sz w:val="34"/><w:szCs w:val="34"/></w:rPr></w:pPr><w:bookmarkStart w:colFirst="0" w:colLast="0" w:name="_6p9d7jozp44i" w:id="86"/><w:bookmarkEnd w:id="86"/><w:r><w:rPr><w:sz w:val="34"/><w:szCs w:val="34"/><w:rtl w:val="0"/></w:rPr><w:t xml:space="preserve">Creator Distribution</w:t></w:r></w:p><w:p><w:pPr><w:spacing w:after="240" w:before="240" w:lineRule="auto"/><w:rPr><w:sz w:val="28"/><w:szCs w:val="28"/></w:rPr></w:pPr><w:r><w:rPr><w:sz w:val="28"/><w:szCs w:val="28"/><w:rtl w:val="0"/></w:rPr><w:t xml:space="preserve">Target 50–100 credible creators and KOLs across crypto, finance, investing, and related markets.</w:t></w:r></w:p><w:p><w:pPr><w:spacing w:after="240" w:before="240" w:lineRule="auto"/><w:rPr><w:sz w:val="28"/><w:szCs w:val="28"/></w:rPr></w:pPr><w:r><w:rPr><w:sz w:val="28"/><w:szCs w:val="28"/><w:rtl w:val="0"/></w:rPr><w:t xml:space="preserve">Creators bring existing audiences, investment theses, and portfolio ideas to the Marketplace.</w:t></w:r></w:p><w:p><w:pPr><w:spacing w:after="240" w:before="240" w:lineRule="auto"/><w:rPr><w:sz w:val="28"/><w:szCs w:val="28"/></w:rPr></w:pPr><w:r><w:rPr><w:sz w:val="28"/><w:szCs w:val="28"/><w:rtl w:val="0"/></w:rPr><w:t xml:space="preserve">The objective is to create a flywheel:</w:t></w:r></w:p><w:p><w:pPr><w:spacing w:after="240" w:before="240" w:lineRule="auto"/><w:rPr><w:sz w:val="28"/><w:szCs w:val="28"/></w:rPr></w:pPr><w:r><w:rPr><w:rFonts w:ascii="Arial Unicode MS" w:cs="Arial Unicode MS" w:eastAsia="Arial Unicode MS" w:hAnsi="Arial Unicode MS"/><w:sz w:val="28"/><w:szCs w:val="28"/><w:rtl w:val="0"/></w:rPr><w:t xml:space="preserve">Creators → Portfolios → Investors → AUM → Execution → Creator Revenue</w:t></w:r></w:p><w:p><w:pPr><w:pStyle w:val="Heading2"/><w:keepNext w:val="0"/><w:keepLines w:val="0"/><w:spacing w:after="80" w:lineRule="auto"/><w:rPr><w:sz w:val="34"/><w:szCs w:val="34"/></w:rPr></w:pPr><w:bookmarkStart w:colFirst="0" w:colLast="0" w:name="_w3vhnueiwvtq" w:id="87"/><w:bookmarkEnd w:id="87"/><w:r><w:rPr><w:sz w:val="34"/><w:szCs w:val="34"/><w:rtl w:val="0"/></w:rPr><w:t xml:space="preserve">Direct User Acquisition</w:t></w:r></w:p><w:p><w:pPr><w:spacing w:after="240" w:before="240" w:lineRule="auto"/><w:rPr><w:sz w:val="28"/><w:szCs w:val="28"/></w:rPr></w:pPr><w:r><w:rPr><w:sz w:val="28"/><w:szCs w:val="28"/><w:rtl w:val="0"/></w:rPr><w:t xml:space="preserve">INDEXLA will build its own acquisition funnel through:</w:t></w:r></w:p><w:p><w:pPr><w:numPr><w:ilvl w:val="0"/><w:numId w:val="8"/></w:numPr><w:spacing w:after="0" w:afterAutospacing="0" w:before="240" w:lineRule="auto"/><w:ind w:left="720" w:hanging="360"/><w:rPr><w:sz w:val="28"/><w:szCs w:val="28"/></w:rPr></w:pPr><w:r><w:rPr><w:sz w:val="28"/><w:szCs w:val="28"/><w:rtl w:val="0"/></w:rPr><w:t xml:space="preserve">Social media</w:t></w:r></w:p><w:p><w:pPr><w:numPr><w:ilvl w:val="0"/><w:numId w:val="8"/></w:numPr><w:spacing w:after="0" w:afterAutospacing="0" w:before="0" w:beforeAutospacing="0" w:lineRule="auto"/><w:ind w:left="720" w:hanging="360"/><w:rPr><w:sz w:val="28"/><w:szCs w:val="28"/></w:rPr></w:pPr><w:r><w:rPr><w:sz w:val="28"/><w:szCs w:val="28"/><w:rtl w:val="0"/></w:rPr><w:t xml:space="preserve">Performance marketing</w:t></w:r></w:p><w:p><w:pPr><w:numPr><w:ilvl w:val="0"/><w:numId w:val="8"/></w:numPr><w:spacing w:after="0" w:afterAutospacing="0" w:before="0" w:beforeAutospacing="0" w:lineRule="auto"/><w:ind w:left="720" w:hanging="360"/><w:rPr><w:sz w:val="28"/><w:szCs w:val="28"/></w:rPr></w:pPr><w:r><w:rPr><w:sz w:val="28"/><w:szCs w:val="28"/><w:rtl w:val="0"/></w:rPr><w:t xml:space="preserve">Search advertising</w:t></w:r></w:p><w:p><w:pPr><w:numPr><w:ilvl w:val="0"/><w:numId w:val="8"/></w:numPr><w:spacing w:after="0" w:afterAutospacing="0" w:before="0" w:beforeAutospacing="0" w:lineRule="auto"/><w:ind w:left="720" w:hanging="360"/><w:rPr><w:sz w:val="28"/><w:szCs w:val="28"/></w:rPr></w:pPr><w:r><w:rPr><w:sz w:val="28"/><w:szCs w:val="28"/><w:rtl w:val="0"/></w:rPr><w:t xml:space="preserve">SEO</w:t></w:r></w:p><w:p><w:pPr><w:numPr><w:ilvl w:val="0"/><w:numId w:val="8"/></w:numPr><w:spacing w:after="0" w:afterAutospacing="0" w:before="0" w:beforeAutospacing="0" w:lineRule="auto"/><w:ind w:left="720" w:hanging="360"/><w:rPr><w:sz w:val="28"/><w:szCs w:val="28"/></w:rPr></w:pPr><w:r><w:rPr><w:sz w:val="28"/><w:szCs w:val="28"/><w:rtl w:val="0"/></w:rPr><w:t xml:space="preserve">Educational content</w:t></w:r></w:p><w:p><w:pPr><w:numPr><w:ilvl w:val="0"/><w:numId w:val="8"/></w:numPr><w:spacing w:after="240" w:before="0" w:beforeAutospacing="0" w:lineRule="auto"/><w:ind w:left="720" w:hanging="360"/><w:rPr><w:sz w:val="28"/><w:szCs w:val="28"/></w:rPr></w:pPr><w:r><w:rPr><w:sz w:val="28"/><w:szCs w:val="28"/><w:rtl w:val="0"/></w:rPr><w:t xml:space="preserve">Finance and crypto communities</w:t></w:r></w:p><w:p><w:pPr><w:spacing w:after="240" w:before="240" w:lineRule="auto"/><w:rPr><w:sz w:val="28"/><w:szCs w:val="28"/></w:rPr></w:pPr><w:r><w:rPr><w:sz w:val="28"/><w:szCs w:val="28"/><w:rtl w:val="0"/></w:rPr><w:t xml:space="preserve">The positioning focuses on programmable, multi-asset portfolio management rather than another trading terminal.</w:t></w:r></w:p><w:p><w:pPr><w:pStyle w:val="Heading2"/><w:keepNext w:val="0"/><w:keepLines w:val="0"/><w:spacing w:after="80" w:lineRule="auto"/><w:rPr><w:sz w:val="34"/><w:szCs w:val="34"/></w:rPr></w:pPr><w:bookmarkStart w:colFirst="0" w:colLast="0" w:name="_rzf2dre13o4j" w:id="88"/><w:bookmarkEnd w:id="88"/><w:r><w:rPr><w:sz w:val="34"/><w:szCs w:val="34"/><w:rtl w:val="0"/></w:rPr><w:t xml:space="preserve">Strategic Partnerships</w:t></w:r></w:p><w:p><w:pPr><w:spacing w:after="240" w:before="240" w:lineRule="auto"/><w:rPr><w:sz w:val="28"/><w:szCs w:val="28"/></w:rPr></w:pPr><w:r><w:rPr><w:sz w:val="28"/><w:szCs w:val="28"/><w:rtl w:val="0"/></w:rPr><w:t xml:space="preserve">INDEXLA can expand distribution through:</w:t></w:r></w:p><w:p><w:pPr><w:numPr><w:ilvl w:val="0"/><w:numId w:val="3"/></w:numPr><w:spacing w:after="0" w:afterAutospacing="0" w:before="240" w:lineRule="auto"/><w:ind w:left="720" w:hanging="360"/><w:rPr><w:sz w:val="28"/><w:szCs w:val="28"/></w:rPr></w:pPr><w:r><w:rPr><w:sz w:val="28"/><w:szCs w:val="28"/><w:rtl w:val="0"/></w:rPr><w:t xml:space="preserve">Wallets</w:t></w:r></w:p><w:p><w:pPr><w:numPr><w:ilvl w:val="0"/><w:numId w:val="3"/></w:numPr><w:spacing w:after="0" w:afterAutospacing="0" w:before="0" w:beforeAutospacing="0" w:lineRule="auto"/><w:ind w:left="720" w:hanging="360"/><w:rPr><w:sz w:val="28"/><w:szCs w:val="28"/></w:rPr></w:pPr><w:r><w:rPr><w:sz w:val="28"/><w:szCs w:val="28"/><w:rtl w:val="0"/></w:rPr><w:t xml:space="preserve">Blockchain ecosystems</w:t></w:r></w:p><w:p><w:pPr><w:numPr><w:ilvl w:val="0"/><w:numId w:val="3"/></w:numPr><w:spacing w:after="0" w:afterAutospacing="0" w:before="0" w:beforeAutospacing="0" w:lineRule="auto"/><w:ind w:left="720" w:hanging="360"/><w:rPr><w:sz w:val="28"/><w:szCs w:val="28"/></w:rPr></w:pPr><w:r><w:rPr><w:sz w:val="28"/><w:szCs w:val="28"/><w:rtl w:val="0"/></w:rPr><w:t xml:space="preserve">DeFi platforms</w:t></w:r></w:p><w:p><w:pPr><w:numPr><w:ilvl w:val="0"/><w:numId w:val="3"/></w:numPr><w:spacing w:after="0" w:afterAutospacing="0" w:before="0" w:beforeAutospacing="0" w:lineRule="auto"/><w:ind w:left="720" w:hanging="360"/><w:rPr><w:sz w:val="28"/><w:szCs w:val="28"/></w:rPr></w:pPr><w:r><w:rPr><w:sz w:val="28"/><w:szCs w:val="28"/><w:rtl w:val="0"/></w:rPr><w:t xml:space="preserve">Infrastructure providers</w:t></w:r></w:p><w:p><w:pPr><w:numPr><w:ilvl w:val="0"/><w:numId w:val="3"/></w:numPr><w:spacing w:after="0" w:afterAutospacing="0" w:before="0" w:beforeAutospacing="0" w:lineRule="auto"/><w:ind w:left="720" w:hanging="360"/><w:rPr><w:sz w:val="28"/><w:szCs w:val="28"/></w:rPr></w:pPr><w:r><w:rPr><w:sz w:val="28"/><w:szCs w:val="28"/><w:rtl w:val="0"/></w:rPr><w:t xml:space="preserve">Financial technology partners</w:t></w:r></w:p><w:p><w:pPr><w:numPr><w:ilvl w:val="0"/><w:numId w:val="3"/></w:numPr><w:spacing w:after="240" w:before="0" w:beforeAutospacing="0" w:lineRule="auto"/><w:ind w:left="720" w:hanging="360"/><w:rPr><w:sz w:val="28"/><w:szCs w:val="28"/></w:rPr></w:pPr><w:r><w:rPr><w:sz w:val="28"/><w:szCs w:val="28"/><w:rtl w:val="0"/></w:rPr><w:t xml:space="preserve">Tokenization providers</w:t></w:r></w:p><w:p><w:pPr><w:spacing w:after="240" w:before="240" w:lineRule="auto"/><w:rPr><w:sz w:val="28"/><w:szCs w:val="28"/></w:rPr></w:pPr><w:r><w:rPr><w:sz w:val="28"/><w:szCs w:val="28"/><w:rtl w:val="0"/></w:rPr><w:t xml:space="preserve">The objective is to establish INDEXLA as a portfolio layer connecting users, creators, assets, and decentralized liquidity.</w:t></w:r></w:p><w:p><w:pPr><w:rPr><w:sz w:val="28"/><w:szCs w:val="28"/></w:rPr></w:pPr><w:r><w:pict><v:rect style="width:0.0pt;height:1.5pt" o:hr="t" o:hrstd="t" o:hralign="center" fillcolor="#A0A0A0" stroked="f"/></w:pict></w:r><w:r><w:rPr><w:rtl w:val="0"/></w:rPr></w:r></w:p><w:p><w:pPr><w:pStyle w:val="Heading1"/><w:keepNext w:val="0"/><w:keepLines w:val="0"/><w:spacing w:before="480" w:lineRule="auto"/><w:rPr><w:sz w:val="46"/><w:szCs w:val="46"/></w:rPr></w:pPr><w:bookmarkStart w:colFirst="0" w:colLast="0" w:name="_nsii5sq58qk1" w:id="89"/><w:bookmarkEnd w:id="89"/><w:r><w:rPr><w:sz w:val="46"/><w:szCs w:val="46"/><w:rtl w:val="0"/></w:rPr><w:t xml:space="preserve">17. Progressive Deployment &amp; Roadmap</w:t></w:r></w:p><w:p><w:pPr><w:spacing w:after="240" w:before="240" w:lineRule="auto"/><w:rPr><w:sz w:val="28"/><w:szCs w:val="28"/></w:rPr></w:pPr><w:r><w:rPr><w:sz w:val="28"/><w:szCs w:val="28"/><w:rtl w:val="0"/></w:rPr><w:t xml:space="preserve">INDEXLA follows a progressive five-phase development path.</w:t></w:r></w:p><w:p><w:pPr><w:pStyle w:val="Heading3"/><w:keepNext w:val="0"/><w:keepLines w:val="0"/><w:spacing w:before="280" w:lineRule="auto"/><w:rPr><w:color w:val="000000"/><w:sz w:val="26"/><w:szCs w:val="26"/></w:rPr></w:pPr><w:bookmarkStart w:colFirst="0" w:colLast="0" w:name="_mqhjsdebtfr" w:id="90"/><w:bookmarkEnd w:id="90"/><w:r><w:rPr><w:color w:val="000000"/><w:sz w:val="26"/><w:szCs w:val="26"/><w:rtl w:val="0"/></w:rPr><w:t xml:space="preserve">Phase 1 — Foundation</w:t></w:r></w:p><w:p><w:pPr><w:spacing w:after="240" w:before="240" w:lineRule="auto"/><w:rPr><w:sz w:val="28"/><w:szCs w:val="28"/></w:rPr></w:pPr><w:r><w:rPr><w:sz w:val="28"/><w:szCs w:val="28"/><w:rtl w:val="0"/></w:rPr><w:t xml:space="preserve">Q3 2026</w:t></w:r></w:p><w:p><w:pPr><w:spacing w:after="240" w:before="240" w:lineRule="auto"/><w:rPr><w:sz w:val="28"/><w:szCs w:val="28"/></w:rPr></w:pPr><w:r><w:rPr><w:sz w:val="28"/><w:szCs w:val="28"/><w:rtl w:val="0"/></w:rPr><w:t xml:space="preserve">R&amp;D, product validation, competitive research, core team development, and protocol architecture.</w:t></w:r></w:p><w:p><w:pPr><w:pStyle w:val="Heading3"/><w:keepNext w:val="0"/><w:keepLines w:val="0"/><w:spacing w:before="280" w:lineRule="auto"/><w:rPr><w:color w:val="000000"/><w:sz w:val="26"/><w:szCs w:val="26"/></w:rPr></w:pPr><w:bookmarkStart w:colFirst="0" w:colLast="0" w:name="_wq0lbhqbbnh" w:id="91"/><w:bookmarkEnd w:id="91"/><w:r><w:rPr><w:color w:val="000000"/><w:sz w:val="26"/><w:szCs w:val="26"/><w:rtl w:val="0"/></w:rPr><w:t xml:space="preserve">Phase 2 — Architecture &amp; MVP</w:t></w:r></w:p><w:p><w:pPr><w:spacing w:after="240" w:before="240" w:lineRule="auto"/><w:rPr><w:sz w:val="28"/><w:szCs w:val="28"/></w:rPr></w:pPr><w:r><w:rPr><w:sz w:val="28"/><w:szCs w:val="28"/><w:rtl w:val="0"/></w:rPr><w:t xml:space="preserve">Q4 2026</w:t></w:r></w:p><w:p><w:pPr><w:spacing w:after="240" w:before="240" w:lineRule="auto"/><w:rPr><w:sz w:val="28"/><w:szCs w:val="28"/></w:rPr></w:pPr><w:r><w:rPr><w:sz w:val="28"/><w:szCs w:val="28"/><w:rtl w:val="0"/></w:rPr><w:t xml:space="preserve">Build the working MVP with portfolio and index creation, user investment functionality, and an initial strategy set.</w:t></w:r></w:p><w:p><w:pPr><w:spacing w:after="240" w:before="240" w:lineRule="auto"/><w:rPr><w:sz w:val="28"/><w:szCs w:val="28"/></w:rPr></w:pPr><w:r><w:rPr><w:sz w:val="28"/><w:szCs w:val="28"/><w:rtl w:val="0"/></w:rPr><w:t xml:space="preserve">Begin early creator and user testing.</w:t></w:r></w:p><w:p><w:pPr><w:pStyle w:val="Heading3"/><w:keepNext w:val="0"/><w:keepLines w:val="0"/><w:spacing w:before="280" w:lineRule="auto"/><w:rPr><w:color w:val="000000"/><w:sz w:val="26"/><w:szCs w:val="26"/></w:rPr></w:pPr><w:bookmarkStart w:colFirst="0" w:colLast="0" w:name="_8yj2p6exrxzg" w:id="92"/><w:bookmarkEnd w:id="92"/><w:r><w:rPr><w:color w:val="000000"/><w:sz w:val="26"/><w:szCs w:val="26"/><w:rtl w:val="0"/></w:rPr><w:t xml:space="preserve">Phase 3 — Testing &amp; Full Platform Launch</w:t></w:r></w:p><w:p><w:pPr><w:spacing w:after="240" w:before="240" w:lineRule="auto"/><w:rPr><w:sz w:val="28"/><w:szCs w:val="28"/></w:rPr></w:pPr><w:r><w:rPr><w:sz w:val="28"/><w:szCs w:val="28"/><w:rtl w:val="0"/></w:rPr><w:t xml:space="preserve">Q1 2027</w:t></w:r></w:p><w:p><w:pPr><w:spacing w:after="240" w:before="240" w:lineRule="auto"/><w:rPr><w:sz w:val="28"/><w:szCs w:val="28"/></w:rPr></w:pPr><w:r><w:rPr><w:sz w:val="28"/><w:szCs w:val="28"/><w:rtl w:val="0"/></w:rPr><w:t xml:space="preserve">Expand functionality, incorporate user feedback, complete security audits, launch the full platform, and begin major creator, KOL, and brand campaigns.</w:t></w:r></w:p><w:p><w:pPr><w:pStyle w:val="Heading3"/><w:keepNext w:val="0"/><w:keepLines w:val="0"/><w:spacing w:before="280" w:lineRule="auto"/><w:rPr><w:color w:val="000000"/><w:sz w:val="26"/><w:szCs w:val="26"/></w:rPr></w:pPr><w:bookmarkStart w:colFirst="0" w:colLast="0" w:name="_o6mj01dog9x1" w:id="93"/><w:bookmarkEnd w:id="93"/><w:r><w:rPr><w:color w:val="000000"/><w:sz w:val="26"/><w:szCs w:val="26"/><w:rtl w:val="0"/></w:rPr><w:t xml:space="preserve">Phase 4 — Partnerships, Token &amp; Scale</w:t></w:r></w:p><w:p><w:pPr><w:spacing w:after="240" w:before="240" w:lineRule="auto"/><w:rPr><w:sz w:val="28"/><w:szCs w:val="28"/></w:rPr></w:pPr><w:r><w:rPr><w:sz w:val="28"/><w:szCs w:val="28"/><w:rtl w:val="0"/></w:rPr><w:t xml:space="preserve">Q2 2027</w:t></w:r></w:p><w:p><w:pPr><w:spacing w:after="240" w:before="240" w:lineRule="auto"/><w:rPr><w:sz w:val="28"/><w:szCs w:val="28"/></w:rPr></w:pPr><w:r><w:rPr><w:sz w:val="28"/><w:szCs w:val="28"/><w:rtl w:val="0"/></w:rPr><w:t xml:space="preserve">Expand supported assets and networks, establish strategic partnerships, activate $DEXLA utility, and scale distribution.</w:t></w:r></w:p><w:p><w:pPr><w:pStyle w:val="Heading3"/><w:keepNext w:val="0"/><w:keepLines w:val="0"/><w:spacing w:before="280" w:lineRule="auto"/><w:rPr><w:color w:val="000000"/><w:sz w:val="26"/><w:szCs w:val="26"/></w:rPr></w:pPr><w:bookmarkStart w:colFirst="0" w:colLast="0" w:name="_vrpuuir4ezfy" w:id="94"/><w:bookmarkEnd w:id="94"/><w:r><w:rPr><w:color w:val="000000"/><w:sz w:val="26"/><w:szCs w:val="26"/><w:rtl w:val="0"/></w:rPr><w:t xml:space="preserve">Phase 5 — Mobile &amp; Global Expansion</w:t></w:r></w:p><w:p><w:pPr><w:spacing w:after="240" w:before="240" w:lineRule="auto"/><w:rPr><w:sz w:val="28"/><w:szCs w:val="28"/></w:rPr></w:pPr><w:r><w:rPr><w:sz w:val="28"/><w:szCs w:val="28"/><w:rtl w:val="0"/></w:rPr><w:t xml:space="preserve">Q3 2027</w:t></w:r></w:p><w:p><w:pPr><w:spacing w:after="240" w:before="240" w:lineRule="auto"/><w:rPr><w:sz w:val="28"/><w:szCs w:val="28"/></w:rPr></w:pPr><w:r><w:rPr><w:sz w:val="28"/><w:szCs w:val="28"/><w:rtl w:val="0"/></w:rPr><w:t xml:space="preserve">Launch the mobile application and expand global distribution, partnerships, supported assets, networks, creators, and users.</w:t></w:r></w:p><w:p><w:pPr><w:spacing w:after="240" w:before="240" w:lineRule="auto"/><w:rPr><w:sz w:val="28"/><w:szCs w:val="28"/></w:rPr></w:pPr><w:r><w:rPr><w:sz w:val="28"/><w:szCs w:val="28"/><w:rtl w:val="0"/></w:rPr><w:t xml:space="preserve">Roadmap timelines are internal planning objectives, not commitments or forecasts. They may change based on technical, security, regulatory, market, and operational requirements.</w:t></w:r></w:p><w:p><w:pPr><w:rPr><w:sz w:val="28"/><w:szCs w:val="28"/></w:rPr></w:pPr><w:r><w:pict><v:rect style="width:0.0pt;height:1.5pt" o:hr="t" o:hrstd="t" o:hralign="center" fillcolor="#A0A0A0" stroked="f"/></w:pict></w:r><w:r><w:rPr><w:rtl w:val="0"/></w:rPr></w:r></w:p><w:p><w:pPr><w:pStyle w:val="Heading1"/><w:keepNext w:val="0"/><w:keepLines w:val="0"/><w:spacing w:before="480" w:lineRule="auto"/><w:rPr><w:sz w:val="46"/><w:szCs w:val="46"/></w:rPr></w:pPr><w:bookmarkStart w:colFirst="0" w:colLast="0" w:name="_xdu8gu37an0r" w:id="95"/><w:bookmarkEnd w:id="95"/><w:r><w:rPr><w:sz w:val="46"/><w:szCs w:val="46"/><w:rtl w:val="0"/></w:rPr><w:t xml:space="preserve">18. Risk Factors</w:t></w:r></w:p><w:p><w:pPr><w:spacing w:after="240" w:before="240" w:lineRule="auto"/><w:rPr><w:sz w:val="28"/><w:szCs w:val="28"/></w:rPr></w:pPr><w:r><w:rPr><w:sz w:val="28"/><w:szCs w:val="28"/><w:rtl w:val="0"/></w:rPr><w:t xml:space="preserve">INDEXLA is subject to substantial risks.</w:t></w:r></w:p><w:p><w:pPr><w:pStyle w:val="Heading3"/><w:keepNext w:val="0"/><w:keepLines w:val="0"/><w:spacing w:before="280" w:lineRule="auto"/><w:rPr><w:color w:val="000000"/><w:sz w:val="26"/><w:szCs w:val="26"/></w:rPr></w:pPr><w:bookmarkStart w:colFirst="0" w:colLast="0" w:name="_ijz0bzf1rnng" w:id="96"/><w:bookmarkEnd w:id="96"/><w:r><w:rPr><w:color w:val="000000"/><w:sz w:val="26"/><w:szCs w:val="26"/><w:rtl w:val="0"/></w:rPr><w:t xml:space="preserve">Smart Contract Risk</w:t></w:r></w:p><w:p><w:pPr><w:spacing w:after="240" w:before="240" w:lineRule="auto"/><w:rPr><w:sz w:val="28"/><w:szCs w:val="28"/></w:rPr></w:pPr><w:r><w:rPr><w:sz w:val="28"/><w:szCs w:val="28"/><w:rtl w:val="0"/></w:rPr><w:t xml:space="preserve">Smart contracts can contain vulnerabilities despite testing and audits.</w:t></w:r></w:p><w:p><w:pPr><w:pStyle w:val="Heading3"/><w:keepNext w:val="0"/><w:keepLines w:val="0"/><w:spacing w:before="280" w:lineRule="auto"/><w:rPr><w:color w:val="000000"/><w:sz w:val="26"/><w:szCs w:val="26"/></w:rPr></w:pPr><w:bookmarkStart w:colFirst="0" w:colLast="0" w:name="_cwg08tef3g1z" w:id="97"/><w:bookmarkEnd w:id="97"/><w:r><w:rPr><w:color w:val="000000"/><w:sz w:val="26"/><w:szCs w:val="26"/><w:rtl w:val="0"/></w:rPr><w:t xml:space="preserve">Cross-Chain Risk</w:t></w:r></w:p><w:p><w:pPr><w:spacing w:after="240" w:before="240" w:lineRule="auto"/><w:rPr><w:sz w:val="28"/><w:szCs w:val="28"/></w:rPr></w:pPr><w:r><w:rPr><w:sz w:val="28"/><w:szCs w:val="28"/><w:rtl w:val="0"/></w:rPr><w:t xml:space="preserve">Bridges, routing infrastructure, and blockchain networks can fail, become congested, or experience security incidents.</w:t></w:r></w:p><w:p><w:pPr><w:pStyle w:val="Heading3"/><w:keepNext w:val="0"/><w:keepLines w:val="0"/><w:spacing w:before="280" w:lineRule="auto"/><w:rPr><w:color w:val="000000"/><w:sz w:val="26"/><w:szCs w:val="26"/></w:rPr></w:pPr><w:bookmarkStart w:colFirst="0" w:colLast="0" w:name="_r4pjzbc6l029" w:id="98"/><w:bookmarkEnd w:id="98"/><w:r><w:rPr><w:color w:val="000000"/><w:sz w:val="26"/><w:szCs w:val="26"/><w:rtl w:val="0"/></w:rPr><w:t xml:space="preserve">Liquidity Risk</w:t></w:r></w:p><w:p><w:pPr><w:spacing w:after="240" w:before="240" w:lineRule="auto"/><w:rPr><w:sz w:val="28"/><w:szCs w:val="28"/></w:rPr></w:pPr><w:r><w:rPr><w:sz w:val="28"/><w:szCs w:val="28"/><w:rtl w:val="0"/></w:rPr><w:t xml:space="preserve">Insufficient decentralized liquidity can prevent or materially affect execution.</w:t></w:r></w:p><w:p><w:pPr><w:pStyle w:val="Heading3"/><w:keepNext w:val="0"/><w:keepLines w:val="0"/><w:spacing w:before="280" w:lineRule="auto"/><w:rPr><w:color w:val="000000"/><w:sz w:val="26"/><w:szCs w:val="26"/></w:rPr></w:pPr><w:bookmarkStart w:colFirst="0" w:colLast="0" w:name="_u9b9ooso99fs" w:id="99"/><w:bookmarkEnd w:id="99"/><w:r><w:rPr><w:color w:val="000000"/><w:sz w:val="26"/><w:szCs w:val="26"/><w:rtl w:val="0"/></w:rPr><w:t xml:space="preserve">Market Risk</w:t></w:r></w:p><w:p><w:pPr><w:spacing w:after="240" w:before="240" w:lineRule="auto"/><w:rPr><w:sz w:val="28"/><w:szCs w:val="28"/></w:rPr></w:pPr><w:r><w:rPr><w:sz w:val="28"/><w:szCs w:val="28"/><w:rtl w:val="0"/></w:rPr><w:t xml:space="preserve">Asset prices can move rapidly and result in significant losses.</w:t></w:r></w:p><w:p><w:pPr><w:pStyle w:val="Heading3"/><w:keepNext w:val="0"/><w:keepLines w:val="0"/><w:spacing w:before="280" w:lineRule="auto"/><w:rPr><w:color w:val="000000"/><w:sz w:val="26"/><w:szCs w:val="26"/></w:rPr></w:pPr><w:bookmarkStart w:colFirst="0" w:colLast="0" w:name="_87ub5ffgpus2" w:id="100"/><w:bookmarkEnd w:id="100"/><w:r><w:rPr><w:color w:val="000000"/><w:sz w:val="26"/><w:szCs w:val="26"/><w:rtl w:val="0"/></w:rPr><w:t xml:space="preserve">Oracle &amp; Data Risk</w:t></w:r></w:p><w:p><w:pPr><w:spacing w:after="240" w:before="240" w:lineRule="auto"/><w:rPr><w:sz w:val="28"/><w:szCs w:val="28"/></w:rPr></w:pPr><w:r><w:rPr><w:sz w:val="28"/><w:szCs w:val="28"/><w:rtl w:val="0"/></w:rPr><w:t xml:space="preserve">Incorrect, stale, manipulated, or unavailable market data can affect strategy execution.</w:t></w:r></w:p><w:p><w:pPr><w:pStyle w:val="Heading3"/><w:keepNext w:val="0"/><w:keepLines w:val="0"/><w:spacing w:before="280" w:lineRule="auto"/><w:rPr><w:color w:val="000000"/><w:sz w:val="26"/><w:szCs w:val="26"/></w:rPr></w:pPr><w:bookmarkStart w:colFirst="0" w:colLast="0" w:name="_56k62t1v5aku" w:id="101"/><w:bookmarkEnd w:id="101"/><w:r><w:rPr><w:color w:val="000000"/><w:sz w:val="26"/><w:szCs w:val="26"/><w:rtl w:val="0"/></w:rPr><w:t xml:space="preserve">Asset Risk</w:t></w:r></w:p><w:p><w:pPr><w:spacing w:after="240" w:before="240" w:lineRule="auto"/><w:rPr><w:sz w:val="28"/><w:szCs w:val="28"/></w:rPr></w:pPr><w:r><w:rPr><w:sz w:val="28"/><w:szCs w:val="28"/><w:rtl w:val="0"/></w:rPr><w:t xml:space="preserve">Tokenized assets depend on their underlying issuers, legal structures, liquidity, and applicable infrastructure.</w:t></w:r></w:p><w:p><w:pPr><w:pStyle w:val="Heading3"/><w:keepNext w:val="0"/><w:keepLines w:val="0"/><w:spacing w:before="280" w:lineRule="auto"/><w:rPr><w:color w:val="000000"/><w:sz w:val="26"/><w:szCs w:val="26"/></w:rPr></w:pPr><w:bookmarkStart w:colFirst="0" w:colLast="0" w:name="_4tclevbmg9cf" w:id="102"/><w:bookmarkEnd w:id="102"/><w:r><w:rPr><w:color w:val="000000"/><w:sz w:val="26"/><w:szCs w:val="26"/><w:rtl w:val="0"/></w:rPr><w:t xml:space="preserve">Regulatory Risk</w:t></w:r></w:p><w:p><w:pPr><w:spacing w:after="240" w:before="240" w:lineRule="auto"/><w:rPr><w:sz w:val="28"/><w:szCs w:val="28"/></w:rPr></w:pPr><w:r><w:rPr><w:sz w:val="28"/><w:szCs w:val="28"/><w:rtl w:val="0"/></w:rPr><w:t xml:space="preserve">The regulatory treatment of crypto assets, tokenized securities, automated portfolio infrastructure, and decentralized applications continues to evolve.</w:t></w:r></w:p><w:p><w:pPr><w:pStyle w:val="Heading3"/><w:keepNext w:val="0"/><w:keepLines w:val="0"/><w:spacing w:before="280" w:lineRule="auto"/><w:rPr><w:color w:val="000000"/><w:sz w:val="26"/><w:szCs w:val="26"/></w:rPr></w:pPr><w:bookmarkStart w:colFirst="0" w:colLast="0" w:name="_krno0ygi26n" w:id="103"/><w:bookmarkEnd w:id="103"/><w:r><w:rPr><w:color w:val="000000"/><w:sz w:val="26"/><w:szCs w:val="26"/><w:rtl w:val="0"/></w:rPr><w:t xml:space="preserve">Operational Risk</w:t></w:r></w:p><w:p><w:pPr><w:spacing w:after="240" w:before="240" w:lineRule="auto"/><w:rPr><w:sz w:val="28"/><w:szCs w:val="28"/></w:rPr></w:pPr><w:r><w:rPr><w:sz w:val="28"/><w:szCs w:val="28"/><w:rtl w:val="0"/></w:rPr><w:t xml:space="preserve">Infrastructure outages, provider failures, network congestion, and other operational events can interrupt automated execution.</w:t></w:r></w:p><w:p><w:pPr><w:pStyle w:val="Heading3"/><w:keepNext w:val="0"/><w:keepLines w:val="0"/><w:spacing w:before="280" w:lineRule="auto"/><w:rPr><w:color w:val="000000"/><w:sz w:val="26"/><w:szCs w:val="26"/></w:rPr></w:pPr><w:bookmarkStart w:colFirst="0" w:colLast="0" w:name="_e6pjnevb9zky" w:id="104"/><w:bookmarkEnd w:id="104"/><w:r><w:rPr><w:color w:val="000000"/><w:sz w:val="26"/><w:szCs w:val="26"/><w:rtl w:val="0"/></w:rPr><w:t xml:space="preserve">Third-Party Dependency Risk</w:t></w:r></w:p><w:p><w:pPr><w:spacing w:after="240" w:before="240" w:lineRule="auto"/><w:rPr><w:sz w:val="28"/><w:szCs w:val="28"/></w:rPr></w:pPr><w:r><w:rPr><w:sz w:val="28"/><w:szCs w:val="28"/><w:rtl w:val="0"/></w:rPr><w:t xml:space="preserve">INDEXLA may depend on external infrastructure providers, decentralized liquidity venues, routing systems, blockchain networks, tokenization providers, and other third parties.</w:t></w:r></w:p><w:p><w:pPr><w:spacing w:after="240" w:before="240" w:lineRule="auto"/><w:rPr><w:sz w:val="28"/><w:szCs w:val="28"/></w:rPr></w:pPr><w:r><w:rPr><w:sz w:val="28"/><w:szCs w:val="28"/><w:rtl w:val="0"/></w:rPr><w:t xml:space="preserve">Their availability, terms, functionality, security, or continued operation are outside INDEXLA's complete control.</w:t></w:r></w:p><w:p><w:pPr><w:spacing w:after="240" w:before="240" w:lineRule="auto"/><w:rPr><w:sz w:val="28"/><w:szCs w:val="28"/></w:rPr></w:pPr><w:r><w:rPr><w:sz w:val="28"/><w:szCs w:val="28"/><w:rtl w:val="0"/></w:rPr><w:t xml:space="preserve">No system can eliminate these risks.</w:t></w:r></w:p><w:p><w:pPr><w:spacing w:after="240" w:before="240" w:lineRule="auto"/><w:rPr><w:sz w:val="28"/><w:szCs w:val="28"/></w:rPr></w:pPr><w:r><w:rPr><w:sz w:val="28"/><w:szCs w:val="28"/><w:rtl w:val="0"/></w:rPr><w:t xml:space="preserve">INDEXLA's objective is to identify, constrain, monitor, and progressively reduce them through architecture and deployment controls.</w:t></w:r></w:p><w:p><w:pPr><w:rPr><w:sz w:val="28"/><w:szCs w:val="28"/></w:rPr></w:pPr><w:r><w:pict><v:rect style="width:0.0pt;height:1.5pt" o:hr="t" o:hrstd="t" o:hralign="center" fillcolor="#A0A0A0" stroked="f"/></w:pict></w:r><w:r><w:rPr><w:rtl w:val="0"/></w:rPr></w:r></w:p><w:p><w:pPr><w:pStyle w:val="Heading1"/><w:keepNext w:val="0"/><w:keepLines w:val="0"/><w:spacing w:before="480" w:lineRule="auto"/><w:rPr><w:sz w:val="46"/><w:szCs w:val="46"/></w:rPr></w:pPr><w:bookmarkStart w:colFirst="0" w:colLast="0" w:name="_pqg8hlnh75bc" w:id="105"/><w:bookmarkEnd w:id="105"/><w:r><w:rPr><w:sz w:val="46"/><w:szCs w:val="46"/><w:rtl w:val="0"/></w:rPr><w:t xml:space="preserve">19. Investment Thesis</w:t></w:r></w:p><w:p><w:pPr><w:spacing w:after="240" w:before="240" w:lineRule="auto"/><w:rPr><w:sz w:val="28"/><w:szCs w:val="28"/></w:rPr></w:pPr><w:r><w:rPr><w:sz w:val="28"/><w:szCs w:val="28"/><w:rtl w:val="0"/></w:rPr><w:t xml:space="preserve">INDEXLA sits at the intersection of three structural shifts:</w:t></w:r></w:p><w:p><w:pPr><w:spacing w:after="240" w:before="240" w:lineRule="auto"/><w:rPr><w:sz w:val="28"/><w:szCs w:val="28"/></w:rPr></w:pPr><w:r><w:rPr><w:sz w:val="28"/><w:szCs w:val="28"/><w:rtl w:val="0"/></w:rPr><w:t xml:space="preserve">Assets moving on-chain</w:t></w:r></w:p><w:p><w:pPr><w:spacing w:after="240" w:before="240" w:lineRule="auto"/><w:rPr><w:sz w:val="28"/><w:szCs w:val="28"/></w:rPr></w:pPr><w:r><w:rPr><w:sz w:val="28"/><w:szCs w:val="28"/><w:rtl w:val="0"/></w:rPr><w:t xml:space="preserve">Investment distribution moving toward creators</w:t></w:r></w:p><w:p><w:pPr><w:spacing w:after="240" w:before="240" w:lineRule="auto"/><w:rPr><w:sz w:val="28"/><w:szCs w:val="28"/></w:rPr></w:pPr><w:r><w:rPr><w:sz w:val="28"/><w:szCs w:val="28"/><w:rtl w:val="0"/></w:rPr><w:t xml:space="preserve">Portfolio management becoming programmable</w:t></w:r></w:p><w:p><w:pPr><w:spacing w:after="240" w:before="240" w:lineRule="auto"/><w:rPr><w:sz w:val="28"/><w:szCs w:val="28"/></w:rPr></w:pPr><w:r><w:rPr><w:sz w:val="28"/><w:szCs w:val="28"/><w:rtl w:val="0"/></w:rPr><w:t xml:space="preserve">The opportunity is not to invent a new bridge, RSI formula, or tokenization standard.</w:t></w:r></w:p><w:p><w:pPr><w:spacing w:after="240" w:before="240" w:lineRule="auto"/><w:rPr><w:sz w:val="28"/><w:szCs w:val="28"/></w:rPr></w:pPr><w:r><w:rPr><w:sz w:val="28"/><w:szCs w:val="28"/><w:rtl w:val="0"/></w:rPr><w:t xml:space="preserve">The opportunity is to build the portfolio layer connecting these existing primitives into one coherent system.</w:t></w:r></w:p><w:p><w:pPr><w:spacing w:after="240" w:before="240" w:lineRule="auto"/><w:rPr><w:sz w:val="28"/><w:szCs w:val="28"/></w:rPr></w:pPr><w:r><w:rPr><w:sz w:val="28"/><w:szCs w:val="28"/><w:rtl w:val="0"/></w:rPr><w:t xml:space="preserve">Long-term success depends on delivering:</w:t></w:r></w:p><w:p><w:pPr><w:numPr><w:ilvl w:val="0"/><w:numId w:val="16"/></w:numPr><w:spacing w:after="0" w:afterAutospacing="0" w:before="240" w:lineRule="auto"/><w:ind w:left="720" w:hanging="360"/><w:rPr><w:sz w:val="28"/><w:szCs w:val="28"/></w:rPr></w:pPr><w:r><w:rPr><w:sz w:val="28"/><w:szCs w:val="28"/><w:rtl w:val="0"/></w:rPr><w:t xml:space="preserve">Reliable multi-asset and multi-chain execution</w:t></w:r></w:p><w:p><w:pPr><w:numPr><w:ilvl w:val="0"/><w:numId w:val="16"/></w:numPr><w:spacing w:after="0" w:afterAutospacing="0" w:before="0" w:beforeAutospacing="0" w:lineRule="auto"/><w:ind w:left="720" w:hanging="360"/><w:rPr><w:sz w:val="28"/><w:szCs w:val="28"/></w:rPr></w:pPr><w:r><w:rPr><w:sz w:val="28"/><w:szCs w:val="28"/><w:rtl w:val="0"/></w:rPr><w:t xml:space="preserve">Strong non-custodial architecture</w:t></w:r></w:p><w:p><w:pPr><w:numPr><w:ilvl w:val="0"/><w:numId w:val="16"/></w:numPr><w:spacing w:after="0" w:afterAutospacing="0" w:before="0" w:beforeAutospacing="0" w:lineRule="auto"/><w:ind w:left="720" w:hanging="360"/><w:rPr><w:sz w:val="28"/><w:szCs w:val="28"/></w:rPr></w:pPr><w:r><w:rPr><w:sz w:val="28"/><w:szCs w:val="28"/><w:rtl w:val="0"/></w:rPr><w:t xml:space="preserve">Broad crypto and tokenized asset coverage</w:t></w:r></w:p><w:p><w:pPr><w:numPr><w:ilvl w:val="0"/><w:numId w:val="16"/></w:numPr><w:spacing w:after="0" w:afterAutospacing="0" w:before="0" w:beforeAutospacing="0" w:lineRule="auto"/><w:ind w:left="720" w:hanging="360"/><w:rPr><w:sz w:val="28"/><w:szCs w:val="28"/></w:rPr></w:pPr><w:r><w:rPr><w:sz w:val="28"/><w:szCs w:val="28"/><w:rtl w:val="0"/></w:rPr><w:t xml:space="preserve">Effective creator distribution</w:t></w:r></w:p><w:p><w:pPr><w:numPr><w:ilvl w:val="0"/><w:numId w:val="16"/></w:numPr><w:spacing w:after="0" w:afterAutospacing="0" w:before="0" w:beforeAutospacing="0" w:lineRule="auto"/><w:ind w:left="720" w:hanging="360"/><w:rPr><w:sz w:val="28"/><w:szCs w:val="28"/></w:rPr></w:pPr><w:r><w:rPr><w:sz w:val="28"/><w:szCs w:val="28"/><w:rtl w:val="0"/></w:rPr><w:t xml:space="preserve">Sustainable creator economics</w:t></w:r></w:p><w:p><w:pPr><w:numPr><w:ilvl w:val="0"/><w:numId w:val="16"/></w:numPr><w:spacing w:after="0" w:afterAutospacing="0" w:before="0" w:beforeAutospacing="0" w:lineRule="auto"/><w:ind w:left="720" w:hanging="360"/><w:rPr><w:sz w:val="28"/><w:szCs w:val="28"/></w:rPr></w:pPr><w:r><w:rPr><w:sz w:val="28"/><w:szCs w:val="28"/><w:rtl w:val="0"/></w:rPr><w:t xml:space="preserve">Recurring portfolio activity</w:t></w:r></w:p><w:p><w:pPr><w:numPr><w:ilvl w:val="0"/><w:numId w:val="16"/></w:numPr><w:spacing w:after="240" w:before="0" w:beforeAutospacing="0" w:lineRule="auto"/><w:ind w:left="720" w:hanging="360"/><w:rPr><w:sz w:val="28"/><w:szCs w:val="28"/></w:rPr></w:pPr><w:r><w:rPr><w:sz w:val="28"/><w:szCs w:val="28"/><w:rtl w:val="0"/></w:rPr><w:t xml:space="preserve">Trusted tokenized-asset integrations</w:t></w:r></w:p><w:p><w:pPr><w:spacing w:after="240" w:before="240" w:lineRule="auto"/><w:rPr><w:sz w:val="28"/><w:szCs w:val="28"/></w:rPr></w:pPr><w:r><w:rPr><w:sz w:val="28"/><w:szCs w:val="28"/><w:rtl w:val="0"/></w:rPr><w:t xml:space="preserve">INDEXLA is positioned to become portfolio infrastructure for a programmable financial system.</w:t></w:r></w:p><w:p><w:pPr><w:spacing w:after="240" w:before="240" w:lineRule="auto"/><w:rPr><w:sz w:val="28"/><w:szCs w:val="28"/></w:rPr></w:pPr><w:r><w:rPr><w:sz w:val="28"/><w:szCs w:val="28"/><w:rtl w:val="0"/></w:rPr><w:t xml:space="preserve">This thesis remains unproven until validated by real product usage, real creators, and real capital.</w:t></w:r></w:p><w:p><w:pPr><w:rPr><w:sz w:val="28"/><w:szCs w:val="28"/></w:rPr></w:pPr><w:r><w:pict><v:rect style="width:0.0pt;height:1.5pt" o:hr="t" o:hrstd="t" o:hralign="center" fillcolor="#A0A0A0" stroked="f"/></w:pict></w:r><w:r><w:rPr><w:rtl w:val="0"/></w:rPr></w:r></w:p><w:p><w:pPr><w:pStyle w:val="Heading1"/><w:keepNext w:val="0"/><w:keepLines w:val="0"/><w:spacing w:before="480" w:lineRule="auto"/><w:rPr><w:sz w:val="46"/><w:szCs w:val="46"/></w:rPr></w:pPr><w:bookmarkStart w:colFirst="0" w:colLast="0" w:name="_gyjejs270hrt" w:id="106"/><w:bookmarkEnd w:id="106"/><w:r><w:rPr><w:sz w:val="46"/><w:szCs w:val="46"/><w:rtl w:val="0"/></w:rPr><w:t xml:space="preserve">20. Conclusion</w:t></w:r></w:p><w:p><w:pPr><w:spacing w:after="240" w:before="240" w:lineRule="auto"/><w:rPr><w:sz w:val="28"/><w:szCs w:val="28"/></w:rPr></w:pPr><w:r><w:rPr><w:sz w:val="28"/><w:szCs w:val="28"/><w:rtl w:val="0"/></w:rPr><w:t xml:space="preserve">Financial markets are becoming increasingly programmable and increasingly fragmented.</w:t></w:r></w:p><w:p><w:pPr><w:spacing w:after="240" w:before="240" w:lineRule="auto"/><w:rPr><w:sz w:val="28"/><w:szCs w:val="28"/></w:rPr></w:pPr><w:r><w:rPr><w:sz w:val="28"/><w:szCs w:val="28"/><w:rtl w:val="0"/></w:rPr><w:t xml:space="preserve">Assets are moving on-chain.</w:t></w:r></w:p><w:p><w:pPr><w:spacing w:after="240" w:before="240" w:lineRule="auto"/><w:rPr><w:sz w:val="28"/><w:szCs w:val="28"/></w:rPr></w:pPr><w:r><w:rPr><w:sz w:val="28"/><w:szCs w:val="28"/><w:rtl w:val="0"/></w:rPr><w:t xml:space="preserve">Liquidity is distributed across networks.</w:t></w:r></w:p><w:p><w:pPr><w:spacing w:after="240" w:before="240" w:lineRule="auto"/><w:rPr><w:sz w:val="28"/><w:szCs w:val="28"/></w:rPr></w:pPr><w:r><w:rPr><w:sz w:val="28"/><w:szCs w:val="28"/><w:rtl w:val="0"/></w:rPr><w:t xml:space="preserve">Investment research is increasingly distributed through creators.</w:t></w:r></w:p><w:p><w:pPr><w:spacing w:after="240" w:before="240" w:lineRule="auto"/><w:rPr><w:sz w:val="28"/><w:szCs w:val="28"/></w:rPr></w:pPr><w:r><w:rPr><w:sz w:val="28"/><w:szCs w:val="28"/><w:rtl w:val="0"/></w:rPr><w:t xml:space="preserve">Portfolio management is moving from manual interfaces toward automated, rule-based systems.</w:t></w:r></w:p><w:p><w:pPr><w:spacing w:after="240" w:before="240" w:lineRule="auto"/><w:rPr><w:sz w:val="28"/><w:szCs w:val="28"/></w:rPr></w:pPr><w:r><w:rPr><w:sz w:val="28"/><w:szCs w:val="28"/><w:rtl w:val="0"/></w:rPr><w:t xml:space="preserve">INDEXLA aims to connect these trends through a single decentralized, non-custodial portfolio management layer.</w:t></w:r></w:p><w:p><w:pPr><w:spacing w:after="240" w:before="240" w:lineRule="auto"/><w:rPr><w:sz w:val="28"/><w:szCs w:val="28"/></w:rPr></w:pPr><w:r><w:rPr><w:sz w:val="28"/><w:szCs w:val="28"/><w:rtl w:val="0"/></w:rPr><w:t xml:space="preserve">The long-term vision is:</w:t></w:r></w:p><w:p><w:pPr><w:spacing w:after="240" w:before="240" w:lineRule="auto"/><w:rPr><w:sz w:val="28"/><w:szCs w:val="28"/></w:rPr></w:pPr><w:r><w:rPr><w:sz w:val="28"/><w:szCs w:val="28"/><w:rtl w:val="0"/></w:rPr><w:t xml:space="preserve">Invest in Everything. Own Everything. Control Everything.</w:t></w:r></w:p><w:p><w:pPr><w:spacing w:after="240" w:before="240" w:lineRule="auto"/><w:rPr><w:sz w:val="28"/><w:szCs w:val="28"/></w:rPr></w:pPr><w:r><w:rPr><w:sz w:val="28"/><w:szCs w:val="28"/><w:rtl w:val="0"/></w:rPr><w:t xml:space="preserve">The path is deliberate:</w:t></w:r></w:p><w:p><w:pPr><w:spacing w:after="240" w:before="240" w:lineRule="auto"/><w:rPr><w:sz w:val="28"/><w:szCs w:val="28"/></w:rPr></w:pPr><w:r><w:rPr><w:rFonts w:ascii="Arial Unicode MS" w:cs="Arial Unicode MS" w:eastAsia="Arial Unicode MS" w:hAnsi="Arial Unicode MS"/><w:sz w:val="28"/><w:szCs w:val="28"/><w:rtl w:val="0"/></w:rPr><w:t xml:space="preserve">Foundation → MVP → Testing → Full Platform → Partnerships &amp; Scale → Mobile</w:t></w:r></w:p><w:p><w:pPr><w:spacing w:after="240" w:before="240" w:lineRule="auto"/><w:rPr><w:sz w:val="28"/><w:szCs w:val="28"/></w:rPr></w:pPr><w:r><w:rPr><w:sz w:val="28"/><w:szCs w:val="28"/><w:rtl w:val="0"/></w:rPr><w:t xml:space="preserve">INDEXLA will ultimately be judged by the reliability of its infrastructure, adoption of its portfolios, quality of execution, security of its contracts, creator success, and ability to build a sustainable network connecting creators and investors.</w:t></w:r></w:p><w:p><w:pPr><w:rPr><w:sz w:val="28"/><w:szCs w:val="28"/></w:rPr></w:pPr><w:r><w:pict><v:rect style="width:0.0pt;height:1.5pt" o:hr="t" o:hrstd="t" o:hralign="center" fillcolor="#A0A0A0" stroked="f"/></w:pict></w:r><w:r><w:rPr><w:rtl w:val="0"/></w:rPr></w:r></w:p><w:p><w:pPr><w:pStyle w:val="Heading1"/><w:keepNext w:val="0"/><w:keepLines w:val="0"/><w:spacing w:before="480" w:lineRule="auto"/><w:rPr><w:sz w:val="46"/><w:szCs w:val="46"/></w:rPr></w:pPr><w:bookmarkStart w:colFirst="0" w:colLast="0" w:name="_7z2scnw1gpsm" w:id="107"/><w:bookmarkEnd w:id="107"/><w:r><w:rPr><w:sz w:val="46"/><w:szCs w:val="46"/><w:rtl w:val="0"/></w:rPr><w:t xml:space="preserve">Comprehensive Disclaimer</w:t></w:r></w:p><w:p><w:pPr><w:spacing w:after="240" w:before="240" w:lineRule="auto"/><w:rPr><w:sz w:val="28"/><w:szCs w:val="28"/></w:rPr></w:pPr><w:r><w:rPr><w:sz w:val="28"/><w:szCs w:val="28"/><w:rtl w:val="0"/></w:rPr><w:t xml:space="preserve">INDEXLA is a decentralized, non-custodial software and portfolio infrastructure platform. INDEXLA does not take custody of user assets and does not represent itself as a custodian, broker-dealer, securities issuer, traditional investment manager, financial adviser, investment adviser, tax adviser, or legal adviser.</w:t></w:r></w:p><w:p><w:pPr><w:spacing w:after="240" w:before="240" w:lineRule="auto"/><w:rPr><w:sz w:val="28"/><w:szCs w:val="28"/></w:rPr></w:pPr><w:r><w:rPr><w:sz w:val="28"/><w:szCs w:val="28"/><w:rtl w:val="0"/></w:rPr><w:t xml:space="preserve">INDEXLA does not provide financial, investment, legal, tax, accounting, or regulatory advice. Nothing contained in this whitepaper, the INDEXLA platform, its interfaces, strategies, portfolios, creator content, communications, or other materials constitutes personalized investment advice, a recommendation to purchase or sell any asset, an offer to sell, or a solicitation to purchase any security or financial product.</w:t></w:r></w:p><w:p><w:pPr><w:spacing w:after="240" w:before="240" w:lineRule="auto"/><w:rPr><w:sz w:val="28"/><w:szCs w:val="28"/></w:rPr></w:pPr><w:r><w:rPr><w:sz w:val="28"/><w:szCs w:val="28"/><w:rtl w:val="0"/></w:rPr><w:t xml:space="preserve">All investment activity involves substantial risk, including the possible loss of some or all invested capital. Users are solely responsible for evaluating their own investments, strategies, risk tolerance, jurisdictional eligibility, and applicable legal and tax obligations.</w:t></w:r></w:p><w:p><w:pPr><w:spacing w:after="240" w:before="240" w:lineRule="auto"/><w:rPr><w:sz w:val="28"/><w:szCs w:val="28"/></w:rPr></w:pPr><w:r><w:rPr><w:sz w:val="28"/><w:szCs w:val="28"/><w:rtl w:val="0"/></w:rPr><w:t xml:space="preserve">INDEXLA does not guarantee the performance, profitability, availability, liquidity, execution price, or future value of any portfolio, strategy, asset, token, or creator portfolio.</w:t></w:r></w:p><w:p><w:pPr><w:spacing w:after="240" w:before="240" w:lineRule="auto"/><w:rPr><w:sz w:val="28"/><w:szCs w:val="28"/></w:rPr></w:pPr><w:r><w:rPr><w:sz w:val="28"/><w:szCs w:val="28"/><w:rtl w:val="0"/></w:rPr><w:t xml:space="preserve">Automated strategies can execute transactions during volatile or unfavorable market conditions. Market prices can move rapidly. Decentralized liquidity can disappear or become insufficient. Transactions can fail, be delayed, execute at unfavorable prices, or become irreversible depending on the underlying blockchain, DEX, bridge, routing infrastructure, smart contracts, liquidity conditions, or other third-party systems.</w:t></w:r></w:p><w:p><w:pPr><w:spacing w:after="240" w:before="240" w:lineRule="auto"/><w:rPr><w:sz w:val="28"/><w:szCs w:val="28"/></w:rPr></w:pPr><w:r><w:rPr><w:sz w:val="28"/><w:szCs w:val="28"/><w:rtl w:val="0"/></w:rPr><w:t xml:space="preserve">INDEXLA may rely on decentralized exchanges, blockchain networks, bridges, routing providers, tokenization infrastructure, market-data providers, wallets, smart contracts, and other third-party infrastructure. INDEXLA does not control these independent systems and cannot guarantee their availability, security, accuracy, functionality, liquidity, terms, or continued operation.</w:t></w:r></w:p><w:p><w:pPr><w:spacing w:after="240" w:before="240" w:lineRule="auto"/><w:rPr><w:sz w:val="28"/><w:szCs w:val="28"/></w:rPr></w:pPr><w:r><w:rPr><w:sz w:val="28"/><w:szCs w:val="28"/><w:rtl w:val="0"/></w:rPr><w:t xml:space="preserve">A failure, exploit, hack, compromise, outage, congestion event, incorrect market-data signal, bridge incident, liquidity event, smart-contract vulnerability, or third-party infrastructure failure may result in loss of assets or other losses. Users assume these risks when interacting with decentralized infrastructure.</w:t></w:r></w:p><w:p><w:pPr><w:spacing w:after="240" w:before="240" w:lineRule="auto"/><w:rPr><w:sz w:val="28"/><w:szCs w:val="28"/></w:rPr></w:pPr><w:r><w:rPr><w:sz w:val="28"/><w:szCs w:val="28"/><w:rtl w:val="0"/></w:rPr><w:t xml:space="preserve">INDEXLA does not guarantee that any asset, network, strategy, portfolio, creator, feature, or integration described in this whitepaper will become available, remain available, or operate as described. Supported assets, networks, integrations, strategies, fees, token utilities, timelines, and product functionality may change, be delayed, restricted, suspended, or discontinued.</w:t></w:r></w:p><w:p><w:pPr><w:spacing w:after="240" w:before="240" w:lineRule="auto"/><w:rPr><w:sz w:val="28"/><w:szCs w:val="28"/></w:rPr></w:pPr><w:r><w:rPr><w:sz w:val="28"/><w:szCs w:val="28"/><w:rtl w:val="0"/></w:rPr><w:t xml:space="preserve">Tokenized securities, tokenized commodities, tokenized real estate, and other regulated or potentially regulated assets may be subject to issuer restrictions, custody arrangements, eligibility requirements, geographic restrictions, KYC or AML requirements, securities laws, licensing requirements, and other regulatory conditions imposed by the relevant issuer, venue, infrastructure provider, or jurisdiction. INDEXLA does not override those requirements.</w:t></w:r></w:p><w:p><w:pPr><w:spacing w:after="240" w:before="240" w:lineRule="auto"/><w:rPr><w:sz w:val="28"/><w:szCs w:val="28"/></w:rPr></w:pPr><w:r><w:rPr><w:sz w:val="28"/><w:szCs w:val="28"/><w:rtl w:val="0"/></w:rPr><w:t xml:space="preserve">$DEXLA is intended to function as a utility token within the INDEXLA ecosystem. $DEXLA does not represent equity, ownership, a share of INDEXLA, a claim on Treasury assets, a right to dividends, a right to profits, protocol revenue, interest, staking rewards, or governance rights. No representation is made that $DEXLA will increase in value or retain any particular value.</w:t></w:r></w:p><w:p><w:pPr><w:spacing w:after="240" w:before="240" w:lineRule="auto"/><w:rPr><w:sz w:val="28"/><w:szCs w:val="28"/></w:rPr></w:pPr><w:r><w:rPr><w:sz w:val="28"/><w:szCs w:val="28"/><w:rtl w:val="0"/></w:rPr><w:t xml:space="preserve">The intended utility-focused structure of $DEXLA does not constitute a guarantee regarding its legal or regulatory classification. The legal and regulatory treatment of digital assets varies by jurisdiction and may change over time.</w:t></w:r></w:p><w:p><w:pPr><w:spacing w:after="240" w:before="240" w:lineRule="auto"/><w:rPr><w:sz w:val="28"/><w:szCs w:val="28"/></w:rPr></w:pPr><w:r><w:rPr><w:sz w:val="28"/><w:szCs w:val="28"/><w:rtl w:val="0"/></w:rPr><w:t xml:space="preserve">Users are solely responsible for determining whether they are permitted to access INDEXLA, acquire or use $DEXLA, interact with any supported asset or strategy, or use any feature in their jurisdiction.</w:t></w:r></w:p><w:p><w:pPr><w:spacing w:after="240" w:before="240" w:lineRule="auto"/><w:rPr><w:sz w:val="28"/><w:szCs w:val="28"/></w:rPr></w:pPr><w:r><w:rPr><w:sz w:val="28"/><w:szCs w:val="28"/><w:rtl w:val="0"/></w:rPr><w:t xml:space="preserve">Nothing in this whitepaper creates a fiduciary, advisory, agency, custodial, brokerage, partnership, or other relationship between INDEXLA and any user.</w:t></w:r></w:p><w:p><w:pPr><w:spacing w:after="240" w:before="240" w:lineRule="auto"/><w:rPr><w:sz w:val="28"/><w:szCs w:val="28"/></w:rPr></w:pPr><w:r><w:rPr><w:sz w:val="28"/><w:szCs w:val="28"/><w:rtl w:val="0"/></w:rPr><w:t xml:space="preserve">All forward-looking statements, market opportunities, targets, creator numbers, AUM objectives, roadmap dates, revenue scenarios, adoption expectations, and other projections are illustrative planning assumptions only and are not forecasts, guarantees, commitments, or promises of future performance.</w:t></w:r></w:p><w:p><w:pPr><w:spacing w:after="240" w:before="240" w:lineRule="auto"/><w:rPr><w:sz w:val="28"/><w:szCs w:val="28"/></w:rPr></w:pPr><w:r><w:rPr><w:sz w:val="28"/><w:szCs w:val="28"/><w:rtl w:val="0"/></w:rPr><w:t xml:space="preserve">The INDEXLA protocol, platform, token economy, business model, supported assets, supported networks, security architecture, regulatory approach, and roadmap remain subject to development, testing, audits, market conditions, technical constraints, third-party dependencies, regulatory requirements, and change.</w:t></w:r></w:p><w:p><w:pPr><w:spacing w:after="240" w:before="240" w:lineRule="auto"/><w:rPr><w:sz w:val="28"/><w:szCs w:val="28"/></w:rPr></w:pPr><w:r><w:rPr><w:sz w:val="28"/><w:szCs w:val="28"/><w:rtl w:val="0"/></w:rPr><w:t xml:space="preserve">By interacting with INDEXLA or any associated decentralized infrastructure, users acknowledge that they do so at their own risk and remain solely responsible for their assets, transactions, decisions, and compliance with applicable laws and regulations.</w:t></w:r></w:p><w:p><w:pPr><w:rPr><w:sz w:val="28"/><w:szCs w:val="28"/></w:rPr></w:pPr><w:r><w:rPr><w:rtl w:val="0"/></w:rPr></w:r></w:p><w:sectPr><w:footerReference r:id="rId6" w:type="default"/><w:pgSz w:h="15840" w:w="12240" w:orient="portrait"/><w:pgMar w:bottom="1440" w:top="1440" w:left="1440" w:right="1440" w:header="720" w:footer="720"/><w:pgNumType w:start="1"/></w:sectPr></w:body></w:document>
+<w:document xmlns:mc="http://schemas.openxmlformats.org/markup-compatibility/2006" xmlns:o="urn:schemas-microsoft-com:office:office" xmlns:r="http://schemas.openxmlformats.org/officeDocument/2006/relationships" xmlns:m="http://schemas.openxmlformats.org/officeDocument/2006/math" xmlns:v="urn:schemas-microsoft-com:vml" xmlns:wp="http://schemas.openxmlformats.org/drawingml/2006/wordprocessingDrawing" xmlns:w10="urn:schemas-microsoft-com:office:word" xmlns:w="http://schemas.openxmlformats.org/wordprocessingml/2006/main" xmlns:wne="http://schemas.microsoft.com/office/word/2006/wordml" xmlns:sl="http://schemas.openxmlformats.org/schemaLibrary/2006/main" xmlns:a="http://schemas.openxmlformats.org/drawingml/2006/main" xmlns:pic="http://schemas.openxmlformats.org/drawingml/2006/picture" xmlns:c="http://schemas.openxmlformats.org/drawingml/2006/chart" xmlns:lc="http://schemas.openxmlformats.org/drawingml/2006/lockedCanvas" xmlns:dgm="http://schemas.openxmlformats.org/drawingml/2006/diagram" xmlns:wps="http://schemas.microsoft.com/office/word/2010/wordprocessingShape" xmlns:wpg="http://schemas.microsoft.com/office/word/2010/wordprocessingGroup" xmlns:w14="http://schemas.microsoft.com/office/word/2010/wordml" xmlns:w15="http://schemas.microsoft.com/office/word/2012/wordml" xmlns:w16="http://schemas.microsoft.com/office/word/2018/wordml" xmlns:w16cex="http://schemas.microsoft.com/office/word/2018/wordml/cex" xmlns:w16cid="http://schemas.microsoft.com/office/word/2016/wordml/cid" xmlns="http://schemas.microsoft.com/office/tasks/2019/documenttasks" xmlns:cr="http://schemas.microsoft.com/office/comments/2020/reactions"><w:body><w:p><w:pPr><w:pStyle w:val="Heading1"/><w:keepNext w:val="0"/><w:keepLines w:val="0"/><w:spacing w:before="480" w:lineRule="auto"/><w:rPr><w:sz w:val="46"/><w:szCs w:val="46"/></w:rPr></w:pPr><w:bookmarkStart w:colFirst="0" w:colLast="0" w:name="_xwlj6rnmacy7" w:id="0"/><w:bookmarkEnd w:id="0"/><w:r><w:rPr><w:sz w:val="46"/><w:szCs w:val="46"/><w:rtl w:val="0"/></w:rPr><w:t xml:space="preserve">INDEXLA Whitepaper</w:t></w:r></w:p><w:p><w:pPr><w:pStyle w:val="Heading2"/><w:keepNext w:val="0"/><w:keepLines w:val="0"/><w:spacing w:after="80" w:lineRule="auto"/><w:rPr><w:sz w:val="34"/><w:szCs w:val="34"/></w:rPr></w:pPr><w:bookmarkStart w:colFirst="0" w:colLast="0" w:name="_ksa1szpboli" w:id="1"/><w:bookmarkEnd w:id="1"/><w:r><w:rPr><w:sz w:val="34"/><w:szCs w:val="34"/><w:rtl w:val="0"/></w:rPr><w:t xml:space="preserve">Invest in Everything. Own Everything. Control Everything.</w:t></w:r></w:p><w:p><w:pPr><w:rPr><w:sz w:val="28"/><w:szCs w:val="28"/></w:rPr></w:pPr><w:r><w:pict><v:rect style="width:0.0pt;height:1.5pt" o:hr="t" o:hrstd="t" o:hralign="center" fillcolor="#A0A0A0" stroked="f"/></w:pict></w:r><w:r><w:rPr><w:rtl w:val="0"/></w:rPr></w:r></w:p><w:p><w:pPr><w:pStyle w:val="Heading1"/><w:keepNext w:val="0"/><w:keepLines w:val="0"/><w:spacing w:before="480" w:lineRule="auto"/><w:rPr><w:sz w:val="46"/><w:szCs w:val="46"/></w:rPr></w:pPr><w:bookmarkStart w:colFirst="0" w:colLast="0" w:name="_2xe0smvgjwn4" w:id="2"/><w:bookmarkEnd w:id="2"/><w:r><w:rPr><w:sz w:val="46"/><w:szCs w:val="46"/><w:rtl w:val="0"/></w:rPr><w:t xml:space="preserve">1. Executive Summary</w:t></w:r></w:p><w:p><w:pPr><w:spacing w:after="240" w:before="240" w:lineRule="auto"/><w:rPr><w:sz w:val="28"/><w:szCs w:val="28"/></w:rPr></w:pPr><w:r><w:rPr><w:sz w:val="28"/><w:szCs w:val="28"/><w:rtl w:val="0"/></w:rPr><w:t xml:space="preserve">INDEXLA is a decentralized, non-custodial portfolio management and automation platform designed for an increasingly fragmented financial system.</w:t></w:r></w:p><w:p><w:pPr><w:spacing w:after="240" w:before="240" w:lineRule="auto"/><w:rPr><w:sz w:val="28"/><w:szCs w:val="28"/></w:rPr></w:pPr><w:r><w:rPr><w:sz w:val="28"/><w:szCs w:val="28"/><w:rtl w:val="0"/></w:rPr><w:t xml:space="preserve">Users can build portfolios across supported crypto assets, tokenized securities, commodities, real estate, RWAs, and other eligible assets while retaining control of their underlying assets.</w:t></w:r></w:p><w:p><w:pPr><w:spacing w:after="240" w:before="240" w:lineRule="auto"/><w:rPr><w:sz w:val="28"/><w:szCs w:val="28"/></w:rPr></w:pPr><w:r><w:rPr><w:sz w:val="28"/><w:szCs w:val="28"/><w:rtl w:val="0"/></w:rPr><w:t xml:space="preserve">Instead of managing positions across multiple chains, wallets, DEXs, and interfaces, INDEXLA provides a unified portfolio layer where users define allocations and strategy rules.</w:t></w:r></w:p><w:p><w:pPr><w:spacing w:after="240" w:before="240" w:lineRule="auto"/><w:rPr><w:sz w:val="28"/><w:szCs w:val="28"/></w:rPr></w:pPr><w:r><w:rPr><w:sz w:val="28"/><w:szCs w:val="28"/><w:rtl w:val="0"/></w:rPr><w:t xml:space="preserve">Creators can transform investment theses, strategies, and market views into public portfolios and earn a share of applicable execution fees generated by portfolio activity.</w:t></w:r></w:p><w:p><w:pPr><w:spacing w:after="240" w:before="240" w:lineRule="auto"/><w:rPr><w:sz w:val="28"/><w:szCs w:val="28"/></w:rPr></w:pPr><w:r><w:rPr><w:sz w:val="28"/><w:szCs w:val="28"/><w:rtl w:val="0"/></w:rPr><w:t xml:space="preserve">INDEXLA is built around three structural shifts:</w:t></w:r></w:p><w:p><w:pPr><w:spacing w:after="240" w:before="240" w:lineRule="auto"/><w:rPr><w:sz w:val="28"/><w:szCs w:val="28"/></w:rPr></w:pPr><w:r><w:rPr><w:sz w:val="28"/><w:szCs w:val="28"/><w:rtl w:val="0"/></w:rPr><w:t xml:space="preserve">Assets are moving on-chain.</w:t></w:r></w:p><w:p><w:pPr><w:spacing w:after="240" w:before="240" w:lineRule="auto"/><w:rPr><w:sz w:val="28"/><w:szCs w:val="28"/></w:rPr></w:pPr><w:r><w:rPr><w:sz w:val="28"/><w:szCs w:val="28"/><w:rtl w:val="0"/></w:rPr><w:t xml:space="preserve">Investment distribution is moving toward creators.</w:t></w:r></w:p><w:p><w:pPr><w:spacing w:after="240" w:before="240" w:lineRule="auto"/><w:rPr><w:sz w:val="28"/><w:szCs w:val="28"/></w:rPr></w:pPr><w:r><w:rPr><w:sz w:val="28"/><w:szCs w:val="28"/><w:rtl w:val="0"/></w:rPr><w:t xml:space="preserve">Portfolio management is becoming programmable.</w:t></w:r></w:p><w:p><w:pPr><w:spacing w:after="240" w:before="240" w:lineRule="auto"/><w:rPr><w:sz w:val="28"/><w:szCs w:val="28"/></w:rPr></w:pPr><w:r><w:rPr><w:sz w:val="28"/><w:szCs w:val="28"/><w:rtl w:val="0"/></w:rPr><w:t xml:space="preserve">The opportunity is not to invent every underlying primitive. Bridges, DEX liquidity, tokenization infrastructure, market data, and automation already exist.</w:t></w:r></w:p><w:p><w:pPr><w:spacing w:after="240" w:before="240" w:lineRule="auto"/><w:rPr><w:sz w:val="28"/><w:szCs w:val="28"/></w:rPr></w:pPr><w:r><w:rPr><w:sz w:val="28"/><w:szCs w:val="28"/><w:rtl w:val="0"/></w:rPr><w:t xml:space="preserve">The opportunity is to connect these primitives into one decentralized portfolio management layer.</w:t></w:r></w:p><w:p><w:pPr><w:spacing w:after="240" w:before="240" w:lineRule="auto"/><w:rPr><w:sz w:val="28"/><w:szCs w:val="28"/></w:rPr></w:pPr><w:r><w:rPr><w:sz w:val="28"/><w:szCs w:val="28"/><w:rtl w:val="0"/></w:rPr><w:t xml:space="preserve">INDEXLA can launch and onboard users and creators before $DEXLA utility is activated.</w:t></w:r></w:p><w:p><w:pPr><w:rPr><w:sz w:val="28"/><w:szCs w:val="28"/></w:rPr></w:pPr><w:r><w:pict><v:rect style="width:0.0pt;height:1.5pt" o:hr="t" o:hrstd="t" o:hralign="center" fillcolor="#A0A0A0" stroked="f"/></w:pict></w:r><w:r><w:rPr><w:rtl w:val="0"/></w:rPr></w:r></w:p><w:p><w:pPr><w:pStyle w:val="Heading1"/><w:keepNext w:val="0"/><w:keepLines w:val="0"/><w:spacing w:before="480" w:lineRule="auto"/><w:rPr><w:sz w:val="46"/><w:szCs w:val="46"/></w:rPr></w:pPr><w:bookmarkStart w:colFirst="0" w:colLast="0" w:name="_bvlh60j1o8b1" w:id="3"/><w:bookmarkEnd w:id="3"/><w:r><w:rPr><w:sz w:val="46"/><w:szCs w:val="46"/><w:rtl w:val="0"/></w:rPr><w:t xml:space="preserve">2. The Problem</w:t></w:r></w:p><w:p><w:pPr><w:spacing w:after="240" w:before="240" w:lineRule="auto"/><w:rPr><w:sz w:val="28"/><w:szCs w:val="28"/></w:rPr></w:pPr><w:r><w:rPr><w:sz w:val="28"/><w:szCs w:val="28"/><w:rtl w:val="0"/></w:rPr><w:t xml:space="preserve">Modern investing is fragmented.</w:t></w:r></w:p><w:p><w:pPr><w:spacing w:after="240" w:before="240" w:lineRule="auto"/><w:rPr><w:sz w:val="28"/><w:szCs w:val="28"/></w:rPr></w:pPr><w:r><w:rPr><w:sz w:val="28"/><w:szCs w:val="28"/><w:rtl w:val="0"/></w:rPr><w:t xml:space="preserve">Assets exist across different chains, wallets, protocols, exchanges, and financial platforms. Building and managing a diversified portfolio can require multiple transactions, interfaces, bridges, approvals, and execution venues.</w:t></w:r></w:p><w:p><w:pPr><w:spacing w:after="240" w:before="240" w:lineRule="auto"/><w:rPr><w:sz w:val="28"/><w:szCs w:val="28"/></w:rPr></w:pPr><w:r><w:rPr><w:sz w:val="28"/><w:szCs w:val="28"/><w:rtl w:val="0"/></w:rPr><w:t xml:space="preserve">This creates three connected problems.</w:t></w:r></w:p><w:p><w:pPr><w:pStyle w:val="Heading3"/><w:keepNext w:val="0"/><w:keepLines w:val="0"/><w:spacing w:before="280" w:lineRule="auto"/><w:rPr><w:color w:val="000000"/><w:sz w:val="26"/><w:szCs w:val="26"/></w:rPr></w:pPr><w:bookmarkStart w:colFirst="0" w:colLast="0" w:name="_cv6zol1rlkq9" w:id="4"/><w:bookmarkEnd w:id="4"/><w:r><w:rPr><w:color w:val="000000"/><w:sz w:val="26"/><w:szCs w:val="26"/><w:rtl w:val="0"/></w:rPr><w:t xml:space="preserve">Fragmented Investing</w:t></w:r></w:p><w:p><w:pPr><w:spacing w:after="240" w:before="240" w:lineRule="auto"/><w:rPr><w:sz w:val="28"/><w:szCs w:val="28"/></w:rPr></w:pPr><w:r><w:rPr><w:sz w:val="28"/><w:szCs w:val="28"/><w:rtl w:val="0"/></w:rPr><w:t xml:space="preserve">Multi-asset and multi-chain investing can require users to manage:</w:t></w:r></w:p><w:p><w:pPr><w:numPr><w:ilvl w:val="0"/><w:numId w:val="11"/></w:numPr><w:spacing w:after="0" w:afterAutospacing="0" w:before="240" w:lineRule="auto"/><w:ind w:left="720" w:hanging="360"/><w:rPr><w:sz w:val="28"/><w:szCs w:val="28"/></w:rPr></w:pPr><w:r><w:rPr><w:sz w:val="28"/><w:szCs w:val="28"/><w:rtl w:val="0"/></w:rPr><w:t xml:space="preserve">Separate wallets and positions</w:t></w:r></w:p><w:p><w:pPr><w:numPr><w:ilvl w:val="0"/><w:numId w:val="11"/></w:numPr><w:spacing w:after="0" w:afterAutospacing="0" w:before="0" w:beforeAutospacing="0" w:lineRule="auto"/><w:ind w:left="720" w:hanging="360"/><w:rPr><w:sz w:val="28"/><w:szCs w:val="28"/></w:rPr></w:pPr><w:r><w:rPr><w:sz w:val="28"/><w:szCs w:val="28"/><w:rtl w:val="0"/></w:rPr><w:t xml:space="preserve">Multiple swaps and bridges</w:t></w:r></w:p><w:p><w:pPr><w:numPr><w:ilvl w:val="0"/><w:numId w:val="11"/></w:numPr><w:spacing w:after="0" w:afterAutospacing="0" w:before="0" w:beforeAutospacing="0" w:lineRule="auto"/><w:ind w:left="720" w:hanging="360"/><w:rPr><w:sz w:val="28"/><w:szCs w:val="28"/></w:rPr></w:pPr><w:r><w:rPr><w:sz w:val="28"/><w:szCs w:val="28"/><w:rtl w:val="0"/></w:rPr><w:t xml:space="preserve">Different execution venues</w:t></w:r></w:p><w:p><w:pPr><w:numPr><w:ilvl w:val="0"/><w:numId w:val="11"/></w:numPr><w:spacing w:after="0" w:afterAutospacing="0" w:before="0" w:beforeAutospacing="0" w:lineRule="auto"/><w:ind w:left="720" w:hanging="360"/><w:rPr><w:sz w:val="28"/><w:szCs w:val="28"/></w:rPr></w:pPr><w:r><w:rPr><w:sz w:val="28"/><w:szCs w:val="28"/><w:rtl w:val="0"/></w:rPr><w:t xml:space="preserve">Manual portfolio rebalancing</w:t></w:r></w:p><w:p><w:pPr><w:numPr><w:ilvl w:val="0"/><w:numId w:val="11"/></w:numPr><w:spacing w:after="240" w:before="0" w:beforeAutospacing="0" w:lineRule="auto"/><w:ind w:left="720" w:hanging="360"/><w:rPr><w:sz w:val="28"/><w:szCs w:val="28"/></w:rPr></w:pPr><w:r><w:rPr><w:sz w:val="28"/><w:szCs w:val="28"/><w:rtl w:val="0"/></w:rPr><w:t xml:space="preserve">Fragmented portfolio visibility</w:t></w:r></w:p><w:p><w:pPr><w:spacing w:after="240" w:before="240" w:lineRule="auto"/><w:rPr><w:sz w:val="28"/><w:szCs w:val="28"/></w:rPr></w:pPr><w:r><w:rPr><w:sz w:val="28"/><w:szCs w:val="28"/><w:rtl w:val="0"/></w:rPr><w:t xml:space="preserve">A diversified portfolio becomes a collection of individual transactions rather than one coherent portfolio.</w:t></w:r></w:p><w:p><w:pPr><w:pStyle w:val="Heading3"/><w:keepNext w:val="0"/><w:keepLines w:val="0"/><w:spacing w:before="280" w:lineRule="auto"/><w:rPr><w:color w:val="000000"/><w:sz w:val="26"/><w:szCs w:val="26"/></w:rPr></w:pPr><w:bookmarkStart w:colFirst="0" w:colLast="0" w:name="_w9w09xtjlnqw" w:id="5"/><w:bookmarkEnd w:id="5"/><w:r><w:rPr><w:color w:val="000000"/><w:sz w:val="26"/><w:szCs w:val="26"/><w:rtl w:val="0"/></w:rPr><w:t xml:space="preserve">Manual Strategy Execution</w:t></w:r></w:p><w:p><w:pPr><w:spacing w:after="240" w:before="240" w:lineRule="auto"/><w:rPr><w:sz w:val="28"/><w:szCs w:val="28"/></w:rPr></w:pPr><w:r><w:rPr><w:sz w:val="28"/><w:szCs w:val="28"/><w:rtl w:val="0"/></w:rPr><w:t xml:space="preserve">Investors may know exactly what they want to do but still have to execute manually.</w:t></w:r></w:p><w:p><w:pPr><w:spacing w:after="240" w:before="240" w:lineRule="auto"/><w:rPr><w:sz w:val="28"/><w:szCs w:val="28"/></w:rPr></w:pPr><w:r><w:rPr><w:sz w:val="28"/><w:szCs w:val="28"/><w:rtl w:val="0"/></w:rPr><w:t xml:space="preserve">DCA, rebalancing, take profit, stop loss, Fear &amp; Greed, RSI, and momentum strategies require consistent action when predefined conditions occur.</w:t></w:r></w:p><w:p><w:pPr><w:spacing w:after="240" w:before="240" w:lineRule="auto"/><w:rPr><w:sz w:val="28"/><w:szCs w:val="28"/></w:rPr></w:pPr><w:r><w:rPr><w:sz w:val="28"/><w:szCs w:val="28"/><w:rtl w:val="0"/></w:rPr><w:t xml:space="preserve">The problem is not a lack of strategies.</w:t></w:r></w:p><w:p><w:pPr><w:spacing w:after="240" w:before="240" w:lineRule="auto"/><w:rPr><w:sz w:val="28"/><w:szCs w:val="28"/></w:rPr></w:pPr><w:r><w:rPr><w:sz w:val="28"/><w:szCs w:val="28"/><w:rtl w:val="0"/></w:rPr><w:t xml:space="preserve">The problem is turning defined strategies into consistent, programmable execution.</w:t></w:r></w:p><w:p><w:pPr><w:pStyle w:val="Heading3"/><w:keepNext w:val="0"/><w:keepLines w:val="0"/><w:spacing w:before="280" w:lineRule="auto"/><w:rPr><w:color w:val="000000"/><w:sz w:val="26"/><w:szCs w:val="26"/></w:rPr></w:pPr><w:bookmarkStart w:colFirst="0" w:colLast="0" w:name="_aas3d9p8i92s" w:id="6"/><w:bookmarkEnd w:id="6"/><w:r><w:rPr><w:color w:val="000000"/><w:sz w:val="26"/><w:szCs w:val="26"/><w:rtl w:val="0"/></w:rPr><w:t xml:space="preserve">Creators Lack Portfolio Infrastructure</w:t></w:r></w:p><w:p><w:pPr><w:spacing w:after="240" w:before="240" w:lineRule="auto"/><w:rPr><w:sz w:val="28"/><w:szCs w:val="28"/></w:rPr></w:pPr><w:r><w:rPr><w:sz w:val="28"/><w:szCs w:val="28"/><w:rtl w:val="0"/></w:rPr><w:t xml:space="preserve">Financial creators can build large audiences around research, market views, and investment strategies.</w:t></w:r></w:p><w:p><w:pPr><w:spacing w:after="240" w:before="240" w:lineRule="auto"/><w:rPr><w:sz w:val="28"/><w:szCs w:val="28"/></w:rPr></w:pPr><w:r><w:rPr><w:sz w:val="28"/><w:szCs w:val="28"/><w:rtl w:val="0"/></w:rPr><w:t xml:space="preserve">Yet their thesis often remains content.</w:t></w:r></w:p><w:p><w:pPr><w:spacing w:after="240" w:before="240" w:lineRule="auto"/><w:rPr><w:sz w:val="28"/><w:szCs w:val="28"/></w:rPr></w:pPr><w:r><w:rPr><w:sz w:val="28"/><w:szCs w:val="28"/><w:rtl w:val="0"/></w:rPr><w:t xml:space="preserve">Creators need infrastructure to:</w:t></w:r></w:p><w:p><w:pPr><w:numPr><w:ilvl w:val="0"/><w:numId w:val="13"/></w:numPr><w:spacing w:after="0" w:afterAutospacing="0" w:before="240" w:lineRule="auto"/><w:ind w:left="720" w:hanging="360"/><w:rPr><w:sz w:val="28"/><w:szCs w:val="28"/></w:rPr></w:pPr><w:r><w:rPr><w:sz w:val="28"/><w:szCs w:val="28"/><w:rtl w:val="0"/></w:rPr><w:t xml:space="preserve">Turn a thesis into an investable portfolio</w:t></w:r></w:p><w:p><w:pPr><w:numPr><w:ilvl w:val="0"/><w:numId w:val="13"/></w:numPr><w:spacing w:after="0" w:afterAutospacing="0" w:before="0" w:beforeAutospacing="0" w:lineRule="auto"/><w:ind w:left="720" w:hanging="360"/><w:rPr><w:sz w:val="28"/><w:szCs w:val="28"/></w:rPr></w:pPr><w:r><w:rPr><w:sz w:val="28"/><w:szCs w:val="28"/><w:rtl w:val="0"/></w:rPr><w:t xml:space="preserve">Allow followers to discover and follow portfolios</w:t></w:r></w:p><w:p><w:pPr><w:numPr><w:ilvl w:val="0"/><w:numId w:val="13"/></w:numPr><w:spacing w:after="0" w:afterAutospacing="0" w:before="0" w:beforeAutospacing="0" w:lineRule="auto"/><w:ind w:left="720" w:hanging="360"/><w:rPr><w:sz w:val="28"/><w:szCs w:val="28"/></w:rPr></w:pPr><w:r><w:rPr><w:sz w:val="28"/><w:szCs w:val="28"/><w:rtl w:val="0"/></w:rPr><w:t xml:space="preserve">Automate defined strategies</w:t></w:r></w:p><w:p><w:pPr><w:numPr><w:ilvl w:val="0"/><w:numId w:val="13"/></w:numPr><w:spacing w:after="0" w:afterAutospacing="0" w:before="0" w:beforeAutospacing="0" w:lineRule="auto"/><w:ind w:left="720" w:hanging="360"/><w:rPr><w:sz w:val="28"/><w:szCs w:val="28"/></w:rPr></w:pPr><w:r><w:rPr><w:sz w:val="28"/><w:szCs w:val="28"/><w:rtl w:val="0"/></w:rPr><w:t xml:space="preserve">Build multiple portfolios and indexes</w:t></w:r></w:p><w:p><w:pPr><w:numPr><w:ilvl w:val="0"/><w:numId w:val="13"/></w:numPr><w:spacing w:after="0" w:afterAutospacing="0" w:before="0" w:beforeAutospacing="0" w:lineRule="auto"/><w:ind w:left="720" w:hanging="360"/><w:rPr><w:sz w:val="28"/><w:szCs w:val="28"/></w:rPr></w:pPr><w:r><w:rPr><w:sz w:val="28"/><w:szCs w:val="28"/><w:rtl w:val="0"/></w:rPr><w:t xml:space="preserve">Earn recurring revenue from portfolio activity</w:t></w:r></w:p><w:p><w:pPr><w:numPr><w:ilvl w:val="0"/><w:numId w:val="13"/></w:numPr><w:spacing w:after="0" w:afterAutospacing="0" w:before="0" w:beforeAutospacing="0" w:lineRule="auto"/><w:ind w:left="720" w:hanging="360"/><w:rPr><w:sz w:val="28"/><w:szCs w:val="28"/></w:rPr></w:pPr><w:r><w:rPr><w:sz w:val="28"/><w:szCs w:val="28"/><w:rtl w:val="0"/></w:rPr><w:t xml:space="preserve">Monetize strategy access</w:t></w:r></w:p><w:p><w:pPr><w:numPr><w:ilvl w:val="0"/><w:numId w:val="13"/></w:numPr><w:spacing w:after="240" w:before="0" w:beforeAutospacing="0" w:lineRule="auto"/><w:ind w:left="720" w:hanging="360"/><w:rPr><w:sz w:val="28"/><w:szCs w:val="28"/></w:rPr></w:pPr><w:r><w:rPr><w:sz w:val="28"/><w:szCs w:val="28"/><w:rtl w:val="0"/></w:rPr><w:t xml:space="preserve">Receive direct support from their community</w:t></w:r></w:p><w:p><w:pPr><w:spacing w:after="240" w:before="240" w:lineRule="auto"/><w:rPr><w:sz w:val="28"/><w:szCs w:val="28"/></w:rPr></w:pPr><w:r><w:rPr><w:sz w:val="28"/><w:szCs w:val="28"/><w:rtl w:val="0"/></w:rPr><w:t xml:space="preserve">INDEXLA connects financial influence with portfolio infrastructure.</w:t></w:r></w:p><w:p><w:pPr><w:rPr><w:sz w:val="28"/><w:szCs w:val="28"/></w:rPr></w:pPr><w:r><w:pict><v:rect style="width:0.0pt;height:1.5pt" o:hr="t" o:hrstd="t" o:hralign="center" fillcolor="#A0A0A0" stroked="f"/></w:pict></w:r><w:r><w:rPr><w:rtl w:val="0"/></w:rPr></w:r></w:p><w:p><w:pPr><w:pStyle w:val="Heading1"/><w:keepNext w:val="0"/><w:keepLines w:val="0"/><w:spacing w:before="480" w:lineRule="auto"/><w:rPr><w:sz w:val="46"/><w:szCs w:val="46"/></w:rPr></w:pPr><w:bookmarkStart w:colFirst="0" w:colLast="0" w:name="_g6k15wjtt9nb" w:id="7"/><w:bookmarkEnd w:id="7"/><w:r><w:rPr><w:sz w:val="46"/><w:szCs w:val="46"/><w:rtl w:val="0"/></w:rPr><w:t xml:space="preserve">3. The INDEXLA Solution</w:t></w:r></w:p><w:p><w:pPr><w:spacing w:after="240" w:before="240" w:lineRule="auto"/><w:rPr><w:sz w:val="28"/><w:szCs w:val="28"/></w:rPr></w:pPr><w:r><w:rPr><w:sz w:val="28"/><w:szCs w:val="28"/><w:rtl w:val="0"/></w:rPr><w:t xml:space="preserve">INDEXLA is a decentralized, non-custodial portfolio management and automation layer connecting assets, portfolios, strategies, permissions, monitoring, and execution.</w:t></w:r></w:p><w:p><w:pPr><w:spacing w:after="240" w:before="240" w:lineRule="auto"/><w:rPr><w:sz w:val="28"/><w:szCs w:val="28"/></w:rPr></w:pPr><w:r><w:rPr><w:sz w:val="28"/><w:szCs w:val="28"/><w:rtl w:val="0"/></w:rPr><w:t xml:space="preserve">Users choose:</w:t></w:r></w:p><w:p><w:pPr><w:numPr><w:ilvl w:val="0"/><w:numId w:val="1"/></w:numPr><w:spacing w:after="0" w:afterAutospacing="0" w:before="240" w:lineRule="auto"/><w:ind w:left="720" w:hanging="360"/><w:rPr><w:sz w:val="28"/><w:szCs w:val="28"/></w:rPr></w:pPr><w:r><w:rPr><w:sz w:val="28"/><w:szCs w:val="28"/><w:rtl w:val="0"/></w:rPr><w:t xml:space="preserve">Assets</w:t></w:r></w:p><w:p><w:pPr><w:numPr><w:ilvl w:val="0"/><w:numId w:val="1"/></w:numPr><w:spacing w:after="0" w:afterAutospacing="0" w:before="0" w:beforeAutospacing="0" w:lineRule="auto"/><w:ind w:left="720" w:hanging="360"/><w:rPr><w:sz w:val="28"/><w:szCs w:val="28"/></w:rPr></w:pPr><w:r><w:rPr><w:sz w:val="28"/><w:szCs w:val="28"/><w:rtl w:val="0"/></w:rPr><w:t xml:space="preserve">Allocations</w:t></w:r></w:p><w:p><w:pPr><w:numPr><w:ilvl w:val="0"/><w:numId w:val="1"/></w:numPr><w:spacing w:after="0" w:afterAutospacing="0" w:before="0" w:beforeAutospacing="0" w:lineRule="auto"/><w:ind w:left="720" w:hanging="360"/><w:rPr><w:sz w:val="28"/><w:szCs w:val="28"/></w:rPr></w:pPr><w:r><w:rPr><w:sz w:val="28"/><w:szCs w:val="28"/><w:rtl w:val="0"/></w:rPr><w:t xml:space="preserve">Strategy rules</w:t></w:r></w:p><w:p><w:pPr><w:numPr><w:ilvl w:val="0"/><w:numId w:val="1"/></w:numPr><w:spacing w:after="0" w:afterAutospacing="0" w:before="0" w:beforeAutospacing="0" w:lineRule="auto"/><w:ind w:left="720" w:hanging="360"/><w:rPr><w:sz w:val="28"/><w:szCs w:val="28"/></w:rPr></w:pPr><w:r><w:rPr><w:sz w:val="28"/><w:szCs w:val="28"/><w:rtl w:val="0"/></w:rPr><w:t xml:space="preserve">Risk parameters</w:t></w:r></w:p><w:p><w:pPr><w:numPr><w:ilvl w:val="0"/><w:numId w:val="1"/></w:numPr><w:spacing w:after="240" w:before="0" w:beforeAutospacing="0" w:lineRule="auto"/><w:ind w:left="720" w:hanging="360"/><w:rPr><w:sz w:val="28"/><w:szCs w:val="28"/></w:rPr></w:pPr><w:r><w:rPr><w:sz w:val="28"/><w:szCs w:val="28"/><w:rtl w:val="0"/></w:rPr><w:t xml:space="preserve">Execution permissions</w:t></w:r></w:p><w:p><w:pPr><w:spacing w:after="240" w:before="240" w:lineRule="auto"/><w:rPr><w:sz w:val="28"/><w:szCs w:val="28"/></w:rPr></w:pPr><w:r><w:rPr><w:sz w:val="28"/><w:szCs w:val="28"/><w:rtl w:val="0"/></w:rPr><w:t xml:space="preserve">INDEXLA provides the infrastructure that coordinates authorized actions.</w:t></w:r></w:p><w:p><w:pPr><w:pStyle w:val="Heading3"/><w:keepNext w:val="0"/><w:keepLines w:val="0"/><w:spacing w:before="280" w:lineRule="auto"/><w:rPr><w:color w:val="000000"/><w:sz w:val="26"/><w:szCs w:val="26"/></w:rPr></w:pPr><w:bookmarkStart w:colFirst="0" w:colLast="0" w:name="_8l719y6m3eiu" w:id="8"/><w:bookmarkEnd w:id="8"/><w:r><w:rPr><w:color w:val="000000"/><w:sz w:val="26"/><w:szCs w:val="26"/><w:rtl w:val="0"/></w:rPr><w:t xml:space="preserve">One Portfolio Layer</w:t></w:r></w:p><w:p><w:pPr><w:spacing w:after="240" w:before="240" w:lineRule="auto"/><w:rPr><w:sz w:val="28"/><w:szCs w:val="28"/></w:rPr></w:pPr><w:r><w:rPr><w:sz w:val="28"/><w:szCs w:val="28"/><w:rtl w:val="0"/></w:rPr><w:t xml:space="preserve">INDEXLA is designed for portfolios combining:</w:t></w:r></w:p><w:p><w:pPr><w:spacing w:after="240" w:before="240" w:lineRule="auto"/><w:rPr><w:sz w:val="28"/><w:szCs w:val="28"/></w:rPr></w:pPr><w:r><w:rPr><w:sz w:val="28"/><w:szCs w:val="28"/><w:rtl w:val="0"/></w:rPr><w:t xml:space="preserve">Crypto + Tokenized Stocks + Tokenized Commodities + Tokenized Real Estate + RWAs</w:t></w:r></w:p><w:p><w:pPr><w:spacing w:after="240" w:before="240" w:lineRule="auto"/><w:rPr><w:sz w:val="28"/><w:szCs w:val="28"/></w:rPr></w:pPr><w:r><w:rPr><w:sz w:val="28"/><w:szCs w:val="28"/><w:rtl w:val="0"/></w:rPr><w:t xml:space="preserve">The objective is one portfolio experience rather than fragmented positions across separate platforms.</w:t></w:r></w:p><w:p><w:pPr><w:pStyle w:val="Heading3"/><w:keepNext w:val="0"/><w:keepLines w:val="0"/><w:spacing w:before="280" w:lineRule="auto"/><w:rPr><w:color w:val="000000"/><w:sz w:val="26"/><w:szCs w:val="26"/></w:rPr></w:pPr><w:bookmarkStart w:colFirst="0" w:colLast="0" w:name="_mb5aalg30lid" w:id="9"/><w:bookmarkEnd w:id="9"/><w:r><w:rPr><w:color w:val="000000"/><w:sz w:val="26"/><w:szCs w:val="26"/><w:rtl w:val="0"/></w:rPr><w:t xml:space="preserve">Programmable Strategies</w:t></w:r></w:p><w:p><w:pPr><w:spacing w:after="240" w:before="240" w:lineRule="auto"/><w:rPr><w:sz w:val="28"/><w:szCs w:val="28"/></w:rPr></w:pPr><w:r><w:rPr><w:sz w:val="28"/><w:szCs w:val="28"/><w:rtl w:val="0"/></w:rPr><w:t xml:space="preserve">Users can configure strategies including:</w:t></w:r></w:p><w:p><w:pPr><w:numPr><w:ilvl w:val="0"/><w:numId w:val="7"/></w:numPr><w:spacing w:after="0" w:afterAutospacing="0" w:before="240" w:lineRule="auto"/><w:ind w:left="720" w:hanging="360"/><w:rPr><w:sz w:val="28"/><w:szCs w:val="28"/></w:rPr></w:pPr><w:r><w:rPr><w:sz w:val="28"/><w:szCs w:val="28"/><w:rtl w:val="0"/></w:rPr><w:t xml:space="preserve">DCA</w:t></w:r></w:p><w:p><w:pPr><w:numPr><w:ilvl w:val="0"/><w:numId w:val="7"/></w:numPr><w:spacing w:after="0" w:afterAutospacing="0" w:before="0" w:beforeAutospacing="0" w:lineRule="auto"/><w:ind w:left="720" w:hanging="360"/><w:rPr><w:sz w:val="28"/><w:szCs w:val="28"/></w:rPr></w:pPr><w:r><w:rPr><w:sz w:val="28"/><w:szCs w:val="28"/><w:rtl w:val="0"/></w:rPr><w:t xml:space="preserve">Buy Fear</w:t></w:r></w:p><w:p><w:pPr><w:numPr><w:ilvl w:val="0"/><w:numId w:val="7"/></w:numPr><w:spacing w:after="0" w:afterAutospacing="0" w:before="0" w:beforeAutospacing="0" w:lineRule="auto"/><w:ind w:left="720" w:hanging="360"/><w:rPr><w:sz w:val="28"/><w:szCs w:val="28"/></w:rPr></w:pPr><w:r><w:rPr><w:sz w:val="28"/><w:szCs w:val="28"/><w:rtl w:val="0"/></w:rPr><w:t xml:space="preserve">Sell Greed</w:t></w:r></w:p><w:p><w:pPr><w:numPr><w:ilvl w:val="0"/><w:numId w:val="7"/></w:numPr><w:spacing w:after="0" w:afterAutospacing="0" w:before="0" w:beforeAutospacing="0" w:lineRule="auto"/><w:ind w:left="720" w:hanging="360"/><w:rPr><w:sz w:val="28"/><w:szCs w:val="28"/></w:rPr></w:pPr><w:r><w:rPr><w:sz w:val="28"/><w:szCs w:val="28"/><w:rtl w:val="0"/></w:rPr><w:t xml:space="preserve">Take Profit</w:t></w:r></w:p><w:p><w:pPr><w:numPr><w:ilvl w:val="0"/><w:numId w:val="7"/></w:numPr><w:spacing w:after="0" w:afterAutospacing="0" w:before="0" w:beforeAutospacing="0" w:lineRule="auto"/><w:ind w:left="720" w:hanging="360"/><w:rPr><w:sz w:val="28"/><w:szCs w:val="28"/></w:rPr></w:pPr><w:r><w:rPr><w:sz w:val="28"/><w:szCs w:val="28"/><w:rtl w:val="0"/></w:rPr><w:t xml:space="preserve">Stop Loss</w:t></w:r></w:p><w:p><w:pPr><w:numPr><w:ilvl w:val="0"/><w:numId w:val="7"/></w:numPr><w:spacing w:after="0" w:afterAutospacing="0" w:before="0" w:beforeAutospacing="0" w:lineRule="auto"/><w:ind w:left="720" w:hanging="360"/><w:rPr><w:sz w:val="28"/><w:szCs w:val="28"/></w:rPr></w:pPr><w:r><w:rPr><w:sz w:val="28"/><w:szCs w:val="28"/><w:rtl w:val="0"/></w:rPr><w:t xml:space="preserve">RSI</w:t></w:r></w:p><w:p><w:pPr><w:numPr><w:ilvl w:val="0"/><w:numId w:val="7"/></w:numPr><w:spacing w:after="0" w:afterAutospacing="0" w:before="0" w:beforeAutospacing="0" w:lineRule="auto"/><w:ind w:left="720" w:hanging="360"/><w:rPr><w:sz w:val="28"/><w:szCs w:val="28"/></w:rPr></w:pPr><w:r><w:rPr><w:sz w:val="28"/><w:szCs w:val="28"/><w:rtl w:val="0"/></w:rPr><w:t xml:space="preserve">Momentum</w:t></w:r></w:p><w:p><w:pPr><w:numPr><w:ilvl w:val="0"/><w:numId w:val="7"/></w:numPr><w:spacing w:after="240" w:before="0" w:beforeAutospacing="0" w:lineRule="auto"/><w:ind w:left="720" w:hanging="360"/><w:rPr><w:sz w:val="28"/><w:szCs w:val="28"/></w:rPr></w:pPr><w:r><w:rPr><w:sz w:val="28"/><w:szCs w:val="28"/><w:rtl w:val="0"/></w:rPr><w:t xml:space="preserve">Rebalancing</w:t></w:r></w:p><w:p><w:pPr><w:spacing w:after="240" w:before="240" w:lineRule="auto"/><w:rPr><w:sz w:val="28"/><w:szCs w:val="28"/></w:rPr></w:pPr><w:r><w:rPr><w:sz w:val="28"/><w:szCs w:val="28"/><w:rtl w:val="0"/></w:rPr><w:t xml:space="preserve">Users define the rules and the platform coordinates authorized execution when applicable conditions are met.</w:t></w:r></w:p><w:p><w:pPr><w:pStyle w:val="Heading3"/><w:keepNext w:val="0"/><w:keepLines w:val="0"/><w:spacing w:before="280" w:lineRule="auto"/><w:rPr><w:color w:val="000000"/><w:sz w:val="26"/><w:szCs w:val="26"/></w:rPr></w:pPr><w:bookmarkStart w:colFirst="0" w:colLast="0" w:name="_ul82ya5l9zq4" w:id="10"/><w:bookmarkEnd w:id="10"/><w:r><w:rPr><w:color w:val="000000"/><w:sz w:val="26"/><w:szCs w:val="26"/><w:rtl w:val="0"/></w:rPr><w:t xml:space="preserve">Non-Custodial by Design</w:t></w:r></w:p><w:p><w:pPr><w:spacing w:after="240" w:before="240" w:lineRule="auto"/><w:rPr><w:sz w:val="28"/><w:szCs w:val="28"/></w:rPr></w:pPr><w:r><w:rPr><w:sz w:val="28"/><w:szCs w:val="28"/><w:rtl w:val="0"/></w:rPr><w:t xml:space="preserve">INDEXLA does not take custody of user assets.</w:t></w:r></w:p><w:p><w:pPr><w:spacing w:after="240" w:before="240" w:lineRule="auto"/><w:rPr><w:sz w:val="28"/><w:szCs w:val="28"/></w:rPr></w:pPr><w:r><w:rPr><w:sz w:val="28"/><w:szCs w:val="28"/><w:rtl w:val="0"/></w:rPr><w:t xml:space="preserve">Users retain ownership and control of their underlying assets.</w:t></w:r></w:p><w:p><w:pPr><w:spacing w:after="240" w:before="240" w:lineRule="auto"/><w:rPr><w:sz w:val="28"/><w:szCs w:val="28"/></w:rPr></w:pPr><w:r><w:rPr><w:sz w:val="28"/><w:szCs w:val="28"/><w:rtl w:val="0"/></w:rPr><w:t xml:space="preserve">Automation operates within the permissions authorized by the user.</w:t></w:r></w:p><w:p><w:pPr><w:spacing w:after="240" w:before="240" w:lineRule="auto"/><w:rPr><w:sz w:val="28"/><w:szCs w:val="28"/></w:rPr></w:pPr><w:r><w:rPr><w:sz w:val="28"/><w:szCs w:val="28"/><w:rtl w:val="0"/></w:rPr><w:t xml:space="preserve">Your keys. Your assets. INDEXLA does not take custody of your funds.</w:t></w:r></w:p><w:p><w:pPr><w:pStyle w:val="Heading3"/><w:keepNext w:val="0"/><w:keepLines w:val="0"/><w:spacing w:before="280" w:lineRule="auto"/><w:rPr><w:color w:val="000000"/><w:sz w:val="26"/><w:szCs w:val="26"/></w:rPr></w:pPr><w:bookmarkStart w:colFirst="0" w:colLast="0" w:name="_ctjbubrpz6qm" w:id="11"/><w:bookmarkEnd w:id="11"/><w:r><w:rPr><w:color w:val="000000"/><w:sz w:val="26"/><w:szCs w:val="26"/><w:rtl w:val="0"/></w:rPr><w:t xml:space="preserve">Cross-Chain Portfolio Management</w:t></w:r></w:p><w:p><w:pPr><w:spacing w:after="240" w:before="240" w:lineRule="auto"/><w:rPr><w:sz w:val="28"/><w:szCs w:val="28"/></w:rPr></w:pPr><w:r><w:rPr><w:sz w:val="28"/><w:szCs w:val="28"/><w:rtl w:val="0"/></w:rPr><w:t xml:space="preserve">INDEXLA is designed to coordinate portfolio activity across supported networks and decentralized liquidity and execution infrastructure.</w:t></w:r></w:p><w:p><w:pPr><w:spacing w:after="240" w:before="240" w:lineRule="auto"/><w:rPr><w:sz w:val="28"/><w:szCs w:val="28"/></w:rPr></w:pPr><w:r><w:rPr><w:sz w:val="28"/><w:szCs w:val="28"/><w:rtl w:val="0"/></w:rPr><w:t xml:space="preserve">Users interact with the portfolio layer while underlying infrastructure handles the complexity of swaps and cross-chain execution where applicable.</w:t></w:r></w:p><w:p><w:pPr><w:pStyle w:val="Heading3"/><w:keepNext w:val="0"/><w:keepLines w:val="0"/><w:spacing w:before="280" w:lineRule="auto"/><w:rPr><w:color w:val="000000"/><w:sz w:val="26"/><w:szCs w:val="26"/></w:rPr></w:pPr><w:bookmarkStart w:colFirst="0" w:colLast="0" w:name="_8bh2q3wsz0o8" w:id="12"/><w:bookmarkEnd w:id="12"/><w:r><w:rPr><w:color w:val="000000"/><w:sz w:val="26"/><w:szCs w:val="26"/><w:rtl w:val="0"/></w:rPr><w:t xml:space="preserve">Creator Portfolios</w:t></w:r></w:p><w:p><w:pPr><w:spacing w:after="240" w:before="240" w:lineRule="auto"/><w:rPr><w:sz w:val="28"/><w:szCs w:val="28"/></w:rPr></w:pPr><w:r><w:rPr><w:sz w:val="28"/><w:szCs w:val="28"/><w:rtl w:val="0"/></w:rPr><w:t xml:space="preserve">Creators can publish investment theses as public portfolios.</w:t></w:r></w:p><w:p><w:pPr><w:spacing w:after="240" w:before="240" w:lineRule="auto"/><w:rPr><w:sz w:val="28"/><w:szCs w:val="28"/></w:rPr></w:pPr><w:r><w:rPr><w:sz w:val="28"/><w:szCs w:val="28"/><w:rtl w:val="0"/></w:rPr><w:t xml:space="preserve">Instead of simply telling an audience what they believe, creators can package their views into portfolios with defined allocations and strategies that users can discover and choose to follow.</w:t></w:r></w:p><w:p><w:pPr><w:spacing w:after="240" w:before="240" w:lineRule="auto"/><w:rPr><w:sz w:val="28"/><w:szCs w:val="28"/></w:rPr></w:pPr><w:r><w:rPr><w:sz w:val="28"/><w:szCs w:val="28"/><w:rtl w:val="0"/></w:rPr><w:t xml:space="preserve">Creators receive 50% of applicable execution fees generated by activity in their portfolios.</w:t></w:r></w:p><w:p><w:pPr><w:rPr><w:sz w:val="28"/><w:szCs w:val="28"/></w:rPr></w:pPr><w:r><w:pict><v:rect style="width:0.0pt;height:1.5pt" o:hr="t" o:hrstd="t" o:hralign="center" fillcolor="#A0A0A0" stroked="f"/></w:pict></w:r><w:r><w:rPr><w:rtl w:val="0"/></w:rPr></w:r></w:p><w:p><w:pPr><w:pStyle w:val="Heading1"/><w:keepNext w:val="0"/><w:keepLines w:val="0"/><w:spacing w:before="480" w:lineRule="auto"/><w:rPr><w:sz w:val="46"/><w:szCs w:val="46"/></w:rPr></w:pPr><w:bookmarkStart w:colFirst="0" w:colLast="0" w:name="_rq7tb6y3v72y" w:id="13"/><w:bookmarkEnd w:id="13"/><w:r><w:rPr><w:sz w:val="46"/><w:szCs w:val="46"/><w:rtl w:val="0"/></w:rPr><w:t xml:space="preserve">4. Why Now</w:t></w:r></w:p><w:p><w:pPr><w:spacing w:after="240" w:before="240" w:lineRule="auto"/><w:rPr><w:sz w:val="28"/><w:szCs w:val="28"/></w:rPr></w:pPr><w:r><w:rPr><w:sz w:val="28"/><w:szCs w:val="28"/><w:rtl w:val="0"/></w:rPr><w:t xml:space="preserve">Three major infrastructure shifts are converging.</w:t></w:r></w:p><w:p><w:pPr><w:pStyle w:val="Heading3"/><w:keepNext w:val="0"/><w:keepLines w:val="0"/><w:spacing w:before="280" w:lineRule="auto"/><w:rPr><w:color w:val="000000"/><w:sz w:val="26"/><w:szCs w:val="26"/></w:rPr></w:pPr><w:bookmarkStart w:colFirst="0" w:colLast="0" w:name="_287v9gvoygq0" w:id="14"/><w:bookmarkEnd w:id="14"/><w:r><w:rPr><w:color w:val="000000"/><w:sz w:val="26"/><w:szCs w:val="26"/><w:rtl w:val="0"/></w:rPr><w:t xml:space="preserve">Tokenization</w:t></w:r></w:p><w:p><w:pPr><w:spacing w:after="240" w:before="240" w:lineRule="auto"/><w:rPr><w:sz w:val="28"/><w:szCs w:val="28"/></w:rPr></w:pPr><w:r><w:rPr><w:sz w:val="28"/><w:szCs w:val="28"/><w:rtl w:val="0"/></w:rPr><w:t xml:space="preserve">Traditional financial assets are increasingly being represented on-chain.</w:t></w:r></w:p><w:p><w:pPr><w:spacing w:after="240" w:before="240" w:lineRule="auto"/><w:rPr><w:sz w:val="28"/><w:szCs w:val="28"/></w:rPr></w:pPr><w:r><w:rPr><w:sz w:val="28"/><w:szCs w:val="28"/><w:rtl w:val="0"/></w:rPr><w:t xml:space="preserve">Tokenized securities, commodities, real estate, and other RWAs expand the universe of assets that can potentially become components of programmable portfolios.</w:t></w:r></w:p><w:p><w:pPr><w:pStyle w:val="Heading3"/><w:keepNext w:val="0"/><w:keepLines w:val="0"/><w:spacing w:before="280" w:lineRule="auto"/><w:rPr><w:color w:val="000000"/><w:sz w:val="26"/><w:szCs w:val="26"/></w:rPr></w:pPr><w:bookmarkStart w:colFirst="0" w:colLast="0" w:name="_t7lcnoanqqsm" w:id="15"/><w:bookmarkEnd w:id="15"/><w:r><w:rPr><w:color w:val="000000"/><w:sz w:val="26"/><w:szCs w:val="26"/><w:rtl w:val="0"/></w:rPr><w:t xml:space="preserve">Creator Distribution</w:t></w:r></w:p><w:p><w:pPr><w:spacing w:after="240" w:before="240" w:lineRule="auto"/><w:rPr><w:sz w:val="28"/><w:szCs w:val="28"/></w:rPr></w:pPr><w:r><w:rPr><w:sz w:val="28"/><w:szCs w:val="28"/><w:rtl w:val="0"/></w:rPr><w:t xml:space="preserve">Investment research and financial education increasingly reach audiences through creators, YouTube, X, communities, newsletters, and other digital channels.</w:t></w:r></w:p><w:p><w:pPr><w:spacing w:after="240" w:before="240" w:lineRule="auto"/><w:rPr><w:sz w:val="28"/><w:szCs w:val="28"/></w:rPr></w:pPr><w:r><w:rPr><w:sz w:val="28"/><w:szCs w:val="28"/><w:rtl w:val="0"/></w:rPr><w:t xml:space="preserve">Creators already influence investment decisions.</w:t></w:r></w:p><w:p><w:pPr><w:spacing w:after="240" w:before="240" w:lineRule="auto"/><w:rPr><w:sz w:val="28"/><w:szCs w:val="28"/></w:rPr></w:pPr><w:r><w:rPr><w:sz w:val="28"/><w:szCs w:val="28"/><w:rtl w:val="0"/></w:rPr><w:t xml:space="preserve">INDEXLA provides infrastructure that can turn that influence into portfolio products rather than simply recommendations.</w:t></w:r></w:p><w:p><w:pPr><w:pStyle w:val="Heading3"/><w:keepNext w:val="0"/><w:keepLines w:val="0"/><w:spacing w:before="280" w:lineRule="auto"/><w:rPr><w:color w:val="000000"/><w:sz w:val="26"/><w:szCs w:val="26"/></w:rPr></w:pPr><w:bookmarkStart w:colFirst="0" w:colLast="0" w:name="_19bitd8scz06" w:id="16"/><w:bookmarkEnd w:id="16"/><w:r><w:rPr><w:color w:val="000000"/><w:sz w:val="26"/><w:szCs w:val="26"/><w:rtl w:val="0"/></w:rPr><w:t xml:space="preserve">Programmable Finance</w:t></w:r></w:p><w:p><w:pPr><w:spacing w:after="240" w:before="240" w:lineRule="auto"/><w:rPr><w:sz w:val="28"/><w:szCs w:val="28"/></w:rPr></w:pPr><w:r><w:rPr><w:sz w:val="28"/><w:szCs w:val="28"/><w:rtl w:val="0"/></w:rPr><w:t xml:space="preserve">Financial actions can increasingly be expressed through programmable rules rather than manual transactions.</w:t></w:r></w:p><w:p><w:pPr><w:spacing w:after="240" w:before="240" w:lineRule="auto"/><w:rPr><w:sz w:val="28"/><w:szCs w:val="28"/></w:rPr></w:pPr><w:r><w:rPr><w:sz w:val="28"/><w:szCs w:val="28"/><w:rtl w:val="0"/></w:rPr><w:t xml:space="preserve">INDEXLA combines programmable strategies with portfolio management and decentralized execution infrastructure.</w:t></w:r></w:p><w:p><w:pPr><w:rPr><w:sz w:val="28"/><w:szCs w:val="28"/></w:rPr></w:pPr><w:r><w:pict><v:rect style="width:0.0pt;height:1.5pt" o:hr="t" o:hrstd="t" o:hralign="center" fillcolor="#A0A0A0" stroked="f"/></w:pict></w:r><w:r><w:rPr><w:rtl w:val="0"/></w:rPr></w:r></w:p><w:p><w:pPr><w:pStyle w:val="Heading1"/><w:keepNext w:val="0"/><w:keepLines w:val="0"/><w:spacing w:before="480" w:lineRule="auto"/><w:rPr><w:sz w:val="46"/><w:szCs w:val="46"/></w:rPr></w:pPr><w:bookmarkStart w:colFirst="0" w:colLast="0" w:name="_7w3jc4jh2396" w:id="17"/><w:bookmarkEnd w:id="17"/><w:r><w:rPr><w:sz w:val="46"/><w:szCs w:val="46"/><w:rtl w:val="0"/></w:rPr><w:t xml:space="preserve">5. Why INDEXLA Differs</w:t></w:r></w:p><w:p><w:pPr><w:spacing w:after="240" w:before="240" w:lineRule="auto"/><w:rPr><w:sz w:val="28"/><w:szCs w:val="28"/></w:rPr></w:pPr><w:r><w:rPr><w:sz w:val="28"/><w:szCs w:val="28"/><w:rtl w:val="0"/></w:rPr><w:t xml:space="preserve">INDEXLA is not simply another portfolio tracker, trading terminal, or managed vault.</w:t></w:r></w:p><w:p><w:pPr><w:spacing w:after="240" w:before="240" w:lineRule="auto"/><w:rPr><w:sz w:val="28"/><w:szCs w:val="28"/></w:rPr></w:pPr><w:r><w:rPr><w:sz w:val="28"/><w:szCs w:val="28"/><w:rtl w:val="0"/></w:rPr><w:t xml:space="preserve">Its model combines:</w:t></w:r></w:p><w:p><w:pPr><w:numPr><w:ilvl w:val="0"/><w:numId w:val="12"/></w:numPr><w:spacing w:after="0" w:afterAutospacing="0" w:before="240" w:lineRule="auto"/><w:ind w:left="720" w:hanging="360"/><w:rPr><w:sz w:val="28"/><w:szCs w:val="28"/></w:rPr></w:pPr><w:r><w:rPr><w:sz w:val="28"/><w:szCs w:val="28"/><w:rtl w:val="0"/></w:rPr><w:t xml:space="preserve">Individual asset ownership</w:t></w:r></w:p><w:p><w:pPr><w:numPr><w:ilvl w:val="0"/><w:numId w:val="12"/></w:numPr><w:spacing w:after="0" w:afterAutospacing="0" w:before="0" w:beforeAutospacing="0" w:lineRule="auto"/><w:ind w:left="720" w:hanging="360"/><w:rPr><w:sz w:val="28"/><w:szCs w:val="28"/></w:rPr></w:pPr><w:r><w:rPr><w:sz w:val="28"/><w:szCs w:val="28"/><w:rtl w:val="0"/></w:rPr><w:t xml:space="preserve">Non-custodial portfolio management</w:t></w:r></w:p><w:p><w:pPr><w:numPr><w:ilvl w:val="0"/><w:numId w:val="12"/></w:numPr><w:spacing w:after="0" w:afterAutospacing="0" w:before="0" w:beforeAutospacing="0" w:lineRule="auto"/><w:ind w:left="720" w:hanging="360"/><w:rPr><w:sz w:val="28"/><w:szCs w:val="28"/></w:rPr></w:pPr><w:r><w:rPr><w:sz w:val="28"/><w:szCs w:val="28"/><w:rtl w:val="0"/></w:rPr><w:t xml:space="preserve">Scoped automation</w:t></w:r></w:p><w:p><w:pPr><w:numPr><w:ilvl w:val="0"/><w:numId w:val="12"/></w:numPr><w:spacing w:after="0" w:afterAutospacing="0" w:before="0" w:beforeAutospacing="0" w:lineRule="auto"/><w:ind w:left="720" w:hanging="360"/><w:rPr><w:sz w:val="28"/><w:szCs w:val="28"/></w:rPr></w:pPr><w:r><w:rPr><w:sz w:val="28"/><w:szCs w:val="28"/><w:rtl w:val="0"/></w:rPr><w:t xml:space="preserve">Multi-asset portfolio construction</w:t></w:r></w:p><w:p><w:pPr><w:numPr><w:ilvl w:val="0"/><w:numId w:val="12"/></w:numPr><w:spacing w:after="0" w:afterAutospacing="0" w:before="0" w:beforeAutospacing="0" w:lineRule="auto"/><w:ind w:left="720" w:hanging="360"/><w:rPr><w:sz w:val="28"/><w:szCs w:val="28"/></w:rPr></w:pPr><w:r><w:rPr><w:sz w:val="28"/><w:szCs w:val="28"/><w:rtl w:val="0"/></w:rPr><w:t xml:space="preserve">Cross-chain execution</w:t></w:r></w:p><w:p><w:pPr><w:numPr><w:ilvl w:val="0"/><w:numId w:val="12"/></w:numPr><w:spacing w:after="0" w:afterAutospacing="0" w:before="0" w:beforeAutospacing="0" w:lineRule="auto"/><w:ind w:left="720" w:hanging="360"/><w:rPr><w:sz w:val="28"/><w:szCs w:val="28"/></w:rPr></w:pPr><w:r><w:rPr><w:sz w:val="28"/><w:szCs w:val="28"/><w:rtl w:val="0"/></w:rPr><w:t xml:space="preserve">Creator portfolio distribution</w:t></w:r></w:p><w:p><w:pPr><w:numPr><w:ilvl w:val="0"/><w:numId w:val="12"/></w:numPr><w:spacing w:after="0" w:afterAutospacing="0" w:before="0" w:beforeAutospacing="0" w:lineRule="auto"/><w:ind w:left="720" w:hanging="360"/><w:rPr><w:sz w:val="28"/><w:szCs w:val="28"/></w:rPr></w:pPr><w:r><w:rPr><w:sz w:val="28"/><w:szCs w:val="28"/><w:rtl w:val="0"/></w:rPr><w:t xml:space="preserve">Creator execution-fee participation</w:t></w:r></w:p><w:p><w:pPr><w:numPr><w:ilvl w:val="0"/><w:numId w:val="12"/></w:numPr><w:spacing w:after="240" w:before="0" w:beforeAutospacing="0" w:lineRule="auto"/><w:ind w:left="720" w:hanging="360"/><w:rPr><w:sz w:val="28"/><w:szCs w:val="28"/></w:rPr></w:pPr><w:r><w:rPr><w:sz w:val="28"/><w:szCs w:val="28"/><w:rtl w:val="0"/></w:rPr><w:t xml:space="preserve">$DEXLA utility and supply reduction</w:t></w:r></w:p><w:p><w:pPr><w:spacing w:after="240" w:before="240" w:lineRule="auto"/><w:rPr><w:sz w:val="28"/><w:szCs w:val="28"/></w:rPr></w:pPr><w:r><w:rPr><w:sz w:val="28"/><w:szCs w:val="28"/><w:rtl w:val="0"/></w:rPr><w:t xml:space="preserve">Existing platforms may offer some of these capabilities individually.</w:t></w:r></w:p><w:p><w:pPr><w:spacing w:after="240" w:before="240" w:lineRule="auto"/><w:rPr><w:sz w:val="28"/><w:szCs w:val="28"/></w:rPr></w:pPr><w:r><w:rPr><w:sz w:val="28"/><w:szCs w:val="28"/><w:rtl w:val="0"/></w:rPr><w:t xml:space="preserve">INDEXLA is designed around connecting them into one portfolio layer.</w:t></w:r></w:p><w:p><w:pPr><w:pStyle w:val="Heading3"/><w:keepNext w:val="0"/><w:keepLines w:val="0"/><w:spacing w:before="280" w:lineRule="auto"/><w:rPr><w:color w:val="000000"/><w:sz w:val="26"/><w:szCs w:val="26"/></w:rPr></w:pPr><w:bookmarkStart w:colFirst="0" w:colLast="0" w:name="_ie624cq9fv9d" w:id="18"/><w:bookmarkEnd w:id="18"/><w:r><w:rPr><w:color w:val="000000"/><w:sz w:val="26"/><w:szCs w:val="26"/><w:rtl w:val="0"/></w:rPr><w:t xml:space="preserve">Why Existing Models Are Different</w:t></w:r></w:p><w:p><w:pPr><w:spacing w:after="240" w:before="240" w:lineRule="auto"/><w:rPr><w:sz w:val="28"/><w:szCs w:val="28"/></w:rPr></w:pPr><w:r><w:rPr><w:sz w:val="28"/><w:szCs w:val="28"/><w:rtl w:val="0"/></w:rPr><w:t xml:space="preserve">Velvet, Reserve, and other portfolio infrastructure can provide portfolio or asset-management functionality, but their models differ from INDEXLA's individual-ownership architecture.</w:t></w:r></w:p><w:p><w:pPr><w:spacing w:after="240" w:before="240" w:lineRule="auto"/><w:rPr><w:sz w:val="28"/><w:szCs w:val="28"/></w:rPr></w:pPr><w:r><w:rPr><w:sz w:val="28"/><w:szCs w:val="28"/><w:rtl w:val="0"/></w:rPr><w:t xml:space="preserve">INDEXLA is designed around users retaining their underlying assets while authorizing specific portfolio actions.</w:t></w:r></w:p><w:p><w:pPr><w:spacing w:after="240" w:before="240" w:lineRule="auto"/><w:rPr><w:sz w:val="28"/><w:szCs w:val="28"/></w:rPr></w:pPr><w:r><w:rPr><w:sz w:val="28"/><w:szCs w:val="28"/><w:rtl w:val="0"/></w:rPr><w:t xml:space="preserve">This creates a fundamentally different foundation for creator economics, automated execution, and user ownership.</w:t></w:r></w:p><w:p><w:pPr><w:rPr><w:sz w:val="28"/><w:szCs w:val="28"/></w:rPr></w:pPr><w:r><w:pict><v:rect style="width:0.0pt;height:1.5pt" o:hr="t" o:hrstd="t" o:hralign="center" fillcolor="#A0A0A0" stroked="f"/></w:pict></w:r><w:r><w:rPr><w:rtl w:val="0"/></w:rPr></w:r></w:p><w:p><w:pPr><w:pStyle w:val="Heading1"/><w:keepNext w:val="0"/><w:keepLines w:val="0"/><w:spacing w:before="480" w:lineRule="auto"/><w:rPr><w:sz w:val="46"/><w:szCs w:val="46"/></w:rPr></w:pPr><w:bookmarkStart w:colFirst="0" w:colLast="0" w:name="_331z23ocaju2" w:id="19"/><w:bookmarkEnd w:id="19"/><w:r><w:rPr><w:sz w:val="46"/><w:szCs w:val="46"/><w:rtl w:val="0"/></w:rPr><w:t xml:space="preserve">6. Why the Architecture Gap Is Structural</w:t></w:r></w:p><w:p><w:pPr><w:spacing w:after="240" w:before="240" w:lineRule="auto"/><w:rPr><w:sz w:val="28"/><w:szCs w:val="28"/></w:rPr></w:pPr><w:r><w:rPr><w:sz w:val="28"/><w:szCs w:val="28"/><w:rtl w:val="0"/></w:rPr><w:t xml:space="preserve">Existing portfolio platforms can be built around vault or pool-based models where assets are deposited into collective smart contracts.</w:t></w:r></w:p><w:p><w:pPr><w:spacing w:after="240" w:before="240" w:lineRule="auto"/><w:rPr><w:sz w:val="28"/><w:szCs w:val="28"/></w:rPr></w:pPr><w:r><w:rPr><w:sz w:val="28"/><w:szCs w:val="28"/><w:rtl w:val="0"/></w:rPr><w:t xml:space="preserve">INDEXLA is built around individual asset ownership with scoped execution permissions.</w:t></w:r></w:p><w:p><w:pPr><w:pStyle w:val="Heading3"/><w:keepNext w:val="0"/><w:keepLines w:val="0"/><w:spacing w:before="280" w:lineRule="auto"/><w:rPr><w:color w:val="000000"/><w:sz w:val="26"/><w:szCs w:val="26"/></w:rPr></w:pPr><w:bookmarkStart w:colFirst="0" w:colLast="0" w:name="_bijqm2fo5d3o" w:id="20"/><w:bookmarkEnd w:id="20"/><w:r><w:rPr><w:color w:val="000000"/><w:sz w:val="26"/><w:szCs w:val="26"/><w:rtl w:val="0"/></w:rPr><w:t xml:space="preserve">01 — Individual Asset Ownership</w:t></w:r></w:p><w:p><w:pPr><w:spacing w:after="240" w:before="240" w:lineRule="auto"/><w:rPr><w:sz w:val="28"/><w:szCs w:val="28"/></w:rPr></w:pPr><w:r><w:rPr><w:sz w:val="28"/><w:szCs w:val="28"/><w:rtl w:val="0"/></w:rPr><w:t xml:space="preserve">Vault models rely on users depositing assets into a shared contract.</w:t></w:r></w:p><w:p><w:pPr><w:spacing w:after="240" w:before="240" w:lineRule="auto"/><w:rPr><w:sz w:val="28"/><w:szCs w:val="28"/></w:rPr></w:pPr><w:r><w:rPr><w:sz w:val="28"/><w:szCs w:val="28"/><w:rtl w:val="0"/></w:rPr><w:t xml:space="preserve">INDEXLA is designed so users retain ownership of their underlying assets.</w:t></w:r></w:p><w:p><w:pPr><w:spacing w:after="240" w:before="240" w:lineRule="auto"/><w:rPr><w:sz w:val="28"/><w:szCs w:val="28"/></w:rPr></w:pPr><w:r><w:rPr><w:sz w:val="28"/><w:szCs w:val="28"/><w:rtl w:val="0"/></w:rPr><w:t xml:space="preserve">Adding this model to a vault architecture is not simply a front-end feature change. It changes the underlying custody and execution assumptions of the platform.</w:t></w:r></w:p><w:p><w:pPr><w:pStyle w:val="Heading3"/><w:keepNext w:val="0"/><w:keepLines w:val="0"/><w:spacing w:before="280" w:lineRule="auto"/><w:rPr><w:color w:val="000000"/><w:sz w:val="26"/><w:szCs w:val="26"/></w:rPr></w:pPr><w:bookmarkStart w:colFirst="0" w:colLast="0" w:name="_o4q5x8hm3wlk" w:id="21"/><w:bookmarkEnd w:id="21"/><w:r><w:rPr><w:color w:val="000000"/><w:sz w:val="26"/><w:szCs w:val="26"/><w:rtl w:val="0"/></w:rPr><w:t xml:space="preserve">02 — Scoped Non-Custodial Permissions</w:t></w:r></w:p><w:p><w:pPr><w:spacing w:after="240" w:before="240" w:lineRule="auto"/><w:rPr><w:sz w:val="28"/><w:szCs w:val="28"/></w:rPr></w:pPr><w:r><w:rPr><w:sz w:val="28"/><w:szCs w:val="28"/><w:rtl w:val="0"/></w:rPr><w:t xml:space="preserve">INDEXLA can authorize specific execution actions without taking ownership of user assets.</w:t></w:r></w:p><w:p><w:pPr><w:spacing w:after="240" w:before="240" w:lineRule="auto"/><w:rPr><w:sz w:val="28"/><w:szCs w:val="28"/></w:rPr></w:pPr><w:r><w:rPr><w:sz w:val="28"/><w:szCs w:val="28"/><w:rtl w:val="0"/></w:rPr><w:t xml:space="preserve">Vault models hold the assets; they cannot grant &quot;execute but never withdraw&quot; permissions because custody is the entire premise.</w:t></w:r></w:p><w:p><w:pPr><w:pStyle w:val="Heading3"/><w:keepNext w:val="0"/><w:keepLines w:val="0"/><w:spacing w:before="280" w:lineRule="auto"/><w:rPr><w:color w:val="000000"/><w:sz w:val="26"/><w:szCs w:val="26"/></w:rPr></w:pPr><w:bookmarkStart w:colFirst="0" w:colLast="0" w:name="_jeojw6hf3jc6" w:id="22"/><w:bookmarkEnd w:id="22"/><w:r><w:rPr><w:color w:val="000000"/><w:sz w:val="26"/><w:szCs w:val="26"/><w:rtl w:val="0"/></w:rPr><w:t xml:space="preserve">03 — Execution-Level Creator Economics</w:t></w:r></w:p><w:p><w:pPr><w:spacing w:after="240" w:before="240" w:lineRule="auto"/><w:rPr><w:sz w:val="28"/><w:szCs w:val="28"/></w:rPr></w:pPr><w:r><w:rPr><w:sz w:val="28"/><w:szCs w:val="28"/><w:rtl w:val="0"/></w:rPr><w:t xml:space="preserve">INDEXLA routes creator economics directly from applicable portfolio execution activity.</w:t></w:r></w:p><w:p><w:pPr><w:spacing w:after="240" w:before="240" w:lineRule="auto"/><w:rPr><w:sz w:val="28"/><w:szCs w:val="28"/></w:rPr></w:pPr><w:r><w:rPr><w:sz w:val="28"/><w:szCs w:val="28"/><w:rtl w:val="0"/></w:rPr><w:t xml:space="preserve">Vault architectures pool fees to the protocol or liquidity providers collectively; retrofitting per-creator, per-portfolio splits at execution would require rebuilding the core fee-routing layer.</w:t></w:r></w:p><w:p><w:pPr><w:spacing w:after="240" w:before="240" w:lineRule="auto"/><w:rPr><w:sz w:val="28"/><w:szCs w:val="28"/></w:rPr></w:pPr><w:r><w:rPr><w:sz w:val="28"/><w:szCs w:val="28"/><w:rtl w:val="0"/></w:rPr><w:t xml:space="preserve">A competitor could build an INDEXLA-like product.</w:t></w:r></w:p><w:p><w:pPr><w:spacing w:after="240" w:before="240" w:lineRule="auto"/><w:rPr><w:sz w:val="28"/><w:szCs w:val="28"/></w:rPr></w:pPr><w:r><w:rPr><w:sz w:val="28"/><w:szCs w:val="28"/><w:rtl w:val="0"/></w:rPr><w:t xml:space="preserve">But adding these capabilities to an existing architecture may require rebuilding core custody, permission, execution, and fee-routing assumptions.</w:t></w:r></w:p><w:p><w:pPr><w:spacing w:after="240" w:before="240" w:lineRule="auto"/><w:rPr><w:sz w:val="28"/><w:szCs w:val="28"/></w:rPr></w:pPr><w:r><w:rPr><w:sz w:val="28"/><w:szCs w:val="28"/><w:rtl w:val="0"/></w:rPr><w:t xml:space="preserve">That is not simply adding a feature.</w:t></w:r></w:p><w:p><w:pPr><w:spacing w:after="240" w:before="240" w:lineRule="auto"/><w:rPr><w:sz w:val="28"/><w:szCs w:val="28"/></w:rPr></w:pPr><w:r><w:rPr><w:sz w:val="28"/><w:szCs w:val="28"/><w:rtl w:val="0"/></w:rPr><w:t xml:space="preserve">It is changing the platform model.</w:t></w:r></w:p><w:p><w:pPr><w:rPr><w:sz w:val="28"/><w:szCs w:val="28"/></w:rPr></w:pPr><w:r><w:pict><v:rect style="width:0.0pt;height:1.5pt" o:hr="t" o:hrstd="t" o:hralign="center" fillcolor="#A0A0A0" stroked="f"/></w:pict></w:r><w:r><w:rPr><w:rtl w:val="0"/></w:rPr></w:r></w:p><w:p><w:pPr><w:pStyle w:val="Heading1"/><w:keepNext w:val="0"/><w:keepLines w:val="0"/><w:spacing w:before="480" w:lineRule="auto"/><w:rPr><w:sz w:val="46"/><w:szCs w:val="46"/></w:rPr></w:pPr><w:bookmarkStart w:colFirst="0" w:colLast="0" w:name="_8tzqn6r0yka6" w:id="23"/><w:bookmarkEnd w:id="23"/><w:r><w:rPr><w:sz w:val="46"/><w:szCs w:val="46"/><w:rtl w:val="0"/></w:rPr><w:t xml:space="preserve">7. Market Opportunity</w:t></w:r></w:p><w:p><w:pPr><w:spacing w:after="240" w:before="240" w:lineRule="auto"/><w:rPr><w:sz w:val="28"/><w:szCs w:val="28"/></w:rPr></w:pPr><w:r><w:rPr><w:sz w:val="28"/><w:szCs w:val="28"/><w:rtl w:val="0"/></w:rPr><w:t xml:space="preserve">INDEXLA sits at the intersection of global investable assets, tokenization, crypto, and programmable portfolio management.</w:t></w:r></w:p><w:p><w:pPr><w:spacing w:after="240" w:before="240" w:lineRule="auto"/><w:rPr><w:sz w:val="28"/><w:szCs w:val="28"/></w:rPr></w:pPr><w:r><w:rPr><w:sz w:val="28"/><w:szCs w:val="28"/><w:rtl w:val="0"/></w:rPr><w:t xml:space="preserve">The long-term vision is simple:</w:t></w:r></w:p><w:p><w:pPr><w:spacing w:after="240" w:before="240" w:lineRule="auto"/><w:rPr><w:sz w:val="28"/><w:szCs w:val="28"/></w:rPr></w:pPr><w:r><w:rPr><w:sz w:val="28"/><w:szCs w:val="28"/><w:rtl w:val="0"/></w:rPr><w:t xml:space="preserve">Invest in Everything. Own Everything. Control Everything.</w:t></w:r></w:p><w:p><w:pPr><w:spacing w:after="240" w:before="240" w:lineRule="auto"/><w:rPr><w:sz w:val="28"/><w:szCs w:val="28"/></w:rPr></w:pPr><w:r><w:rPr><w:sz w:val="28"/><w:szCs w:val="28"/><w:rtl w:val="0"/></w:rPr><w:t xml:space="preserve">As financial assets become increasingly digital and programmable, portfolio management can shift from fragmented platforms toward unified infrastructure.</w:t></w:r></w:p><w:p><w:pPr><w:pStyle w:val="Heading3"/><w:keepNext w:val="0"/><w:keepLines w:val="0"/><w:spacing w:before="280" w:lineRule="auto"/><w:rPr><w:color w:val="000000"/><w:sz w:val="26"/><w:szCs w:val="26"/></w:rPr></w:pPr><w:bookmarkStart w:colFirst="0" w:colLast="0" w:name="_v10f4xoihzx0" w:id="24"/><w:bookmarkEnd w:id="24"/><w:r><w:rPr><w:color w:val="000000"/><w:sz w:val="26"/><w:szCs w:val="26"/><w:rtl w:val="0"/></w:rPr><w:t xml:space="preserve">TAM — Global Investable Assets</w:t></w:r></w:p><w:p><w:pPr><w:spacing w:after="240" w:before="240" w:lineRule="auto"/><w:rPr><w:sz w:val="28"/><w:szCs w:val="28"/></w:rPr></w:pPr><w:r><w:rPr><w:sz w:val="28"/><w:szCs w:val="28"/><w:rtl w:val="0"/></w:rPr><w:t xml:space="preserve">The global pool of investable assets spans hundreds of trillions of dollars across equities, fixed income, commodities, real estate, alternatives, crypto, and other financial assets.</w:t></w:r></w:p><w:p><w:pPr><w:spacing w:after="240" w:before="240" w:lineRule="auto"/><w:rPr><w:sz w:val="28"/><w:szCs w:val="28"/></w:rPr></w:pPr><w:r><w:rPr><w:sz w:val="28"/><w:szCs w:val="28"/><w:rtl w:val="0"/></w:rPr><w:t xml:space="preserve">INDEXLA is building toward a future where these asset classes can exist inside programmable portfolios.</w:t></w:r></w:p><w:p><w:pPr><w:spacing w:after="240" w:before="240" w:lineRule="auto"/><w:rPr><w:sz w:val="28"/><w:szCs w:val="28"/></w:rPr></w:pPr><w:r><w:rPr><w:sz w:val="28"/><w:szCs w:val="28"/><w:rtl w:val="0"/></w:rPr><w:t xml:space="preserve">The opportunity is not limited to crypto.</w:t></w:r></w:p><w:p><w:pPr><w:spacing w:after="240" w:before="240" w:lineRule="auto"/><w:rPr><w:sz w:val="28"/><w:szCs w:val="28"/></w:rPr></w:pPr><w:r><w:rPr><w:sz w:val="28"/><w:szCs w:val="28"/><w:rtl w:val="0"/></w:rPr><w:t xml:space="preserve">It is the broader market for programmable portfolio management across investable assets.</w:t></w:r></w:p><w:p><w:pPr><w:pStyle w:val="Heading3"/><w:keepNext w:val="0"/><w:keepLines w:val="0"/><w:spacing w:before="280" w:lineRule="auto"/><w:rPr><w:color w:val="000000"/><w:sz w:val="26"/><w:szCs w:val="26"/></w:rPr></w:pPr><w:bookmarkStart w:colFirst="0" w:colLast="0" w:name="_gbuljflcewcc" w:id="25"/><w:bookmarkEnd w:id="25"/><w:r><w:rPr><w:color w:val="000000"/><w:sz w:val="26"/><w:szCs w:val="26"/><w:rtl w:val="0"/></w:rPr><w:t xml:space="preserve">SAM — Programmable On-Chain Assets</w:t></w:r></w:p><w:p><w:pPr><w:spacing w:after="240" w:before="240" w:lineRule="auto"/><w:rPr><w:sz w:val="28"/><w:szCs w:val="28"/></w:rPr></w:pPr><w:r><w:rPr><w:sz w:val="28"/><w:szCs w:val="28"/><w:rtl w:val="0"/></w:rPr><w:t xml:space="preserve">The near-term serviceable market includes:</w:t></w:r></w:p><w:p><w:pPr><w:numPr><w:ilvl w:val="0"/><w:numId w:val="4"/></w:numPr><w:spacing w:after="0" w:afterAutospacing="0" w:before="240" w:lineRule="auto"/><w:ind w:left="720" w:hanging="360"/><w:rPr><w:sz w:val="28"/><w:szCs w:val="28"/></w:rPr></w:pPr><w:r><w:rPr><w:sz w:val="28"/><w:szCs w:val="28"/><w:rtl w:val="0"/></w:rPr><w:t xml:space="preserve">Crypto assets</w:t></w:r></w:p><w:p><w:pPr><w:numPr><w:ilvl w:val="0"/><w:numId w:val="4"/></w:numPr><w:spacing w:after="0" w:afterAutospacing="0" w:before="0" w:beforeAutospacing="0" w:lineRule="auto"/><w:ind w:left="720" w:hanging="360"/><w:rPr><w:sz w:val="28"/><w:szCs w:val="28"/></w:rPr></w:pPr><w:r><w:rPr><w:sz w:val="28"/><w:szCs w:val="28"/><w:rtl w:val="0"/></w:rPr><w:t xml:space="preserve">Tokenized securities</w:t></w:r></w:p><w:p><w:pPr><w:numPr><w:ilvl w:val="0"/><w:numId w:val="4"/></w:numPr><w:spacing w:after="0" w:afterAutospacing="0" w:before="0" w:beforeAutospacing="0" w:lineRule="auto"/><w:ind w:left="720" w:hanging="360"/><w:rPr><w:sz w:val="28"/><w:szCs w:val="28"/></w:rPr></w:pPr><w:r><w:rPr><w:sz w:val="28"/><w:szCs w:val="28"/><w:rtl w:val="0"/></w:rPr><w:t xml:space="preserve">Tokenized stocks</w:t></w:r></w:p><w:p><w:pPr><w:numPr><w:ilvl w:val="0"/><w:numId w:val="4"/></w:numPr><w:spacing w:after="0" w:afterAutospacing="0" w:before="0" w:beforeAutospacing="0" w:lineRule="auto"/><w:ind w:left="720" w:hanging="360"/><w:rPr><w:sz w:val="28"/><w:szCs w:val="28"/></w:rPr></w:pPr><w:r><w:rPr><w:sz w:val="28"/><w:szCs w:val="28"/><w:rtl w:val="0"/></w:rPr><w:t xml:space="preserve">Tokenized commodities</w:t></w:r></w:p><w:p><w:pPr><w:numPr><w:ilvl w:val="0"/><w:numId w:val="4"/></w:numPr><w:spacing w:after="0" w:afterAutospacing="0" w:before="0" w:beforeAutospacing="0" w:lineRule="auto"/><w:ind w:left="720" w:hanging="360"/><w:rPr><w:sz w:val="28"/><w:szCs w:val="28"/></w:rPr></w:pPr><w:r><w:rPr><w:sz w:val="28"/><w:szCs w:val="28"/><w:rtl w:val="0"/></w:rPr><w:t xml:space="preserve">Tokenized real estate</w:t></w:r></w:p><w:p><w:pPr><w:numPr><w:ilvl w:val="0"/><w:numId w:val="4"/></w:numPr><w:spacing w:after="0" w:afterAutospacing="0" w:before="0" w:beforeAutospacing="0" w:lineRule="auto"/><w:ind w:left="720" w:hanging="360"/><w:rPr><w:sz w:val="28"/><w:szCs w:val="28"/></w:rPr></w:pPr><w:r><w:rPr><w:sz w:val="28"/><w:szCs w:val="28"/><w:rtl w:val="0"/></w:rPr><w:t xml:space="preserve">Other tokenized RWAs</w:t></w:r></w:p><w:p><w:pPr><w:numPr><w:ilvl w:val="0"/><w:numId w:val="4"/></w:numPr><w:spacing w:after="0" w:afterAutospacing="0" w:before="0" w:beforeAutospacing="0" w:lineRule="auto"/><w:ind w:left="720" w:hanging="360"/><w:rPr><w:sz w:val="28"/><w:szCs w:val="28"/></w:rPr></w:pPr><w:r><w:rPr><w:sz w:val="28"/><w:szCs w:val="28"/><w:rtl w:val="0"/></w:rPr><w:t xml:space="preserve">Stablecoins</w:t></w:r></w:p><w:p><w:pPr><w:numPr><w:ilvl w:val="0"/><w:numId w:val="4"/></w:numPr><w:spacing w:after="0" w:afterAutospacing="0" w:before="0" w:beforeAutospacing="0" w:lineRule="auto"/><w:ind w:left="720" w:hanging="360"/><w:rPr><w:sz w:val="28"/><w:szCs w:val="28"/></w:rPr></w:pPr><w:r><w:rPr><w:sz w:val="28"/><w:szCs w:val="28"/><w:rtl w:val="0"/></w:rPr><w:t xml:space="preserve">On-chain investment products</w:t></w:r></w:p><w:p><w:pPr><w:numPr><w:ilvl w:val="0"/><w:numId w:val="4"/></w:numPr><w:spacing w:after="240" w:before="0" w:beforeAutospacing="0" w:lineRule="auto"/><w:ind w:left="720" w:hanging="360"/><w:rPr><w:sz w:val="28"/><w:szCs w:val="28"/></w:rPr></w:pPr><w:r><w:rPr><w:sz w:val="28"/><w:szCs w:val="28"/><w:rtl w:val="0"/></w:rPr><w:t xml:space="preserve">Hybrid multi-asset portfolios</w:t></w:r></w:p><w:p><w:pPr><w:spacing w:after="240" w:before="240" w:lineRule="auto"/><w:rPr><w:sz w:val="28"/><w:szCs w:val="28"/></w:rPr></w:pPr><w:r><w:rPr><w:sz w:val="28"/><w:szCs w:val="28"/><w:rtl w:val="0"/></w:rPr><w:t xml:space="preserve">As traditional assets move on-chain, the potential universe of programmable portfolios expands.</w:t></w:r></w:p><w:p><w:pPr><w:pStyle w:val="Heading3"/><w:keepNext w:val="0"/><w:keepLines w:val="0"/><w:spacing w:before="280" w:lineRule="auto"/><w:rPr><w:color w:val="000000"/><w:sz w:val="26"/><w:szCs w:val="26"/></w:rPr></w:pPr><w:bookmarkStart w:colFirst="0" w:colLast="0" w:name="_tll9r4uyg5jj" w:id="26"/><w:bookmarkEnd w:id="26"/><w:r><w:rPr><w:color w:val="000000"/><w:sz w:val="26"/><w:szCs w:val="26"/><w:rtl w:val="0"/></w:rPr><w:t xml:space="preserve">SOM — Initial Market</w:t></w:r></w:p><w:p><w:pPr><w:spacing w:after="240" w:before="240" w:lineRule="auto"/><w:rPr><w:sz w:val="28"/><w:szCs w:val="28"/></w:rPr></w:pPr><w:r><w:rPr><w:sz w:val="28"/><w:szCs w:val="28"/><w:rtl w:val="0"/></w:rPr><w:t xml:space="preserve">INDEXLA's initial focus is deliberately narrower:</w:t></w:r></w:p><w:p><w:pPr><w:spacing w:after="240" w:before="240" w:lineRule="auto"/><w:rPr><w:sz w:val="28"/><w:szCs w:val="28"/></w:rPr></w:pPr><w:r><w:rPr><w:sz w:val="28"/><w:szCs w:val="28"/><w:rtl w:val="0"/></w:rPr><w:t xml:space="preserve">Crypto-native investors + portfolio creators + users seeking automated multi-asset investing.</w:t></w:r></w:p><w:p><w:pPr><w:spacing w:after="240" w:before="240" w:lineRule="auto"/><w:rPr><w:sz w:val="28"/><w:szCs w:val="28"/></w:rPr></w:pPr><w:r><w:rPr><w:sz w:val="28"/><w:szCs w:val="28"/><w:rtl w:val="0"/></w:rPr><w:t xml:space="preserve">The objective is to establish product-market fit, prove recurring portfolio activity, onboard creators, grow AUM, and progressively expand supported assets and networks.</w:t></w:r></w:p><w:p><w:pPr><w:pStyle w:val="Heading3"/><w:keepNext w:val="0"/><w:keepLines w:val="0"/><w:spacing w:before="280" w:lineRule="auto"/><w:rPr><w:color w:val="000000"/><w:sz w:val="26"/><w:szCs w:val="26"/></w:rPr></w:pPr><w:bookmarkStart w:colFirst="0" w:colLast="0" w:name="_5cg44ptjf29w" w:id="27"/><w:bookmarkEnd w:id="27"/><w:r><w:rPr><w:color w:val="000000"/><w:sz w:val="26"/><w:szCs w:val="26"/><w:rtl w:val="0"/></w:rPr><w:t xml:space="preserve">The Long-Term Opportunity</w:t></w:r></w:p><w:p><w:pPr><w:spacing w:after="240" w:before="240" w:lineRule="auto"/><w:rPr><w:sz w:val="28"/><w:szCs w:val="28"/></w:rPr></w:pPr><w:r><w:rPr><w:sz w:val="28"/><w:szCs w:val="28"/><w:rtl w:val="0"/></w:rPr><w:t xml:space="preserve">INDEXLA is not building another crypto portfolio tracker.</w:t></w:r></w:p><w:p><w:pPr><w:spacing w:after="240" w:before="240" w:lineRule="auto"/><w:rPr><w:sz w:val="28"/><w:szCs w:val="28"/></w:rPr></w:pPr><w:r><w:rPr><w:sz w:val="28"/><w:szCs w:val="28"/><w:rtl w:val="0"/></w:rPr><w:t xml:space="preserve">It is building a decentralized portfolio management layer for an increasingly programmable financial system.</w:t></w:r></w:p><w:p><w:pPr><w:spacing w:after="240" w:before="240" w:lineRule="auto"/><w:rPr><w:sz w:val="28"/><w:szCs w:val="28"/></w:rPr></w:pPr><w:r><w:rPr><w:rFonts w:ascii="Arial Unicode MS" w:cs="Arial Unicode MS" w:eastAsia="Arial Unicode MS" w:hAnsi="Arial Unicode MS"/><w:sz w:val="28"/><w:szCs w:val="28"/><w:rtl w:val="0"/></w:rPr><w:t xml:space="preserve">More assets become tokenized → more assets become programmable → more portfolios can be automated → more capital can flow through programmable portfolio infrastructure.</w:t></w:r></w:p><w:p><w:pPr><w:spacing w:after="240" w:before="240" w:lineRule="auto"/><w:rPr><w:sz w:val="28"/><w:szCs w:val="28"/></w:rPr></w:pPr><w:r><w:rPr><w:sz w:val="28"/><w:szCs w:val="28"/><w:rtl w:val="0"/></w:rPr><w:t xml:space="preserve">The potential market therefore extends from today's crypto-native market toward the broader universe of global investable assets.</w:t></w:r></w:p><w:p><w:pPr><w:rPr><w:sz w:val="28"/><w:szCs w:val="28"/></w:rPr></w:pPr><w:r><w:pict><v:rect style="width:0.0pt;height:1.5pt" o:hr="t" o:hrstd="t" o:hralign="center" fillcolor="#A0A0A0" stroked="f"/></w:pict></w:r><w:r><w:rPr><w:rtl w:val="0"/></w:rPr></w:r></w:p><w:p><w:pPr><w:pStyle w:val="Heading1"/><w:keepNext w:val="0"/><w:keepLines w:val="0"/><w:spacing w:before="480" w:lineRule="auto"/><w:rPr><w:sz w:val="46"/><w:szCs w:val="46"/></w:rPr></w:pPr><w:bookmarkStart w:colFirst="0" w:colLast="0" w:name="_c7um3gew1wsi" w:id="28"/><w:bookmarkEnd w:id="28"/><w:r><w:rPr><w:sz w:val="46"/><w:szCs w:val="46"/><w:rtl w:val="0"/></w:rPr><w:t xml:space="preserve">8. How INDEXLA Works</w:t></w:r></w:p><w:p><w:pPr><w:spacing w:after="240" w:before="240" w:lineRule="auto"/><w:rPr><w:sz w:val="28"/><w:szCs w:val="28"/></w:rPr></w:pPr><w:r><w:rPr><w:sz w:val="28"/><w:szCs w:val="28"/><w:rtl w:val="0"/></w:rPr><w:t xml:space="preserve">INDEXLA separates portfolio management from asset custody.</w:t></w:r></w:p><w:p><w:pPr><w:pStyle w:val="Heading3"/><w:keepNext w:val="0"/><w:keepLines w:val="0"/><w:spacing w:before="280" w:lineRule="auto"/><w:rPr><w:color w:val="000000"/><w:sz w:val="26"/><w:szCs w:val="26"/></w:rPr></w:pPr><w:bookmarkStart w:colFirst="0" w:colLast="0" w:name="_xtajhoh9d5n5" w:id="29"/><w:bookmarkEnd w:id="29"/><w:r><w:rPr><w:color w:val="000000"/><w:sz w:val="26"/><w:szCs w:val="26"/><w:rtl w:val="0"/></w:rPr><w:t xml:space="preserve">Build</w:t></w:r></w:p><w:p><w:pPr><w:spacing w:after="240" w:before="240" w:lineRule="auto"/><w:rPr><w:sz w:val="28"/><w:szCs w:val="28"/></w:rPr></w:pPr><w:r><w:rPr><w:sz w:val="28"/><w:szCs w:val="28"/><w:rtl w:val="0"/></w:rPr><w:t xml:space="preserve">Users create a portfolio and select assets and allocations.</w:t></w:r></w:p><w:p><w:pPr><w:pStyle w:val="Heading3"/><w:keepNext w:val="0"/><w:keepLines w:val="0"/><w:spacing w:before="280" w:lineRule="auto"/><w:rPr><w:color w:val="000000"/><w:sz w:val="26"/><w:szCs w:val="26"/></w:rPr></w:pPr><w:bookmarkStart w:colFirst="0" w:colLast="0" w:name="_d3e3h5e4n14p" w:id="30"/><w:bookmarkEnd w:id="30"/><w:r><w:rPr><w:color w:val="000000"/><w:sz w:val="26"/><w:szCs w:val="26"/><w:rtl w:val="0"/></w:rPr><w:t xml:space="preserve">Configure</w:t></w:r></w:p><w:p><w:pPr><w:spacing w:after="240" w:before="240" w:lineRule="auto"/><w:rPr><w:sz w:val="28"/><w:szCs w:val="28"/></w:rPr></w:pPr><w:r><w:rPr><w:sz w:val="28"/><w:szCs w:val="28"/><w:rtl w:val="0"/></w:rPr><w:t xml:space="preserve">Users define strategy rules and execution parameters.</w:t></w:r></w:p><w:p><w:pPr><w:pStyle w:val="Heading3"/><w:keepNext w:val="0"/><w:keepLines w:val="0"/><w:spacing w:before="280" w:lineRule="auto"/><w:rPr><w:color w:val="000000"/><w:sz w:val="26"/><w:szCs w:val="26"/></w:rPr></w:pPr><w:bookmarkStart w:colFirst="0" w:colLast="0" w:name="_3jut59c2viyk" w:id="31"/><w:bookmarkEnd w:id="31"/><w:r><w:rPr><w:color w:val="000000"/><w:sz w:val="26"/><w:szCs w:val="26"/><w:rtl w:val="0"/></w:rPr><w:t xml:space="preserve">Authorize</w:t></w:r></w:p><w:p><w:pPr><w:spacing w:after="240" w:before="240" w:lineRule="auto"/><w:rPr><w:sz w:val="28"/><w:szCs w:val="28"/></w:rPr></w:pPr><w:r><w:rPr><w:sz w:val="28"/><w:szCs w:val="28"/><w:rtl w:val="0"/></w:rPr><w:t xml:space="preserve">Users authorize the actions required for automated portfolio execution.</w:t></w:r></w:p><w:p><w:pPr><w:pStyle w:val="Heading3"/><w:keepNext w:val="0"/><w:keepLines w:val="0"/><w:spacing w:before="280" w:lineRule="auto"/><w:rPr><w:color w:val="000000"/><w:sz w:val="26"/><w:szCs w:val="26"/></w:rPr></w:pPr><w:bookmarkStart w:colFirst="0" w:colLast="0" w:name="_ig55xkdd7fop" w:id="32"/><w:bookmarkEnd w:id="32"/><w:r><w:rPr><w:color w:val="000000"/><w:sz w:val="26"/><w:szCs w:val="26"/><w:rtl w:val="0"/></w:rPr><w:t xml:space="preserve">Monitor</w:t></w:r></w:p><w:p><w:pPr><w:spacing w:after="240" w:before="240" w:lineRule="auto"/><w:rPr><w:sz w:val="28"/><w:szCs w:val="28"/></w:rPr></w:pPr><w:r><w:rPr><w:sz w:val="28"/><w:szCs w:val="28"/><w:rtl w:val="0"/></w:rPr><w:t xml:space="preserve">The platform monitors relevant market and portfolio conditions.</w:t></w:r></w:p><w:p><w:pPr><w:pStyle w:val="Heading3"/><w:keepNext w:val="0"/><w:keepLines w:val="0"/><w:spacing w:before="280" w:lineRule="auto"/><w:rPr><w:color w:val="000000"/><w:sz w:val="26"/><w:szCs w:val="26"/></w:rPr></w:pPr><w:bookmarkStart w:colFirst="0" w:colLast="0" w:name="_5gkz81htt2l0" w:id="33"/><w:bookmarkEnd w:id="33"/><w:r><w:rPr><w:color w:val="000000"/><w:sz w:val="26"/><w:szCs w:val="26"/><w:rtl w:val="0"/></w:rPr><w:t xml:space="preserve">Execute</w:t></w:r></w:p><w:p><w:pPr><w:spacing w:after="240" w:before="240" w:lineRule="auto"/><w:rPr><w:sz w:val="28"/><w:szCs w:val="28"/></w:rPr></w:pPr><w:r><w:rPr><w:sz w:val="28"/><w:szCs w:val="28"/><w:rtl w:val="0"/></w:rPr><w:t xml:space="preserve">Authorized transactions are coordinated through available decentralized liquidity and execution infrastructure.</w:t></w:r></w:p><w:p><w:pPr><w:pStyle w:val="Heading3"/><w:keepNext w:val="0"/><w:keepLines w:val="0"/><w:spacing w:before="280" w:lineRule="auto"/><w:rPr><w:color w:val="000000"/><w:sz w:val="26"/><w:szCs w:val="26"/></w:rPr></w:pPr><w:bookmarkStart w:colFirst="0" w:colLast="0" w:name="_1gub0w9f8r2m" w:id="34"/><w:bookmarkEnd w:id="34"/><w:r><w:rPr><w:color w:val="000000"/><w:sz w:val="26"/><w:szCs w:val="26"/><w:rtl w:val="0"/></w:rPr><w:t xml:space="preserve">Manage</w:t></w:r></w:p><w:p><w:pPr><w:spacing w:after="240" w:before="240" w:lineRule="auto"/><w:rPr><w:sz w:val="28"/><w:szCs w:val="28"/></w:rPr></w:pPr><w:r><w:rPr><w:sz w:val="28"/><w:szCs w:val="28"/><w:rtl w:val="0"/></w:rPr><w:t xml:space="preserve">Users can monitor their portfolios, adjust allocations, change strategies, or stop automation according to the permissions and functionality available to them.</w:t></w:r></w:p><w:p><w:pPr><w:spacing w:after="240" w:before="240" w:lineRule="auto"/><w:rPr><w:sz w:val="28"/><w:szCs w:val="28"/></w:rPr></w:pPr><w:r><w:rPr><w:sz w:val="28"/><w:szCs w:val="28"/><w:rtl w:val="0"/></w:rPr><w:t xml:space="preserve">The detailed technical architecture, execution safeguards, routing logic, permissions, recovery mechanisms, and infrastructure design are documented separately in the INDEXLA Technical Paper.</w:t></w:r></w:p><w:p><w:pPr><w:rPr><w:sz w:val="28"/><w:szCs w:val="28"/></w:rPr></w:pPr><w:r><w:pict><v:rect style="width:0.0pt;height:1.5pt" o:hr="t" o:hrstd="t" o:hralign="center" fillcolor="#A0A0A0" stroked="f"/></w:pict></w:r><w:r><w:rPr><w:rtl w:val="0"/></w:rPr></w:r></w:p><w:p><w:pPr><w:pStyle w:val="Heading1"/><w:keepNext w:val="0"/><w:keepLines w:val="0"/><w:spacing w:before="480" w:lineRule="auto"/><w:rPr><w:sz w:val="46"/><w:szCs w:val="46"/></w:rPr></w:pPr><w:bookmarkStart w:colFirst="0" w:colLast="0" w:name="_ecf1veokxttg" w:id="35"/><w:bookmarkEnd w:id="35"/><w:r><w:rPr><w:sz w:val="46"/><w:szCs w:val="46"/><w:rtl w:val="0"/></w:rPr><w:t xml:space="preserve">9. Business Model</w:t></w:r></w:p><w:p><w:pPr><w:spacing w:after="240" w:before="240" w:lineRule="auto"/><w:rPr><w:sz w:val="28"/><w:szCs w:val="28"/></w:rPr></w:pPr><w:r><w:rPr><w:sz w:val="28"/><w:szCs w:val="28"/><w:rtl w:val="0"/></w:rPr><w:t xml:space="preserve">INDEXLA generates revenue through a transparent:</w:t></w:r></w:p><w:p><w:pPr><w:pStyle w:val="Heading2"/><w:keepNext w:val="0"/><w:keepLines w:val="0"/><w:spacing w:after="80" w:lineRule="auto"/><w:rPr><w:sz w:val="34"/><w:szCs w:val="34"/></w:rPr></w:pPr><w:bookmarkStart w:colFirst="0" w:colLast="0" w:name="_jjpiq7gut2ov" w:id="36"/><w:bookmarkEnd w:id="36"/><w:r><w:rPr><w:sz w:val="34"/><w:szCs w:val="34"/><w:rtl w:val="0"/></w:rPr><w:t xml:space="preserve">1% Execution Fee</w:t></w:r></w:p><w:p><w:pPr><w:spacing w:after="240" w:before="240" w:lineRule="auto"/><w:rPr><w:sz w:val="28"/><w:szCs w:val="28"/></w:rPr></w:pPr><w:r><w:rPr><w:sz w:val="28"/><w:szCs w:val="28"/><w:rtl w:val="0"/></w:rPr><w:t xml:space="preserve">The fee applies to eligible buy and sell transactions executed through the platform.</w:t></w:r></w:p><w:p><w:pPr><w:spacing w:after="240" w:before="240" w:lineRule="auto"/><w:rPr><w:sz w:val="28"/><w:szCs w:val="28"/></w:rPr></w:pPr><w:r><w:rPr><w:sz w:val="28"/><w:szCs w:val="28"/><w:rtl w:val="0"/></w:rPr><w:t xml:space="preserve">INDEXLA charges:</w:t></w:r></w:p><w:p><w:pPr><w:spacing w:after="240" w:before="240" w:lineRule="auto"/><w:rPr><w:sz w:val="28"/><w:szCs w:val="28"/></w:rPr></w:pPr><w:r><w:rPr><w:sz w:val="28"/><w:szCs w:val="28"/><w:rtl w:val="0"/></w:rPr><w:t xml:space="preserve">0% Management Fees</w:t></w:r></w:p><w:p><w:pPr><w:spacing w:after="240" w:before="240" w:lineRule="auto"/><w:rPr><w:sz w:val="28"/><w:szCs w:val="28"/></w:rPr></w:pPr><w:r><w:rPr><w:sz w:val="28"/><w:szCs w:val="28"/><w:rtl w:val="0"/></w:rPr><w:t xml:space="preserve">0% Subscription Fees</w:t></w:r></w:p><w:p><w:pPr><w:spacing w:after="240" w:before="240" w:lineRule="auto"/><w:rPr><w:sz w:val="28"/><w:szCs w:val="28"/></w:rPr></w:pPr><w:r><w:rPr><w:sz w:val="28"/><w:szCs w:val="28"/><w:rtl w:val="0"/></w:rPr><w:t xml:space="preserve">0% Performance Fees</w:t></w:r></w:p><w:p><w:pPr><w:spacing w:after="240" w:before="240" w:lineRule="auto"/><w:rPr><w:sz w:val="28"/><w:szCs w:val="28"/></w:rPr></w:pPr><w:r><w:rPr><w:sz w:val="28"/><w:szCs w:val="28"/><w:rtl w:val="0"/></w:rPr><w:t xml:space="preserve">0% Exit Fees</w:t></w:r></w:p><w:p><w:pPr><w:spacing w:after="240" w:before="240" w:lineRule="auto"/><w:rPr><w:sz w:val="28"/><w:szCs w:val="28"/></w:rPr></w:pPr><w:r><w:rPr><w:sz w:val="28"/><w:szCs w:val="28"/><w:rtl w:val="0"/></w:rPr><w:t xml:space="preserve">Revenue therefore scales with actual portfolio activity.</w:t></w:r></w:p><w:p><w:pPr><w:pStyle w:val="Heading3"/><w:keepNext w:val="0"/><w:keepLines w:val="0"/><w:spacing w:before="280" w:lineRule="auto"/><w:rPr><w:color w:val="000000"/><w:sz w:val="26"/><w:szCs w:val="26"/></w:rPr></w:pPr><w:bookmarkStart w:colFirst="0" w:colLast="0" w:name="_uphoepnzmqaf" w:id="37"/><w:bookmarkEnd w:id="37"/><w:r><w:rPr><w:color w:val="000000"/><w:sz w:val="26"/><w:szCs w:val="26"/><w:rtl w:val="0"/></w:rPr><w:t xml:space="preserve">Fee Economics</w:t></w:r></w:p><w:p><w:pPr><w:spacing w:after="240" w:before="240" w:lineRule="auto"/><w:rPr><w:sz w:val="28"/><w:szCs w:val="28"/></w:rPr></w:pPr><w:r><w:rPr><w:sz w:val="28"/><w:szCs w:val="28"/><w:rtl w:val="0"/></w:rPr><w:t xml:space="preserve">The detailed portfolio-level fee distribution is documented in the Tokenomics section.</w:t></w:r></w:p><w:p><w:pPr><w:spacing w:after="240" w:before="240" w:lineRule="auto"/><w:rPr><w:sz w:val="28"/><w:szCs w:val="28"/></w:rPr></w:pPr><w:r><w:rPr><w:sz w:val="28"/><w:szCs w:val="28"/><w:rtl w:val="0"/></w:rPr><w:t xml:space="preserve">For the planned portfolio mix of 70% Creator Portfolios and 30% Protocol Created Portfolios, the blended allocation of the 1% execution fee is:</w:t></w:r></w:p><w:tbl><w:tblPr><w:tblStyle w:val="Table1"/><w:tblW w:w="4585.0" w:type="dxa"/><w:jc w:val="left"/><w:tblBorders><w:top w:color="000000" w:space="0" w:sz="0" w:val="nil"/><w:left w:color="000000" w:space="0" w:sz="0" w:val="nil"/><w:bottom w:color="000000" w:space="0" w:sz="0" w:val="nil"/><w:right w:color="000000" w:space="0" w:sz="0" w:val="nil"/><w:insideH w:color="000000" w:space="0" w:sz="0" w:val="nil"/><w:insideV w:color="000000" w:space="0" w:sz="0" w:val="nil"/></w:tblBorders><w:tblLayout w:type="fixed"/><w:tblLook w:val="0600"/></w:tblPr><w:tblGrid><w:gridCol w:w="2855"/><w:gridCol w:w="1730"/><w:tblGridChange w:id="0"><w:tblGrid><w:gridCol w:w="2855"/><w:gridCol w:w="1730"/></w:tblGrid></w:tblGridChange></w:tblGrid><w:tr><w:trPr><w:cantSplit w:val="0"/><w:trHeight w:val="515" w:hRule="atLeast"/><w:tblHeader w:val="0"/></w:trPr><w:tc><w:tcPr><w:tcBorders><w:top w:color="000000" w:space="0" w:sz="0" w:val="nil"/><w:left w:color="000000" w:space="0" w:sz="0" w:val="nil"/><w:bottom w:color="000000" w:space="0" w:sz="0" w:val="nil"/><w:right w:color="000000" w:space="0" w:sz="0" w:val="nil"/></w:tcBorders><w:tcMar><w:top w:w="100.0" w:type="dxa"/><w:left w:w="100.0" w:type="dxa"/><w:bottom w:w="100.0" w:type="dxa"/><w:right w:w="100.0" w:type="dxa"/></w:tcMar><w:vAlign w:val="top"/></w:tcPr><w:p><w:pPr><w:jc w:val="center"/><w:rPr><w:sz w:val="28"/><w:szCs w:val="28"/></w:rPr></w:pPr><w:r><w:rPr><w:sz w:val="28"/><w:szCs w:val="28"/><w:rtl w:val="0"/></w:rPr><w:t xml:space="preserve">Allocation</w:t></w:r></w:p></w:tc><w:tc><w:tcPr><w:tcBorders><w:top w:color="000000" w:space="0" w:sz="0" w:val="nil"/><w:left w:color="000000" w:space="0" w:sz="0" w:val="nil"/><w:bottom w:color="000000" w:space="0" w:sz="0" w:val="nil"/><w:right w:color="000000" w:space="0" w:sz="0" w:val="nil"/></w:tcBorders><w:tcMar><w:top w:w="100.0" w:type="dxa"/><w:left w:w="100.0" w:type="dxa"/><w:bottom w:w="100.0" w:type="dxa"/><w:right w:w="100.0" w:type="dxa"/></w:tcMar><w:vAlign w:val="top"/></w:tcPr><w:p><w:pPr><w:jc w:val="center"/><w:rPr><w:sz w:val="28"/><w:szCs w:val="28"/></w:rPr></w:pPr><w:r><w:rPr><w:sz w:val="28"/><w:szCs w:val="28"/><w:rtl w:val="0"/></w:rPr><w:t xml:space="preserve">Blended Share</w:t></w:r></w:p></w:tc></w:tr><w:tr><w:trPr><w:cantSplit w:val="0"/><w:trHeight w:val="515" w:hRule="atLeast"/><w:tblHeader w:val="0"/></w:trPr><w:tc><w:tcPr><w:tcBorders><w:top w:color="000000" w:space="0" w:sz="0" w:val="nil"/><w:left w:color="000000" w:space="0" w:sz="0" w:val="nil"/><w:bottom w:color="000000" w:space="0" w:sz="0" w:val="nil"/><w:right w:color="000000" w:space="0" w:sz="0" w:val="nil"/></w:tcBorders><w:tcMar><w:top w:w="100.0" w:type="dxa"/><w:left w:w="100.0" w:type="dxa"/><w:bottom w:w="100.0" w:type="dxa"/><w:right w:w="100.0" w:type="dxa"/></w:tcMar><w:vAlign w:val="top"/></w:tcPr><w:p><w:pPr><w:rPr><w:sz w:val="28"/><w:szCs w:val="28"/></w:rPr></w:pPr><w:r><w:rPr><w:sz w:val="28"/><w:szCs w:val="28"/><w:rtl w:val="0"/></w:rPr><w:t xml:space="preserve">Creator</w:t></w:r></w:p></w:tc><w:tc><w:tcPr><w:tcBorders><w:top w:color="000000" w:space="0" w:sz="0" w:val="nil"/><w:left w:color="000000" w:space="0" w:sz="0" w:val="nil"/><w:bottom w:color="000000" w:space="0" w:sz="0" w:val="nil"/><w:right w:color="000000" w:space="0" w:sz="0" w:val="nil"/></w:tcBorders><w:tcMar><w:top w:w="100.0" w:type="dxa"/><w:left w:w="100.0" w:type="dxa"/><w:bottom w:w="100.0" w:type="dxa"/><w:right w:w="100.0" w:type="dxa"/></w:tcMar><w:vAlign w:val="top"/></w:tcPr><w:p><w:pPr><w:rPr><w:sz w:val="28"/><w:szCs w:val="28"/></w:rPr></w:pPr><w:r><w:rPr><w:sz w:val="28"/><w:szCs w:val="28"/><w:rtl w:val="0"/></w:rPr><w:t xml:space="preserve">35%</w:t></w:r></w:p></w:tc></w:tr><w:tr><w:trPr><w:cantSplit w:val="0"/><w:trHeight w:val="515" w:hRule="atLeast"/><w:tblHeader w:val="0"/></w:trPr><w:tc><w:tcPr><w:tcBorders><w:top w:color="000000" w:space="0" w:sz="0" w:val="nil"/><w:left w:color="000000" w:space="0" w:sz="0" w:val="nil"/><w:bottom w:color="000000" w:space="0" w:sz="0" w:val="nil"/><w:right w:color="000000" w:space="0" w:sz="0" w:val="nil"/></w:tcBorders><w:tcMar><w:top w:w="100.0" w:type="dxa"/><w:left w:w="100.0" w:type="dxa"/><w:bottom w:w="100.0" w:type="dxa"/><w:right w:w="100.0" w:type="dxa"/></w:tcMar><w:vAlign w:val="top"/></w:tcPr><w:p><w:pPr><w:rPr><w:sz w:val="28"/><w:szCs w:val="28"/></w:rPr></w:pPr><w:r><w:rPr><w:sz w:val="28"/><w:szCs w:val="28"/><w:rtl w:val="0"/></w:rPr><w:t xml:space="preserve">Platform</w:t></w:r></w:p></w:tc><w:tc><w:tcPr><w:tcBorders><w:top w:color="000000" w:space="0" w:sz="0" w:val="nil"/><w:left w:color="000000" w:space="0" w:sz="0" w:val="nil"/><w:bottom w:color="000000" w:space="0" w:sz="0" w:val="nil"/><w:right w:color="000000" w:space="0" w:sz="0" w:val="nil"/></w:tcBorders><w:tcMar><w:top w:w="100.0" w:type="dxa"/><w:left w:w="100.0" w:type="dxa"/><w:bottom w:w="100.0" w:type="dxa"/><w:right w:w="100.0" w:type="dxa"/></w:tcMar><w:vAlign w:val="top"/></w:tcPr><w:p><w:pPr><w:rPr><w:sz w:val="28"/><w:szCs w:val="28"/></w:rPr></w:pPr><w:r><w:rPr><w:sz w:val="28"/><w:szCs w:val="28"/><w:rtl w:val="0"/></w:rPr><w:t xml:space="preserve">23%</w:t></w:r></w:p></w:tc></w:tr><w:tr><w:trPr><w:cantSplit w:val="0"/><w:trHeight w:val="515" w:hRule="atLeast"/><w:tblHeader w:val="0"/></w:trPr><w:tc><w:tcPr><w:tcBorders><w:top w:color="000000" w:space="0" w:sz="0" w:val="nil"/><w:left w:color="000000" w:space="0" w:sz="0" w:val="nil"/><w:bottom w:color="000000" w:space="0" w:sz="0" w:val="nil"/><w:right w:color="000000" w:space="0" w:sz="0" w:val="nil"/></w:tcBorders><w:tcMar><w:top w:w="100.0" w:type="dxa"/><w:left w:w="100.0" w:type="dxa"/><w:bottom w:w="100.0" w:type="dxa"/><w:right w:w="100.0" w:type="dxa"/></w:tcMar><w:vAlign w:val="top"/></w:tcPr><w:p><w:pPr><w:rPr><w:sz w:val="28"/><w:szCs w:val="28"/></w:rPr></w:pPr><w:r><w:rPr><w:sz w:val="28"/><w:szCs w:val="28"/><w:rtl w:val="0"/></w:rPr><w:t xml:space="preserve">Treasury</w:t></w:r></w:p></w:tc><w:tc><w:tcPr><w:tcBorders><w:top w:color="000000" w:space="0" w:sz="0" w:val="nil"/><w:left w:color="000000" w:space="0" w:sz="0" w:val="nil"/><w:bottom w:color="000000" w:space="0" w:sz="0" w:val="nil"/><w:right w:color="000000" w:space="0" w:sz="0" w:val="nil"/></w:tcBorders><w:tcMar><w:top w:w="100.0" w:type="dxa"/><w:left w:w="100.0" w:type="dxa"/><w:bottom w:w="100.0" w:type="dxa"/><w:right w:w="100.0" w:type="dxa"/></w:tcMar><w:vAlign w:val="top"/></w:tcPr><w:p><w:pPr><w:rPr><w:sz w:val="28"/><w:szCs w:val="28"/></w:rPr></w:pPr><w:r><w:rPr><w:sz w:val="28"/><w:szCs w:val="28"/><w:rtl w:val="0"/></w:rPr><w:t xml:space="preserve">16%</w:t></w:r></w:p></w:tc></w:tr><w:tr><w:trPr><w:cantSplit w:val="0"/><w:trHeight w:val="515" w:hRule="atLeast"/><w:tblHeader w:val="0"/></w:trPr><w:tc><w:tcPr><w:tcBorders><w:top w:color="000000" w:space="0" w:sz="0" w:val="nil"/><w:left w:color="000000" w:space="0" w:sz="0" w:val="nil"/><w:bottom w:color="000000" w:space="0" w:sz="0" w:val="nil"/><w:right w:color="000000" w:space="0" w:sz="0" w:val="nil"/></w:tcBorders><w:tcMar><w:top w:w="100.0" w:type="dxa"/><w:left w:w="100.0" w:type="dxa"/><w:bottom w:w="100.0" w:type="dxa"/><w:right w:w="100.0" w:type="dxa"/></w:tcMar><w:vAlign w:val="top"/></w:tcPr><w:p><w:pPr><w:rPr><w:sz w:val="28"/><w:szCs w:val="28"/></w:rPr></w:pPr><w:r><w:rPr><w:sz w:val="28"/><w:szCs w:val="28"/><w:rtl w:val="0"/></w:rPr><w:t xml:space="preserve">Rewards Pool</w:t></w:r></w:p></w:tc><w:tc><w:tcPr><w:tcBorders><w:top w:color="000000" w:space="0" w:sz="0" w:val="nil"/><w:left w:color="000000" w:space="0" w:sz="0" w:val="nil"/><w:bottom w:color="000000" w:space="0" w:sz="0" w:val="nil"/><w:right w:color="000000" w:space="0" w:sz="0" w:val="nil"/></w:tcBorders><w:tcMar><w:top w:w="100.0" w:type="dxa"/><w:left w:w="100.0" w:type="dxa"/><w:bottom w:w="100.0" w:type="dxa"/><w:right w:w="100.0" w:type="dxa"/></w:tcMar><w:vAlign w:val="top"/></w:tcPr><w:p><w:pPr><w:rPr><w:sz w:val="28"/><w:szCs w:val="28"/></w:rPr></w:pPr><w:r><w:rPr><w:sz w:val="28"/><w:szCs w:val="28"/><w:rtl w:val="0"/></w:rPr><w:t xml:space="preserve">16%</w:t></w:r></w:p></w:tc></w:tr><w:tr><w:trPr><w:cantSplit w:val="0"/><w:trHeight w:val="515" w:hRule="atLeast"/><w:tblHeader w:val="0"/></w:trPr><w:tc><w:tcPr><w:tcBorders><w:top w:color="000000" w:space="0" w:sz="0" w:val="nil"/><w:left w:color="000000" w:space="0" w:sz="0" w:val="nil"/><w:bottom w:color="000000" w:space="0" w:sz="0" w:val="nil"/><w:right w:color="000000" w:space="0" w:sz="0" w:val="nil"/></w:tcBorders><w:tcMar><w:top w:w="100.0" w:type="dxa"/><w:left w:w="100.0" w:type="dxa"/><w:bottom w:w="100.0" w:type="dxa"/><w:right w:w="100.0" w:type="dxa"/></w:tcMar><w:vAlign w:val="top"/></w:tcPr><w:p><w:pPr><w:rPr><w:sz w:val="28"/><w:szCs w:val="28"/></w:rPr></w:pPr><w:r><w:rPr><w:sz w:val="28"/><w:szCs w:val="28"/><w:rtl w:val="0"/></w:rPr><w:t xml:space="preserve">$DEXLA Buyback &amp; Burn</w:t></w:r></w:p></w:tc><w:tc><w:tcPr><w:tcBorders><w:top w:color="000000" w:space="0" w:sz="0" w:val="nil"/><w:left w:color="000000" w:space="0" w:sz="0" w:val="nil"/><w:bottom w:color="000000" w:space="0" w:sz="0" w:val="nil"/><w:right w:color="000000" w:space="0" w:sz="0" w:val="nil"/></w:tcBorders><w:tcMar><w:top w:w="100.0" w:type="dxa"/><w:left w:w="100.0" w:type="dxa"/><w:bottom w:w="100.0" w:type="dxa"/><w:right w:w="100.0" w:type="dxa"/></w:tcMar><w:vAlign w:val="top"/></w:tcPr><w:p><w:pPr><w:rPr><w:sz w:val="28"/><w:szCs w:val="28"/></w:rPr></w:pPr><w:r><w:rPr><w:sz w:val="28"/><w:szCs w:val="28"/><w:rtl w:val="0"/></w:rPr><w:t xml:space="preserve">10%</w:t></w:r></w:p></w:tc></w:tr><w:tr><w:trPr><w:cantSplit w:val="0"/><w:trHeight w:val="515" w:hRule="atLeast"/><w:tblHeader w:val="0"/></w:trPr><w:tc><w:tcPr><w:tcBorders><w:top w:color="000000" w:space="0" w:sz="0" w:val="nil"/><w:left w:color="000000" w:space="0" w:sz="0" w:val="nil"/><w:bottom w:color="000000" w:space="0" w:sz="0" w:val="nil"/><w:right w:color="000000" w:space="0" w:sz="0" w:val="nil"/></w:tcBorders><w:tcMar><w:top w:w="100.0" w:type="dxa"/><w:left w:w="100.0" w:type="dxa"/><w:bottom w:w="100.0" w:type="dxa"/><w:right w:w="100.0" w:type="dxa"/></w:tcMar><w:vAlign w:val="top"/></w:tcPr><w:p><w:pPr><w:rPr><w:sz w:val="28"/><w:szCs w:val="28"/></w:rPr></w:pPr><w:r><w:rPr><w:sz w:val="28"/><w:szCs w:val="28"/><w:rtl w:val="0"/></w:rPr><w:t xml:space="preserve">Total</w:t></w:r></w:p></w:tc><w:tc><w:tcPr><w:tcBorders><w:top w:color="000000" w:space="0" w:sz="0" w:val="nil"/><w:left w:color="000000" w:space="0" w:sz="0" w:val="nil"/><w:bottom w:color="000000" w:space="0" w:sz="0" w:val="nil"/><w:right w:color="000000" w:space="0" w:sz="0" w:val="nil"/></w:tcBorders><w:tcMar><w:top w:w="100.0" w:type="dxa"/><w:left w:w="100.0" w:type="dxa"/><w:bottom w:w="100.0" w:type="dxa"/><w:right w:w="100.0" w:type="dxa"/></w:tcMar><w:vAlign w:val="top"/></w:tcPr><w:p><w:pPr><w:rPr><w:sz w:val="28"/><w:szCs w:val="28"/></w:rPr></w:pPr><w:r><w:rPr><w:sz w:val="28"/><w:szCs w:val="28"/><w:rtl w:val="0"/></w:rPr><w:t xml:space="preserve">100%</w:t></w:r></w:p></w:tc></w:tr></w:tbl><w:p><w:pPr><w:pStyle w:val="Heading3"/><w:keepNext w:val="0"/><w:keepLines w:val="0"/><w:spacing w:before="280" w:lineRule="auto"/><w:rPr><w:color w:val="000000"/><w:sz w:val="26"/><w:szCs w:val="26"/></w:rPr></w:pPr><w:bookmarkStart w:colFirst="0" w:colLast="0" w:name="_mb86hty85dil" w:id="38"/><w:bookmarkEnd w:id="38"/><w:r><w:rPr><w:color w:val="000000"/><w:sz w:val="26"/><w:szCs w:val="26"/><w:rtl w:val="0"/></w:rPr><w:t xml:space="preserve">Protocol Created Portfolios</w:t></w:r></w:p><w:p><w:pPr><w:spacing w:after="240" w:before="240" w:lineRule="auto"/><w:rPr><w:sz w:val="28"/><w:szCs w:val="28"/></w:rPr></w:pPr><w:r><w:rPr><w:sz w:val="28"/><w:szCs w:val="28"/><w:rtl w:val="0"/></w:rPr><w:t xml:space="preserve">INDEXLA-created portfolios can seed the Marketplace, demonstrate strategies, and provide initial portfolio choices.</w:t></w:r></w:p><w:p><w:pPr><w:spacing w:after="240" w:before="240" w:lineRule="auto"/><w:rPr><w:sz w:val="28"/><w:szCs w:val="28"/></w:rPr></w:pPr><w:r><w:rPr><w:sz w:val="28"/><w:szCs w:val="28"/><w:rtl w:val="0"/></w:rPr><w:t xml:space="preserve">Their fee distribution is:</w:t></w:r></w:p><w:p><w:pPr><w:spacing w:after="240" w:before="240" w:lineRule="auto"/><w:rPr><w:sz w:val="28"/><w:szCs w:val="28"/></w:rPr></w:pPr><w:r><w:rPr><w:sz w:val="28"/><w:szCs w:val="28"/><w:rtl w:val="0"/></w:rPr><w:t xml:space="preserve">30% Platform · 30% Treasury · 30% Rewards · 10% Buyback &amp; Burn</w:t></w:r></w:p><w:p><w:pPr><w:pStyle w:val="Heading3"/><w:keepNext w:val="0"/><w:keepLines w:val="0"/><w:spacing w:before="280" w:lineRule="auto"/><w:rPr><w:color w:val="000000"/><w:sz w:val="26"/><w:szCs w:val="26"/></w:rPr></w:pPr><w:bookmarkStart w:colFirst="0" w:colLast="0" w:name="_gku5qzjnzn9g" w:id="39"/><w:bookmarkEnd w:id="39"/><w:r><w:rPr><w:color w:val="000000"/><w:sz w:val="26"/><w:szCs w:val="26"/><w:rtl w:val="0"/></w:rPr><w:t xml:space="preserve">Creator Portfolios</w:t></w:r></w:p><w:p><w:pPr><w:spacing w:after="240" w:before="240" w:lineRule="auto"/><w:rPr><w:sz w:val="28"/><w:szCs w:val="28"/></w:rPr></w:pPr><w:r><w:rPr><w:sz w:val="28"/><w:szCs w:val="28"/><w:rtl w:val="0"/></w:rPr><w:t xml:space="preserve">Creator portfolios distribute applicable execution fees as:</w:t></w:r></w:p><w:p><w:pPr><w:spacing w:after="240" w:before="240" w:lineRule="auto"/><w:rPr><w:sz w:val="28"/><w:szCs w:val="28"/></w:rPr></w:pPr><w:r><w:rPr><w:sz w:val="28"/><w:szCs w:val="28"/><w:rtl w:val="0"/></w:rPr><w:t xml:space="preserve">50% Creator · 20% Platform · 10% Treasury · 10% Rewards · 10% Buyback &amp; Burn</w:t></w:r></w:p><w:p><w:pPr><w:pStyle w:val="Heading3"/><w:keepNext w:val="0"/><w:keepLines w:val="0"/><w:spacing w:before="280" w:lineRule="auto"/><w:rPr><w:color w:val="000000"/><w:sz w:val="26"/><w:szCs w:val="26"/></w:rPr></w:pPr><w:bookmarkStart w:colFirst="0" w:colLast="0" w:name="_qqp8t17nez32" w:id="40"/><w:bookmarkEnd w:id="40"/><w:r><w:rPr><w:color w:val="000000"/><w:sz w:val="26"/><w:szCs w:val="26"/><w:rtl w:val="0"/></w:rPr><w:t xml:space="preserve">Treasury</w:t></w:r></w:p><w:p><w:pPr><w:spacing w:after="240" w:before="240" w:lineRule="auto"/><w:rPr><w:sz w:val="28"/><w:szCs w:val="28"/></w:rPr></w:pPr><w:r><w:rPr><w:sz w:val="28"/><w:szCs w:val="28"/><w:rtl w:val="0"/></w:rPr><w:t xml:space="preserve">The Treasury is designed to provide INDEXLA with financial resources beyond platform execution fees.</w:t></w:r></w:p><w:p><w:pPr><w:spacing w:after="240" w:before="240" w:lineRule="auto"/><w:rPr><w:sz w:val="28"/><w:szCs w:val="28"/></w:rPr></w:pPr><w:r><w:rPr><w:sz w:val="28"/><w:szCs w:val="28"/><w:rtl w:val="0"/></w:rPr><w:t xml:space="preserve">It can be funded through:</w:t></w:r></w:p><w:p><w:pPr><w:numPr><w:ilvl w:val="0"/><w:numId w:val="15"/></w:numPr><w:spacing w:after="0" w:afterAutospacing="0" w:before="240" w:lineRule="auto"/><w:ind w:left="720" w:hanging="360"/><w:rPr><w:sz w:val="28"/><w:szCs w:val="28"/></w:rPr></w:pPr><w:r><w:rPr><w:sz w:val="28"/><w:szCs w:val="28"/><w:rtl w:val="0"/></w:rPr><w:t xml:space="preserve">Fundraising allocations</w:t></w:r></w:p><w:p><w:pPr><w:numPr><w:ilvl w:val="0"/><w:numId w:val="15"/></w:numPr><w:spacing w:after="0" w:afterAutospacing="0" w:before="0" w:beforeAutospacing="0" w:lineRule="auto"/><w:ind w:left="720" w:hanging="360"/><w:rPr><w:sz w:val="28"/><w:szCs w:val="28"/></w:rPr></w:pPr><w:r><w:rPr><w:sz w:val="28"/><w:szCs w:val="28"/><w:rtl w:val="0"/></w:rPr><w:t xml:space="preserve">Initial $DEXLA Treasury allocation</w:t></w:r></w:p><w:p><w:pPr><w:numPr><w:ilvl w:val="0"/><w:numId w:val="15"/></w:numPr><w:spacing w:after="0" w:afterAutospacing="0" w:before="0" w:beforeAutospacing="0" w:lineRule="auto"/><w:ind w:left="720" w:hanging="360"/><w:rPr><w:sz w:val="28"/><w:szCs w:val="28"/></w:rPr></w:pPr><w:r><w:rPr><w:sz w:val="28"/><w:szCs w:val="28"/><w:rtl w:val="0"/></w:rPr><w:t xml:space="preserve">Applicable execution-fee revenue</w:t></w:r></w:p><w:p><w:pPr><w:numPr><w:ilvl w:val="0"/><w:numId w:val="15"/></w:numPr><w:spacing w:after="240" w:before="0" w:beforeAutospacing="0" w:lineRule="auto"/><w:ind w:left="720" w:hanging="360"/><w:rPr><w:sz w:val="28"/><w:szCs w:val="28"/></w:rPr></w:pPr><w:r><w:rPr><w:sz w:val="28"/><w:szCs w:val="28"/><w:rtl w:val="0"/></w:rPr><w:t xml:space="preserve">Other permitted protocol assets</w:t></w:r></w:p><w:p><w:pPr><w:spacing w:after="240" w:before="240" w:lineRule="auto"/><w:rPr><w:sz w:val="28"/><w:szCs w:val="28"/></w:rPr></w:pPr><w:r><w:rPr><w:sz w:val="28"/><w:szCs w:val="28"/><w:rtl w:val="0"/></w:rPr><w:t xml:space="preserve">Treasury assets may be managed according to the applicable Treasury policy, including permitted investment or trading activities.</w:t></w:r></w:p><w:p><w:pPr><w:spacing w:after="240" w:before="240" w:lineRule="auto"/><w:rPr><w:sz w:val="28"/><w:szCs w:val="28"/></w:rPr></w:pPr><w:r><w:rPr><w:sz w:val="28"/><w:szCs w:val="28"/><w:rtl w:val="0"/></w:rPr><w:t xml:space="preserve">Realized Treasury profits can support:</w:t></w:r></w:p><w:p><w:pPr><w:numPr><w:ilvl w:val="0"/><w:numId w:val="14"/></w:numPr><w:spacing w:after="0" w:afterAutospacing="0" w:before="240" w:lineRule="auto"/><w:ind w:left="720" w:hanging="360"/><w:rPr><w:sz w:val="28"/><w:szCs w:val="28"/></w:rPr></w:pPr><w:r><w:rPr><w:sz w:val="28"/><w:szCs w:val="28"/><w:rtl w:val="0"/></w:rPr><w:t xml:space="preserve">Operations</w:t></w:r></w:p><w:p><w:pPr><w:numPr><w:ilvl w:val="0"/><w:numId w:val="14"/></w:numPr><w:spacing w:after="0" w:afterAutospacing="0" w:before="0" w:beforeAutospacing="0" w:lineRule="auto"/><w:ind w:left="720" w:hanging="360"/><w:rPr><w:sz w:val="28"/><w:szCs w:val="28"/></w:rPr></w:pPr><w:r><w:rPr><w:sz w:val="28"/><w:szCs w:val="28"/><w:rtl w:val="0"/></w:rPr><w:t xml:space="preserve">Development</w:t></w:r></w:p><w:p><w:pPr><w:numPr><w:ilvl w:val="0"/><w:numId w:val="14"/></w:numPr><w:spacing w:after="0" w:afterAutospacing="0" w:before="0" w:beforeAutospacing="0" w:lineRule="auto"/><w:ind w:left="720" w:hanging="360"/><w:rPr><w:sz w:val="28"/><w:szCs w:val="28"/></w:rPr></w:pPr><w:r><w:rPr><w:sz w:val="28"/><w:szCs w:val="28"/><w:rtl w:val="0"/></w:rPr><w:t xml:space="preserve">Security</w:t></w:r></w:p><w:p><w:pPr><w:numPr><w:ilvl w:val="0"/><w:numId w:val="14"/></w:numPr><w:spacing w:after="0" w:afterAutospacing="0" w:before="0" w:beforeAutospacing="0" w:lineRule="auto"/><w:ind w:left="720" w:hanging="360"/><w:rPr><w:sz w:val="28"/><w:szCs w:val="28"/></w:rPr></w:pPr><w:r><w:rPr><w:sz w:val="28"/><w:szCs w:val="28"/><w:rtl w:val="0"/></w:rPr><w:t xml:space="preserve">Infrastructure</w:t></w:r></w:p><w:p><w:pPr><w:numPr><w:ilvl w:val="0"/><w:numId w:val="14"/></w:numPr><w:spacing w:after="0" w:afterAutospacing="0" w:before="0" w:beforeAutospacing="0" w:lineRule="auto"/><w:ind w:left="720" w:hanging="360"/><w:rPr><w:sz w:val="28"/><w:szCs w:val="28"/></w:rPr></w:pPr><w:r><w:rPr><w:sz w:val="28"/><w:szCs w:val="28"/><w:rtl w:val="0"/></w:rPr><w:t xml:space="preserve">Marketing</w:t></w:r></w:p><w:p><w:pPr><w:numPr><w:ilvl w:val="0"/><w:numId w:val="14"/></w:numPr><w:spacing w:after="0" w:afterAutospacing="0" w:before="0" w:beforeAutospacing="0" w:lineRule="auto"/><w:ind w:left="720" w:hanging="360"/><w:rPr><w:sz w:val="28"/><w:szCs w:val="28"/></w:rPr></w:pPr><w:r><w:rPr><w:sz w:val="28"/><w:szCs w:val="28"/><w:rtl w:val="0"/></w:rPr><w:t xml:space="preserve">Strategic partnerships</w:t></w:r></w:p><w:p><w:pPr><w:numPr><w:ilvl w:val="0"/><w:numId w:val="14"/></w:numPr><w:spacing w:after="240" w:before="0" w:beforeAutospacing="0" w:lineRule="auto"/><w:ind w:left="720" w:hanging="360"/><w:rPr><w:sz w:val="28"/><w:szCs w:val="28"/></w:rPr></w:pPr><w:r><w:rPr><w:sz w:val="28"/><w:szCs w:val="28"/><w:rtl w:val="0"/></w:rPr><w:t xml:space="preserve">Ecosystem growth</w:t></w:r></w:p><w:p><w:pPr><w:spacing w:after="240" w:before="240" w:lineRule="auto"/><w:rPr><w:sz w:val="28"/><w:szCs w:val="28"/></w:rPr></w:pPr><w:r><w:rPr><w:sz w:val="28"/><w:szCs w:val="28"/><w:rtl w:val="0"/></w:rPr><w:t xml:space="preserve">25% of realized Treasury profits are allocated toward $DEXLA buybacks and burns.</w:t></w:r></w:p><w:p><w:pPr><w:spacing w:after="240" w:before="240" w:lineRule="auto"/><w:rPr><w:sz w:val="28"/><w:szCs w:val="28"/></w:rPr></w:pPr><w:r><w:rPr><w:sz w:val="28"/><w:szCs w:val="28"/><w:rtl w:val="0"/></w:rPr><w:t xml:space="preserve">This creates an additional source of financial support for the protocol beyond execution-fee revenue alone.</w:t></w:r></w:p><w:p><w:pPr><w:spacing w:after="240" w:before="240" w:lineRule="auto"/><w:rPr><w:sz w:val="28"/><w:szCs w:val="28"/></w:rPr></w:pPr><w:r><w:rPr><w:sz w:val="28"/><w:szCs w:val="28"/><w:rtl w:val="0"/></w:rPr><w:t xml:space="preserve">All revenue scenarios, where presented, are illustrative and are not forecasts, guarantees, or commitments.</w:t></w:r></w:p><w:p><w:pPr><w:rPr><w:sz w:val="28"/><w:szCs w:val="28"/></w:rPr></w:pPr><w:r><w:pict><v:rect style="width:0.0pt;height:1.5pt" o:hr="t" o:hrstd="t" o:hralign="center" fillcolor="#A0A0A0" stroked="f"/></w:pict></w:r><w:r><w:rPr><w:rtl w:val="0"/></w:rPr></w:r></w:p><w:p><w:pPr><w:pStyle w:val="Heading1"/><w:keepNext w:val="0"/><w:keepLines w:val="0"/><w:spacing w:before="480" w:lineRule="auto"/><w:rPr><w:sz w:val="46"/><w:szCs w:val="46"/></w:rPr></w:pPr><w:bookmarkStart w:colFirst="0" w:colLast="0" w:name="_2bi6kwtzorqe" w:id="41"/><w:bookmarkEnd w:id="41"/><w:r><w:rPr><w:sz w:val="46"/><w:szCs w:val="46"/><w:rtl w:val="0"/></w:rPr><w:t xml:space="preserve">10. Investor Overview</w:t></w:r></w:p><w:p><w:pPr><w:spacing w:after="240" w:before="240" w:lineRule="auto"/><w:rPr><w:sz w:val="28"/><w:szCs w:val="28"/></w:rPr></w:pPr><w:r><w:rPr><w:sz w:val="28"/><w:szCs w:val="28"/><w:rtl w:val="0"/></w:rPr><w:t xml:space="preserve">INDEXLA is designed for investors who want more control over how their portfolios are built and managed.</w:t></w:r></w:p><w:p><w:pPr><w:spacing w:after="240" w:before="240" w:lineRule="auto"/><w:rPr><w:sz w:val="28"/><w:szCs w:val="28"/></w:rPr></w:pPr><w:r><w:rPr><w:sz w:val="28"/><w:szCs w:val="28"/><w:rtl w:val="0"/></w:rPr><w:t xml:space="preserve">Investors can:</w:t></w:r></w:p><w:p><w:pPr><w:numPr><w:ilvl w:val="0"/><w:numId w:val="10"/></w:numPr><w:spacing w:after="0" w:afterAutospacing="0" w:before="240" w:lineRule="auto"/><w:ind w:left="720" w:hanging="360"/><w:rPr><w:sz w:val="28"/><w:szCs w:val="28"/></w:rPr></w:pPr><w:r><w:rPr><w:sz w:val="28"/><w:szCs w:val="28"/><w:rtl w:val="0"/></w:rPr><w:t xml:space="preserve">Build their own portfolios</w:t></w:r></w:p><w:p><w:pPr><w:numPr><w:ilvl w:val="0"/><w:numId w:val="10"/></w:numPr><w:spacing w:after="0" w:afterAutospacing="0" w:before="0" w:beforeAutospacing="0" w:lineRule="auto"/><w:ind w:left="720" w:hanging="360"/><w:rPr><w:sz w:val="28"/><w:szCs w:val="28"/></w:rPr></w:pPr><w:r><w:rPr><w:sz w:val="28"/><w:szCs w:val="28"/><w:rtl w:val="0"/></w:rPr><w:t xml:space="preserve">Discover creator portfolios</w:t></w:r></w:p><w:p><w:pPr><w:numPr><w:ilvl w:val="0"/><w:numId w:val="10"/></w:numPr><w:spacing w:after="0" w:afterAutospacing="0" w:before="0" w:beforeAutospacing="0" w:lineRule="auto"/><w:ind w:left="720" w:hanging="360"/><w:rPr><w:sz w:val="28"/><w:szCs w:val="28"/></w:rPr></w:pPr><w:r><w:rPr><w:sz w:val="28"/><w:szCs w:val="28"/><w:rtl w:val="0"/></w:rPr><w:t xml:space="preserve">Follow investment strategies</w:t></w:r></w:p><w:p><w:pPr><w:numPr><w:ilvl w:val="0"/><w:numId w:val="10"/></w:numPr><w:spacing w:after="0" w:afterAutospacing="0" w:before="0" w:beforeAutospacing="0" w:lineRule="auto"/><w:ind w:left="720" w:hanging="360"/><w:rPr><w:sz w:val="28"/><w:szCs w:val="28"/></w:rPr></w:pPr><w:r><w:rPr><w:sz w:val="28"/><w:szCs w:val="28"/><w:rtl w:val="0"/></w:rPr><w:t xml:space="preserve">Combine multiple asset categories</w:t></w:r></w:p><w:p><w:pPr><w:numPr><w:ilvl w:val="0"/><w:numId w:val="10"/></w:numPr><w:spacing w:after="0" w:afterAutospacing="0" w:before="0" w:beforeAutospacing="0" w:lineRule="auto"/><w:ind w:left="720" w:hanging="360"/><w:rPr><w:sz w:val="28"/><w:szCs w:val="28"/></w:rPr></w:pPr><w:r><w:rPr><w:sz w:val="28"/><w:szCs w:val="28"/><w:rtl w:val="0"/></w:rPr><w:t xml:space="preserve">Automate predefined investment rules</w:t></w:r></w:p><w:p><w:pPr><w:numPr><w:ilvl w:val="0"/><w:numId w:val="10"/></w:numPr><w:spacing w:after="0" w:afterAutospacing="0" w:before="0" w:beforeAutospacing="0" w:lineRule="auto"/><w:ind w:left="720" w:hanging="360"/><w:rPr><w:sz w:val="28"/><w:szCs w:val="28"/></w:rPr></w:pPr><w:r><w:rPr><w:sz w:val="28"/><w:szCs w:val="28"/><w:rtl w:val="0"/></w:rPr><w:t xml:space="preserve">Manage multi-asset portfolios through one interface</w:t></w:r></w:p><w:p><w:pPr><w:numPr><w:ilvl w:val="0"/><w:numId w:val="10"/></w:numPr><w:spacing w:after="0" w:afterAutospacing="0" w:before="0" w:beforeAutospacing="0" w:lineRule="auto"/><w:ind w:left="720" w:hanging="360"/><w:rPr><w:sz w:val="28"/><w:szCs w:val="28"/></w:rPr></w:pPr><w:r><w:rPr><w:sz w:val="28"/><w:szCs w:val="28"/><w:rtl w:val="0"/></w:rPr><w:t xml:space="preserve">Retain ownership of their underlying assets</w:t></w:r></w:p><w:p><w:pPr><w:numPr><w:ilvl w:val="0"/><w:numId w:val="10"/></w:numPr><w:spacing w:after="0" w:afterAutospacing="0" w:before="0" w:beforeAutospacing="0" w:lineRule="auto"/><w:ind w:left="720" w:hanging="360"/><w:rPr><w:sz w:val="28"/><w:szCs w:val="28"/></w:rPr></w:pPr><w:r><w:rPr><w:sz w:val="28"/><w:szCs w:val="28"/><w:rtl w:val="0"/></w:rPr><w:t xml:space="preserve">Hold $DEXLA to access execution-fee discounts</w:t></w:r></w:p><w:p><w:pPr><w:numPr><w:ilvl w:val="0"/><w:numId w:val="10"/></w:numPr><w:spacing w:after="240" w:before="0" w:beforeAutospacing="0" w:lineRule="auto"/><w:ind w:left="720" w:hanging="360"/><w:rPr><w:sz w:val="28"/><w:szCs w:val="28"/></w:rPr></w:pPr><w:r><w:rPr><w:sz w:val="28"/><w:szCs w:val="28"/><w:rtl w:val="0"/></w:rPr><w:t xml:space="preserve">Tip creators directly in $DEXLA</w:t></w:r></w:p><w:p><w:pPr><w:spacing w:after="240" w:before="240" w:lineRule="auto"/><w:rPr><w:sz w:val="28"/><w:szCs w:val="28"/></w:rPr></w:pPr><w:r><w:rPr><w:sz w:val="28"/><w:szCs w:val="28"/><w:rtl w:val="0"/></w:rPr><w:t xml:space="preserve">The investor experience is built around a simple principle:</w:t></w:r></w:p><w:p><w:pPr><w:spacing w:after="240" w:before="240" w:lineRule="auto"/><w:rPr><w:sz w:val="28"/><w:szCs w:val="28"/></w:rPr></w:pPr><w:r><w:rPr><w:sz w:val="28"/><w:szCs w:val="28"/><w:rtl w:val="0"/></w:rPr><w:t xml:space="preserve">Choose your assets. Define your strategy. Keep control of your assets.</w:t></w:r></w:p><w:p><w:pPr><w:spacing w:after="240" w:before="240" w:lineRule="auto"/><w:rPr><w:sz w:val="28"/><w:szCs w:val="28"/></w:rPr></w:pPr><w:r><w:rPr><w:sz w:val="28"/><w:szCs w:val="28"/><w:rtl w:val="0"/></w:rPr><w:t xml:space="preserve">Dedicated investor documentation provides the complete product flow, onboarding experience, and portfolio functionality.</w:t></w:r></w:p><w:p><w:pPr><w:spacing w:after="240" w:before="240" w:lineRule="auto"/><w:rPr><w:sz w:val="28"/><w:szCs w:val="28"/></w:rPr></w:pPr><w:r><w:rPr><w:rFonts w:ascii="Arial Unicode MS" w:cs="Arial Unicode MS" w:eastAsia="Arial Unicode MS" w:hAnsi="Arial Unicode MS"/><w:sz w:val="28"/><w:szCs w:val="28"/><w:rtl w:val="0"/></w:rPr><w:t xml:space="preserve">Investor Guide →</w:t></w:r></w:p><w:p><w:pPr><w:rPr><w:sz w:val="28"/><w:szCs w:val="28"/></w:rPr></w:pPr><w:r><w:pict><v:rect style="width:0.0pt;height:1.5pt" o:hr="t" o:hrstd="t" o:hralign="center" fillcolor="#A0A0A0" stroked="f"/></w:pict></w:r><w:r><w:rPr><w:rtl w:val="0"/></w:rPr></w:r></w:p><w:p><w:pPr><w:pStyle w:val="Heading1"/><w:keepNext w:val="0"/><w:keepLines w:val="0"/><w:spacing w:before="480" w:lineRule="auto"/><w:rPr><w:sz w:val="46"/><w:szCs w:val="46"/></w:rPr></w:pPr><w:bookmarkStart w:colFirst="0" w:colLast="0" w:name="_k6fpa7p0lcqz" w:id="42"/><w:bookmarkEnd w:id="42"/><w:r><w:rPr><w:sz w:val="46"/><w:szCs w:val="46"/><w:rtl w:val="0"/></w:rPr><w:t xml:space="preserve">11. Strategies</w:t></w:r></w:p><w:p><w:pPr><w:spacing w:after="240" w:before="240" w:lineRule="auto"/><w:rPr><w:sz w:val="28"/><w:szCs w:val="28"/></w:rPr></w:pPr><w:r><w:rPr><w:sz w:val="28"/><w:szCs w:val="28"/><w:rtl w:val="0"/></w:rPr><w:t xml:space="preserve">INDEXLA turns investment rules into programmable portfolio strategies.</w:t></w:r></w:p><w:p><w:pPr><w:spacing w:after="240" w:before="240" w:lineRule="auto"/><w:rPr><w:sz w:val="28"/><w:szCs w:val="28"/></w:rPr></w:pPr><w:r><w:rPr><w:sz w:val="28"/><w:szCs w:val="28"/><w:rtl w:val="0"/></w:rPr><w:t xml:space="preserve">Supported strategy concepts include:</w:t></w:r></w:p><w:p><w:pPr><w:pStyle w:val="Heading3"/><w:keepNext w:val="0"/><w:keepLines w:val="0"/><w:spacing w:before="280" w:lineRule="auto"/><w:rPr><w:color w:val="000000"/><w:sz w:val="26"/><w:szCs w:val="26"/></w:rPr></w:pPr><w:bookmarkStart w:colFirst="0" w:colLast="0" w:name="_w0bx8gx4v02m" w:id="43"/><w:bookmarkEnd w:id="43"/><w:r><w:rPr><w:color w:val="000000"/><w:sz w:val="26"/><w:szCs w:val="26"/><w:rtl w:val="0"/></w:rPr><w:t xml:space="preserve">DCA</w:t></w:r></w:p><w:p><w:pPr><w:spacing w:after="240" w:before="240" w:lineRule="auto"/><w:rPr><w:sz w:val="28"/><w:szCs w:val="28"/></w:rPr></w:pPr><w:r><w:rPr><w:sz w:val="28"/><w:szCs w:val="28"/><w:rtl w:val="0"/></w:rPr><w:t xml:space="preserve">Automatically accumulate according to a predefined schedule.</w:t></w:r></w:p><w:p><w:pPr><w:pStyle w:val="Heading3"/><w:keepNext w:val="0"/><w:keepLines w:val="0"/><w:spacing w:before="280" w:lineRule="auto"/><w:rPr><w:color w:val="000000"/><w:sz w:val="26"/><w:szCs w:val="26"/></w:rPr></w:pPr><w:bookmarkStart w:colFirst="0" w:colLast="0" w:name="_y7c3d66djkw" w:id="44"/><w:bookmarkEnd w:id="44"/><w:r><w:rPr><w:color w:val="000000"/><w:sz w:val="26"/><w:szCs w:val="26"/><w:rtl w:val="0"/></w:rPr><w:t xml:space="preserve">Buy Fear</w:t></w:r></w:p><w:p><w:pPr><w:spacing w:after="240" w:before="240" w:lineRule="auto"/><w:rPr><w:sz w:val="28"/><w:szCs w:val="28"/></w:rPr></w:pPr><w:r><w:rPr><w:sz w:val="28"/><w:szCs w:val="28"/><w:rtl w:val="0"/></w:rPr><w:t xml:space="preserve">Increase accumulation when predefined market fear conditions are reached.</w:t></w:r></w:p><w:p><w:pPr><w:pStyle w:val="Heading3"/><w:keepNext w:val="0"/><w:keepLines w:val="0"/><w:spacing w:before="280" w:lineRule="auto"/><w:rPr><w:color w:val="000000"/><w:sz w:val="26"/><w:szCs w:val="26"/></w:rPr></w:pPr><w:bookmarkStart w:colFirst="0" w:colLast="0" w:name="_1zwnkxph27jp" w:id="45"/><w:bookmarkEnd w:id="45"/><w:r><w:rPr><w:color w:val="000000"/><w:sz w:val="26"/><w:szCs w:val="26"/><w:rtl w:val="0"/></w:rPr><w:t xml:space="preserve">Sell Greed</w:t></w:r></w:p><w:p><w:pPr><w:spacing w:after="240" w:before="240" w:lineRule="auto"/><w:rPr><w:sz w:val="28"/><w:szCs w:val="28"/></w:rPr></w:pPr><w:r><w:rPr><w:sz w:val="28"/><w:szCs w:val="28"/><w:rtl w:val="0"/></w:rPr><w:t xml:space="preserve">Reduce exposure progressively when predefined market greed conditions are reached.</w:t></w:r></w:p><w:p><w:pPr><w:pStyle w:val="Heading3"/><w:keepNext w:val="0"/><w:keepLines w:val="0"/><w:spacing w:before="280" w:lineRule="auto"/><w:rPr><w:color w:val="000000"/><w:sz w:val="26"/><w:szCs w:val="26"/></w:rPr></w:pPr><w:bookmarkStart w:colFirst="0" w:colLast="0" w:name="_rncrb1c23o5v" w:id="46"/><w:bookmarkEnd w:id="46"/><w:r><w:rPr><w:color w:val="000000"/><w:sz w:val="26"/><w:szCs w:val="26"/><w:rtl w:val="0"/></w:rPr><w:t xml:space="preserve">Take Profit</w:t></w:r></w:p><w:p><w:pPr><w:spacing w:after="240" w:before="240" w:lineRule="auto"/><w:rPr><w:sz w:val="28"/><w:szCs w:val="28"/></w:rPr></w:pPr><w:r><w:rPr><w:sz w:val="28"/><w:szCs w:val="28"/><w:rtl w:val="0"/></w:rPr><w:t xml:space="preserve">Automatically reduce positions according to predefined profit conditions.</w:t></w:r></w:p><w:p><w:pPr><w:pStyle w:val="Heading3"/><w:keepNext w:val="0"/><w:keepLines w:val="0"/><w:spacing w:before="280" w:lineRule="auto"/><w:rPr><w:color w:val="000000"/><w:sz w:val="26"/><w:szCs w:val="26"/></w:rPr></w:pPr><w:bookmarkStart w:colFirst="0" w:colLast="0" w:name="_scsybztpo4u4" w:id="47"/><w:bookmarkEnd w:id="47"/><w:r><w:rPr><w:color w:val="000000"/><w:sz w:val="26"/><w:szCs w:val="26"/><w:rtl w:val="0"/></w:rPr><w:t xml:space="preserve">Stop Loss</w:t></w:r></w:p><w:p><w:pPr><w:spacing w:after="240" w:before="240" w:lineRule="auto"/><w:rPr><w:sz w:val="28"/><w:szCs w:val="28"/></w:rPr></w:pPr><w:r><w:rPr><w:sz w:val="28"/><w:szCs w:val="28"/><w:rtl w:val="0"/></w:rPr><w:t xml:space="preserve">Reduce exposure when predefined downside conditions are reached.</w:t></w:r></w:p><w:p><w:pPr><w:pStyle w:val="Heading3"/><w:keepNext w:val="0"/><w:keepLines w:val="0"/><w:spacing w:before="280" w:lineRule="auto"/><w:rPr><w:color w:val="000000"/><w:sz w:val="26"/><w:szCs w:val="26"/></w:rPr></w:pPr><w:bookmarkStart w:colFirst="0" w:colLast="0" w:name="_c8y0dncboufo" w:id="48"/><w:bookmarkEnd w:id="48"/><w:r><w:rPr><w:color w:val="000000"/><w:sz w:val="26"/><w:szCs w:val="26"/><w:rtl w:val="0"/></w:rPr><w:t xml:space="preserve">RSI</w:t></w:r></w:p><w:p><w:pPr><w:spacing w:after="240" w:before="240" w:lineRule="auto"/><w:rPr><w:sz w:val="28"/><w:szCs w:val="28"/></w:rPr></w:pPr><w:r><w:rPr><w:sz w:val="28"/><w:szCs w:val="28"/><w:rtl w:val="0"/></w:rPr><w:t xml:space="preserve">Use predefined RSI conditions as part of portfolio execution rules.</w:t></w:r></w:p><w:p><w:pPr><w:pStyle w:val="Heading3"/><w:keepNext w:val="0"/><w:keepLines w:val="0"/><w:spacing w:before="280" w:lineRule="auto"/><w:rPr><w:color w:val="000000"/><w:sz w:val="26"/><w:szCs w:val="26"/></w:rPr></w:pPr><w:bookmarkStart w:colFirst="0" w:colLast="0" w:name="_da45no5f88ok" w:id="49"/><w:bookmarkEnd w:id="49"/><w:r><w:rPr><w:color w:val="000000"/><w:sz w:val="26"/><w:szCs w:val="26"/><w:rtl w:val="0"/></w:rPr><w:t xml:space="preserve">Momentum</w:t></w:r></w:p><w:p><w:pPr><w:spacing w:after="240" w:before="240" w:lineRule="auto"/><w:rPr><w:sz w:val="28"/><w:szCs w:val="28"/></w:rPr></w:pPr><w:r><w:rPr><w:sz w:val="28"/><w:szCs w:val="28"/><w:rtl w:val="0"/></w:rPr><w:t xml:space="preserve">Use momentum conditions to influence portfolio actions.</w:t></w:r></w:p><w:p><w:pPr><w:pStyle w:val="Heading3"/><w:keepNext w:val="0"/><w:keepLines w:val="0"/><w:spacing w:before="280" w:lineRule="auto"/><w:rPr><w:color w:val="000000"/><w:sz w:val="26"/><w:szCs w:val="26"/></w:rPr></w:pPr><w:bookmarkStart w:colFirst="0" w:colLast="0" w:name="_c9u5zkpdjng3" w:id="50"/><w:bookmarkEnd w:id="50"/><w:r><w:rPr><w:color w:val="000000"/><w:sz w:val="26"/><w:szCs w:val="26"/><w:rtl w:val="0"/></w:rPr><w:t xml:space="preserve">Rebalancing</w:t></w:r></w:p><w:p><w:pPr><w:spacing w:after="240" w:before="240" w:lineRule="auto"/><w:rPr><w:sz w:val="28"/><w:szCs w:val="28"/></w:rPr></w:pPr><w:r><w:rPr><w:sz w:val="28"/><w:szCs w:val="28"/><w:rtl w:val="0"/></w:rPr><w:t xml:space="preserve">Maintain target portfolio allocations as market prices change.</w:t></w:r></w:p><w:p><w:pPr><w:spacing w:after="240" w:before="240" w:lineRule="auto"/><w:rPr><w:sz w:val="28"/><w:szCs w:val="28"/></w:rPr></w:pPr><w:r><w:rPr><w:sz w:val="28"/><w:szCs w:val="28"/><w:rtl w:val="0"/></w:rPr><w:t xml:space="preserve">Strategies can be used individually or combined within portfolio configurations.</w:t></w:r></w:p><w:p><w:pPr><w:spacing w:after="240" w:before="240" w:lineRule="auto"/><w:rPr><w:sz w:val="28"/><w:szCs w:val="28"/></w:rPr></w:pPr><w:r><w:rPr><w:sz w:val="28"/><w:szCs w:val="28"/><w:rtl w:val="0"/></w:rPr><w:t xml:space="preserve">The goal is not to predict every market move.</w:t></w:r></w:p><w:p><w:pPr><w:spacing w:after="240" w:before="240" w:lineRule="auto"/><w:rPr><w:sz w:val="28"/><w:szCs w:val="28"/></w:rPr></w:pPr><w:r><w:rPr><w:sz w:val="28"/><w:szCs w:val="28"/><w:rtl w:val="0"/></w:rPr><w:t xml:space="preserve">The goal is to automate a defined strategy consistently.</w:t></w:r></w:p><w:p><w:pPr><w:spacing w:after="240" w:before="240" w:lineRule="auto"/><w:rPr><w:sz w:val="28"/><w:szCs w:val="28"/></w:rPr></w:pPr><w:r><w:rPr><w:rFonts w:ascii="Arial Unicode MS" w:cs="Arial Unicode MS" w:eastAsia="Arial Unicode MS" w:hAnsi="Arial Unicode MS"/><w:sz w:val="28"/><w:szCs w:val="28"/><w:rtl w:val="0"/></w:rPr><w:t xml:space="preserve">Strategies →</w:t></w:r></w:p><w:p><w:pPr><w:rPr><w:sz w:val="28"/><w:szCs w:val="28"/></w:rPr></w:pPr><w:r><w:pict><v:rect style="width:0.0pt;height:1.5pt" o:hr="t" o:hrstd="t" o:hralign="center" fillcolor="#A0A0A0" stroked="f"/></w:pict></w:r><w:r><w:rPr><w:rtl w:val="0"/></w:rPr></w:r></w:p><w:p><w:pPr><w:pStyle w:val="Heading1"/><w:keepNext w:val="0"/><w:keepLines w:val="0"/><w:spacing w:before="480" w:lineRule="auto"/><w:rPr><w:sz w:val="46"/><w:szCs w:val="46"/></w:rPr></w:pPr><w:bookmarkStart w:colFirst="0" w:colLast="0" w:name="_x1wka68gmh4b" w:id="51"/><w:bookmarkEnd w:id="51"/><w:r><w:rPr><w:sz w:val="46"/><w:szCs w:val="46"/><w:rtl w:val="0"/></w:rPr><w:t xml:space="preserve">12. Creator Economy</w:t></w:r></w:p><w:p><w:pPr><w:pStyle w:val="Heading2"/><w:keepNext w:val="0"/><w:keepLines w:val="0"/><w:spacing w:after="80" w:lineRule="auto"/><w:rPr><w:sz w:val="34"/><w:szCs w:val="34"/></w:rPr></w:pPr><w:bookmarkStart w:colFirst="0" w:colLast="0" w:name="_4yjru9xzo6pd" w:id="52"/><w:bookmarkEnd w:id="52"/><w:r><w:rPr><w:sz w:val="34"/><w:szCs w:val="34"/><w:rtl w:val="0"/></w:rPr><w:t xml:space="preserve">Turn Your Thesis Into Recurring Revenue</w:t></w:r></w:p><w:p><w:pPr><w:spacing w:after="240" w:before="240" w:lineRule="auto"/><w:rPr><w:sz w:val="28"/><w:szCs w:val="28"/></w:rPr></w:pPr><w:r><w:rPr><w:sz w:val="28"/><w:szCs w:val="28"/><w:rtl w:val="0"/></w:rPr><w:t xml:space="preserve">INDEXLA gives creators infrastructure to turn investment research, alpha, strategies, and market views into investable portfolio products.</w:t></w:r></w:p><w:p><w:pPr><w:spacing w:after="240" w:before="240" w:lineRule="auto"/><w:rPr><w:sz w:val="28"/><w:szCs w:val="28"/></w:rPr></w:pPr><w:r><w:rPr><w:sz w:val="28"/><w:szCs w:val="28"/><w:rtl w:val="0"/></w:rPr><w:t xml:space="preserve">Instead of repeatedly telling your audience what to buy, build the portfolio they can discover, follow, and invest in.</w:t></w:r></w:p><w:p><w:pPr><w:pStyle w:val="Heading3"/><w:keepNext w:val="0"/><w:keepLines w:val="0"/><w:spacing w:before="280" w:lineRule="auto"/><w:rPr><w:color w:val="000000"/><w:sz w:val="26"/><w:szCs w:val="26"/></w:rPr></w:pPr><w:bookmarkStart w:colFirst="0" w:colLast="0" w:name="_53ltmwnn21qx" w:id="53"/><w:bookmarkEnd w:id="53"/><w:r><w:rPr><w:color w:val="000000"/><w:sz w:val="26"/><w:szCs w:val="26"/><w:rtl w:val="0"/></w:rPr><w:t xml:space="preserve">Build More Than One Portfolio</w:t></w:r></w:p><w:p><w:pPr><w:spacing w:after="240" w:before="240" w:lineRule="auto"/><w:rPr><w:sz w:val="28"/><w:szCs w:val="28"/></w:rPr></w:pPr><w:r><w:rPr><w:sz w:val="28"/><w:szCs w:val="28"/><w:rtl w:val="0"/></w:rPr><w:t xml:space="preserve">Create multiple portfolios and indexes around different theses:</w:t></w:r></w:p><w:p><w:pPr><w:numPr><w:ilvl w:val="0"/><w:numId w:val="6"/></w:numPr><w:spacing w:after="0" w:afterAutospacing="0" w:before="240" w:lineRule="auto"/><w:ind w:left="720" w:hanging="360"/><w:rPr><w:sz w:val="28"/><w:szCs w:val="28"/></w:rPr></w:pPr><w:r><w:rPr><w:sz w:val="28"/><w:szCs w:val="28"/><w:rtl w:val="0"/></w:rPr><w:t xml:space="preserve">Crypto</w:t></w:r></w:p><w:p><w:pPr><w:numPr><w:ilvl w:val="0"/><w:numId w:val="6"/></w:numPr><w:spacing w:after="0" w:afterAutospacing="0" w:before="0" w:beforeAutospacing="0" w:lineRule="auto"/><w:ind w:left="720" w:hanging="360"/><w:rPr><w:sz w:val="28"/><w:szCs w:val="28"/></w:rPr></w:pPr><w:r><w:rPr><w:sz w:val="28"/><w:szCs w:val="28"/><w:rtl w:val="0"/></w:rPr><w:t xml:space="preserve">AI</w:t></w:r></w:p><w:p><w:pPr><w:numPr><w:ilvl w:val="0"/><w:numId w:val="6"/></w:numPr><w:spacing w:after="0" w:afterAutospacing="0" w:before="0" w:beforeAutospacing="0" w:lineRule="auto"/><w:ind w:left="720" w:hanging="360"/><w:rPr><w:sz w:val="28"/><w:szCs w:val="28"/></w:rPr></w:pPr><w:r><w:rPr><w:sz w:val="28"/><w:szCs w:val="28"/><w:rtl w:val="0"/></w:rPr><w:t xml:space="preserve">DeFi</w:t></w:r></w:p><w:p><w:pPr><w:numPr><w:ilvl w:val="0"/><w:numId w:val="6"/></w:numPr><w:spacing w:after="0" w:afterAutospacing="0" w:before="0" w:beforeAutospacing="0" w:lineRule="auto"/><w:ind w:left="720" w:hanging="360"/><w:rPr><w:sz w:val="28"/><w:szCs w:val="28"/></w:rPr></w:pPr><w:r><w:rPr><w:sz w:val="28"/><w:szCs w:val="28"/><w:rtl w:val="0"/></w:rPr><w:t xml:space="preserve">Market cycles</w:t></w:r></w:p><w:p><w:pPr><w:numPr><w:ilvl w:val="0"/><w:numId w:val="6"/></w:numPr><w:spacing w:after="0" w:afterAutospacing="0" w:before="0" w:beforeAutospacing="0" w:lineRule="auto"/><w:ind w:left="720" w:hanging="360"/><w:rPr><w:sz w:val="28"/><w:szCs w:val="28"/></w:rPr></w:pPr><w:r><w:rPr><w:sz w:val="28"/><w:szCs w:val="28"/><w:rtl w:val="0"/></w:rPr><w:t xml:space="preserve">Tokenized stocks</w:t></w:r></w:p><w:p><w:pPr><w:numPr><w:ilvl w:val="0"/><w:numId w:val="6"/></w:numPr><w:spacing w:after="0" w:afterAutospacing="0" w:before="0" w:beforeAutospacing="0" w:lineRule="auto"/><w:ind w:left="720" w:hanging="360"/><w:rPr><w:sz w:val="28"/><w:szCs w:val="28"/></w:rPr></w:pPr><w:r><w:rPr><w:sz w:val="28"/><w:szCs w:val="28"/><w:rtl w:val="0"/></w:rPr><w:t xml:space="preserve">Tokenized commodities</w:t></w:r></w:p><w:p><w:pPr><w:numPr><w:ilvl w:val="0"/><w:numId w:val="6"/></w:numPr><w:spacing w:after="0" w:afterAutospacing="0" w:before="0" w:beforeAutospacing="0" w:lineRule="auto"/><w:ind w:left="720" w:hanging="360"/><w:rPr><w:sz w:val="28"/><w:szCs w:val="28"/></w:rPr></w:pPr><w:r><w:rPr><w:sz w:val="28"/><w:szCs w:val="28"/><w:rtl w:val="0"/></w:rPr><w:t xml:space="preserve">Tokenized real estate</w:t></w:r></w:p><w:p><w:pPr><w:numPr><w:ilvl w:val="0"/><w:numId w:val="6"/></w:numPr><w:spacing w:after="0" w:afterAutospacing="0" w:before="0" w:beforeAutospacing="0" w:lineRule="auto"/><w:ind w:left="720" w:hanging="360"/><w:rPr><w:sz w:val="28"/><w:szCs w:val="28"/></w:rPr></w:pPr><w:r><w:rPr><w:sz w:val="28"/><w:szCs w:val="28"/><w:rtl w:val="0"/></w:rPr><w:t xml:space="preserve">RWAs</w:t></w:r></w:p><w:p><w:pPr><w:numPr><w:ilvl w:val="0"/><w:numId w:val="6"/></w:numPr><w:spacing w:after="240" w:before="0" w:beforeAutospacing="0" w:lineRule="auto"/><w:ind w:left="720" w:hanging="360"/><w:rPr><w:sz w:val="28"/><w:szCs w:val="28"/></w:rPr></w:pPr><w:r><w:rPr><w:sz w:val="28"/><w:szCs w:val="28"/><w:rtl w:val="0"/></w:rPr><w:t xml:space="preserve">Hybrid multi-asset strategies</w:t></w:r></w:p><w:p><w:pPr><w:spacing w:after="240" w:before="240" w:lineRule="auto"/><w:rPr><w:sz w:val="28"/><w:szCs w:val="28"/></w:rPr></w:pPr><w:r><w:rPr><w:sz w:val="28"/><w:szCs w:val="28"/><w:rtl w:val="0"/></w:rPr><w:t xml:space="preserve">Build a portfolio business around your expertise rather than a single social-media audience.</w:t></w:r></w:p><w:p><w:pPr><w:pStyle w:val="Heading3"/><w:keepNext w:val="0"/><w:keepLines w:val="0"/><w:spacing w:before="280" w:lineRule="auto"/><w:rPr><w:color w:val="000000"/><w:sz w:val="26"/><w:szCs w:val="26"/></w:rPr></w:pPr><w:bookmarkStart w:colFirst="0" w:colLast="0" w:name="_t8qjuify3wr" w:id="54"/><w:bookmarkEnd w:id="54"/><w:r><w:rPr><w:color w:val="000000"/><w:sz w:val="26"/><w:szCs w:val="26"/><w:rtl w:val="0"/></w:rPr><w:t xml:space="preserve">Earn From Portfolio Activity</w:t></w:r></w:p><w:p><w:pPr><w:spacing w:after="240" w:before="240" w:lineRule="auto"/><w:rPr><w:sz w:val="28"/><w:szCs w:val="28"/></w:rPr></w:pPr><w:r><w:rPr><w:sz w:val="28"/><w:szCs w:val="28"/><w:rtl w:val="0"/></w:rPr><w:t xml:space="preserve">Creators receive:</w:t></w:r></w:p><w:p><w:pPr><w:spacing w:after="240" w:before="240" w:lineRule="auto"/><w:rPr><w:sz w:val="28"/><w:szCs w:val="28"/></w:rPr></w:pPr><w:r><w:rPr><w:sz w:val="28"/><w:szCs w:val="28"/><w:rtl w:val="0"/></w:rPr><w:t xml:space="preserve">50% of applicable execution fees generated by their portfolios.</w:t></w:r></w:p><w:p><w:pPr><w:spacing w:after="240" w:before="240" w:lineRule="auto"/><w:rPr><w:sz w:val="28"/><w:szCs w:val="28"/></w:rPr></w:pPr><w:r><w:rPr><w:sz w:val="28"/><w:szCs w:val="28"/><w:rtl w:val="0"/></w:rPr><w:t xml:space="preserve">The more investors use your portfolio, the more recurring execution-based revenue it can generate.</w:t></w:r></w:p><w:p><w:pPr><w:pStyle w:val="Heading3"/><w:keepNext w:val="0"/><w:keepLines w:val="0"/><w:spacing w:before="280" w:lineRule="auto"/><w:rPr><w:color w:val="000000"/><w:sz w:val="26"/><w:szCs w:val="26"/></w:rPr></w:pPr><w:bookmarkStart w:colFirst="0" w:colLast="0" w:name="_76s9uo2rqgh3" w:id="55"/><w:bookmarkEnd w:id="55"/><w:r><w:rPr><w:color w:val="000000"/><w:sz w:val="26"/><w:szCs w:val="26"/><w:rtl w:val="0"/></w:rPr><w:t xml:space="preserve">Publish</w:t></w:r></w:p><w:p><w:pPr><w:spacing w:after="240" w:before="240" w:lineRule="auto"/><w:rPr><w:sz w:val="28"/><w:szCs w:val="28"/></w:rPr></w:pPr><w:r><w:rPr><w:sz w:val="28"/><w:szCs w:val="28"/><w:rtl w:val="0"/></w:rPr><w:t xml:space="preserve">Publish public portfolios to the Marketplace.</w:t></w:r></w:p><w:p><w:pPr><w:spacing w:after="240" w:before="240" w:lineRule="auto"/><w:rPr><w:sz w:val="28"/><w:szCs w:val="28"/></w:rPr></w:pPr><w:r><w:rPr><w:rFonts w:ascii="Arial Unicode MS" w:cs="Arial Unicode MS" w:eastAsia="Arial Unicode MS" w:hAnsi="Arial Unicode MS"/><w:sz w:val="28"/><w:szCs w:val="28"/><w:rtl w:val="0"/></w:rPr><w:t xml:space="preserve">1,000 $DEXLA → Public Portfolio</w:t></w:r></w:p><w:p><w:pPr><w:pStyle w:val="Heading3"/><w:keepNext w:val="0"/><w:keepLines w:val="0"/><w:spacing w:before="280" w:lineRule="auto"/><w:rPr><w:color w:val="000000"/><w:sz w:val="26"/><w:szCs w:val="26"/></w:rPr></w:pPr><w:bookmarkStart w:colFirst="0" w:colLast="0" w:name="_y9yxzbha3k06" w:id="56"/><w:bookmarkEnd w:id="56"/><w:r><w:rPr><w:color w:val="000000"/><w:sz w:val="26"/><w:szCs w:val="26"/><w:rtl w:val="0"/></w:rPr><w:t xml:space="preserve">Feature</w:t></w:r></w:p><w:p><w:pPr><w:spacing w:after="240" w:before="240" w:lineRule="auto"/><w:rPr><w:sz w:val="28"/><w:szCs w:val="28"/></w:rPr></w:pPr><w:r><w:rPr><w:sz w:val="28"/><w:szCs w:val="28"/><w:rtl w:val="0"/></w:rPr><w:t xml:space="preserve">Increase portfolio visibility through Featured placement.</w:t></w:r></w:p><w:p><w:pPr><w:spacing w:after="240" w:before="240" w:lineRule="auto"/><w:rPr><w:sz w:val="28"/><w:szCs w:val="28"/></w:rPr></w:pPr><w:r><w:rPr><w:rFonts w:ascii="Arial Unicode MS" w:cs="Arial Unicode MS" w:eastAsia="Arial Unicode MS" w:hAnsi="Arial Unicode MS"/><w:sz w:val="28"/><w:szCs w:val="28"/><w:rtl w:val="0"/></w:rPr><w:t xml:space="preserve">2,500 $DEXLA → 7 Days Featured</w:t></w:r></w:p><w:p><w:pPr><w:pStyle w:val="Heading3"/><w:keepNext w:val="0"/><w:keepLines w:val="0"/><w:spacing w:before="280" w:lineRule="auto"/><w:rPr><w:color w:val="000000"/><w:sz w:val="26"/><w:szCs w:val="26"/></w:rPr></w:pPr><w:bookmarkStart w:colFirst="0" w:colLast="0" w:name="_zhyiknwgfb3n" w:id="57"/><w:bookmarkEnd w:id="57"/><w:r><w:rPr><w:color w:val="000000"/><w:sz w:val="26"/><w:szCs w:val="26"/><w:rtl w:val="0"/></w:rPr><w:t xml:space="preserve">Monetize Strategies</w:t></w:r></w:p><w:p><w:pPr><w:spacing w:after="240" w:before="240" w:lineRule="auto"/><w:rPr><w:sz w:val="28"/><w:szCs w:val="28"/></w:rPr></w:pPr><w:r><w:rPr><w:sz w:val="28"/><w:szCs w:val="28"/><w:rtl w:val="0"/></w:rPr><w:t xml:space="preserve">Creators can make strategies available to other creators and set their own price.</w:t></w:r></w:p><w:p><w:pPr><w:spacing w:after="240" w:before="240" w:lineRule="auto"/><w:rPr><w:sz w:val="28"/><w:szCs w:val="28"/></w:rPr></w:pPr><w:r><w:rPr><w:rFonts w:ascii="Arial Unicode MS" w:cs="Arial Unicode MS" w:eastAsia="Arial Unicode MS" w:hAnsi="Arial Unicode MS"/><w:sz w:val="28"/><w:szCs w:val="28"/><w:rtl w:val="0"/></w:rPr><w:t xml:space="preserve">Creator Sets Price → Other Creators Pay in $DEXLA</w:t></w:r></w:p><w:p><w:pPr><w:spacing w:after="240" w:before="240" w:lineRule="auto"/><w:rPr><w:sz w:val="28"/><w:szCs w:val="28"/></w:rPr></w:pPr><w:r><w:rPr><w:sz w:val="28"/><w:szCs w:val="28"/><w:rtl w:val="0"/></w:rPr><w:t xml:space="preserve">Strategy access fees are paid in $DEXLA and go 100% to the strategy creator. No portion is burned or retained by the platform.</w:t></w:r></w:p><w:p><w:pPr><w:pStyle w:val="Heading3"/><w:keepNext w:val="0"/><w:keepLines w:val="0"/><w:spacing w:before="280" w:lineRule="auto"/><w:rPr><w:color w:val="000000"/><w:sz w:val="26"/><w:szCs w:val="26"/></w:rPr></w:pPr><w:bookmarkStart w:colFirst="0" w:colLast="0" w:name="_fy4c164w8zcx" w:id="58"/><w:bookmarkEnd w:id="58"/><w:r><w:rPr><w:color w:val="000000"/><w:sz w:val="26"/><w:szCs w:val="26"/><w:rtl w:val="0"/></w:rPr><w:t xml:space="preserve">Receive Tips</w:t></w:r></w:p><w:p><w:pPr><w:spacing w:after="240" w:before="240" w:lineRule="auto"/><w:rPr><w:sz w:val="28"/><w:szCs w:val="28"/></w:rPr></w:pPr><w:r><w:rPr><w:sz w:val="28"/><w:szCs w:val="28"/><w:rtl w:val="0"/></w:rPr><w:t xml:space="preserve">Investors can tip creators directly in $DEXLA for valuable strategies and portfolio ideas.</w:t></w:r></w:p><w:p><w:pPr><w:spacing w:after="240" w:before="240" w:lineRule="auto"/><w:rPr><w:sz w:val="28"/><w:szCs w:val="28"/></w:rPr></w:pPr><w:r><w:rPr><w:rFonts w:ascii="Arial Unicode MS" w:cs="Arial Unicode MS" w:eastAsia="Arial Unicode MS" w:hAnsi="Arial Unicode MS"/><w:sz w:val="28"/><w:szCs w:val="28"/><w:rtl w:val="0"/></w:rPr><w:t xml:space="preserve">Discover → Follow → Invest → Tip</w:t></w:r></w:p><w:p><w:pPr><w:pStyle w:val="Heading3"/><w:keepNext w:val="0"/><w:keepLines w:val="0"/><w:spacing w:before="280" w:lineRule="auto"/><w:rPr><w:color w:val="000000"/><w:sz w:val="26"/><w:szCs w:val="26"/></w:rPr></w:pPr><w:bookmarkStart w:colFirst="0" w:colLast="0" w:name="_i12pwws5gn67" w:id="59"/><w:bookmarkEnd w:id="59"/><w:r><w:rPr><w:color w:val="000000"/><w:sz w:val="26"/><w:szCs w:val="26"/><w:rtl w:val="0"/></w:rPr><w:t xml:space="preserve">Monthly Rewards</w:t></w:r></w:p><w:p><w:pPr><w:spacing w:after="240" w:before="240" w:lineRule="auto"/><w:rPr><w:sz w:val="28"/><w:szCs w:val="28"/></w:rPr></w:pPr><w:r><w:rPr><w:sz w:val="28"/><w:szCs w:val="28"/><w:rtl w:val="0"/></w:rPr><w:t xml:space="preserve">Creators and investors can participate in Marketplace rewards based on defined portfolio metrics.</w:t></w:r></w:p><w:p><w:pPr><w:spacing w:after="240" w:before="240" w:lineRule="auto"/><w:rPr><w:sz w:val="28"/><w:szCs w:val="28"/></w:rPr></w:pPr><w:r><w:rPr><w:sz w:val="28"/><w:szCs w:val="28"/><w:rtl w:val="0"/></w:rPr><w:t xml:space="preserve">The Rewards Pool is designed to reward quality, activity, and growth.</w:t></w:r></w:p><w:p><w:pPr><w:pStyle w:val="Heading3"/><w:keepNext w:val="0"/><w:keepLines w:val="0"/><w:spacing w:before="280" w:lineRule="auto"/><w:rPr><w:color w:val="000000"/><w:sz w:val="26"/><w:szCs w:val="26"/></w:rPr></w:pPr><w:bookmarkStart w:colFirst="0" w:colLast="0" w:name="_3bvhf2e8ga13" w:id="60"/><w:bookmarkEnd w:id="60"/><w:r><w:rPr><w:color w:val="000000"/><w:sz w:val="26"/><w:szCs w:val="26"/><w:rtl w:val="0"/></w:rPr><w:t xml:space="preserve">Creator Flywheel</w:t></w:r></w:p><w:p><w:pPr><w:spacing w:after="240" w:before="240" w:lineRule="auto"/><w:rPr><w:sz w:val="28"/><w:szCs w:val="28"/></w:rPr></w:pPr><w:r><w:rPr><w:sz w:val="28"/><w:szCs w:val="28"/><w:rtl w:val="0"/></w:rPr><w:t xml:space="preserve">Create Strategy</w:t></w:r></w:p><w:p><w:pPr><w:spacing w:after="240" w:before="240" w:lineRule="auto"/><w:rPr><w:sz w:val="28"/><w:szCs w:val="28"/></w:rPr></w:pPr><w:r><w:rPr><w:rFonts w:ascii="Arial Unicode MS" w:cs="Arial Unicode MS" w:eastAsia="Arial Unicode MS" w:hAnsi="Arial Unicode MS"/><w:sz w:val="28"/><w:szCs w:val="28"/><w:rtl w:val="0"/></w:rPr><w:t xml:space="preserve">↓</w:t></w:r></w:p><w:p><w:pPr><w:spacing w:after="240" w:before="240" w:lineRule="auto"/><w:rPr><w:sz w:val="28"/><w:szCs w:val="28"/></w:rPr></w:pPr><w:r><w:rPr><w:sz w:val="28"/><w:szCs w:val="28"/><w:rtl w:val="0"/></w:rPr><w:t xml:space="preserve">Publish Portfolio</w:t></w:r></w:p><w:p><w:pPr><w:spacing w:after="240" w:before="240" w:lineRule="auto"/><w:rPr><w:sz w:val="28"/><w:szCs w:val="28"/></w:rPr></w:pPr><w:r><w:rPr><w:rFonts w:ascii="Arial Unicode MS" w:cs="Arial Unicode MS" w:eastAsia="Arial Unicode MS" w:hAnsi="Arial Unicode MS"/><w:sz w:val="28"/><w:szCs w:val="28"/><w:rtl w:val="0"/></w:rPr><w:t xml:space="preserve">↓</w:t></w:r></w:p><w:p><w:pPr><w:spacing w:after="240" w:before="240" w:lineRule="auto"/><w:rPr><w:sz w:val="28"/><w:szCs w:val="28"/></w:rPr></w:pPr><w:r><w:rPr><w:sz w:val="28"/><w:szCs w:val="28"/><w:rtl w:val="0"/></w:rPr><w:t xml:space="preserve">Attract Investors</w:t></w:r></w:p><w:p><w:pPr><w:spacing w:after="240" w:before="240" w:lineRule="auto"/><w:rPr><w:sz w:val="28"/><w:szCs w:val="28"/></w:rPr></w:pPr><w:r><w:rPr><w:rFonts w:ascii="Arial Unicode MS" w:cs="Arial Unicode MS" w:eastAsia="Arial Unicode MS" w:hAnsi="Arial Unicode MS"/><w:sz w:val="28"/><w:szCs w:val="28"/><w:rtl w:val="0"/></w:rPr><w:t xml:space="preserve">↓</w:t></w:r></w:p><w:p><w:pPr><w:spacing w:after="240" w:before="240" w:lineRule="auto"/><w:rPr><w:sz w:val="28"/><w:szCs w:val="28"/></w:rPr></w:pPr><w:r><w:rPr><w:sz w:val="28"/><w:szCs w:val="28"/><w:rtl w:val="0"/></w:rPr><w:t xml:space="preserve">Grow AUM</w:t></w:r></w:p><w:p><w:pPr><w:spacing w:after="240" w:before="240" w:lineRule="auto"/><w:rPr><w:sz w:val="28"/><w:szCs w:val="28"/></w:rPr></w:pPr><w:r><w:rPr><w:rFonts w:ascii="Arial Unicode MS" w:cs="Arial Unicode MS" w:eastAsia="Arial Unicode MS" w:hAnsi="Arial Unicode MS"/><w:sz w:val="28"/><w:szCs w:val="28"/><w:rtl w:val="0"/></w:rPr><w:t xml:space="preserve">↓</w:t></w:r></w:p><w:p><w:pPr><w:spacing w:after="240" w:before="240" w:lineRule="auto"/><w:rPr><w:sz w:val="28"/><w:szCs w:val="28"/></w:rPr></w:pPr><w:r><w:rPr><w:sz w:val="28"/><w:szCs w:val="28"/><w:rtl w:val="0"/></w:rPr><w:t xml:space="preserve">Generate Execution Fees</w:t></w:r></w:p><w:p><w:pPr><w:spacing w:after="240" w:before="240" w:lineRule="auto"/><w:rPr><w:sz w:val="28"/><w:szCs w:val="28"/></w:rPr></w:pPr><w:r><w:rPr><w:rFonts w:ascii="Arial Unicode MS" w:cs="Arial Unicode MS" w:eastAsia="Arial Unicode MS" w:hAnsi="Arial Unicode MS"/><w:sz w:val="28"/><w:szCs w:val="28"/><w:rtl w:val="0"/></w:rPr><w:t xml:space="preserve">↓</w:t></w:r></w:p><w:p><w:pPr><w:spacing w:after="240" w:before="240" w:lineRule="auto"/><w:rPr><w:sz w:val="28"/><w:szCs w:val="28"/></w:rPr></w:pPr><w:r><w:rPr><w:sz w:val="28"/><w:szCs w:val="28"/><w:rtl w:val="0"/></w:rPr><w:t xml:space="preserve">Earn Creator Revenue</w:t></w:r></w:p><w:p><w:pPr><w:spacing w:after="240" w:before="240" w:lineRule="auto"/><w:rPr><w:sz w:val="28"/><w:szCs w:val="28"/></w:rPr></w:pPr><w:r><w:rPr><w:rFonts w:ascii="Arial Unicode MS" w:cs="Arial Unicode MS" w:eastAsia="Arial Unicode MS" w:hAnsi="Arial Unicode MS"/><w:sz w:val="28"/><w:szCs w:val="28"/><w:rtl w:val="0"/></w:rPr><w:t xml:space="preserve">↓</w:t></w:r></w:p><w:p><w:pPr><w:spacing w:after="240" w:before="240" w:lineRule="auto"/><w:rPr><w:sz w:val="28"/><w:szCs w:val="28"/></w:rPr></w:pPr><w:r><w:rPr><w:sz w:val="28"/><w:szCs w:val="28"/><w:rtl w:val="0"/></w:rPr><w:t xml:space="preserve">Build More Strategies</w:t></w:r></w:p><w:p><w:pPr><w:spacing w:after="240" w:before="240" w:lineRule="auto"/><w:rPr><w:sz w:val="28"/><w:szCs w:val="28"/></w:rPr></w:pPr><w:r><w:rPr><w:sz w:val="28"/><w:szCs w:val="28"/><w:rtl w:val="0"/></w:rPr><w:t xml:space="preserve">INDEXLA turns creator expertise into a portfolio-based business model.</w:t></w:r></w:p><w:p><w:pPr><w:spacing w:after="240" w:before="240" w:lineRule="auto"/><w:rPr><w:sz w:val="28"/><w:szCs w:val="28"/></w:rPr></w:pPr><w:r><w:rPr><w:rFonts w:ascii="Arial Unicode MS" w:cs="Arial Unicode MS" w:eastAsia="Arial Unicode MS" w:hAnsi="Arial Unicode MS"/><w:sz w:val="28"/><w:szCs w:val="28"/><w:rtl w:val="0"/></w:rPr><w:t xml:space="preserve">Creator Guide →</w:t></w:r></w:p><w:p><w:pPr><w:rPr><w:sz w:val="28"/><w:szCs w:val="28"/></w:rPr></w:pPr><w:r><w:pict><v:rect style="width:0.0pt;height:1.5pt" o:hr="t" o:hrstd="t" o:hralign="center" fillcolor="#A0A0A0" stroked="f"/></w:pict></w:r><w:r><w:rPr><w:rtl w:val="0"/></w:rPr></w:r></w:p><w:p><w:pPr><w:pStyle w:val="Heading1"/><w:keepNext w:val="0"/><w:keepLines w:val="0"/><w:spacing w:before="480" w:lineRule="auto"/><w:rPr><w:sz w:val="46"/><w:szCs w:val="46"/></w:rPr></w:pPr><w:bookmarkStart w:colFirst="0" w:colLast="0" w:name="_ozdi5tf8nnrt" w:id="61"/><w:bookmarkEnd w:id="61"/><w:r><w:rPr><w:sz w:val="46"/><w:szCs w:val="46"/><w:rtl w:val="0"/></w:rPr><w:t xml:space="preserve">13. $DEXLA Utility &amp; Tokenomics</w:t></w:r></w:p><w:p><w:pPr><w:pStyle w:val="Heading2"/><w:keepNext w:val="0"/><w:keepLines w:val="0"/><w:spacing w:after="80" w:lineRule="auto"/><w:rPr><w:sz w:val="34"/><w:szCs w:val="34"/></w:rPr></w:pPr><w:bookmarkStart w:colFirst="0" w:colLast="0" w:name="_h71020ibqkvq" w:id="62"/><w:bookmarkEnd w:id="62"/><w:r><w:rPr><w:sz w:val="34"/><w:szCs w:val="34"/><w:rtl w:val="0"/></w:rPr><w:t xml:space="preserve">The Economic Engine of INDEXLA</w:t></w:r></w:p><w:p><w:pPr><w:spacing w:after="240" w:before="240" w:lineRule="auto"/><w:rPr><w:sz w:val="28"/><w:szCs w:val="28"/></w:rPr></w:pPr><w:r><w:rPr><w:sz w:val="28"/><w:szCs w:val="28"/><w:rtl w:val="0"/></w:rPr><w:t xml:space="preserve">Most tokens are built around speculation.</w:t></w:r></w:p><w:p><w:pPr><w:spacing w:after="240" w:before="240" w:lineRule="auto"/><w:rPr><w:sz w:val="28"/><w:szCs w:val="28"/></w:rPr></w:pPr><w:r><w:rPr><w:sz w:val="28"/><w:szCs w:val="28"/><w:rtl w:val="0"/></w:rPr><w:t xml:space="preserve">$DEXLA is built around INDEXLA usage.</w:t></w:r></w:p><w:p><w:pPr><w:spacing w:after="240" w:before="240" w:lineRule="auto"/><w:rPr><w:sz w:val="28"/><w:szCs w:val="28"/></w:rPr></w:pPr><w:r><w:rPr><w:sz w:val="28"/><w:szCs w:val="28"/><w:rtl w:val="0"/></w:rPr><w:t xml:space="preserve">$DEXLA connects creators, investors, and platform activity through five practical utilities and five supply-reduction mechanisms.</w:t></w:r></w:p><w:p><w:pPr><w:spacing w:after="240" w:before="240" w:lineRule="auto"/><w:rPr><w:sz w:val="28"/><w:szCs w:val="28"/></w:rPr></w:pPr><w:r><w:rPr><w:sz w:val="28"/><w:szCs w:val="28"/><w:rtl w:val="0"/></w:rPr><w:t xml:space="preserve">5 UTILITIES · 5 BURN MECHANISMS</w:t></w:r></w:p><w:p><w:pPr><w:spacing w:after="240" w:before="240" w:lineRule="auto"/><w:rPr><w:sz w:val="28"/><w:szCs w:val="28"/></w:rPr></w:pPr><w:r><w:rPr><w:sz w:val="28"/><w:szCs w:val="28"/><w:rtl w:val="0"/></w:rPr><w:t xml:space="preserve">More creators. More portfolios. More activity. More reasons to use $DEXLA.</w:t></w:r></w:p><w:p><w:pPr><w:pStyle w:val="Heading2"/><w:keepNext w:val="0"/><w:keepLines w:val="0"/><w:spacing w:after="80" w:lineRule="auto"/><w:rPr><w:sz w:val="34"/><w:szCs w:val="34"/></w:rPr></w:pPr><w:bookmarkStart w:colFirst="0" w:colLast="0" w:name="_g2kgsfcr2ngo" w:id="63"/><w:bookmarkEnd w:id="63"/><w:r><w:rPr><w:sz w:val="34"/><w:szCs w:val="34"/><w:rtl w:val="0"/></w:rPr><w:t xml:space="preserve">Five Core Utilities</w:t></w:r></w:p><w:p><w:pPr><w:pStyle w:val="Heading3"/><w:keepNext w:val="0"/><w:keepLines w:val="0"/><w:spacing w:before="280" w:lineRule="auto"/><w:rPr><w:color w:val="000000"/><w:sz w:val="26"/><w:szCs w:val="26"/></w:rPr></w:pPr><w:bookmarkStart w:colFirst="0" w:colLast="0" w:name="_vle6zsda3ind" w:id="64"/><w:bookmarkEnd w:id="64"/><w:r><w:rPr><w:color w:val="000000"/><w:sz w:val="26"/><w:szCs w:val="26"/><w:rtl w:val="0"/></w:rPr><w:t xml:space="preserve">01 — Publish</w:t></w:r></w:p><w:p><w:pPr><w:spacing w:after="240" w:before="240" w:lineRule="auto"/><w:rPr><w:sz w:val="28"/><w:szCs w:val="28"/></w:rPr></w:pPr><w:r><w:rPr><w:sz w:val="28"/><w:szCs w:val="28"/><w:rtl w:val="0"/></w:rPr><w:t xml:space="preserve">Creators use $DEXLA to publish portfolios on the Marketplace.</w:t></w:r></w:p><w:p><w:pPr><w:spacing w:after="240" w:before="240" w:lineRule="auto"/><w:rPr><w:sz w:val="28"/><w:szCs w:val="28"/></w:rPr></w:pPr><w:r><w:rPr><w:rFonts w:ascii="Arial Unicode MS" w:cs="Arial Unicode MS" w:eastAsia="Arial Unicode MS" w:hAnsi="Arial Unicode MS"/><w:sz w:val="28"/><w:szCs w:val="28"/><w:rtl w:val="0"/></w:rPr><w:t xml:space="preserve">1,000 $DEXLA → Public Portfolio</w:t></w:r></w:p><w:p><w:pPr><w:pStyle w:val="Heading3"/><w:keepNext w:val="0"/><w:keepLines w:val="0"/><w:spacing w:before="280" w:lineRule="auto"/><w:rPr><w:color w:val="000000"/><w:sz w:val="26"/><w:szCs w:val="26"/></w:rPr></w:pPr><w:bookmarkStart w:colFirst="0" w:colLast="0" w:name="_b8ch18lcqbw9" w:id="65"/><w:bookmarkEnd w:id="65"/><w:r><w:rPr><w:color w:val="000000"/><w:sz w:val="26"/><w:szCs w:val="26"/><w:rtl w:val="0"/></w:rPr><w:t xml:space="preserve">02 — Feature</w:t></w:r></w:p><w:p><w:pPr><w:spacing w:after="240" w:before="240" w:lineRule="auto"/><w:rPr><w:sz w:val="28"/><w:szCs w:val="28"/></w:rPr></w:pPr><w:r><w:rPr><w:sz w:val="28"/><w:szCs w:val="28"/><w:rtl w:val="0"/></w:rPr><w:t xml:space="preserve">Creators use $DEXLA to increase portfolio visibility.</w:t></w:r></w:p><w:p><w:pPr><w:spacing w:after="240" w:before="240" w:lineRule="auto"/><w:rPr><w:sz w:val="28"/><w:szCs w:val="28"/></w:rPr></w:pPr><w:r><w:rPr><w:rFonts w:ascii="Arial Unicode MS" w:cs="Arial Unicode MS" w:eastAsia="Arial Unicode MS" w:hAnsi="Arial Unicode MS"/><w:sz w:val="28"/><w:szCs w:val="28"/><w:rtl w:val="0"/></w:rPr><w:t xml:space="preserve">2,500 $DEXLA → 7 Days Featured</w:t></w:r></w:p><w:p><w:pPr><w:pStyle w:val="Heading3"/><w:keepNext w:val="0"/><w:keepLines w:val="0"/><w:spacing w:before="280" w:lineRule="auto"/><w:rPr><w:color w:val="000000"/><w:sz w:val="26"/><w:szCs w:val="26"/></w:rPr></w:pPr><w:bookmarkStart w:colFirst="0" w:colLast="0" w:name="_e4p1hjvkw17l" w:id="66"/><w:bookmarkEnd w:id="66"/><w:r><w:rPr><w:color w:val="000000"/><w:sz w:val="26"/><w:szCs w:val="26"/><w:rtl w:val="0"/></w:rPr><w:t xml:space="preserve">03 — Strategy Access</w:t></w:r></w:p><w:p><w:pPr><w:spacing w:after="240" w:before="240" w:lineRule="auto"/><w:rPr><w:sz w:val="28"/><w:szCs w:val="28"/></w:rPr></w:pPr><w:r><w:rPr><w:sz w:val="28"/><w:szCs w:val="28"/><w:rtl w:val="0"/></w:rPr><w:t xml:space="preserve">Creators can make strategies available to other creators and set their own price. Strategy access fees are paid in $DEXLA and go 100% to the strategy creator. No portion is burned or retained by the platform.</w:t></w:r></w:p><w:p><w:pPr><w:spacing w:after="240" w:before="240" w:lineRule="auto"/><w:rPr><w:sz w:val="28"/><w:szCs w:val="28"/></w:rPr></w:pPr><w:r><w:rPr><w:rFonts w:ascii="Arial Unicode MS" w:cs="Arial Unicode MS" w:eastAsia="Arial Unicode MS" w:hAnsi="Arial Unicode MS"/><w:sz w:val="28"/><w:szCs w:val="28"/><w:rtl w:val="0"/></w:rPr><w:t xml:space="preserve">Creator Sets Price → Other Creators Pay in $DEXLA</w:t></w:r></w:p><w:p><w:pPr><w:pStyle w:val="Heading3"/><w:keepNext w:val="0"/><w:keepLines w:val="0"/><w:spacing w:before="280" w:lineRule="auto"/><w:rPr><w:color w:val="000000"/><w:sz w:val="26"/><w:szCs w:val="26"/></w:rPr></w:pPr><w:bookmarkStart w:colFirst="0" w:colLast="0" w:name="_7746tgtxs0nk" w:id="67"/><w:bookmarkEnd w:id="67"/><w:r><w:rPr><w:color w:val="000000"/><w:sz w:val="26"/><w:szCs w:val="26"/><w:rtl w:val="0"/></w:rPr><w:t xml:space="preserve">04 — Save</w:t></w:r></w:p><w:p><w:pPr><w:spacing w:after="240" w:before="240" w:lineRule="auto"/><w:rPr><w:sz w:val="28"/><w:szCs w:val="28"/></w:rPr></w:pPr><w:r><w:rPr><w:sz w:val="28"/><w:szCs w:val="28"/><w:rtl w:val="0"/></w:rPr><w:t xml:space="preserve">Investors holding $DEXLA receive lower execution fees.</w:t></w:r></w:p><w:tbl><w:tblPr><w:tblStyle w:val="Table2"/><w:tblW w:w="4375.0" w:type="dxa"/><w:jc w:val="left"/><w:tblBorders><w:top w:color="000000" w:space="0" w:sz="0" w:val="nil"/><w:left w:color="000000" w:space="0" w:sz="0" w:val="nil"/><w:bottom w:color="000000" w:space="0" w:sz="0" w:val="nil"/><w:right w:color="000000" w:space="0" w:sz="0" w:val="nil"/><w:insideH w:color="000000" w:space="0" w:sz="0" w:val="nil"/><w:insideV w:color="000000" w:space="0" w:sz="0" w:val="nil"/></w:tblBorders><w:tblLayout w:type="fixed"/><w:tblLook w:val="0600"/></w:tblPr><w:tblGrid><w:gridCol w:w="1730"/><w:gridCol w:w="2645"/><w:tblGridChange w:id="0"><w:tblGrid><w:gridCol w:w="1730"/><w:gridCol w:w="2645"/></w:tblGrid></w:tblGridChange></w:tblGrid><w:tr><w:trPr><w:cantSplit w:val="0"/><w:trHeight w:val="515" w:hRule="atLeast"/><w:tblHeader w:val="0"/></w:trPr><w:tc><w:tcPr><w:tcBorders><w:top w:color="000000" w:space="0" w:sz="0" w:val="nil"/><w:left w:color="000000" w:space="0" w:sz="0" w:val="nil"/><w:bottom w:color="000000" w:space="0" w:sz="0" w:val="nil"/><w:right w:color="000000" w:space="0" w:sz="0" w:val="nil"/></w:tcBorders><w:tcMar><w:top w:w="100.0" w:type="dxa"/><w:left w:w="100.0" w:type="dxa"/><w:bottom w:w="100.0" w:type="dxa"/><w:right w:w="100.0" w:type="dxa"/></w:tcMar><w:vAlign w:val="top"/></w:tcPr><w:p><w:pPr><w:jc w:val="center"/><w:rPr><w:sz w:val="28"/><w:szCs w:val="28"/></w:rPr></w:pPr><w:r><w:rPr><w:sz w:val="28"/><w:szCs w:val="28"/><w:rtl w:val="0"/></w:rPr><w:t xml:space="preserve">$DEXLA Held</w:t></w:r></w:p></w:tc><w:tc><w:tcPr><w:tcBorders><w:top w:color="000000" w:space="0" w:sz="0" w:val="nil"/><w:left w:color="000000" w:space="0" w:sz="0" w:val="nil"/><w:bottom w:color="000000" w:space="0" w:sz="0" w:val="nil"/><w:right w:color="000000" w:space="0" w:sz="0" w:val="nil"/></w:tcBorders><w:tcMar><w:top w:w="100.0" w:type="dxa"/><w:left w:w="100.0" w:type="dxa"/><w:bottom w:w="100.0" w:type="dxa"/><w:right w:w="100.0" w:type="dxa"/></w:tcMar><w:vAlign w:val="top"/></w:tcPr><w:p><w:pPr><w:jc w:val="center"/><w:rPr><w:sz w:val="28"/><w:szCs w:val="28"/></w:rPr></w:pPr><w:r><w:rPr><w:sz w:val="28"/><w:szCs w:val="28"/><w:rtl w:val="0"/></w:rPr><w:t xml:space="preserve">Execution Fee Discount</w:t></w:r></w:p></w:tc></w:tr><w:tr><w:trPr><w:cantSplit w:val="0"/><w:trHeight w:val="515" w:hRule="atLeast"/><w:tblHeader w:val="0"/></w:trPr><w:tc><w:tcPr><w:tcBorders><w:top w:color="000000" w:space="0" w:sz="0" w:val="nil"/><w:left w:color="000000" w:space="0" w:sz="0" w:val="nil"/><w:bottom w:color="000000" w:space="0" w:sz="0" w:val="nil"/><w:right w:color="000000" w:space="0" w:sz="0" w:val="nil"/></w:tcBorders><w:tcMar><w:top w:w="100.0" w:type="dxa"/><w:left w:w="100.0" w:type="dxa"/><w:bottom w:w="100.0" w:type="dxa"/><w:right w:w="100.0" w:type="dxa"/></w:tcMar><w:vAlign w:val="top"/></w:tcPr><w:p><w:pPr><w:rPr><w:sz w:val="28"/><w:szCs w:val="28"/></w:rPr></w:pPr><w:r><w:rPr><w:sz w:val="28"/><w:szCs w:val="28"/><w:rtl w:val="0"/></w:rPr><w:t xml:space="preserve">2,500</w:t></w:r></w:p></w:tc><w:tc><w:tcPr><w:tcBorders><w:top w:color="000000" w:space="0" w:sz="0" w:val="nil"/><w:left w:color="000000" w:space="0" w:sz="0" w:val="nil"/><w:bottom w:color="000000" w:space="0" w:sz="0" w:val="nil"/><w:right w:color="000000" w:space="0" w:sz="0" w:val="nil"/></w:tcBorders><w:tcMar><w:top w:w="100.0" w:type="dxa"/><w:left w:w="100.0" w:type="dxa"/><w:bottom w:w="100.0" w:type="dxa"/><w:right w:w="100.0" w:type="dxa"/></w:tcMar><w:vAlign w:val="top"/></w:tcPr><w:p><w:pPr><w:rPr><w:sz w:val="28"/><w:szCs w:val="28"/></w:rPr></w:pPr><w:r><w:rPr><w:sz w:val="28"/><w:szCs w:val="28"/><w:rtl w:val="0"/></w:rPr><w:t xml:space="preserve">10%</w:t></w:r></w:p></w:tc></w:tr><w:tr><w:trPr><w:cantSplit w:val="0"/><w:trHeight w:val="515" w:hRule="atLeast"/><w:tblHeader w:val="0"/></w:trPr><w:tc><w:tcPr><w:tcBorders><w:top w:color="000000" w:space="0" w:sz="0" w:val="nil"/><w:left w:color="000000" w:space="0" w:sz="0" w:val="nil"/><w:bottom w:color="000000" w:space="0" w:sz="0" w:val="nil"/><w:right w:color="000000" w:space="0" w:sz="0" w:val="nil"/></w:tcBorders><w:tcMar><w:top w:w="100.0" w:type="dxa"/><w:left w:w="100.0" w:type="dxa"/><w:bottom w:w="100.0" w:type="dxa"/><w:right w:w="100.0" w:type="dxa"/></w:tcMar><w:vAlign w:val="top"/></w:tcPr><w:p><w:pPr><w:rPr><w:sz w:val="28"/><w:szCs w:val="28"/></w:rPr></w:pPr><w:r><w:rPr><w:sz w:val="28"/><w:szCs w:val="28"/><w:rtl w:val="0"/></w:rPr><w:t xml:space="preserve">5,000</w:t></w:r></w:p></w:tc><w:tc><w:tcPr><w:tcBorders><w:top w:color="000000" w:space="0" w:sz="0" w:val="nil"/><w:left w:color="000000" w:space="0" w:sz="0" w:val="nil"/><w:bottom w:color="000000" w:space="0" w:sz="0" w:val="nil"/><w:right w:color="000000" w:space="0" w:sz="0" w:val="nil"/></w:tcBorders><w:tcMar><w:top w:w="100.0" w:type="dxa"/><w:left w:w="100.0" w:type="dxa"/><w:bottom w:w="100.0" w:type="dxa"/><w:right w:w="100.0" w:type="dxa"/></w:tcMar><w:vAlign w:val="top"/></w:tcPr><w:p><w:pPr><w:rPr><w:sz w:val="28"/><w:szCs w:val="28"/></w:rPr></w:pPr><w:r><w:rPr><w:sz w:val="28"/><w:szCs w:val="28"/><w:rtl w:val="0"/></w:rPr><w:t xml:space="preserve">25%</w:t></w:r></w:p></w:tc></w:tr><w:tr><w:trPr><w:cantSplit w:val="0"/><w:trHeight w:val="515" w:hRule="atLeast"/><w:tblHeader w:val="0"/></w:trPr><w:tc><w:tcPr><w:tcBorders><w:top w:color="000000" w:space="0" w:sz="0" w:val="nil"/><w:left w:color="000000" w:space="0" w:sz="0" w:val="nil"/><w:bottom w:color="000000" w:space="0" w:sz="0" w:val="nil"/><w:right w:color="000000" w:space="0" w:sz="0" w:val="nil"/></w:tcBorders><w:tcMar><w:top w:w="100.0" w:type="dxa"/><w:left w:w="100.0" w:type="dxa"/><w:bottom w:w="100.0" w:type="dxa"/><w:right w:w="100.0" w:type="dxa"/></w:tcMar><w:vAlign w:val="top"/></w:tcPr><w:p><w:pPr><w:rPr><w:sz w:val="28"/><w:szCs w:val="28"/></w:rPr></w:pPr><w:r><w:rPr><w:sz w:val="28"/><w:szCs w:val="28"/><w:rtl w:val="0"/></w:rPr><w:t xml:space="preserve">10,000</w:t></w:r></w:p></w:tc><w:tc><w:tcPr><w:tcBorders><w:top w:color="000000" w:space="0" w:sz="0" w:val="nil"/><w:left w:color="000000" w:space="0" w:sz="0" w:val="nil"/><w:bottom w:color="000000" w:space="0" w:sz="0" w:val="nil"/><w:right w:color="000000" w:space="0" w:sz="0" w:val="nil"/></w:tcBorders><w:tcMar><w:top w:w="100.0" w:type="dxa"/><w:left w:w="100.0" w:type="dxa"/><w:bottom w:w="100.0" w:type="dxa"/><w:right w:w="100.0" w:type="dxa"/></w:tcMar><w:vAlign w:val="top"/></w:tcPr><w:p><w:pPr><w:rPr><w:sz w:val="28"/><w:szCs w:val="28"/></w:rPr></w:pPr><w:r><w:rPr><w:sz w:val="28"/><w:szCs w:val="28"/><w:rtl w:val="0"/></w:rPr><w:t xml:space="preserve">40%</w:t></w:r></w:p></w:tc></w:tr></w:tbl><w:p><w:pPr><w:pStyle w:val="Heading3"/><w:keepNext w:val="0"/><w:keepLines w:val="0"/><w:spacing w:before="280" w:lineRule="auto"/><w:rPr><w:color w:val="000000"/><w:sz w:val="26"/><w:szCs w:val="26"/></w:rPr></w:pPr><w:bookmarkStart w:colFirst="0" w:colLast="0" w:name="_9o8fqhe30s92" w:id="68"/><w:bookmarkEnd w:id="68"/><w:r><w:rPr><w:color w:val="000000"/><w:sz w:val="26"/><w:szCs w:val="26"/><w:rtl w:val="0"/></w:rPr><w:t xml:space="preserve">05 — Tip</w:t></w:r></w:p><w:p><w:pPr><w:spacing w:after="240" w:before="240" w:lineRule="auto"/><w:rPr><w:sz w:val="28"/><w:szCs w:val="28"/></w:rPr></w:pPr><w:r><w:rPr><w:sz w:val="28"/><w:szCs w:val="28"/><w:rtl w:val="0"/></w:rPr><w:t xml:space="preserve">Investors can tip creators directly in $DEXLA.</w:t></w:r></w:p><w:p><w:pPr><w:spacing w:after="240" w:before="240" w:lineRule="auto"/><w:rPr><w:sz w:val="28"/><w:szCs w:val="28"/></w:rPr></w:pPr><w:r><w:rPr><w:rFonts w:ascii="Arial Unicode MS" w:cs="Arial Unicode MS" w:eastAsia="Arial Unicode MS" w:hAnsi="Arial Unicode MS"/><w:sz w:val="28"/><w:szCs w:val="28"/><w:rtl w:val="0"/></w:rPr><w:t xml:space="preserve">Discover → Follow → Invest → Tip</w:t></w:r></w:p><w:p><w:pPr><w:pStyle w:val="Heading2"/><w:keepNext w:val="0"/><w:keepLines w:val="0"/><w:spacing w:after="80" w:lineRule="auto"/><w:rPr><w:sz w:val="34"/><w:szCs w:val="34"/></w:rPr></w:pPr><w:bookmarkStart w:colFirst="0" w:colLast="0" w:name="_sdsqxc8udr12" w:id="69"/><w:bookmarkEnd w:id="69"/><w:r><w:rPr><w:sz w:val="34"/><w:szCs w:val="34"/><w:rtl w:val="0"/></w:rPr><w:t xml:space="preserve">Five Burn Mechanisms</w:t></w:r></w:p><w:p><w:pPr><w:pStyle w:val="Heading3"/><w:keepNext w:val="0"/><w:keepLines w:val="0"/><w:spacing w:before="280" w:lineRule="auto"/><w:rPr><w:color w:val="000000"/><w:sz w:val="26"/><w:szCs w:val="26"/></w:rPr></w:pPr><w:bookmarkStart w:colFirst="0" w:colLast="0" w:name="_4get7z73xwh7" w:id="70"/><w:bookmarkEnd w:id="70"/><w:r><w:rPr><w:color w:val="000000"/><w:sz w:val="26"/><w:szCs w:val="26"/><w:rtl w:val="0"/></w:rPr><w:t xml:space="preserve">01 — Publishing Burn</w:t></w:r></w:p><w:p><w:pPr><w:spacing w:after="240" w:before="240" w:lineRule="auto"/><w:rPr><w:sz w:val="28"/><w:szCs w:val="28"/></w:rPr></w:pPr><w:r><w:rPr><w:sz w:val="28"/><w:szCs w:val="28"/><w:rtl w:val="0"/></w:rPr><w:t xml:space="preserve">Every public portfolio requires 1,000 $DEXLA.</w:t></w:r></w:p><w:p><w:pPr><w:spacing w:after="240" w:before="240" w:lineRule="auto"/><w:rPr><w:sz w:val="28"/><w:szCs w:val="28"/></w:rPr></w:pPr><w:r><w:rPr><w:rFonts w:ascii="Arial Unicode MS" w:cs="Arial Unicode MS" w:eastAsia="Arial Unicode MS" w:hAnsi="Arial Unicode MS"/><w:sz w:val="28"/><w:szCs w:val="28"/><w:rtl w:val="0"/></w:rPr><w:t xml:space="preserve">Published Portfolio → 100% Burned</w:t></w:r></w:p><w:p><w:pPr><w:pStyle w:val="Heading3"/><w:keepNext w:val="0"/><w:keepLines w:val="0"/><w:spacing w:before="280" w:lineRule="auto"/><w:rPr><w:color w:val="000000"/><w:sz w:val="26"/><w:szCs w:val="26"/></w:rPr></w:pPr><w:bookmarkStart w:colFirst="0" w:colLast="0" w:name="_hvm1mk91y7ku" w:id="71"/><w:bookmarkEnd w:id="71"/><w:r><w:rPr><w:color w:val="000000"/><w:sz w:val="26"/><w:szCs w:val="26"/><w:rtl w:val="0"/></w:rPr><w:t xml:space="preserve">02 — Featured Burn</w:t></w:r></w:p><w:p><w:pPr><w:spacing w:after="240" w:before="240" w:lineRule="auto"/><w:rPr><w:sz w:val="28"/><w:szCs w:val="28"/></w:rPr></w:pPr><w:r><w:rPr><w:sz w:val="28"/><w:szCs w:val="28"/><w:rtl w:val="0"/></w:rPr><w:t xml:space="preserve">Every Featured placement requires 2,500 $DEXLA.</w:t></w:r></w:p><w:p><w:pPr><w:spacing w:after="240" w:before="240" w:lineRule="auto"/><w:rPr><w:sz w:val="28"/><w:szCs w:val="28"/></w:rPr></w:pPr><w:r><w:rPr><w:rFonts w:ascii="Arial Unicode MS" w:cs="Arial Unicode MS" w:eastAsia="Arial Unicode MS" w:hAnsi="Arial Unicode MS"/><w:sz w:val="28"/><w:szCs w:val="28"/><w:rtl w:val="0"/></w:rPr><w:t xml:space="preserve">Featured Portfolio → 100% Burned</w:t></w:r></w:p><w:p><w:pPr><w:pStyle w:val="Heading3"/><w:keepNext w:val="0"/><w:keepLines w:val="0"/><w:spacing w:before="280" w:lineRule="auto"/><w:rPr><w:color w:val="000000"/><w:sz w:val="26"/><w:szCs w:val="26"/></w:rPr></w:pPr><w:bookmarkStart w:colFirst="0" w:colLast="0" w:name="_hbggpvqevn1m" w:id="72"/><w:bookmarkEnd w:id="72"/><w:r><w:rPr><w:color w:val="000000"/><w:sz w:val="26"/><w:szCs w:val="26"/><w:rtl w:val="0"/></w:rPr><w:t xml:space="preserve">03 — Strategy Listing Burn</w:t></w:r></w:p><w:p><w:pPr><w:spacing w:after="240" w:before="240" w:lineRule="auto"/><w:rPr><w:sz w:val="28"/><w:szCs w:val="28"/></w:rPr></w:pPr><w:r><w:rPr><w:sz w:val="28"/><w:szCs w:val="28"/><w:rtl w:val="0"/></w:rPr><w:t xml:space="preserve">Creators pay 500 $DEXLA to list a strategy. The entire listing fee is permanently removed from the token supply.</w:t></w:r></w:p><w:p><w:pPr><w:spacing w:after="240" w:before="240" w:lineRule="auto"/><w:rPr><w:sz w:val="28"/><w:szCs w:val="28"/></w:rPr></w:pPr><w:r><w:rPr><w:rFonts w:ascii="Arial Unicode MS" w:cs="Arial Unicode MS" w:eastAsia="Arial Unicode MS" w:hAnsi="Arial Unicode MS"/><w:sz w:val="28"/><w:szCs w:val="28"/><w:rtl w:val="0"/></w:rPr><w:t xml:space="preserve">Strategy Listing → 500 $DEXLA → 100% Burned</w:t></w:r></w:p><w:p><w:pPr><w:pStyle w:val="Heading3"/><w:keepNext w:val="0"/><w:keepLines w:val="0"/><w:spacing w:before="280" w:lineRule="auto"/><w:rPr><w:color w:val="000000"/><w:sz w:val="26"/><w:szCs w:val="26"/></w:rPr></w:pPr><w:bookmarkStart w:colFirst="0" w:colLast="0" w:name="_40cvhdlzfbgr" w:id="73"/><w:bookmarkEnd w:id="73"/><w:r><w:rPr><w:color w:val="000000"/><w:sz w:val="26"/><w:szCs w:val="26"/><w:rtl w:val="0"/></w:rPr><w:t xml:space="preserve">04 — Execution Fee Buyback & Burn</w:t></w:r></w:p><w:p><w:pPr><w:spacing w:after="240" w:before="240" w:lineRule="auto"/><w:rPr><w:sz w:val="28"/><w:szCs w:val="28"/></w:rPr></w:pPr><w:r><w:rPr><w:sz w:val="28"/><w:szCs w:val="28"/><w:rtl w:val="0"/></w:rPr><w:t xml:space="preserve">10% of execution-fee revenue is used to buy and permanently burn $DEXLA.</w:t></w:r></w:p><w:p><w:pPr><w:spacing w:after="240" w:before="240" w:lineRule="auto"/><w:rPr><w:sz w:val="28"/><w:szCs w:val="28"/></w:rPr></w:pPr><w:r><w:rPr><w:rFonts w:ascii="Arial Unicode MS" w:cs="Arial Unicode MS" w:eastAsia="Arial Unicode MS" w:hAnsi="Arial Unicode MS"/><w:sz w:val="28"/><w:szCs w:val="28"/><w:rtl w:val="0"/></w:rPr><w:t xml:space="preserve">Execution Fees → 10% Buyback &amp; Burn</w:t></w:r></w:p><w:p><w:pPr><w:pStyle w:val="Heading3"/><w:keepNext w:val="0"/><w:keepLines w:val="0"/><w:spacing w:before="280" w:lineRule="auto"/><w:rPr><w:color w:val="000000"/><w:sz w:val="26"/><w:szCs w:val="26"/></w:rPr></w:pPr><w:bookmarkStart w:colFirst="0" w:colLast="0" w:name="_d6hoxq41vsaa" w:id="74"/><w:bookmarkEnd w:id="74"/><w:r><w:rPr><w:color w:val="000000"/><w:sz w:val="26"/><w:szCs w:val="26"/><w:rtl w:val="0"/></w:rPr><w:t xml:space="preserve">05 — Treasury Buyback & Burn</w:t></w:r></w:p><w:p><w:pPr><w:spacing w:after="240" w:before="240" w:lineRule="auto"/><w:rPr><w:sz w:val="28"/><w:szCs w:val="28"/></w:rPr></w:pPr><w:r><w:rPr><w:sz w:val="28"/><w:szCs w:val="28"/><w:rtl w:val="0"/></w:rPr><w:t xml:space="preserve">25% of realized Treasury profits are used to buy and permanently burn $DEXLA.</w:t></w:r></w:p><w:p><w:pPr><w:spacing w:after="240" w:before="240" w:lineRule="auto"/><w:rPr><w:sz w:val="28"/><w:szCs w:val="28"/></w:rPr></w:pPr><w:r><w:rPr><w:rFonts w:ascii="Arial Unicode MS" w:cs="Arial Unicode MS" w:eastAsia="Arial Unicode MS" w:hAnsi="Arial Unicode MS"/><w:sz w:val="28"/><w:szCs w:val="28"/><w:rtl w:val="0"/></w:rPr><w:t xml:space="preserve">Treasury Profits → 25% Buyback &amp; Burn</w:t></w:r></w:p><w:p><w:pPr><w:pStyle w:val="Heading3"/><w:keepNext w:val="0"/><w:keepLines w:val="0"/><w:spacing w:before="280" w:lineRule="auto"/><w:rPr><w:color w:val="000000"/><w:sz w:val="26"/><w:szCs w:val="26"/></w:rPr></w:pPr><w:bookmarkStart w:colFirst="0" w:colLast="0" w:name="_8wepi0rf2n80" w:id="75"/><w:bookmarkEnd w:id="75"/><w:r><w:rPr><w:color w:val="000000"/><w:sz w:val="26"/><w:szCs w:val="26"/><w:rtl w:val="0"/></w:rPr><w:t xml:space="preserve">Pricing Flexibility</w:t></w:r></w:p><w:p><w:pPr><w:spacing w:after="240" w:before="240" w:lineRule="auto"/><w:rPr><w:sz w:val="28"/><w:szCs w:val="28"/></w:rPr></w:pPr><w:r><w:rPr><w:sz w:val="28"/><w:szCs w:val="28"/><w:rtl w:val="0"/></w:rPr><w:t xml:space="preserve">Publishing and Featured amounts are denominated and paid strictly in $DEXLA.</w:t></w:r></w:p><w:p><w:pPr><w:spacing w:after="240" w:before="240" w:lineRule="auto"/><w:rPr><w:sz w:val="28"/><w:szCs w:val="28"/></w:rPr></w:pPr><w:r><w:rPr><w:sz w:val="28"/><w:szCs w:val="28"/><w:rtl w:val="0"/></w:rPr><w:t xml:space="preserve">The required token amount may be periodically adjusted to target an appropriate USD-equivalent value based on market conditions, while payment remains strictly in $DEXLA.</w:t></w:r></w:p><w:p><w:pPr><w:pStyle w:val="Heading3"/><w:keepNext w:val="0"/><w:keepLines w:val="0"/><w:spacing w:before="280" w:lineRule="auto"/><w:rPr><w:color w:val="000000"/><w:sz w:val="26"/><w:szCs w:val="26"/></w:rPr></w:pPr><w:bookmarkStart w:colFirst="0" w:colLast="0" w:name="_d479h4dkbj1r" w:id="76"/><w:bookmarkEnd w:id="76"/><w:r><w:rPr><w:color w:val="000000"/><w:sz w:val="26"/><w:szCs w:val="26"/><w:rtl w:val="0"/></w:rPr><w:t xml:space="preserve">Why $DEXLA Exists</w:t></w:r></w:p><w:p><w:pPr><w:spacing w:after="240" w:before="240" w:lineRule="auto"/><w:rPr><w:sz w:val="28"/><w:szCs w:val="28"/></w:rPr></w:pPr><w:r><w:rPr><w:sz w:val="28"/><w:szCs w:val="28"/><w:rtl w:val="0"/></w:rPr><w:t xml:space="preserve">Creators use it to publish.</w:t></w:r></w:p><w:p><w:pPr><w:spacing w:after="240" w:before="240" w:lineRule="auto"/><w:rPr><w:sz w:val="28"/><w:szCs w:val="28"/></w:rPr></w:pPr><w:r><w:rPr><w:sz w:val="28"/><w:szCs w:val="28"/><w:rtl w:val="0"/></w:rPr><w:t xml:space="preserve">Creators use it to grow distribution.</w:t></w:r></w:p><w:p><w:pPr><w:spacing w:after="240" w:before="240" w:lineRule="auto"/><w:rPr><w:sz w:val="28"/><w:szCs w:val="28"/></w:rPr></w:pPr><w:r><w:rPr><w:sz w:val="28"/><w:szCs w:val="28"/><w:rtl w:val="0"/></w:rPr><w:t xml:space="preserve">Creators monetize strategies through it.</w:t></w:r></w:p><w:p><w:pPr><w:spacing w:after="240" w:before="240" w:lineRule="auto"/><w:rPr><w:sz w:val="28"/><w:szCs w:val="28"/></w:rPr></w:pPr><w:r><w:rPr><w:sz w:val="28"/><w:szCs w:val="28"/><w:rtl w:val="0"/></w:rPr><w:t xml:space="preserve">Investors use it to reduce execution costs.</w:t></w:r></w:p><w:p><w:pPr><w:spacing w:after="240" w:before="240" w:lineRule="auto"/><w:rPr><w:sz w:val="28"/><w:szCs w:val="28"/></w:rPr></w:pPr><w:r><w:rPr><w:sz w:val="28"/><w:szCs w:val="28"/><w:rtl w:val="0"/></w:rPr><w:t xml:space="preserve">Investors use it to support creators.</w:t></w:r></w:p><w:p><w:pPr><w:spacing w:after="240" w:before="240" w:lineRule="auto"/><w:rPr><w:sz w:val="28"/><w:szCs w:val="28"/></w:rPr></w:pPr><w:r><w:rPr><w:sz w:val="28"/><w:szCs w:val="28"/><w:rtl w:val="0"/></w:rPr><w:t xml:space="preserve">Platform activity creates buyback and burn demand.</w:t></w:r></w:p><w:p><w:pPr><w:spacing w:after="240" w:before="240" w:lineRule="auto"/><w:rPr><w:sz w:val="28"/><w:szCs w:val="28"/></w:rPr></w:pPr><w:r><w:rPr><w:sz w:val="28"/><w:szCs w:val="28"/><w:rtl w:val="0"/></w:rPr><w:t xml:space="preserve">That is the INDEXLA token economy.</w:t></w:r></w:p><w:p><w:pPr><w:rPr><w:sz w:val="28"/><w:szCs w:val="28"/></w:rPr></w:pPr><w:r><w:pict><v:rect style="width:0.0pt;height:1.5pt" o:hr="t" o:hrstd="t" o:hralign="center" fillcolor="#A0A0A0" stroked="f"/></w:pict></w:r><w:r><w:rPr><w:rtl w:val="0"/></w:rPr></w:r></w:p><w:p><w:pPr><w:pStyle w:val="Heading2"/><w:keepNext w:val="0"/><w:keepLines w:val="0"/><w:spacing w:after="80" w:lineRule="auto"/><w:rPr><w:sz w:val="34"/><w:szCs w:val="34"/></w:rPr></w:pPr><w:bookmarkStart w:colFirst="0" w:colLast="0" w:name="_ses1hxsgwbp5" w:id="77"/><w:bookmarkEnd w:id="77"/><w:r><w:rPr><w:sz w:val="34"/><w:szCs w:val="34"/><w:rtl w:val="0"/></w:rPr><w:t xml:space="preserve">Token Distribution</w:t></w:r></w:p><w:p><w:pPr><w:pStyle w:val="Heading3"/><w:keepNext w:val="0"/><w:keepLines w:val="0"/><w:spacing w:before="280" w:lineRule="auto"/><w:rPr><w:color w:val="000000"/><w:sz w:val="26"/><w:szCs w:val="26"/></w:rPr></w:pPr><w:bookmarkStart w:colFirst="0" w:colLast="0" w:name="_ocixviato80e" w:id="78"/><w:bookmarkEnd w:id="78"/><w:r><w:rPr><w:color w:val="000000"/><w:sz w:val="26"/><w:szCs w:val="26"/><w:rtl w:val="0"/></w:rPr><w:t xml:space="preserve">Total Supply</w:t></w:r></w:p><w:p><w:pPr><w:spacing w:after="240" w:before="240" w:lineRule="auto"/><w:rPr><w:sz w:val="28"/><w:szCs w:val="28"/></w:rPr></w:pPr><w:r><w:rPr><w:sz w:val="28"/><w:szCs w:val="28"/><w:rtl w:val="0"/></w:rPr><w:t xml:space="preserve">100,000,000 $DEXLA</w:t></w:r></w:p><w:p><w:pPr><w:pStyle w:val="Heading3"/><w:keepNext w:val="0"/><w:keepLines w:val="0"/><w:spacing w:before="280" w:lineRule="auto"/><w:rPr><w:color w:val="000000"/><w:sz w:val="26"/><w:szCs w:val="26"/></w:rPr></w:pPr><w:bookmarkStart w:colFirst="0" w:colLast="0" w:name="_lmdz6g6qirls" w:id="79"/><w:bookmarkEnd w:id="79"/><w:r><w:rPr><w:color w:val="000000"/><w:sz w:val="26"/><w:szCs w:val="26"/><w:rtl w:val="0"/></w:rPr><w:t xml:space="preserve">Network</w:t></w:r></w:p><w:p><w:pPr><w:spacing w:after="240" w:before="240" w:lineRule="auto"/><w:rPr><w:sz w:val="28"/><w:szCs w:val="28"/></w:rPr></w:pPr><w:r><w:rPr><w:sz w:val="28"/><w:szCs w:val="28"/><w:rtl w:val="0"/></w:rPr><w:t xml:space="preserve">Solana</w:t></w:r></w:p><w:tbl><w:tblPr><w:tblStyle w:val="Table3"/><w:tblW w:w="4290.0" w:type="dxa"/><w:jc w:val="left"/><w:tblBorders><w:top w:color="000000" w:space="0" w:sz="0" w:val="nil"/><w:left w:color="000000" w:space="0" w:sz="0" w:val="nil"/><w:bottom w:color="000000" w:space="0" w:sz="0" w:val="nil"/><w:right w:color="000000" w:space="0" w:sz="0" w:val="nil"/><w:insideH w:color="000000" w:space="0" w:sz="0" w:val="nil"/><w:insideV w:color="000000" w:space="0" w:sz="0" w:val="nil"/></w:tblBorders><w:tblLayout w:type="fixed"/><w:tblLook w:val="0600"/></w:tblPr><w:tblGrid><w:gridCol w:w="2390"/><w:gridCol w:w="950"/><w:gridCol w:w="950"/><w:tblGridChange w:id="0"><w:tblGrid><w:gridCol w:w="2390"/><w:gridCol w:w="950"/><w:gridCol w:w="950"/></w:tblGrid></w:tblGridChange></w:tblGrid><w:tr><w:trPr><w:cantSplit w:val="0"/><w:trHeight w:val="515" w:hRule="atLeast"/><w:tblHeader w:val="0"/></w:trPr><w:tc><w:tcPr><w:tcBorders><w:top w:color="000000" w:space="0" w:sz="0" w:val="nil"/><w:left w:color="000000" w:space="0" w:sz="0" w:val="nil"/><w:bottom w:color="000000" w:space="0" w:sz="0" w:val="nil"/><w:right w:color="000000" w:space="0" w:sz="0" w:val="nil"/></w:tcBorders><w:tcMar><w:top w:w="100.0" w:type="dxa"/><w:left w:w="100.0" w:type="dxa"/><w:bottom w:w="100.0" w:type="dxa"/><w:right w:w="100.0" w:type="dxa"/></w:tcMar><w:vAlign w:val="top"/></w:tcPr><w:p><w:pPr><w:jc w:val="center"/><w:rPr><w:sz w:val="28"/><w:szCs w:val="28"/></w:rPr></w:pPr><w:r><w:rPr><w:sz w:val="28"/><w:szCs w:val="28"/><w:rtl w:val="0"/></w:rPr><w:t xml:space="preserve">Allocation</w:t></w:r></w:p></w:tc><w:tc><w:tcPr><w:tcBorders><w:top w:color="000000" w:space="0" w:sz="0" w:val="nil"/><w:left w:color="000000" w:space="0" w:sz="0" w:val="nil"/><w:bottom w:color="000000" w:space="0" w:sz="0" w:val="nil"/><w:right w:color="000000" w:space="0" w:sz="0" w:val="nil"/></w:tcBorders><w:tcMar><w:top w:w="100.0" w:type="dxa"/><w:left w:w="100.0" w:type="dxa"/><w:bottom w:w="100.0" w:type="dxa"/><w:right w:w="100.0" w:type="dxa"/></w:tcMar><w:vAlign w:val="top"/></w:tcPr><w:p><w:pPr><w:jc w:val="center"/><w:rPr><w:sz w:val="28"/><w:szCs w:val="28"/></w:rPr></w:pPr><w:r><w:rPr><w:sz w:val="28"/><w:szCs w:val="28"/><w:rtl w:val="0"/></w:rPr><w:t xml:space="preserve">Supply</w:t></w:r></w:p></w:tc><w:tc><w:tcPr><w:tcBorders><w:top w:color="000000" w:space="0" w:sz="0" w:val="nil"/><w:left w:color="000000" w:space="0" w:sz="0" w:val="nil"/><w:bottom w:color="000000" w:space="0" w:sz="0" w:val="nil"/><w:right w:color="000000" w:space="0" w:sz="0" w:val="nil"/></w:tcBorders><w:tcMar><w:top w:w="100.0" w:type="dxa"/><w:left w:w="100.0" w:type="dxa"/><w:bottom w:w="100.0" w:type="dxa"/><w:right w:w="100.0" w:type="dxa"/></w:tcMar><w:vAlign w:val="top"/></w:tcPr><w:p><w:pPr><w:jc w:val="center"/><w:rPr><w:sz w:val="28"/><w:szCs w:val="28"/></w:rPr></w:pPr><w:r><w:rPr><w:sz w:val="28"/><w:szCs w:val="28"/><w:rtl w:val="0"/></w:rPr><w:t xml:space="preserve">Tokens</w:t></w:r></w:p></w:tc></w:tr><w:tr><w:trPr><w:cantSplit w:val="0"/><w:trHeight w:val="515" w:hRule="atLeast"/><w:tblHeader w:val="0"/></w:trPr><w:tc><w:tcPr><w:tcBorders><w:top w:color="000000" w:space="0" w:sz="0" w:val="nil"/><w:left w:color="000000" w:space="0" w:sz="0" w:val="nil"/><w:bottom w:color="000000" w:space="0" w:sz="0" w:val="nil"/><w:right w:color="000000" w:space="0" w:sz="0" w:val="nil"/></w:tcBorders><w:tcMar><w:top w:w="100.0" w:type="dxa"/><w:left w:w="100.0" w:type="dxa"/><w:bottom w:w="100.0" w:type="dxa"/><w:right w:w="100.0" w:type="dxa"/></w:tcMar><w:vAlign w:val="top"/></w:tcPr><w:p><w:pPr><w:rPr><w:sz w:val="28"/><w:szCs w:val="28"/></w:rPr></w:pPr><w:r><w:rPr><w:sz w:val="28"/><w:szCs w:val="28"/><w:rtl w:val="0"/></w:rPr><w:t xml:space="preserve">Pre Seed</w:t></w:r></w:p></w:tc><w:tc><w:tcPr><w:tcBorders><w:top w:color="000000" w:space="0" w:sz="0" w:val="nil"/><w:left w:color="000000" w:space="0" w:sz="0" w:val="nil"/><w:bottom w:color="000000" w:space="0" w:sz="0" w:val="nil"/><w:right w:color="000000" w:space="0" w:sz="0" w:val="nil"/></w:tcBorders><w:tcMar><w:top w:w="100.0" w:type="dxa"/><w:left w:w="100.0" w:type="dxa"/><w:bottom w:w="100.0" w:type="dxa"/><w:right w:w="100.0" w:type="dxa"/></w:tcMar><w:vAlign w:val="top"/></w:tcPr><w:p><w:pPr><w:rPr><w:sz w:val="28"/><w:szCs w:val="28"/></w:rPr></w:pPr><w:r><w:rPr><w:sz w:val="28"/><w:szCs w:val="28"/><w:rtl w:val="0"/></w:rPr><w:t xml:space="preserve">2.5%</w:t></w:r></w:p></w:tc><w:tc><w:tcPr><w:tcBorders><w:top w:color="000000" w:space="0" w:sz="0" w:val="nil"/><w:left w:color="000000" w:space="0" w:sz="0" w:val="nil"/><w:bottom w:color="000000" w:space="0" w:sz="0" w:val="nil"/><w:right w:color="000000" w:space="0" w:sz="0" w:val="nil"/></w:tcBorders><w:tcMar><w:top w:w="100.0" w:type="dxa"/><w:left w:w="100.0" w:type="dxa"/><w:bottom w:w="100.0" w:type="dxa"/><w:right w:w="100.0" w:type="dxa"/></w:tcMar><w:vAlign w:val="top"/></w:tcPr><w:p><w:pPr><w:rPr><w:sz w:val="28"/><w:szCs w:val="28"/></w:rPr></w:pPr><w:r><w:rPr><w:sz w:val="28"/><w:szCs w:val="28"/><w:rtl w:val="0"/></w:rPr><w:t xml:space="preserve">2.5M</w:t></w:r></w:p></w:tc></w:tr><w:tr><w:trPr><w:cantSplit w:val="0"/><w:trHeight w:val="515" w:hRule="atLeast"/><w:tblHeader w:val="0"/></w:trPr><w:tc><w:tcPr><w:tcBorders><w:top w:color="000000" w:space="0" w:sz="0" w:val="nil"/><w:left w:color="000000" w:space="0" w:sz="0" w:val="nil"/><w:bottom w:color="000000" w:space="0" w:sz="0" w:val="nil"/><w:right w:color="000000" w:space="0" w:sz="0" w:val="nil"/></w:tcBorders><w:tcMar><w:top w:w="100.0" w:type="dxa"/><w:left w:w="100.0" w:type="dxa"/><w:bottom w:w="100.0" w:type="dxa"/><w:right w:w="100.0" w:type="dxa"/></w:tcMar><w:vAlign w:val="top"/></w:tcPr><w:p><w:pPr><w:rPr><w:sz w:val="28"/><w:szCs w:val="28"/></w:rPr></w:pPr><w:r><w:rPr><w:sz w:val="28"/><w:szCs w:val="28"/><w:rtl w:val="0"/></w:rPr><w:t xml:space="preserve">Seed</w:t></w:r></w:p></w:tc><w:tc><w:tcPr><w:tcBorders><w:top w:color="000000" w:space="0" w:sz="0" w:val="nil"/><w:left w:color="000000" w:space="0" w:sz="0" w:val="nil"/><w:bottom w:color="000000" w:space="0" w:sz="0" w:val="nil"/><w:right w:color="000000" w:space="0" w:sz="0" w:val="nil"/></w:tcBorders><w:tcMar><w:top w:w="100.0" w:type="dxa"/><w:left w:w="100.0" w:type="dxa"/><w:bottom w:w="100.0" w:type="dxa"/><w:right w:w="100.0" w:type="dxa"/></w:tcMar><w:vAlign w:val="top"/></w:tcPr><w:p><w:pPr><w:rPr><w:sz w:val="28"/><w:szCs w:val="28"/></w:rPr></w:pPr><w:r><w:rPr><w:sz w:val="28"/><w:szCs w:val="28"/><w:rtl w:val="0"/></w:rPr><w:t xml:space="preserve">7.5%</w:t></w:r></w:p></w:tc><w:tc><w:tcPr><w:tcBorders><w:top w:color="000000" w:space="0" w:sz="0" w:val="nil"/><w:left w:color="000000" w:space="0" w:sz="0" w:val="nil"/><w:bottom w:color="000000" w:space="0" w:sz="0" w:val="nil"/><w:right w:color="000000" w:space="0" w:sz="0" w:val="nil"/></w:tcBorders><w:tcMar><w:top w:w="100.0" w:type="dxa"/><w:left w:w="100.0" w:type="dxa"/><w:bottom w:w="100.0" w:type="dxa"/><w:right w:w="100.0" w:type="dxa"/></w:tcMar><w:vAlign w:val="top"/></w:tcPr><w:p><w:pPr><w:rPr><w:sz w:val="28"/><w:szCs w:val="28"/></w:rPr></w:pPr><w:r><w:rPr><w:sz w:val="28"/><w:szCs w:val="28"/><w:rtl w:val="0"/></w:rPr><w:t xml:space="preserve">7.5M</w:t></w:r></w:p></w:tc></w:tr><w:tr><w:trPr><w:cantSplit w:val="0"/><w:trHeight w:val="515" w:hRule="atLeast"/><w:tblHeader w:val="0"/></w:trPr><w:tc><w:tcPr><w:tcBorders><w:top w:color="000000" w:space="0" w:sz="0" w:val="nil"/><w:left w:color="000000" w:space="0" w:sz="0" w:val="nil"/><w:bottom w:color="000000" w:space="0" w:sz="0" w:val="nil"/><w:right w:color="000000" w:space="0" w:sz="0" w:val="nil"/></w:tcBorders><w:tcMar><w:top w:w="100.0" w:type="dxa"/><w:left w:w="100.0" w:type="dxa"/><w:bottom w:w="100.0" w:type="dxa"/><w:right w:w="100.0" w:type="dxa"/></w:tcMar><w:vAlign w:val="top"/></w:tcPr><w:p><w:pPr><w:rPr><w:sz w:val="28"/><w:szCs w:val="28"/></w:rPr></w:pPr><w:r><w:rPr><w:sz w:val="28"/><w:szCs w:val="28"/><w:rtl w:val="0"/></w:rPr><w:t xml:space="preserve">Private</w:t></w:r></w:p></w:tc><w:tc><w:tcPr><w:tcBorders><w:top w:color="000000" w:space="0" w:sz="0" w:val="nil"/><w:left w:color="000000" w:space="0" w:sz="0" w:val="nil"/><w:bottom w:color="000000" w:space="0" w:sz="0" w:val="nil"/><w:right w:color="000000" w:space="0" w:sz="0" w:val="nil"/></w:tcBorders><w:tcMar><w:top w:w="100.0" w:type="dxa"/><w:left w:w="100.0" w:type="dxa"/><w:bottom w:w="100.0" w:type="dxa"/><w:right w:w="100.0" w:type="dxa"/></w:tcMar><w:vAlign w:val="top"/></w:tcPr><w:p><w:pPr><w:rPr><w:sz w:val="28"/><w:szCs w:val="28"/></w:rPr></w:pPr><w:r><w:rPr><w:sz w:val="28"/><w:szCs w:val="28"/><w:rtl w:val="0"/></w:rPr><w:t xml:space="preserve">12.5%</w:t></w:r></w:p></w:tc><w:tc><w:tcPr><w:tcBorders><w:top w:color="000000" w:space="0" w:sz="0" w:val="nil"/><w:left w:color="000000" w:space="0" w:sz="0" w:val="nil"/><w:bottom w:color="000000" w:space="0" w:sz="0" w:val="nil"/><w:right w:color="000000" w:space="0" w:sz="0" w:val="nil"/></w:tcBorders><w:tcMar><w:top w:w="100.0" w:type="dxa"/><w:left w:w="100.0" w:type="dxa"/><w:bottom w:w="100.0" w:type="dxa"/><w:right w:w="100.0" w:type="dxa"/></w:tcMar><w:vAlign w:val="top"/></w:tcPr><w:p><w:pPr><w:rPr><w:sz w:val="28"/><w:szCs w:val="28"/></w:rPr></w:pPr><w:r><w:rPr><w:sz w:val="28"/><w:szCs w:val="28"/><w:rtl w:val="0"/></w:rPr><w:t xml:space="preserve">12.5M</w:t></w:r></w:p></w:tc></w:tr><w:tr><w:trPr><w:cantSplit w:val="0"/><w:trHeight w:val="515" w:hRule="atLeast"/><w:tblHeader w:val="0"/></w:trPr><w:tc><w:tcPr><w:tcBorders><w:top w:color="000000" w:space="0" w:sz="0" w:val="nil"/><w:left w:color="000000" w:space="0" w:sz="0" w:val="nil"/><w:bottom w:color="000000" w:space="0" w:sz="0" w:val="nil"/><w:right w:color="000000" w:space="0" w:sz="0" w:val="nil"/></w:tcBorders><w:tcMar><w:top w:w="100.0" w:type="dxa"/><w:left w:w="100.0" w:type="dxa"/><w:bottom w:w="100.0" w:type="dxa"/><w:right w:w="100.0" w:type="dxa"/></w:tcMar><w:vAlign w:val="top"/></w:tcPr><w:p><w:pPr><w:rPr><w:sz w:val="28"/><w:szCs w:val="28"/></w:rPr></w:pPr><w:r><w:rPr><w:sz w:val="28"/><w:szCs w:val="28"/><w:rtl w:val="0"/></w:rPr><w:t xml:space="preserve">Public</w:t></w:r></w:p></w:tc><w:tc><w:tcPr><w:tcBorders><w:top w:color="000000" w:space="0" w:sz="0" w:val="nil"/><w:left w:color="000000" w:space="0" w:sz="0" w:val="nil"/><w:bottom w:color="000000" w:space="0" w:sz="0" w:val="nil"/><w:right w:color="000000" w:space="0" w:sz="0" w:val="nil"/></w:tcBorders><w:tcMar><w:top w:w="100.0" w:type="dxa"/><w:left w:w="100.0" w:type="dxa"/><w:bottom w:w="100.0" w:type="dxa"/><w:right w:w="100.0" w:type="dxa"/></w:tcMar><w:vAlign w:val="top"/></w:tcPr><w:p><w:pPr><w:rPr><w:sz w:val="28"/><w:szCs w:val="28"/></w:rPr></w:pPr><w:r><w:rPr><w:sz w:val="28"/><w:szCs w:val="28"/><w:rtl w:val="0"/></w:rPr><w:t xml:space="preserve">20%</w:t></w:r></w:p></w:tc><w:tc><w:tcPr><w:tcBorders><w:top w:color="000000" w:space="0" w:sz="0" w:val="nil"/><w:left w:color="000000" w:space="0" w:sz="0" w:val="nil"/><w:bottom w:color="000000" w:space="0" w:sz="0" w:val="nil"/><w:right w:color="000000" w:space="0" w:sz="0" w:val="nil"/></w:tcBorders><w:tcMar><w:top w:w="100.0" w:type="dxa"/><w:left w:w="100.0" w:type="dxa"/><w:bottom w:w="100.0" w:type="dxa"/><w:right w:w="100.0" w:type="dxa"/></w:tcMar><w:vAlign w:val="top"/></w:tcPr><w:p><w:pPr><w:rPr><w:sz w:val="28"/><w:szCs w:val="28"/></w:rPr></w:pPr><w:r><w:rPr><w:sz w:val="28"/><w:szCs w:val="28"/><w:rtl w:val="0"/></w:rPr><w:t xml:space="preserve">20M</w:t></w:r></w:p></w:tc></w:tr><w:tr><w:trPr><w:cantSplit w:val="0"/><w:trHeight w:val="515" w:hRule="atLeast"/><w:tblHeader w:val="0"/></w:trPr><w:tc><w:tcPr><w:tcBorders><w:top w:color="000000" w:space="0" w:sz="0" w:val="nil"/><w:left w:color="000000" w:space="0" w:sz="0" w:val="nil"/><w:bottom w:color="000000" w:space="0" w:sz="0" w:val="nil"/><w:right w:color="000000" w:space="0" w:sz="0" w:val="nil"/></w:tcBorders><w:tcMar><w:top w:w="100.0" w:type="dxa"/><w:left w:w="100.0" w:type="dxa"/><w:bottom w:w="100.0" w:type="dxa"/><w:right w:w="100.0" w:type="dxa"/></w:tcMar><w:vAlign w:val="top"/></w:tcPr><w:p><w:pPr><w:rPr><w:sz w:val="28"/><w:szCs w:val="28"/></w:rPr></w:pPr><w:r><w:rPr><w:sz w:val="28"/><w:szCs w:val="28"/><w:rtl w:val="0"/></w:rPr><w:t xml:space="preserve">DEX Liquidity</w:t></w:r></w:p></w:tc><w:tc><w:tcPr><w:tcBorders><w:top w:color="000000" w:space="0" w:sz="0" w:val="nil"/><w:left w:color="000000" w:space="0" w:sz="0" w:val="nil"/><w:bottom w:color="000000" w:space="0" w:sz="0" w:val="nil"/><w:right w:color="000000" w:space="0" w:sz="0" w:val="nil"/></w:tcBorders><w:tcMar><w:top w:w="100.0" w:type="dxa"/><w:left w:w="100.0" w:type="dxa"/><w:bottom w:w="100.0" w:type="dxa"/><w:right w:w="100.0" w:type="dxa"/></w:tcMar><w:vAlign w:val="top"/></w:tcPr><w:p><w:pPr><w:rPr><w:sz w:val="28"/><w:szCs w:val="28"/></w:rPr></w:pPr><w:r><w:rPr><w:sz w:val="28"/><w:szCs w:val="28"/><w:rtl w:val="0"/></w:rPr><w:t xml:space="preserve">10%</w:t></w:r></w:p></w:tc><w:tc><w:tcPr><w:tcBorders><w:top w:color="000000" w:space="0" w:sz="0" w:val="nil"/><w:left w:color="000000" w:space="0" w:sz="0" w:val="nil"/><w:bottom w:color="000000" w:space="0" w:sz="0" w:val="nil"/><w:right w:color="000000" w:space="0" w:sz="0" w:val="nil"/></w:tcBorders><w:tcMar><w:top w:w="100.0" w:type="dxa"/><w:left w:w="100.0" w:type="dxa"/><w:bottom w:w="100.0" w:type="dxa"/><w:right w:w="100.0" w:type="dxa"/></w:tcMar><w:vAlign w:val="top"/></w:tcPr><w:p><w:pPr><w:rPr><w:sz w:val="28"/><w:szCs w:val="28"/></w:rPr></w:pPr><w:r><w:rPr><w:sz w:val="28"/><w:szCs w:val="28"/><w:rtl w:val="0"/></w:rPr><w:t xml:space="preserve">10M</w:t></w:r></w:p></w:tc></w:tr><w:tr><w:trPr><w:cantSplit w:val="0"/><w:trHeight w:val="515" w:hRule="atLeast"/><w:tblHeader w:val="0"/></w:trPr><w:tc><w:tcPr><w:tcBorders><w:top w:color="000000" w:space="0" w:sz="0" w:val="nil"/><w:left w:color="000000" w:space="0" w:sz="0" w:val="nil"/><w:bottom w:color="000000" w:space="0" w:sz="0" w:val="nil"/><w:right w:color="000000" w:space="0" w:sz="0" w:val="nil"/></w:tcBorders><w:tcMar><w:top w:w="100.0" w:type="dxa"/><w:left w:w="100.0" w:type="dxa"/><w:bottom w:w="100.0" w:type="dxa"/><w:right w:w="100.0" w:type="dxa"/></w:tcMar><w:vAlign w:val="top"/></w:tcPr><w:p><w:pPr><w:rPr><w:sz w:val="28"/><w:szCs w:val="28"/></w:rPr></w:pPr><w:r><w:rPr><w:sz w:val="28"/><w:szCs w:val="28"/><w:rtl w:val="0"/></w:rPr><w:t xml:space="preserve">Treasury</w:t></w:r></w:p></w:tc><w:tc><w:tcPr><w:tcBorders><w:top w:color="000000" w:space="0" w:sz="0" w:val="nil"/><w:left w:color="000000" w:space="0" w:sz="0" w:val="nil"/><w:bottom w:color="000000" w:space="0" w:sz="0" w:val="nil"/><w:right w:color="000000" w:space="0" w:sz="0" w:val="nil"/></w:tcBorders><w:tcMar><w:top w:w="100.0" w:type="dxa"/><w:left w:w="100.0" w:type="dxa"/><w:bottom w:w="100.0" w:type="dxa"/><w:right w:w="100.0" w:type="dxa"/></w:tcMar><w:vAlign w:val="top"/></w:tcPr><w:p><w:pPr><w:rPr><w:sz w:val="28"/><w:szCs w:val="28"/></w:rPr></w:pPr><w:r><w:rPr><w:sz w:val="28"/><w:szCs w:val="28"/><w:rtl w:val="0"/></w:rPr><w:t xml:space="preserve">10%</w:t></w:r></w:p></w:tc><w:tc><w:tcPr><w:tcBorders><w:top w:color="000000" w:space="0" w:sz="0" w:val="nil"/><w:left w:color="000000" w:space="0" w:sz="0" w:val="nil"/><w:bottom w:color="000000" w:space="0" w:sz="0" w:val="nil"/><w:right w:color="000000" w:space="0" w:sz="0" w:val="nil"/></w:tcBorders><w:tcMar><w:top w:w="100.0" w:type="dxa"/><w:left w:w="100.0" w:type="dxa"/><w:bottom w:w="100.0" w:type="dxa"/><w:right w:w="100.0" w:type="dxa"/></w:tcMar><w:vAlign w:val="top"/></w:tcPr><w:p><w:pPr><w:rPr><w:sz w:val="28"/><w:szCs w:val="28"/></w:rPr></w:pPr><w:r><w:rPr><w:sz w:val="28"/><w:szCs w:val="28"/><w:rtl w:val="0"/></w:rPr><w:t xml:space="preserve">10M</w:t></w:r></w:p></w:tc></w:tr><w:tr><w:trPr><w:cantSplit w:val="0"/><w:trHeight w:val="515" w:hRule="atLeast"/><w:tblHeader w:val="0"/></w:trPr><w:tc><w:tcPr><w:tcBorders><w:top w:color="000000" w:space="0" w:sz="0" w:val="nil"/><w:left w:color="000000" w:space="0" w:sz="0" w:val="nil"/><w:bottom w:color="000000" w:space="0" w:sz="0" w:val="nil"/><w:right w:color="000000" w:space="0" w:sz="0" w:val="nil"/></w:tcBorders><w:tcMar><w:top w:w="100.0" w:type="dxa"/><w:left w:w="100.0" w:type="dxa"/><w:bottom w:w="100.0" w:type="dxa"/><w:right w:w="100.0" w:type="dxa"/></w:tcMar><w:vAlign w:val="top"/></w:tcPr><w:p><w:pPr><w:rPr><w:sz w:val="28"/><w:szCs w:val="28"/></w:rPr></w:pPr><w:r><w:rPr><w:sz w:val="28"/><w:szCs w:val="28"/><w:rtl w:val="0"/></w:rPr><w:t xml:space="preserve">Team</w:t></w:r></w:p></w:tc><w:tc><w:tcPr><w:tcBorders><w:top w:color="000000" w:space="0" w:sz="0" w:val="nil"/><w:left w:color="000000" w:space="0" w:sz="0" w:val="nil"/><w:bottom w:color="000000" w:space="0" w:sz="0" w:val="nil"/><w:right w:color="000000" w:space="0" w:sz="0" w:val="nil"/></w:tcBorders><w:tcMar><w:top w:w="100.0" w:type="dxa"/><w:left w:w="100.0" w:type="dxa"/><w:bottom w:w="100.0" w:type="dxa"/><w:right w:w="100.0" w:type="dxa"/></w:tcMar><w:vAlign w:val="top"/></w:tcPr><w:p><w:pPr><w:rPr><w:sz w:val="28"/><w:szCs w:val="28"/></w:rPr></w:pPr><w:r><w:rPr><w:sz w:val="28"/><w:szCs w:val="28"/><w:rtl w:val="0"/></w:rPr><w:t xml:space="preserve">15%</w:t></w:r></w:p></w:tc><w:tc><w:tcPr><w:tcBorders><w:top w:color="000000" w:space="0" w:sz="0" w:val="nil"/><w:left w:color="000000" w:space="0" w:sz="0" w:val="nil"/><w:bottom w:color="000000" w:space="0" w:sz="0" w:val="nil"/><w:right w:color="000000" w:space="0" w:sz="0" w:val="nil"/></w:tcBorders><w:tcMar><w:top w:w="100.0" w:type="dxa"/><w:left w:w="100.0" w:type="dxa"/><w:bottom w:w="100.0" w:type="dxa"/><w:right w:w="100.0" w:type="dxa"/></w:tcMar><w:vAlign w:val="top"/></w:tcPr><w:p><w:pPr><w:rPr><w:sz w:val="28"/><w:szCs w:val="28"/></w:rPr></w:pPr><w:r><w:rPr><w:sz w:val="28"/><w:szCs w:val="28"/><w:rtl w:val="0"/></w:rPr><w:t xml:space="preserve">15M</w:t></w:r></w:p></w:tc></w:tr><w:tr><w:trPr><w:cantSplit w:val="0"/><w:trHeight w:val="515" w:hRule="atLeast"/><w:tblHeader w:val="0"/></w:trPr><w:tc><w:tcPr><w:tcBorders><w:top w:color="000000" w:space="0" w:sz="0" w:val="nil"/><w:left w:color="000000" w:space="0" w:sz="0" w:val="nil"/><w:bottom w:color="000000" w:space="0" w:sz="0" w:val="nil"/><w:right w:color="000000" w:space="0" w:sz="0" w:val="nil"/></w:tcBorders><w:tcMar><w:top w:w="100.0" w:type="dxa"/><w:left w:w="100.0" w:type="dxa"/><w:bottom w:w="100.0" w:type="dxa"/><w:right w:w="100.0" w:type="dxa"/></w:tcMar><w:vAlign w:val="top"/></w:tcPr><w:p><w:pPr><w:rPr><w:sz w:val="28"/><w:szCs w:val="28"/></w:rPr></w:pPr><w:r><w:rPr><w:sz w:val="28"/><w:szCs w:val="28"/><w:rtl w:val="0"/></w:rPr><w:t xml:space="preserve">Community</w:t></w:r></w:p></w:tc><w:tc><w:tcPr><w:tcBorders><w:top w:color="000000" w:space="0" w:sz="0" w:val="nil"/><w:left w:color="000000" w:space="0" w:sz="0" w:val="nil"/><w:bottom w:color="000000" w:space="0" w:sz="0" w:val="nil"/><w:right w:color="000000" w:space="0" w:sz="0" w:val="nil"/></w:tcBorders><w:tcMar><w:top w:w="100.0" w:type="dxa"/><w:left w:w="100.0" w:type="dxa"/><w:bottom w:w="100.0" w:type="dxa"/><w:right w:w="100.0" w:type="dxa"/></w:tcMar><w:vAlign w:val="top"/></w:tcPr><w:p><w:pPr><w:rPr><w:sz w:val="28"/><w:szCs w:val="28"/></w:rPr></w:pPr><w:r><w:rPr><w:sz w:val="28"/><w:szCs w:val="28"/><w:rtl w:val="0"/></w:rPr><w:t xml:space="preserve">15%</w:t></w:r></w:p></w:tc><w:tc><w:tcPr><w:tcBorders><w:top w:color="000000" w:space="0" w:sz="0" w:val="nil"/><w:left w:color="000000" w:space="0" w:sz="0" w:val="nil"/><w:bottom w:color="000000" w:space="0" w:sz="0" w:val="nil"/><w:right w:color="000000" w:space="0" w:sz="0" w:val="nil"/></w:tcBorders><w:tcMar><w:top w:w="100.0" w:type="dxa"/><w:left w:w="100.0" w:type="dxa"/><w:bottom w:w="100.0" w:type="dxa"/><w:right w:w="100.0" w:type="dxa"/></w:tcMar><w:vAlign w:val="top"/></w:tcPr><w:p><w:pPr><w:rPr><w:sz w:val="28"/><w:szCs w:val="28"/></w:rPr></w:pPr><w:r><w:rPr><w:sz w:val="28"/><w:szCs w:val="28"/><w:rtl w:val="0"/></w:rPr><w:t xml:space="preserve">15M</w:t></w:r></w:p></w:tc></w:tr><w:tr><w:trPr><w:cantSplit w:val="0"/><w:trHeight w:val="515" w:hRule="atLeast"/><w:tblHeader w:val="0"/></w:trPr><w:tc><w:tcPr><w:tcBorders><w:top w:color="000000" w:space="0" w:sz="0" w:val="nil"/><w:left w:color="000000" w:space="0" w:sz="0" w:val="nil"/><w:bottom w:color="000000" w:space="0" w:sz="0" w:val="nil"/><w:right w:color="000000" w:space="0" w:sz="0" w:val="nil"/></w:tcBorders><w:tcMar><w:top w:w="100.0" w:type="dxa"/><w:left w:w="100.0" w:type="dxa"/><w:bottom w:w="100.0" w:type="dxa"/><w:right w:w="100.0" w:type="dxa"/></w:tcMar><w:vAlign w:val="top"/></w:tcPr><w:p><w:pPr><w:rPr><w:sz w:val="28"/><w:szCs w:val="28"/></w:rPr></w:pPr><w:r><w:rPr><w:sz w:val="28"/><w:szCs w:val="28"/><w:rtl w:val="0"/></w:rPr><w:t xml:space="preserve">Advisors</w:t></w:r></w:p></w:tc><w:tc><w:tcPr><w:tcBorders><w:top w:color="000000" w:space="0" w:sz="0" w:val="nil"/><w:left w:color="000000" w:space="0" w:sz="0" w:val="nil"/><w:bottom w:color="000000" w:space="0" w:sz="0" w:val="nil"/><w:right w:color="000000" w:space="0" w:sz="0" w:val="nil"/></w:tcBorders><w:tcMar><w:top w:w="100.0" w:type="dxa"/><w:left w:w="100.0" w:type="dxa"/><w:bottom w:w="100.0" w:type="dxa"/><w:right w:w="100.0" w:type="dxa"/></w:tcMar><w:vAlign w:val="top"/></w:tcPr><w:p><w:pPr><w:rPr><w:sz w:val="28"/><w:szCs w:val="28"/></w:rPr></w:pPr><w:r><w:rPr><w:sz w:val="28"/><w:szCs w:val="28"/><w:rtl w:val="0"/></w:rPr><w:t xml:space="preserve">2.5%</w:t></w:r></w:p></w:tc><w:tc><w:tcPr><w:tcBorders><w:top w:color="000000" w:space="0" w:sz="0" w:val="nil"/><w:left w:color="000000" w:space="0" w:sz="0" w:val="nil"/><w:bottom w:color="000000" w:space="0" w:sz="0" w:val="nil"/><w:right w:color="000000" w:space="0" w:sz="0" w:val="nil"/></w:tcBorders><w:tcMar><w:top w:w="100.0" w:type="dxa"/><w:left w:w="100.0" w:type="dxa"/><w:bottom w:w="100.0" w:type="dxa"/><w:right w:w="100.0" w:type="dxa"/></w:tcMar><w:vAlign w:val="top"/></w:tcPr><w:p><w:pPr><w:rPr><w:sz w:val="28"/><w:szCs w:val="28"/></w:rPr></w:pPr><w:r><w:rPr><w:sz w:val="28"/><w:szCs w:val="28"/><w:rtl w:val="0"/></w:rPr><w:t xml:space="preserve">2.5M</w:t></w:r></w:p></w:tc></w:tr><w:tr><w:trPr><w:cantSplit w:val="0"/><w:trHeight w:val="515" w:hRule="atLeast"/><w:tblHeader w:val="0"/></w:trPr><w:tc><w:tcPr><w:tcBorders><w:top w:color="000000" w:space="0" w:sz="0" w:val="nil"/><w:left w:color="000000" w:space="0" w:sz="0" w:val="nil"/><w:bottom w:color="000000" w:space="0" w:sz="0" w:val="nil"/><w:right w:color="000000" w:space="0" w:sz="0" w:val="nil"/></w:tcBorders><w:tcMar><w:top w:w="100.0" w:type="dxa"/><w:left w:w="100.0" w:type="dxa"/><w:bottom w:w="100.0" w:type="dxa"/><w:right w:w="100.0" w:type="dxa"/></w:tcMar><w:vAlign w:val="top"/></w:tcPr><w:p><w:pPr><w:rPr><w:sz w:val="28"/><w:szCs w:val="28"/></w:rPr></w:pPr><w:r><w:rPr><w:sz w:val="28"/><w:szCs w:val="28"/><w:rtl w:val="0"/></w:rPr><w:t xml:space="preserve">CEX / Market Making</w:t></w:r></w:p></w:tc><w:tc><w:tcPr><w:tcBorders><w:top w:color="000000" w:space="0" w:sz="0" w:val="nil"/><w:left w:color="000000" w:space="0" w:sz="0" w:val="nil"/><w:bottom w:color="000000" w:space="0" w:sz="0" w:val="nil"/><w:right w:color="000000" w:space="0" w:sz="0" w:val="nil"/></w:tcBorders><w:tcMar><w:top w:w="100.0" w:type="dxa"/><w:left w:w="100.0" w:type="dxa"/><w:bottom w:w="100.0" w:type="dxa"/><w:right w:w="100.0" w:type="dxa"/></w:tcMar><w:vAlign w:val="top"/></w:tcPr><w:p><w:pPr><w:rPr><w:sz w:val="28"/><w:szCs w:val="28"/></w:rPr></w:pPr><w:r><w:rPr><w:sz w:val="28"/><w:szCs w:val="28"/><w:rtl w:val="0"/></w:rPr><w:t xml:space="preserve">5%</w:t></w:r></w:p></w:tc><w:tc><w:tcPr><w:tcBorders><w:top w:color="000000" w:space="0" w:sz="0" w:val="nil"/><w:left w:color="000000" w:space="0" w:sz="0" w:val="nil"/><w:bottom w:color="000000" w:space="0" w:sz="0" w:val="nil"/><w:right w:color="000000" w:space="0" w:sz="0" w:val="nil"/></w:tcBorders><w:tcMar><w:top w:w="100.0" w:type="dxa"/><w:left w:w="100.0" w:type="dxa"/><w:bottom w:w="100.0" w:type="dxa"/><w:right w:w="100.0" w:type="dxa"/></w:tcMar><w:vAlign w:val="top"/></w:tcPr><w:p><w:pPr><w:rPr><w:sz w:val="28"/><w:szCs w:val="28"/></w:rPr></w:pPr><w:r><w:rPr><w:sz w:val="28"/><w:szCs w:val="28"/><w:rtl w:val="0"/></w:rPr><w:t xml:space="preserve">5M</w:t></w:r></w:p></w:tc></w:tr><w:tr><w:trPr><w:cantSplit w:val="0"/><w:trHeight w:val="515" w:hRule="atLeast"/><w:tblHeader w:val="0"/></w:trPr><w:tc><w:tcPr><w:tcBorders><w:top w:color="000000" w:space="0" w:sz="0" w:val="nil"/><w:left w:color="000000" w:space="0" w:sz="0" w:val="nil"/><w:bottom w:color="000000" w:space="0" w:sz="0" w:val="nil"/><w:right w:color="000000" w:space="0" w:sz="0" w:val="nil"/></w:tcBorders><w:tcMar><w:top w:w="100.0" w:type="dxa"/><w:left w:w="100.0" w:type="dxa"/><w:bottom w:w="100.0" w:type="dxa"/><w:right w:w="100.0" w:type="dxa"/></w:tcMar><w:vAlign w:val="top"/></w:tcPr><w:p><w:pPr><w:rPr><w:sz w:val="28"/><w:szCs w:val="28"/></w:rPr></w:pPr><w:r><w:rPr><w:sz w:val="28"/><w:szCs w:val="28"/><w:rtl w:val="0"/></w:rPr><w:t xml:space="preserve">Total</w:t></w:r></w:p></w:tc><w:tc><w:tcPr><w:tcBorders><w:top w:color="000000" w:space="0" w:sz="0" w:val="nil"/><w:left w:color="000000" w:space="0" w:sz="0" w:val="nil"/><w:bottom w:color="000000" w:space="0" w:sz="0" w:val="nil"/><w:right w:color="000000" w:space="0" w:sz="0" w:val="nil"/></w:tcBorders><w:tcMar><w:top w:w="100.0" w:type="dxa"/><w:left w:w="100.0" w:type="dxa"/><w:bottom w:w="100.0" w:type="dxa"/><w:right w:w="100.0" w:type="dxa"/></w:tcMar><w:vAlign w:val="top"/></w:tcPr><w:p><w:pPr><w:rPr><w:sz w:val="28"/><w:szCs w:val="28"/></w:rPr></w:pPr><w:r><w:rPr><w:sz w:val="28"/><w:szCs w:val="28"/><w:rtl w:val="0"/></w:rPr><w:t xml:space="preserve">100%</w:t></w:r></w:p></w:tc><w:tc><w:tcPr><w:tcBorders><w:top w:color="000000" w:space="0" w:sz="0" w:val="nil"/><w:left w:color="000000" w:space="0" w:sz="0" w:val="nil"/><w:bottom w:color="000000" w:space="0" w:sz="0" w:val="nil"/><w:right w:color="000000" w:space="0" w:sz="0" w:val="nil"/></w:tcBorders><w:tcMar><w:top w:w="100.0" w:type="dxa"/><w:left w:w="100.0" w:type="dxa"/><w:bottom w:w="100.0" w:type="dxa"/><w:right w:w="100.0" w:type="dxa"/></w:tcMar><w:vAlign w:val="top"/></w:tcPr><w:p><w:pPr><w:rPr><w:sz w:val="28"/><w:szCs w:val="28"/></w:rPr></w:pPr><w:r><w:rPr><w:sz w:val="28"/><w:szCs w:val="28"/><w:rtl w:val="0"/></w:rPr><w:t xml:space="preserve">100M</w:t></w:r></w:p></w:tc></w:tr></w:tbl><w:p><w:pPr><w:pStyle w:val="Heading2"/><w:keepNext w:val="0"/><w:keepLines w:val="0"/><w:spacing w:after="80" w:lineRule="auto"/><w:rPr><w:sz w:val="34"/><w:szCs w:val="34"/></w:rPr></w:pPr><w:bookmarkStart w:colFirst="0" w:colLast="0" w:name="_zegfsautkl9i" w:id="80"/><w:bookmarkEnd w:id="80"/><w:r><w:rPr><w:sz w:val="34"/><w:szCs w:val="34"/><w:rtl w:val="0"/></w:rPr><w:t xml:space="preserve">Vesting &amp; Release Schedule</w:t></w:r></w:p><w:tbl><w:tblPr><w:tblStyle w:val="Table4"/><w:tblW w:w="9360.0" w:type="dxa"/><w:jc w:val="left"/><w:tblBorders><w:top w:color="000000" w:space="0" w:sz="0" w:val="nil"/><w:left w:color="000000" w:space="0" w:sz="0" w:val="nil"/><w:bottom w:color="000000" w:space="0" w:sz="0" w:val="nil"/><w:right w:color="000000" w:space="0" w:sz="0" w:val="nil"/><w:insideH w:color="000000" w:space="0" w:sz="0" w:val="nil"/><w:insideV w:color="000000" w:space="0" w:sz="0" w:val="nil"/></w:tblBorders><w:tblLayout w:type="fixed"/><w:tblLook w:val="0600"/></w:tblPr><w:tblGrid><w:gridCol w:w="2270"/><w:gridCol w:w="785"/><w:gridCol w:w="6305"/><w:tblGridChange w:id="0"><w:tblGrid><w:gridCol w:w="2270"/><w:gridCol w:w="785"/><w:gridCol w:w="6305"/></w:tblGrid></w:tblGridChange></w:tblGrid><w:tr><w:trPr><w:cantSplit w:val="0"/><w:trHeight w:val="515" w:hRule="atLeast"/><w:tblHeader w:val="0"/></w:trPr><w:tc><w:tcPr><w:tcBorders><w:top w:color="000000" w:space="0" w:sz="0" w:val="nil"/><w:left w:color="000000" w:space="0" w:sz="0" w:val="nil"/><w:bottom w:color="000000" w:space="0" w:sz="0" w:val="nil"/><w:right w:color="000000" w:space="0" w:sz="0" w:val="nil"/></w:tcBorders><w:tcMar><w:top w:w="100.0" w:type="dxa"/><w:left w:w="100.0" w:type="dxa"/><w:bottom w:w="100.0" w:type="dxa"/><w:right w:w="100.0" w:type="dxa"/></w:tcMar><w:vAlign w:val="top"/></w:tcPr><w:p><w:pPr><w:jc w:val="center"/><w:rPr><w:sz w:val="28"/><w:szCs w:val="28"/></w:rPr></w:pPr><w:r><w:rPr><w:sz w:val="28"/><w:szCs w:val="28"/><w:rtl w:val="0"/></w:rPr><w:t xml:space="preserve">Allocation</w:t></w:r></w:p></w:tc><w:tc><w:tcPr><w:tcBorders><w:top w:color="000000" w:space="0" w:sz="0" w:val="nil"/><w:left w:color="000000" w:space="0" w:sz="0" w:val="nil"/><w:bottom w:color="000000" w:space="0" w:sz="0" w:val="nil"/><w:right w:color="000000" w:space="0" w:sz="0" w:val="nil"/></w:tcBorders><w:tcMar><w:top w:w="100.0" w:type="dxa"/><w:left w:w="100.0" w:type="dxa"/><w:bottom w:w="100.0" w:type="dxa"/><w:right w:w="100.0" w:type="dxa"/></w:tcMar><w:vAlign w:val="top"/></w:tcPr><w:p><w:pPr><w:jc w:val="center"/><w:rPr><w:sz w:val="28"/><w:szCs w:val="28"/></w:rPr></w:pPr><w:r><w:rPr><w:sz w:val="28"/><w:szCs w:val="28"/><w:rtl w:val="0"/></w:rPr><w:t xml:space="preserve">TGE</w:t></w:r></w:p></w:tc><w:tc><w:tcPr><w:tcBorders><w:top w:color="000000" w:space="0" w:sz="0" w:val="nil"/><w:left w:color="000000" w:space="0" w:sz="0" w:val="nil"/><w:bottom w:color="000000" w:space="0" w:sz="0" w:val="nil"/><w:right w:color="000000" w:space="0" w:sz="0" w:val="nil"/></w:tcBorders><w:tcMar><w:top w:w="100.0" w:type="dxa"/><w:left w:w="100.0" w:type="dxa"/><w:bottom w:w="100.0" w:type="dxa"/><w:right w:w="100.0" w:type="dxa"/></w:tcMar><w:vAlign w:val="top"/></w:tcPr><w:p><w:pPr><w:jc w:val="center"/><w:rPr><w:sz w:val="28"/><w:szCs w:val="28"/></w:rPr></w:pPr><w:r><w:rPr><w:sz w:val="28"/><w:szCs w:val="28"/><w:rtl w:val="0"/></w:rPr><w:t xml:space="preserve">Vesting / Release</w:t></w:r></w:p></w:tc></w:tr><w:tr><w:trPr><w:cantSplit w:val="0"/><w:trHeight w:val="515" w:hRule="atLeast"/><w:tblHeader w:val="0"/></w:trPr><w:tc><w:tcPr><w:tcBorders><w:top w:color="000000" w:space="0" w:sz="0" w:val="nil"/><w:left w:color="000000" w:space="0" w:sz="0" w:val="nil"/><w:bottom w:color="000000" w:space="0" w:sz="0" w:val="nil"/><w:right w:color="000000" w:space="0" w:sz="0" w:val="nil"/></w:tcBorders><w:tcMar><w:top w:w="100.0" w:type="dxa"/><w:left w:w="100.0" w:type="dxa"/><w:bottom w:w="100.0" w:type="dxa"/><w:right w:w="100.0" w:type="dxa"/></w:tcMar><w:vAlign w:val="top"/></w:tcPr><w:p><w:pPr><w:rPr><w:sz w:val="28"/><w:szCs w:val="28"/></w:rPr></w:pPr><w:r><w:rPr><w:sz w:val="28"/><w:szCs w:val="28"/><w:rtl w:val="0"/></w:rPr><w:t xml:space="preserve">Pre Seed</w:t></w:r></w:p></w:tc><w:tc><w:tcPr><w:tcBorders><w:top w:color="000000" w:space="0" w:sz="0" w:val="nil"/><w:left w:color="000000" w:space="0" w:sz="0" w:val="nil"/><w:bottom w:color="000000" w:space="0" w:sz="0" w:val="nil"/><w:right w:color="000000" w:space="0" w:sz="0" w:val="nil"/></w:tcBorders><w:tcMar><w:top w:w="100.0" w:type="dxa"/><w:left w:w="100.0" w:type="dxa"/><w:bottom w:w="100.0" w:type="dxa"/><w:right w:w="100.0" w:type="dxa"/></w:tcMar><w:vAlign w:val="top"/></w:tcPr><w:p><w:pPr><w:rPr><w:sz w:val="28"/><w:szCs w:val="28"/></w:rPr></w:pPr><w:r><w:rPr><w:sz w:val="28"/><w:szCs w:val="28"/><w:rtl w:val="0"/></w:rPr><w:t xml:space="preserve">10%</w:t></w:r></w:p></w:tc><w:tc><w:tcPr><w:tcBorders><w:top w:color="000000" w:space="0" w:sz="0" w:val="nil"/><w:left w:color="000000" w:space="0" w:sz="0" w:val="nil"/><w:bottom w:color="000000" w:space="0" w:sz="0" w:val="nil"/><w:right w:color="000000" w:space="0" w:sz="0" w:val="nil"/></w:tcBorders><w:tcMar><w:top w:w="100.0" w:type="dxa"/><w:left w:w="100.0" w:type="dxa"/><w:bottom w:w="100.0" w:type="dxa"/><w:right w:w="100.0" w:type="dxa"/></w:tcMar><w:vAlign w:val="top"/></w:tcPr><w:p><w:pPr><w:rPr><w:sz w:val="28"/><w:szCs w:val="28"/></w:rPr></w:pPr><w:r><w:rPr><w:sz w:val="28"/><w:szCs w:val="28"/><w:rtl w:val="0"/></w:rPr><w:t xml:space="preserve">3-month cliff, 18-month linear</w:t></w:r></w:p></w:tc></w:tr><w:tr><w:trPr><w:cantSplit w:val="0"/><w:trHeight w:val="515" w:hRule="atLeast"/><w:tblHeader w:val="0"/></w:trPr><w:tc><w:tcPr><w:tcBorders><w:top w:color="000000" w:space="0" w:sz="0" w:val="nil"/><w:left w:color="000000" w:space="0" w:sz="0" w:val="nil"/><w:bottom w:color="000000" w:space="0" w:sz="0" w:val="nil"/><w:right w:color="000000" w:space="0" w:sz="0" w:val="nil"/></w:tcBorders><w:tcMar><w:top w:w="100.0" w:type="dxa"/><w:left w:w="100.0" w:type="dxa"/><w:bottom w:w="100.0" w:type="dxa"/><w:right w:w="100.0" w:type="dxa"/></w:tcMar><w:vAlign w:val="top"/></w:tcPr><w:p><w:pPr><w:rPr><w:sz w:val="28"/><w:szCs w:val="28"/></w:rPr></w:pPr><w:r><w:rPr><w:sz w:val="28"/><w:szCs w:val="28"/><w:rtl w:val="0"/></w:rPr><w:t xml:space="preserve">Seed</w:t></w:r></w:p></w:tc><w:tc><w:tcPr><w:tcBorders><w:top w:color="000000" w:space="0" w:sz="0" w:val="nil"/><w:left w:color="000000" w:space="0" w:sz="0" w:val="nil"/><w:bottom w:color="000000" w:space="0" w:sz="0" w:val="nil"/><w:right w:color="000000" w:space="0" w:sz="0" w:val="nil"/></w:tcBorders><w:tcMar><w:top w:w="100.0" w:type="dxa"/><w:left w:w="100.0" w:type="dxa"/><w:bottom w:w="100.0" w:type="dxa"/><w:right w:w="100.0" w:type="dxa"/></w:tcMar><w:vAlign w:val="top"/></w:tcPr><w:p><w:pPr><w:rPr><w:sz w:val="28"/><w:szCs w:val="28"/></w:rPr></w:pPr><w:r><w:rPr><w:sz w:val="28"/><w:szCs w:val="28"/><w:rtl w:val="0"/></w:rPr><w:t xml:space="preserve">10%</w:t></w:r></w:p></w:tc><w:tc><w:tcPr><w:tcBorders><w:top w:color="000000" w:space="0" w:sz="0" w:val="nil"/><w:left w:color="000000" w:space="0" w:sz="0" w:val="nil"/><w:bottom w:color="000000" w:space="0" w:sz="0" w:val="nil"/><w:right w:color="000000" w:space="0" w:sz="0" w:val="nil"/></w:tcBorders><w:tcMar><w:top w:w="100.0" w:type="dxa"/><w:left w:w="100.0" w:type="dxa"/><w:bottom w:w="100.0" w:type="dxa"/><w:right w:w="100.0" w:type="dxa"/></w:tcMar><w:vAlign w:val="top"/></w:tcPr><w:p><w:pPr><w:rPr><w:sz w:val="28"/><w:szCs w:val="28"/></w:rPr></w:pPr><w:r><w:rPr><w:sz w:val="28"/><w:szCs w:val="28"/><w:rtl w:val="0"/></w:rPr><w:t xml:space="preserve">3-month cliff, 18-month linear</w:t></w:r></w:p></w:tc></w:tr><w:tr><w:trPr><w:cantSplit w:val="0"/><w:trHeight w:val="515" w:hRule="atLeast"/><w:tblHeader w:val="0"/></w:trPr><w:tc><w:tcPr><w:tcBorders><w:top w:color="000000" w:space="0" w:sz="0" w:val="nil"/><w:left w:color="000000" w:space="0" w:sz="0" w:val="nil"/><w:bottom w:color="000000" w:space="0" w:sz="0" w:val="nil"/><w:right w:color="000000" w:space="0" w:sz="0" w:val="nil"/></w:tcBorders><w:tcMar><w:top w:w="100.0" w:type="dxa"/><w:left w:w="100.0" w:type="dxa"/><w:bottom w:w="100.0" w:type="dxa"/><w:right w:w="100.0" w:type="dxa"/></w:tcMar><w:vAlign w:val="top"/></w:tcPr><w:p><w:pPr><w:rPr><w:sz w:val="28"/><w:szCs w:val="28"/></w:rPr></w:pPr><w:r><w:rPr><w:sz w:val="28"/><w:szCs w:val="28"/><w:rtl w:val="0"/></w:rPr><w:t xml:space="preserve">Private</w:t></w:r></w:p></w:tc><w:tc><w:tcPr><w:tcBorders><w:top w:color="000000" w:space="0" w:sz="0" w:val="nil"/><w:left w:color="000000" w:space="0" w:sz="0" w:val="nil"/><w:bottom w:color="000000" w:space="0" w:sz="0" w:val="nil"/><w:right w:color="000000" w:space="0" w:sz="0" w:val="nil"/></w:tcBorders><w:tcMar><w:top w:w="100.0" w:type="dxa"/><w:left w:w="100.0" w:type="dxa"/><w:bottom w:w="100.0" w:type="dxa"/><w:right w:w="100.0" w:type="dxa"/></w:tcMar><w:vAlign w:val="top"/></w:tcPr><w:p><w:pPr><w:rPr><w:sz w:val="28"/><w:szCs w:val="28"/></w:rPr></w:pPr><w:r><w:rPr><w:sz w:val="28"/><w:szCs w:val="28"/><w:rtl w:val="0"/></w:rPr><w:t xml:space="preserve">10%</w:t></w:r></w:p></w:tc><w:tc><w:tcPr><w:tcBorders><w:top w:color="000000" w:space="0" w:sz="0" w:val="nil"/><w:left w:color="000000" w:space="0" w:sz="0" w:val="nil"/><w:bottom w:color="000000" w:space="0" w:sz="0" w:val="nil"/><w:right w:color="000000" w:space="0" w:sz="0" w:val="nil"/></w:tcBorders><w:tcMar><w:top w:w="100.0" w:type="dxa"/><w:left w:w="100.0" w:type="dxa"/><w:bottom w:w="100.0" w:type="dxa"/><w:right w:w="100.0" w:type="dxa"/></w:tcMar><w:vAlign w:val="top"/></w:tcPr><w:p><w:pPr><w:rPr><w:sz w:val="28"/><w:szCs w:val="28"/></w:rPr></w:pPr><w:r><w:rPr><w:sz w:val="28"/><w:szCs w:val="28"/><w:rtl w:val="0"/></w:rPr><w:t xml:space="preserve">3-month cliff, 18-month linear</w:t></w:r></w:p></w:tc></w:tr><w:tr><w:trPr><w:cantSplit w:val="0"/><w:trHeight w:val="515" w:hRule="atLeast"/><w:tblHeader w:val="0"/></w:trPr><w:tc><w:tcPr><w:tcBorders><w:top w:color="000000" w:space="0" w:sz="0" w:val="nil"/><w:left w:color="000000" w:space="0" w:sz="0" w:val="nil"/><w:bottom w:color="000000" w:space="0" w:sz="0" w:val="nil"/><w:right w:color="000000" w:space="0" w:sz="0" w:val="nil"/></w:tcBorders><w:tcMar><w:top w:w="100.0" w:type="dxa"/><w:left w:w="100.0" w:type="dxa"/><w:bottom w:w="100.0" w:type="dxa"/><w:right w:w="100.0" w:type="dxa"/></w:tcMar><w:vAlign w:val="top"/></w:tcPr><w:p><w:pPr><w:rPr><w:sz w:val="28"/><w:szCs w:val="28"/></w:rPr></w:pPr><w:r><w:rPr><w:sz w:val="28"/><w:szCs w:val="28"/><w:rtl w:val="0"/></w:rPr><w:t xml:space="preserve">Public</w:t></w:r></w:p></w:tc><w:tc><w:tcPr><w:tcBorders><w:top w:color="000000" w:space="0" w:sz="0" w:val="nil"/><w:left w:color="000000" w:space="0" w:sz="0" w:val="nil"/><w:bottom w:color="000000" w:space="0" w:sz="0" w:val="nil"/><w:right w:color="000000" w:space="0" w:sz="0" w:val="nil"/></w:tcBorders><w:tcMar><w:top w:w="100.0" w:type="dxa"/><w:left w:w="100.0" w:type="dxa"/><w:bottom w:w="100.0" w:type="dxa"/><w:right w:w="100.0" w:type="dxa"/></w:tcMar><w:vAlign w:val="top"/></w:tcPr><w:p><w:pPr><w:rPr><w:sz w:val="28"/><w:szCs w:val="28"/></w:rPr></w:pPr><w:r><w:rPr><w:sz w:val="28"/><w:szCs w:val="28"/><w:rtl w:val="0"/></w:rPr><w:t xml:space="preserve">15%</w:t></w:r></w:p></w:tc><w:tc><w:tcPr><w:tcBorders><w:top w:color="000000" w:space="0" w:sz="0" w:val="nil"/><w:left w:color="000000" w:space="0" w:sz="0" w:val="nil"/><w:bottom w:color="000000" w:space="0" w:sz="0" w:val="nil"/><w:right w:color="000000" w:space="0" w:sz="0" w:val="nil"/></w:tcBorders><w:tcMar><w:top w:w="100.0" w:type="dxa"/><w:left w:w="100.0" w:type="dxa"/><w:bottom w:w="100.0" w:type="dxa"/><w:right w:w="100.0" w:type="dxa"/></w:tcMar><w:vAlign w:val="top"/></w:tcPr><w:p><w:pPr><w:rPr><w:sz w:val="28"/><w:szCs w:val="28"/></w:rPr></w:pPr><w:r><w:rPr><w:sz w:val="28"/><w:szCs w:val="28"/><w:rtl w:val="0"/></w:rPr><w:t xml:space="preserve">Remaining allocation released linearly over 6 months</w:t></w:r></w:p></w:tc></w:tr><w:tr><w:trPr><w:cantSplit w:val="0"/><w:trHeight w:val="515" w:hRule="atLeast"/><w:tblHeader w:val="0"/></w:trPr><w:tc><w:tcPr><w:tcBorders><w:top w:color="000000" w:space="0" w:sz="0" w:val="nil"/><w:left w:color="000000" w:space="0" w:sz="0" w:val="nil"/><w:bottom w:color="000000" w:space="0" w:sz="0" w:val="nil"/><w:right w:color="000000" w:space="0" w:sz="0" w:val="nil"/></w:tcBorders><w:tcMar><w:top w:w="100.0" w:type="dxa"/><w:left w:w="100.0" w:type="dxa"/><w:bottom w:w="100.0" w:type="dxa"/><w:right w:w="100.0" w:type="dxa"/></w:tcMar><w:vAlign w:val="top"/></w:tcPr><w:p><w:pPr><w:rPr><w:sz w:val="28"/><w:szCs w:val="28"/></w:rPr></w:pPr><w:r><w:rPr><w:sz w:val="28"/><w:szCs w:val="28"/><w:rtl w:val="0"/></w:rPr><w:t xml:space="preserve">DEX Liquidity</w:t></w:r></w:p></w:tc><w:tc><w:tcPr><w:tcBorders><w:top w:color="000000" w:space="0" w:sz="0" w:val="nil"/><w:left w:color="000000" w:space="0" w:sz="0" w:val="nil"/><w:bottom w:color="000000" w:space="0" w:sz="0" w:val="nil"/><w:right w:color="000000" w:space="0" w:sz="0" w:val="nil"/></w:tcBorders><w:tcMar><w:top w:w="100.0" w:type="dxa"/><w:left w:w="100.0" w:type="dxa"/><w:bottom w:w="100.0" w:type="dxa"/><w:right w:w="100.0" w:type="dxa"/></w:tcMar><w:vAlign w:val="top"/></w:tcPr><w:p><w:pPr><w:rPr><w:sz w:val="28"/><w:szCs w:val="28"/></w:rPr></w:pPr><w:r><w:rPr><w:sz w:val="28"/><w:szCs w:val="28"/><w:rtl w:val="0"/></w:rPr><w:t xml:space="preserve">100%</w:t></w:r></w:p></w:tc><w:tc><w:tcPr><w:tcBorders><w:top w:color="000000" w:space="0" w:sz="0" w:val="nil"/><w:left w:color="000000" w:space="0" w:sz="0" w:val="nil"/><w:bottom w:color="000000" w:space="0" w:sz="0" w:val="nil"/><w:right w:color="000000" w:space="0" w:sz="0" w:val="nil"/></w:tcBorders><w:tcMar><w:top w:w="100.0" w:type="dxa"/><w:left w:w="100.0" w:type="dxa"/><w:bottom w:w="100.0" w:type="dxa"/><w:right w:w="100.0" w:type="dxa"/></w:tcMar><w:vAlign w:val="top"/></w:tcPr><w:p><w:pPr><w:rPr><w:sz w:val="28"/><w:szCs w:val="28"/></w:rPr></w:pPr><w:r><w:rPr><w:sz w:val="28"/><w:szCs w:val="28"/><w:rtl w:val="0"/></w:rPr><w:t xml:space="preserve">Available at TGE</w:t></w:r></w:p></w:tc></w:tr><w:tr><w:trPr><w:cantSplit w:val="0"/><w:trHeight w:val="515" w:hRule="atLeast"/><w:tblHeader w:val="0"/></w:trPr><w:tc><w:tcPr><w:tcBorders><w:top w:color="000000" w:space="0" w:sz="0" w:val="nil"/><w:left w:color="000000" w:space="0" w:sz="0" w:val="nil"/><w:bottom w:color="000000" w:space="0" w:sz="0" w:val="nil"/><w:right w:color="000000" w:space="0" w:sz="0" w:val="nil"/></w:tcBorders><w:tcMar><w:top w:w="100.0" w:type="dxa"/><w:left w:w="100.0" w:type="dxa"/><w:bottom w:w="100.0" w:type="dxa"/><w:right w:w="100.0" w:type="dxa"/></w:tcMar><w:vAlign w:val="top"/></w:tcPr><w:p><w:pPr><w:rPr><w:sz w:val="28"/><w:szCs w:val="28"/></w:rPr></w:pPr><w:r><w:rPr><w:sz w:val="28"/><w:szCs w:val="28"/><w:rtl w:val="0"/></w:rPr><w:t xml:space="preserve">Treasury</w:t></w:r></w:p></w:tc><w:tc><w:tcPr><w:tcBorders><w:top w:color="000000" w:space="0" w:sz="0" w:val="nil"/><w:left w:color="000000" w:space="0" w:sz="0" w:val="nil"/><w:bottom w:color="000000" w:space="0" w:sz="0" w:val="nil"/><w:right w:color="000000" w:space="0" w:sz="0" w:val="nil"/></w:tcBorders><w:tcMar><w:top w:w="100.0" w:type="dxa"/><w:left w:w="100.0" w:type="dxa"/><w:bottom w:w="100.0" w:type="dxa"/><w:right w:w="100.0" w:type="dxa"/></w:tcMar><w:vAlign w:val="top"/></w:tcPr><w:p><w:pPr><w:rPr><w:sz w:val="28"/><w:szCs w:val="28"/></w:rPr></w:pPr><w:r><w:rPr><w:sz w:val="28"/><w:szCs w:val="28"/><w:rtl w:val="0"/></w:rPr><w:t xml:space="preserve">—</w:t></w:r></w:p></w:tc><w:tc><w:tcPr><w:tcBorders><w:top w:color="000000" w:space="0" w:sz="0" w:val="nil"/><w:left w:color="000000" w:space="0" w:sz="0" w:val="nil"/><w:bottom w:color="000000" w:space="0" w:sz="0" w:val="nil"/><w:right w:color="000000" w:space="0" w:sz="0" w:val="nil"/></w:tcBorders><w:tcMar><w:top w:w="100.0" w:type="dxa"/><w:left w:w="100.0" w:type="dxa"/><w:bottom w:w="100.0" w:type="dxa"/><w:right w:w="100.0" w:type="dxa"/></w:tcMar><w:vAlign w:val="top"/></w:tcPr><w:p><w:pPr><w:rPr><w:sz w:val="28"/><w:szCs w:val="28"/></w:rPr></w:pPr><w:r><w:rPr><w:sz w:val="28"/><w:szCs w:val="28"/><w:rtl w:val="0"/></w:rPr><w:t xml:space="preserve">36-month lock</w:t></w:r></w:p></w:tc></w:tr><w:tr><w:trPr><w:cantSplit w:val="0"/><w:trHeight w:val="515" w:hRule="atLeast"/><w:tblHeader w:val="0"/></w:trPr><w:tc><w:tcPr><w:tcBorders><w:top w:color="000000" w:space="0" w:sz="0" w:val="nil"/><w:left w:color="000000" w:space="0" w:sz="0" w:val="nil"/><w:bottom w:color="000000" w:space="0" w:sz="0" w:val="nil"/><w:right w:color="000000" w:space="0" w:sz="0" w:val="nil"/></w:tcBorders><w:tcMar><w:top w:w="100.0" w:type="dxa"/><w:left w:w="100.0" w:type="dxa"/><w:bottom w:w="100.0" w:type="dxa"/><w:right w:w="100.0" w:type="dxa"/></w:tcMar><w:vAlign w:val="top"/></w:tcPr><w:p><w:pPr><w:rPr><w:sz w:val="28"/><w:szCs w:val="28"/></w:rPr></w:pPr><w:r><w:rPr><w:sz w:val="28"/><w:szCs w:val="28"/><w:rtl w:val="0"/></w:rPr><w:t xml:space="preserve">Team</w:t></w:r></w:p></w:tc><w:tc><w:tcPr><w:tcBorders><w:top w:color="000000" w:space="0" w:sz="0" w:val="nil"/><w:left w:color="000000" w:space="0" w:sz="0" w:val="nil"/><w:bottom w:color="000000" w:space="0" w:sz="0" w:val="nil"/><w:right w:color="000000" w:space="0" w:sz="0" w:val="nil"/></w:tcBorders><w:tcMar><w:top w:w="100.0" w:type="dxa"/><w:left w:w="100.0" w:type="dxa"/><w:bottom w:w="100.0" w:type="dxa"/><w:right w:w="100.0" w:type="dxa"/></w:tcMar><w:vAlign w:val="top"/></w:tcPr><w:p><w:pPr><w:rPr><w:sz w:val="28"/><w:szCs w:val="28"/></w:rPr></w:pPr><w:r><w:rPr><w:sz w:val="28"/><w:szCs w:val="28"/><w:rtl w:val="0"/></w:rPr><w:t xml:space="preserve">—</w:t></w:r></w:p></w:tc><w:tc><w:tcPr><w:tcBorders><w:top w:color="000000" w:space="0" w:sz="0" w:val="nil"/><w:left w:color="000000" w:space="0" w:sz="0" w:val="nil"/><w:bottom w:color="000000" w:space="0" w:sz="0" w:val="nil"/><w:right w:color="000000" w:space="0" w:sz="0" w:val="nil"/></w:tcBorders><w:tcMar><w:top w:w="100.0" w:type="dxa"/><w:left w:w="100.0" w:type="dxa"/><w:bottom w:w="100.0" w:type="dxa"/><w:right w:w="100.0" w:type="dxa"/></w:tcMar><w:vAlign w:val="top"/></w:tcPr><w:p><w:pPr><w:rPr><w:sz w:val="28"/><w:szCs w:val="28"/></w:rPr></w:pPr><w:r><w:rPr><w:sz w:val="28"/><w:szCs w:val="28"/><w:rtl w:val="0"/></w:rPr><w:t xml:space="preserve">6-month cliff, then 24-month linear</w:t></w:r></w:p></w:tc></w:tr><w:tr><w:trPr><w:cantSplit w:val="0"/><w:trHeight w:val="515" w:hRule="atLeast"/><w:tblHeader w:val="0"/></w:trPr><w:tc><w:tcPr><w:tcBorders><w:top w:color="000000" w:space="0" w:sz="0" w:val="nil"/><w:left w:color="000000" w:space="0" w:sz="0" w:val="nil"/><w:bottom w:color="000000" w:space="0" w:sz="0" w:val="nil"/><w:right w:color="000000" w:space="0" w:sz="0" w:val="nil"/></w:tcBorders><w:tcMar><w:top w:w="100.0" w:type="dxa"/><w:left w:w="100.0" w:type="dxa"/><w:bottom w:w="100.0" w:type="dxa"/><w:right w:w="100.0" w:type="dxa"/></w:tcMar><w:vAlign w:val="top"/></w:tcPr><w:p><w:pPr><w:rPr><w:sz w:val="28"/><w:szCs w:val="28"/></w:rPr></w:pPr><w:r><w:rPr><w:sz w:val="28"/><w:szCs w:val="28"/><w:rtl w:val="0"/></w:rPr><w:t xml:space="preserve">Community</w:t></w:r></w:p></w:tc><w:tc><w:tcPr><w:tcBorders><w:top w:color="000000" w:space="0" w:sz="0" w:val="nil"/><w:left w:color="000000" w:space="0" w:sz="0" w:val="nil"/><w:bottom w:color="000000" w:space="0" w:sz="0" w:val="nil"/><w:right w:color="000000" w:space="0" w:sz="0" w:val="nil"/></w:tcBorders><w:tcMar><w:top w:w="100.0" w:type="dxa"/><w:left w:w="100.0" w:type="dxa"/><w:bottom w:w="100.0" w:type="dxa"/><w:right w:w="100.0" w:type="dxa"/></w:tcMar><w:vAlign w:val="top"/></w:tcPr><w:p><w:pPr><w:rPr><w:sz w:val="28"/><w:szCs w:val="28"/></w:rPr></w:pPr><w:r><w:rPr><w:sz w:val="28"/><w:szCs w:val="28"/><w:rtl w:val="0"/></w:rPr><w:t xml:space="preserve">—</w:t></w:r></w:p></w:tc><w:tc><w:tcPr><w:tcBorders><w:top w:color="000000" w:space="0" w:sz="0" w:val="nil"/><w:left w:color="000000" w:space="0" w:sz="0" w:val="nil"/><w:bottom w:color="000000" w:space="0" w:sz="0" w:val="nil"/><w:right w:color="000000" w:space="0" w:sz="0" w:val="nil"/></w:tcBorders><w:tcMar><w:top w:w="100.0" w:type="dxa"/><w:left w:w="100.0" w:type="dxa"/><w:bottom w:w="100.0" w:type="dxa"/><w:right w:w="100.0" w:type="dxa"/></w:tcMar><w:vAlign w:val="top"/></w:tcPr><w:p><w:pPr><w:rPr><w:sz w:val="28"/><w:szCs w:val="28"/></w:rPr></w:pPr><w:r><w:rPr><w:sz w:val="28"/><w:szCs w:val="28"/><w:rtl w:val="0"/></w:rPr><w:t xml:space="preserve">Progressive release</w:t></w:r></w:p></w:tc></w:tr><w:tr><w:trPr><w:cantSplit w:val="0"/><w:trHeight w:val="515" w:hRule="atLeast"/><w:tblHeader w:val="0"/></w:trPr><w:tc><w:tcPr><w:tcBorders><w:top w:color="000000" w:space="0" w:sz="0" w:val="nil"/><w:left w:color="000000" w:space="0" w:sz="0" w:val="nil"/><w:bottom w:color="000000" w:space="0" w:sz="0" w:val="nil"/><w:right w:color="000000" w:space="0" w:sz="0" w:val="nil"/></w:tcBorders><w:tcMar><w:top w:w="100.0" w:type="dxa"/><w:left w:w="100.0" w:type="dxa"/><w:bottom w:w="100.0" w:type="dxa"/><w:right w:w="100.0" w:type="dxa"/></w:tcMar><w:vAlign w:val="top"/></w:tcPr><w:p><w:pPr><w:rPr><w:sz w:val="28"/><w:szCs w:val="28"/></w:rPr></w:pPr><w:r><w:rPr><w:sz w:val="28"/><w:szCs w:val="28"/><w:rtl w:val="0"/></w:rPr><w:t xml:space="preserve">Advisors</w:t></w:r></w:p></w:tc><w:tc><w:tcPr><w:tcBorders><w:top w:color="000000" w:space="0" w:sz="0" w:val="nil"/><w:left w:color="000000" w:space="0" w:sz="0" w:val="nil"/><w:bottom w:color="000000" w:space="0" w:sz="0" w:val="nil"/><w:right w:color="000000" w:space="0" w:sz="0" w:val="nil"/></w:tcBorders><w:tcMar><w:top w:w="100.0" w:type="dxa"/><w:left w:w="100.0" w:type="dxa"/><w:bottom w:w="100.0" w:type="dxa"/><w:right w:w="100.0" w:type="dxa"/></w:tcMar><w:vAlign w:val="top"/></w:tcPr><w:p><w:pPr><w:rPr><w:sz w:val="28"/><w:szCs w:val="28"/></w:rPr></w:pPr><w:r><w:rPr><w:sz w:val="28"/><w:szCs w:val="28"/><w:rtl w:val="0"/></w:rPr><w:t xml:space="preserve">—</w:t></w:r></w:p></w:tc><w:tc><w:tcPr><w:tcBorders><w:top w:color="000000" w:space="0" w:sz="0" w:val="nil"/><w:left w:color="000000" w:space="0" w:sz="0" w:val="nil"/><w:bottom w:color="000000" w:space="0" w:sz="0" w:val="nil"/><w:right w:color="000000" w:space="0" w:sz="0" w:val="nil"/></w:tcBorders><w:tcMar><w:top w:w="100.0" w:type="dxa"/><w:left w:w="100.0" w:type="dxa"/><w:bottom w:w="100.0" w:type="dxa"/><w:right w:w="100.0" w:type="dxa"/></w:tcMar><w:vAlign w:val="top"/></w:tcPr><w:p><w:pPr><w:rPr><w:sz w:val="28"/><w:szCs w:val="28"/></w:rPr></w:pPr><w:r><w:rPr><w:sz w:val="28"/><w:szCs w:val="28"/><w:rtl w:val="0"/></w:rPr><w:t xml:space="preserve">6-month cliff, then 12-month linear</w:t></w:r></w:p></w:tc></w:tr><w:tr><w:trPr><w:cantSplit w:val="0"/><w:trHeight w:val="785" w:hRule="atLeast"/><w:tblHeader w:val="0"/></w:trPr><w:tc><w:tcPr><w:tcBorders><w:top w:color="000000" w:space="0" w:sz="0" w:val="nil"/><w:left w:color="000000" w:space="0" w:sz="0" w:val="nil"/><w:bottom w:color="000000" w:space="0" w:sz="0" w:val="nil"/><w:right w:color="000000" w:space="0" w:sz="0" w:val="nil"/></w:tcBorders><w:tcMar><w:top w:w="100.0" w:type="dxa"/><w:left w:w="100.0" w:type="dxa"/><w:bottom w:w="100.0" w:type="dxa"/><w:right w:w="100.0" w:type="dxa"/></w:tcMar><w:vAlign w:val="top"/></w:tcPr><w:p><w:pPr><w:rPr><w:sz w:val="28"/><w:szCs w:val="28"/></w:rPr></w:pPr><w:r><w:rPr><w:sz w:val="28"/><w:szCs w:val="28"/><w:rtl w:val="0"/></w:rPr><w:t xml:space="preserve">CEX / Market Making</w:t></w:r></w:p></w:tc><w:tc><w:tcPr><w:tcBorders><w:top w:color="000000" w:space="0" w:sz="0" w:val="nil"/><w:left w:color="000000" w:space="0" w:sz="0" w:val="nil"/><w:bottom w:color="000000" w:space="0" w:sz="0" w:val="nil"/><w:right w:color="000000" w:space="0" w:sz="0" w:val="nil"/></w:tcBorders><w:tcMar><w:top w:w="100.0" w:type="dxa"/><w:left w:w="100.0" w:type="dxa"/><w:bottom w:w="100.0" w:type="dxa"/><w:right w:w="100.0" w:type="dxa"/></w:tcMar><w:vAlign w:val="top"/></w:tcPr><w:p><w:pPr><w:rPr><w:sz w:val="28"/><w:szCs w:val="28"/></w:rPr></w:pPr><w:r><w:rPr><w:sz w:val="28"/><w:szCs w:val="28"/><w:rtl w:val="0"/></w:rPr><w:t xml:space="preserve">—</w:t></w:r></w:p></w:tc><w:tc><w:tcPr><w:tcBorders><w:top w:color="000000" w:space="0" w:sz="0" w:val="nil"/><w:left w:color="000000" w:space="0" w:sz="0" w:val="nil"/><w:bottom w:color="000000" w:space="0" w:sz="0" w:val="nil"/><w:right w:color="000000" w:space="0" w:sz="0" w:val="nil"/></w:tcBorders><w:tcMar><w:top w:w="100.0" w:type="dxa"/><w:left w:w="100.0" w:type="dxa"/><w:bottom w:w="100.0" w:type="dxa"/><w:right w:w="100.0" w:type="dxa"/></w:tcMar><w:vAlign w:val="top"/></w:tcPr><w:p><w:pPr><w:rPr><w:sz w:val="28"/><w:szCs w:val="28"/></w:rPr></w:pPr><w:r><w:rPr><w:sz w:val="28"/><w:szCs w:val="28"/><w:rtl w:val="0"/></w:rPr><w:t xml:space="preserve">Released progressively according to listing and liquidity requirements</w:t></w:r></w:p></w:tc></w:tr></w:tbl><w:p><w:pPr><w:pStyle w:val="Heading2"/><w:keepNext w:val="0"/><w:keepLines w:val="0"/><w:spacing w:after="80" w:lineRule="auto"/><w:rPr><w:sz w:val="34"/><w:szCs w:val="34"/></w:rPr></w:pPr><w:bookmarkStart w:colFirst="0" w:colLast="0" w:name="_7kt1laaoivx9" w:id="81"/><w:bookmarkEnd w:id="81"/><w:r><w:rPr><w:sz w:val="34"/><w:szCs w:val="34"/><w:rtl w:val="0"/></w:rPr><w:t xml:space="preserve">Initial Circulating Supply</w:t></w:r></w:p><w:tbl><w:tblPr><w:tblStyle w:val="Table5"/><w:tblW w:w="4390.0" w:type="dxa"/><w:jc w:val="left"/><w:tblBorders><w:top w:color="000000" w:space="0" w:sz="0" w:val="nil"/><w:left w:color="000000" w:space="0" w:sz="0" w:val="nil"/><w:bottom w:color="000000" w:space="0" w:sz="0" w:val="nil"/><w:right w:color="000000" w:space="0" w:sz="0" w:val="nil"/><w:insideH w:color="000000" w:space="0" w:sz="0" w:val="nil"/><w:insideV w:color="000000" w:space="0" w:sz="0" w:val="nil"/></w:tblBorders><w:tblLayout w:type="fixed"/><w:tblLook w:val="0600"/></w:tblPr><w:tblGrid><w:gridCol w:w="2870"/><w:gridCol w:w="1520"/><w:tblGridChange w:id="0"><w:tblGrid><w:gridCol w:w="2870"/><w:gridCol w:w="1520"/></w:tblGrid></w:tblGridChange></w:tblGrid><w:tr><w:trPr><w:cantSplit w:val="0"/><w:trHeight w:val="515" w:hRule="atLeast"/><w:tblHeader w:val="0"/></w:trPr><w:tc><w:tcPr><w:tcBorders><w:top w:color="000000" w:space="0" w:sz="0" w:val="nil"/><w:left w:color="000000" w:space="0" w:sz="0" w:val="nil"/><w:bottom w:color="000000" w:space="0" w:sz="0" w:val="nil"/><w:right w:color="000000" w:space="0" w:sz="0" w:val="nil"/></w:tcBorders><w:tcMar><w:top w:w="100.0" w:type="dxa"/><w:left w:w="100.0" w:type="dxa"/><w:bottom w:w="100.0" w:type="dxa"/><w:right w:w="100.0" w:type="dxa"/></w:tcMar><w:vAlign w:val="top"/></w:tcPr><w:p><w:pPr><w:jc w:val="center"/><w:rPr><w:sz w:val="28"/><w:szCs w:val="28"/></w:rPr></w:pPr><w:r><w:rPr><w:sz w:val="28"/><w:szCs w:val="28"/><w:rtl w:val="0"/></w:rPr><w:t xml:space="preserve">Allocation</w:t></w:r></w:p></w:tc><w:tc><w:tcPr><w:tcBorders><w:top w:color="000000" w:space="0" w:sz="0" w:val="nil"/><w:left w:color="000000" w:space="0" w:sz="0" w:val="nil"/><w:bottom w:color="000000" w:space="0" w:sz="0" w:val="nil"/><w:right w:color="000000" w:space="0" w:sz="0" w:val="nil"/></w:tcBorders><w:tcMar><w:top w:w="100.0" w:type="dxa"/><w:left w:w="100.0" w:type="dxa"/><w:bottom w:w="100.0" w:type="dxa"/><w:right w:w="100.0" w:type="dxa"/></w:tcMar><w:vAlign w:val="top"/></w:tcPr><w:p><w:pPr><w:jc w:val="center"/><w:rPr><w:sz w:val="28"/><w:szCs w:val="28"/></w:rPr></w:pPr><w:r><w:rPr><w:sz w:val="28"/><w:szCs w:val="28"/><w:rtl w:val="0"/></w:rPr><w:t xml:space="preserve">TGE Tokens</w:t></w:r></w:p></w:tc></w:tr><w:tr><w:trPr><w:cantSplit w:val="0"/><w:trHeight w:val="515" w:hRule="atLeast"/><w:tblHeader w:val="0"/></w:trPr><w:tc><w:tcPr><w:tcBorders><w:top w:color="000000" w:space="0" w:sz="0" w:val="nil"/><w:left w:color="000000" w:space="0" w:sz="0" w:val="nil"/><w:bottom w:color="000000" w:space="0" w:sz="0" w:val="nil"/><w:right w:color="000000" w:space="0" w:sz="0" w:val="nil"/></w:tcBorders><w:tcMar><w:top w:w="100.0" w:type="dxa"/><w:left w:w="100.0" w:type="dxa"/><w:bottom w:w="100.0" w:type="dxa"/><w:right w:w="100.0" w:type="dxa"/></w:tcMar><w:vAlign w:val="top"/></w:tcPr><w:p><w:pPr><w:rPr><w:sz w:val="28"/><w:szCs w:val="28"/></w:rPr></w:pPr><w:r><w:rPr><w:sz w:val="28"/><w:szCs w:val="28"/><w:rtl w:val="0"/></w:rPr><w:t xml:space="preserve">DEX Liquidity, 100%</w:t></w:r></w:p></w:tc><w:tc><w:tcPr><w:tcBorders><w:top w:color="000000" w:space="0" w:sz="0" w:val="nil"/><w:left w:color="000000" w:space="0" w:sz="0" w:val="nil"/><w:bottom w:color="000000" w:space="0" w:sz="0" w:val="nil"/><w:right w:color="000000" w:space="0" w:sz="0" w:val="nil"/></w:tcBorders><w:tcMar><w:top w:w="100.0" w:type="dxa"/><w:left w:w="100.0" w:type="dxa"/><w:bottom w:w="100.0" w:type="dxa"/><w:right w:w="100.0" w:type="dxa"/></w:tcMar><w:vAlign w:val="top"/></w:tcPr><w:p><w:pPr><w:rPr><w:sz w:val="28"/><w:szCs w:val="28"/></w:rPr></w:pPr><w:r><w:rPr><w:sz w:val="28"/><w:szCs w:val="28"/><w:rtl w:val="0"/></w:rPr><w:t xml:space="preserve">10.00M</w:t></w:r></w:p></w:tc></w:tr><w:tr><w:trPr><w:cantSplit w:val="0"/><w:trHeight w:val="515" w:hRule="atLeast"/><w:tblHeader w:val="0"/></w:trPr><w:tc><w:tcPr><w:tcBorders><w:top w:color="000000" w:space="0" w:sz="0" w:val="nil"/><w:left w:color="000000" w:space="0" w:sz="0" w:val="nil"/><w:bottom w:color="000000" w:space="0" w:sz="0" w:val="nil"/><w:right w:color="000000" w:space="0" w:sz="0" w:val="nil"/></w:tcBorders><w:tcMar><w:top w:w="100.0" w:type="dxa"/><w:left w:w="100.0" w:type="dxa"/><w:bottom w:w="100.0" w:type="dxa"/><w:right w:w="100.0" w:type="dxa"/></w:tcMar><w:vAlign w:val="top"/></w:tcPr><w:p><w:pPr><w:rPr><w:sz w:val="28"/><w:szCs w:val="28"/></w:rPr></w:pPr><w:r><w:rPr><w:sz w:val="28"/><w:szCs w:val="28"/><w:rtl w:val="0"/></w:rPr><w:t xml:space="preserve">Public, 15%</w:t></w:r></w:p></w:tc><w:tc><w:tcPr><w:tcBorders><w:top w:color="000000" w:space="0" w:sz="0" w:val="nil"/><w:left w:color="000000" w:space="0" w:sz="0" w:val="nil"/><w:bottom w:color="000000" w:space="0" w:sz="0" w:val="nil"/><w:right w:color="000000" w:space="0" w:sz="0" w:val="nil"/></w:tcBorders><w:tcMar><w:top w:w="100.0" w:type="dxa"/><w:left w:w="100.0" w:type="dxa"/><w:bottom w:w="100.0" w:type="dxa"/><w:right w:w="100.0" w:type="dxa"/></w:tcMar><w:vAlign w:val="top"/></w:tcPr><w:p><w:pPr><w:rPr><w:sz w:val="28"/><w:szCs w:val="28"/></w:rPr></w:pPr><w:r><w:rPr><w:sz w:val="28"/><w:szCs w:val="28"/><w:rtl w:val="0"/></w:rPr><w:t xml:space="preserve">3.00M</w:t></w:r></w:p></w:tc></w:tr><w:tr><w:trPr><w:cantSplit w:val="0"/><w:trHeight w:val="515" w:hRule="atLeast"/><w:tblHeader w:val="0"/></w:trPr><w:tc><w:tcPr><w:tcBorders><w:top w:color="000000" w:space="0" w:sz="0" w:val="nil"/><w:left w:color="000000" w:space="0" w:sz="0" w:val="nil"/><w:bottom w:color="000000" w:space="0" w:sz="0" w:val="nil"/><w:right w:color="000000" w:space="0" w:sz="0" w:val="nil"/></w:tcBorders><w:tcMar><w:top w:w="100.0" w:type="dxa"/><w:left w:w="100.0" w:type="dxa"/><w:bottom w:w="100.0" w:type="dxa"/><w:right w:w="100.0" w:type="dxa"/></w:tcMar><w:vAlign w:val="top"/></w:tcPr><w:p><w:pPr><w:rPr><w:sz w:val="28"/><w:szCs w:val="28"/></w:rPr></w:pPr><w:r><w:rPr><w:sz w:val="28"/><w:szCs w:val="28"/><w:rtl w:val="0"/></w:rPr><w:t xml:space="preserve">Private, 10%</w:t></w:r></w:p></w:tc><w:tc><w:tcPr><w:tcBorders><w:top w:color="000000" w:space="0" w:sz="0" w:val="nil"/><w:left w:color="000000" w:space="0" w:sz="0" w:val="nil"/><w:bottom w:color="000000" w:space="0" w:sz="0" w:val="nil"/><w:right w:color="000000" w:space="0" w:sz="0" w:val="nil"/></w:tcBorders><w:tcMar><w:top w:w="100.0" w:type="dxa"/><w:left w:w="100.0" w:type="dxa"/><w:bottom w:w="100.0" w:type="dxa"/><w:right w:w="100.0" w:type="dxa"/></w:tcMar><w:vAlign w:val="top"/></w:tcPr><w:p><w:pPr><w:rPr><w:sz w:val="28"/><w:szCs w:val="28"/></w:rPr></w:pPr><w:r><w:rPr><w:sz w:val="28"/><w:szCs w:val="28"/><w:rtl w:val="0"/></w:rPr><w:t xml:space="preserve">1.25M</w:t></w:r></w:p></w:tc></w:tr><w:tr><w:trPr><w:cantSplit w:val="0"/><w:trHeight w:val="515" w:hRule="atLeast"/><w:tblHeader w:val="0"/></w:trPr><w:tc><w:tcPr><w:tcBorders><w:top w:color="000000" w:space="0" w:sz="0" w:val="nil"/><w:left w:color="000000" w:space="0" w:sz="0" w:val="nil"/><w:bottom w:color="000000" w:space="0" w:sz="0" w:val="nil"/><w:right w:color="000000" w:space="0" w:sz="0" w:val="nil"/></w:tcBorders><w:tcMar><w:top w:w="100.0" w:type="dxa"/><w:left w:w="100.0" w:type="dxa"/><w:bottom w:w="100.0" w:type="dxa"/><w:right w:w="100.0" w:type="dxa"/></w:tcMar><w:vAlign w:val="top"/></w:tcPr><w:p><w:pPr><w:rPr><w:sz w:val="28"/><w:szCs w:val="28"/></w:rPr></w:pPr><w:r><w:rPr><w:sz w:val="28"/><w:szCs w:val="28"/><w:rtl w:val="0"/></w:rPr><w:t xml:space="preserve">Seed, 10%</w:t></w:r></w:p></w:tc><w:tc><w:tcPr><w:tcBorders><w:top w:color="000000" w:space="0" w:sz="0" w:val="nil"/><w:left w:color="000000" w:space="0" w:sz="0" w:val="nil"/><w:bottom w:color="000000" w:space="0" w:sz="0" w:val="nil"/><w:right w:color="000000" w:space="0" w:sz="0" w:val="nil"/></w:tcBorders><w:tcMar><w:top w:w="100.0" w:type="dxa"/><w:left w:w="100.0" w:type="dxa"/><w:bottom w:w="100.0" w:type="dxa"/><w:right w:w="100.0" w:type="dxa"/></w:tcMar><w:vAlign w:val="top"/></w:tcPr><w:p><w:pPr><w:rPr><w:sz w:val="28"/><w:szCs w:val="28"/></w:rPr></w:pPr><w:r><w:rPr><w:sz w:val="28"/><w:szCs w:val="28"/><w:rtl w:val="0"/></w:rPr><w:t xml:space="preserve">0.75M</w:t></w:r></w:p></w:tc></w:tr><w:tr><w:trPr><w:cantSplit w:val="0"/><w:trHeight w:val="515" w:hRule="atLeast"/><w:tblHeader w:val="0"/></w:trPr><w:tc><w:tcPr><w:tcBorders><w:top w:color="000000" w:space="0" w:sz="0" w:val="nil"/><w:left w:color="000000" w:space="0" w:sz="0" w:val="nil"/><w:bottom w:color="000000" w:space="0" w:sz="0" w:val="nil"/><w:right w:color="000000" w:space="0" w:sz="0" w:val="nil"/></w:tcBorders><w:tcMar><w:top w:w="100.0" w:type="dxa"/><w:left w:w="100.0" w:type="dxa"/><w:bottom w:w="100.0" w:type="dxa"/><w:right w:w="100.0" w:type="dxa"/></w:tcMar><w:vAlign w:val="top"/></w:tcPr><w:p><w:pPr><w:rPr><w:sz w:val="28"/><w:szCs w:val="28"/></w:rPr></w:pPr><w:r><w:rPr><w:sz w:val="28"/><w:szCs w:val="28"/><w:rtl w:val="0"/></w:rPr><w:t xml:space="preserve">Pre Seed, 10%</w:t></w:r></w:p></w:tc><w:tc><w:tcPr><w:tcBorders><w:top w:color="000000" w:space="0" w:sz="0" w:val="nil"/><w:left w:color="000000" w:space="0" w:sz="0" w:val="nil"/><w:bottom w:color="000000" w:space="0" w:sz="0" w:val="nil"/><w:right w:color="000000" w:space="0" w:sz="0" w:val="nil"/></w:tcBorders><w:tcMar><w:top w:w="100.0" w:type="dxa"/><w:left w:w="100.0" w:type="dxa"/><w:bottom w:w="100.0" w:type="dxa"/><w:right w:w="100.0" w:type="dxa"/></w:tcMar><w:vAlign w:val="top"/></w:tcPr><w:p><w:pPr><w:rPr><w:sz w:val="28"/><w:szCs w:val="28"/></w:rPr></w:pPr><w:r><w:rPr><w:sz w:val="28"/><w:szCs w:val="28"/><w:rtl w:val="0"/></w:rPr><w:t xml:space="preserve">0.25M</w:t></w:r></w:p></w:tc></w:tr><w:tr><w:trPr><w:cantSplit w:val="0"/><w:trHeight w:val="515" w:hRule="atLeast"/><w:tblHeader w:val="0"/></w:trPr><w:tc><w:tcPr><w:tcBorders><w:top w:color="000000" w:space="0" w:sz="0" w:val="nil"/><w:left w:color="000000" w:space="0" w:sz="0" w:val="nil"/><w:bottom w:color="000000" w:space="0" w:sz="0" w:val="nil"/><w:right w:color="000000" w:space="0" w:sz="0" w:val="nil"/></w:tcBorders><w:tcMar><w:top w:w="100.0" w:type="dxa"/><w:left w:w="100.0" w:type="dxa"/><w:bottom w:w="100.0" w:type="dxa"/><w:right w:w="100.0" w:type="dxa"/></w:tcMar><w:vAlign w:val="top"/></w:tcPr><w:p><w:pPr><w:rPr><w:sz w:val="28"/><w:szCs w:val="28"/></w:rPr></w:pPr><w:r><w:rPr><w:sz w:val="28"/><w:szCs w:val="28"/><w:rtl w:val="0"/></w:rPr><w:t xml:space="preserve">Initial Circulating Supply</w:t></w:r></w:p></w:tc><w:tc><w:tcPr><w:tcBorders><w:top w:color="000000" w:space="0" w:sz="0" w:val="nil"/><w:left w:color="000000" w:space="0" w:sz="0" w:val="nil"/><w:bottom w:color="000000" w:space="0" w:sz="0" w:val="nil"/><w:right w:color="000000" w:space="0" w:sz="0" w:val="nil"/></w:tcBorders><w:tcMar><w:top w:w="100.0" w:type="dxa"/><w:left w:w="100.0" w:type="dxa"/><w:bottom w:w="100.0" w:type="dxa"/><w:right w:w="100.0" w:type="dxa"/></w:tcMar><w:vAlign w:val="top"/></w:tcPr><w:p><w:pPr><w:rPr><w:sz w:val="28"/><w:szCs w:val="28"/></w:rPr></w:pPr><w:r><w:rPr><w:sz w:val="28"/><w:szCs w:val="28"/><w:rtl w:val="0"/></w:rPr><w:t xml:space="preserve">15.25M</w:t></w:r></w:p></w:tc></w:tr></w:tbl><w:p><w:pPr><w:spacing w:after="240" w:before="240" w:lineRule="auto"/><w:rPr><w:sz w:val="28"/><w:szCs w:val="28"/></w:rPr></w:pPr><w:r><w:rPr><w:sz w:val="28"/><w:szCs w:val="28"/><w:rtl w:val="0"/></w:rPr><w:t xml:space="preserve">Initial circulating supply: 15.25M $DEXLA, representing 15.25% of total supply.</w:t></w:r></w:p><w:p><w:pPr><w:pStyle w:val="Heading2"/><w:keepNext w:val="0"/><w:keepLines w:val="0"/><w:spacing w:after="80" w:lineRule="auto"/><w:rPr><w:sz w:val="34"/><w:szCs w:val="34"/></w:rPr></w:pPr><w:bookmarkStart w:colFirst="0" w:colLast="0" w:name="_es89lcwquz2t" w:id="82"/><w:bookmarkEnd w:id="82"/><w:r><w:rPr><w:sz w:val="34"/><w:szCs w:val="34"/><w:rtl w:val="0"/></w:rPr><w:t xml:space="preserve">Utility-Only Position</w:t></w:r></w:p><w:p><w:pPr><w:spacing w:after="240" w:before="240" w:lineRule="auto"/><w:rPr><w:sz w:val="28"/><w:szCs w:val="28"/></w:rPr></w:pPr><w:r><w:rPr><w:sz w:val="28"/><w:szCs w:val="28"/><w:rtl w:val="0"/></w:rPr><w:t xml:space="preserve">$DEXLA is designed as a utility token for use within the INDEXLA ecosystem.</w:t></w:r></w:p><w:p><w:pPr><w:spacing w:after="240" w:before="240" w:lineRule="auto"/><w:rPr><w:sz w:val="28"/><w:szCs w:val="28"/></w:rPr></w:pPr><w:r><w:rPr><w:sz w:val="28"/><w:szCs w:val="28"/><w:rtl w:val="0"/></w:rPr><w:t xml:space="preserve">INDEXLA does not introduce:</w:t></w:r></w:p><w:p><w:pPr><w:numPr><w:ilvl w:val="0"/><w:numId w:val="5"/></w:numPr><w:spacing w:after="0" w:afterAutospacing="0" w:before="240" w:lineRule="auto"/><w:ind w:left="720" w:hanging="360"/><w:rPr><w:sz w:val="28"/><w:szCs w:val="28"/></w:rPr></w:pPr><w:r><w:rPr><w:sz w:val="28"/><w:szCs w:val="28"/><w:rtl w:val="0"/></w:rPr><w:t xml:space="preserve">Staking rewards</w:t></w:r></w:p><w:p><w:pPr><w:numPr><w:ilvl w:val="0"/><w:numId w:val="5"/></w:numPr><w:spacing w:after="0" w:afterAutospacing="0" w:before="0" w:beforeAutospacing="0" w:lineRule="auto"/><w:ind w:left="720" w:hanging="360"/><w:rPr><w:sz w:val="28"/><w:szCs w:val="28"/></w:rPr></w:pPr><w:r><w:rPr><w:sz w:val="28"/><w:szCs w:val="28"/><w:rtl w:val="0"/></w:rPr><w:t xml:space="preserve">Governance rights</w:t></w:r></w:p><w:p><w:pPr><w:numPr><w:ilvl w:val="0"/><w:numId w:val="5"/></w:numPr><w:spacing w:after="0" w:afterAutospacing="0" w:before="0" w:beforeAutospacing="0" w:lineRule="auto"/><w:ind w:left="720" w:hanging="360"/><w:rPr><w:sz w:val="28"/><w:szCs w:val="28"/></w:rPr></w:pPr><w:r><w:rPr><w:sz w:val="28"/><w:szCs w:val="28"/><w:rtl w:val="0"/></w:rPr><w:t xml:space="preserve">Protocol revenue sharing</w:t></w:r></w:p><w:p><w:pPr><w:numPr><w:ilvl w:val="0"/><w:numId w:val="5"/></w:numPr><w:spacing w:after="0" w:afterAutospacing="0" w:before="0" w:beforeAutospacing="0" w:lineRule="auto"/><w:ind w:left="720" w:hanging="360"/><w:rPr><w:sz w:val="28"/><w:szCs w:val="28"/></w:rPr></w:pPr><w:r><w:rPr><w:sz w:val="28"/><w:szCs w:val="28"/><w:rtl w:val="0"/></w:rPr><w:t xml:space="preserve">Ownership rights</w:t></w:r></w:p><w:p><w:pPr><w:numPr><w:ilvl w:val="0"/><w:numId w:val="5"/></w:numPr><w:spacing w:after="0" w:afterAutospacing="0" w:before="0" w:beforeAutospacing="0" w:lineRule="auto"/><w:ind w:left="720" w:hanging="360"/><w:rPr><w:sz w:val="28"/><w:szCs w:val="28"/></w:rPr></w:pPr><w:r><w:rPr><w:sz w:val="28"/><w:szCs w:val="28"/><w:rtl w:val="0"/></w:rPr><w:t xml:space="preserve">Claims on Treasury assets</w:t></w:r></w:p><w:p><w:pPr><w:numPr><w:ilvl w:val="0"/><w:numId w:val="5"/></w:numPr><w:spacing w:after="240" w:before="0" w:beforeAutospacing="0" w:lineRule="auto"/><w:ind w:left="720" w:hanging="360"/><w:rPr><w:sz w:val="28"/><w:szCs w:val="28"/></w:rPr></w:pPr><w:r><w:rPr><w:sz w:val="28"/><w:szCs w:val="28"/><w:rtl w:val="0"/></w:rPr><w:t xml:space="preserve">Rights to profits or dividends</w:t></w:r></w:p><w:p><w:pPr><w:spacing w:after="240" w:before="240" w:lineRule="auto"/><w:rPr><w:sz w:val="28"/><w:szCs w:val="28"/></w:rPr></w:pPr><w:r><w:rPr><w:sz w:val="28"/><w:szCs w:val="28"/><w:rtl w:val="0"/></w:rPr><w:t xml:space="preserve">The model intentionally focuses on platform utility, access, discounts, creator activity, and supply reduction rather than economic rights that could create additional regulatory complexity.</w:t></w:r></w:p><w:p><w:pPr><w:spacing w:after="240" w:before="240" w:lineRule="auto"/><w:rPr><w:sz w:val="28"/><w:szCs w:val="28"/></w:rPr></w:pPr><w:r><w:rPr><w:sz w:val="28"/><w:szCs w:val="28"/><w:rtl w:val="0"/></w:rPr><w:t xml:space="preserve">This design is intended to support a utility-focused token model and does not constitute a representation or guarantee of legal classification in any jurisdiction.</w:t></w:r></w:p><w:p><w:pPr><w:rPr><w:sz w:val="28"/><w:szCs w:val="28"/></w:rPr></w:pPr><w:r><w:pict><v:rect style="width:0.0pt;height:1.5pt" o:hr="t" o:hrstd="t" o:hralign="center" fillcolor="#A0A0A0" stroked="f"/></w:pict></w:r><w:r><w:rPr><w:rtl w:val="0"/></w:rPr></w:r></w:p><w:p><w:pPr><w:pStyle w:val="Heading1"/><w:keepNext w:val="0"/><w:keepLines w:val="0"/><w:spacing w:before="480" w:lineRule="auto"/><w:rPr><w:sz w:val="46"/><w:szCs w:val="46"/></w:rPr></w:pPr><w:bookmarkStart w:colFirst="0" w:colLast="0" w:name="_qmbz41feguck" w:id="83"/><w:bookmarkEnd w:id="83"/><w:r><w:rPr><w:sz w:val="46"/><w:szCs w:val="46"/><w:rtl w:val="0"/></w:rPr><w:t xml:space="preserve">14. Security Architecture</w:t></w:r></w:p><w:p><w:pPr><w:spacing w:after="240" w:before="240" w:lineRule="auto"/><w:rPr><w:sz w:val="28"/><w:szCs w:val="28"/></w:rPr></w:pPr><w:r><w:rPr><w:sz w:val="28"/><w:szCs w:val="28"/><w:rtl w:val="0"/></w:rPr><w:t xml:space="preserve">Security is a core requirement of INDEXLA.</w:t></w:r></w:p><w:p><w:pPr><w:spacing w:after="240" w:before="240" w:lineRule="auto"/><w:rPr><w:sz w:val="28"/><w:szCs w:val="28"/></w:rPr></w:pPr><w:r><w:rPr><w:sz w:val="28"/><w:szCs w:val="28"/><w:rtl w:val="0"/></w:rPr><w:t xml:space="preserve">Major risk categories include:</w:t></w:r></w:p><w:p><w:pPr><w:numPr><w:ilvl w:val="0"/><w:numId w:val="2"/></w:numPr><w:spacing w:after="0" w:afterAutospacing="0" w:before="240" w:lineRule="auto"/><w:ind w:left="720" w:hanging="360"/><w:rPr><w:sz w:val="28"/><w:szCs w:val="28"/></w:rPr></w:pPr><w:r><w:rPr><w:sz w:val="28"/><w:szCs w:val="28"/><w:rtl w:val="0"/></w:rPr><w:t xml:space="preserve">Smart contract risk</w:t></w:r></w:p><w:p><w:pPr><w:numPr><w:ilvl w:val="0"/><w:numId w:val="2"/></w:numPr><w:spacing w:after="0" w:afterAutospacing="0" w:before="0" w:beforeAutospacing="0" w:lineRule="auto"/><w:ind w:left="720" w:hanging="360"/><w:rPr><w:sz w:val="28"/><w:szCs w:val="28"/></w:rPr></w:pPr><w:r><w:rPr><w:sz w:val="28"/><w:szCs w:val="28"/><w:rtl w:val="0"/></w:rPr><w:t xml:space="preserve">Permission risk</w:t></w:r></w:p><w:p><w:pPr><w:numPr><w:ilvl w:val="0"/><w:numId w:val="2"/></w:numPr><w:spacing w:after="0" w:afterAutospacing="0" w:before="0" w:beforeAutospacing="0" w:lineRule="auto"/><w:ind w:left="720" w:hanging="360"/><w:rPr><w:sz w:val="28"/><w:szCs w:val="28"/></w:rPr></w:pPr><w:r><w:rPr><w:sz w:val="28"/><w:szCs w:val="28"/><w:rtl w:val="0"/></w:rPr><w:t xml:space="preserve">Market data risk</w:t></w:r></w:p><w:p><w:pPr><w:numPr><w:ilvl w:val="0"/><w:numId w:val="2"/></w:numPr><w:spacing w:after="0" w:afterAutospacing="0" w:before="0" w:beforeAutospacing="0" w:lineRule="auto"/><w:ind w:left="720" w:hanging="360"/><w:rPr><w:sz w:val="28"/><w:szCs w:val="28"/></w:rPr></w:pPr><w:r><w:rPr><w:sz w:val="28"/><w:szCs w:val="28"/><w:rtl w:val="0"/></w:rPr><w:t xml:space="preserve">Cross-chain and bridge risk</w:t></w:r></w:p><w:p><w:pPr><w:numPr><w:ilvl w:val="0"/><w:numId w:val="2"/></w:numPr><w:spacing w:after="0" w:afterAutospacing="0" w:before="0" w:beforeAutospacing="0" w:lineRule="auto"/><w:ind w:left="720" w:hanging="360"/><w:rPr><w:sz w:val="28"/><w:szCs w:val="28"/></w:rPr></w:pPr><w:r><w:rPr><w:sz w:val="28"/><w:szCs w:val="28"/><w:rtl w:val="0"/></w:rPr><w:t xml:space="preserve">Liquidity and execution risk</w:t></w:r></w:p><w:p><w:pPr><w:numPr><w:ilvl w:val="0"/><w:numId w:val="2"/></w:numPr><w:spacing w:after="0" w:afterAutospacing="0" w:before="0" w:beforeAutospacing="0" w:lineRule="auto"/><w:ind w:left="720" w:hanging="360"/><w:rPr><w:sz w:val="28"/><w:szCs w:val="28"/></w:rPr></w:pPr><w:r><w:rPr><w:sz w:val="28"/><w:szCs w:val="28"/><w:rtl w:val="0"/></w:rPr><w:t xml:space="preserve">Asset and issuer risk</w:t></w:r></w:p><w:p><w:pPr><w:numPr><w:ilvl w:val="0"/><w:numId w:val="2"/></w:numPr><w:spacing w:after="0" w:afterAutospacing="0" w:before="0" w:beforeAutospacing="0" w:lineRule="auto"/><w:ind w:left="720" w:hanging="360"/><w:rPr><w:sz w:val="28"/><w:szCs w:val="28"/></w:rPr></w:pPr><w:r><w:rPr><w:sz w:val="28"/><w:szCs w:val="28"/><w:rtl w:val="0"/></w:rPr><w:t xml:space="preserve">Regulatory risk</w:t></w:r></w:p><w:p><w:pPr><w:numPr><w:ilvl w:val="0"/><w:numId w:val="2"/></w:numPr><w:spacing w:after="240" w:before="0" w:beforeAutospacing="0" w:lineRule="auto"/><w:ind w:left="720" w:hanging="360"/><w:rPr><w:sz w:val="28"/><w:szCs w:val="28"/></w:rPr></w:pPr><w:r><w:rPr><w:sz w:val="28"/><w:szCs w:val="28"/><w:rtl w:val="0"/></w:rPr><w:t xml:space="preserve">Operational infrastructure risk</w:t></w:r></w:p><w:p><w:pPr><w:spacing w:after="240" w:before="240" w:lineRule="auto"/><w:rPr><w:sz w:val="28"/><w:szCs w:val="28"/></w:rPr></w:pPr><w:r><w:rPr><w:sz w:val="28"/><w:szCs w:val="28"/><w:rtl w:val="0"/></w:rPr><w:t xml:space="preserve">INDEXLA intends to conduct independent security reviews and smart-contract audits before broad production deployment.</w:t></w:r></w:p><w:p><w:pPr><w:spacing w:after="240" w:before="240" w:lineRule="auto"/><w:rPr><w:sz w:val="28"/><w:szCs w:val="28"/></w:rPr></w:pPr><w:r><w:rPr><w:sz w:val="28"/><w:szCs w:val="28"/><w:rtl w:val="0"/></w:rPr><w:t xml:space="preserve">A public bug bounty program is also intended to be established as the protocol approaches production deployment.</w:t></w:r></w:p><w:p><w:pPr><w:spacing w:after="240" w:before="240" w:lineRule="auto"/><w:rPr><w:sz w:val="28"/><w:szCs w:val="28"/></w:rPr></w:pPr><w:r><w:rPr><w:sz w:val="28"/><w:szCs w:val="28"/><w:rtl w:val="0"/></w:rPr><w:t xml:space="preserve">The detailed permission architecture, execution controls, routing design, recovery systems, and security mechanisms are documented separately in the INDEXLA Technical Paper.</w:t></w:r></w:p><w:p><w:pPr><w:spacing w:after="240" w:before="240" w:lineRule="auto"/><w:rPr><w:sz w:val="28"/><w:szCs w:val="28"/></w:rPr></w:pPr><w:r><w:rPr><w:sz w:val="28"/><w:szCs w:val="28"/><w:rtl w:val="0"/></w:rPr><w:t xml:space="preserve">No audit or security process can eliminate all risk.</w:t></w:r></w:p><w:p><w:pPr><w:rPr><w:sz w:val="28"/><w:szCs w:val="28"/></w:rPr></w:pPr><w:r><w:pict><v:rect style="width:0.0pt;height:1.5pt" o:hr="t" o:hrstd="t" o:hralign="center" fillcolor="#A0A0A0" stroked="f"/></w:pict></w:r><w:r><w:rPr><w:rtl w:val="0"/></w:rPr></w:r></w:p><w:p><w:pPr><w:pStyle w:val="Heading1"/><w:keepNext w:val="0"/><w:keepLines w:val="0"/><w:spacing w:before="480" w:lineRule="auto"/><w:rPr><w:sz w:val="46"/><w:szCs w:val="46"/></w:rPr></w:pPr><w:bookmarkStart w:colFirst="0" w:colLast="0" w:name="_2y1kw35l9ex5" w:id="84"/><w:bookmarkEnd w:id="84"/><w:r><w:rPr><w:sz w:val="46"/><w:szCs w:val="46"/><w:rtl w:val="0"/></w:rPr><w:t xml:space="preserve">15. Regulatory Approach</w:t></w:r></w:p><w:p><w:pPr><w:spacing w:after="240" w:before="240" w:lineRule="auto"/><w:rPr><w:sz w:val="28"/><w:szCs w:val="28"/></w:rPr></w:pPr><w:r><w:rPr><w:sz w:val="28"/><w:szCs w:val="28"/><w:rtl w:val="0"/></w:rPr><w:t xml:space="preserve">INDEXLA's initial model is decentralized, non-custodial portfolio infrastructure.</w:t></w:r></w:p><w:p><w:pPr><w:spacing w:after="240" w:before="240" w:lineRule="auto"/><w:rPr><w:sz w:val="28"/><w:szCs w:val="28"/></w:rPr></w:pPr><w:r><w:rPr><w:sz w:val="28"/><w:szCs w:val="28"/><w:rtl w:val="0"/></w:rPr><w:t xml:space="preserve">INDEXLA does not initially operate as a:</w:t></w:r></w:p><w:p><w:pPr><w:numPr><w:ilvl w:val="0"/><w:numId w:val="9"/></w:numPr><w:spacing w:after="0" w:afterAutospacing="0" w:before="240" w:lineRule="auto"/><w:ind w:left="720" w:hanging="360"/><w:rPr><w:sz w:val="28"/><w:szCs w:val="28"/></w:rPr></w:pPr><w:r><w:rPr><w:sz w:val="28"/><w:szCs w:val="28"/><w:rtl w:val="0"/></w:rPr><w:t xml:space="preserve">Custodian</w:t></w:r></w:p><w:p><w:pPr><w:numPr><w:ilvl w:val="0"/><w:numId w:val="9"/></w:numPr><w:spacing w:after="0" w:afterAutospacing="0" w:before="0" w:beforeAutospacing="0" w:lineRule="auto"/><w:ind w:left="720" w:hanging="360"/><w:rPr><w:sz w:val="28"/><w:szCs w:val="28"/></w:rPr></w:pPr><w:r><w:rPr><w:sz w:val="28"/><w:szCs w:val="28"/><w:rtl w:val="0"/></w:rPr><w:t xml:space="preserve">Broker-dealer</w:t></w:r></w:p><w:p><w:pPr><w:numPr><w:ilvl w:val="0"/><w:numId w:val="9"/></w:numPr><w:spacing w:after="0" w:afterAutospacing="0" w:before="0" w:beforeAutospacing="0" w:lineRule="auto"/><w:ind w:left="720" w:hanging="360"/><w:rPr><w:sz w:val="28"/><w:szCs w:val="28"/></w:rPr></w:pPr><w:r><w:rPr><w:sz w:val="28"/><w:szCs w:val="28"/><w:rtl w:val="0"/></w:rPr><w:t xml:space="preserve">Securities issuer</w:t></w:r></w:p><w:p><w:pPr><w:numPr><w:ilvl w:val="0"/><w:numId w:val="9"/></w:numPr><w:spacing w:after="240" w:before="0" w:beforeAutospacing="0" w:lineRule="auto"/><w:ind w:left="720" w:hanging="360"/><w:rPr><w:sz w:val="28"/><w:szCs w:val="28"/></w:rPr></w:pPr><w:r><w:rPr><w:sz w:val="28"/><w:szCs w:val="28"/><w:rtl w:val="0"/></w:rPr><w:t xml:space="preserve">Traditional investment manager</w:t></w:r></w:p><w:p><w:pPr><w:spacing w:after="240" w:before="240" w:lineRule="auto"/><w:rPr><w:sz w:val="28"/><w:szCs w:val="28"/></w:rPr></w:pPr><w:r><w:rPr><w:sz w:val="28"/><w:szCs w:val="28"/><w:rtl w:val="0"/></w:rPr><w:t xml:space="preserve">INDEXLA facilitates portfolio automation and authorized transactions through available decentralized liquidity and execution infrastructure.</w:t></w:r></w:p><w:p><w:pPr><w:spacing w:after="240" w:before="240" w:lineRule="auto"/><w:rPr><w:sz w:val="28"/><w:szCs w:val="28"/></w:rPr></w:pPr><w:r><w:rPr><w:sz w:val="28"/><w:szCs w:val="28"/><w:rtl w:val="0"/></w:rPr><w:t xml:space="preserve">It does not take custody of user assets.</w:t></w:r></w:p><w:p><w:pPr><w:spacing w:after="240" w:before="240" w:lineRule="auto"/><w:rPr><w:sz w:val="28"/><w:szCs w:val="28"/></w:rPr></w:pPr><w:r><w:rPr><w:sz w:val="28"/><w:szCs w:val="28"/><w:rtl w:val="0"/></w:rPr><w:t xml:space="preserve">Where regulated assets or tokenized securities are supported, the applicable issuer, venue, infrastructure provider, jurisdiction, eligibility requirements, and regulatory framework may determine what access or compliance procedures apply.</w:t></w:r></w:p><w:p><w:pPr><w:spacing w:after="240" w:before="240" w:lineRule="auto"/><w:rPr><w:sz w:val="28"/><w:szCs w:val="28"/></w:rPr></w:pPr><w:r><w:rPr><w:sz w:val="28"/><w:szCs w:val="28"/><w:rtl w:val="0"/></w:rPr><w:t xml:space="preserve">Features or assets may be restricted by jurisdiction where an appropriate legal or regulatory pathway does not exist.</w:t></w:r></w:p><w:p><w:pPr><w:spacing w:after="240" w:before="240" w:lineRule="auto"/><w:rPr><w:sz w:val="28"/><w:szCs w:val="28"/></w:rPr></w:pPr><w:r><w:rPr><w:sz w:val="28"/><w:szCs w:val="28"/><w:rtl w:val="0"/></w:rPr><w:t xml:space="preserve">INDEXLA will assess applicable requirements before enabling regulated asset features.</w:t></w:r></w:p><w:p><w:pPr><w:spacing w:after="240" w:before="240" w:lineRule="auto"/><w:rPr><w:sz w:val="28"/><w:szCs w:val="28"/></w:rPr></w:pPr><w:r><w:rPr><w:sz w:val="28"/><w:szCs w:val="28"/><w:rtl w:val="0"/></w:rPr><w:t xml:space="preserve">This whitepaper does not constitute legal, regulatory, tax, investment, or financial advice.</w:t></w:r></w:p><w:p><w:pPr><w:rPr><w:sz w:val="28"/><w:szCs w:val="28"/></w:rPr></w:pPr><w:r><w:pict><v:rect style="width:0.0pt;height:1.5pt" o:hr="t" o:hrstd="t" o:hralign="center" fillcolor="#A0A0A0" stroked="f"/></w:pict></w:r><w:r><w:rPr><w:rtl w:val="0"/></w:rPr></w:r></w:p><w:p><w:pPr><w:pStyle w:val="Heading1"/><w:keepNext w:val="0"/><w:keepLines w:val="0"/><w:spacing w:before="480" w:lineRule="auto"/><w:rPr><w:sz w:val="46"/><w:szCs w:val="46"/></w:rPr></w:pPr><w:bookmarkStart w:colFirst="0" w:colLast="0" w:name="_ra06m2akwdfv" w:id="85"/><w:bookmarkEnd w:id="85"/><w:r><w:rPr><w:sz w:val="46"/><w:szCs w:val="46"/><w:rtl w:val="0"/></w:rPr><w:t xml:space="preserve">16. Go-To-Market</w:t></w:r></w:p><w:p><w:pPr><w:spacing w:after="240" w:before="240" w:lineRule="auto"/><w:rPr><w:sz w:val="28"/><w:szCs w:val="28"/></w:rPr></w:pPr><w:r><w:rPr><w:sz w:val="28"/><w:szCs w:val="28"/><w:rtl w:val="0"/></w:rPr><w:t xml:space="preserve">INDEXLA's growth strategy is built around three primary channels.</w:t></w:r></w:p><w:p><w:pPr><w:pStyle w:val="Heading2"/><w:keepNext w:val="0"/><w:keepLines w:val="0"/><w:spacing w:after="80" w:lineRule="auto"/><w:rPr><w:sz w:val="34"/><w:szCs w:val="34"/></w:rPr></w:pPr><w:bookmarkStart w:colFirst="0" w:colLast="0" w:name="_6p9d7jozp44i" w:id="86"/><w:bookmarkEnd w:id="86"/><w:r><w:rPr><w:sz w:val="34"/><w:szCs w:val="34"/><w:rtl w:val="0"/></w:rPr><w:t xml:space="preserve">Creator Distribution</w:t></w:r></w:p><w:p><w:pPr><w:spacing w:after="240" w:before="240" w:lineRule="auto"/><w:rPr><w:sz w:val="28"/><w:szCs w:val="28"/></w:rPr></w:pPr><w:r><w:rPr><w:sz w:val="28"/><w:szCs w:val="28"/><w:rtl w:val="0"/></w:rPr><w:t xml:space="preserve">Target 50–100 credible creators and KOLs across crypto, finance, investing, and related markets.</w:t></w:r></w:p><w:p><w:pPr><w:spacing w:after="240" w:before="240" w:lineRule="auto"/><w:rPr><w:sz w:val="28"/><w:szCs w:val="28"/></w:rPr></w:pPr><w:r><w:rPr><w:sz w:val="28"/><w:szCs w:val="28"/><w:rtl w:val="0"/></w:rPr><w:t xml:space="preserve">Creators bring existing audiences, investment theses, and portfolio ideas to the Marketplace.</w:t></w:r></w:p><w:p><w:pPr><w:spacing w:after="240" w:before="240" w:lineRule="auto"/><w:rPr><w:sz w:val="28"/><w:szCs w:val="28"/></w:rPr></w:pPr><w:r><w:rPr><w:sz w:val="28"/><w:szCs w:val="28"/><w:rtl w:val="0"/></w:rPr><w:t xml:space="preserve">The objective is to create a flywheel:</w:t></w:r></w:p><w:p><w:pPr><w:spacing w:after="240" w:before="240" w:lineRule="auto"/><w:rPr><w:sz w:val="28"/><w:szCs w:val="28"/></w:rPr></w:pPr><w:r><w:rPr><w:rFonts w:ascii="Arial Unicode MS" w:cs="Arial Unicode MS" w:eastAsia="Arial Unicode MS" w:hAnsi="Arial Unicode MS"/><w:sz w:val="28"/><w:szCs w:val="28"/><w:rtl w:val="0"/></w:rPr><w:t xml:space="preserve">Creators → Portfolios → Investors → AUM → Execution → Creator Revenue</w:t></w:r></w:p><w:p><w:pPr><w:pStyle w:val="Heading2"/><w:keepNext w:val="0"/><w:keepLines w:val="0"/><w:spacing w:after="80" w:lineRule="auto"/><w:rPr><w:sz w:val="34"/><w:szCs w:val="34"/></w:rPr></w:pPr><w:bookmarkStart w:colFirst="0" w:colLast="0" w:name="_w3vhnueiwvtq" w:id="87"/><w:bookmarkEnd w:id="87"/><w:r><w:rPr><w:sz w:val="34"/><w:szCs w:val="34"/><w:rtl w:val="0"/></w:rPr><w:t xml:space="preserve">Direct User Acquisition</w:t></w:r></w:p><w:p><w:pPr><w:spacing w:after="240" w:before="240" w:lineRule="auto"/><w:rPr><w:sz w:val="28"/><w:szCs w:val="28"/></w:rPr></w:pPr><w:r><w:rPr><w:sz w:val="28"/><w:szCs w:val="28"/><w:rtl w:val="0"/></w:rPr><w:t xml:space="preserve">INDEXLA will build its own acquisition funnel through:</w:t></w:r></w:p><w:p><w:pPr><w:numPr><w:ilvl w:val="0"/><w:numId w:val="8"/></w:numPr><w:spacing w:after="0" w:afterAutospacing="0" w:before="240" w:lineRule="auto"/><w:ind w:left="720" w:hanging="360"/><w:rPr><w:sz w:val="28"/><w:szCs w:val="28"/></w:rPr></w:pPr><w:r><w:rPr><w:sz w:val="28"/><w:szCs w:val="28"/><w:rtl w:val="0"/></w:rPr><w:t xml:space="preserve">Social media</w:t></w:r></w:p><w:p><w:pPr><w:numPr><w:ilvl w:val="0"/><w:numId w:val="8"/></w:numPr><w:spacing w:after="0" w:afterAutospacing="0" w:before="0" w:beforeAutospacing="0" w:lineRule="auto"/><w:ind w:left="720" w:hanging="360"/><w:rPr><w:sz w:val="28"/><w:szCs w:val="28"/></w:rPr></w:pPr><w:r><w:rPr><w:sz w:val="28"/><w:szCs w:val="28"/><w:rtl w:val="0"/></w:rPr><w:t xml:space="preserve">Performance marketing</w:t></w:r></w:p><w:p><w:pPr><w:numPr><w:ilvl w:val="0"/><w:numId w:val="8"/></w:numPr><w:spacing w:after="0" w:afterAutospacing="0" w:before="0" w:beforeAutospacing="0" w:lineRule="auto"/><w:ind w:left="720" w:hanging="360"/><w:rPr><w:sz w:val="28"/><w:szCs w:val="28"/></w:rPr></w:pPr><w:r><w:rPr><w:sz w:val="28"/><w:szCs w:val="28"/><w:rtl w:val="0"/></w:rPr><w:t xml:space="preserve">Search advertising</w:t></w:r></w:p><w:p><w:pPr><w:numPr><w:ilvl w:val="0"/><w:numId w:val="8"/></w:numPr><w:spacing w:after="0" w:afterAutospacing="0" w:before="0" w:beforeAutospacing="0" w:lineRule="auto"/><w:ind w:left="720" w:hanging="360"/><w:rPr><w:sz w:val="28"/><w:szCs w:val="28"/></w:rPr></w:pPr><w:r><w:rPr><w:sz w:val="28"/><w:szCs w:val="28"/><w:rtl w:val="0"/></w:rPr><w:t xml:space="preserve">SEO</w:t></w:r></w:p><w:p><w:pPr><w:numPr><w:ilvl w:val="0"/><w:numId w:val="8"/></w:numPr><w:spacing w:after="0" w:afterAutospacing="0" w:before="0" w:beforeAutospacing="0" w:lineRule="auto"/><w:ind w:left="720" w:hanging="360"/><w:rPr><w:sz w:val="28"/><w:szCs w:val="28"/></w:rPr></w:pPr><w:r><w:rPr><w:sz w:val="28"/><w:szCs w:val="28"/><w:rtl w:val="0"/></w:rPr><w:t xml:space="preserve">Educational content</w:t></w:r></w:p><w:p><w:pPr><w:numPr><w:ilvl w:val="0"/><w:numId w:val="8"/></w:numPr><w:spacing w:after="240" w:before="0" w:beforeAutospacing="0" w:lineRule="auto"/><w:ind w:left="720" w:hanging="360"/><w:rPr><w:sz w:val="28"/><w:szCs w:val="28"/></w:rPr></w:pPr><w:r><w:rPr><w:sz w:val="28"/><w:szCs w:val="28"/><w:rtl w:val="0"/></w:rPr><w:t xml:space="preserve">Finance and crypto communities</w:t></w:r></w:p><w:p><w:pPr><w:spacing w:after="240" w:before="240" w:lineRule="auto"/><w:rPr><w:sz w:val="28"/><w:szCs w:val="28"/></w:rPr></w:pPr><w:r><w:rPr><w:sz w:val="28"/><w:szCs w:val="28"/><w:rtl w:val="0"/></w:rPr><w:t xml:space="preserve">The positioning focuses on programmable, multi-asset portfolio management rather than another trading terminal.</w:t></w:r></w:p><w:p><w:pPr><w:pStyle w:val="Heading2"/><w:keepNext w:val="0"/><w:keepLines w:val="0"/><w:spacing w:after="80" w:lineRule="auto"/><w:rPr><w:sz w:val="34"/><w:szCs w:val="34"/></w:rPr></w:pPr><w:bookmarkStart w:colFirst="0" w:colLast="0" w:name="_rzf2dre13o4j" w:id="88"/><w:bookmarkEnd w:id="88"/><w:r><w:rPr><w:sz w:val="34"/><w:szCs w:val="34"/><w:rtl w:val="0"/></w:rPr><w:t xml:space="preserve">Strategic Partnerships</w:t></w:r></w:p><w:p><w:pPr><w:spacing w:after="240" w:before="240" w:lineRule="auto"/><w:rPr><w:sz w:val="28"/><w:szCs w:val="28"/></w:rPr></w:pPr><w:r><w:rPr><w:sz w:val="28"/><w:szCs w:val="28"/><w:rtl w:val="0"/></w:rPr><w:t xml:space="preserve">INDEXLA can expand distribution through:</w:t></w:r></w:p><w:p><w:pPr><w:numPr><w:ilvl w:val="0"/><w:numId w:val="3"/></w:numPr><w:spacing w:after="0" w:afterAutospacing="0" w:before="240" w:lineRule="auto"/><w:ind w:left="720" w:hanging="360"/><w:rPr><w:sz w:val="28"/><w:szCs w:val="28"/></w:rPr></w:pPr><w:r><w:rPr><w:sz w:val="28"/><w:szCs w:val="28"/><w:rtl w:val="0"/></w:rPr><w:t xml:space="preserve">Wallets</w:t></w:r></w:p><w:p><w:pPr><w:numPr><w:ilvl w:val="0"/><w:numId w:val="3"/></w:numPr><w:spacing w:after="0" w:afterAutospacing="0" w:before="0" w:beforeAutospacing="0" w:lineRule="auto"/><w:ind w:left="720" w:hanging="360"/><w:rPr><w:sz w:val="28"/><w:szCs w:val="28"/></w:rPr></w:pPr><w:r><w:rPr><w:sz w:val="28"/><w:szCs w:val="28"/><w:rtl w:val="0"/></w:rPr><w:t xml:space="preserve">Blockchain ecosystems</w:t></w:r></w:p><w:p><w:pPr><w:numPr><w:ilvl w:val="0"/><w:numId w:val="3"/></w:numPr><w:spacing w:after="0" w:afterAutospacing="0" w:before="0" w:beforeAutospacing="0" w:lineRule="auto"/><w:ind w:left="720" w:hanging="360"/><w:rPr><w:sz w:val="28"/><w:szCs w:val="28"/></w:rPr></w:pPr><w:r><w:rPr><w:sz w:val="28"/><w:szCs w:val="28"/><w:rtl w:val="0"/></w:rPr><w:t xml:space="preserve">DeFi platforms</w:t></w:r></w:p><w:p><w:pPr><w:numPr><w:ilvl w:val="0"/><w:numId w:val="3"/></w:numPr><w:spacing w:after="0" w:afterAutospacing="0" w:before="0" w:beforeAutospacing="0" w:lineRule="auto"/><w:ind w:left="720" w:hanging="360"/><w:rPr><w:sz w:val="28"/><w:szCs w:val="28"/></w:rPr></w:pPr><w:r><w:rPr><w:sz w:val="28"/><w:szCs w:val="28"/><w:rtl w:val="0"/></w:rPr><w:t xml:space="preserve">Infrastructure providers</w:t></w:r></w:p><w:p><w:pPr><w:numPr><w:ilvl w:val="0"/><w:numId w:val="3"/></w:numPr><w:spacing w:after="0" w:afterAutospacing="0" w:before="0" w:beforeAutospacing="0" w:lineRule="auto"/><w:ind w:left="720" w:hanging="360"/><w:rPr><w:sz w:val="28"/><w:szCs w:val="28"/></w:rPr></w:pPr><w:r><w:rPr><w:sz w:val="28"/><w:szCs w:val="28"/><w:rtl w:val="0"/></w:rPr><w:t xml:space="preserve">Financial technology partners</w:t></w:r></w:p><w:p><w:pPr><w:numPr><w:ilvl w:val="0"/><w:numId w:val="3"/></w:numPr><w:spacing w:after="240" w:before="0" w:beforeAutospacing="0" w:lineRule="auto"/><w:ind w:left="720" w:hanging="360"/><w:rPr><w:sz w:val="28"/><w:szCs w:val="28"/></w:rPr></w:pPr><w:r><w:rPr><w:sz w:val="28"/><w:szCs w:val="28"/><w:rtl w:val="0"/></w:rPr><w:t xml:space="preserve">Tokenization providers</w:t></w:r></w:p><w:p><w:pPr><w:spacing w:after="240" w:before="240" w:lineRule="auto"/><w:rPr><w:sz w:val="28"/><w:szCs w:val="28"/></w:rPr></w:pPr><w:r><w:rPr><w:sz w:val="28"/><w:szCs w:val="28"/><w:rtl w:val="0"/></w:rPr><w:t xml:space="preserve">The objective is to establish INDEXLA as a portfolio layer connecting users, creators, assets, and decentralized liquidity.</w:t></w:r></w:p><w:p><w:pPr><w:rPr><w:sz w:val="28"/><w:szCs w:val="28"/></w:rPr></w:pPr><w:r><w:pict><v:rect style="width:0.0pt;height:1.5pt" o:hr="t" o:hrstd="t" o:hralign="center" fillcolor="#A0A0A0" stroked="f"/></w:pict></w:r><w:r><w:rPr><w:rtl w:val="0"/></w:rPr></w:r></w:p><w:p><w:pPr><w:pStyle w:val="Heading1"/><w:keepNext w:val="0"/><w:keepLines w:val="0"/><w:spacing w:before="480" w:lineRule="auto"/><w:rPr><w:sz w:val="46"/><w:szCs w:val="46"/></w:rPr></w:pPr><w:bookmarkStart w:colFirst="0" w:colLast="0" w:name="_nsii5sq58qk1" w:id="89"/><w:bookmarkEnd w:id="89"/><w:r><w:rPr><w:sz w:val="46"/><w:szCs w:val="46"/><w:rtl w:val="0"/></w:rPr><w:t xml:space="preserve">17. Progressive Deployment &amp; Roadmap</w:t></w:r></w:p><w:p><w:pPr><w:spacing w:after="240" w:before="240" w:lineRule="auto"/><w:rPr><w:sz w:val="28"/><w:szCs w:val="28"/></w:rPr></w:pPr><w:r><w:rPr><w:sz w:val="28"/><w:szCs w:val="28"/><w:rtl w:val="0"/></w:rPr><w:t xml:space="preserve">INDEXLA follows a progressive five-phase development path.</w:t></w:r></w:p><w:p><w:pPr><w:pStyle w:val="Heading3"/><w:keepNext w:val="0"/><w:keepLines w:val="0"/><w:spacing w:before="280" w:lineRule="auto"/><w:rPr><w:color w:val="000000"/><w:sz w:val="26"/><w:szCs w:val="26"/></w:rPr></w:pPr><w:bookmarkStart w:colFirst="0" w:colLast="0" w:name="_mqhjsdebtfr" w:id="90"/><w:bookmarkEnd w:id="90"/><w:r><w:rPr><w:color w:val="000000"/><w:sz w:val="26"/><w:szCs w:val="26"/><w:rtl w:val="0"/></w:rPr><w:t xml:space="preserve">Phase 1 — Foundation</w:t></w:r></w:p><w:p><w:pPr><w:spacing w:after="240" w:before="240" w:lineRule="auto"/><w:rPr><w:sz w:val="28"/><w:szCs w:val="28"/></w:rPr></w:pPr><w:r><w:rPr><w:sz w:val="28"/><w:szCs w:val="28"/><w:rtl w:val="0"/></w:rPr><w:t xml:space="preserve">Q3 2026</w:t></w:r></w:p><w:p><w:pPr><w:spacing w:after="240" w:before="240" w:lineRule="auto"/><w:rPr><w:sz w:val="28"/><w:szCs w:val="28"/></w:rPr></w:pPr><w:r><w:rPr><w:sz w:val="28"/><w:szCs w:val="28"/><w:rtl w:val="0"/></w:rPr><w:t xml:space="preserve">R&amp;D, product validation, competitive research, core team development, and protocol architecture.</w:t></w:r></w:p><w:p><w:pPr><w:pStyle w:val="Heading3"/><w:keepNext w:val="0"/><w:keepLines w:val="0"/><w:spacing w:before="280" w:lineRule="auto"/><w:rPr><w:color w:val="000000"/><w:sz w:val="26"/><w:szCs w:val="26"/></w:rPr></w:pPr><w:bookmarkStart w:colFirst="0" w:colLast="0" w:name="_wq0lbhqbbnh" w:id="91"/><w:bookmarkEnd w:id="91"/><w:r><w:rPr><w:color w:val="000000"/><w:sz w:val="26"/><w:szCs w:val="26"/><w:rtl w:val="0"/></w:rPr><w:t xml:space="preserve">Phase 2 — Architecture &amp; MVP</w:t></w:r></w:p><w:p><w:pPr><w:spacing w:after="240" w:before="240" w:lineRule="auto"/><w:rPr><w:sz w:val="28"/><w:szCs w:val="28"/></w:rPr></w:pPr><w:r><w:rPr><w:sz w:val="28"/><w:szCs w:val="28"/><w:rtl w:val="0"/></w:rPr><w:t xml:space="preserve">Q4 2026</w:t></w:r></w:p><w:p><w:pPr><w:spacing w:after="240" w:before="240" w:lineRule="auto"/><w:rPr><w:sz w:val="28"/><w:szCs w:val="28"/></w:rPr></w:pPr><w:r><w:rPr><w:sz w:val="28"/><w:szCs w:val="28"/><w:rtl w:val="0"/></w:rPr><w:t xml:space="preserve">Build the working MVP with portfolio and index creation, user investment functionality, and an initial strategy set.</w:t></w:r></w:p><w:p><w:pPr><w:spacing w:after="240" w:before="240" w:lineRule="auto"/><w:rPr><w:sz w:val="28"/><w:szCs w:val="28"/></w:rPr></w:pPr><w:r><w:rPr><w:sz w:val="28"/><w:szCs w:val="28"/><w:rtl w:val="0"/></w:rPr><w:t xml:space="preserve">Begin early creator and user testing.</w:t></w:r></w:p><w:p><w:pPr><w:pStyle w:val="Heading3"/><w:keepNext w:val="0"/><w:keepLines w:val="0"/><w:spacing w:before="280" w:lineRule="auto"/><w:rPr><w:color w:val="000000"/><w:sz w:val="26"/><w:szCs w:val="26"/></w:rPr></w:pPr><w:bookmarkStart w:colFirst="0" w:colLast="0" w:name="_8yj2p6exrxzg" w:id="92"/><w:bookmarkEnd w:id="92"/><w:r><w:rPr><w:color w:val="000000"/><w:sz w:val="26"/><w:szCs w:val="26"/><w:rtl w:val="0"/></w:rPr><w:t xml:space="preserve">Phase 3 — Testing &amp; Full Platform Launch</w:t></w:r></w:p><w:p><w:pPr><w:spacing w:after="240" w:before="240" w:lineRule="auto"/><w:rPr><w:sz w:val="28"/><w:szCs w:val="28"/></w:rPr></w:pPr><w:r><w:rPr><w:sz w:val="28"/><w:szCs w:val="28"/><w:rtl w:val="0"/></w:rPr><w:t xml:space="preserve">Q1 2027</w:t></w:r></w:p><w:p><w:pPr><w:spacing w:after="240" w:before="240" w:lineRule="auto"/><w:rPr><w:sz w:val="28"/><w:szCs w:val="28"/></w:rPr></w:pPr><w:r><w:rPr><w:sz w:val="28"/><w:szCs w:val="28"/><w:rtl w:val="0"/></w:rPr><w:t xml:space="preserve">Expand functionality, incorporate user feedback, complete security audits, launch the full platform, and begin major creator, KOL, and brand campaigns.</w:t></w:r></w:p><w:p><w:pPr><w:pStyle w:val="Heading3"/><w:keepNext w:val="0"/><w:keepLines w:val="0"/><w:spacing w:before="280" w:lineRule="auto"/><w:rPr><w:color w:val="000000"/><w:sz w:val="26"/><w:szCs w:val="26"/></w:rPr></w:pPr><w:bookmarkStart w:colFirst="0" w:colLast="0" w:name="_o6mj01dog9x1" w:id="93"/><w:bookmarkEnd w:id="93"/><w:r><w:rPr><w:color w:val="000000"/><w:sz w:val="26"/><w:szCs w:val="26"/><w:rtl w:val="0"/></w:rPr><w:t xml:space="preserve">Phase 4 — Partnerships, Token &amp; Scale</w:t></w:r></w:p><w:p><w:pPr><w:spacing w:after="240" w:before="240" w:lineRule="auto"/><w:rPr><w:sz w:val="28"/><w:szCs w:val="28"/></w:rPr></w:pPr><w:r><w:rPr><w:sz w:val="28"/><w:szCs w:val="28"/><w:rtl w:val="0"/></w:rPr><w:t xml:space="preserve">Q2 2027</w:t></w:r></w:p><w:p><w:pPr><w:spacing w:after="240" w:before="240" w:lineRule="auto"/><w:rPr><w:sz w:val="28"/><w:szCs w:val="28"/></w:rPr></w:pPr><w:r><w:rPr><w:sz w:val="28"/><w:szCs w:val="28"/><w:rtl w:val="0"/></w:rPr><w:t xml:space="preserve">Expand supported assets and networks, establish strategic partnerships, activate $DEXLA utility, and scale distribution.</w:t></w:r></w:p><w:p><w:pPr><w:pStyle w:val="Heading3"/><w:keepNext w:val="0"/><w:keepLines w:val="0"/><w:spacing w:before="280" w:lineRule="auto"/><w:rPr><w:color w:val="000000"/><w:sz w:val="26"/><w:szCs w:val="26"/></w:rPr></w:pPr><w:bookmarkStart w:colFirst="0" w:colLast="0" w:name="_vrpuuir4ezfy" w:id="94"/><w:bookmarkEnd w:id="94"/><w:r><w:rPr><w:color w:val="000000"/><w:sz w:val="26"/><w:szCs w:val="26"/><w:rtl w:val="0"/></w:rPr><w:t xml:space="preserve">Phase 5 — Mobile &amp; Global Expansion</w:t></w:r></w:p><w:p><w:pPr><w:spacing w:after="240" w:before="240" w:lineRule="auto"/><w:rPr><w:sz w:val="28"/><w:szCs w:val="28"/></w:rPr></w:pPr><w:r><w:rPr><w:sz w:val="28"/><w:szCs w:val="28"/><w:rtl w:val="0"/></w:rPr><w:t xml:space="preserve">Q3 2027</w:t></w:r></w:p><w:p><w:pPr><w:spacing w:after="240" w:before="240" w:lineRule="auto"/><w:rPr><w:sz w:val="28"/><w:szCs w:val="28"/></w:rPr></w:pPr><w:r><w:rPr><w:sz w:val="28"/><w:szCs w:val="28"/><w:rtl w:val="0"/></w:rPr><w:t xml:space="preserve">Launch the mobile application and expand global distribution, partnerships, supported assets, networks, creators, and users.</w:t></w:r></w:p><w:p><w:pPr><w:spacing w:after="240" w:before="240" w:lineRule="auto"/><w:rPr><w:sz w:val="28"/><w:szCs w:val="28"/></w:rPr></w:pPr><w:r><w:rPr><w:sz w:val="28"/><w:szCs w:val="28"/><w:rtl w:val="0"/></w:rPr><w:t xml:space="preserve">Roadmap timelines are internal planning objectives, not commitments or forecasts. They may change based on technical, security, regulatory, market, and operational requirements.</w:t></w:r></w:p><w:p><w:pPr><w:rPr><w:sz w:val="28"/><w:szCs w:val="28"/></w:rPr></w:pPr><w:r><w:pict><v:rect style="width:0.0pt;height:1.5pt" o:hr="t" o:hrstd="t" o:hralign="center" fillcolor="#A0A0A0" stroked="f"/></w:pict></w:r><w:r><w:rPr><w:rtl w:val="0"/></w:rPr></w:r></w:p><w:p><w:pPr><w:pStyle w:val="Heading1"/><w:keepNext w:val="0"/><w:keepLines w:val="0"/><w:spacing w:before="480" w:lineRule="auto"/><w:rPr><w:sz w:val="46"/><w:szCs w:val="46"/></w:rPr></w:pPr><w:bookmarkStart w:colFirst="0" w:colLast="0" w:name="_xdu8gu37an0r" w:id="95"/><w:bookmarkEnd w:id="95"/><w:r><w:rPr><w:sz w:val="46"/><w:szCs w:val="46"/><w:rtl w:val="0"/></w:rPr><w:t xml:space="preserve">18. Risk Factors</w:t></w:r></w:p><w:p><w:pPr><w:spacing w:after="240" w:before="240" w:lineRule="auto"/><w:rPr><w:sz w:val="28"/><w:szCs w:val="28"/></w:rPr></w:pPr><w:r><w:rPr><w:sz w:val="28"/><w:szCs w:val="28"/><w:rtl w:val="0"/></w:rPr><w:t xml:space="preserve">INDEXLA is subject to substantial risks.</w:t></w:r></w:p><w:p><w:pPr><w:pStyle w:val="Heading3"/><w:keepNext w:val="0"/><w:keepLines w:val="0"/><w:spacing w:before="280" w:lineRule="auto"/><w:rPr><w:color w:val="000000"/><w:sz w:val="26"/><w:szCs w:val="26"/></w:rPr></w:pPr><w:bookmarkStart w:colFirst="0" w:colLast="0" w:name="_ijz0bzf1rnng" w:id="96"/><w:bookmarkEnd w:id="96"/><w:r><w:rPr><w:color w:val="000000"/><w:sz w:val="26"/><w:szCs w:val="26"/><w:rtl w:val="0"/></w:rPr><w:t xml:space="preserve">Smart Contract Risk</w:t></w:r></w:p><w:p><w:pPr><w:spacing w:after="240" w:before="240" w:lineRule="auto"/><w:rPr><w:sz w:val="28"/><w:szCs w:val="28"/></w:rPr></w:pPr><w:r><w:rPr><w:sz w:val="28"/><w:szCs w:val="28"/><w:rtl w:val="0"/></w:rPr><w:t xml:space="preserve">Smart contracts can contain vulnerabilities despite testing and audits.</w:t></w:r></w:p><w:p><w:pPr><w:pStyle w:val="Heading3"/><w:keepNext w:val="0"/><w:keepLines w:val="0"/><w:spacing w:before="280" w:lineRule="auto"/><w:rPr><w:color w:val="000000"/><w:sz w:val="26"/><w:szCs w:val="26"/></w:rPr></w:pPr><w:bookmarkStart w:colFirst="0" w:colLast="0" w:name="_cwg08tef3g1z" w:id="97"/><w:bookmarkEnd w:id="97"/><w:r><w:rPr><w:color w:val="000000"/><w:sz w:val="26"/><w:szCs w:val="26"/><w:rtl w:val="0"/></w:rPr><w:t xml:space="preserve">Cross-Chain Risk</w:t></w:r></w:p><w:p><w:pPr><w:spacing w:after="240" w:before="240" w:lineRule="auto"/><w:rPr><w:sz w:val="28"/><w:szCs w:val="28"/></w:rPr></w:pPr><w:r><w:rPr><w:sz w:val="28"/><w:szCs w:val="28"/><w:rtl w:val="0"/></w:rPr><w:t xml:space="preserve">Bridges, routing infrastructure, and blockchain networks can fail, become congested, or experience security incidents.</w:t></w:r></w:p><w:p><w:pPr><w:pStyle w:val="Heading3"/><w:keepNext w:val="0"/><w:keepLines w:val="0"/><w:spacing w:before="280" w:lineRule="auto"/><w:rPr><w:color w:val="000000"/><w:sz w:val="26"/><w:szCs w:val="26"/></w:rPr></w:pPr><w:bookmarkStart w:colFirst="0" w:colLast="0" w:name="_r4pjzbc6l029" w:id="98"/><w:bookmarkEnd w:id="98"/><w:r><w:rPr><w:color w:val="000000"/><w:sz w:val="26"/><w:szCs w:val="26"/><w:rtl w:val="0"/></w:rPr><w:t xml:space="preserve">Liquidity Risk</w:t></w:r></w:p><w:p><w:pPr><w:spacing w:after="240" w:before="240" w:lineRule="auto"/><w:rPr><w:sz w:val="28"/><w:szCs w:val="28"/></w:rPr></w:pPr><w:r><w:rPr><w:sz w:val="28"/><w:szCs w:val="28"/><w:rtl w:val="0"/></w:rPr><w:t xml:space="preserve">Insufficient decentralized liquidity can prevent or materially affect execution.</w:t></w:r></w:p><w:p><w:pPr><w:pStyle w:val="Heading3"/><w:keepNext w:val="0"/><w:keepLines w:val="0"/><w:spacing w:before="280" w:lineRule="auto"/><w:rPr><w:color w:val="000000"/><w:sz w:val="26"/><w:szCs w:val="26"/></w:rPr></w:pPr><w:bookmarkStart w:colFirst="0" w:colLast="0" w:name="_u9b9ooso99fs" w:id="99"/><w:bookmarkEnd w:id="99"/><w:r><w:rPr><w:color w:val="000000"/><w:sz w:val="26"/><w:szCs w:val="26"/><w:rtl w:val="0"/></w:rPr><w:t xml:space="preserve">Market Risk</w:t></w:r></w:p><w:p><w:pPr><w:spacing w:after="240" w:before="240" w:lineRule="auto"/><w:rPr><w:sz w:val="28"/><w:szCs w:val="28"/></w:rPr></w:pPr><w:r><w:rPr><w:sz w:val="28"/><w:szCs w:val="28"/><w:rtl w:val="0"/></w:rPr><w:t xml:space="preserve">Asset prices can move rapidly and result in significant losses.</w:t></w:r></w:p><w:p><w:pPr><w:pStyle w:val="Heading3"/><w:keepNext w:val="0"/><w:keepLines w:val="0"/><w:spacing w:before="280" w:lineRule="auto"/><w:rPr><w:color w:val="000000"/><w:sz w:val="26"/><w:szCs w:val="26"/></w:rPr></w:pPr><w:bookmarkStart w:colFirst="0" w:colLast="0" w:name="_87ub5ffgpus2" w:id="100"/><w:bookmarkEnd w:id="100"/><w:r><w:rPr><w:color w:val="000000"/><w:sz w:val="26"/><w:szCs w:val="26"/><w:rtl w:val="0"/></w:rPr><w:t xml:space="preserve">Oracle &amp; Data Risk</w:t></w:r></w:p><w:p><w:pPr><w:spacing w:after="240" w:before="240" w:lineRule="auto"/><w:rPr><w:sz w:val="28"/><w:szCs w:val="28"/></w:rPr></w:pPr><w:r><w:rPr><w:sz w:val="28"/><w:szCs w:val="28"/><w:rtl w:val="0"/></w:rPr><w:t xml:space="preserve">Incorrect, stale, manipulated, or unavailable market data can affect strategy execution.</w:t></w:r></w:p><w:p><w:pPr><w:pStyle w:val="Heading3"/><w:keepNext w:val="0"/><w:keepLines w:val="0"/><w:spacing w:before="280" w:lineRule="auto"/><w:rPr><w:color w:val="000000"/><w:sz w:val="26"/><w:szCs w:val="26"/></w:rPr></w:pPr><w:bookmarkStart w:colFirst="0" w:colLast="0" w:name="_56k62t1v5aku" w:id="101"/><w:bookmarkEnd w:id="101"/><w:r><w:rPr><w:color w:val="000000"/><w:sz w:val="26"/><w:szCs w:val="26"/><w:rtl w:val="0"/></w:rPr><w:t xml:space="preserve">Asset Risk</w:t></w:r></w:p><w:p><w:pPr><w:spacing w:after="240" w:before="240" w:lineRule="auto"/><w:rPr><w:sz w:val="28"/><w:szCs w:val="28"/></w:rPr></w:pPr><w:r><w:rPr><w:sz w:val="28"/><w:szCs w:val="28"/><w:rtl w:val="0"/></w:rPr><w:t xml:space="preserve">Tokenized assets depend on their underlying issuers, legal structures, liquidity, and applicable infrastructure.</w:t></w:r></w:p><w:p><w:pPr><w:pStyle w:val="Heading3"/><w:keepNext w:val="0"/><w:keepLines w:val="0"/><w:spacing w:before="280" w:lineRule="auto"/><w:rPr><w:color w:val="000000"/><w:sz w:val="26"/><w:szCs w:val="26"/></w:rPr></w:pPr><w:bookmarkStart w:colFirst="0" w:colLast="0" w:name="_4tclevbmg9cf" w:id="102"/><w:bookmarkEnd w:id="102"/><w:r><w:rPr><w:color w:val="000000"/><w:sz w:val="26"/><w:szCs w:val="26"/><w:rtl w:val="0"/></w:rPr><w:t xml:space="preserve">Regulatory Risk</w:t></w:r></w:p><w:p><w:pPr><w:spacing w:after="240" w:before="240" w:lineRule="auto"/><w:rPr><w:sz w:val="28"/><w:szCs w:val="28"/></w:rPr></w:pPr><w:r><w:rPr><w:sz w:val="28"/><w:szCs w:val="28"/><w:rtl w:val="0"/></w:rPr><w:t xml:space="preserve">The regulatory treatment of crypto assets, tokenized securities, automated portfolio infrastructure, and decentralized applications continues to evolve.</w:t></w:r></w:p><w:p><w:pPr><w:pStyle w:val="Heading3"/><w:keepNext w:val="0"/><w:keepLines w:val="0"/><w:spacing w:before="280" w:lineRule="auto"/><w:rPr><w:color w:val="000000"/><w:sz w:val="26"/><w:szCs w:val="26"/></w:rPr></w:pPr><w:bookmarkStart w:colFirst="0" w:colLast="0" w:name="_krno0ygi26n" w:id="103"/><w:bookmarkEnd w:id="103"/><w:r><w:rPr><w:color w:val="000000"/><w:sz w:val="26"/><w:szCs w:val="26"/><w:rtl w:val="0"/></w:rPr><w:t xml:space="preserve">Operational Risk</w:t></w:r></w:p><w:p><w:pPr><w:spacing w:after="240" w:before="240" w:lineRule="auto"/><w:rPr><w:sz w:val="28"/><w:szCs w:val="28"/></w:rPr></w:pPr><w:r><w:rPr><w:sz w:val="28"/><w:szCs w:val="28"/><w:rtl w:val="0"/></w:rPr><w:t xml:space="preserve">Infrastructure outages, provider failures, network congestion, and other operational events can interrupt automated execution.</w:t></w:r></w:p><w:p><w:pPr><w:pStyle w:val="Heading3"/><w:keepNext w:val="0"/><w:keepLines w:val="0"/><w:spacing w:before="280" w:lineRule="auto"/><w:rPr><w:color w:val="000000"/><w:sz w:val="26"/><w:szCs w:val="26"/></w:rPr></w:pPr><w:bookmarkStart w:colFirst="0" w:colLast="0" w:name="_e6pjnevb9zky" w:id="104"/><w:bookmarkEnd w:id="104"/><w:r><w:rPr><w:color w:val="000000"/><w:sz w:val="26"/><w:szCs w:val="26"/><w:rtl w:val="0"/></w:rPr><w:t xml:space="preserve">Third-Party Dependency Risk</w:t></w:r></w:p><w:p><w:pPr><w:spacing w:after="240" w:before="240" w:lineRule="auto"/><w:rPr><w:sz w:val="28"/><w:szCs w:val="28"/></w:rPr></w:pPr><w:r><w:rPr><w:sz w:val="28"/><w:szCs w:val="28"/><w:rtl w:val="0"/></w:rPr><w:t xml:space="preserve">INDEXLA may depend on external infrastructure providers, decentralized liquidity venues, routing systems, blockchain networks, tokenization providers, and other third parties.</w:t></w:r></w:p><w:p><w:pPr><w:spacing w:after="240" w:before="240" w:lineRule="auto"/><w:rPr><w:sz w:val="28"/><w:szCs w:val="28"/></w:rPr></w:pPr><w:r><w:rPr><w:sz w:val="28"/><w:szCs w:val="28"/><w:rtl w:val="0"/></w:rPr><w:t xml:space="preserve">Their availability, terms, functionality, security, or continued operation are outside INDEXLA's complete control.</w:t></w:r></w:p><w:p><w:pPr><w:spacing w:after="240" w:before="240" w:lineRule="auto"/><w:rPr><w:sz w:val="28"/><w:szCs w:val="28"/></w:rPr></w:pPr><w:r><w:rPr><w:sz w:val="28"/><w:szCs w:val="28"/><w:rtl w:val="0"/></w:rPr><w:t xml:space="preserve">No system can eliminate these risks.</w:t></w:r></w:p><w:p><w:pPr><w:spacing w:after="240" w:before="240" w:lineRule="auto"/><w:rPr><w:sz w:val="28"/><w:szCs w:val="28"/></w:rPr></w:pPr><w:r><w:rPr><w:sz w:val="28"/><w:szCs w:val="28"/><w:rtl w:val="0"/></w:rPr><w:t xml:space="preserve">INDEXLA's objective is to identify, constrain, monitor, and progressively reduce them through architecture and deployment controls.</w:t></w:r></w:p><w:p><w:pPr><w:rPr><w:sz w:val="28"/><w:szCs w:val="28"/></w:rPr></w:pPr><w:r><w:pict><v:rect style="width:0.0pt;height:1.5pt" o:hr="t" o:hrstd="t" o:hralign="center" fillcolor="#A0A0A0" stroked="f"/></w:pict></w:r><w:r><w:rPr><w:rtl w:val="0"/></w:rPr></w:r></w:p><w:p><w:pPr><w:pStyle w:val="Heading1"/><w:keepNext w:val="0"/><w:keepLines w:val="0"/><w:spacing w:before="480" w:lineRule="auto"/><w:rPr><w:sz w:val="46"/><w:szCs w:val="46"/></w:rPr></w:pPr><w:bookmarkStart w:colFirst="0" w:colLast="0" w:name="_pqg8hlnh75bc" w:id="105"/><w:bookmarkEnd w:id="105"/><w:r><w:rPr><w:sz w:val="46"/><w:szCs w:val="46"/><w:rtl w:val="0"/></w:rPr><w:t xml:space="preserve">19. Investment Thesis</w:t></w:r></w:p><w:p><w:pPr><w:spacing w:after="240" w:before="240" w:lineRule="auto"/><w:rPr><w:sz w:val="28"/><w:szCs w:val="28"/></w:rPr></w:pPr><w:r><w:rPr><w:sz w:val="28"/><w:szCs w:val="28"/><w:rtl w:val="0"/></w:rPr><w:t xml:space="preserve">INDEXLA sits at the intersection of three structural shifts:</w:t></w:r></w:p><w:p><w:pPr><w:spacing w:after="240" w:before="240" w:lineRule="auto"/><w:rPr><w:sz w:val="28"/><w:szCs w:val="28"/></w:rPr></w:pPr><w:r><w:rPr><w:sz w:val="28"/><w:szCs w:val="28"/><w:rtl w:val="0"/></w:rPr><w:t xml:space="preserve">Assets moving on-chain</w:t></w:r></w:p><w:p><w:pPr><w:spacing w:after="240" w:before="240" w:lineRule="auto"/><w:rPr><w:sz w:val="28"/><w:szCs w:val="28"/></w:rPr></w:pPr><w:r><w:rPr><w:sz w:val="28"/><w:szCs w:val="28"/><w:rtl w:val="0"/></w:rPr><w:t xml:space="preserve">Investment distribution moving toward creators</w:t></w:r></w:p><w:p><w:pPr><w:spacing w:after="240" w:before="240" w:lineRule="auto"/><w:rPr><w:sz w:val="28"/><w:szCs w:val="28"/></w:rPr></w:pPr><w:r><w:rPr><w:sz w:val="28"/><w:szCs w:val="28"/><w:rtl w:val="0"/></w:rPr><w:t xml:space="preserve">Portfolio management becoming programmable</w:t></w:r></w:p><w:p><w:pPr><w:spacing w:after="240" w:before="240" w:lineRule="auto"/><w:rPr><w:sz w:val="28"/><w:szCs w:val="28"/></w:rPr></w:pPr><w:r><w:rPr><w:sz w:val="28"/><w:szCs w:val="28"/><w:rtl w:val="0"/></w:rPr><w:t xml:space="preserve">The opportunity is not to invent a new bridge, RSI formula, or tokenization standard.</w:t></w:r></w:p><w:p><w:pPr><w:spacing w:after="240" w:before="240" w:lineRule="auto"/><w:rPr><w:sz w:val="28"/><w:szCs w:val="28"/></w:rPr></w:pPr><w:r><w:rPr><w:sz w:val="28"/><w:szCs w:val="28"/><w:rtl w:val="0"/></w:rPr><w:t xml:space="preserve">The opportunity is to build the portfolio layer connecting these existing primitives into one coherent system.</w:t></w:r></w:p><w:p><w:pPr><w:spacing w:after="240" w:before="240" w:lineRule="auto"/><w:rPr><w:sz w:val="28"/><w:szCs w:val="28"/></w:rPr></w:pPr><w:r><w:rPr><w:sz w:val="28"/><w:szCs w:val="28"/><w:rtl w:val="0"/></w:rPr><w:t xml:space="preserve">Long-term success depends on delivering:</w:t></w:r></w:p><w:p><w:pPr><w:numPr><w:ilvl w:val="0"/><w:numId w:val="16"/></w:numPr><w:spacing w:after="0" w:afterAutospacing="0" w:before="240" w:lineRule="auto"/><w:ind w:left="720" w:hanging="360"/><w:rPr><w:sz w:val="28"/><w:szCs w:val="28"/></w:rPr></w:pPr><w:r><w:rPr><w:sz w:val="28"/><w:szCs w:val="28"/><w:rtl w:val="0"/></w:rPr><w:t xml:space="preserve">Reliable multi-asset and multi-chain execution</w:t></w:r></w:p><w:p><w:pPr><w:numPr><w:ilvl w:val="0"/><w:numId w:val="16"/></w:numPr><w:spacing w:after="0" w:afterAutospacing="0" w:before="0" w:beforeAutospacing="0" w:lineRule="auto"/><w:ind w:left="720" w:hanging="360"/><w:rPr><w:sz w:val="28"/><w:szCs w:val="28"/></w:rPr></w:pPr><w:r><w:rPr><w:sz w:val="28"/><w:szCs w:val="28"/><w:rtl w:val="0"/></w:rPr><w:t xml:space="preserve">Strong non-custodial architecture</w:t></w:r></w:p><w:p><w:pPr><w:numPr><w:ilvl w:val="0"/><w:numId w:val="16"/></w:numPr><w:spacing w:after="0" w:afterAutospacing="0" w:before="0" w:beforeAutospacing="0" w:lineRule="auto"/><w:ind w:left="720" w:hanging="360"/><w:rPr><w:sz w:val="28"/><w:szCs w:val="28"/></w:rPr></w:pPr><w:r><w:rPr><w:sz w:val="28"/><w:szCs w:val="28"/><w:rtl w:val="0"/></w:rPr><w:t xml:space="preserve">Broad crypto and tokenized asset coverage</w:t></w:r></w:p><w:p><w:pPr><w:numPr><w:ilvl w:val="0"/><w:numId w:val="16"/></w:numPr><w:spacing w:after="0" w:afterAutospacing="0" w:before="0" w:beforeAutospacing="0" w:lineRule="auto"/><w:ind w:left="720" w:hanging="360"/><w:rPr><w:sz w:val="28"/><w:szCs w:val="28"/></w:rPr></w:pPr><w:r><w:rPr><w:sz w:val="28"/><w:szCs w:val="28"/><w:rtl w:val="0"/></w:rPr><w:t xml:space="preserve">Effective creator distribution</w:t></w:r></w:p><w:p><w:pPr><w:numPr><w:ilvl w:val="0"/><w:numId w:val="16"/></w:numPr><w:spacing w:after="0" w:afterAutospacing="0" w:before="0" w:beforeAutospacing="0" w:lineRule="auto"/><w:ind w:left="720" w:hanging="360"/><w:rPr><w:sz w:val="28"/><w:szCs w:val="28"/></w:rPr></w:pPr><w:r><w:rPr><w:sz w:val="28"/><w:szCs w:val="28"/><w:rtl w:val="0"/></w:rPr><w:t xml:space="preserve">Sustainable creator economics</w:t></w:r></w:p><w:p><w:pPr><w:numPr><w:ilvl w:val="0"/><w:numId w:val="16"/></w:numPr><w:spacing w:after="0" w:afterAutospacing="0" w:before="0" w:beforeAutospacing="0" w:lineRule="auto"/><w:ind w:left="720" w:hanging="360"/><w:rPr><w:sz w:val="28"/><w:szCs w:val="28"/></w:rPr></w:pPr><w:r><w:rPr><w:sz w:val="28"/><w:szCs w:val="28"/><w:rtl w:val="0"/></w:rPr><w:t xml:space="preserve">Recurring portfolio activity</w:t></w:r></w:p><w:p><w:pPr><w:numPr><w:ilvl w:val="0"/><w:numId w:val="16"/></w:numPr><w:spacing w:after="240" w:before="0" w:beforeAutospacing="0" w:lineRule="auto"/><w:ind w:left="720" w:hanging="360"/><w:rPr><w:sz w:val="28"/><w:szCs w:val="28"/></w:rPr></w:pPr><w:r><w:rPr><w:sz w:val="28"/><w:szCs w:val="28"/><w:rtl w:val="0"/></w:rPr><w:t xml:space="preserve">Trusted tokenized-asset integrations</w:t></w:r></w:p><w:p><w:pPr><w:spacing w:after="240" w:before="240" w:lineRule="auto"/><w:rPr><w:sz w:val="28"/><w:szCs w:val="28"/></w:rPr></w:pPr><w:r><w:rPr><w:sz w:val="28"/><w:szCs w:val="28"/><w:rtl w:val="0"/></w:rPr><w:t xml:space="preserve">INDEXLA is positioned to become portfolio infrastructure for a programmable financial system.</w:t></w:r></w:p><w:p><w:pPr><w:spacing w:after="240" w:before="240" w:lineRule="auto"/><w:rPr><w:sz w:val="28"/><w:szCs w:val="28"/></w:rPr></w:pPr><w:r><w:rPr><w:sz w:val="28"/><w:szCs w:val="28"/><w:rtl w:val="0"/></w:rPr><w:t xml:space="preserve">This thesis remains unproven until validated by real product usage, real creators, and real capital.</w:t></w:r></w:p><w:p><w:pPr><w:rPr><w:sz w:val="28"/><w:szCs w:val="28"/></w:rPr></w:pPr><w:r><w:pict><v:rect style="width:0.0pt;height:1.5pt" o:hr="t" o:hrstd="t" o:hralign="center" fillcolor="#A0A0A0" stroked="f"/></w:pict></w:r><w:r><w:rPr><w:rtl w:val="0"/></w:rPr></w:r></w:p><w:p><w:pPr><w:pStyle w:val="Heading1"/><w:keepNext w:val="0"/><w:keepLines w:val="0"/><w:spacing w:before="480" w:lineRule="auto"/><w:rPr><w:sz w:val="46"/><w:szCs w:val="46"/></w:rPr></w:pPr><w:bookmarkStart w:colFirst="0" w:colLast="0" w:name="_gyjejs270hrt" w:id="106"/><w:bookmarkEnd w:id="106"/><w:r><w:rPr><w:sz w:val="46"/><w:szCs w:val="46"/><w:rtl w:val="0"/></w:rPr><w:t xml:space="preserve">20. Conclusion</w:t></w:r></w:p><w:p><w:pPr><w:spacing w:after="240" w:before="240" w:lineRule="auto"/><w:rPr><w:sz w:val="28"/><w:szCs w:val="28"/></w:rPr></w:pPr><w:r><w:rPr><w:sz w:val="28"/><w:szCs w:val="28"/><w:rtl w:val="0"/></w:rPr><w:t xml:space="preserve">Financial markets are becoming increasingly programmable and increasingly fragmented.</w:t></w:r></w:p><w:p><w:pPr><w:spacing w:after="240" w:before="240" w:lineRule="auto"/><w:rPr><w:sz w:val="28"/><w:szCs w:val="28"/></w:rPr></w:pPr><w:r><w:rPr><w:sz w:val="28"/><w:szCs w:val="28"/><w:rtl w:val="0"/></w:rPr><w:t xml:space="preserve">Assets are moving on-chain.</w:t></w:r></w:p><w:p><w:pPr><w:spacing w:after="240" w:before="240" w:lineRule="auto"/><w:rPr><w:sz w:val="28"/><w:szCs w:val="28"/></w:rPr></w:pPr><w:r><w:rPr><w:sz w:val="28"/><w:szCs w:val="28"/><w:rtl w:val="0"/></w:rPr><w:t xml:space="preserve">Liquidity is distributed across networks.</w:t></w:r></w:p><w:p><w:pPr><w:spacing w:after="240" w:before="240" w:lineRule="auto"/><w:rPr><w:sz w:val="28"/><w:szCs w:val="28"/></w:rPr></w:pPr><w:r><w:rPr><w:sz w:val="28"/><w:szCs w:val="28"/><w:rtl w:val="0"/></w:rPr><w:t xml:space="preserve">Investment research is increasingly distributed through creators.</w:t></w:r></w:p><w:p><w:pPr><w:spacing w:after="240" w:before="240" w:lineRule="auto"/><w:rPr><w:sz w:val="28"/><w:szCs w:val="28"/></w:rPr></w:pPr><w:r><w:rPr><w:sz w:val="28"/><w:szCs w:val="28"/><w:rtl w:val="0"/></w:rPr><w:t xml:space="preserve">Portfolio management is moving from manual interfaces toward automated, rule-based systems.</w:t></w:r></w:p><w:p><w:pPr><w:spacing w:after="240" w:before="240" w:lineRule="auto"/><w:rPr><w:sz w:val="28"/><w:szCs w:val="28"/></w:rPr></w:pPr><w:r><w:rPr><w:sz w:val="28"/><w:szCs w:val="28"/><w:rtl w:val="0"/></w:rPr><w:t xml:space="preserve">INDEXLA aims to connect these trends through a single decentralized, non-custodial portfolio management layer.</w:t></w:r></w:p><w:p><w:pPr><w:spacing w:after="240" w:before="240" w:lineRule="auto"/><w:rPr><w:sz w:val="28"/><w:szCs w:val="28"/></w:rPr></w:pPr><w:r><w:rPr><w:sz w:val="28"/><w:szCs w:val="28"/><w:rtl w:val="0"/></w:rPr><w:t xml:space="preserve">The long-term vision is:</w:t></w:r></w:p><w:p><w:pPr><w:spacing w:after="240" w:before="240" w:lineRule="auto"/><w:rPr><w:sz w:val="28"/><w:szCs w:val="28"/></w:rPr></w:pPr><w:r><w:rPr><w:sz w:val="28"/><w:szCs w:val="28"/><w:rtl w:val="0"/></w:rPr><w:t xml:space="preserve">Invest in Everything. Own Everything. Control Everything.</w:t></w:r></w:p><w:p><w:pPr><w:spacing w:after="240" w:before="240" w:lineRule="auto"/><w:rPr><w:sz w:val="28"/><w:szCs w:val="28"/></w:rPr></w:pPr><w:r><w:rPr><w:sz w:val="28"/><w:szCs w:val="28"/><w:rtl w:val="0"/></w:rPr><w:t xml:space="preserve">The path is deliberate:</w:t></w:r></w:p><w:p><w:pPr><w:spacing w:after="240" w:before="240" w:lineRule="auto"/><w:rPr><w:sz w:val="28"/><w:szCs w:val="28"/></w:rPr></w:pPr><w:r><w:rPr><w:rFonts w:ascii="Arial Unicode MS" w:cs="Arial Unicode MS" w:eastAsia="Arial Unicode MS" w:hAnsi="Arial Unicode MS"/><w:sz w:val="28"/><w:szCs w:val="28"/><w:rtl w:val="0"/></w:rPr><w:t xml:space="preserve">Foundation → MVP → Testing → Full Platform → Partnerships &amp; Scale → Mobile</w:t></w:r></w:p><w:p><w:pPr><w:spacing w:after="240" w:before="240" w:lineRule="auto"/><w:rPr><w:sz w:val="28"/><w:szCs w:val="28"/></w:rPr></w:pPr><w:r><w:rPr><w:sz w:val="28"/><w:szCs w:val="28"/><w:rtl w:val="0"/></w:rPr><w:t xml:space="preserve">INDEXLA will ultimately be judged by the reliability of its infrastructure, adoption of its portfolios, quality of execution, security of its contracts, creator success, and ability to build a sustainable network connecting creators and investors.</w:t></w:r></w:p><w:p><w:pPr><w:rPr><w:sz w:val="28"/><w:szCs w:val="28"/></w:rPr></w:pPr><w:r><w:pict><v:rect style="width:0.0pt;height:1.5pt" o:hr="t" o:hrstd="t" o:hralign="center" fillcolor="#A0A0A0" stroked="f"/></w:pict></w:r><w:r><w:rPr><w:rtl w:val="0"/></w:rPr></w:r></w:p><w:p><w:pPr><w:pStyle w:val="Heading1"/><w:keepNext w:val="0"/><w:keepLines w:val="0"/><w:spacing w:before="480" w:lineRule="auto"/><w:rPr><w:sz w:val="46"/><w:szCs w:val="46"/></w:rPr></w:pPr><w:bookmarkStart w:colFirst="0" w:colLast="0" w:name="_7z2scnw1gpsm" w:id="107"/><w:bookmarkEnd w:id="107"/><w:r><w:rPr><w:sz w:val="46"/><w:szCs w:val="46"/><w:rtl w:val="0"/></w:rPr><w:t xml:space="preserve">Comprehensive Disclaimer</w:t></w:r></w:p><w:p><w:pPr><w:spacing w:after="240" w:before="240" w:lineRule="auto"/><w:rPr><w:sz w:val="28"/><w:szCs w:val="28"/></w:rPr></w:pPr><w:r><w:rPr><w:sz w:val="28"/><w:szCs w:val="28"/><w:rtl w:val="0"/></w:rPr><w:t xml:space="preserve">INDEXLA is a decentralized, non-custodial software and portfolio infrastructure platform. INDEXLA does not take custody of user assets and does not represent itself as a custodian, broker-dealer, securities issuer, traditional investment manager, financial adviser, investment adviser, tax adviser, or legal adviser.</w:t></w:r></w:p><w:p><w:pPr><w:spacing w:after="240" w:before="240" w:lineRule="auto"/><w:rPr><w:sz w:val="28"/><w:szCs w:val="28"/></w:rPr></w:pPr><w:r><w:rPr><w:sz w:val="28"/><w:szCs w:val="28"/><w:rtl w:val="0"/></w:rPr><w:t xml:space="preserve">INDEXLA does not provide financial, investment, legal, tax, accounting, or regulatory advice. Nothing contained in this whitepaper, the INDEXLA platform, its interfaces, strategies, portfolios, creator content, communications, or other materials constitutes personalized investment advice, a recommendation to purchase or sell any asset, an offer to sell, or a solicitation to purchase any security or financial product.</w:t></w:r></w:p><w:p><w:pPr><w:spacing w:after="240" w:before="240" w:lineRule="auto"/><w:rPr><w:sz w:val="28"/><w:szCs w:val="28"/></w:rPr></w:pPr><w:r><w:rPr><w:sz w:val="28"/><w:szCs w:val="28"/><w:rtl w:val="0"/></w:rPr><w:t xml:space="preserve">All investment activity involves substantial risk, including the possible loss of some or all invested capital. Users are solely responsible for evaluating their own investments, strategies, risk tolerance, jurisdictional eligibility, and applicable legal and tax obligations.</w:t></w:r></w:p><w:p><w:pPr><w:spacing w:after="240" w:before="240" w:lineRule="auto"/><w:rPr><w:sz w:val="28"/><w:szCs w:val="28"/></w:rPr></w:pPr><w:r><w:rPr><w:sz w:val="28"/><w:szCs w:val="28"/><w:rtl w:val="0"/></w:rPr><w:t xml:space="preserve">INDEXLA does not guarantee the performance, profitability, availability, liquidity, execution price, or future value of any portfolio, strategy, asset, token, or creator portfolio.</w:t></w:r></w:p><w:p><w:pPr><w:spacing w:after="240" w:before="240" w:lineRule="auto"/><w:rPr><w:sz w:val="28"/><w:szCs w:val="28"/></w:rPr></w:pPr><w:r><w:rPr><w:sz w:val="28"/><w:szCs w:val="28"/><w:rtl w:val="0"/></w:rPr><w:t xml:space="preserve">Automated strategies can execute transactions during volatile or unfavorable market conditions. Market prices can move rapidly. Decentralized liquidity can disappear or become insufficient. Transactions can fail, be delayed, execute at unfavorable prices, or become irreversible depending on the underlying blockchain, DEX, bridge, routing infrastructure, smart contracts, liquidity conditions, or other third-party systems.</w:t></w:r></w:p><w:p><w:pPr><w:spacing w:after="240" w:before="240" w:lineRule="auto"/><w:rPr><w:sz w:val="28"/><w:szCs w:val="28"/></w:rPr></w:pPr><w:r><w:rPr><w:sz w:val="28"/><w:szCs w:val="28"/><w:rtl w:val="0"/></w:rPr><w:t xml:space="preserve">INDEXLA may rely on decentralized exchanges, blockchain networks, bridges, routing providers, tokenization infrastructure, market-data providers, wallets, smart contracts, and other third-party infrastructure. INDEXLA does not control these independent systems and cannot guarantee their availability, security, accuracy, functionality, liquidity, terms, or continued operation.</w:t></w:r></w:p><w:p><w:pPr><w:spacing w:after="240" w:before="240" w:lineRule="auto"/><w:rPr><w:sz w:val="28"/><w:szCs w:val="28"/></w:rPr></w:pPr><w:r><w:rPr><w:sz w:val="28"/><w:szCs w:val="28"/><w:rtl w:val="0"/></w:rPr><w:t xml:space="preserve">A failure, exploit, hack, compromise, outage, congestion event, incorrect market-data signal, bridge incident, liquidity event, smart-contract vulnerability, or third-party infrastructure failure may result in loss of assets or other losses. Users assume these risks when interacting with decentralized infrastructure.</w:t></w:r></w:p><w:p><w:pPr><w:spacing w:after="240" w:before="240" w:lineRule="auto"/><w:rPr><w:sz w:val="28"/><w:szCs w:val="28"/></w:rPr></w:pPr><w:r><w:rPr><w:sz w:val="28"/><w:szCs w:val="28"/><w:rtl w:val="0"/></w:rPr><w:t xml:space="preserve">INDEXLA does not guarantee that any asset, network, strategy, portfolio, creator, feature, or integration described in this whitepaper will become available, remain available, or operate as described. Supported assets, networks, integrations, strategies, fees, token utilities, timelines, and product functionality may change, be delayed, restricted, suspended, or discontinued.</w:t></w:r></w:p><w:p><w:pPr><w:spacing w:after="240" w:before="240" w:lineRule="auto"/><w:rPr><w:sz w:val="28"/><w:szCs w:val="28"/></w:rPr></w:pPr><w:r><w:rPr><w:sz w:val="28"/><w:szCs w:val="28"/><w:rtl w:val="0"/></w:rPr><w:t xml:space="preserve">Tokenized securities, tokenized commodities, tokenized real estate, and other regulated or potentially regulated assets may be subject to issuer restrictions, custody arrangements, eligibility requirements, geographic restrictions, KYC or AML requirements, securities laws, licensing requirements, and other regulatory conditions imposed by the relevant issuer, venue, infrastructure provider, or jurisdiction. INDEXLA does not override those requirements.</w:t></w:r></w:p><w:p><w:pPr><w:spacing w:after="240" w:before="240" w:lineRule="auto"/><w:rPr><w:sz w:val="28"/><w:szCs w:val="28"/></w:rPr></w:pPr><w:r><w:rPr><w:sz w:val="28"/><w:szCs w:val="28"/><w:rtl w:val="0"/></w:rPr><w:t xml:space="preserve">$DEXLA is intended to function as a utility token within the INDEXLA ecosystem. $DEXLA does not represent equity, ownership, a share of INDEXLA, a claim on Treasury assets, a right to dividends, a right to profits, protocol revenue, interest, staking rewards, or governance rights. No representation is made that $DEXLA will increase in value or retain any particular value.</w:t></w:r></w:p><w:p><w:pPr><w:spacing w:after="240" w:before="240" w:lineRule="auto"/><w:rPr><w:sz w:val="28"/><w:szCs w:val="28"/></w:rPr></w:pPr><w:r><w:rPr><w:sz w:val="28"/><w:szCs w:val="28"/><w:rtl w:val="0"/></w:rPr><w:t xml:space="preserve">The intended utility-focused structure of $DEXLA does not constitute a guarantee regarding its legal or regulatory classification. The legal and regulatory treatment of digital assets varies by jurisdiction and may change over time.</w:t></w:r></w:p><w:p><w:pPr><w:spacing w:after="240" w:before="240" w:lineRule="auto"/><w:rPr><w:sz w:val="28"/><w:szCs w:val="28"/></w:rPr></w:pPr><w:r><w:rPr><w:sz w:val="28"/><w:szCs w:val="28"/><w:rtl w:val="0"/></w:rPr><w:t xml:space="preserve">Users are solely responsible for determining whether they are permitted to access INDEXLA, acquire or use $DEXLA, interact with any supported asset or strategy, or use any feature in their jurisdiction.</w:t></w:r></w:p><w:p><w:pPr><w:spacing w:after="240" w:before="240" w:lineRule="auto"/><w:rPr><w:sz w:val="28"/><w:szCs w:val="28"/></w:rPr></w:pPr><w:r><w:rPr><w:sz w:val="28"/><w:szCs w:val="28"/><w:rtl w:val="0"/></w:rPr><w:t xml:space="preserve">Nothing in this whitepaper creates a fiduciary, advisory, agency, custodial, brokerage, partnership, or other relationship between INDEXLA and any user.</w:t></w:r></w:p><w:p><w:pPr><w:spacing w:after="240" w:before="240" w:lineRule="auto"/><w:rPr><w:sz w:val="28"/><w:szCs w:val="28"/></w:rPr></w:pPr><w:r><w:rPr><w:sz w:val="28"/><w:szCs w:val="28"/><w:rtl w:val="0"/></w:rPr><w:t xml:space="preserve">All forward-looking statements, market opportunities, targets, creator numbers, AUM objectives, roadmap dates, revenue scenarios, adoption expectations, and other projections are illustrative planning assumptions only and are not forecasts, guarantees, commitments, or promises of future performance.</w:t></w:r></w:p><w:p><w:pPr><w:spacing w:after="240" w:before="240" w:lineRule="auto"/><w:rPr><w:sz w:val="28"/><w:szCs w:val="28"/></w:rPr></w:pPr><w:r><w:rPr><w:sz w:val="28"/><w:szCs w:val="28"/><w:rtl w:val="0"/></w:rPr><w:t xml:space="preserve">The INDEXLA protocol, platform, token economy, business model, supported assets, supported networks, security architecture, regulatory approach, and roadmap remain subject to development, testing, audits, market conditions, technical constraints, third-party dependencies, regulatory requirements, and change.</w:t></w:r></w:p><w:p><w:pPr><w:spacing w:after="240" w:before="240" w:lineRule="auto"/><w:rPr><w:sz w:val="28"/><w:szCs w:val="28"/></w:rPr></w:pPr><w:r><w:rPr><w:sz w:val="28"/><w:szCs w:val="28"/><w:rtl w:val="0"/></w:rPr><w:t xml:space="preserve">By interacting with INDEXLA or any associated decentralized infrastructure, users acknowledge that they do so at their own risk and remain solely responsible for their assets, transactions, decisions, and compliance with applicable laws and regulations.</w:t></w:r></w:p><w:p><w:pPr><w:rPr><w:sz w:val="28"/><w:szCs w:val="28"/></w:rPr></w:pPr><w:r><w:rPr><w:rtl w:val="0"/></w:rPr></w:r></w:p><w:sectPr><w:footerReference r:id="rId6" w:type="default"/><w:pgSz w:h="15840" w:w="12240" w:orient="portrait"/><w:pgMar w:bottom="1440" w:top="1440" w:left="1440" w:right="1440" w:header="720" w:footer="720"/><w:pgNumType w:start="1"/></w:sectPr></w:body></w:document>
 </file>
 
 <file path=word/footer1.xml><?xml version="1.0" encoding="utf-8"?>
